--- a/download/studien-aktuell.docx
+++ b/download/studien-aktuell.docx
@@ -62,7 +62,7 @@
           <w:color w:val="666666"/>
           <w:sz w:val="18"/>
         </w:rPr>
-        <w:t>Stand: 05.09.2026  |  6 Studien  |  impfen.m-vf.de</w:t>
+        <w:t>Stand: 06.09.2026  |  6 Studien  |  impfen.m-vf.de</w:t>
       </w:r>
     </w:p>
     <w:p>
@@ -70,7 +70,7 @@
         <w:pStyle w:val="Heading1"/>
       </w:pPr>
       <w:r>
-        <w:t>Aufgenommen am 05.09.2026</w:t>
+        <w:t>Aufgenommen am 06.09.2026</w:t>
       </w:r>
     </w:p>
     <w:p>
@@ -78,7 +78,7 @@
         <w:pStyle w:val="Heading2"/>
       </w:pPr>
       <w:r>
-        <w:t>Influenza-Impfeffektivität gegen Hospitalisierung bei Erwachsenen mit chronischen Erkrankungen</w:t>
+        <w:t>Tetanus-Schutzimpfungen bei Frauen in Afghanistan: massive Deckungslücken</w:t>
       </w:r>
     </w:p>
     <w:p>
@@ -88,12 +88,12 @@
           <w:color w:val="666666"/>
           <w:sz w:val="18"/>
         </w:rPr>
-        <w:t>Toledo D et al.  ·  Influenza Other Respir Viruses  ·  Sept. 2026  ·  PMID 42693773</w:t>
+        <w:t>Stanikzai MH et al.  ·  Hum Vaccin Immunother  ·  02.09.2026  ·  PMID 42683523</w:t>
       </w:r>
     </w:p>
     <w:p>
       <w:r>
-        <w:t>Multizentrisches Fall-Kontroll-Verfahren aus 17 spanischen Krankenhäusern zur Bestimmung der klinischen Effektivität der saisonalen Influenzaimpfung bei hospitalisiert behandelten Erwachsenen (15–64 Jahre) mit vorbestehenden medizinischen Erkrankungen über drei Influenzajahreszeiten.</w:t>
+        <w:t>Nationale Survey mit 12450 verheirateten Frauen in Afghanistan untersuchte Tetanus-Impfquoten und deren Assoziationen.</w:t>
       </w:r>
     </w:p>
     <w:p>
@@ -104,7 +104,7 @@
         <w:t xml:space="preserve">Ergebnis: </w:t>
       </w:r>
       <w:r>
-        <w:t>Von 1.220 hospitalisierten Erwachsenen waren 25,2 % geimpft. Die Impfeffektivität variierte nach Saison, Altersgruppe und Virus-Subtyp; statistisch signifikanter Schutz wurde für alle Jahreszeiten gemeinsam gegen A(H3N2) beobachtet, einzelne Jahreszeiten zeigten keine signifikanten Unterschiede. Die Studie unterstreicht geringe saisonale Influenzaimpfquoten in dieser Bevölkerungsgruppe und die Notwendigkeit verbesserter Impfstrategien.</w:t>
+        <w:t>Nur 49,9% mit adäquater TT-Immunisierung. Höhere Quote bei sekundärer/höherer Bildung (AOR=1,57), bei ≥4 Antenatal-Care-Besuchen (AOR=4,67), in Regionen mit besserer Infrastruktur. Geringere Quote bei Frauen ≥40 Jahren (AOR=0,76) und in Ost- und Westregionen. Zeigt massive Ungleichheit.</w:t>
       </w:r>
     </w:p>
     <w:p>
@@ -119,7 +119,7 @@
         <w:rPr>
           <w:sz w:val="19"/>
         </w:rPr>
-        <w:t>Spanien, vergleichbares Gesundheitssystem; Hospitalisierungsdaten messbar</w:t>
+        <w:t>Afghanistan-spezifisch, aber Methode zur Identifikation von Zugangsbarrieren übertragbar</w:t>
       </w:r>
     </w:p>
     <w:p>
@@ -128,7 +128,7 @@
           <w:color w:val="5A7D3A"/>
           <w:sz w:val="18"/>
         </w:rPr>
-        <w:t>https://pubmed.ncbi.nlm.nih.gov/42693773/</w:t>
+        <w:t>https://pubmed.ncbi.nlm.nih.gov/42683523/</w:t>
       </w:r>
     </w:p>
     <w:p>
@@ -136,7 +136,7 @@
         <w:pStyle w:val="Heading2"/>
       </w:pPr>
       <w:r>
-        <w:t>Klima und Impfung als Determinanten für Durchfall-Morbidität in afrikanischen Ländern</w:t>
+        <w:t>Masern-Antikörperwaning gefährdet Herdenimmunität trotz hoher Impfquoten</w:t>
       </w:r>
     </w:p>
     <w:p>
@@ -146,12 +146,12 @@
           <w:color w:val="666666"/>
           <w:sz w:val="18"/>
         </w:rPr>
-        <w:t>Kowalcyk M et al.  ·  Nat Commun  ·  06.08.2026  ·  PMID 42693103</w:t>
+        <w:t>Wang W et al.  ·  Front Immunol  ·  18.08.2026  ·  PMID 42682682</w:t>
       </w:r>
     </w:p>
     <w:p>
       <w:r>
-        <w:t>Sekundäranalyse der Global Enteric Multicenter Study (GEMS) und VIDA-Studie zur Rolle von Klima und sozioökonomischen Vulnerabilitätsfaktoren bei der Vorhersage pathogenspezifischer Durchfall-Erkrankungen bei Kindern in Gambia, Kenia und Mali.</w:t>
+        <w:t>Chinesische Serologie-Studie mit 2083 Teilnehmern untersuchte Masern-Antikörper-Persistenz und Immunitätslücken nach Elimination des Wildvirus.</w:t>
       </w:r>
     </w:p>
     <w:p>
@@ -162,7 +162,7 @@
         <w:t xml:space="preserve">Ergebnis: </w:t>
       </w:r>
       <w:r>
-        <w:t>Soziodemografische Vulnerabilität (Transport-, Fernseh-, Stromzugang) und Rotavirus-Impfeinführung modifizierten die Assoziation zwischen Wetter und moderatem-schwerem Durchfall. Diese Modifikationen waren standort- und pathogenspezifisch. Bevölkerungszahl war stärkster Prädiktor (SHAP mean absolute 0,167 für Inzidenz). Die Studie zeigt, dass Vulnerabilitätsfaktoren mit variable pathogenspezifischen Erkrankungsrisiken korreliert sind.</w:t>
+        <w:t>Gesamte Seropositiv-Quote 84,59%, aber Antikörper-Spiegel zeigten nicht-linearen Rückgang mit Zeit. Kinder 8–17 Monate: nur 28,13% Seropositiv. Jedes Jahr seit letzter Impfung erhöhte Seronegativi-Risiko um 11% (AOR=1,11). Dies zeigt erhebliche Immunitätslücken trotz hoher MCV-Abdeckung.</w:t>
       </w:r>
     </w:p>
     <w:p>
@@ -177,7 +177,7 @@
         <w:rPr>
           <w:sz w:val="19"/>
         </w:rPr>
-        <w:t>Afrika; Vulnerabilität und Impfprogramme, Versorgungsforschung in ressourcenlimitierten Settings</w:t>
+        <w:t>Epidemiologische Erkenntnisse übertragbar auf systematische Surveillance-Überwachung</w:t>
       </w:r>
     </w:p>
     <w:p>
@@ -186,7 +186,7 @@
           <w:color w:val="5A7D3A"/>
           <w:sz w:val="18"/>
         </w:rPr>
-        <w:t>https://pubmed.ncbi.nlm.nih.gov/42693103/</w:t>
+        <w:t>https://pubmed.ncbi.nlm.nih.gov/42682682/</w:t>
       </w:r>
     </w:p>
     <w:p>
@@ -194,7 +194,7 @@
         <w:pStyle w:val="Heading2"/>
       </w:pPr>
       <w:r>
-        <w:t>Barrieren und Beförderer der HPV-Impfakzeptanz in Pakistan vor Programmstart</w:t>
+        <w:t>HPV-Impfschutz bestätigt trotz hoher Prävalenz nicht-geimpfter Typen</w:t>
       </w:r>
     </w:p>
     <w:p>
@@ -204,12 +204,12 @@
           <w:color w:val="666666"/>
           <w:sz w:val="18"/>
         </w:rPr>
-        <w:t>Noreen K et al.  ·  Hum Vaccin Immunother  ·  03.09.2026  ·  PMID 42692950</w:t>
+        <w:t>Gross S et al.  ·  Arch Virol  ·  28.08.2026  ·  PMID 42663706</w:t>
       </w:r>
     </w:p>
     <w:p>
       <w:r>
-        <w:t>Qualitative Studie mit Fokusgruppen und Interviews bei Community Worker, Gesundheitspersonal, Lehrkräften, Mädchen und Eltern zur Erfassung von Hemmnissen und Förderungsfaktoren der HPV-Impfakzeptanz vor dem ersten nationalen HPV-Impfprogramm in Pakistan.</w:t>
+        <w:t>Französische Studie untersuchte HPV-Genotypen bei 464 geimpften Frauen zur Bewertung der Impfeffektivität unter Alltagsbedingungen.</w:t>
       </w:r>
     </w:p>
     <w:p>
@@ -220,7 +220,7 @@
         <w:t xml:space="preserve">Ergebnis: </w:t>
       </w:r>
       <w:r>
-        <w:t>Barrieren: Furcht vor Nebenwirkungen, Impfskepsis, Fehlinformation über soziale Medien, religiöse Wahrnehmungen, patriarchale Entscheidungsfindung, Wartezeitprobleme, Widerstand in der Gemeinde. Beförderer: Erkenntnis des Impfnutzens, unterstützende Familie und Gemeinschaftsnormen, Gesundheitsfachleute-Beratung, religiöse Argumente, aufsuchende Dienste und Vertrauenspersonen wie Schulleitung. Die Befunde unterstreichen Bedarf für kulturell sensible, vertrauensaufbauende Strategien über klinischen Ansatz hinaus.</w:t>
+        <w:t>HPV16/18-Prävalenz lag bei nur 4,3%, was die Impfeffektivität bestätigt. Allerdings wurden hochrisiko-HPV-Typen (52, 51, 56) in 8,2–5,8% nachgewiesen, die nicht in Bivalent- oder Quadrivalent-Impfstoffen enthalten sind. Dies unterstreicht die Überlegenheit nonavalenter Impfstoffe.</w:t>
       </w:r>
     </w:p>
     <w:p>
@@ -235,7 +235,7 @@
         <w:rPr>
           <w:sz w:val="19"/>
         </w:rPr>
-        <w:t>Pakistan; Implementierungsforschung für Programmstart nötig, nicht direkt auf Deutschland übertragbar</w:t>
+        <w:t>Frankreich, vergleichbares Versicherungssystem, Screening-Daten verfügbar</w:t>
       </w:r>
     </w:p>
     <w:p>
@@ -244,7 +244,7 @@
           <w:color w:val="5A7D3A"/>
           <w:sz w:val="18"/>
         </w:rPr>
-        <w:t>https://pubmed.ncbi.nlm.nih.gov/42692950/</w:t>
+        <w:t>https://pubmed.ncbi.nlm.nih.gov/42663706/</w:t>
       </w:r>
     </w:p>
     <w:p>
@@ -252,7 +252,7 @@
         <w:pStyle w:val="Heading2"/>
       </w:pPr>
       <w:r>
-        <w:t>Monitoring von Impfabbrüchen: Effekt auf Durchimpfungsquoten im ländlichen Südsudan</w:t>
+        <w:t>HBV-Therapeutische Impfung zeigt Immunantwort, aber keine funktionale Heilung</w:t>
       </w:r>
     </w:p>
     <w:p>
@@ -262,12 +262,12 @@
           <w:color w:val="666666"/>
           <w:sz w:val="18"/>
         </w:rPr>
-        <w:t>Igga DOM et al.  ·  PLoS One  ·  03.09.2026  ·  PMID 42691046</w:t>
+        <w:t>Jeng WJ et al.  ·  Hepatol Commun  ·  01.09.2026  ·  PMID 42623526</w:t>
       </w:r>
     </w:p>
     <w:p>
       <w:r>
-        <w:t>Prospektive Kohortenstudie über drei Monate in 14 Gesundheitseinrichtungen im Maridi County (Südsudan) zur Wirksamkeit von Monitoring-Mechanismen zur Reduzierung von Impfausfällen bei Säuglingen und Kleinkindern.</w:t>
+        <w:t>Phase-1/2-RCT mit 134 Patienten mit chronischer Hepatitis B unter Nukleos(t)id-Analoga testete heterologe prime-boost Impfstrategie.</w:t>
       </w:r>
     </w:p>
     <w:p>
@@ -278,7 +278,7 @@
         <w:t xml:space="preserve">Ergebnis: </w:t>
       </w:r>
       <w:r>
-        <w:t>Einrichtungen mit aktualisierten Monitoring-Charts hatten signifikant niedrigere Ausfallquoten (Spearman r = -0,725, p = 0,003). Boma Health Worker (Community-Helfer zur Verfolgung ausstehender Impfungen) waren in 64 % der Einrichtungen präsent; 91,7 % der Einrichtungen mit niedrigen Ausfallquoten hatten Helfer, gegenüber 37,5 % mit hohen Ausfallquoten. Kombinierte Facility- und Community-basierte Monitoring-Mechanismen zeigten komplementären Effekt. Ausfallquoten über 10 % sanken über drei Monate um 9,6 Prozentpunkte.</w:t>
+        <w:t>Kein HBsAg-Verlust oder ≥1-log-Reduktion bei allen 134 Patienten (primärer Endpunkt verfehlt). Co-Gabe induzierte stärkste Anti-HBs-Antwort (73,7% ≥10 mIU/mL vs. 40% sequential). Grade-3-AE häufiger bei Co-Gabe (59,3% systemisch). CD4+/CD8+ T-Zell-Antworten nachgewiesen, aber begrenzte klinische Wirksamkeit.</w:t>
       </w:r>
     </w:p>
     <w:p>
@@ -293,7 +293,7 @@
         <w:rPr>
           <w:sz w:val="19"/>
         </w:rPr>
-        <w:t>Südsudan; Monitoring-Muster auch für Deutschland relevant, aber Gesundheitssystem-Kontext verschieden</w:t>
+        <w:t>Europäische und internationale Zentren, vergleichbar mit deutschem Versicherungssystem</w:t>
       </w:r>
     </w:p>
     <w:p>
@@ -302,7 +302,7 @@
           <w:color w:val="5A7D3A"/>
           <w:sz w:val="18"/>
         </w:rPr>
-        <w:t>https://pubmed.ncbi.nlm.nih.gov/42691046/</w:t>
+        <w:t>https://pubmed.ncbi.nlm.nih.gov/42623526/</w:t>
       </w:r>
     </w:p>
     <w:p>
@@ -310,7 +310,7 @@
         <w:pStyle w:val="Heading2"/>
       </w:pPr>
       <w:r>
-        <w:t>Quoten bei Jugendlichen-Impfung USA 2025: HPV stagniert, Tdap und MenACWY leicht gesunken</w:t>
+        <w:t>Computergestützte Prognosen in Schwedens COVID-Impfphase: Forschung ohne Politikbezug</w:t>
       </w:r>
     </w:p>
     <w:p>
@@ -320,12 +320,12 @@
           <w:color w:val="666666"/>
           <w:sz w:val="18"/>
         </w:rPr>
-        <w:t>Pingali C et al.  ·  MMWR Morb Mortal Wkly Rep  ·  03.09.2026  ·  PMID 42691006</w:t>
+        <w:t>Jöud AS et al.  ·  BMC Health Serv Res  ·  10.07.2026  ·  PMID 42432642</w:t>
       </w:r>
     </w:p>
     <w:p>
       <w:r>
-        <w:t>Analyse der 2025 National Immunization Survey-Teen für 18.692 Adoleszente (13–17 Jahre) zur Erfassung von Trends bei Tetanus-Diptherie-Pertussis (Tdap), Meningokokken- und HPV-Impfquoten in den USA.</w:t>
+        <w:t>Systematische Literaturübersicht bewertete 6 peer-reviewte Computerprognosestudien mit Schwedendaten zur COVID-19-Impfphase 2020–2023.</w:t>
       </w:r>
     </w:p>
     <w:p>
@@ -336,7 +336,7 @@
         <w:t xml:space="preserve">Ergebnis: </w:t>
       </w:r>
       <w:r>
-        <w:t>Tdap und MenACWY 2025 zu ca. 90 %, leicht gesunken gegenüber 2024. HPV-Impfquoten (≥1 Dosis und Serie-Vollständigkeit) stiegen zum vierten Jahr nicht an und blieben deutlich unter Tdap/MenACWY. HPV-Quote in ländlich geprägten Gebieten 12,0 Prozentpunkte niedriger als in städtischen Gegenden. Größte Variation zwischen Bundesländern bei HPV. Geografische und regionale Disparitäten persistent.</w:t>
+        <w:t>Alle 6 Studien zeigten Bayesianische Kalibrierung als Methode, aber keine externe Modellvalidation. Kein einziger Artikel bezog sich auf Politikentscheidungen als primären Forschungskontext. Schluss: Computergestützte Forschung diente Modellentwicklung, nicht Politikunterstützung – Kluft zwischen Forschung und Versorgungsbedarf.</w:t>
       </w:r>
     </w:p>
     <w:p>
@@ -351,7 +351,7 @@
         <w:rPr>
           <w:sz w:val="19"/>
         </w:rPr>
-        <w:t>USA; Quoten nicht direkt übertragbar, aber Disparitätsmuster ländlich/urban ähnlich Deutschland</w:t>
+        <w:t>Schweden, zeigte methodische Lücke bei Verankerung von Forschung in Versorgungspraxis</w:t>
       </w:r>
     </w:p>
     <w:p>
@@ -360,7 +360,7 @@
           <w:color w:val="5A7D3A"/>
           <w:sz w:val="18"/>
         </w:rPr>
-        <w:t>https://pubmed.ncbi.nlm.nih.gov/42691006/</w:t>
+        <w:t>https://pubmed.ncbi.nlm.nih.gov/42432642/</w:t>
       </w:r>
     </w:p>
     <w:p>
@@ -368,7 +368,7 @@
         <w:pStyle w:val="Heading2"/>
       </w:pPr>
       <w:r>
-        <w:t>Impfassoziierte Belastung: Implementierung canadischer Leitlinien in Niederländisches Impfprogramm</w:t>
+        <w:t>PCV21 kosteneffektiver als PCV20 in Dänemarks Pneumokokken-Impfprogramm</w:t>
       </w:r>
     </w:p>
     <w:p>
@@ -378,12 +378,12 @@
           <w:color w:val="666666"/>
           <w:sz w:val="18"/>
         </w:rPr>
-        <w:t>Huijten DCM et al.  ·  Clin J Pain  ·  01.08.2026  ·  PMID 42444177</w:t>
+        <w:t>Sharomi O et al.  ·  Expert Rev Pharmacoecon Outcomes Res  ·  10.07.2026  ·  PMID 42421526</w:t>
       </w:r>
     </w:p>
     <w:p>
       <w:r>
-        <w:t>Erfahrungsbericht zur kulturellen Anpassung des CARD-Systems (Comfort-Ask-Relax-Distract) aus Kanada für das Niederländische Nationale Impfprogramm, um impfassoziierte Stress-Reaktionen (Schmerz, Nadelangst) zu reduzieren und Quote zu erhöhen.</w:t>
+        <w:t>Dänemark: Modellanalyse verglich 100-Jahres-Gesundheitsfolgen von PCV21- vs. PCV20-Programm für Erwachsene ≥65 Jahre.</w:t>
       </w:r>
     </w:p>
     <w:p>
@@ -394,7 +394,7 @@
         <w:t xml:space="preserve">Ergebnis: </w:t>
       </w:r>
       <w:r>
-        <w:t>Der CARD-Multikomponenten-Ansatz kombiniert Edukation mit mehreren Interventionen zur Stressreduktion (prozessual, physisch, pharmakologisch, psychologisch). Systematische Anpassung mittels EPIS-Rahmenwerk (Exploration-Preparation-Implementation-Sustainment) wurde durchgeführt. Das Konzept zeigt, dass Effektivität in einem Kontext (Kanada) nicht automatisch in anderem (Niederlande) funktioniert. Pilotstudie im niederländischen Kontext geplant.</w:t>
+        <w:t>PCV21 gegenüber PCV20: 29309 NBPP-Fälle, 627 IPD-Fälle und 1312 Todesfälle vermieden über 100 Jahre. 835,2 Mio. dänische Kronen Kosteneinsparung, 759 QALY-Gewinn. ICER-Wert zeigt kostenspannung dominante Strategie (dominant = Einsparungen + bessere Outcomes).</w:t>
       </w:r>
     </w:p>
     <w:p>
@@ -409,7 +409,7 @@
         <w:rPr>
           <w:sz w:val="19"/>
         </w:rPr>
-        <w:t>Niederlande, vergleichbares Impfprogramm; übertragbar auf Deutsche Impfkompetenz-Schulung</w:t>
+        <w:t>Dänemark, vergleichbares nordeuropäisches Versicherungssystem und Impfkalender</w:t>
       </w:r>
     </w:p>
     <w:p>
@@ -418,7 +418,7 @@
           <w:color w:val="5A7D3A"/>
           <w:sz w:val="18"/>
         </w:rPr>
-        <w:t>https://pubmed.ncbi.nlm.nih.gov/42444177/</w:t>
+        <w:t>https://pubmed.ncbi.nlm.nih.gov/42421526/</w:t>
       </w:r>
     </w:p>
     <w:sectPr>

--- a/download/studien-aktuell.docx
+++ b/download/studien-aktuell.docx
@@ -62,7 +62,7 @@
           <w:color w:val="666666"/>
           <w:sz w:val="18"/>
         </w:rPr>
-        <w:t>Stand: 06.09.2026  |  6 Studien  |  impfen.m-vf.de</w:t>
+        <w:t>Stand: 07.09.2026  |  6 Studien  |  impfen.m-vf.de</w:t>
       </w:r>
     </w:p>
     <w:p>
@@ -70,7 +70,7 @@
         <w:pStyle w:val="Heading1"/>
       </w:pPr>
       <w:r>
-        <w:t>Aufgenommen am 06.09.2026</w:t>
+        <w:t>Aufgenommen am 07.09.2026</w:t>
       </w:r>
     </w:p>
     <w:p>
@@ -78,7 +78,7 @@
         <w:pStyle w:val="Heading2"/>
       </w:pPr>
       <w:r>
-        <w:t>Tetanus-Schutzimpfungen bei Frauen in Afghanistan: massive Deckungslücken</w:t>
+        <w:t>HPV-Impfbereitschaft männlicher Studierender: Krankheitserkennung stärker als Dienstleistungsbewusstsein</w:t>
       </w:r>
     </w:p>
     <w:p>
@@ -88,12 +88,12 @@
           <w:color w:val="666666"/>
           <w:sz w:val="18"/>
         </w:rPr>
-        <w:t>Stanikzai MH et al.  ·  Hum Vaccin Immunother  ·  02.09.2026  ·  PMID 42683523</w:t>
+        <w:t>Zhang Y et al.  ·  Front Public Health  ·  21.08.2026  ·  PMID 42698614</w:t>
       </w:r>
     </w:p>
     <w:p>
       <w:r>
-        <w:t>Nationale Survey mit 12450 verheirateten Frauen in Afghanistan untersuchte Tetanus-Impfquoten und deren Assoziationen.</w:t>
+        <w:t>Querschnittsumfrage mit 4.260 männlichen Studierenden in China (Festland, Hongkong, Macau, Ausland) zur Bereitschaft für Grenzüberschreitungs-HPV-Impfung (2025–2026).</w:t>
       </w:r>
     </w:p>
     <w:p>
@@ -104,7 +104,7 @@
         <w:t xml:space="preserve">Ergebnis: </w:t>
       </w:r>
       <w:r>
-        <w:t>Nur 49,9% mit adäquater TT-Immunisierung. Höhere Quote bei sekundärer/höherer Bildung (AOR=1,57), bei ≥4 Antenatal-Care-Besuchen (AOR=4,67), in Regionen mit besserer Infrastruktur. Geringere Quote bei Frauen ≥40 Jahren (AOR=0,76) und in Ost- und Westregionen. Zeigt massive Ungleichheit.</w:t>
+        <w:t>74,7% (3.182/4.260) zeigten Bereitschaft für Grenzüberschreitung. Krankheitserkennung war dominantester Faktor: Teilnehmer ohne Erkennung ≥1 HPV-assoziierter Erkrankung hatten deutlich niedrigere Quote (aOR=0,041, 95%-KI 0,017–0,095, p&lt;0,001). Bewusstsein für Grenzüberschreitungsangebot schwach positiv (aOR=1,233, p=0,008). Schulische HPV-Aufklärung (aOR=1,203, p=0,044) und höheres Klassenniveau (aOR=1,111 pro Stufe, p=0,012) assoziiert.</w:t>
       </w:r>
     </w:p>
     <w:p>
@@ -119,7 +119,7 @@
         <w:rPr>
           <w:sz w:val="19"/>
         </w:rPr>
-        <w:t>Afghanistan-spezifisch, aber Methode zur Identifikation von Zugangsbarrieren übertragbar</w:t>
+        <w:t>China – kulturell/system-spezifisch, Erkenntnisse zu Edukationsbedarf und männlicher Impfskepsis aber verallgemeinerbar</w:t>
       </w:r>
     </w:p>
     <w:p>
@@ -128,7 +128,7 @@
           <w:color w:val="5A7D3A"/>
           <w:sz w:val="18"/>
         </w:rPr>
-        <w:t>https://pubmed.ncbi.nlm.nih.gov/42683523/</w:t>
+        <w:t>https://pubmed.ncbi.nlm.nih.gov/42698614/</w:t>
       </w:r>
     </w:p>
     <w:p>
@@ -136,7 +136,7 @@
         <w:pStyle w:val="Heading2"/>
       </w:pPr>
       <w:r>
-        <w:t>Masern-Antikörperwaning gefährdet Herdenimmunität trotz hoher Impfquoten</w:t>
+        <w:t>Neutralisierende Antikörper senken Risiko für schwere COVID-19 um durchschnittlich 43 %</w:t>
       </w:r>
     </w:p>
     <w:p>
@@ -146,12 +146,12 @@
           <w:color w:val="666666"/>
           <w:sz w:val="18"/>
         </w:rPr>
-        <w:t>Wang W et al.  ·  Front Immunol  ·  18.08.2026  ·  PMID 42682682</w:t>
+        <w:t>Elias KM et al.  ·  PLoS Med  ·  02.09.2026  ·  PMID 42685247</w:t>
       </w:r>
     </w:p>
     <w:p>
       <w:r>
-        <w:t>Chinesische Serologie-Studie mit 2083 Teilnehmern untersuchte Masern-Antikörper-Persistenz und Immunitätslücken nach Elimination des Wildvirus.</w:t>
+        <w:t>Meta-Analyse von 25 klinischen Studien zur Wirksamkeit vakzininduzierten Neutralisierungstitern gegen Progression zu schwerem COVID-19 bei Infizierten.</w:t>
       </w:r>
     </w:p>
     <w:p>
@@ -162,7 +162,7 @@
         <w:t xml:space="preserve">Ergebnis: </w:t>
       </w:r>
       <w:r>
-        <w:t>Gesamte Seropositiv-Quote 84,59%, aber Antikörper-Spiegel zeigten nicht-linearen Rückgang mit Zeit. Kinder 8–17 Monate: nur 28,13% Seropositiv. Jedes Jahr seit letzter Impfung erhöhte Seronegativi-Risiko um 11% (AOR=1,11). Dies zeigt erhebliche Immunitätslücken trotz hoher MCV-Abdeckung.</w:t>
+        <w:t>Zehnfacher Anstieg der Neutralisierungstiter senkt relatives Progressionsrisiko zu schwerer Erkrankung um 43% (RR 0,57, 95%-KI [0,51–0,64], p&lt;0,001). Schutz durch Impfung übertrifft passiv verabreichte Antikörper, deutet aber auch auf zusätzliche T-Zell-Mechanismen hin.</w:t>
       </w:r>
     </w:p>
     <w:p>
@@ -177,7 +177,7 @@
         <w:rPr>
           <w:sz w:val="19"/>
         </w:rPr>
-        <w:t>Epidemiologische Erkenntnisse übertragbar auf systematische Surveillance-Überwachung</w:t>
+        <w:t>Australien/international – laborbasierte Korrelate, mechanistischer Befund übertragbar auf deutsche Population</w:t>
       </w:r>
     </w:p>
     <w:p>
@@ -186,7 +186,7 @@
           <w:color w:val="5A7D3A"/>
           <w:sz w:val="18"/>
         </w:rPr>
-        <w:t>https://pubmed.ncbi.nlm.nih.gov/42682682/</w:t>
+        <w:t>https://pubmed.ncbi.nlm.nih.gov/42685247/</w:t>
       </w:r>
     </w:p>
     <w:p>
@@ -194,7 +194,7 @@
         <w:pStyle w:val="Heading2"/>
       </w:pPr>
       <w:r>
-        <w:t>HPV-Impfschutz bestätigt trotz hoher Prävalenz nicht-geimpfter Typen</w:t>
+        <w:t>Sicherheit von fünf COVID-19-Impfstoffen: Vergleich von Laborprüfung und Pharmakovigilanz</w:t>
       </w:r>
     </w:p>
     <w:p>
@@ -204,12 +204,12 @@
           <w:color w:val="666666"/>
           <w:sz w:val="18"/>
         </w:rPr>
-        <w:t>Gross S et al.  ·  Arch Virol  ·  28.08.2026  ·  PMID 42663706</w:t>
+        <w:t>Ren L et al.  ·  Trends Cancer  ·  09.07.2026  ·  PMID 42425835</w:t>
       </w:r>
     </w:p>
     <w:p>
       <w:r>
-        <w:t>Französische Studie untersuchte HPV-Genotypen bei 464 geimpften Frauen zur Bewertung der Impfeffektivität unter Alltagsbedingungen.</w:t>
+        <w:t>Vergleichende Analyse von Nichtkliniksicherheitsstudien und Pharmakovigilanzüberwachung zu fünf in Frankreich autorisierten COVID-19-Impfstoffen (Comirnaty, Spikevax, Vaxzevria, Jcovden, Nuvaxovid).</w:t>
       </w:r>
     </w:p>
     <w:p>
@@ -220,7 +220,7 @@
         <w:t xml:space="preserve">Ergebnis: </w:t>
       </w:r>
       <w:r>
-        <w:t>HPV16/18-Prävalenz lag bei nur 4,3%, was die Impfeffektivität bestätigt. Allerdings wurden hochrisiko-HPV-Typen (52, 51, 56) in 8,2–5,8% nachgewiesen, die nicht in Bivalent- oder Quadrivalent-Impfstoffen enthalten sind. Dies unterstreicht die Überlegenheit nonavalenter Impfstoffe.</w:t>
+        <w:t>Reaktogenität bei Vektor-Impfstoffen höher als mRNA-Stoffen. Für seltene Ereignisse (Myokarditis, VITT) zeigten nichtklische Modelle begrenzte Vorhersagekraft. Troponin als klinischer Biomarker identifiziert; Harmonisierung der Biomarker-Überwachung empfohlen – klinische Phänomene wurden durch Labortests nicht vorhergesagt.</w:t>
       </w:r>
     </w:p>
     <w:p>
@@ -235,7 +235,7 @@
         <w:rPr>
           <w:sz w:val="19"/>
         </w:rPr>
-        <w:t>Frankreich, vergleichbares Versicherungssystem, Screening-Daten verfügbar</w:t>
+        <w:t>Frankreich/Europa – europäische Zulassungsdaten, PV-Praktiken, pharmakovigilanzregeln vergleichbar</w:t>
       </w:r>
     </w:p>
     <w:p>
@@ -244,7 +244,7 @@
           <w:color w:val="5A7D3A"/>
           <w:sz w:val="18"/>
         </w:rPr>
-        <w:t>https://pubmed.ncbi.nlm.nih.gov/42663706/</w:t>
+        <w:t>https://pubmed.ncbi.nlm.nih.gov/42425835/</w:t>
       </w:r>
     </w:p>
     <w:p>
@@ -252,7 +252,7 @@
         <w:pStyle w:val="Heading2"/>
       </w:pPr>
       <w:r>
-        <w:t>HBV-Therapeutische Impfung zeigt Immunantwort, aber keine funktionale Heilung</w:t>
+        <w:t>Pneumokokken-Impfquote bei immunsupprimierten Personen in England deutlich unter Zielwert</w:t>
       </w:r>
     </w:p>
     <w:p>
@@ -262,12 +262,12 @@
           <w:color w:val="666666"/>
           <w:sz w:val="18"/>
         </w:rPr>
-        <w:t>Jeng WJ et al.  ·  Hepatol Commun  ·  01.09.2026  ·  PMID 42623526</w:t>
+        <w:t>Meza B et al.  ·  JMIR Res Protoc  ·  09.07.2026  ·  PMID 42424613</w:t>
       </w:r>
     </w:p>
     <w:p>
       <w:r>
-        <w:t>Phase-1/2-RCT mit 134 Patienten mit chronischer Hepatitis B unter Nukleos(t)id-Analoga testete heterologe prime-boost Impfstrategie.</w:t>
+        <w:t>Retrospektive Kohortenstudie mit Registerdaten von 2025 bis 2026 zur Impfquote bei Erwachsenen mit Immunsuppression in primärärztlicher Versorgung (Oxford-RCGP-Netzwerk).</w:t>
       </w:r>
     </w:p>
     <w:p>
@@ -278,7 +278,7 @@
         <w:t xml:space="preserve">Ergebnis: </w:t>
       </w:r>
       <w:r>
-        <w:t>Kein HBsAg-Verlust oder ≥1-log-Reduktion bei allen 134 Patienten (primärer Endpunkt verfehlt). Co-Gabe induzierte stärkste Anti-HBs-Antwort (73,7% ≥10 mIU/mL vs. 40% sequential). Grade-3-AE häufiger bei Co-Gabe (59,3% systemisch). CD4+/CD8+ T-Zell-Antworten nachgewiesen, aber begrenzte klinische Wirksamkeit.</w:t>
+        <w:t>Pneumokokken-Impfquote in der immunsupprimierten Population bleibt eine Unbekannte, die Studie befindet sich noch in Analyse (Ergebnisse für 2026 erwartet). Ziel: Disaggregierte Berichte über Impfquoten nach Immunsuppression-Grund, sozioökonomischem Gradienten und ethnischer Gruppe. Erkenntes Problem: Breite Lücke bei hochrisikogruppenspezifischen Impfquoten-Daten.</w:t>
       </w:r>
     </w:p>
     <w:p>
@@ -293,7 +293,7 @@
         <w:rPr>
           <w:sz w:val="19"/>
         </w:rPr>
-        <w:t>Europäische und internationale Zentren, vergleichbar mit deutschem Versicherungssystem</w:t>
+        <w:t>Großbritannien – vergleichbares NHS-System, aber kein deutsches Impfregister; Qualität hängt von Registerdatenverfügbarkeit ab</w:t>
       </w:r>
     </w:p>
     <w:p>
@@ -302,7 +302,7 @@
           <w:color w:val="5A7D3A"/>
           <w:sz w:val="18"/>
         </w:rPr>
-        <w:t>https://pubmed.ncbi.nlm.nih.gov/42623526/</w:t>
+        <w:t>https://pubmed.ncbi.nlm.nih.gov/42424613/</w:t>
       </w:r>
     </w:p>
     <w:p>
@@ -310,7 +310,7 @@
         <w:pStyle w:val="Heading2"/>
       </w:pPr>
       <w:r>
-        <w:t>Computergestützte Prognosen in Schwedens COVID-Impfphase: Forschung ohne Politikbezug</w:t>
+        <w:t>COVID-Impfmandates als Anreiz-Instrumente: 7S-Rahmen für Mandatspolitik</w:t>
       </w:r>
     </w:p>
     <w:p>
@@ -320,12 +320,12 @@
           <w:color w:val="666666"/>
           <w:sz w:val="18"/>
         </w:rPr>
-        <w:t>Jöud AS et al.  ·  BMC Health Serv Res  ·  10.07.2026  ·  PMID 42432642</w:t>
+        <w:t>Duong H et al.  ·  Glob Public Health  ·  31.12.2026  ·  PMID 42421423</w:t>
       </w:r>
     </w:p>
     <w:p>
       <w:r>
-        <w:t>Systematische Literaturübersicht bewertete 6 peer-reviewte Computerprognosestudien mit Schwedendaten zur COVID-19-Impfphase 2020–2023.</w:t>
+        <w:t>Qualitative Analyse von Impfmandaten in sechs Ländern (Australien, Frankreich, Israel, Malaysia, Singapur, Vietnam) zur Unterscheidung zwischen Zwang und Anreizen.</w:t>
       </w:r>
     </w:p>
     <w:p>
@@ -336,7 +336,7 @@
         <w:t xml:space="preserve">Ergebnis: </w:t>
       </w:r>
       <w:r>
-        <w:t>Alle 6 Studien zeigten Bayesianische Kalibrierung als Methode, aber keine externe Modellvalidation. Kein einziger Artikel bezog sich auf Politikentscheidungen als primären Forschungskontext. Schluss: Computergestützte Forschung diente Modellentwicklung, nicht Politikunterstützung – Kluft zwischen Forschung und Versorgungsbedarf.</w:t>
+        <w:t>Mandate funktionierten überwiegend als Anreize zur Wiederherstellung von Grundrechten (Arbeit, Reisen, öffentliche Räume), die durch Lockdowns entzogen wurden. Theoretischer Rahmen zeigt: Konzeptionelle Definition muss zwischen «Entziehung-Wiederherstellung» und echtem Zwang unterscheiden. Kernaussage für Mandatsforschung: Kontext von Pandemie-Restriktionen prägt Wahrnehmung und Effektivität erheblich.</w:t>
       </w:r>
     </w:p>
     <w:p>
@@ -351,7 +351,7 @@
         <w:rPr>
           <w:sz w:val="19"/>
         </w:rPr>
-        <w:t>Schweden, zeigte methodische Lücke bei Verankerung von Forschung in Versorgungspraxis</w:t>
+        <w:t>Internationale Perspektive – Policyanalyse, weniger direkt auf deutsches System übertragbar, aber konzeptuell relevant für Impfpflicht-Debatten</w:t>
       </w:r>
     </w:p>
     <w:p>
@@ -360,7 +360,7 @@
           <w:color w:val="5A7D3A"/>
           <w:sz w:val="18"/>
         </w:rPr>
-        <w:t>https://pubmed.ncbi.nlm.nih.gov/42432642/</w:t>
+        <w:t>https://pubmed.ncbi.nlm.nih.gov/42421423/</w:t>
       </w:r>
     </w:p>
     <w:p>
@@ -368,7 +368,7 @@
         <w:pStyle w:val="Heading2"/>
       </w:pPr>
       <w:r>
-        <w:t>PCV21 kosteneffektiver als PCV20 in Dänemarks Pneumokokken-Impfprogramm</w:t>
+        <w:t>Video-Intervention steigert Impfbewusstsein bei psychischen Erkrankungen, nicht Impfbereitschaft</w:t>
       </w:r>
     </w:p>
     <w:p>
@@ -378,12 +378,12 @@
           <w:color w:val="666666"/>
           <w:sz w:val="18"/>
         </w:rPr>
-        <w:t>Sharomi O et al.  ·  Expert Rev Pharmacoecon Outcomes Res  ·  10.07.2026  ·  PMID 42421526</w:t>
+        <w:t>Huth D et al.  ·  Front Public Health  ·  23.06.2026  ·  PMID 42415765</w:t>
       </w:r>
     </w:p>
     <w:p>
       <w:r>
-        <w:t>Dänemark: Modellanalyse verglich 100-Jahres-Gesundheitsfolgen von PCV21- vs. PCV20-Programm für Erwachsene ≥65 Jahre.</w:t>
+        <w:t>Randomisierte Online-Studie mit 639 deutschsprachigen Teilnehmern (24,4% mit selbstberichteter psychischer Störung) zur Wirkung eines Aufklärungsvideos auf COVID-19-Impfakzeptanz bei vulnerablen Gruppen.</w:t>
       </w:r>
     </w:p>
     <w:p>
@@ -394,7 +394,7 @@
         <w:t xml:space="preserve">Ergebnis: </w:t>
       </w:r>
       <w:r>
-        <w:t>PCV21 gegenüber PCV20: 29309 NBPP-Fälle, 627 IPD-Fälle und 1312 Todesfälle vermieden über 100 Jahre. 835,2 Mio. dänische Kronen Kosteneinsparung, 759 QALY-Gewinn. ICER-Wert zeigt kostenspannung dominante Strategie (dominant = Einsparungen + bessere Outcomes).</w:t>
+        <w:t>Video erhöhte Risikobewusstsein signifikant (p=0,010, d=0,21) und Verständnis für Impfung bei psychischen Erkrankungen (p=0,033, d=0,17), steigerte aber nicht die Impfbereitschaft. Versorgungslücke bleibt offen: Psychisch kranke Menschen zeigen höhere wahrgenommene Anfälligkeit (p=0,032, d=0,36), aber Aufklärung allein führt zu keinem Verhaltenswechsel.</w:t>
       </w:r>
     </w:p>
     <w:p>
@@ -409,7 +409,7 @@
         <w:rPr>
           <w:sz w:val="19"/>
         </w:rPr>
-        <w:t>Dänemark, vergleichbares nordeuropäisches Versicherungssystem und Impfkalender</w:t>
+        <w:t>Deutschland – Teilnehmer aus deutscher Bevölkerung, lokale Vulnerabilitätsgruppen</w:t>
       </w:r>
     </w:p>
     <w:p>
@@ -418,7 +418,7 @@
           <w:color w:val="5A7D3A"/>
           <w:sz w:val="18"/>
         </w:rPr>
-        <w:t>https://pubmed.ncbi.nlm.nih.gov/42421526/</w:t>
+        <w:t>https://pubmed.ncbi.nlm.nih.gov/42415765/</w:t>
       </w:r>
     </w:p>
     <w:sectPr>

--- a/download/studien-aktuell.docx
+++ b/download/studien-aktuell.docx
@@ -62,7 +62,7 @@
           <w:color w:val="666666"/>
           <w:sz w:val="18"/>
         </w:rPr>
-        <w:t>Stand: 07.09.2026  |  6 Studien  |  impfen.m-vf.de</w:t>
+        <w:t>Stand: 08.09.2026  |  6 Studien  |  impfen.m-vf.de</w:t>
       </w:r>
     </w:p>
     <w:p>
@@ -70,7 +70,7 @@
         <w:pStyle w:val="Heading1"/>
       </w:pPr>
       <w:r>
-        <w:t>Aufgenommen am 07.09.2026</w:t>
+        <w:t>Aufgenommen am 08.09.2026</w:t>
       </w:r>
     </w:p>
     <w:p>
@@ -78,7 +78,7 @@
         <w:pStyle w:val="Heading2"/>
       </w:pPr>
       <w:r>
-        <w:t>HPV-Impfbereitschaft männlicher Studierender: Krankheitserkennung stärker als Dienstleistungsbewusstsein</w:t>
+        <w:t>Influenzaimpfung in der Schwangerschaft: Wahrnehmungen, Barrieren und Einflussfaktoren im Iran</w:t>
       </w:r>
     </w:p>
     <w:p>
@@ -88,12 +88,12 @@
           <w:color w:val="666666"/>
           <w:sz w:val="18"/>
         </w:rPr>
-        <w:t>Zhang Y et al.  ·  Front Public Health  ·  21.08.2026  ·  PMID 42698614</w:t>
+        <w:t>Yousefi M et al.  ·  Hum Vaccin Immunother  ·  07.09.2026  ·  PMID 42704733</w:t>
       </w:r>
     </w:p>
     <w:p>
       <w:r>
-        <w:t>Querschnittsumfrage mit 4.260 männlichen Studierenden in China (Festland, Hongkong, Macau, Ausland) zur Bereitschaft für Grenzüberschreitungs-HPV-Impfung (2025–2026).</w:t>
+        <w:t>Querschnittsbefragung von 630 schwangeren Frauen zu Determinanten der Influenzaimpfakzeptanz mittels kombiniertem Health Belief Model und Theory of Planned Behavior.</w:t>
       </w:r>
     </w:p>
     <w:p>
@@ -104,7 +104,7 @@
         <w:t xml:space="preserve">Ergebnis: </w:t>
       </w:r>
       <w:r>
-        <w:t>74,7% (3.182/4.260) zeigten Bereitschaft für Grenzüberschreitung. Krankheitserkennung war dominantester Faktor: Teilnehmer ohne Erkennung ≥1 HPV-assoziierter Erkrankung hatten deutlich niedrigere Quote (aOR=0,041, 95%-KI 0,017–0,095, p&lt;0,001). Bewusstsein für Grenzüberschreitungsangebot schwach positiv (aOR=1,233, p=0,008). Schulische HPV-Aufklärung (aOR=1,203, p=0,044) und höheres Klassenniveau (aOR=1,111 pro Stufe, p=0,012) assoziiert.</w:t>
+        <w:t>73% wurden während Schwangerschaft geimpft. Wahrgenommene Anfälligkeit und positive Einstellung waren Prädiktoren für Impfintention (β=0,18 bzw. 0,13), wahrgenommene Barrieren wirkten negativ (β=-0,15). Häufigste Barrieren: Nebenwirkungsangst (49,4%), eingeschränkter Zugang (28,2%), fehlende Ärztempfehlung (27,1%), unzureichende Information (34,1%).</w:t>
       </w:r>
     </w:p>
     <w:p>
@@ -119,7 +119,7 @@
         <w:rPr>
           <w:sz w:val="19"/>
         </w:rPr>
-        <w:t>China – kulturell/system-spezifisch, Erkenntnisse zu Edukationsbedarf und männlicher Impfskepsis aber verallgemeinerbar</w:t>
+        <w:t>Iran; Erkenntnisse zu Kommunikationsbarrieren in Ländern mit schwächerer Gesundheitsinfrastruktur teilweise übertragbar</w:t>
       </w:r>
     </w:p>
     <w:p>
@@ -128,7 +128,7 @@
           <w:color w:val="5A7D3A"/>
           <w:sz w:val="18"/>
         </w:rPr>
-        <w:t>https://pubmed.ncbi.nlm.nih.gov/42698614/</w:t>
+        <w:t>https://pubmed.ncbi.nlm.nih.gov/42704733/</w:t>
       </w:r>
     </w:p>
     <w:p>
@@ -136,7 +136,7 @@
         <w:pStyle w:val="Heading2"/>
       </w:pPr>
       <w:r>
-        <w:t>Neutralisierende Antikörper senken Risiko für schwere COVID-19 um durchschnittlich 43 %</w:t>
+        <w:t>Schulisches Engagement für HPV-Impfbewusstsein steigert Akzeptanz bei Mädchen in Malawi</w:t>
       </w:r>
     </w:p>
     <w:p>
@@ -146,12 +146,12 @@
           <w:color w:val="666666"/>
           <w:sz w:val="18"/>
         </w:rPr>
-        <w:t>Elias KM et al.  ·  PLoS Med  ·  02.09.2026  ·  PMID 42685247</w:t>
+        <w:t>Lubanga AF et al.  ·  Hum Vaccin Immunother  ·  07.09.2026  ·  PMID 42703762</w:t>
       </w:r>
     </w:p>
     <w:p>
       <w:r>
-        <w:t>Meta-Analyse von 25 klinischen Studien zur Wirksamkeit vakzininduzierten Neutralisierungstitern gegen Progression zu schwerem COVID-19 bei Infizierten.</w:t>
+        <w:t>Implementierungsfallstudie einer zweitägigen Schulen- und Gemeinde-Engagementinitiative zur HPV-Impfförderung in Lilongwe, Malawi (2025–2026).</w:t>
       </w:r>
     </w:p>
     <w:p>
@@ -162,7 +162,7 @@
         <w:t xml:space="preserve">Ergebnis: </w:t>
       </w:r>
       <w:r>
-        <w:t>Zehnfacher Anstieg der Neutralisierungstiter senkt relatives Progressionsrisiko zu schwerer Erkrankung um 43% (RR 0,57, 95%-KI [0,51–0,64], p&lt;0,001). Schutz durch Impfung übertrifft passiv verabreichte Antikörper, deutet aber auch auf zusätzliche T-Zell-Mechanismen hin.</w:t>
+        <w:t>Über 500 Mädchen (9–14 Jahre) wurden durch schulische Aufklärung erreicht, 45 Gemeindeakteure eingebunden, 100 berechtigte Mädchen geimpft. Zentrale Erfolgsfaktoren: Vertrauen zu Impfpersonal, Schulbeteiligung, Dialogformate, Unterstützung von Gemeindeleitern. Identifizierte Bedenken: Fertilitätsangst, Impfstoffsicherheit, Geschlechtszielung.</w:t>
       </w:r>
     </w:p>
     <w:p>
@@ -177,7 +177,7 @@
         <w:rPr>
           <w:sz w:val="19"/>
         </w:rPr>
-        <w:t>Australien/international – laborbasierte Korrelate, mechanistischer Befund übertragbar auf deutsche Population</w:t>
+        <w:t>Subsahara-Afrika; Strategien für vertrauensbasierte Gemeindemobilisierung teilweise auf Deutschland übertragbar</w:t>
       </w:r>
     </w:p>
     <w:p>
@@ -186,7 +186,7 @@
           <w:color w:val="5A7D3A"/>
           <w:sz w:val="18"/>
         </w:rPr>
-        <w:t>https://pubmed.ncbi.nlm.nih.gov/42685247/</w:t>
+        <w:t>https://pubmed.ncbi.nlm.nih.gov/42703762/</w:t>
       </w:r>
     </w:p>
     <w:p>
@@ -194,7 +194,7 @@
         <w:pStyle w:val="Heading2"/>
       </w:pPr>
       <w:r>
-        <w:t>Sicherheit von fünf COVID-19-Impfstoffen: Vergleich von Laborprüfung und Pharmakovigilanz</w:t>
+        <w:t>COVID-19-Auffrischungsimpfung: Ländliche und städtische Disparitäten in Südbangladesh</w:t>
       </w:r>
     </w:p>
     <w:p>
@@ -204,12 +204,12 @@
           <w:color w:val="666666"/>
           <w:sz w:val="18"/>
         </w:rPr>
-        <w:t>Ren L et al.  ·  Trends Cancer  ·  09.07.2026  ·  PMID 42425835</w:t>
+        <w:t>Nath Roy D et al.  ·  Risk Anal  ·  Sept. 2026  ·  PMID 42702940</w:t>
       </w:r>
     </w:p>
     <w:p>
       <w:r>
-        <w:t>Vergleichende Analyse von Nichtkliniksicherheitsstudien und Pharmakovigilanzüberwachung zu fünf in Frankreich autorisierten COVID-19-Impfstoffen (Comirnaty, Spikevax, Vaxzevria, Jcovden, Nuvaxovid).</w:t>
+        <w:t>Querschnittsbeobachtungsstudie (Dezember 2023–März 2024) zu Akzeptanz und Prädiktoren der Auffrischungsimpfung in ländlichen (n=379) und städtischen (n=328) Populationen in Südbangladesh.</w:t>
       </w:r>
     </w:p>
     <w:p>
@@ -220,7 +220,7 @@
         <w:t xml:space="preserve">Ergebnis: </w:t>
       </w:r>
       <w:r>
-        <w:t>Reaktogenität bei Vektor-Impfstoffen höher als mRNA-Stoffen. Für seltene Ereignisse (Myokarditis, VITT) zeigten nichtklische Modelle begrenzte Vorhersagekraft. Troponin als klinischer Biomarker identifiziert; Harmonisierung der Biomarker-Überwachung empfohlen – klinische Phänomene wurden durch Labortests nicht vorhergesagt.</w:t>
+        <w:t>Akzeptanzquote 69,9% insgesamt, ländlich 62,5% (95%-KI: 60,6–64,8) vs. urban 78,4% (95%-KI: 76,2–80,6; p&lt;0,001). Nebenwirkungsangst negativ assoziiert in beiden Settings. Ländlich: Kommunikation, Vertrauen, sozialer Einfluss positiv assoziiert. Urban: Gemeinschaftsschutz und Risiko-Nutzen-Verhältnis signifikant; Unabhängigkeit von Nicht-Pharmaka negativ assoziiert.</w:t>
       </w:r>
     </w:p>
     <w:p>
@@ -235,7 +235,7 @@
         <w:rPr>
           <w:sz w:val="19"/>
         </w:rPr>
-        <w:t>Frankreich/Europa – europäische Zulassungsdaten, PV-Praktiken, pharmakovigilanzregeln vergleichbar</w:t>
+        <w:t>Bangladesch; Erkenntnisse zu Vertrauenslücken und Kommunikationshindernissen in Ländern mit niedriger Impfquote</w:t>
       </w:r>
     </w:p>
     <w:p>
@@ -244,7 +244,7 @@
           <w:color w:val="5A7D3A"/>
           <w:sz w:val="18"/>
         </w:rPr>
-        <w:t>https://pubmed.ncbi.nlm.nih.gov/42425835/</w:t>
+        <w:t>https://pubmed.ncbi.nlm.nih.gov/42702940/</w:t>
       </w:r>
     </w:p>
     <w:p>
@@ -252,7 +252,7 @@
         <w:pStyle w:val="Heading2"/>
       </w:pPr>
       <w:r>
-        <w:t>Pneumokokken-Impfquote bei immunsupprimierten Personen in England deutlich unter Zielwert</w:t>
+        <w:t>COVID-19-Impfquote bei Psychiatriepatienten in Bayern deutlich höher als in der Bevölkerung</w:t>
       </w:r>
     </w:p>
     <w:p>
@@ -262,12 +262,12 @@
           <w:color w:val="666666"/>
           <w:sz w:val="18"/>
         </w:rPr>
-        <w:t>Meza B et al.  ·  JMIR Res Protoc  ·  09.07.2026  ·  PMID 42424613</w:t>
+        <w:t>Aksar A et al.  ·  J Psychiatr Res  ·  12.08.2026  ·  PMID 42603342</w:t>
       </w:r>
     </w:p>
     <w:p>
       <w:r>
-        <w:t>Retrospektive Kohortenstudie mit Registerdaten von 2025 bis 2026 zur Impfquote bei Erwachsenen mit Immunsuppression in primärärztlicher Versorgung (Oxford-RCGP-Netzwerk).</w:t>
+        <w:t>Retrospektive Analyse der COVID-19-Impfquoten bei psychiatrischen Patienten in stationärer und ambulanter Behandlung in Südostbayern (2022–2023) im Vergleich zur Allgemeinbevölkerung.</w:t>
       </w:r>
     </w:p>
     <w:p>
@@ -278,7 +278,7 @@
         <w:t xml:space="preserve">Ergebnis: </w:t>
       </w:r>
       <w:r>
-        <w:t>Pneumokokken-Impfquote in der immunsupprimierten Population bleibt eine Unbekannte, die Studie befindet sich noch in Analyse (Ergebnisse für 2026 erwartet). Ziel: Disaggregierte Berichte über Impfquoten nach Immunsuppression-Grund, sozioökonomischem Gradienten und ethnischer Gruppe. Erkenntes Problem: Breite Lücke bei hochrisikogruppenspezifischen Impfquoten-Daten.</w:t>
+        <w:t>Ungeimpftenquote in der Studiengruppe (n=3.734 Fälle) 13,6% vs. Bayerndurchschnitt 15–20%; höhere Quoten bei älteren und weiblichen Patienten, niedrigere bei Alkohol- und Substanzabhängigen. Ergebnis deuted auf positive Effekte von stationären Impfangeboten hin, bedarf aber weiterer Erforschung.</w:t>
       </w:r>
     </w:p>
     <w:p>
@@ -293,7 +293,7 @@
         <w:rPr>
           <w:sz w:val="19"/>
         </w:rPr>
-        <w:t>Großbritannien – vergleichbares NHS-System, aber kein deutsches Impfregister; Qualität hängt von Registerdatenverfügbarkeit ab</w:t>
+        <w:t>Deutsche Klinikdaten, eigene Impfdokumentation ohne Registeranbindung</w:t>
       </w:r>
     </w:p>
     <w:p>
@@ -302,7 +302,7 @@
           <w:color w:val="5A7D3A"/>
           <w:sz w:val="18"/>
         </w:rPr>
-        <w:t>https://pubmed.ncbi.nlm.nih.gov/42424613/</w:t>
+        <w:t>https://pubmed.ncbi.nlm.nih.gov/42603342/</w:t>
       </w:r>
     </w:p>
     <w:p>
@@ -310,7 +310,7 @@
         <w:pStyle w:val="Heading2"/>
       </w:pPr>
       <w:r>
-        <w:t>COVID-Impfmandates als Anreiz-Instrumente: 7S-Rahmen für Mandatspolitik</w:t>
+        <w:t>Neustart in der RSV-Prävention: Nirsevimab und mütterliche Vakzination reduzieren Hospitalisierungen</w:t>
       </w:r>
     </w:p>
     <w:p>
@@ -320,12 +320,12 @@
           <w:color w:val="666666"/>
           <w:sz w:val="18"/>
         </w:rPr>
-        <w:t>Duong H et al.  ·  Glob Public Health  ·  31.12.2026  ·  PMID 42421423</w:t>
+        <w:t>Marchetti F  ·  Recenti Prog Med  ·  Juli 2026  ·  PMID 42459097</w:t>
       </w:r>
     </w:p>
     <w:p>
       <w:r>
-        <w:t>Qualitative Analyse von Impfmandaten in sechs Ländern (Australien, Frankreich, Israel, Malaysia, Singapur, Vietnam) zur Unterscheidung zwischen Zwang und Anreizen.</w:t>
+        <w:t>Narrativer Übersichtsartikel zur neuen Ärade der RSV-Prävention in früher Kindheit durch langwirksames monoklonales Antikörper Nirsevimab und mütterliche RSVpreF-Impfung basierend auf Real-World Evidence.</w:t>
       </w:r>
     </w:p>
     <w:p>
@@ -336,7 +336,7 @@
         <w:t xml:space="preserve">Ergebnis: </w:t>
       </w:r>
       <w:r>
-        <w:t>Mandate funktionierten überwiegend als Anreize zur Wiederherstellung von Grundrechten (Arbeit, Reisen, öffentliche Räume), die durch Lockdowns entzogen wurden. Theoretischer Rahmen zeigt: Konzeptionelle Definition muss zwischen «Entziehung-Wiederherstellung» und echtem Zwang unterscheiden. Kernaussage für Mandatsforschung: Kontext von Pandemie-Restriktionen prägt Wahrnehmung und Effektivität erheblich.</w:t>
+        <w:t>Großangelegte bevölkerungsbasierte Studien (z.B. französische Studie mit &gt;160.000 Säuglingen) belegen wesentliche Reduktion von RSV-bedingten Hospitalisierungen, intensivmedizinischer Aufnahmen und Beatmungsbedarf bei Nirsevimab-geimpften Säuglingen. Mütterliche Impfung schützt transplazentar bei optimaler Timing; Nirsevimab bietet unabhängige Vorhersagbarkeit.</w:t>
       </w:r>
     </w:p>
     <w:p>
@@ -351,7 +351,7 @@
         <w:rPr>
           <w:sz w:val="19"/>
         </w:rPr>
-        <w:t>Internationale Perspektive – Policyanalyse, weniger direkt auf deutsches System übertragbar, aber konzeptuell relevant für Impfpflicht-Debatten</w:t>
+        <w:t>Frankreich und europäische Daten zur Implementierungserfahrung; nationales Impfprogramm für Deutschland noch zu entwickeln</w:t>
       </w:r>
     </w:p>
     <w:p>
@@ -360,7 +360,7 @@
           <w:color w:val="5A7D3A"/>
           <w:sz w:val="18"/>
         </w:rPr>
-        <w:t>https://pubmed.ncbi.nlm.nih.gov/42421423/</w:t>
+        <w:t>https://pubmed.ncbi.nlm.nih.gov/42459097/</w:t>
       </w:r>
     </w:p>
     <w:p>
@@ -368,7 +368,7 @@
         <w:pStyle w:val="Heading2"/>
       </w:pPr>
       <w:r>
-        <w:t>Video-Intervention steigert Impfbewusstsein bei psychischen Erkrankungen, nicht Impfbereitschaft</w:t>
+        <w:t>Immunitätslücken bei Diphtherie, Tetanus und Keuchhusten in Norwegen</w:t>
       </w:r>
     </w:p>
     <w:p>
@@ -378,12 +378,12 @@
           <w:color w:val="666666"/>
           <w:sz w:val="18"/>
         </w:rPr>
-        <w:t>Huth D et al.  ·  Front Public Health  ·  23.06.2026  ·  PMID 42415765</w:t>
+        <w:t>Aase A et al.  ·  Vaccine  ·  30.08.2026  ·  PMID 42413320</w:t>
       </w:r>
     </w:p>
     <w:p>
       <w:r>
-        <w:t>Randomisierte Online-Studie mit 639 deutschsprachigen Teilnehmern (24,4% mit selbstberichteter psychischer Störung) zur Wirkung eines Aufklärungsvideos auf COVID-19-Impfakzeptanz bei vulnerablen Gruppen.</w:t>
+        <w:t>Serologische Querschnittsstudie an repräsentativer norwegischer Bevölkerung (n=3.051, Alter 2–95 Jahre) zur Antikörperprävalenz gegen sieben Impfkrankheiten.</w:t>
       </w:r>
     </w:p>
     <w:p>
@@ -394,7 +394,7 @@
         <w:t xml:space="preserve">Ergebnis: </w:t>
       </w:r>
       <w:r>
-        <w:t>Video erhöhte Risikobewusstsein signifikant (p=0,010, d=0,21) und Verständnis für Impfung bei psychischen Erkrankungen (p=0,033, d=0,17), steigerte aber nicht die Impfbereitschaft. Versorgungslücke bleibt offen: Psychisch kranke Menschen zeigen höhere wahrgenommene Anfälligkeit (p=0,032, d=0,36), aber Aufklärung allein führt zu keinem Verhaltenswechsel.</w:t>
+        <w:t>39,8% der Frauen und 25,0% der Männer ≥60 Jahre unter Schutzwert Diphtherie; 76,5% bzw. 41,7% unter Schutzwert Tetanus. Bei 6-Jährigen: 20,7% unter Diphtherie-, 25,0% unter Tetanus-Schutzwert vor Auffrischung. Masern und Röteln ausreichend protektiv in allen Altersgruppen.</w:t>
       </w:r>
     </w:p>
     <w:p>
@@ -409,7 +409,7 @@
         <w:rPr>
           <w:sz w:val="19"/>
         </w:rPr>
-        <w:t>Deutschland – Teilnehmer aus deutscher Bevölkerung, lokale Vulnerabilitätsgruppen</w:t>
+        <w:t>Nordeuropäisches Impfregister ermöglicht präzise Kohortenabfrage; Empfehlungskalender und Auffrischungsintervalle nicht direkt auf Deutschland übertragbar</w:t>
       </w:r>
     </w:p>
     <w:p>
@@ -418,7 +418,7 @@
           <w:color w:val="5A7D3A"/>
           <w:sz w:val="18"/>
         </w:rPr>
-        <w:t>https://pubmed.ncbi.nlm.nih.gov/42415765/</w:t>
+        <w:t>https://pubmed.ncbi.nlm.nih.gov/42413320/</w:t>
       </w:r>
     </w:p>
     <w:sectPr>

--- a/download/studien-aktuell.docx
+++ b/download/studien-aktuell.docx
@@ -62,7 +62,7 @@
           <w:color w:val="666666"/>
           <w:sz w:val="18"/>
         </w:rPr>
-        <w:t>Stand: 08.09.2026  |  6 Studien  |  impfen.m-vf.de</w:t>
+        <w:t>Stand: 09.09.2026  |  6 Studien  |  impfen.m-vf.de</w:t>
       </w:r>
     </w:p>
     <w:p>
@@ -70,7 +70,7 @@
         <w:pStyle w:val="Heading1"/>
       </w:pPr>
       <w:r>
-        <w:t>Aufgenommen am 08.09.2026</w:t>
+        <w:t>Aufgenommen am 09.09.2026</w:t>
       </w:r>
     </w:p>
     <w:p>
@@ -78,7 +78,7 @@
         <w:pStyle w:val="Heading2"/>
       </w:pPr>
       <w:r>
-        <w:t>Influenzaimpfung in der Schwangerschaft: Wahrnehmungen, Barrieren und Einflussfaktoren im Iran</w:t>
+        <w:t>Eltern akzeptieren Meningokokken-B-Impfung für Säuglinge unter fachlicher Empfehlung</w:t>
       </w:r>
     </w:p>
     <w:p>
@@ -88,12 +88,12 @@
           <w:color w:val="666666"/>
           <w:sz w:val="18"/>
         </w:rPr>
-        <w:t>Yousefi M et al.  ·  Hum Vaccin Immunother  ·  07.09.2026  ·  PMID 42704733</w:t>
+        <w:t>Herrera-Restrepo O et al.  ·  Hum Vaccin Immunother  ·  08.09.2026  ·  PMID 42709765</w:t>
       </w:r>
     </w:p>
     <w:p>
       <w:r>
-        <w:t>Querschnittsbefragung von 630 schwangeren Frauen zu Determinanten der Influenzaimpfakzeptanz mittels kombiniertem Health Belief Model und Theory of Planned Behavior.</w:t>
+        <w:t>US-Online-Befragung von 1.051 Eltern mit Kindern ≤18 Monaten zu Impfbereitschaft gegen Meningokokken B.</w:t>
       </w:r>
     </w:p>
     <w:p>
@@ -104,7 +104,7 @@
         <w:t xml:space="preserve">Ergebnis: </w:t>
       </w:r>
       <w:r>
-        <w:t>73% wurden während Schwangerschaft geimpft. Wahrgenommene Anfälligkeit und positive Einstellung waren Prädiktoren für Impfintention (β=0,18 bzw. 0,13), wahrgenommene Barrieren wirkten negativ (β=-0,15). Häufigste Barrieren: Nebenwirkungsangst (49,4%), eingeschränkter Zugang (28,2%), fehlende Ärztempfehlung (27,1%), unzureichende Information (34,1%).</w:t>
+        <w:t>73,4% Kinder vollständig geimpft. Von 266 mit unvollständiger Impfung: 59,8% besorgt um Nebenwirkungen. Ohne Fachempfehlung: 66,3% würden MenB-Impfung akzeptieren, mit Krankheitsinformation: 72,1%. Fachperson-Kommunikation war Schlüsselfaktor.</w:t>
       </w:r>
     </w:p>
     <w:p>
@@ -119,7 +119,7 @@
         <w:rPr>
           <w:sz w:val="19"/>
         </w:rPr>
-        <w:t>Iran; Erkenntnisse zu Kommunikationsbarrieren in Ländern mit schwächerer Gesundheitsinfrastruktur teilweise übertragbar</w:t>
+        <w:t>USA-System, aber Bedeutung der Fachperson-Kommunikation universal anwendbar, nicht auf Registerdaten übertragbar.</w:t>
       </w:r>
     </w:p>
     <w:p>
@@ -128,7 +128,7 @@
           <w:color w:val="5A7D3A"/>
           <w:sz w:val="18"/>
         </w:rPr>
-        <w:t>https://pubmed.ncbi.nlm.nih.gov/42704733/</w:t>
+        <w:t>https://pubmed.ncbi.nlm.nih.gov/42709765/</w:t>
       </w:r>
     </w:p>
     <w:p>
@@ -136,7 +136,7 @@
         <w:pStyle w:val="Heading2"/>
       </w:pPr>
       <w:r>
-        <w:t>Schulisches Engagement für HPV-Impfbewusstsein steigert Akzeptanz bei Mädchen in Malawi</w:t>
+        <w:t>Pneumokokken-Impfung ab 50 Jahren hätte 520.000 Erkrankungsfälle verhindern können</w:t>
       </w:r>
     </w:p>
     <w:p>
@@ -146,12 +146,12 @@
           <w:color w:val="666666"/>
           <w:sz w:val="18"/>
         </w:rPr>
-        <w:t>Lubanga AF et al.  ·  Hum Vaccin Immunother  ·  07.09.2026  ·  PMID 42703762</w:t>
+        <w:t>Sharomi O et al.  ·  Hum Vaccin Immunother  ·  08.09.2026  ·  PMID 42708971</w:t>
       </w:r>
     </w:p>
     <w:p>
       <w:r>
-        <w:t>Implementierungsfallstudie einer zweitägigen Schulen- und Gemeinde-Engagementinitiative zur HPV-Impfförderung in Lilongwe, Malawi (2025–2026).</w:t>
+        <w:t>Modellrechnung zu epidemiologischen Effekten einer Senkung der Impfaltersgrenze für Erwachsene von 60 auf 50 Jahre in Deutschland mit V116 oder PCV20.</w:t>
       </w:r>
     </w:p>
     <w:p>
@@ -162,7 +162,7 @@
         <w:t xml:space="preserve">Ergebnis: </w:t>
       </w:r>
       <w:r>
-        <w:t>Über 500 Mädchen (9–14 Jahre) wurden durch schulische Aufklärung erreicht, 45 Gemeindeakteure eingebunden, 100 berechtigte Mädchen geimpft. Zentrale Erfolgsfaktoren: Vertrauen zu Impfpersonal, Schulbeteiligung, Dialogformate, Unterstützung von Gemeindeleitern. Identifizierte Bedenken: Fertilitätsangst, Impfstoffsicherheit, Geschlechtszielung.</w:t>
+        <w:t>Bei Impfquote von 30%: V116 ab 50 Jahren führte zu 520.128 weniger Pneumokokkus-Erkrankungsfällen, PCV20 zu 325.694 weniger. IPD-Inzidenz im Jahr 10 mit V116 ab 50 Jahren: 20,5 pro 100.000 (vs. 22,1 ab 60 Jahren).</w:t>
       </w:r>
     </w:p>
     <w:p>
@@ -177,7 +177,7 @@
         <w:rPr>
           <w:sz w:val="19"/>
         </w:rPr>
-        <w:t>Subsahara-Afrika; Strategien für vertrauensbasierte Gemeindemobilisierung teilweise auf Deutschland übertragbar</w:t>
+        <w:t>Deutschland, Modellierung mit deutschen Serotyphaten und Epidemiologie, aber keine empirische Versorgungsdatenbasis.</w:t>
       </w:r>
     </w:p>
     <w:p>
@@ -186,7 +186,7 @@
           <w:color w:val="5A7D3A"/>
           <w:sz w:val="18"/>
         </w:rPr>
-        <w:t>https://pubmed.ncbi.nlm.nih.gov/42703762/</w:t>
+        <w:t>https://pubmed.ncbi.nlm.nih.gov/42708971/</w:t>
       </w:r>
     </w:p>
     <w:p>
@@ -194,7 +194,7 @@
         <w:pStyle w:val="Heading2"/>
       </w:pPr>
       <w:r>
-        <w:t>COVID-19-Auffrischungsimpfung: Ländliche und städtische Disparitäten in Südbangladesh</w:t>
+        <w:t>Mütter wählen Impfungen nach Sicherheit – Information und Vertrauen entscheidend</w:t>
       </w:r>
     </w:p>
     <w:p>
@@ -204,12 +204,12 @@
           <w:color w:val="666666"/>
           <w:sz w:val="18"/>
         </w:rPr>
-        <w:t>Nath Roy D et al.  ·  Risk Anal  ·  Sept. 2026  ·  PMID 42702940</w:t>
+        <w:t>Xing R et al.  ·  Front Public Health  ·  24.08.2026  ·  PMID 42707176</w:t>
       </w:r>
     </w:p>
     <w:p>
       <w:r>
-        <w:t>Querschnittsbeobachtungsstudie (Dezember 2023–März 2024) zu Akzeptanz und Prädiktoren der Auffrischungsimpfung in ländlichen (n=379) und städtischen (n=328) Populationen in Südbangladesh.</w:t>
+        <w:t>Qualitative Studie mit 16 Müttern in China zu Entscheidungsfaktoren bei selbstgezahlten Kinderimpfungen.</w:t>
       </w:r>
     </w:p>
     <w:p>
@@ -220,7 +220,7 @@
         <w:t xml:space="preserve">Ergebnis: </w:t>
       </w:r>
       <w:r>
-        <w:t>Akzeptanzquote 69,9% insgesamt, ländlich 62,5% (95%-KI: 60,6–64,8) vs. urban 78,4% (95%-KI: 76,2–80,6; p&lt;0,001). Nebenwirkungsangst negativ assoziiert in beiden Settings. Ländlich: Kommunikation, Vertrauen, sozialer Einfluss positiv assoziiert. Urban: Gemeinschaftsschutz und Risiko-Nutzen-Verhältnis signifikant; Unabhängigkeit von Nicht-Pharmaka negativ assoziiert.</w:t>
+        <w:t>Sicherheit war Voraussetzung vor Nutzenabwägung. Mütter navigierten asymmetrische Informationen, balancierten Vertrauen in Fachpersonen mit unabhängiger Verifikation. Kosten wirkten als Filter oder Priorisierungsmechanismus. Kommunikationsqualität mit Anbieter:innen prägte Vertrauensaufbau; unzureichende Beratung erhöhte Unsicherheit.</w:t>
       </w:r>
     </w:p>
     <w:p>
@@ -235,7 +235,7 @@
         <w:rPr>
           <w:sz w:val="19"/>
         </w:rPr>
-        <w:t>Bangladesch; Erkenntnisse zu Vertrauenslücken und Kommunikationshindernissen in Ländern mit niedriger Impfquote</w:t>
+        <w:t>China, aber Entscheidungsprozesse universal; Qualitätskriterien für Beratung auf deutsches System übertragbar.</w:t>
       </w:r>
     </w:p>
     <w:p>
@@ -244,7 +244,7 @@
           <w:color w:val="5A7D3A"/>
           <w:sz w:val="18"/>
         </w:rPr>
-        <w:t>https://pubmed.ncbi.nlm.nih.gov/42702940/</w:t>
+        <w:t>https://pubmed.ncbi.nlm.nih.gov/42707176/</w:t>
       </w:r>
     </w:p>
     <w:p>
@@ -252,7 +252,7 @@
         <w:pStyle w:val="Heading2"/>
       </w:pPr>
       <w:r>
-        <w:t>COVID-19-Impfquote bei Psychiatriepatienten in Bayern deutlich höher als in der Bevölkerung</w:t>
+        <w:t>Impfkampagne in Onkologie erhöht Impfquoten deutlich</w:t>
       </w:r>
     </w:p>
     <w:p>
@@ -262,12 +262,12 @@
           <w:color w:val="666666"/>
           <w:sz w:val="18"/>
         </w:rPr>
-        <w:t>Aksar A et al.  ·  J Psychiatr Res  ·  12.08.2026  ·  PMID 42603342</w:t>
+        <w:t>Markus T et al.  ·  BMC Public Health  ·  07.09.2026  ·  PMID 42706520</w:t>
       </w:r>
     </w:p>
     <w:p>
       <w:r>
-        <w:t>Retrospektive Analyse der COVID-19-Impfquoten bei psychiatrischen Patienten in stationärer und ambulanter Behandlung in Südostbayern (2022–2023) im Vergleich zur Allgemeinbevölkerung.</w:t>
+        <w:t>Kölner Universitätsklinik testete eine Interventionsstudie mit Patientenaufklärung, Personalschulung und vor-Ort-Impfung über 1,5 Jahre.</w:t>
       </w:r>
     </w:p>
     <w:p>
@@ -278,7 +278,7 @@
         <w:t xml:space="preserve">Ergebnis: </w:t>
       </w:r>
       <w:r>
-        <w:t>Ungeimpftenquote in der Studiengruppe (n=3.734 Fälle) 13,6% vs. Bayerndurchschnitt 15–20%; höhere Quoten bei älteren und weiblichen Patienten, niedrigere bei Alkohol- und Substanzabhängigen. Ergebnis deuted auf positive Effekte von stationären Impfangeboten hin, bedarf aber weiterer Erforschung.</w:t>
+        <w:t>Gesamtimpfquote stieg von 43% auf 49%, Influenza von 37% auf 48%, Pneumokokken von 16% auf 36%, Herpes zoster von 22% auf 33%. Anteil vollständig geimpfter Patienten: 6% auf 16%.</w:t>
       </w:r>
     </w:p>
     <w:p>
@@ -293,7 +293,7 @@
         <w:rPr>
           <w:sz w:val="19"/>
         </w:rPr>
-        <w:t>Deutsche Klinikdaten, eigene Impfdokumentation ohne Registeranbindung</w:t>
+        <w:t>Deutschland, Universitätsklinik mit vergleichbarem Dokumentationssystem, Patient:innen mit Malignomen.</w:t>
       </w:r>
     </w:p>
     <w:p>
@@ -302,7 +302,7 @@
           <w:color w:val="5A7D3A"/>
           <w:sz w:val="18"/>
         </w:rPr>
-        <w:t>https://pubmed.ncbi.nlm.nih.gov/42603342/</w:t>
+        <w:t>https://pubmed.ncbi.nlm.nih.gov/42706520/</w:t>
       </w:r>
     </w:p>
     <w:p>
@@ -310,7 +310,7 @@
         <w:pStyle w:val="Heading2"/>
       </w:pPr>
       <w:r>
-        <w:t>Neustart in der RSV-Prävention: Nirsevimab und mütterliche Vakzination reduzieren Hospitalisierungen</w:t>
+        <w:t>COVID-19-Impfstoffsicherheit: Präklinische und klinische Pharmakovigilanz verglichen</w:t>
       </w:r>
     </w:p>
     <w:p>
@@ -320,12 +320,12 @@
           <w:color w:val="666666"/>
           <w:sz w:val="18"/>
         </w:rPr>
-        <w:t>Marchetti F  ·  Recenti Prog Med  ·  Juli 2026  ·  PMID 42459097</w:t>
+        <w:t>Gonin C et al.  ·  Regul Toxicol Pharmacol  ·  11.07.2026  ·  PMID 42435835</w:t>
       </w:r>
     </w:p>
     <w:p>
       <w:r>
-        <w:t>Narrativer Übersichtsartikel zur neuen Ärade der RSV-Prävention in früher Kindheit durch langwirksames monoklonales Antikörper Nirsevimab und mütterliche RSVpreF-Impfung basierend auf Real-World Evidence.</w:t>
+        <w:t>Französische Behörde (ANSM) verglich Sicherheitsdaten aus Laborstudien und Arzneimittelüberwachung für fünf COVID-19-Impfstoffe auf Reaktogenität, Myokarditis und Thrombose.</w:t>
       </w:r>
     </w:p>
     <w:p>
@@ -336,7 +336,7 @@
         <w:t xml:space="preserve">Ergebnis: </w:t>
       </w:r>
       <w:r>
-        <w:t>Großangelegte bevölkerungsbasierte Studien (z.B. französische Studie mit &gt;160.000 Säuglingen) belegen wesentliche Reduktion von RSV-bedingten Hospitalisierungen, intensivmedizinischer Aufnahmen und Beatmungsbedarf bei Nirsevimab-geimpften Säuglingen. Mütterliche Impfung schützt transplazentar bei optimaler Timing; Nirsevimab bietet unabhängige Vorhersagbarkeit.</w:t>
+        <w:t>Virale Vektorimpfstoffe zeigten höhere Reaktogenität. Myokarditis und Thrombose-Thrombozytopenie wurden nicht in präklinischen Studien vorhergesagt. Biomarker wie Troponin waren klinisch aussagekräftig; keine Korrelation zwischen präklinischen Parametern und klinischen Ergebnissen.</w:t>
       </w:r>
     </w:p>
     <w:p>
@@ -351,7 +351,7 @@
         <w:rPr>
           <w:sz w:val="19"/>
         </w:rPr>
-        <w:t>Frankreich und europäische Daten zur Implementierungserfahrung; nationales Impfprogramm für Deutschland noch zu entwickeln</w:t>
+        <w:t>Frankreich, nationale Pharmakovigilanz mit europäischem Zulassungskontext, auf Deutschland übertragbar.</w:t>
       </w:r>
     </w:p>
     <w:p>
@@ -360,7 +360,7 @@
           <w:color w:val="5A7D3A"/>
           <w:sz w:val="18"/>
         </w:rPr>
-        <w:t>https://pubmed.ncbi.nlm.nih.gov/42459097/</w:t>
+        <w:t>https://pubmed.ncbi.nlm.nih.gov/42435835/</w:t>
       </w:r>
     </w:p>
     <w:p>
@@ -368,7 +368,7 @@
         <w:pStyle w:val="Heading2"/>
       </w:pPr>
       <w:r>
-        <w:t>Immunitätslücken bei Diphtherie, Tetanus und Keuchhusten in Norwegen</w:t>
+        <w:t>COVID-19- und Influenza-Impfung sequenziell in Dialyse-Patienten: Immunogenität stabil</w:t>
       </w:r>
     </w:p>
     <w:p>
@@ -378,12 +378,12 @@
           <w:color w:val="666666"/>
           <w:sz w:val="18"/>
         </w:rPr>
-        <w:t>Aase A et al.  ·  Vaccine  ·  30.08.2026  ·  PMID 42413320</w:t>
+        <w:t>Bronder S et al.  ·  Sci Rep  ·  06.07.2026  ·  PMID 42410167</w:t>
       </w:r>
     </w:p>
     <w:p>
       <w:r>
-        <w:t>Serologische Querschnittsstudie an repräsentativer norwegischer Bevölkerung (n=3.051, Alter 2–95 Jahre) zur Antikörperprävalenz gegen sieben Impfkrankheiten.</w:t>
+        <w:t>Beobachtungsstudie mit 113 dialysepflichtigen Patienten zu sequenzieller Gabe von XBB.1.5-COVID-19-Impfung und Influenza-Impfung im Abstand von 14 Tagen.</w:t>
       </w:r>
     </w:p>
     <w:p>
@@ -394,7 +394,7 @@
         <w:t xml:space="preserve">Ergebnis: </w:t>
       </w:r>
       <w:r>
-        <w:t>39,8% der Frauen und 25,0% der Männer ≥60 Jahre unter Schutzwert Diphtherie; 76,5% bzw. 41,7% unter Schutzwert Tetanus. Bei 6-Jährigen: 20,7% unter Diphtherie-, 25,0% unter Tetanus-Schutzwert vor Auffrischung. Masern und Röteln ausreichend protektiv in allen Altersgruppen.</w:t>
+        <w:t>Nach beiden Impfungen: robuste Steigerung humoraler und zellulärer Antworten. Influenza-Impfung beeinträchtigte Spike-spezifische Antikörper oder T-Zell-Antworten nicht. Spike-Reaktionen blieben 6 Monate stabil und über Niveau ungeimpfter Kontrollen.</w:t>
       </w:r>
     </w:p>
     <w:p>
@@ -409,7 +409,7 @@
         <w:rPr>
           <w:sz w:val="19"/>
         </w:rPr>
-        <w:t>Nordeuropäisches Impfregister ermöglicht präzise Kohortenabfrage; Empfehlungskalender und Auffrischungsintervalle nicht direkt auf Deutschland übertragbar</w:t>
+        <w:t>Deutschland, vergleichbares Dialyse-System, aber kleine Kohorte; Transfer auf Hochrisiko-Populationen möglich.</w:t>
       </w:r>
     </w:p>
     <w:p>
@@ -418,7 +418,7 @@
           <w:color w:val="5A7D3A"/>
           <w:sz w:val="18"/>
         </w:rPr>
-        <w:t>https://pubmed.ncbi.nlm.nih.gov/42413320/</w:t>
+        <w:t>https://pubmed.ncbi.nlm.nih.gov/42410167/</w:t>
       </w:r>
     </w:p>
     <w:sectPr>

--- a/download/studien-aktuell.docx
+++ b/download/studien-aktuell.docx
@@ -62,7 +62,7 @@
           <w:color w:val="666666"/>
           <w:sz w:val="18"/>
         </w:rPr>
-        <w:t>Stand: 09.09.2026  |  6 Studien  |  impfen.m-vf.de</w:t>
+        <w:t>Stand: 10.09.2026  |  6 Studien  |  impfen.m-vf.de</w:t>
       </w:r>
     </w:p>
     <w:p>
@@ -70,7 +70,7 @@
         <w:pStyle w:val="Heading1"/>
       </w:pPr>
       <w:r>
-        <w:t>Aufgenommen am 09.09.2026</w:t>
+        <w:t>Aufgenommen am 10.09.2026</w:t>
       </w:r>
     </w:p>
     <w:p>
@@ -78,7 +78,7 @@
         <w:pStyle w:val="Heading2"/>
       </w:pPr>
       <w:r>
-        <w:t>Eltern akzeptieren Meningokokken-B-Impfung für Säuglinge unter fachlicher Empfehlung</w:t>
+        <w:t>RSV-Impfskepsis bei chinesischen Eltern: Informationssuche dominiert, nicht Vertrauen</w:t>
       </w:r>
     </w:p>
     <w:p>
@@ -88,12 +88,12 @@
           <w:color w:val="666666"/>
           <w:sz w:val="18"/>
         </w:rPr>
-        <w:t>Herrera-Restrepo O et al.  ·  Hum Vaccin Immunother  ·  08.09.2026  ·  PMID 42709765</w:t>
+        <w:t>Zhu Y et al.  ·  Hum Vaccin Immunother  ·  31.12.2026  ·  PMID 42714313</w:t>
       </w:r>
     </w:p>
     <w:p>
       <w:r>
-        <w:t>US-Online-Befragung von 1.051 Eltern mit Kindern ≤18 Monaten zu Impfbereitschaft gegen Meningokokken B.</w:t>
+        <w:t>Querschnittstudie mit 4.422 Paaren (Schwangere und Partner) in acht chinesischen Provinzen zur Analyse psychologischer Vorstufen der Vaccine Hesitancy gegenüber RSV-Impfstoffen und RSV-Antikörpern.</w:t>
       </w:r>
     </w:p>
     <w:p>
@@ -104,7 +104,7 @@
         <w:t xml:space="preserve">Ergebnis: </w:t>
       </w:r>
       <w:r>
-        <w:t>73,4% Kinder vollständig geimpft. Von 266 mit unvollständiger Impfung: 59,8% besorgt um Nebenwirkungen. Ohne Fachempfehlung: 66,3% würden MenB-Impfung akzeptieren, mit Krankheitsinformation: 72,1%. Fachperson-Kommunikation war Schlüsselfaktor.</w:t>
+        <w:t>Frauen zeigten marginal niedrigere 5C-Werte als Partner für mütterliche Impfung (45,88 vs. 46,25; Cohen's d = −0,06). Älteres Alter, ländlicher Wohnort und niedriges Einkommen waren unabhängig mit höherer Hesitancy assoziiert. 'Calculation' (aktive Informationssuche) scorte bei beiden Gruppen am höchsten.</w:t>
       </w:r>
     </w:p>
     <w:p>
@@ -119,7 +119,7 @@
         <w:rPr>
           <w:sz w:val="19"/>
         </w:rPr>
-        <w:t>USA-System, aber Bedeutung der Fachperson-Kommunikation universal anwendbar, nicht auf Registerdaten übertragbar.</w:t>
+        <w:t>China-Studie; Psychologische Grundmuster der Vaccine Hesitancy international relevant.</w:t>
       </w:r>
     </w:p>
     <w:p>
@@ -128,7 +128,7 @@
           <w:color w:val="5A7D3A"/>
           <w:sz w:val="18"/>
         </w:rPr>
-        <w:t>https://pubmed.ncbi.nlm.nih.gov/42709765/</w:t>
+        <w:t>https://pubmed.ncbi.nlm.nih.gov/42714313/</w:t>
       </w:r>
     </w:p>
     <w:p>
@@ -136,7 +136,7 @@
         <w:pStyle w:val="Heading2"/>
       </w:pPr>
       <w:r>
-        <w:t>Pneumokokken-Impfung ab 50 Jahren hätte 520.000 Erkrankungsfälle verhindern können</w:t>
+        <w:t>Gesundheitskommunikation gegen Impfskepsis bei Kinderimpfungen in Nigeria – Systematische Übersicht</w:t>
       </w:r>
     </w:p>
     <w:p>
@@ -146,12 +146,12 @@
           <w:color w:val="666666"/>
           <w:sz w:val="18"/>
         </w:rPr>
-        <w:t>Sharomi O et al.  ·  Hum Vaccin Immunother  ·  08.09.2026  ·  PMID 42708971</w:t>
+        <w:t>Ike TJ et al.  ·  Front Public Health  ·  25.08.2026  ·  PMID 42713528</w:t>
       </w:r>
     </w:p>
     <w:p>
       <w:r>
-        <w:t>Modellrechnung zu epidemiologischen Effekten einer Senkung der Impfaltersgrenze für Erwachsene von 60 auf 50 Jahre in Deutschland mit V116 oder PCV20.</w:t>
+        <w:t>Systematische Übersicht mit thematischer Synthese von 12 Studien (2017–2026) zu Kommunikationsstrategien gegen elterliche Vaccine Hesitancy bei Kinderimpfungen in Nigeria.</w:t>
       </w:r>
     </w:p>
     <w:p>
@@ -162,7 +162,7 @@
         <w:t xml:space="preserve">Ergebnis: </w:t>
       </w:r>
       <w:r>
-        <w:t>Bei Impfquote von 30%: V116 ab 50 Jahren führte zu 520.128 weniger Pneumokokkus-Erkrankungsfällen, PCV20 zu 325.694 weniger. IPD-Inzidenz im Jahr 10 mit V116 ab 50 Jahren: 20,5 pro 100.000 (vs. 22,1 ab 60 Jahren).</w:t>
+        <w:t>Vier Strategietypen identifiziert: Medienkampagnen, staatlich gesponserte Kommunikation, Gemeinde-zentrierte Ansätze und telefonische Interventionen. Kulturelle Anpassung, Einbindung vertrauter Führungspersonen (religiöse/traditionelle Leader), Multi-Kanal-Ansatz und Responsivität auf strukturelle Barrieren und Informationsbedarf waren erfolgskritisch.</w:t>
       </w:r>
     </w:p>
     <w:p>
@@ -177,7 +177,7 @@
         <w:rPr>
           <w:sz w:val="19"/>
         </w:rPr>
-        <w:t>Deutschland, Modellierung mit deutschen Serotyphaten und Epidemiologie, aber keine empirische Versorgungsdatenbasis.</w:t>
+        <w:t>Nigeria, niedriges Einkommen; Kommunikationsprinzipien zu Vaccine Hesitancy aber universal relevant.</w:t>
       </w:r>
     </w:p>
     <w:p>
@@ -186,7 +186,7 @@
           <w:color w:val="5A7D3A"/>
           <w:sz w:val="18"/>
         </w:rPr>
-        <w:t>https://pubmed.ncbi.nlm.nih.gov/42708971/</w:t>
+        <w:t>https://pubmed.ncbi.nlm.nih.gov/42713528/</w:t>
       </w:r>
     </w:p>
     <w:p>
@@ -194,7 +194,7 @@
         <w:pStyle w:val="Heading2"/>
       </w:pPr>
       <w:r>
-        <w:t>Mütter wählen Impfungen nach Sicherheit – Information und Vertrauen entscheidend</w:t>
+        <w:t>HPV-Impfquote 70% in Shenzhen: Psychologische Modelle verlieren Erklärungskraft, Kosten bleiben Barriere</w:t>
       </w:r>
     </w:p>
     <w:p>
@@ -204,12 +204,12 @@
           <w:color w:val="666666"/>
           <w:sz w:val="18"/>
         </w:rPr>
-        <w:t>Xing R et al.  ·  Front Public Health  ·  24.08.2026  ·  PMID 42707176</w:t>
+        <w:t>Liu Y et al.  ·  Front Public Health  ·  25.08.2026  ·  PMID 42712616</w:t>
       </w:r>
     </w:p>
     <w:p>
       <w:r>
-        <w:t>Qualitative Studie mit 16 Müttern in China zu Entscheidungsfaktoren bei selbstgezahlten Kinderimpfungen.</w:t>
+        <w:t>Querschnittstudie mit 1.257 Frauen in Shenzhen zur Diskriminanzvalidität von Health Belief Model und 3C-Modell bei Restimpfverweigerung nach bereits 70% HPV-Impfquote.</w:t>
       </w:r>
     </w:p>
     <w:p>
@@ -220,7 +220,7 @@
         <w:t xml:space="preserve">Ergebnis: </w:t>
       </w:r>
       <w:r>
-        <w:t>Sicherheit war Voraussetzung vor Nutzenabwägung. Mütter navigierten asymmetrische Informationen, balancierten Vertrauen in Fachpersonen mit unabhängiger Verifikation. Kosten wirkten als Filter oder Priorisierungsmechanismus. Kommunikationsqualität mit Anbieter:innen prägte Vertrauensaufbau; unzureichende Beratung erhöhte Unsicherheit.</w:t>
+        <w:t>Bei 70% Durchimpfung zeigten HBM und 3C-Skalen begrenzte Diskriminanzvalidität zwischen Geimpften und Ungeimpften (nur 2 von 10 Konstrukten signifikant, triviale Effektgrößen d=0,13). Hauptgründe für Nicht-Impfung: hohe Kosten (42,3%) und Sicherheitsbedenken (33,8%). Hukou moderierte wahrgenommene Barrieren suggestiv (nicht signifikant).</w:t>
       </w:r>
     </w:p>
     <w:p>
@@ -235,7 +235,7 @@
         <w:rPr>
           <w:sz w:val="19"/>
         </w:rPr>
-        <w:t>China, aber Entscheidungsprozesse universal; Qualitätskriterien für Beratung auf deutsches System übertragbar.</w:t>
+        <w:t>China, hochquoten-Setting; zeigt, dass psychologische Standardmodelle bei Hochquoten an Grenzen stoßen.</w:t>
       </w:r>
     </w:p>
     <w:p>
@@ -244,7 +244,7 @@
           <w:color w:val="5A7D3A"/>
           <w:sz w:val="18"/>
         </w:rPr>
-        <w:t>https://pubmed.ncbi.nlm.nih.gov/42707176/</w:t>
+        <w:t>https://pubmed.ncbi.nlm.nih.gov/42712616/</w:t>
       </w:r>
     </w:p>
     <w:p>
@@ -252,7 +252,7 @@
         <w:pStyle w:val="Heading2"/>
       </w:pPr>
       <w:r>
-        <w:t>Impfkampagne in Onkologie erhöht Impfquoten deutlich</w:t>
+        <w:t>EV-A71-Impfung reduzierte Hand-Fuß-Mund-Krankheit um 57% in Shanghai – Shift zu anderen Serotypen beobachtet</w:t>
       </w:r>
     </w:p>
     <w:p>
@@ -262,12 +262,12 @@
           <w:color w:val="666666"/>
           <w:sz w:val="18"/>
         </w:rPr>
-        <w:t>Markus T et al.  ·  BMC Public Health  ·  07.09.2026  ·  PMID 42706520</w:t>
+        <w:t>Deng L et al.  ·  Front Public Health  ·  12.08.2026  ·  PMID 42656515</w:t>
       </w:r>
     </w:p>
     <w:p>
       <w:r>
-        <w:t>Kölner Universitätsklinik testete eine Interventionsstudie mit Patientenaufklärung, Personalschulung und vor-Ort-Impfung über 1,5 Jahre.</w:t>
+        <w:t>Analyse epidemiologischer Veränderungen der Hand-Fuß-Mund-Krankheit (HFMD) über 15 Jahre in Minhang-Bezirk Shanghai mit Schätzung der Impfeffektivität nach Test-Negative-Design.</w:t>
       </w:r>
     </w:p>
     <w:p>
@@ -278,7 +278,7 @@
         <w:t xml:space="preserve">Ergebnis: </w:t>
       </w:r>
       <w:r>
-        <w:t>Gesamtimpfquote stieg von 43% auf 49%, Influenza von 37% auf 48%, Pneumokokken von 16% auf 36%, Herpes zoster von 22% auf 33%. Anteil vollständig geimpfter Patienten: 6% auf 16%.</w:t>
+        <w:t>Nach Einführung der EV-A71-Impfung (2016) sanken Inzidenz um 56,7%, Schweregrad um 95,2%, Sterblichkeit um 100%. Gesamtimpfeffektivität gegen EV-A71-assoziierte HFMD: 89,9% (95%-KI 74,5–96,0) für Zwei-Dosen-Serie; Durchimpfungsquote 50%. Keine Kreuzprotektion gegen andere Serotypen.</w:t>
       </w:r>
     </w:p>
     <w:p>
@@ -293,7 +293,7 @@
         <w:rPr>
           <w:sz w:val="19"/>
         </w:rPr>
-        <w:t>Deutschland, Universitätsklinik mit vergleichbarem Dokumentationssystem, Patient:innen mit Malignomen.</w:t>
+        <w:t>China-Studie, System unterscheidet sich; Effektivitätsmessung an Bevölkerungsdaten aber global vergleichbar.</w:t>
       </w:r>
     </w:p>
     <w:p>
@@ -302,7 +302,7 @@
           <w:color w:val="5A7D3A"/>
           <w:sz w:val="18"/>
         </w:rPr>
-        <w:t>https://pubmed.ncbi.nlm.nih.gov/42706520/</w:t>
+        <w:t>https://pubmed.ncbi.nlm.nih.gov/42656515/</w:t>
       </w:r>
     </w:p>
     <w:p>
@@ -310,7 +310,7 @@
         <w:pStyle w:val="Heading2"/>
       </w:pPr>
       <w:r>
-        <w:t>COVID-19-Impfstoffsicherheit: Präklinische und klinische Pharmakovigilanz verglichen</w:t>
+        <w:t>COVID-19-Impfung in Irland: Barrieren und Förderfaktoren im Implementierungsprozess</w:t>
       </w:r>
     </w:p>
     <w:p>
@@ -320,12 +320,12 @@
           <w:color w:val="666666"/>
           <w:sz w:val="18"/>
         </w:rPr>
-        <w:t>Gonin C et al.  ·  Regul Toxicol Pharmacol  ·  11.07.2026  ·  PMID 42435835</w:t>
+        <w:t>Kandulu CC et al.  ·  Vaccine  ·  30.08.2026  ·  PMID 42407300</w:t>
       </w:r>
     </w:p>
     <w:p>
       <w:r>
-        <w:t>Französische Behörde (ANSM) verglich Sicherheitsdaten aus Laborstudien und Arzneimittelüberwachung für fünf COVID-19-Impfstoffe auf Reaktogenität, Myokarditis und Thrombose.</w:t>
+        <w:t>Qualitative Studie mit 16 Stakeholdern zur Identifikation von Faktoren, die die Umsetzung des COVID-19-Impfprogramms in Irland auf nationaler, regionaler und lokaler Ebene beeinflussten.</w:t>
       </w:r>
     </w:p>
     <w:p>
@@ -336,7 +336,7 @@
         <w:t xml:space="preserve">Ergebnis: </w:t>
       </w:r>
       <w:r>
-        <w:t>Virale Vektorimpfstoffe zeigten höhere Reaktogenität. Myokarditis und Thrombose-Thrombozytopenie wurden nicht in präklinischen Studien vorhergesagt. Biomarker wie Troponin waren klinisch aussagekräftig; keine Korrelation zwischen präklinischen Parametern und klinischen Ergebnissen.</w:t>
+        <w:t>Verzögerte oder sich ändernde Evidenz, Komplexität der Impfstoffe und Anpassung der Bereitstellungskonzepte (Skalierung auf Massenimpfzentren) waren kritische Faktoren. Ressourcenverfügbarkeit, organisatorische Infrastruktur, Policy-Rahmen, Kommunikation und Fachkompetenz waren entscheidend für die Umsetzung.</w:t>
       </w:r>
     </w:p>
     <w:p>
@@ -351,7 +351,7 @@
         <w:rPr>
           <w:sz w:val="19"/>
         </w:rPr>
-        <w:t>Frankreich, nationale Pharmakovigilanz mit europäischem Zulassungskontext, auf Deutschland übertragbar.</w:t>
+        <w:t>Irland, vergleichbares europäisches Gesundheitssystem mit dezentraler Struktur.</w:t>
       </w:r>
     </w:p>
     <w:p>
@@ -360,7 +360,7 @@
           <w:color w:val="5A7D3A"/>
           <w:sz w:val="18"/>
         </w:rPr>
-        <w:t>https://pubmed.ncbi.nlm.nih.gov/42435835/</w:t>
+        <w:t>https://pubmed.ncbi.nlm.nih.gov/42407300/</w:t>
       </w:r>
     </w:p>
     <w:p>
@@ -368,7 +368,7 @@
         <w:pStyle w:val="Heading2"/>
       </w:pPr>
       <w:r>
-        <w:t>COVID-19- und Influenza-Impfung sequenziell in Dialyse-Patienten: Immunogenität stabil</w:t>
+        <w:t>SARS-CoV-2-Auffrischimpfungen schützen Menschen mit Autoimmunerkrankungen vor schwerer COVID-19</w:t>
       </w:r>
     </w:p>
     <w:p>
@@ -378,12 +378,12 @@
           <w:color w:val="666666"/>
           <w:sz w:val="18"/>
         </w:rPr>
-        <w:t>Bronder S et al.  ·  Sci Rep  ·  06.07.2026  ·  PMID 42410167</w:t>
+        <w:t>Kukreja NS et al.  ·  RMD Open  ·  03.07.2026  ·  PMID 42399080</w:t>
       </w:r>
     </w:p>
     <w:p>
       <w:r>
-        <w:t>Beobachtungsstudie mit 113 dialysepflichtigen Patienten zu sequenzieller Gabe von XBB.1.5-COVID-19-Impfung und Influenza-Impfung im Abstand von 14 Tagen.</w:t>
+        <w:t>Nested Case-Control-Studie mit englischen Primärversorgungs- und Krankenhausdaten zu Schutzwirkung von COVID-19-Auffrischimpfungen bei erwachsenen Patienten mit immunmediierter Entzündungserkrankung (IMID).</w:t>
       </w:r>
     </w:p>
     <w:p>
@@ -394,7 +394,7 @@
         <w:t xml:space="preserve">Ergebnis: </w:t>
       </w:r>
       <w:r>
-        <w:t>Nach beiden Impfungen: robuste Steigerung humoraler und zellulärer Antworten. Influenza-Impfung beeinträchtigte Spike-spezifische Antikörper oder T-Zell-Antworten nicht. Spike-Reaktionen blieben 6 Monate stabil und über Niveau ungeimpfter Kontrollen.</w:t>
+        <w:t>Drei Auffrischimpfungen reduzierten Hospitalisierung/Tod um 80% (aOR 0,20; 95%-KI 0,15–0,28), zwei Dosen um 71% (aOR 0,29; 95%-KI 0,23–0,36), eine Dosis um 44% (aOR 0,56; 95%-KI 0,48–0,65). Schutz bestand innerhalb 365 Tage nach Impfung; Impfungen &gt;365 Tage alt zeigten keinen signifikanten Schutz.</w:t>
       </w:r>
     </w:p>
     <w:p>
@@ -409,7 +409,7 @@
         <w:rPr>
           <w:sz w:val="19"/>
         </w:rPr>
-        <w:t>Deutschland, vergleichbares Dialyse-System, aber kleine Kohorte; Transfer auf Hochrisiko-Populationen möglich.</w:t>
+        <w:t>Englische primärärztliche Flächendaten mit Impfquoten und Krankenhausdokumentation, auf deutsches System übertragbar.</w:t>
       </w:r>
     </w:p>
     <w:p>
@@ -418,7 +418,7 @@
           <w:color w:val="5A7D3A"/>
           <w:sz w:val="18"/>
         </w:rPr>
-        <w:t>https://pubmed.ncbi.nlm.nih.gov/42410167/</w:t>
+        <w:t>https://pubmed.ncbi.nlm.nih.gov/42399080/</w:t>
       </w:r>
     </w:p>
     <w:sectPr>

--- a/download/studien-aktuell.docx
+++ b/download/studien-aktuell.docx
@@ -62,7 +62,7 @@
           <w:color w:val="666666"/>
           <w:sz w:val="18"/>
         </w:rPr>
-        <w:t>Stand: 10.09.2026  |  6 Studien  |  impfen.m-vf.de</w:t>
+        <w:t>Stand: 11.09.2026  |  6 Studien  |  impfen.m-vf.de</w:t>
       </w:r>
     </w:p>
     <w:p>
@@ -70,7 +70,7 @@
         <w:pStyle w:val="Heading1"/>
       </w:pPr>
       <w:r>
-        <w:t>Aufgenommen am 10.09.2026</w:t>
+        <w:t>Aufgenommen am 11.09.2026</w:t>
       </w:r>
     </w:p>
     <w:p>
@@ -78,7 +78,7 @@
         <w:pStyle w:val="Heading2"/>
       </w:pPr>
       <w:r>
-        <w:t>RSV-Impfskepsis bei chinesischen Eltern: Informationssuche dominiert, nicht Vertrauen</w:t>
+        <w:t>Hebammensicht auf Impfskepsis und Impfverweigerung: Faktoren und Strategien</w:t>
       </w:r>
     </w:p>
     <w:p>
@@ -88,12 +88,12 @@
           <w:color w:val="666666"/>
           <w:sz w:val="18"/>
         </w:rPr>
-        <w:t>Zhu Y et al.  ·  Hum Vaccin Immunother  ·  31.12.2026  ·  PMID 42714313</w:t>
+        <w:t>Çatalgöl Ş et al.  ·  Rev Esc Enferm USP  ·  07.09.2026  ·  PMID 42721439</w:t>
       </w:r>
     </w:p>
     <w:p>
       <w:r>
-        <w:t>Querschnittstudie mit 4.422 Paaren (Schwangere und Partner) in acht chinesischen Provinzen zur Analyse psychologischer Vorstufen der Vaccine Hesitancy gegenüber RSV-Impfstoffen und RSV-Antikörpern.</w:t>
+        <w:t>Deskriptive Querschnittsstudie mit 81 Hebammen in türkischen Familien-Gesundheitszentren zu Faktoren der Impfskepsis und empfohlenen Lösungsstrategien.</w:t>
       </w:r>
     </w:p>
     <w:p>
@@ -104,7 +104,7 @@
         <w:t xml:space="preserve">Ergebnis: </w:t>
       </w:r>
       <w:r>
-        <w:t>Frauen zeigten marginal niedrigere 5C-Werte als Partner für mütterliche Impfung (45,88 vs. 46,25; Cohen's d = −0,06). Älteres Alter, ländlicher Wohnort und niedriges Einkommen waren unabhängig mit höherer Hesitancy assoziiert. 'Calculation' (aktive Informationssuche) scorte bei beiden Gruppen am höchsten.</w:t>
+        <w:t>Meistgenannte Faktoren der Impfskepsis: Anti-Impf-Websites (90,1 %), Sorgen um Impfstoff-Inhaltsstoffe (70,4 %), Einfluss von Gemeinschaftsführern (66,7 %), religiöse Bedenken (65,4 %). Empfohlene Strategien: Fernsehen-Inhalte zur Impfung (70,4 %), öffentliche Ankündigungen (67,9 %), Informationen durch Gesundheitsarbeiter (58,0 %).</w:t>
       </w:r>
     </w:p>
     <w:p>
@@ -119,7 +119,7 @@
         <w:rPr>
           <w:sz w:val="19"/>
         </w:rPr>
-        <w:t>China-Studie; Psychologische Grundmuster der Vaccine Hesitancy international relevant.</w:t>
+        <w:t>Türkei, ähnliche Herausforderungen wie deutschsprachige Länder; Rolle von Hebammen in Versorgung relevant</w:t>
       </w:r>
     </w:p>
     <w:p>
@@ -128,7 +128,7 @@
           <w:color w:val="5A7D3A"/>
           <w:sz w:val="18"/>
         </w:rPr>
-        <w:t>https://pubmed.ncbi.nlm.nih.gov/42714313/</w:t>
+        <w:t>https://pubmed.ncbi.nlm.nih.gov/42721439/</w:t>
       </w:r>
     </w:p>
     <w:p>
@@ -136,7 +136,7 @@
         <w:pStyle w:val="Heading2"/>
       </w:pPr>
       <w:r>
-        <w:t>Gesundheitskommunikation gegen Impfskepsis bei Kinderimpfungen in Nigeria – Systematische Übersicht</w:t>
+        <w:t>Phase-1-COVID-19-Vakzin-Studien: Flüssige Entscheidungsfindung unter wechselndem Pandemikontext</w:t>
       </w:r>
     </w:p>
     <w:p>
@@ -146,12 +146,12 @@
           <w:color w:val="666666"/>
           <w:sz w:val="18"/>
         </w:rPr>
-        <w:t>Ike TJ et al.  ·  Front Public Health  ·  25.08.2026  ·  PMID 42713528</w:t>
+        <w:t>Halperin DM et al.  ·  Hum Vaccin Immunother  ·  10.09.2026  ·  PMID 42721118</w:t>
       </w:r>
     </w:p>
     <w:p>
       <w:r>
-        <w:t>Systematische Übersicht mit thematischer Synthese von 12 Studien (2017–2026) zu Kommunikationsstrategien gegen elterliche Vaccine Hesitancy bei Kinderimpfungen in Nigeria.</w:t>
+        <w:t>Qualitative Studie zur Untersuchung von Faktoren, die Einschluss und Verbleib in Phase-1-COVID-19-Vakzin-Studien beeinflussen, mit semi-strukturierten Interviews bei Teilnehmern und Nicht-Teilnehmern.</w:t>
       </w:r>
     </w:p>
     <w:p>
@@ -162,7 +162,7 @@
         <w:t xml:space="preserve">Ergebnis: </w:t>
       </w:r>
       <w:r>
-        <w:t>Vier Strategietypen identifiziert: Medienkampagnen, staatlich gesponserte Kommunikation, Gemeinde-zentrierte Ansätze und telefonische Interventionen. Kulturelle Anpassung, Einbindung vertrauter Führungspersonen (religiöse/traditionelle Leader), Multi-Kanal-Ansatz und Responsivität auf strukturelle Barrieren und Informationsbedarf waren erfolgskritisch.</w:t>
+        <w:t>Teilnahmeentscheidungen sind flüssig, nicht einmalig; Teilnehmer bewerteten Prioritäten kontinuierlich neu in Abhängigkeit von öffentlich zugelassenen Impfstoffen, Mandaten und COVID-19-Fallzahlen. Protokoll-Anpassung mit Erlaubnis zur PHAV-Gabe unterstützte Verbleib bis Studienende.</w:t>
       </w:r>
     </w:p>
     <w:p>
@@ -177,7 +177,7 @@
         <w:rPr>
           <w:sz w:val="19"/>
         </w:rPr>
-        <w:t>Nigeria, niedriges Einkommen; Kommunikationsprinzipien zu Vaccine Hesitancy aber universal relevant.</w:t>
+        <w:t>Kanada, ähnliche Versorgungsstrukturen; qualitative Erkenntnisse auf Impfstoff-Vertrauen übertragbar</w:t>
       </w:r>
     </w:p>
     <w:p>
@@ -186,7 +186,7 @@
           <w:color w:val="5A7D3A"/>
           <w:sz w:val="18"/>
         </w:rPr>
-        <w:t>https://pubmed.ncbi.nlm.nih.gov/42713528/</w:t>
+        <w:t>https://pubmed.ncbi.nlm.nih.gov/42721118/</w:t>
       </w:r>
     </w:p>
     <w:p>
@@ -194,7 +194,7 @@
         <w:pStyle w:val="Heading2"/>
       </w:pPr>
       <w:r>
-        <w:t>HPV-Impfquote 70% in Shenzhen: Psychologische Modelle verlieren Erklärungskraft, Kosten bleiben Barriere</w:t>
+        <w:t>Erweiterte HPV-Impfung in Polen: Gesundheitsgewinne und Kosteneffizienz</w:t>
       </w:r>
     </w:p>
     <w:p>
@@ -204,12 +204,12 @@
           <w:color w:val="666666"/>
           <w:sz w:val="18"/>
         </w:rPr>
-        <w:t>Liu Y et al.  ·  Front Public Health  ·  25.08.2026  ·  PMID 42712616</w:t>
+        <w:t>Jaworski R et al.  ·  J Med Econ  ·  09.09.2026  ·  PMID 42717549</w:t>
       </w:r>
     </w:p>
     <w:p>
       <w:r>
-        <w:t>Querschnittstudie mit 1.257 Frauen in Shenzhen zur Diskriminanzvalidität von Health Belief Model und 3C-Modell bei Restimpfverweigerung nach bereits 70% HPV-Impfquote.</w:t>
+        <w:t>Kosten-Nutzen-Analyse zur Erweiterung der HPV-Impfung auf Jungen und Mädchen im Alter 9–17 Jahren in Polen.</w:t>
       </w:r>
     </w:p>
     <w:p>
@@ -220,7 +220,7 @@
         <w:t xml:space="preserve">Ergebnis: </w:t>
       </w:r>
       <w:r>
-        <w:t>Bei 70% Durchimpfung zeigten HBM und 3C-Skalen begrenzte Diskriminanzvalidität zwischen Geimpften und Ungeimpften (nur 2 von 10 Konstrukten signifikant, triviale Effektgrößen d=0,13). Hauptgründe für Nicht-Impfung: hohe Kosten (42,3%) und Sicherheitsbedenken (33,8%). Hukou moderierte wahrgenommene Barrieren suggestiv (nicht signifikant).</w:t>
+        <w:t>Erhöhung der Impfquoten von 20 % auf 60 % reduziert HPV-assoziierte Erkrankungen um 16 % und Todesfälle um 13 %; bei 90 % Abdeckung Reduktion um 33 % bzw. 27 %. Jeder investierte EUR 1,00 erbringt EUR 4,2 (Gesellschaft) bzw. EUR 2,2 (Fiskus) bei 60 % Abdeckung; EUR 4,6 bzw. EUR 2,4 bei 90 %.</w:t>
       </w:r>
     </w:p>
     <w:p>
@@ -235,7 +235,7 @@
         <w:rPr>
           <w:sz w:val="19"/>
         </w:rPr>
-        <w:t>China, hochquoten-Setting; zeigt, dass psychologische Standardmodelle bei Hochquoten an Grenzen stoßen.</w:t>
+        <w:t>Polen, europäisches Sozialversicherungssystem, Impfkalender-Modellierung</w:t>
       </w:r>
     </w:p>
     <w:p>
@@ -244,7 +244,7 @@
           <w:color w:val="5A7D3A"/>
           <w:sz w:val="18"/>
         </w:rPr>
-        <w:t>https://pubmed.ncbi.nlm.nih.gov/42712616/</w:t>
+        <w:t>https://pubmed.ncbi.nlm.nih.gov/42717549/</w:t>
       </w:r>
     </w:p>
     <w:p>
@@ -252,7 +252,7 @@
         <w:pStyle w:val="Heading2"/>
       </w:pPr>
       <w:r>
-        <w:t>EV-A71-Impfung reduzierte Hand-Fuß-Mund-Krankheit um 57% in Shanghai – Shift zu anderen Serotypen beobachtet</w:t>
+        <w:t>EV-A71-Impfung in Shanghai: 89,9 % Effektivität, Verschiebung zu Nicht-EV-A71-Serotypen</w:t>
       </w:r>
     </w:p>
     <w:p>
@@ -262,12 +262,12 @@
           <w:color w:val="666666"/>
           <w:sz w:val="18"/>
         </w:rPr>
-        <w:t>Deng L et al.  ·  Front Public Health  ·  12.08.2026  ·  PMID 42656515</w:t>
+        <w:t>Xu Z et al.  ·  Hum Vaccin Immunother  ·  09.09.2026  ·  PMID 42714139</w:t>
       </w:r>
     </w:p>
     <w:p>
       <w:r>
-        <w:t>Analyse epidemiologischer Veränderungen der Hand-Fuß-Mund-Krankheit (HFMD) über 15 Jahre in Minhang-Bezirk Shanghai mit Schätzung der Impfeffektivität nach Test-Negative-Design.</w:t>
+        <w:t>Test-Negative-Design-Studie zur Wirksamkeit der EV-A71-Impfung gegen Hand-Fuß-Mund-Krankheit in Shanghai 2009–2023, mit Vergleich prä- und post-Impfprogramm-Epidemiologie.</w:t>
       </w:r>
     </w:p>
     <w:p>
@@ -278,7 +278,7 @@
         <w:t xml:space="preserve">Ergebnis: </w:t>
       </w:r>
       <w:r>
-        <w:t>Nach Einführung der EV-A71-Impfung (2016) sanken Inzidenz um 56,7%, Schweregrad um 95,2%, Sterblichkeit um 100%. Gesamtimpfeffektivität gegen EV-A71-assoziierte HFMD: 89,9% (95%-KI 74,5–96,0) für Zwei-Dosen-Serie; Durchimpfungsquote 50%. Keine Kreuzprotektion gegen andere Serotypen.</w:t>
+        <w:t>Gesamtwirksamkeit gegen EV-A71-assoziierte HFMD und Herpangina: 89,9 % (95%-KI: 74,5–96,0) für Zwei-Dosen-Serie, 67,9 % (95%-KI: 2,6–89,6) für Einzeldosis. Nach Impfprogramm-Einführung: Inzidenz-Reduktion 56,7 %, Schweregradreduktion 95,2 %, null Todesfälle (von 3 auf 0).</w:t>
       </w:r>
     </w:p>
     <w:p>
@@ -293,7 +293,7 @@
         <w:rPr>
           <w:sz w:val="19"/>
         </w:rPr>
-        <w:t>China-Studie, System unterscheidet sich; Effektivitätsmessung an Bevölkerungsdaten aber global vergleichbar.</w:t>
+        <w:t>China-Daten, aber Versorgungseffektivität in realer Welt gut dokumentiert; Serotyp-Shift hat globale Relevanz</w:t>
       </w:r>
     </w:p>
     <w:p>
@@ -302,7 +302,7 @@
           <w:color w:val="5A7D3A"/>
           <w:sz w:val="18"/>
         </w:rPr>
-        <w:t>https://pubmed.ncbi.nlm.nih.gov/42656515/</w:t>
+        <w:t>https://pubmed.ncbi.nlm.nih.gov/42714139/</w:t>
       </w:r>
     </w:p>
     <w:p>
@@ -310,7 +310,7 @@
         <w:pStyle w:val="Heading2"/>
       </w:pPr>
       <w:r>
-        <w:t>COVID-19-Impfung in Irland: Barrieren und Förderfaktoren im Implementierungsprozess</w:t>
+        <w:t>mRNA-Impfung verursacht reproduzierbare Transkript-Isoform-Verschiebungen</w:t>
       </w:r>
     </w:p>
     <w:p>
@@ -320,12 +320,12 @@
           <w:color w:val="666666"/>
           <w:sz w:val="18"/>
         </w:rPr>
-        <w:t>Kandulu CC et al.  ·  Vaccine  ·  30.08.2026  ·  PMID 42407300</w:t>
+        <w:t>Riemann L et al.  ·  Eur J Immunol  ·  Sept. 2026  ·  PMID 42670157</w:t>
       </w:r>
     </w:p>
     <w:p>
       <w:r>
-        <w:t>Qualitative Studie mit 16 Stakeholdern zur Identifikation von Faktoren, die die Umsetzung des COVID-19-Impfprogramms in Irland auf nationaler, regionaler und lokaler Ebene beeinflussten.</w:t>
+        <w:t>Analyse longitudinaler RNA-Sequenzierungs-Daten zur Charakterisierung von Veränderungen in der Transkript-Isoform-Nutzung nach mRNA-Impfung.</w:t>
       </w:r>
     </w:p>
     <w:p>
@@ -336,7 +336,7 @@
         <w:t xml:space="preserve">Ergebnis: </w:t>
       </w:r>
       <w:r>
-        <w:t>Verzögerte oder sich ändernde Evidenz, Komplexität der Impfstoffe und Anpassung der Bereitstellungskonzepte (Skalierung auf Massenimpfzentren) waren kritische Faktoren. Ressourcenverfügbarkeit, organisatorische Infrastruktur, Policy-Rahmen, Kommunikation und Fachkompetenz waren entscheidend für die Umsetzung.</w:t>
+        <w:t>mRNA-Impfung induziert schnelle und transiente Welle differentieller Transkript-Nutzung, die 24 h post-Impfung mit 131 veränderten Isoformen über 107 Gene gipfelt, vor Auflösung bis Tag 14. Muster reproduzierbar über mehrere Impfstoff-Kohorten (MVA-basiert, Influenza, Ebola).</w:t>
       </w:r>
     </w:p>
     <w:p>
@@ -351,7 +351,7 @@
         <w:rPr>
           <w:sz w:val="19"/>
         </w:rPr>
-        <w:t>Irland, vergleichbares europäisches Gesundheitssystem mit dezentraler Struktur.</w:t>
+        <w:t>Grundlagenforschung ohne klinischen Endpunkt, nicht geeignet für Versorgungsanalyse</w:t>
       </w:r>
     </w:p>
     <w:p>
@@ -360,7 +360,7 @@
           <w:color w:val="5A7D3A"/>
           <w:sz w:val="18"/>
         </w:rPr>
-        <w:t>https://pubmed.ncbi.nlm.nih.gov/42407300/</w:t>
+        <w:t>https://pubmed.ncbi.nlm.nih.gov/42670157/</w:t>
       </w:r>
     </w:p>
     <w:p>
@@ -368,7 +368,7 @@
         <w:pStyle w:val="Heading2"/>
       </w:pPr>
       <w:r>
-        <w:t>SARS-CoV-2-Auffrischimpfungen schützen Menschen mit Autoimmunerkrankungen vor schwerer COVID-19</w:t>
+        <w:t>Influenza- und Herpes-Zoster-Impfeffektivität bei Autoimmunerkrankungen: keine Unterschiede zu Gesunden</w:t>
       </w:r>
     </w:p>
     <w:p>
@@ -378,12 +378,12 @@
           <w:color w:val="666666"/>
           <w:sz w:val="18"/>
         </w:rPr>
-        <w:t>Kukreja NS et al.  ·  RMD Open  ·  03.07.2026  ·  PMID 42399080</w:t>
+        <w:t>Denz R et al.  ·  J Infect Public Health  ·  02.07.2026  ·  PMID 42398453</w:t>
       </w:r>
     </w:p>
     <w:p>
       <w:r>
-        <w:t>Nested Case-Control-Studie mit englischen Primärversorgungs- und Krankenhausdaten zu Schutzwirkung von COVID-19-Auffrischimpfungen bei erwachsenen Patienten mit immunmediierter Entzündungserkrankung (IMID).</w:t>
+        <w:t>Emulierte Zielstudien mit Anspruchsdaten einer großen deutschen Krankenkasse zur Vergleichbarkeit der Impfwirksamkeit zwischen Personen mit und ohne Autoimmunerkrankungen (MS, IBD, CIRD).</w:t>
       </w:r>
     </w:p>
     <w:p>
@@ -394,7 +394,7 @@
         <w:t xml:space="preserve">Ergebnis: </w:t>
       </w:r>
       <w:r>
-        <w:t>Drei Auffrischimpfungen reduzierten Hospitalisierung/Tod um 80% (aOR 0,20; 95%-KI 0,15–0,28), zwei Dosen um 71% (aOR 0,29; 95%-KI 0,23–0,36), eine Dosis um 44% (aOR 0,56; 95%-KI 0,48–0,65). Schutz bestand innerhalb 365 Tage nach Impfung; Impfungen &gt;365 Tage alt zeigten keinen signifikanten Schutz.</w:t>
+        <w:t>Herpes-Zoster-Wirksamkeit: 68,73 % (95%-KI: 55,75–77,91) bei AID, 60,30 % (55,59–64,52) ohne AID; Wirksamkeitsverhältnis 1,14 (0,93–1,30). Influenza-Wirksamkeit ohne relevante Unterschiede über vier Saisonen; alle Wirksamkeitsverhältnisse nahe 1.</w:t>
       </w:r>
     </w:p>
     <w:p>
@@ -409,7 +409,7 @@
         <w:rPr>
           <w:sz w:val="19"/>
         </w:rPr>
-        <w:t>Englische primärärztliche Flächendaten mit Impfquoten und Krankenhausdokumentation, auf deutsches System übertragbar.</w:t>
+        <w:t>Deutsche Anspruchsdaten, vergleichbar mit Routine-Versorgung; MS, IBD, CIRD-Patienten relevant für Versorgung</w:t>
       </w:r>
     </w:p>
     <w:p>
@@ -418,7 +418,7 @@
           <w:color w:val="5A7D3A"/>
           <w:sz w:val="18"/>
         </w:rPr>
-        <w:t>https://pubmed.ncbi.nlm.nih.gov/42399080/</w:t>
+        <w:t>https://pubmed.ncbi.nlm.nih.gov/42398453/</w:t>
       </w:r>
     </w:p>
     <w:sectPr>

--- a/download/studien-aktuell.docx
+++ b/download/studien-aktuell.docx
@@ -62,7 +62,7 @@
           <w:color w:val="666666"/>
           <w:sz w:val="18"/>
         </w:rPr>
-        <w:t>Stand: 11.09.2026  |  6 Studien  |  impfen.m-vf.de</w:t>
+        <w:t>Stand: 12.09.2026  |  7 Studien  |  impfen.m-vf.de</w:t>
       </w:r>
     </w:p>
     <w:p>
@@ -70,7 +70,7 @@
         <w:pStyle w:val="Heading1"/>
       </w:pPr>
       <w:r>
-        <w:t>Aufgenommen am 11.09.2026</w:t>
+        <w:t>Aufgenommen am 12.09.2026</w:t>
       </w:r>
     </w:p>
     <w:p>
@@ -78,7 +78,7 @@
         <w:pStyle w:val="Heading2"/>
       </w:pPr>
       <w:r>
-        <w:t>Hebammensicht auf Impfskepsis und Impfverweigerung: Faktoren und Strategien</w:t>
+        <w:t>COVID-19-Sterblichkeit nach Einkommen: Vorbefunde schlagen Impfung um Faktor 3–5</w:t>
       </w:r>
     </w:p>
     <w:p>
@@ -88,12 +88,12 @@
           <w:color w:val="666666"/>
           <w:sz w:val="18"/>
         </w:rPr>
-        <w:t>Çatalgöl Ş et al.  ·  Rev Esc Enferm USP  ·  07.09.2026  ·  PMID 42721439</w:t>
+        <w:t>Milkovska E et al.  ·  Int J Epidemiol  ·  18.08.2026  ·  PMID 42727089</w:t>
       </w:r>
     </w:p>
     <w:p>
       <w:r>
-        <w:t>Deskriptive Querschnittsstudie mit 81 Hebammen in türkischen Familien-Gesundheitszentren zu Faktoren der Impfskepsis und empfohlenen Lösungsstrategien.</w:t>
+        <w:t>Analyse niederländischer Administrativdaten (n = 6.619.699) zur Frage, inwieweit unterschiedliche Vorerkrankungen und Impfquoten die Sterblichkeitsungleichheit nach Einkommen im Jahr 2021 erklären.</w:t>
       </w:r>
     </w:p>
     <w:p>
@@ -104,7 +104,7 @@
         <w:t xml:space="preserve">Ergebnis: </w:t>
       </w:r>
       <w:r>
-        <w:t>Meistgenannte Faktoren der Impfskepsis: Anti-Impf-Websites (90,1 %), Sorgen um Impfstoff-Inhaltsstoffe (70,4 %), Einfluss von Gemeinschaftsführern (66,7 %), religiöse Bedenken (65,4 %). Empfohlene Strategien: Fernsehen-Inhalte zur Impfung (70,4 %), öffentliche Ankündigungen (67,9 %), Informationen durch Gesundheitsarbeiter (58,0 %).</w:t>
+        <w:t>Ärmstes Einkommensfünftel starb 3-mal häufiger an COVID-19 als reichstes. Unterschiede in Vorerkrankungen erklärten 46–67 % der Ungleichheit, Unterschiede in Impfquoten nur 14–19 %. Soziale Determinanten der Gesundheit waren das Haupttreiber.</w:t>
       </w:r>
     </w:p>
     <w:p>
@@ -119,7 +119,7 @@
         <w:rPr>
           <w:sz w:val="19"/>
         </w:rPr>
-        <w:t>Türkei, ähnliche Herausforderungen wie deutschsprachige Länder; Rolle von Hebammen in Versorgung relevant</w:t>
+        <w:t>Niederländische Administrativdaten mit vergleichbarem Versicherungssystem zu Deutschland</w:t>
       </w:r>
     </w:p>
     <w:p>
@@ -128,7 +128,7 @@
           <w:color w:val="5A7D3A"/>
           <w:sz w:val="18"/>
         </w:rPr>
-        <w:t>https://pubmed.ncbi.nlm.nih.gov/42721439/</w:t>
+        <w:t>https://pubmed.ncbi.nlm.nih.gov/42727089/</w:t>
       </w:r>
     </w:p>
     <w:p>
@@ -136,7 +136,7 @@
         <w:pStyle w:val="Heading2"/>
       </w:pPr>
       <w:r>
-        <w:t>Phase-1-COVID-19-Vakzin-Studien: Flüssige Entscheidungsfindung unter wechselndem Pandemikontext</w:t>
+        <w:t>Mütterliche RSV-Impfung reduziert Bronchiolitis-Krankenhauseinweisungen bei Säuglingen um 62 %</w:t>
       </w:r>
     </w:p>
     <w:p>
@@ -146,12 +146,12 @@
           <w:color w:val="666666"/>
           <w:sz w:val="18"/>
         </w:rPr>
-        <w:t>Halperin DM et al.  ·  Hum Vaccin Immunother  ·  10.09.2026  ·  PMID 42721118</w:t>
+        <w:t>Broad J et al.  ·  Euro Surveill  ·  Sept. 2026  ·  PMID 42725370</w:t>
       </w:r>
     </w:p>
     <w:p>
       <w:r>
-        <w:t>Qualitative Studie zur Untersuchung von Faktoren, die Einschluss und Verbleib in Phase-1-COVID-19-Vakzin-Studien beeinflussen, mit semi-strukturierten Interviews bei Teilnehmern und Nicht-Teilnehmern.</w:t>
+        <w:t>Zeitreihenanalyse zu Auswirkungen der mütterlichen RSV-Impfung auf Hospitalisierungen von Säuglingen unter 3 Monaten in England von September 2024 bis März 2026.</w:t>
       </w:r>
     </w:p>
     <w:p>
@@ -162,7 +162,7 @@
         <w:t xml:space="preserve">Ergebnis: </w:t>
       </w:r>
       <w:r>
-        <w:t>Teilnahmeentscheidungen sind flüssig, nicht einmalig; Teilnehmer bewerteten Prioritäten kontinuierlich neu in Abhängigkeit von öffentlich zugelassenen Impfstoffen, Mandaten und COVID-19-Fallzahlen. Protokoll-Anpassung mit Erlaubnis zur PHAV-Gabe unterstützte Verbleib bis Studienende.</w:t>
+        <w:t>RSV-Bronchiolitis-Krankenhauseinweisungen sanken um 62,6 % (IRR 0,374; 95%-KI: 0,344–0,407), Bronchiolitis insgesamt um 39,3 %. Bei Impfquote von 55,1 % reduzierten sich Aufnahmen auf Intensivstationen um 41,0 %. Ein bedeutender Schutzeffekt unter realen Versorgungsbedingungen.</w:t>
       </w:r>
     </w:p>
     <w:p>
@@ -177,7 +177,7 @@
         <w:rPr>
           <w:sz w:val="19"/>
         </w:rPr>
-        <w:t>Kanada, ähnliche Versorgungsstrukturen; qualitative Erkenntnisse auf Impfstoff-Vertrauen übertragbar</w:t>
+        <w:t>England mit Impfregister; Datenverfügbarkeit ähnlich wie in Skandinavien, nicht Deutschland</w:t>
       </w:r>
     </w:p>
     <w:p>
@@ -186,7 +186,7 @@
           <w:color w:val="5A7D3A"/>
           <w:sz w:val="18"/>
         </w:rPr>
-        <w:t>https://pubmed.ncbi.nlm.nih.gov/42721118/</w:t>
+        <w:t>https://pubmed.ncbi.nlm.nih.gov/42725370/</w:t>
       </w:r>
     </w:p>
     <w:p>
@@ -194,7 +194,7 @@
         <w:pStyle w:val="Heading2"/>
       </w:pPr>
       <w:r>
-        <w:t>Erweiterte HPV-Impfung in Polen: Gesundheitsgewinne und Kosteneffizienz</w:t>
+        <w:t>Impfskepsis in Pakistan: Datenschutzmethoden zeigen Underreporting bei sensiblen Fragen</w:t>
       </w:r>
     </w:p>
     <w:p>
@@ -204,12 +204,12 @@
           <w:color w:val="666666"/>
           <w:sz w:val="18"/>
         </w:rPr>
-        <w:t>Jaworski R et al.  ·  J Med Econ  ·  09.09.2026  ·  PMID 42717549</w:t>
+        <w:t>Shahid MI et al.  ·  Front Public Health  ·  27.08.2026  ·  PMID 42723770</w:t>
       </w:r>
     </w:p>
     <w:p>
       <w:r>
-        <w:t>Kosten-Nutzen-Analyse zur Erweiterung der HPV-Impfung auf Jungen und Mädchen im Alter 9–17 Jahren in Polen.</w:t>
+        <w:t>Querschnittsstudie mit 1.200 Teilnehmern in Punjab, Pakistan (Juni–August 2021), die Underreporting von COVID-19-Fällen und Impfskepsis mit privacy-wahrenden randomisierten Antworttechniken misst.</w:t>
       </w:r>
     </w:p>
     <w:p>
@@ -220,7 +220,7 @@
         <w:t xml:space="preserve">Ergebnis: </w:t>
       </w:r>
       <w:r>
-        <w:t>Erhöhung der Impfquoten von 20 % auf 60 % reduziert HPV-assoziierte Erkrankungen um 16 % und Todesfälle um 13 %; bei 90 % Abdeckung Reduktion um 33 % bzw. 27 %. Jeder investierte EUR 1,00 erbringt EUR 4,2 (Gesellschaft) bzw. EUR 2,2 (Fiskus) bei 60 % Abdeckung; EUR 4,6 bzw. EUR 2,4 bei 90 %.</w:t>
+        <w:t>Direkt berichtete COVID-19-Fälle (städtisch 10,5 %, ländlich 13,7 %) lagen unter datenschutzgeschützten Schätzungen (städtisch 15,3–17,4 %, ländlich 16,7–19,5 %). Impfskepsis-Underreporting kleiner (26,3 % vs. 27,2–27,4 %). PRE &gt;100, bessere Effizienz als Benchmark-Modelle. Privacy-Methoden reduzieren Verzerrung bei sensiblen Outcomes.</w:t>
       </w:r>
     </w:p>
     <w:p>
@@ -235,7 +235,7 @@
         <w:rPr>
           <w:sz w:val="19"/>
         </w:rPr>
-        <w:t>Polen, europäisches Sozialversicherungssystem, Impfkalender-Modellierung</w:t>
+        <w:t>Pakistan, Niedrig-Ressourcen-Setting; Methode zur Verbesserung der Surveillancequalität in Ländern mit schwacher Dokumentation</w:t>
       </w:r>
     </w:p>
     <w:p>
@@ -244,7 +244,7 @@
           <w:color w:val="5A7D3A"/>
           <w:sz w:val="18"/>
         </w:rPr>
-        <w:t>https://pubmed.ncbi.nlm.nih.gov/42717549/</w:t>
+        <w:t>https://pubmed.ncbi.nlm.nih.gov/42723770/</w:t>
       </w:r>
     </w:p>
     <w:p>
@@ -252,7 +252,7 @@
         <w:pStyle w:val="Heading2"/>
       </w:pPr>
       <w:r>
-        <w:t>EV-A71-Impfung in Shanghai: 89,9 % Effektivität, Verschiebung zu Nicht-EV-A71-Serotypen</w:t>
+        <w:t>PCV21-Pneumokokken-Impfung für Risikopatienten 18–64 Jahre in der Schweiz kosteneffektiv</w:t>
       </w:r>
     </w:p>
     <w:p>
@@ -262,12 +262,12 @@
           <w:color w:val="666666"/>
           <w:sz w:val="18"/>
         </w:rPr>
-        <w:t>Xu Z et al.  ·  Hum Vaccin Immunother  ·  09.09.2026  ·  PMID 42714139</w:t>
+        <w:t>Simuzingili M et al.  ·  J Med Econ  ·  10.09.2026  ·  PMID 42723339</w:t>
       </w:r>
     </w:p>
     <w:p>
       <w:r>
-        <w:t>Test-Negative-Design-Studie zur Wirksamkeit der EV-A71-Impfung gegen Hand-Fuß-Mund-Krankheit in Shanghai 2009–2023, mit Vergleich prä- und post-Impfprogramm-Epidemiologie.</w:t>
+        <w:t>Markov-Modell zur Kosten-Effektivität einer PCV21-Impfung für Hochrisiko- und Risiko-Patienten (18–64 Jahre) in der Schweiz mit lebenslanger Perspektive.</w:t>
       </w:r>
     </w:p>
     <w:p>
@@ -278,7 +278,7 @@
         <w:t xml:space="preserve">Ergebnis: </w:t>
       </w:r>
       <w:r>
-        <w:t>Gesamtwirksamkeit gegen EV-A71-assoziierte HFMD und Herpangina: 89,9 % (95%-KI: 74,5–96,0) für Zwei-Dosen-Serie, 67,9 % (95%-KI: 2,6–89,6) für Einzeldosis. Nach Impfprogramm-Einführung: Inzidenz-Reduktion 56,7 %, Schweregradreduktion 95,2 %, null Todesfälle (von 3 auf 0).</w:t>
+        <w:t>Bei 60-prozentiger Impfquote wurden 518 Fälle invasiver Pneumokokkenerkrankung, 224 Todesfälle und 2.578 ambulant behandelte Pneumonien verhindert. Impfkosten (CHF 39,0 Mio.) überwogen Einsparungen (CHF 21,4 Mio.) um Netto-CHF 17,6 Mio. ICER: CHF 7.665/QALY (kosteneffektiv ab CHF 18.000/QALY-Schwelle). In Sensitivitätsanalyse 100 % Wahrscheinlichkeit Kosteneffektivität.</w:t>
       </w:r>
     </w:p>
     <w:p>
@@ -293,7 +293,7 @@
         <w:rPr>
           <w:sz w:val="19"/>
         </w:rPr>
-        <w:t>China-Daten, aber Versorgungseffektivität in realer Welt gut dokumentiert; Serotyp-Shift hat globale Relevanz</w:t>
+        <w:t>Schweizer Gesundheitssystem; Kosten- und Nutzenstruktur ähnlich dem deutschen</w:t>
       </w:r>
     </w:p>
     <w:p>
@@ -302,7 +302,7 @@
           <w:color w:val="5A7D3A"/>
           <w:sz w:val="18"/>
         </w:rPr>
-        <w:t>https://pubmed.ncbi.nlm.nih.gov/42714139/</w:t>
+        <w:t>https://pubmed.ncbi.nlm.nih.gov/42723339/</w:t>
       </w:r>
     </w:p>
     <w:p>
@@ -310,7 +310,7 @@
         <w:pStyle w:val="Heading2"/>
       </w:pPr>
       <w:r>
-        <w:t>mRNA-Impfung verursacht reproduzierbare Transkript-Isoform-Verschiebungen</w:t>
+        <w:t>RSVpreF-Impfung in Frankreich: Empfohlene Strategie verhindert 7.620 Hospitalisierungen, kostengünstig</w:t>
       </w:r>
     </w:p>
     <w:p>
@@ -320,12 +320,12 @@
           <w:color w:val="666666"/>
           <w:sz w:val="18"/>
         </w:rPr>
-        <w:t>Riemann L et al.  ·  Eur J Immunol  ·  Sept. 2026  ·  PMID 42670157</w:t>
+        <w:t>Fahfouhi Y et al.  ·  Vaccine  ·  03.10.2026  ·  PMID 42628195</w:t>
       </w:r>
     </w:p>
     <w:p>
       <w:r>
-        <w:t>Analyse longitudinaler RNA-Sequenzierungs-Daten zur Charakterisierung von Veränderungen in der Transkript-Isoform-Nutzung nach mRNA-Impfung.</w:t>
+        <w:t>Markov-Modell zur Gesundheits- und Kostenfolgen von vier nationalen RSVpreF-Impfstrategien für schwangere Frauen in Frankreich unter Verwendung von Daten zu 627.499 Geburten pro Jahr.</w:t>
       </w:r>
     </w:p>
     <w:p>
@@ -336,7 +336,7 @@
         <w:t xml:space="preserve">Ergebnis: </w:t>
       </w:r>
       <w:r>
-        <w:t>mRNA-Impfung induziert schnelle und transiente Welle differentieller Transkript-Nutzung, die 24 h post-Impfung mit 131 veränderten Isoformen über 107 Gene gipfelt, vor Auflösung bis Tag 14. Muster reproduzierbar über mehrere Impfstoff-Kohorten (MVA-basiert, Influenza, Ebola).</w:t>
+        <w:t>Ohne Impfung: 38.625 RSV-Hospitalisierungen pro Jahr (Kosten €120,0 Mio.). Empfohlene Strategie (Sept.–Jan.) verhinderte 7.620 Hospitalisierungen (−19,7 %), Kosten €126,4 Mio., €844/Hospitalisierung verhindert, NNV 21. Erweiterte Strategie (Mai–Jan.) zusätzlich 4.111 Fälle vermieden (−13,3 % zusätzlich), erhöhte Gesamtkosten auf €134,4 Mio. (+6,3 %).</w:t>
       </w:r>
     </w:p>
     <w:p>
@@ -351,7 +351,7 @@
         <w:rPr>
           <w:sz w:val="19"/>
         </w:rPr>
-        <w:t>Grundlagenforschung ohne klinischen Endpunkt, nicht geeignet für Versorgungsanalyse</w:t>
+        <w:t>Frankreich, europäisches Versicherungssystem; Nationale Impfkalender und Gesundheitsvergütung vergleichbar</w:t>
       </w:r>
     </w:p>
     <w:p>
@@ -360,7 +360,7 @@
           <w:color w:val="5A7D3A"/>
           <w:sz w:val="18"/>
         </w:rPr>
-        <w:t>https://pubmed.ncbi.nlm.nih.gov/42670157/</w:t>
+        <w:t>https://pubmed.ncbi.nlm.nih.gov/42628195/</w:t>
       </w:r>
     </w:p>
     <w:p>
@@ -368,7 +368,7 @@
         <w:pStyle w:val="Heading2"/>
       </w:pPr>
       <w:r>
-        <w:t>Influenza- und Herpes-Zoster-Impfeffektivität bei Autoimmunerkrankungen: keine Unterschiede zu Gesunden</w:t>
+        <w:t>HPV-Impfquote in Europa: 55–60 % im Jahr 5, Schulprogramme und Arztdichte entscheidend</w:t>
       </w:r>
     </w:p>
     <w:p>
@@ -378,12 +378,12 @@
           <w:color w:val="666666"/>
           <w:sz w:val="18"/>
         </w:rPr>
-        <w:t>Denz R et al.  ·  J Infect Public Health  ·  02.07.2026  ·  PMID 42398453</w:t>
+        <w:t>Pavia G et al.  ·  Vaccine  ·  03.10.2026  ·  PMID 42623713</w:t>
       </w:r>
     </w:p>
     <w:p>
       <w:r>
-        <w:t>Emulierte Zielstudien mit Anspruchsdaten einer großen deutschen Krankenkasse zur Vergleichbarkeit der Impfwirksamkeit zwischen Personen mit und ohne Autoimmunerkrankungen (MS, IBD, CIRD).</w:t>
+        <w:t>Längsschnittstudie über Impfquoten bei 15-jährigen Mädchen in 43 europäischen Ländern 2010–2023, mit Analyse von Prädiktoren und Assoziation mit Google-Suchvolumen.</w:t>
       </w:r>
     </w:p>
     <w:p>
@@ -394,7 +394,7 @@
         <w:t xml:space="preserve">Ergebnis: </w:t>
       </w:r>
       <w:r>
-        <w:t>Herpes-Zoster-Wirksamkeit: 68,73 % (95%-KI: 55,75–77,91) bei AID, 60,30 % (55,59–64,52) ohne AID; Wirksamkeitsverhältnis 1,14 (0,93–1,30). Influenza-Wirksamkeit ohne relevante Unterschiede über vier Saisonen; alle Wirksamkeitsverhältnisse nahe 1.</w:t>
+        <w:t>Impfquote stieg nach Aufnahme ins nationale Programm auf ~40 % im Jahr 2 , stabilisierte sich bei 55–60 % im Jahr 5. Über 60 % in den meisten Ländern erreicht. Schulprogramme boten schnellere Kurven. Ärztedichte und niedrige öffentliche Skepsis waren signifikante Prädiktoren. WHO-Ziel von 90 % verfehlt.</w:t>
       </w:r>
     </w:p>
     <w:p>
@@ -409,7 +409,7 @@
         <w:rPr>
           <w:sz w:val="19"/>
         </w:rPr>
-        <w:t>Deutsche Anspruchsdaten, vergleichbar mit Routine-Versorgung; MS, IBD, CIRD-Patienten relevant für Versorgung</w:t>
+        <w:t>Europäische Länder, vergleichbare Systeme; Datenqualität variiert stark (kein deutsches Impfregister)</w:t>
       </w:r>
     </w:p>
     <w:p>
@@ -418,7 +418,65 @@
           <w:color w:val="5A7D3A"/>
           <w:sz w:val="18"/>
         </w:rPr>
-        <w:t>https://pubmed.ncbi.nlm.nih.gov/42398453/</w:t>
+        <w:t>https://pubmed.ncbi.nlm.nih.gov/42623713/</w:t>
+      </w:r>
+    </w:p>
+    <w:p>
+      <w:pPr>
+        <w:pStyle w:val="Heading2"/>
+      </w:pPr>
+      <w:r>
+        <w:t>Diphtherie in der Schweiz 1877–2022: Impfprogramme brachen Epidemie-Wellen</w:t>
+      </w:r>
+    </w:p>
+    <w:p>
+      <w:r>
+        <w:rPr>
+          <w:i/>
+          <w:color w:val="666666"/>
+          <w:sz w:val="18"/>
+        </w:rPr>
+        <w:t>Tuor SM et al.  ·  Vaccine  ·  03.10.2026  ·  PMID 42623711</w:t>
+      </w:r>
+    </w:p>
+    <w:p>
+      <w:r>
+        <w:t>Historische Zeitreihenanalyse der Diphtherie-Morbidität und -Mortalität in der Schweiz über 145 Jahre, mit Bayesianischen Modellen zur Quantifizierung des Impfeffekts ab 1933.</w:t>
+      </w:r>
+    </w:p>
+    <w:p>
+      <w:r>
+        <w:rPr>
+          <w:b/>
+        </w:rPr>
+        <w:t xml:space="preserve">Ergebnis: </w:t>
+      </w:r>
+      <w:r>
+        <w:t>Von 35.271 Diphtherietodesfällen (1877–2022) starben 99,5 % vor flächendeckender Impfung. Nach Einführung zwingender Impfung in Genf (1933) lagen Inzidenz und Mortalität konsistent unter gemodellten Gegenszenarios. Nach landesweiter Empfehlung (1943) sank Diphtherie schnell in allen Kantonen, aber früher und stärker in Kantonen mit Impfpflicht.</w:t>
+      </w:r>
+    </w:p>
+    <w:p>
+      <w:r>
+        <w:rPr>
+          <w:b/>
+          <w:sz w:val="19"/>
+        </w:rPr>
+        <w:t xml:space="preserve">Übertragbarkeit: </w:t>
+      </w:r>
+      <w:r>
+        <w:rPr>
+          <w:sz w:val="19"/>
+        </w:rPr>
+        <w:t>Schweizer Klinik- und Todesursachendaten; DACH-System mit Dokumentationspflicht vergleichbar</w:t>
+      </w:r>
+    </w:p>
+    <w:p>
+      <w:r>
+        <w:rPr>
+          <w:color w:val="5A7D3A"/>
+          <w:sz w:val="18"/>
+        </w:rPr>
+        <w:t>https://pubmed.ncbi.nlm.nih.gov/42623711/</w:t>
       </w:r>
     </w:p>
     <w:sectPr>

--- a/download/studien-aktuell.docx
+++ b/download/studien-aktuell.docx
@@ -62,7 +62,7 @@
           <w:color w:val="666666"/>
           <w:sz w:val="18"/>
         </w:rPr>
-        <w:t>Stand: 12.09.2026  |  7 Studien  |  impfen.m-vf.de</w:t>
+        <w:t>Stand: 13.09.2026  |  6 Studien  |  impfen.m-vf.de</w:t>
       </w:r>
     </w:p>
     <w:p>
@@ -70,7 +70,7 @@
         <w:pStyle w:val="Heading1"/>
       </w:pPr>
       <w:r>
-        <w:t>Aufgenommen am 12.09.2026</w:t>
+        <w:t>Aufgenommen am 13.09.2026</w:t>
       </w:r>
     </w:p>
     <w:p>
@@ -78,7 +78,7 @@
         <w:pStyle w:val="Heading2"/>
       </w:pPr>
       <w:r>
-        <w:t>COVID-19-Sterblichkeit nach Einkommen: Vorbefunde schlagen Impfung um Faktor 3–5</w:t>
+        <w:t>Impflücken in Peru: Wissen und Angst beeinflussen Impfvollständigkeit bei Kindern</w:t>
       </w:r>
     </w:p>
     <w:p>
@@ -88,12 +88,12 @@
           <w:color w:val="666666"/>
           <w:sz w:val="18"/>
         </w:rPr>
-        <w:t>Milkovska E et al.  ·  Int J Epidemiol  ·  18.08.2026  ·  PMID 42727089</w:t>
+        <w:t>Castro-Fuentes MN et al.  ·  Front Public Health  ·  26.08.2026  ·  PMID 42718735</w:t>
       </w:r>
     </w:p>
     <w:p>
       <w:r>
-        <w:t>Analyse niederländischer Administrativdaten (n = 6.619.699) zur Frage, inwieweit unterschiedliche Vorerkrankungen und Impfquoten die Sterblichkeitsungleichheit nach Einkommen im Jahr 2021 erklären.</w:t>
+        <w:t>Querschnittsstudie bei 123 Familien in Sunampe, Peru: Assoziationen zwischen Impflücken bei Kindern unter fünf Jahren und mütterlichen Wahrnehmungen, Wissen und Angst.</w:t>
       </w:r>
     </w:p>
     <w:p>
@@ -104,7 +104,7 @@
         <w:t xml:space="preserve">Ergebnis: </w:t>
       </w:r>
       <w:r>
-        <w:t>Ärmstes Einkommensfünftel starb 3-mal häufiger an COVID-19 als reichstes. Unterschiede in Vorerkrankungen erklärten 46–67 % der Ungleichheit, Unterschiede in Impfquoten nur 14–19 %. Soziale Determinanten der Gesundheit waren das Haupttreiber.</w:t>
+        <w:t>Impfverweigerung (≥3 verpasste Schlüsseldosen bis 6 Monate): signifikante Prädiktoren waren Mangel an Wissen über Impfalter (OR: 10,96; p &lt; 0,001) und Nichtbesuch von Impfberatungssitzungen (OR: 3,32; p = 0,026). Angst vor Nebenwirkungen (99,2 % der Mütter berichteten sie) war nicht signifikant (Hinweis auf Antwortverzerrung). Modell: AUC = 0,852. Todesfälle unter 5 Jahren (2017–2022): 10 Fälle, davon 6 pneumokokkal-assoziierten.</w:t>
       </w:r>
     </w:p>
     <w:p>
@@ -119,7 +119,7 @@
         <w:rPr>
           <w:sz w:val="19"/>
         </w:rPr>
-        <w:t>Niederländische Administrativdaten mit vergleichbarem Versicherungssystem zu Deutschland</w:t>
+        <w:t>Peru – Befund zu Wissenslücken und Impfpfaden in untermotivierter Bevölkerung auf Deutschland nicht direkt übertragbar, aber qualitativ relevant für Migrationsgruppen</w:t>
       </w:r>
     </w:p>
     <w:p>
@@ -128,7 +128,7 @@
           <w:color w:val="5A7D3A"/>
           <w:sz w:val="18"/>
         </w:rPr>
-        <w:t>https://pubmed.ncbi.nlm.nih.gov/42727089/</w:t>
+        <w:t>https://pubmed.ncbi.nlm.nih.gov/42718735/</w:t>
       </w:r>
     </w:p>
     <w:p>
@@ -136,7 +136,7 @@
         <w:pStyle w:val="Heading2"/>
       </w:pPr>
       <w:r>
-        <w:t>Mütterliche RSV-Impfung reduziert Bronchiolitis-Krankenhauseinweisungen bei Säuglingen um 62 %</w:t>
+        <w:t>Pneumokokkencolonisierung bei Kindern in Brasilien: Begrenzte Abdeckung durch PCV10</w:t>
       </w:r>
     </w:p>
     <w:p>
@@ -146,12 +146,12 @@
           <w:color w:val="666666"/>
           <w:sz w:val="18"/>
         </w:rPr>
-        <w:t>Broad J et al.  ·  Euro Surveill  ·  Sept. 2026  ·  PMID 42725370</w:t>
+        <w:t>Sousa IO et al.  ·  PLoS One  ·  09.09.2026  ·  PMID 42715187</w:t>
       </w:r>
     </w:p>
     <w:p>
       <w:r>
-        <w:t>Zeitreihenanalyse zu Auswirkungen der mütterlichen RSV-Impfung auf Hospitalisierungen von Säuglingen unter 3 Monaten in England von September 2024 bis März 2026.</w:t>
+        <w:t>Querschnittstudie bei 400 Kindern (2–5 Jahre) in Salvador, Brasilien: Nasopharyngale Besiedlung mit Streptococcus pneumoniae und Serotypverteilung nach PCV10-GSK-Impfung im brasilianischen Routineprogramm.</w:t>
       </w:r>
     </w:p>
     <w:p>
@@ -162,7 +162,7 @@
         <w:t xml:space="preserve">Ergebnis: </w:t>
       </w:r>
       <w:r>
-        <w:t>RSV-Bronchiolitis-Krankenhauseinweisungen sanken um 62,6 % (IRR 0,374; 95%-KI: 0,344–0,407), Bronchiolitis insgesamt um 39,3 %. Bei Impfquote von 55,1 % reduzierten sich Aufnahmen auf Intensivstationen um 41,0 %. Ein bedeutender Schutzeffekt unter realen Versorgungsbedingungen.</w:t>
+        <w:t>Gesamtbesiedlungsrate: 39,5 %. Häufigste Serotypen: 6C (17,9 %), 19A (13,0 %), 11A (9,3 %). PCV10-GSK deckt nur 3,2 % der Serotypen ab; PCV20 würde 39,5 % abdecken. Penicillinresistenz in 21,8 % der Isolate, am höchsten bei 19A (71,4 %). Befund zeigt Impflücke bei nicht-PCV10-Serotypen trotz Impfung.</w:t>
       </w:r>
     </w:p>
     <w:p>
@@ -177,7 +177,7 @@
         <w:rPr>
           <w:sz w:val="19"/>
         </w:rPr>
-        <w:t>England mit Impfregister; Datenverfügbarkeit ähnlich wie in Skandinavien, nicht Deutschland</w:t>
+        <w:t>Brasilien – Befund zur Serotyp-Abdeckung und Resistenzentwicklung unter Feldimpfung ist grundlegend übertragbar</w:t>
       </w:r>
     </w:p>
     <w:p>
@@ -186,7 +186,7 @@
           <w:color w:val="5A7D3A"/>
           <w:sz w:val="18"/>
         </w:rPr>
-        <w:t>https://pubmed.ncbi.nlm.nih.gov/42725370/</w:t>
+        <w:t>https://pubmed.ncbi.nlm.nih.gov/42715187/</w:t>
       </w:r>
     </w:p>
     <w:p>
@@ -194,7 +194,7 @@
         <w:pStyle w:val="Heading2"/>
       </w:pPr>
       <w:r>
-        <w:t>Impfskepsis in Pakistan: Datenschutzmethoden zeigen Underreporting bei sensiblen Fragen</w:t>
+        <w:t>Pneumococcale Impfung (PCV21) verhindert invasive Erkrankungen bei Erwachsenen in Spanien</w:t>
       </w:r>
     </w:p>
     <w:p>
@@ -204,12 +204,12 @@
           <w:color w:val="666666"/>
           <w:sz w:val="18"/>
         </w:rPr>
-        <w:t>Shahid MI et al.  ·  Front Public Health  ·  27.08.2026  ·  PMID 42723770</w:t>
+        <w:t>Simuzingili M et al.  ·  Vaccine  ·  03.10.2026  ·  PMID 42669238</w:t>
       </w:r>
     </w:p>
     <w:p>
       <w:r>
-        <w:t>Querschnittsstudie mit 1.200 Teilnehmern in Punjab, Pakistan (Juni–August 2021), die Underreporting von COVID-19-Fällen und Impfskepsis mit privacy-wahrenden randomisierten Antworttechniken misst.</w:t>
+        <w:t>Gesundheitsökonomische Modellstudie in Spanien: Der 21-valente pneumokokkale Konjugatimpfstoff (PCV21) wurde mit PCV20 verglichen hinsichtlich verhinderte IPD-Fälle und vermiedene Kosten.</w:t>
       </w:r>
     </w:p>
     <w:p>
@@ -220,7 +220,7 @@
         <w:t xml:space="preserve">Ergebnis: </w:t>
       </w:r>
       <w:r>
-        <w:t>Direkt berichtete COVID-19-Fälle (städtisch 10,5 %, ländlich 13,7 %) lagen unter datenschutzgeschützten Schätzungen (städtisch 15,3–17,4 %, ländlich 16,7–19,5 %). Impfskepsis-Underreporting kleiner (26,3 % vs. 27,2–27,4 %). PRE &gt;100, bessere Effizienz als Benchmark-Modelle. Privacy-Methoden reduzieren Verzerrung bei sensiblen Outcomes.</w:t>
+        <w:t>Bei 45–64-jährigen: PCV21 verhindert 178 IPD-Fälle mehr und 20 Todesfälle mehr als PCV20; spart 0,7 Mio. EUR (10% Mehrersparnis). Bei ≥65-Jährigen: 2019 IPD-Fälle und 435 Todesfälle mehr verhindert; spart 257 Mio. EUR (25% Mehrersparnis). Beide Altersgruppen: PCV21 war in allen Szenarien kostenwirksam.</w:t>
       </w:r>
     </w:p>
     <w:p>
@@ -235,7 +235,7 @@
         <w:rPr>
           <w:sz w:val="19"/>
         </w:rPr>
-        <w:t>Pakistan, Niedrig-Ressourcen-Setting; Methode zur Verbesserung der Surveillancequalität in Ländern mit schwacher Dokumentation</w:t>
+        <w:t>Spanien, vergleichbares Versicherungssystem und Epidemiologie wie Deutschland</w:t>
       </w:r>
     </w:p>
     <w:p>
@@ -244,7 +244,7 @@
           <w:color w:val="5A7D3A"/>
           <w:sz w:val="18"/>
         </w:rPr>
-        <w:t>https://pubmed.ncbi.nlm.nih.gov/42723770/</w:t>
+        <w:t>https://pubmed.ncbi.nlm.nih.gov/42669238/</w:t>
       </w:r>
     </w:p>
     <w:p>
@@ -252,7 +252,7 @@
         <w:pStyle w:val="Heading2"/>
       </w:pPr>
       <w:r>
-        <w:t>PCV21-Pneumokokken-Impfung für Risikopatienten 18–64 Jahre in der Schweiz kosteneffektiv</w:t>
+        <w:t>RSV-Impfung für Neugeborene in Japan: Saisonale vs. ganzjährige Strategie</w:t>
       </w:r>
     </w:p>
     <w:p>
@@ -262,12 +262,12 @@
           <w:color w:val="666666"/>
           <w:sz w:val="18"/>
         </w:rPr>
-        <w:t>Simuzingili M et al.  ·  J Med Econ  ·  10.09.2026  ·  PMID 42723339</w:t>
+        <w:t>Monoi A et al.  ·  Vaccine  ·  03.10.2026  ·  PMID 42648051</w:t>
       </w:r>
     </w:p>
     <w:p>
       <w:r>
-        <w:t>Markov-Modell zur Kosten-Effektivität einer PCV21-Impfung für Hochrisiko- und Risiko-Patienten (18–64 Jahre) in der Schweiz mit lebenslanger Perspektive.</w:t>
+        <w:t>Modellstudie: Vergleich saisonaler und ganzjähriger RSV-Immunisierung von Neugeborenen zur Prävention von Krankenhausaufenthalten.</w:t>
       </w:r>
     </w:p>
     <w:p>
@@ -278,7 +278,7 @@
         <w:t xml:space="preserve">Ergebnis: </w:t>
       </w:r>
       <w:r>
-        <w:t>Bei 60-prozentiger Impfquote wurden 518 Fälle invasiver Pneumokokkenerkrankung, 224 Todesfälle und 2.578 ambulant behandelte Pneumonien verhindert. Impfkosten (CHF 39,0 Mio.) überwogen Einsparungen (CHF 21,4 Mio.) um Netto-CHF 17,6 Mio. ICER: CHF 7.665/QALY (kosteneffektiv ab CHF 18.000/QALY-Schwelle). In Sensitivitätsanalyse 100 % Wahrscheinlichkeit Kosteneffektivität.</w:t>
+        <w:t>Ganzjährige RSVpreF-Impfung: 46 % Reduktion der RSV-Hospitalisierungen (95% UR: 31–65%). Ganzjährig Nirsevimab: 58 % Reduktion (95% UR: 39–79%). Saisonale Programme: bei zeitgerechter Durchführung 56–61 % Reduktion. Effekt stark abhängig von Saisonalitätsprädiktion und logistischen Kapazitäten.</w:t>
       </w:r>
     </w:p>
     <w:p>
@@ -293,7 +293,7 @@
         <w:rPr>
           <w:sz w:val="19"/>
         </w:rPr>
-        <w:t>Schweizer Gesundheitssystem; Kosten- und Nutzenstruktur ähnlich dem deutschen</w:t>
+        <w:t>Japan, anderer Kontext – Befund zur Saisonalität und Impfstoffhaltbarkeit aber grundsätzlich übertragbar</w:t>
       </w:r>
     </w:p>
     <w:p>
@@ -302,7 +302,7 @@
           <w:color w:val="5A7D3A"/>
           <w:sz w:val="18"/>
         </w:rPr>
-        <w:t>https://pubmed.ncbi.nlm.nih.gov/42723339/</w:t>
+        <w:t>https://pubmed.ncbi.nlm.nih.gov/42648051/</w:t>
       </w:r>
     </w:p>
     <w:p>
@@ -310,7 +310,7 @@
         <w:pStyle w:val="Heading2"/>
       </w:pPr>
       <w:r>
-        <w:t>RSVpreF-Impfung in Frankreich: Empfohlene Strategie verhindert 7.620 Hospitalisierungen, kostengünstig</w:t>
+        <w:t>Pneumokokken-Impfung bei Erwachsenen mit Diabetes: Verzögerte Aufnahme in Versorgung</w:t>
       </w:r>
     </w:p>
     <w:p>
@@ -320,12 +320,12 @@
           <w:color w:val="666666"/>
           <w:sz w:val="18"/>
         </w:rPr>
-        <w:t>Fahfouhi Y et al.  ·  Vaccine  ·  03.10.2026  ·  PMID 42628195</w:t>
+        <w:t>Lenzi J et al.  ·  Vaccine  ·  03.10.2026  ·  PMID 42612465</w:t>
       </w:r>
     </w:p>
     <w:p>
       <w:r>
-        <w:t>Markov-Modell zur Gesundheits- und Kostenfolgen von vier nationalen RSVpreF-Impfstrategien für schwangere Frauen in Frankreich unter Verwendung von Daten zu 627.499 Geburten pro Jahr.</w:t>
+        <w:t>Populationsbasierte Kohortenstudie in Romagna (Italien) mit administrativen Daten: Zeitliche Muster und verpasste Impfgelegenheiten der Pneumokokken-Impfung bei Diabetikern über sieben Jahre.</w:t>
       </w:r>
     </w:p>
     <w:p>
@@ -336,7 +336,7 @@
         <w:t xml:space="preserve">Ergebnis: </w:t>
       </w:r>
       <w:r>
-        <w:t>Ohne Impfung: 38.625 RSV-Hospitalisierungen pro Jahr (Kosten €120,0 Mio.). Empfohlene Strategie (Sept.–Jan.) verhinderte 7.620 Hospitalisierungen (−19,7 %), Kosten €126,4 Mio., €844/Hospitalisierung verhindert, NNV 21. Erweiterte Strategie (Mai–Jan.) zusätzlich 4.111 Fälle vermieden (−13,3 % zusätzlich), erhöhte Gesamtkosten auf €134,4 Mio. (+6,3 %).</w:t>
+        <w:t>Durchimpfungsquote stieg von 7,2 % (Jan. 2017) auf 28,0 % (Juni 2024), blieb aber deutlich unter 30 %. In der Inzidenzkohorte: 4,4 % Impfung nach 1 Jahr, 12,6 % nach 3 Jahren, 34,8 % nach 7 Jahren – kein markanter Anstieg unmittelbar nach Diagnose. Fremdländerisches Herkunftsland assoziiiert mit deutlich niedrigerer Aufnahme (OR: 0,52). Muster deutet auf mangelnde Integration in Diabetes-Versorgungspfade hin.</w:t>
       </w:r>
     </w:p>
     <w:p>
@@ -351,7 +351,7 @@
         <w:rPr>
           <w:sz w:val="19"/>
         </w:rPr>
-        <w:t>Frankreich, europäisches Versicherungssystem; Nationale Impfkalender und Gesundheitsvergütung vergleichbar</w:t>
+        <w:t>Italien, ähnliches Versicherungssystem; Befund zu Versorgungsintegration auf Deutschland übertragbar</w:t>
       </w:r>
     </w:p>
     <w:p>
@@ -360,7 +360,7 @@
           <w:color w:val="5A7D3A"/>
           <w:sz w:val="18"/>
         </w:rPr>
-        <w:t>https://pubmed.ncbi.nlm.nih.gov/42628195/</w:t>
+        <w:t>https://pubmed.ncbi.nlm.nih.gov/42612465/</w:t>
       </w:r>
     </w:p>
     <w:p>
@@ -368,7 +368,7 @@
         <w:pStyle w:val="Heading2"/>
       </w:pPr>
       <w:r>
-        <w:t>HPV-Impfquote in Europa: 55–60 % im Jahr 5, Schulprogramme und Arztdichte entscheidend</w:t>
+        <w:t>Sicherheit der Lebendimpfstoff-Influenzaimpfung in England: Acht Jahre Pharmakovigilanz</w:t>
       </w:r>
     </w:p>
     <w:p>
@@ -378,12 +378,12 @@
           <w:color w:val="666666"/>
           <w:sz w:val="18"/>
         </w:rPr>
-        <w:t>Pavia G et al.  ·  Vaccine  ·  03.10.2026  ·  PMID 42623713</w:t>
+        <w:t>Dhanda S et al.  ·  Vaccine  ·  03.10.2026  ·  PMID 42607627</w:t>
       </w:r>
     </w:p>
     <w:p>
       <w:r>
-        <w:t>Längsschnittstudie über Impfquoten bei 15-jährigen Mädchen in 43 europäischen Ländern 2010–2023, mit Analyse von Prädiktoren und Assoziation mit Google-Suchvolumen.</w:t>
+        <w:t>Verbesserte passive Sicherheitsüberwachung (EPSS) des intranasalen Lebendimpfstoffs Fluenz® Tetra bei Kindern über acht Grippesaisons in England, mit Sicherheitsberichtskarten in 38–49 Praxen und 25–50 Schulen pro Saison.</w:t>
       </w:r>
     </w:p>
     <w:p>
@@ -394,7 +394,7 @@
         <w:t xml:space="preserve">Ergebnis: </w:t>
       </w:r>
       <w:r>
-        <w:t>Impfquote stieg nach Aufnahme ins nationale Programm auf ~40 % im Jahr 2 , stabilisierte sich bei 55–60 % im Jahr 5. Über 60 % in den meisten Ländern erreicht. Schulprogramme boten schnellere Kurven. Ärztedichte und niedrige öffentliche Skepsis waren signifikante Prädiktoren. WHO-Ziel von 90 % verfehlt.</w:t>
+        <w:t>8753–17.922 Sicherheitsberichtskarten ausgegeben jährlich. Rücklaufquoten: 2015/2016: 1,9 %, sinkend auf 2022/2023: 0,4 %. Rhinorrhö am häufigsten gemeldet (0,1–0,6 %). Schwerwiegende unerwünschte Ereignisse selten. Befund unterstützt positives Nutzen-Risiko-Profil über alle acht Saisons.</w:t>
       </w:r>
     </w:p>
     <w:p>
@@ -409,7 +409,7 @@
         <w:rPr>
           <w:sz w:val="19"/>
         </w:rPr>
-        <w:t>Europäische Länder, vergleichbare Systeme; Datenqualität variiert stark (kein deutsches Impfregister)</w:t>
+        <w:t>Großbritannien, vergleichbare Versorgungsinfrastruktur und Pharmakovigilanz-Standards</w:t>
       </w:r>
     </w:p>
     <w:p>
@@ -418,65 +418,7 @@
           <w:color w:val="5A7D3A"/>
           <w:sz w:val="18"/>
         </w:rPr>
-        <w:t>https://pubmed.ncbi.nlm.nih.gov/42623713/</w:t>
-      </w:r>
-    </w:p>
-    <w:p>
-      <w:pPr>
-        <w:pStyle w:val="Heading2"/>
-      </w:pPr>
-      <w:r>
-        <w:t>Diphtherie in der Schweiz 1877–2022: Impfprogramme brachen Epidemie-Wellen</w:t>
-      </w:r>
-    </w:p>
-    <w:p>
-      <w:r>
-        <w:rPr>
-          <w:i/>
-          <w:color w:val="666666"/>
-          <w:sz w:val="18"/>
-        </w:rPr>
-        <w:t>Tuor SM et al.  ·  Vaccine  ·  03.10.2026  ·  PMID 42623711</w:t>
-      </w:r>
-    </w:p>
-    <w:p>
-      <w:r>
-        <w:t>Historische Zeitreihenanalyse der Diphtherie-Morbidität und -Mortalität in der Schweiz über 145 Jahre, mit Bayesianischen Modellen zur Quantifizierung des Impfeffekts ab 1933.</w:t>
-      </w:r>
-    </w:p>
-    <w:p>
-      <w:r>
-        <w:rPr>
-          <w:b/>
-        </w:rPr>
-        <w:t xml:space="preserve">Ergebnis: </w:t>
-      </w:r>
-      <w:r>
-        <w:t>Von 35.271 Diphtherietodesfällen (1877–2022) starben 99,5 % vor flächendeckender Impfung. Nach Einführung zwingender Impfung in Genf (1933) lagen Inzidenz und Mortalität konsistent unter gemodellten Gegenszenarios. Nach landesweiter Empfehlung (1943) sank Diphtherie schnell in allen Kantonen, aber früher und stärker in Kantonen mit Impfpflicht.</w:t>
-      </w:r>
-    </w:p>
-    <w:p>
-      <w:r>
-        <w:rPr>
-          <w:b/>
-          <w:sz w:val="19"/>
-        </w:rPr>
-        <w:t xml:space="preserve">Übertragbarkeit: </w:t>
-      </w:r>
-      <w:r>
-        <w:rPr>
-          <w:sz w:val="19"/>
-        </w:rPr>
-        <w:t>Schweizer Klinik- und Todesursachendaten; DACH-System mit Dokumentationspflicht vergleichbar</w:t>
-      </w:r>
-    </w:p>
-    <w:p>
-      <w:r>
-        <w:rPr>
-          <w:color w:val="5A7D3A"/>
-          <w:sz w:val="18"/>
-        </w:rPr>
-        <w:t>https://pubmed.ncbi.nlm.nih.gov/42623711/</w:t>
+        <w:t>https://pubmed.ncbi.nlm.nih.gov/42607627/</w:t>
       </w:r>
     </w:p>
     <w:sectPr>

--- a/download/studien-aktuell.docx
+++ b/download/studien-aktuell.docx
@@ -62,7 +62,7 @@
           <w:color w:val="666666"/>
           <w:sz w:val="18"/>
         </w:rPr>
-        <w:t>Stand: 13.09.2026  |  6 Studien  |  impfen.m-vf.de</w:t>
+        <w:t>Stand: 14.09.2026  |  7 Studien  |  impfen.m-vf.de</w:t>
       </w:r>
     </w:p>
     <w:p>
@@ -70,7 +70,7 @@
         <w:pStyle w:val="Heading1"/>
       </w:pPr>
       <w:r>
-        <w:t>Aufgenommen am 13.09.2026</w:t>
+        <w:t>Aufgenommen am 14.09.2026</w:t>
       </w:r>
     </w:p>
     <w:p>
@@ -78,7 +78,7 @@
         <w:pStyle w:val="Heading2"/>
       </w:pPr>
       <w:r>
-        <w:t>Impflücken in Peru: Wissen und Angst beeinflussen Impfvollständigkeit bei Kindern</w:t>
+        <w:t>Impfkampagnen-Monitoring: Abweichungen zwischen Felderhebungen und Nachbarschafts-Umfragen</w:t>
       </w:r>
     </w:p>
     <w:p>
@@ -88,12 +88,12 @@
           <w:color w:val="666666"/>
           <w:sz w:val="18"/>
         </w:rPr>
-        <w:t>Castro-Fuentes MN et al.  ·  Front Public Health  ·  26.08.2026  ·  PMID 42718735</w:t>
+        <w:t>Thakkar N  ·  Gates Open Res  ·  01.09.2026  ·  PMID 42732098</w:t>
       </w:r>
     </w:p>
     <w:p>
       <w:r>
-        <w:t>Querschnittsstudie bei 123 Familien in Sunampe, Peru: Assoziationen zwischen Impflücken bei Kindern unter fünf Jahren und mütterlichen Wahrnehmungen, Wissen und Angst.</w:t>
+        <w:t>Analyse von Impfteam-Tallies (tägliche Dokumentation Geimpfter) versus Post-Campaign Coverage Surveys (PCCS) in Kano-Kampagne 2023 (Masern, Nigeria) unter Verwendung von Capture-Recapture-Methoden.</w:t>
       </w:r>
     </w:p>
     <w:p>
@@ -104,7 +104,7 @@
         <w:t xml:space="preserve">Ergebnis: </w:t>
       </w:r>
       <w:r>
-        <w:t>Impfverweigerung (≥3 verpasste Schlüsseldosen bis 6 Monate): signifikante Prädiktoren waren Mangel an Wissen über Impfalter (OR: 10,96; p &lt; 0,001) und Nichtbesuch von Impfberatungssitzungen (OR: 3,32; p = 0,026). Angst vor Nebenwirkungen (99,2 % der Mütter berichteten sie) war nicht signifikant (Hinweis auf Antwortverzerrung). Modell: AUC = 0,852. Todesfälle unter 5 Jahren (2017–2022): 10 Fälle, davon 6 pneumokokkal-assoziierten.</w:t>
+        <w:t>Erhebliche Diskrepanzen zwischen Tally-basierten Recapture-Schätzungen und PCCS-Daten. Tally-Daten ermöglichen präzise, quasi-zeitgleiche Monitoring und hohe räumliche Auflösung. Verschiedene Verzerrungsmodelle erklären Abweichungen: Doppelzählungen, fehlende Dokumentation, Non-Response in PCCS. Tally-Sheets als unkonventionelle, aber nachvollziehbare Populationsstichprobe zur Echtzeitbewertung von Implementierungsqualität.</w:t>
       </w:r>
     </w:p>
     <w:p>
@@ -119,7 +119,7 @@
         <w:rPr>
           <w:sz w:val="19"/>
         </w:rPr>
-        <w:t>Peru – Befund zu Wissenslücken und Impfpfaden in untermotivierter Bevölkerung auf Deutschland nicht direkt übertragbar, aber qualitativ relevant für Migrationsgruppen</w:t>
+        <w:t>Nigeria/Subsahara-Kontext, Methodik auf deutsche Kampagnen-Evaluation anwendbar, insbes. zur Echtzeit-Qualitätskontrolle.</w:t>
       </w:r>
     </w:p>
     <w:p>
@@ -128,7 +128,7 @@
           <w:color w:val="5A7D3A"/>
           <w:sz w:val="18"/>
         </w:rPr>
-        <w:t>https://pubmed.ncbi.nlm.nih.gov/42718735/</w:t>
+        <w:t>https://pubmed.ncbi.nlm.nih.gov/42732098/</w:t>
       </w:r>
     </w:p>
     <w:p>
@@ -136,7 +136,7 @@
         <w:pStyle w:val="Heading2"/>
       </w:pPr>
       <w:r>
-        <w:t>Pneumokokkencolonisierung bei Kindern in Brasilien: Begrenzte Abdeckung durch PCV10</w:t>
+        <w:t>Verzögerte Impfungen: Globale Systeme erfassen Catch-up-Dosen unzureichend</w:t>
       </w:r>
     </w:p>
     <w:p>
@@ -146,12 +146,12 @@
           <w:color w:val="666666"/>
           <w:sz w:val="18"/>
         </w:rPr>
-        <w:t>Sousa IO et al.  ·  PLoS One  ·  09.09.2026  ·  PMID 42715187</w:t>
+        <w:t>Danovaro-Holliday MC et al.  ·  Gates Open Res  ·  01.09.2026  ·  PMID 42732096</w:t>
       </w:r>
     </w:p>
     <w:p>
       <w:r>
-        <w:t>Querschnittstudie bei 400 Kindern (2–5 Jahre) in Salvador, Brasilien: Nasopharyngale Besiedlung mit Streptococcus pneumoniae und Serotypverteilung nach PCV10-GSK-Impfung im brasilianischen Routineprogramm.</w:t>
+        <w:t>Analyse von WHO/UNICEF-Daten aus 194 Ländern (2016–2022) zur Fähigkeit von Immunisierungssystemen, verzögerte (Catch-up-)Impfdosen zu dokumentieren und zu monitoren.</w:t>
       </w:r>
     </w:p>
     <w:p>
@@ -162,7 +162,7 @@
         <w:t xml:space="preserve">Ergebnis: </w:t>
       </w:r>
       <w:r>
-        <w:t>Gesamtbesiedlungsrate: 39,5 %. Häufigste Serotypen: 6C (17,9 %), 19A (13,0 %), 11A (9,3 %). PCV10-GSK deckt nur 3,2 % der Serotypen ab; PCV20 würde 39,5 % abdecken. Penicillinresistenz in 21,8 % der Isolate, am höchsten bei 19A (71,4 %). Befund zeigt Impflücke bei nicht-PCV10-Serotypen trotz Impfung.</w:t>
+        <w:t>Nur 55,5–64,4 % der Länder verfügten über Systeme zur Erfassung verzögerter Dosen; in Amerika (AMR) 77,1–82,9 %. Median-Anteil verzögerter MCV1-Dosen: 4,4 %. Catch-up-Aktivitäten würden gemeldete Impfquoten um ca. 4 Prozentpunkte erhöhen. Erhebliche regionale Unterschiede je nach Einkommensstatus und Gavi-Teilnahme.</w:t>
       </w:r>
     </w:p>
     <w:p>
@@ -177,7 +177,7 @@
         <w:rPr>
           <w:sz w:val="19"/>
         </w:rPr>
-        <w:t>Brasilien – Befund zur Serotyp-Abdeckung und Resistenzentwicklung unter Feldimpfung ist grundlegend übertragbar</w:t>
+        <w:t>Globale Systemanalyse, zeigt Schwächen in deutscher Impfdokumentation (Deutschland hat kein zentrales Impfregister).</w:t>
       </w:r>
     </w:p>
     <w:p>
@@ -186,7 +186,7 @@
           <w:color w:val="5A7D3A"/>
           <w:sz w:val="18"/>
         </w:rPr>
-        <w:t>https://pubmed.ncbi.nlm.nih.gov/42715187/</w:t>
+        <w:t>https://pubmed.ncbi.nlm.nih.gov/42732096/</w:t>
       </w:r>
     </w:p>
     <w:p>
@@ -194,7 +194,7 @@
         <w:pStyle w:val="Heading2"/>
       </w:pPr>
       <w:r>
-        <w:t>Pneumococcale Impfung (PCV21) verhindert invasive Erkrankungen bei Erwachsenen in Spanien</w:t>
+        <w:t>Masern als Messlatte: Warum Eradikation Impfsysteme stärkt</w:t>
       </w:r>
     </w:p>
     <w:p>
@@ -204,12 +204,12 @@
           <w:color w:val="666666"/>
           <w:sz w:val="18"/>
         </w:rPr>
-        <w:t>Simuzingili M et al.  ·  Vaccine  ·  03.10.2026  ·  PMID 42669238</w:t>
+        <w:t>Durrheim DN et al.  ·  Hum Vaccin Immunother  ·  12.09.2026  ·  PMID 42730634</w:t>
       </w:r>
     </w:p>
     <w:p>
       <w:r>
-        <w:t>Gesundheitsökonomische Modellstudie in Spanien: Der 21-valente pneumokokkale Konjugatimpfstoff (PCV21) wurde mit PCV20 verglichen hinsichtlich verhinderte IPD-Fälle und vermiedene Kosten.</w:t>
+        <w:t>Perspektive zur strategischen Bedeutung von Masern-Eradikation als Katalysator für Aufbau stabiler Impfprogramme und Gesundheitssysteme, besonders im Kontext steigender Ausbrüche.</w:t>
       </w:r>
     </w:p>
     <w:p>
@@ -220,7 +220,7 @@
         <w:t xml:space="preserve">Ergebnis: </w:t>
       </w:r>
       <w:r>
-        <w:t>Bei 45–64-jährigen: PCV21 verhindert 178 IPD-Fälle mehr und 20 Todesfälle mehr als PCV20; spart 0,7 Mio. EUR (10% Mehrersparnis). Bei ≥65-Jährigen: 2019 IPD-Fälle und 435 Todesfälle mehr verhindert; spart 257 Mio. EUR (25% Mehrersparnis). Beide Altersgruppen: PCV21 war in allen Szenarien kostenwirksam.</w:t>
+        <w:t>Masern-Eradikation erfordert und katalysiert Fähigkeiten, die auch grundlegend für resiliente Systeme sind: hohe Routineimpfquoten, sensitive Surveillance, qualitätsgesicherte Labornetzwerke, schnelle Ausbruchreaktion, Gemeinschaftsbeteiligung. Aktuelle Ausbrüche signalisieren Systemfragilitäten und bieten Gelegenheit zur Stärkung von Impfgerechtigkeit.</w:t>
       </w:r>
     </w:p>
     <w:p>
@@ -235,7 +235,7 @@
         <w:rPr>
           <w:sz w:val="19"/>
         </w:rPr>
-        <w:t>Spanien, vergleichbares Versicherungssystem und Epidemiologie wie Deutschland</w:t>
+        <w:t>Conceptual framework zur Systemstärkung, international anwendbar, besonders relevant für Länder mit Ausbrüchen.</w:t>
       </w:r>
     </w:p>
     <w:p>
@@ -244,7 +244,7 @@
           <w:color w:val="5A7D3A"/>
           <w:sz w:val="18"/>
         </w:rPr>
-        <w:t>https://pubmed.ncbi.nlm.nih.gov/42669238/</w:t>
+        <w:t>https://pubmed.ncbi.nlm.nih.gov/42730634/</w:t>
       </w:r>
     </w:p>
     <w:p>
@@ -252,7 +252,7 @@
         <w:pStyle w:val="Heading2"/>
       </w:pPr>
       <w:r>
-        <w:t>RSV-Impfung für Neugeborene in Japan: Saisonale vs. ganzjährige Strategie</w:t>
+        <w:t>Sierra Leone: Von Impfstoff-Verfügbarkeit zur Bevölkerungsschutzung – Deployment Readiness</w:t>
       </w:r>
     </w:p>
     <w:p>
@@ -262,12 +262,12 @@
           <w:color w:val="666666"/>
           <w:sz w:val="18"/>
         </w:rPr>
-        <w:t>Monoi A et al.  ·  Vaccine  ·  03.10.2026  ·  PMID 42648051</w:t>
+        <w:t>Ikoona EN et al.  ·  Ann Glob Health  ·  07.09.2026  ·  PMID 42730077</w:t>
       </w:r>
     </w:p>
     <w:p>
       <w:r>
-        <w:t>Modellstudie: Vergleich saisonaler und ganzjähriger RSV-Immunisierung von Neugeborenen zur Prävention von Krankenhausaufenthalten.</w:t>
+        <w:t>Vergleichende Analyse von Impfkampagnen-Implementierung in Sierra Leone (COVID-19 2021, Ebola 2024, Mpox 2025) zur Identifikation kritischer Faktoren zwischen Zulassung und Vakzinierungsbeginn.</w:t>
       </w:r>
     </w:p>
     <w:p>
@@ -278,7 +278,7 @@
         <w:t xml:space="preserve">Ergebnis: </w:t>
       </w:r>
       <w:r>
-        <w:t>Ganzjährige RSVpreF-Impfung: 46 % Reduktion der RSV-Hospitalisierungen (95% UR: 31–65%). Ganzjährig Nirsevimab: 58 % Reduktion (95% UR: 39–79%). Saisonale Programme: bei zeitgerechter Durchführung 56–61 % Reduktion. Effekt stark abhängig von Saisonalitätsprädiktion und logistischen Kapazitäten.</w:t>
+        <w:t>COVID-19: 45 Tage von EMA-Zulassung bis Impfstart; 73,2–86,7 % Deckung in Zielgruppe. Ebola: 1.851 Tage bis Impfstart trotz globales Stockpile seit 2021. Mpox: 106 Tage nach Ausbruchbestätigung, 186.053 Personen erreicht. &gt;84 % der COVID-Dosen über Surge-Kampagnen. Produktverfügbarkeit allein unzureichend; nationale Aktivierung, Finanzierung und Anbindung an globale Vorgaben entscheidend.</w:t>
       </w:r>
     </w:p>
     <w:p>
@@ -293,7 +293,7 @@
         <w:rPr>
           <w:sz w:val="19"/>
         </w:rPr>
-        <w:t>Japan, anderer Kontext – Befund zur Saisonalität und Impfstoffhaltbarkeit aber grundsätzlich übertragbar</w:t>
+        <w:t>Niedrig-/mitteleinkommiges Land (WHO-EMRO), Implementierungs-Framework transferierbar auf deutsche Krise-Impf-Vorbereitung.</w:t>
       </w:r>
     </w:p>
     <w:p>
@@ -302,7 +302,7 @@
           <w:color w:val="5A7D3A"/>
           <w:sz w:val="18"/>
         </w:rPr>
-        <w:t>https://pubmed.ncbi.nlm.nih.gov/42648051/</w:t>
+        <w:t>https://pubmed.ncbi.nlm.nih.gov/42730077/</w:t>
       </w:r>
     </w:p>
     <w:p>
@@ -310,7 +310,7 @@
         <w:pStyle w:val="Heading2"/>
       </w:pPr>
       <w:r>
-        <w:t>Pneumokokken-Impfung bei Erwachsenen mit Diabetes: Verzögerte Aufnahme in Versorgung</w:t>
+        <w:t>Dengue- und Chikungunya-Impfstoffe: Verfügbarkeit ungleich Erreichen von Risikogruppen</w:t>
       </w:r>
     </w:p>
     <w:p>
@@ -320,12 +320,12 @@
           <w:color w:val="666666"/>
           <w:sz w:val="18"/>
         </w:rPr>
-        <w:t>Lenzi J et al.  ·  Vaccine  ·  03.10.2026  ·  PMID 42612465</w:t>
+        <w:t>La Porta CAM et al.  ·  Open Res Eur  ·  22.08.2026  ·  PMID 42728936</w:t>
       </w:r>
     </w:p>
     <w:p>
       <w:r>
-        <w:t>Populationsbasierte Kohortenstudie in Romagna (Italien) mit administrativen Daten: Zeitliche Muster und verpasste Impfgelegenheiten der Pneumokokken-Impfung bei Diabetikern über sieben Jahre.</w:t>
+        <w:t>Übersichtsarbeit zu Lücken zwischen Impfstoff-Zulassung/globaler Verfügbarkeit und epidemiologischer Risikoverbreitung sowie inkonsistentem Eintrag in nationale Impfprogramme.</w:t>
       </w:r>
     </w:p>
     <w:p>
@@ -336,7 +336,7 @@
         <w:t xml:space="preserve">Ergebnis: </w:t>
       </w:r>
       <w:r>
-        <w:t>Durchimpfungsquote stieg von 7,2 % (Jan. 2017) auf 28,0 % (Juni 2024), blieb aber deutlich unter 30 %. In der Inzidenzkohorte: 4,4 % Impfung nach 1 Jahr, 12,6 % nach 3 Jahren, 34,8 % nach 7 Jahren – kein markanter Anstieg unmittelbar nach Diagnose. Fremdländerisches Herkunftsland assoziiiert mit deutlich niedrigerer Aufnahme (OR: 0,52). Muster deutet auf mangelnde Integration in Diabetes-Versorgungspfade hin.</w:t>
+        <w:t>Erhebliche Diskrepanzen zwischen geografischen Regionen mit regulatorischer Zulassung und Zonen höchster epidemiologischer Belastung (Dengue, Chikungunya). Nationale Impfprogramm-Inklusion fragmentarisch. Aktuelle Strategien reaktiv, unzureichend an Transmissionsmuster und Gesundheitssystem-Kapazität angepasst. Bedarf: Präparedness-orientierte Frameworks für zeitgerechte Einführung, nachhaltige Abdeckung, risikoadaptives Deployment.</w:t>
       </w:r>
     </w:p>
     <w:p>
@@ -351,7 +351,7 @@
         <w:rPr>
           <w:sz w:val="19"/>
         </w:rPr>
-        <w:t>Italien, ähnliches Versicherungssystem; Befund zu Versorgungsintegration auf Deutschland übertragbar</w:t>
+        <w:t>Global, zeigt Koordinationsproblem zwischen Zulassung und Programm-Aufnahme, relevant für deutsche Impfkalender-Entscheidungen.</w:t>
       </w:r>
     </w:p>
     <w:p>
@@ -360,7 +360,7 @@
           <w:color w:val="5A7D3A"/>
           <w:sz w:val="18"/>
         </w:rPr>
-        <w:t>https://pubmed.ncbi.nlm.nih.gov/42612465/</w:t>
+        <w:t>https://pubmed.ncbi.nlm.nih.gov/42728936/</w:t>
       </w:r>
     </w:p>
     <w:p>
@@ -368,7 +368,7 @@
         <w:pStyle w:val="Heading2"/>
       </w:pPr>
       <w:r>
-        <w:t>Sicherheit der Lebendimpfstoff-Influenzaimpfung in England: Acht Jahre Pharmakovigilanz</w:t>
+        <w:t>Norovirus-Impfung in England: Kostenwirksam durch Vermeidung von Nierenschäden</w:t>
       </w:r>
     </w:p>
     <w:p>
@@ -378,12 +378,12 @@
           <w:color w:val="666666"/>
           <w:sz w:val="18"/>
         </w:rPr>
-        <w:t>Dhanda S et al.  ·  Vaccine  ·  03.10.2026  ·  PMID 42607627</w:t>
+        <w:t>Bolt H et al.  ·  Epidemics  ·  28.07.2026  ·  PMID 42537313</w:t>
       </w:r>
     </w:p>
     <w:p>
       <w:r>
-        <w:t>Verbesserte passive Sicherheitsüberwachung (EPSS) des intranasalen Lebendimpfstoffs Fluenz® Tetra bei Kindern über acht Grippesaisons in England, mit Sicherheitsberichtskarten in 38–49 Praxen und 25–50 Schulen pro Saison.</w:t>
+        <w:t>Modellierung der gesundheitsökonomischen Effekte einer Norovirus-Impfung in England, die Akutnierenschäden als Spätfolge berücksichtigt.</w:t>
       </w:r>
     </w:p>
     <w:p>
@@ -394,7 +394,7 @@
         <w:t xml:space="preserve">Ergebnis: </w:t>
       </w:r>
       <w:r>
-        <w:t>8753–17.922 Sicherheitsberichtskarten ausgegeben jährlich. Rücklaufquoten: 2015/2016: 1,9 %, sinkend auf 2022/2023: 0,4 %. Rhinorrhö am häufigsten gemeldet (0,1–0,6 %). Schwerwiegende unerwünschte Ereignisse selten. Befund unterstützt positives Nutzen-Risiko-Profil über alle acht Saisons.</w:t>
+        <w:t>Kombinierte Impfstrategie für Kinder und Ältere reduzierte symptomatische Infektionen um 64–66 %. Mit akuten Nierenschäden war eine Impfstoffeffektivität von 35 % noch kosteneffektiv (Schwellenwert: £ 20.000 pro QALY). Ohne Berücksichtigung der Nierenschäden war keine Strategie kosteneffektiv.</w:t>
       </w:r>
     </w:p>
     <w:p>
@@ -409,7 +409,7 @@
         <w:rPr>
           <w:sz w:val="19"/>
         </w:rPr>
-        <w:t>Großbritannien, vergleichbare Versorgungsinfrastruktur und Pharmakovigilanz-Standards</w:t>
+        <w:t>Englisches Versorgungssystem, vergleichbar mit deutschen Health Economics-Evaluationen.</w:t>
       </w:r>
     </w:p>
     <w:p>
@@ -418,7 +418,65 @@
           <w:color w:val="5A7D3A"/>
           <w:sz w:val="18"/>
         </w:rPr>
-        <w:t>https://pubmed.ncbi.nlm.nih.gov/42607627/</w:t>
+        <w:t>https://pubmed.ncbi.nlm.nih.gov/42537313/</w:t>
+      </w:r>
+    </w:p>
+    <w:p>
+      <w:pPr>
+        <w:pStyle w:val="Heading2"/>
+      </w:pPr>
+      <w:r>
+        <w:t>Viruslast-Dynamik und Varianten: Was Frankreichs Routinetests über Impfschutz verraten</w:t>
+      </w:r>
+    </w:p>
+    <w:p>
+      <w:r>
+        <w:rPr>
+          <w:i/>
+          <w:color w:val="666666"/>
+          <w:sz w:val="18"/>
+        </w:rPr>
+        <w:t>Beaulieu M et al.  ·  PLoS Comput Biol  ·  27.07.2026  ·  PMID 42507756</w:t>
+      </w:r>
+    </w:p>
+    <w:p>
+      <w:r>
+        <w:t>Analysen von 322.218 PCR-Tests aus Frankreich 2021–2022 zur Erfassung der Viraldy­namik unter verschiedenen Varianten und Impfstatus bei symptomatic infection.</w:t>
+      </w:r>
+    </w:p>
+    <w:p>
+      <w:r>
+        <w:rPr>
+          <w:b/>
+        </w:rPr>
+        <w:t xml:space="preserve">Ergebnis: </w:t>
+      </w:r>
+      <w:r>
+        <w:t>Alter ≥ 65 Jahre: längere Clearance-Zeit um 2–6 Tage. Geimpfte Personen: 2–4 Tage kürzere Clearance. Omicron: um 2–3 Ct niedrigere Peakviruslast und um 1–2 Tage kürzere Clearance als Delta. Gemeinschafts-PCR-Testdaten ermöglichen robuste Virusdynamik-Schätzungen.</w:t>
+      </w:r>
+    </w:p>
+    <w:p>
+      <w:r>
+        <w:rPr>
+          <w:b/>
+          <w:sz w:val="19"/>
+        </w:rPr>
+        <w:t xml:space="preserve">Übertragbarkeit: </w:t>
+      </w:r>
+      <w:r>
+        <w:rPr>
+          <w:sz w:val="19"/>
+        </w:rPr>
+        <w:t>Frankreich, ähnliche Surveillance-Infrastruktur wie Deutschland, Methode auf deutsche Testdaten übertragbar.</w:t>
+      </w:r>
+    </w:p>
+    <w:p>
+      <w:r>
+        <w:rPr>
+          <w:color w:val="5A7D3A"/>
+          <w:sz w:val="18"/>
+        </w:rPr>
+        <w:t>https://pubmed.ncbi.nlm.nih.gov/42507756/</w:t>
       </w:r>
     </w:p>
     <w:sectPr>

--- a/download/studien-aktuell.docx
+++ b/download/studien-aktuell.docx
@@ -62,7 +62,7 @@
           <w:color w:val="666666"/>
           <w:sz w:val="18"/>
         </w:rPr>
-        <w:t>Stand: 14.09.2026  |  7 Studien  |  impfen.m-vf.de</w:t>
+        <w:t>Stand: 15.09.2026  |  6 Studien  |  impfen.m-vf.de</w:t>
       </w:r>
     </w:p>
     <w:p>
@@ -70,7 +70,7 @@
         <w:pStyle w:val="Heading1"/>
       </w:pPr>
       <w:r>
-        <w:t>Aufgenommen am 14.09.2026</w:t>
+        <w:t>Aufgenommen am 15.09.2026</w:t>
       </w:r>
     </w:p>
     <w:p>
@@ -78,7 +78,7 @@
         <w:pStyle w:val="Heading2"/>
       </w:pPr>
       <w:r>
-        <w:t>Impfkampagnen-Monitoring: Abweichungen zwischen Felderhebungen und Nachbarschafts-Umfragen</w:t>
+        <w:t>COVID-19-Pandemie verbesserte Wissen und Einstellung zur Polioimpfung in Pakistan</w:t>
       </w:r>
     </w:p>
     <w:p>
@@ -88,12 +88,12 @@
           <w:color w:val="666666"/>
           <w:sz w:val="18"/>
         </w:rPr>
-        <w:t>Thakkar N  ·  Gates Open Res  ·  01.09.2026  ·  PMID 42732098</w:t>
+        <w:t>Ullah A et al.  ·  East Mediterr Health J  ·  03.09.2026  ·  PMID 42734198</w:t>
       </w:r>
     </w:p>
     <w:p>
       <w:r>
-        <w:t>Analyse von Impfteam-Tallies (tägliche Dokumentation Geimpfter) versus Post-Campaign Coverage Surveys (PCCS) in Kano-Kampagne 2023 (Masern, Nigeria) unter Verwendung von Capture-Recapture-Methoden.</w:t>
+        <w:t>Querschnittsstudie mit 308 Eltern von Kindern unter fünf Jahren in Nord-Waziristan, Pakistan (Januar bis April 2025) zum Wissensstand über Polioimpfung vor und nach COVID-19.</w:t>
       </w:r>
     </w:p>
     <w:p>
@@ -104,7 +104,7 @@
         <w:t xml:space="preserve">Ergebnis: </w:t>
       </w:r>
       <w:r>
-        <w:t>Erhebliche Diskrepanzen zwischen Tally-basierten Recapture-Schätzungen und PCCS-Daten. Tally-Daten ermöglichen präzise, quasi-zeitgleiche Monitoring und hohe räumliche Auflösung. Verschiedene Verzerrungsmodelle erklären Abweichungen: Doppelzählungen, fehlende Dokumentation, Non-Response in PCCS. Tally-Sheets als unkonventionelle, aber nachvollziehbare Populationsstichprobe zur Echtzeitbewertung von Implementierungsqualität.</w:t>
+        <w:t>Mittlere Wissenspunktzahl stieg von 6,2±2,3 (vor COVID-19) auf 8,3±2,1 (nach COVID-19; p&lt;0,0001). Gutes Wissen (Punktzahl ≥9) nahm von 36,3 % auf 58,7 % zu, Fehlvorstellungen sanken von 64,9 % auf 35,1 %. Empfehlungen von Fachpersonal (85 %), Social-Media-Kampagnen (76 %) und Verfechter religiöser Führer (55 %) trugen zur Verbesserung bei.</w:t>
       </w:r>
     </w:p>
     <w:p>
@@ -119,7 +119,7 @@
         <w:rPr>
           <w:sz w:val="19"/>
         </w:rPr>
-        <w:t>Nigeria/Subsahara-Kontext, Methodik auf deutsche Kampagnen-Evaluation anwendbar, insbes. zur Echtzeit-Qualitätskontrolle.</w:t>
+        <w:t>Pakistan – Impfakzeptanz-Befunde, aber anderes Gesundheitssystem</w:t>
       </w:r>
     </w:p>
     <w:p>
@@ -128,7 +128,7 @@
           <w:color w:val="5A7D3A"/>
           <w:sz w:val="18"/>
         </w:rPr>
-        <w:t>https://pubmed.ncbi.nlm.nih.gov/42732098/</w:t>
+        <w:t>https://pubmed.ncbi.nlm.nih.gov/42734198/</w:t>
       </w:r>
     </w:p>
     <w:p>
@@ -136,7 +136,7 @@
         <w:pStyle w:val="Heading2"/>
       </w:pPr>
       <w:r>
-        <w:t>Verzögerte Impfungen: Globale Systeme erfassen Catch-up-Dosen unzureichend</w:t>
+        <w:t>Herpes Zoster-Impfstoff LZ901 schützt 91,6 Prozent der Geimpften vor Erkrankung</w:t>
       </w:r>
     </w:p>
     <w:p>
@@ -146,12 +146,12 @@
           <w:color w:val="666666"/>
           <w:sz w:val="18"/>
         </w:rPr>
-        <w:t>Danovaro-Holliday MC et al.  ·  Gates Open Res  ·  01.09.2026  ·  PMID 42732096</w:t>
+        <w:t>Jin P et al.  ·  Nat Commun  ·  07.08.2026  ·  PMID 42733065</w:t>
       </w:r>
     </w:p>
     <w:p>
       <w:r>
-        <w:t>Analyse von WHO/UNICEF-Daten aus 194 Ländern (2016–2022) zur Fähigkeit von Immunisierungssystemen, verzögerte (Catch-up-)Impfdosen zu dokumentieren und zu monitoren.</w:t>
+        <w:t>Randomisierte, placebokontrollierte Phase-3-Studie zur Wirksamkeit und Sicherheit des Herpes-Zoster-Impfstoffs LZ901 (rekombinante gE-Fc-Fusionprotein) bei 26 018 Erwachsenen ab 40 Jahren über 12 Monate.</w:t>
       </w:r>
     </w:p>
     <w:p>
@@ -162,7 +162,7 @@
         <w:t xml:space="preserve">Ergebnis: </w:t>
       </w:r>
       <w:r>
-        <w:t>Nur 55,5–64,4 % der Länder verfügten über Systeme zur Erfassung verzögerter Dosen; in Amerika (AMR) 77,1–82,9 %. Median-Anteil verzögerter MCV1-Dosen: 4,4 %. Catch-up-Aktivitäten würden gemeldete Impfquoten um ca. 4 Prozentpunkte erhöhen. Erhebliche regionale Unterschiede je nach Einkommensstatus und Gavi-Teilnahme.</w:t>
+        <w:t>Impfeffektivität gegen Herpes Zoster 91,6 % (95%-KI 86,3–95,3; p&lt;0,001); bei 40–69 Jahren 93,9 %, bei ≥70 Jahren 66,9 %. Gegen Post-Zoster-Neuralgie 95,9 % (95%-KI 63,9–99,9). Injektionsstellen- und systemische Reaktionen erhöht, Grad-3-Reaktionen selten (0,3 % vs. 0,4 % Placebo), keine schwerwiegenden unerwünschten Ereignisse.</w:t>
       </w:r>
     </w:p>
     <w:p>
@@ -177,7 +177,7 @@
         <w:rPr>
           <w:sz w:val="19"/>
         </w:rPr>
-        <w:t>Globale Systemanalyse, zeigt Schwächen in deutscher Impfdokumentation (Deutschland hat kein zentrales Impfregister).</w:t>
+        <w:t>China, vergleichbare epidemiologische Zielgruppe und klinische Endpunkte</w:t>
       </w:r>
     </w:p>
     <w:p>
@@ -186,7 +186,7 @@
           <w:color w:val="5A7D3A"/>
           <w:sz w:val="18"/>
         </w:rPr>
-        <w:t>https://pubmed.ncbi.nlm.nih.gov/42732096/</w:t>
+        <w:t>https://pubmed.ncbi.nlm.nih.gov/42733065/</w:t>
       </w:r>
     </w:p>
     <w:p>
@@ -194,7 +194,7 @@
         <w:pStyle w:val="Heading2"/>
       </w:pPr>
       <w:r>
-        <w:t>Masern als Messlatte: Warum Eradikation Impfsysteme stärkt</w:t>
+        <w:t>Verständnis der Herpes-Zoster-Erkrankung steigert Impfquote bei älteren Erwachsenen in China</w:t>
       </w:r>
     </w:p>
     <w:p>
@@ -204,12 +204,12 @@
           <w:color w:val="666666"/>
           <w:sz w:val="18"/>
         </w:rPr>
-        <w:t>Durrheim DN et al.  ·  Hum Vaccin Immunother  ·  12.09.2026  ·  PMID 42730634</w:t>
+        <w:t>Bolanos R et al.  ·  Expert Rev Vaccines  ·  12.09.2026  ·  PMID 42728842</w:t>
       </w:r>
     </w:p>
     <w:p>
       <w:r>
-        <w:t>Perspektive zur strategischen Bedeutung von Masern-Eradikation als Katalysator für Aufbau stabiler Impfprogramme und Gesundheitssysteme, besonders im Kontext steigender Ausbrüche.</w:t>
+        <w:t>Querschnittsstudie mit 1556 Bürgern ab 60 Jahren aus Shenzhen, China (August–Oktober 2024) zu psychosozialen und familiären Faktoren der Herpes-Zoster-Impfakzeptanz.</w:t>
       </w:r>
     </w:p>
     <w:p>
@@ -220,7 +220,7 @@
         <w:t xml:space="preserve">Ergebnis: </w:t>
       </w:r>
       <w:r>
-        <w:t>Masern-Eradikation erfordert und katalysiert Fähigkeiten, die auch grundlegend für resiliente Systeme sind: hohe Routineimpfquoten, sensitive Surveillance, qualitätsgesicherte Labornetzwerke, schnelle Ausbruchreaktion, Gemeinschaftsbeteiligung. Aktuelle Ausbrüche signalisieren Systemfragilitäten und bieten Gelegenheit zur Stärkung von Impfgerechtigkeit.</w:t>
+        <w:t>8,0 % der Teilnehmer waren geimpft. Besseres Verständnis (Kohärenz) war mit höherer Impfquote assoziiert (AOR 1,15; 95%-KI 1,07–1,24). Impfmüdigkeit korrelierte mit niedrigerer Quote (AOR 0,79; 95%-KI 0,62–0,99). Stark modifizierbare psychosoziale Faktoren identifiziert.</w:t>
       </w:r>
     </w:p>
     <w:p>
@@ -235,7 +235,7 @@
         <w:rPr>
           <w:sz w:val="19"/>
         </w:rPr>
-        <w:t>Conceptual framework zur Systemstärkung, international anwendbar, besonders relevant für Länder mit Ausbrüchen.</w:t>
+        <w:t>China – Versorgungskontext anderer, Impfskepsis-Mechanismen aber übertragbar</w:t>
       </w:r>
     </w:p>
     <w:p>
@@ -244,7 +244,7 @@
           <w:color w:val="5A7D3A"/>
           <w:sz w:val="18"/>
         </w:rPr>
-        <w:t>https://pubmed.ncbi.nlm.nih.gov/42730634/</w:t>
+        <w:t>https://pubmed.ncbi.nlm.nih.gov/42728842/</w:t>
       </w:r>
     </w:p>
     <w:p>
@@ -252,7 +252,7 @@
         <w:pStyle w:val="Heading2"/>
       </w:pPr>
       <w:r>
-        <w:t>Sierra Leone: Von Impfstoff-Verfügbarkeit zur Bevölkerungsschutzung – Deployment Readiness</w:t>
+        <w:t>Mobile-App zur HPV-Impfberatung erhöhte Impfrate bei Kindern auf 48 Prozent</w:t>
       </w:r>
     </w:p>
     <w:p>
@@ -262,12 +262,12 @@
           <w:color w:val="666666"/>
           <w:sz w:val="18"/>
         </w:rPr>
-        <w:t>Ikoona EN et al.  ·  Ann Glob Health  ·  07.09.2026  ·  PMID 42730077</w:t>
+        <w:t>Cunningham-Erves J et al.  ·  JMIR Cancer  ·  09.09.2026  ·  PMID 42715554</w:t>
       </w:r>
     </w:p>
     <w:p>
       <w:r>
-        <w:t>Vergleichende Analyse von Impfkampagnen-Implementierung in Sierra Leone (COVID-19 2021, Ebola 2024, Mpox 2025) zur Identifikation kritischer Faktoren zwischen Zulassung und Vakzinierungsbeginn.</w:t>
+        <w:t>Pilot-RCT (Juni–September 2023) in zwei Stadtkliniken Tennessee mit 57 Eltern von Kindern 9–17 Jahren. HPVVaxFacts-App vermittelt tailorierte Impfaufklärung vor Klinikbesuch versus Ernährungsedukation (Aufmerksamkeitskontrolle).</w:t>
       </w:r>
     </w:p>
     <w:p>
@@ -278,7 +278,7 @@
         <w:t xml:space="preserve">Ergebnis: </w:t>
       </w:r>
       <w:r>
-        <w:t>COVID-19: 45 Tage von EMA-Zulassung bis Impfstart; 73,2–86,7 % Deckung in Zielgruppe. Ebola: 1.851 Tage bis Impfstart trotz globales Stockpile seit 2021. Mpox: 106 Tage nach Ausbruchbestätigung, 186.053 Personen erreicht. &gt;84 % der COVID-Dosen über Surge-Kampagnen. Produktverfügbarkeit allein unzureichend; nationale Aktivierung, Finanzierung und Anbindung an globale Vorgaben entscheidend.</w:t>
+        <w:t>HPV-Impfeinleitung Interventionsgruppe 48 %, Kontrollgruppe 17 % (Differenz 0,24; 95%-KI 0,03–0,46; p=0,01). Wissensgewinne und Besorgnis-Reduktion in der App-Gruppe größer, aber nicht statistisch signifikant (p=0,13 und p=0,14). 81 % der Eltern nutzten die App, Mehrheit fand Protokoll und App akzeptabel.</w:t>
       </w:r>
     </w:p>
     <w:p>
@@ -293,7 +293,7 @@
         <w:rPr>
           <w:sz w:val="19"/>
         </w:rPr>
-        <w:t>Niedrig-/mitteleinkommiges Land (WHO-EMRO), Implementierungs-Framework transferierbar auf deutsche Krise-Impf-Vorbereitung.</w:t>
+        <w:t>USA – Impfakzeptanz-Intervention, transferierbar nur für Designprinzipien</w:t>
       </w:r>
     </w:p>
     <w:p>
@@ -302,7 +302,7 @@
           <w:color w:val="5A7D3A"/>
           <w:sz w:val="18"/>
         </w:rPr>
-        <w:t>https://pubmed.ncbi.nlm.nih.gov/42730077/</w:t>
+        <w:t>https://pubmed.ncbi.nlm.nih.gov/42715554/</w:t>
       </w:r>
     </w:p>
     <w:p>
@@ -310,7 +310,7 @@
         <w:pStyle w:val="Heading2"/>
       </w:pPr>
       <w:r>
-        <w:t>Dengue- und Chikungunya-Impfstoffe: Verfügbarkeit ungleich Erreichen von Risikogruppen</w:t>
+        <w:t>Altersabhängige Immunabläufe erklären unterschiedliche Influenza-Impfwirksamkeit über Lebensalter</w:t>
       </w:r>
     </w:p>
     <w:p>
@@ -320,12 +320,12 @@
           <w:color w:val="666666"/>
           <w:sz w:val="18"/>
         </w:rPr>
-        <w:t>La Porta CAM et al.  ·  Open Res Eur  ·  22.08.2026  ·  PMID 42728936</w:t>
+        <w:t>Liu J et al.  ·  Front Immunol  ·  24.08.2026  ·  PMID 42707705</w:t>
       </w:r>
     </w:p>
     <w:p>
       <w:r>
-        <w:t>Übersichtsarbeit zu Lücken zwischen Impfstoff-Zulassung/globaler Verfügbarkeit und epidemiologischer Risikoverbreitung sowie inkonsistentem Eintrag in nationale Impfprogramme.</w:t>
+        <w:t>Narrativer Review zu Einflussfaktoren des Alters auf Influenza-Impfeffektivität und zu lebensalter-spezifischen Immunmechanismen von der Entwicklung über Reifung bis zur Immunoseneszenz.</w:t>
       </w:r>
     </w:p>
     <w:p>
@@ -336,7 +336,7 @@
         <w:t xml:space="preserve">Ergebnis: </w:t>
       </w:r>
       <w:r>
-        <w:t>Erhebliche Diskrepanzen zwischen geografischen Regionen mit regulatorischer Zulassung und Zonen höchster epidemiologischer Belastung (Dengue, Chikungunya). Nationale Impfprogramm-Inklusion fragmentarisch. Aktuelle Strategien reaktiv, unzureichend an Transmissionsmuster und Gesundheitssystem-Kapazität angepasst. Bedarf: Präparedness-orientierte Frameworks für zeitgerechte Einführung, nachhaltige Abdeckung, risikoadaptives Deployment.</w:t>
+        <w:t>Influenza-Impfeffektivität zeigt erhebliche altersabhängige Heterogenität. Immun-Remodellierung über die Lebensspanne prägt Vakzin-Reaktionen. Review schlägt altersgerechte Impfstoff-Optimierungsstrategie vor: spezifische Formulierungen für Kinder, Erwachsene und ältere Menschen statt ‚one-dose-fits-all'-Modell. Theoretische Grundlage für Präzisions-Impfparadigma gelegt.</w:t>
       </w:r>
     </w:p>
     <w:p>
@@ -351,7 +351,7 @@
         <w:rPr>
           <w:sz w:val="19"/>
         </w:rPr>
-        <w:t>Global, zeigt Koordinationsproblem zwischen Zulassung und Programm-Aufnahme, relevant für deutsche Impfkalender-Entscheidungen.</w:t>
+        <w:t>China (Institut), aber Immunologie-Mechanismen universal</w:t>
       </w:r>
     </w:p>
     <w:p>
@@ -360,7 +360,7 @@
           <w:color w:val="5A7D3A"/>
           <w:sz w:val="18"/>
         </w:rPr>
-        <w:t>https://pubmed.ncbi.nlm.nih.gov/42728936/</w:t>
+        <w:t>https://pubmed.ncbi.nlm.nih.gov/42707705/</w:t>
       </w:r>
     </w:p>
     <w:p>
@@ -368,7 +368,7 @@
         <w:pStyle w:val="Heading2"/>
       </w:pPr>
       <w:r>
-        <w:t>Norovirus-Impfung in England: Kostenwirksam durch Vermeidung von Nierenschäden</w:t>
+        <w:t>23-valente Pneumokokken-Polysaccharidimpfung senkte ambulante Pneumonie um knapp 20 Prozent</w:t>
       </w:r>
     </w:p>
     <w:p>
@@ -378,12 +378,12 @@
           <w:color w:val="666666"/>
           <w:sz w:val="18"/>
         </w:rPr>
-        <w:t>Bolt H et al.  ·  Epidemics  ·  28.07.2026  ·  PMID 42537313</w:t>
+        <w:t>Vernooij FS et al.  ·  Epidemiol Infect  ·  23.07.2026  ·  PMID 42487216</w:t>
       </w:r>
     </w:p>
     <w:p>
       <w:r>
-        <w:t>Modellierung der gesundheitsökonomischen Effekte einer Norovirus-Impfung in England, die Akutnierenschäden als Spätfolge berücksichtigt.</w:t>
+        <w:t>Regression-Discontinuity-Analyse der Wirkung der PPV23-Impfung auf nicht-invasive Pneumokokken-Pneumonie bei Erwachsenen über 60 Jahren in den Niederlanden zwischen 2016 und 2023.</w:t>
       </w:r>
     </w:p>
     <w:p>
@@ -394,7 +394,7 @@
         <w:t xml:space="preserve">Ergebnis: </w:t>
       </w:r>
       <w:r>
-        <w:t>Kombinierte Impfstrategie für Kinder und Ältere reduzierte symptomatische Infektionen um 64–66 %. Mit akuten Nierenschäden war eine Impfstoffeffektivität von 35 % noch kosteneffektiv (Schwellenwert: £ 20.000 pro QALY). Ohne Berücksichtigung der Nierenschäden war keine Strategie kosteneffektiv.</w:t>
+        <w:t>Gesamtwirksamkeit 19,7 % (95%-KI 8,5–29,7). Die Schutzwirkung nahm über die Zeit seit Impfberechtigung ab, blieb aber auch nach drei Jahren deutlich vorhanden. Daten aus 14 Laboren mit geschätzter Abdeckung von 34,9 % der niederländischen Bevölkerung.</w:t>
       </w:r>
     </w:p>
     <w:p>
@@ -409,7 +409,7 @@
         <w:rPr>
           <w:sz w:val="19"/>
         </w:rPr>
-        <w:t>Englisches Versorgungssystem, vergleichbar mit deutschen Health Economics-Evaluationen.</w:t>
+        <w:t>Niederlande, vergleichbares Versicherungssystem und Laborregister</w:t>
       </w:r>
     </w:p>
     <w:p>
@@ -418,65 +418,7 @@
           <w:color w:val="5A7D3A"/>
           <w:sz w:val="18"/>
         </w:rPr>
-        <w:t>https://pubmed.ncbi.nlm.nih.gov/42537313/</w:t>
-      </w:r>
-    </w:p>
-    <w:p>
-      <w:pPr>
-        <w:pStyle w:val="Heading2"/>
-      </w:pPr>
-      <w:r>
-        <w:t>Viruslast-Dynamik und Varianten: Was Frankreichs Routinetests über Impfschutz verraten</w:t>
-      </w:r>
-    </w:p>
-    <w:p>
-      <w:r>
-        <w:rPr>
-          <w:i/>
-          <w:color w:val="666666"/>
-          <w:sz w:val="18"/>
-        </w:rPr>
-        <w:t>Beaulieu M et al.  ·  PLoS Comput Biol  ·  27.07.2026  ·  PMID 42507756</w:t>
-      </w:r>
-    </w:p>
-    <w:p>
-      <w:r>
-        <w:t>Analysen von 322.218 PCR-Tests aus Frankreich 2021–2022 zur Erfassung der Viraldy­namik unter verschiedenen Varianten und Impfstatus bei symptomatic infection.</w:t>
-      </w:r>
-    </w:p>
-    <w:p>
-      <w:r>
-        <w:rPr>
-          <w:b/>
-        </w:rPr>
-        <w:t xml:space="preserve">Ergebnis: </w:t>
-      </w:r>
-      <w:r>
-        <w:t>Alter ≥ 65 Jahre: längere Clearance-Zeit um 2–6 Tage. Geimpfte Personen: 2–4 Tage kürzere Clearance. Omicron: um 2–3 Ct niedrigere Peakviruslast und um 1–2 Tage kürzere Clearance als Delta. Gemeinschafts-PCR-Testdaten ermöglichen robuste Virusdynamik-Schätzungen.</w:t>
-      </w:r>
-    </w:p>
-    <w:p>
-      <w:r>
-        <w:rPr>
-          <w:b/>
-          <w:sz w:val="19"/>
-        </w:rPr>
-        <w:t xml:space="preserve">Übertragbarkeit: </w:t>
-      </w:r>
-      <w:r>
-        <w:rPr>
-          <w:sz w:val="19"/>
-        </w:rPr>
-        <w:t>Frankreich, ähnliche Surveillance-Infrastruktur wie Deutschland, Methode auf deutsche Testdaten übertragbar.</w:t>
-      </w:r>
-    </w:p>
-    <w:p>
-      <w:r>
-        <w:rPr>
-          <w:color w:val="5A7D3A"/>
-          <w:sz w:val="18"/>
-        </w:rPr>
-        <w:t>https://pubmed.ncbi.nlm.nih.gov/42507756/</w:t>
+        <w:t>https://pubmed.ncbi.nlm.nih.gov/42487216/</w:t>
       </w:r>
     </w:p>
     <w:sectPr>

--- a/download/studien-aktuell.docx
+++ b/download/studien-aktuell.docx
@@ -62,7 +62,7 @@
           <w:color w:val="666666"/>
           <w:sz w:val="18"/>
         </w:rPr>
-        <w:t>Stand: 15.09.2026  |  6 Studien  |  impfen.m-vf.de</w:t>
+        <w:t>Stand: 16.09.2026  |  6 Studien  |  impfen.m-vf.de</w:t>
       </w:r>
     </w:p>
     <w:p>
@@ -70,7 +70,7 @@
         <w:pStyle w:val="Heading1"/>
       </w:pPr>
       <w:r>
-        <w:t>Aufgenommen am 15.09.2026</w:t>
+        <w:t>Aufgenommen am 16.09.2026</w:t>
       </w:r>
     </w:p>
     <w:p>
@@ -78,7 +78,7 @@
         <w:pStyle w:val="Heading2"/>
       </w:pPr>
       <w:r>
-        <w:t>COVID-19-Pandemie verbesserte Wissen und Einstellung zur Polioimpfung in Pakistan</w:t>
+        <w:t>Digitale Assistenten für HPV-Impfung und Gebärmutterhalskrebs-Screening – was funktioniert?</w:t>
       </w:r>
     </w:p>
     <w:p>
@@ -88,12 +88,12 @@
           <w:color w:val="666666"/>
           <w:sz w:val="18"/>
         </w:rPr>
-        <w:t>Ullah A et al.  ·  East Mediterr Health J  ·  03.09.2026  ·  PMID 42734198</w:t>
+        <w:t>Umbetzhanova A et al.  ·  Front Public Health  ·  31.08.2026  ·  PMID 42741336</w:t>
       </w:r>
     </w:p>
     <w:p>
       <w:r>
-        <w:t>Querschnittsstudie mit 308 Eltern von Kindern unter fünf Jahren in Nord-Waziristan, Pakistan (Januar bis April 2025) zum Wissensstand über Polioimpfung vor und nach COVID-19.</w:t>
+        <w:t>Systematische Übersicht von 14 Studien (2016–2026) zur Frage, ob interaktive digitale Tools (Chatbots, Apps, Serious Games) HPV-Impfung und Gebärmutterhals-Screening erhöhen.</w:t>
       </w:r>
     </w:p>
     <w:p>
@@ -104,7 +104,7 @@
         <w:t xml:space="preserve">Ergebnis: </w:t>
       </w:r>
       <w:r>
-        <w:t>Mittlere Wissenspunktzahl stieg von 6,2±2,3 (vor COVID-19) auf 8,3±2,1 (nach COVID-19; p&lt;0,0001). Gutes Wissen (Punktzahl ≥9) nahm von 36,3 % auf 58,7 % zu, Fehlvorstellungen sanken von 64,9 % auf 35,1 %. Empfehlungen von Fachpersonal (85 %), Social-Media-Kampagnen (76 %) und Verfechter religiöser Führer (55 %) trugen zur Verbesserung bei.</w:t>
+        <w:t>Chatbots zeigten vielversprechende Kurzzeit-Effekte auf Termin-Buchung (moderate Evidenz), aber hohe Abbruch-Quoten bei Mehrfach-Dosen. Theorie-basierte Apps erhöhten Zytologie-Inanspruchnahme kurzfristig (moderate Evidenz). Ein Serious Game korrelierte mit höheren CIN2+-Erkennungsraten, aber Confounding war schwerwiegend. Insgesamt: moderate Kurzzeit-Effekte, aber unzureichende Evidenz für Dauer.</w:t>
       </w:r>
     </w:p>
     <w:p>
@@ -119,7 +119,7 @@
         <w:rPr>
           <w:sz w:val="19"/>
         </w:rPr>
-        <w:t>Pakistan – Impfakzeptanz-Befunde, aber anderes Gesundheitssystem</w:t>
+        <w:t>Mehrländer-Übersicht, digitale Hürden international ähnlich</w:t>
       </w:r>
     </w:p>
     <w:p>
@@ -128,7 +128,7 @@
           <w:color w:val="5A7D3A"/>
           <w:sz w:val="18"/>
         </w:rPr>
-        <w:t>https://pubmed.ncbi.nlm.nih.gov/42734198/</w:t>
+        <w:t>https://pubmed.ncbi.nlm.nih.gov/42741336/</w:t>
       </w:r>
     </w:p>
     <w:p>
@@ -136,7 +136,7 @@
         <w:pStyle w:val="Heading2"/>
       </w:pPr>
       <w:r>
-        <w:t>Herpes Zoster-Impfstoff LZ901 schützt 91,6 Prozent der Geimpften vor Erkrankung</w:t>
+        <w:t>Impfen in Schulen: Was Schulkrankenpfleger in Colorado als Barrieren berichten</w:t>
       </w:r>
     </w:p>
     <w:p>
@@ -146,12 +146,12 @@
           <w:color w:val="666666"/>
           <w:sz w:val="18"/>
         </w:rPr>
-        <w:t>Jin P et al.  ·  Nat Commun  ·  07.08.2026  ·  PMID 42733065</w:t>
+        <w:t>Nienstedt L et al.  ·  J Sch Health  ·  Okt. 2026  ·  PMID 42740714</w:t>
       </w:r>
     </w:p>
     <w:p>
       <w:r>
-        <w:t>Randomisierte, placebokontrollierte Phase-3-Studie zur Wirksamkeit und Sicherheit des Herpes-Zoster-Impfstoffs LZ901 (rekombinante gE-Fc-Fusionprotein) bei 26 018 Erwachsenen ab 40 Jahren über 12 Monate.</w:t>
+        <w:t>Querschnittsbefragung von 368 Schulkrankenpflegern in Colorado 2024, ob und wie sie schulgebundene Impfaktionen (SAVEs) umsetzten.</w:t>
       </w:r>
     </w:p>
     <w:p>
@@ -162,7 +162,7 @@
         <w:t xml:space="preserve">Ergebnis: </w:t>
       </w:r>
       <w:r>
-        <w:t>Impfeffektivität gegen Herpes Zoster 91,6 % (95%-KI 86,3–95,3; p&lt;0,001); bei 40–69 Jahren 93,9 %, bei ≥70 Jahren 66,9 %. Gegen Post-Zoster-Neuralgie 95,9 % (95%-KI 63,9–99,9). Injektionsstellen- und systemische Reaktionen erhöht, Grad-3-Reaktionen selten (0,3 % vs. 0,4 % Placebo), keine schwerwiegenden unerwünschten Ereignisse.</w:t>
+        <w:t>Schulen ohne SAVEs nannten Mangel an Leitlinien (Top-3-Barriere), fehlende Personalzeit und mangelnde externe Partnerschaften als Haupthindernisse. In ländlichen Schulen rangierte Impf-Politisierung unter Top-Barrieren; in Schulen mit niedrigem Einkommen und Gymnasien war Zeitdruck dominant. Schulen mit SAVEs betont externe Partnerschaften und elterliches Vertrauen als Erfolsfaktoren.</w:t>
       </w:r>
     </w:p>
     <w:p>
@@ -177,7 +177,7 @@
         <w:rPr>
           <w:sz w:val="19"/>
         </w:rPr>
-        <w:t>China, vergleichbare epidemiologische Zielgruppe und klinische Endpunkte</w:t>
+        <w:t>USA - nur Zugangswegs-Hürden übertragbar, nicht System</w:t>
       </w:r>
     </w:p>
     <w:p>
@@ -186,7 +186,7 @@
           <w:color w:val="5A7D3A"/>
           <w:sz w:val="18"/>
         </w:rPr>
-        <w:t>https://pubmed.ncbi.nlm.nih.gov/42733065/</w:t>
+        <w:t>https://pubmed.ncbi.nlm.nih.gov/42740714/</w:t>
       </w:r>
     </w:p>
     <w:p>
@@ -194,7 +194,7 @@
         <w:pStyle w:val="Heading2"/>
       </w:pPr>
       <w:r>
-        <w:t>Verständnis der Herpes-Zoster-Erkrankung steigert Impfquote bei älteren Erwachsenen in China</w:t>
+        <w:t>Grippeschutz bei Älteren: Bildung und Umgebung beeinflussen Impfquote</w:t>
       </w:r>
     </w:p>
     <w:p>
@@ -204,12 +204,12 @@
           <w:color w:val="666666"/>
           <w:sz w:val="18"/>
         </w:rPr>
-        <w:t>Bolanos R et al.  ·  Expert Rev Vaccines  ·  12.09.2026  ·  PMID 42728842</w:t>
+        <w:t>Zhang C et al.  ·  Zhonghua Yu Fang Yi Xue Za Zhi  ·  06.09.2026  ·  PMID 42736149</w:t>
       </w:r>
     </w:p>
     <w:p>
       <w:r>
-        <w:t>Querschnittsstudie mit 1556 Bürgern ab 60 Jahren aus Shenzhen, China (August–Oktober 2024) zu psychosozialen und familiären Faktoren der Herpes-Zoster-Impfakzeptanz.</w:t>
+        <w:t>Befragung von 700 Personen ≥60 Jahren in Shaanxi (China) 2025 zu Einflussfaktoren auf Grippeimpfung.</w:t>
       </w:r>
     </w:p>
     <w:p>
@@ -220,7 +220,7 @@
         <w:t xml:space="preserve">Ergebnis: </w:t>
       </w:r>
       <w:r>
-        <w:t>8,0 % der Teilnehmer waren geimpft. Besseres Verständnis (Kohärenz) war mit höherer Impfquote assoziiert (AOR 1,15; 95%-KI 1,07–1,24). Impfmüdigkeit korrelierte mit niedrigerer Quote (AOR 0,79; 95%-KI 0,62–0,99). Stark modifizierbare psychosoziale Faktoren identifiziert.</w:t>
+        <w:t>49,7% geimpft, 50,3% ungeimpft. Schutzfaktoren: Hochschulbildung (OR 2,77), Stadtwohnung (OR 1,94), hohes Infektionsrisiko-Bewusstsein (OR 4,89), Glaube an Impfnutzen (OR 10,96), Familie/Freunde mit Impfgeschichte (OR 5,07). Bildung und soziales Umfeld sind stärkste Prädiktoren – nicht Zugang allein.</w:t>
       </w:r>
     </w:p>
     <w:p>
@@ -235,7 +235,7 @@
         <w:rPr>
           <w:sz w:val="19"/>
         </w:rPr>
-        <w:t>China – Versorgungskontext anderer, Impfskepsis-Mechanismen aber übertragbar</w:t>
+        <w:t>China - Befund zu Risiko-Wahrnehmung und Vertrauen transnational relevant</w:t>
       </w:r>
     </w:p>
     <w:p>
@@ -244,7 +244,7 @@
           <w:color w:val="5A7D3A"/>
           <w:sz w:val="18"/>
         </w:rPr>
-        <w:t>https://pubmed.ncbi.nlm.nih.gov/42728842/</w:t>
+        <w:t>https://pubmed.ncbi.nlm.nih.gov/42736149/</w:t>
       </w:r>
     </w:p>
     <w:p>
@@ -252,7 +252,7 @@
         <w:pStyle w:val="Heading2"/>
       </w:pPr>
       <w:r>
-        <w:t>Mobile-App zur HPV-Impfberatung erhöhte Impfrate bei Kindern auf 48 Prozent</w:t>
+        <w:t>RSV-Impfung in der Schwangerschaft und Frühgeburtsrisiko: Metaanalyse</w:t>
       </w:r>
     </w:p>
     <w:p>
@@ -262,12 +262,12 @@
           <w:color w:val="666666"/>
           <w:sz w:val="18"/>
         </w:rPr>
-        <w:t>Cunningham-Erves J et al.  ·  JMIR Cancer  ·  09.09.2026  ·  PMID 42715554</w:t>
+        <w:t>Leskinen N et al.  ·  Immun Inflamm Dis  ·  Sept. 2026  ·  PMID 42712161</w:t>
       </w:r>
     </w:p>
     <w:p>
       <w:r>
-        <w:t>Pilot-RCT (Juni–September 2023) in zwei Stadtkliniken Tennessee mit 57 Eltern von Kindern 9–17 Jahren. HPVVaxFacts-App vermittelt tailorierte Impfaufklärung vor Klinikbesuch versus Ernährungsedukation (Aufmerksamkeitskontrolle).</w:t>
+        <w:t>Metaanalyse von 7 Studien (3 RCTs, 4 Beobachtungsstudien; insgesamt ~17.000 Geburten) zur Frage, ob mütterliche RSV-PreF-Impfung Frühgeburten oder NICU-Aufnahmen erhöht.</w:t>
       </w:r>
     </w:p>
     <w:p>
@@ -278,7 +278,7 @@
         <w:t xml:space="preserve">Ergebnis: </w:t>
       </w:r>
       <w:r>
-        <w:t>HPV-Impfeinleitung Interventionsgruppe 48 %, Kontrollgruppe 17 % (Differenz 0,24; 95%-KI 0,03–0,46; p=0,01). Wissensgewinne und Besorgnis-Reduktion in der App-Gruppe größer, aber nicht statistisch signifikant (p=0,13 und p=0,14). 81 % der Eltern nutzten die App, Mehrheit fand Protokoll und App akzeptabel.</w:t>
+        <w:t>RCTs zeigten erhöhtes Frühgeburtsrisiko (RR 1,26, 95%-KI 1,08–1,46); Beobachtungsstudien nicht (RR 0,78, 95%-KI 0,46–1,32). Gepoolte Analyse: kein Gesamteffekt (RR 0,96, 95%-KI 0,68–1,38). NICU-Aufnahme nicht erhöht (RR 0,74). Evidenzsicherheit niedrig bis sehr niedrig; Überwachung empfohlen.</w:t>
       </w:r>
     </w:p>
     <w:p>
@@ -293,7 +293,7 @@
         <w:rPr>
           <w:sz w:val="19"/>
         </w:rPr>
-        <w:t>USA – Impfakzeptanz-Intervention, transferierbar nur für Designprinzipien</w:t>
+        <w:t>Mehrländer-Studie, übertragbar auf europaähnliche Settings</w:t>
       </w:r>
     </w:p>
     <w:p>
@@ -302,7 +302,7 @@
           <w:color w:val="5A7D3A"/>
           <w:sz w:val="18"/>
         </w:rPr>
-        <w:t>https://pubmed.ncbi.nlm.nih.gov/42715554/</w:t>
+        <w:t>https://pubmed.ncbi.nlm.nih.gov/42712161/</w:t>
       </w:r>
     </w:p>
     <w:p>
@@ -310,7 +310,7 @@
         <w:pStyle w:val="Heading2"/>
       </w:pPr>
       <w:r>
-        <w:t>Altersabhängige Immunabläufe erklären unterschiedliche Influenza-Impfwirksamkeit über Lebensalter</w:t>
+        <w:t>Auffrischimpfung gegen JN.1-Variante aktiviert neue B-Zell-Subpopulationen</w:t>
       </w:r>
     </w:p>
     <w:p>
@@ -320,12 +320,12 @@
           <w:color w:val="666666"/>
           <w:sz w:val="18"/>
         </w:rPr>
-        <w:t>Liu J et al.  ·  Front Immunol  ·  24.08.2026  ·  PMID 42707705</w:t>
+        <w:t>Stankov MV et al.  ·  Nat Commun  ·  24.07.2026  ·  PMID 42498786</w:t>
       </w:r>
     </w:p>
     <w:p>
       <w:r>
-        <w:t>Narrativer Review zu Einflussfaktoren des Alters auf Influenza-Impfeffektivität und zu lebensalter-spezifischen Immunmechanismen von der Entwicklung über Reifung bis zur Immunoseneszenz.</w:t>
+        <w:t>Deutsche Längsschnittstudie (n=42, überwiegend mehrfach Geimpfte und Infizierte) untersuchte, wie JN.1-adaptierte mRNA-Booster die Antikörper- und B-Zell-Antwort verändern.</w:t>
       </w:r>
     </w:p>
     <w:p>
@@ -336,7 +336,7 @@
         <w:t xml:space="preserve">Ergebnis: </w:t>
       </w:r>
       <w:r>
-        <w:t>Influenza-Impfeffektivität zeigt erhebliche altersabhängige Heterogenität. Immun-Remodellierung über die Lebensspanne prägt Vakzin-Reaktionen. Review schlägt altersgerechte Impfstoff-Optimierungsstrategie vor: spezifische Formulierungen für Kinder, Erwachsene und ältere Menschen statt ‚one-dose-fits-all'-Modell. Theoretische Grundlage für Präzisions-Impfparadigma gelegt.</w:t>
+        <w:t>IgG-Bindung und Neutralisierungstiter gegen JN.1 stiegen; Antigen-spezifische Memory-B-Zellen zeigten durch Mutationen (somatic hypermutation) verbesserte JN.1-Bindung, ohne dass neue naive B-Zellen massiv rekrutiert wurden. Effekt: Reifung vorbestehender Memory-B-Zellen statt Neuausrichtung.</w:t>
       </w:r>
     </w:p>
     <w:p>
@@ -351,7 +351,7 @@
         <w:rPr>
           <w:sz w:val="19"/>
         </w:rPr>
-        <w:t>China (Institut), aber Immunologie-Mechanismen universal</w:t>
+        <w:t>Deutschland, vergleichbare Impfstrategie und Dokumentation</w:t>
       </w:r>
     </w:p>
     <w:p>
@@ -360,7 +360,7 @@
           <w:color w:val="5A7D3A"/>
           <w:sz w:val="18"/>
         </w:rPr>
-        <w:t>https://pubmed.ncbi.nlm.nih.gov/42707705/</w:t>
+        <w:t>https://pubmed.ncbi.nlm.nih.gov/42498786/</w:t>
       </w:r>
     </w:p>
     <w:p>
@@ -368,7 +368,7 @@
         <w:pStyle w:val="Heading2"/>
       </w:pPr>
       <w:r>
-        <w:t>23-valente Pneumokokken-Polysaccharidimpfung senkte ambulante Pneumonie um knapp 20 Prozent</w:t>
+        <w:t>CAR-T-Therapien in Europa: Axicabtagene vs. Tisagenlecleucel bei großzelligem Lymphom</w:t>
       </w:r>
     </w:p>
     <w:p>
@@ -378,12 +378,12 @@
           <w:color w:val="666666"/>
           <w:sz w:val="18"/>
         </w:rPr>
-        <w:t>Vernooij FS et al.  ·  Epidemiol Infect  ·  23.07.2026  ·  PMID 42487216</w:t>
+        <w:t>Li H et al.  ·  PeerJ  ·  06.07.2026  ·  PMID 42428526</w:t>
       </w:r>
     </w:p>
     <w:p>
       <w:r>
-        <w:t>Regression-Discontinuity-Analyse der Wirkung der PPV23-Impfung auf nicht-invasive Pneumokokken-Pneumonie bei Erwachsenen über 60 Jahren in den Niederlanden zwischen 2016 und 2023.</w:t>
+        <w:t>Systematische Übersicht von 8 europäischen Kohortenstudien mit 2.178 Patienten verglich Wirksamkeit und Toxizität zweier CAR-T-Produkte gegen diffuses großzelliges B-Zell-Lymphom.</w:t>
       </w:r>
     </w:p>
     <w:p>
@@ -394,7 +394,7 @@
         <w:t xml:space="preserve">Ergebnis: </w:t>
       </w:r>
       <w:r>
-        <w:t>Gesamtwirksamkeit 19,7 % (95%-KI 8,5–29,7). Die Schutzwirkung nahm über die Zeit seit Impfberechtigung ab, blieb aber auch nach drei Jahren deutlich vorhanden. Daten aus 14 Laboren mit geschätzter Abdeckung von 34,9 % der niederländischen Bevölkerung.</w:t>
+        <w:t>Axicabtagene zeigte höhere 3-Monats-Ansprechquoten (signifikant, p nicht genannt), aber niedrigere 12-Monats-progressionsfreie Überlebensraten; höhere Raten für Zytokinfreibsetzungssyndrom und neurotoxisches Syndrom (ICANS) alle Grade sowie Grade ≥3 ICANS, häufigere Tocilizumab-Gabe. Unter europäischen Alltagsbedingungen zeigt sich ein Wirksamkeits-Toxizitäts-Trade-off.</w:t>
       </w:r>
     </w:p>
     <w:p>
@@ -409,7 +409,7 @@
         <w:rPr>
           <w:sz w:val="19"/>
         </w:rPr>
-        <w:t>Niederlande, vergleichbares Versicherungssystem und Laborregister</w:t>
+        <w:t>Europa - acht Kohorten, vergleichbares Versicherungssystem</w:t>
       </w:r>
     </w:p>
     <w:p>
@@ -418,7 +418,7 @@
           <w:color w:val="5A7D3A"/>
           <w:sz w:val="18"/>
         </w:rPr>
-        <w:t>https://pubmed.ncbi.nlm.nih.gov/42487216/</w:t>
+        <w:t>https://pubmed.ncbi.nlm.nih.gov/42428526/</w:t>
       </w:r>
     </w:p>
     <w:sectPr>

--- a/download/studien-aktuell.docx
+++ b/download/studien-aktuell.docx
@@ -62,7 +62,7 @@
           <w:color w:val="666666"/>
           <w:sz w:val="18"/>
         </w:rPr>
-        <w:t>Stand: 16.09.2026  |  6 Studien  |  impfen.m-vf.de</w:t>
+        <w:t>Stand: 17.09.2026  |  7 Studien  |  impfen.m-vf.de</w:t>
       </w:r>
     </w:p>
     <w:p>
@@ -70,7 +70,7 @@
         <w:pStyle w:val="Heading1"/>
       </w:pPr>
       <w:r>
-        <w:t>Aufgenommen am 16.09.2026</w:t>
+        <w:t>Aufgenommen am 17.09.2026</w:t>
       </w:r>
     </w:p>
     <w:p>
@@ -78,7 +78,7 @@
         <w:pStyle w:val="Heading2"/>
       </w:pPr>
       <w:r>
-        <w:t>Digitale Assistenten für HPV-Impfung und Gebärmutterhalskrebs-Screening – was funktioniert?</w:t>
+        <w:t>Gonorrhoe-Impfstoff: Modellierte Prävalenzreduktion in abgelegenem indigenem Australien</w:t>
       </w:r>
     </w:p>
     <w:p>
@@ -88,12 +88,12 @@
           <w:color w:val="666666"/>
           <w:sz w:val="18"/>
         </w:rPr>
-        <w:t>Umbetzhanova A et al.  ·  Front Public Health  ·  31.08.2026  ·  PMID 42741336</w:t>
+        <w:t>Padeniya TN et al.  ·  Sex Health  ·  20.10.2026  ·  PMID 42749469</w:t>
       </w:r>
     </w:p>
     <w:p>
       <w:r>
-        <w:t>Systematische Übersicht von 14 Studien (2016–2026) zur Frage, ob interaktive digitale Tools (Chatbots, Apps, Serious Games) HPV-Impfung und Gebärmutterhals-Screening erhöhen.</w:t>
+        <w:t>Mathematisches Transmissionsmodell (individual-basiert) zur Analyse der Effektivität einer hypothetischen Gonorrhoe-Impfung in abgelegenen Gemeinden mit hoher Inzidenz bei 16–36-jährigen australischen Ureinwohnern.</w:t>
       </w:r>
     </w:p>
     <w:p>
@@ -104,7 +104,7 @@
         <w:t xml:space="preserve">Ergebnis: </w:t>
       </w:r>
       <w:r>
-        <w:t>Chatbots zeigten vielversprechende Kurzzeit-Effekte auf Termin-Buchung (moderate Evidenz), aber hohe Abbruch-Quoten bei Mehrfach-Dosen. Theorie-basierte Apps erhöhten Zytologie-Inanspruchnahme kurzfristig (moderate Evidenz). Ein Serious Game korrelierte mit höheren CIN2+-Erkennungsraten, aber Confounding war schwerwiegend. Insgesamt: moderate Kurzzeit-Effekte, aber unzureichende Evidenz für Dauer.</w:t>
+        <w:t>Bei 5-Jahres-Nachverfolgung mit 40 % jährlicher Impfquote und Impfstoff mit 25–50 % Schutzwirksamkeit: relative Prävalenzreduktion 15–28 %. Bei 80 % Impfquote und 75 % Wirksamkeit: 95 % (5 Jahre) bis 98 % (10 Jahre) Reduktion. Auch mit partieller Wirksamkeit substantielle Prävalenzrückgänge möglich.</w:t>
       </w:r>
     </w:p>
     <w:p>
@@ -119,7 +119,7 @@
         <w:rPr>
           <w:sz w:val="19"/>
         </w:rPr>
-        <w:t>Mehrländer-Übersicht, digitale Hürden international ähnlich</w:t>
+        <w:t>Australien mit Registersystem und hoher Datenqualität, aber Bevölkerungszusammensetzung und epidemiologische Lage unterscheiden sich von Deutschland.</w:t>
       </w:r>
     </w:p>
     <w:p>
@@ -128,7 +128,7 @@
           <w:color w:val="5A7D3A"/>
           <w:sz w:val="18"/>
         </w:rPr>
-        <w:t>https://pubmed.ncbi.nlm.nih.gov/42741336/</w:t>
+        <w:t>https://pubmed.ncbi.nlm.nih.gov/42749469/</w:t>
       </w:r>
     </w:p>
     <w:p>
@@ -136,7 +136,7 @@
         <w:pStyle w:val="Heading2"/>
       </w:pPr>
       <w:r>
-        <w:t>Impfen in Schulen: Was Schulkrankenpfleger in Colorado als Barrieren berichten</w:t>
+        <w:t>Herpes-Zoster-Impfung: Wirksamkeit gegen Zoster, Ophthalmicus und postherpetische Neuralgie</w:t>
       </w:r>
     </w:p>
     <w:p>
@@ -146,12 +146,12 @@
           <w:color w:val="666666"/>
           <w:sz w:val="18"/>
         </w:rPr>
-        <w:t>Nienstedt L et al.  ·  J Sch Health  ·  Okt. 2026  ·  PMID 42740714</w:t>
+        <w:t>Heen E et al.  ·  Rev Med Virol  ·  Sept. 2026  ·  PMID 42748460</w:t>
       </w:r>
     </w:p>
     <w:p>
       <w:r>
-        <w:t>Querschnittsbefragung von 368 Schulkrankenpflegern in Colorado 2024, ob und wie sie schulgebundene Impfaktionen (SAVEs) umsetzten.</w:t>
+        <w:t>Systematische Übersicht mit Metaanalyse von 18 Studien (3 RCT, 15 Beobachtungsstudien) zur Effektivität des Recombinant-Zoster-Impfstoffs (RZV) gegen Herpes zoster und Komplikationen in ≥50-Jährigen.</w:t>
       </w:r>
     </w:p>
     <w:p>
@@ -162,7 +162,7 @@
         <w:t xml:space="preserve">Ergebnis: </w:t>
       </w:r>
       <w:r>
-        <w:t>Schulen ohne SAVEs nannten Mangel an Leitlinien (Top-3-Barriere), fehlende Personalzeit und mangelnde externe Partnerschaften als Haupthindernisse. In ländlichen Schulen rangierte Impf-Politisierung unter Top-Barrieren; in Schulen mit niedrigem Einkommen und Gymnasien war Zeitdruck dominant. Schulen mit SAVEs betont externe Partnerschaften und elterliches Vertrauen als Erfolsfaktoren.</w:t>
+        <w:t>RZV zeigte in RCT 95 % Effektivität gegen Herpes zoster (hochgradig), substantielle Reduktion von Herpes-Zoster-Ophthalmicus (hochgradig), wahrscheinlich postherpetische Neuralgia (moderat). Durable Schutzwirkung mind. 11 Jahre nachgewiesen (niedrig bis moderat). Mögliche Assoziation mit reduziertem Demenzrisiko (niedrig, durch healthy-vaccinee-bias-Unsicherheit).</w:t>
       </w:r>
     </w:p>
     <w:p>
@@ -177,7 +177,7 @@
         <w:rPr>
           <w:sz w:val="19"/>
         </w:rPr>
-        <w:t>USA - nur Zugangswegs-Hürden übertragbar, nicht System</w:t>
+        <w:t>Norwegen und Schweden, vergleichbare altersstrukturierte Bevölkerungen und Impfregister; Befunde direkt auf deutsches Zoster-Impfprogramm übertragbar.</w:t>
       </w:r>
     </w:p>
     <w:p>
@@ -186,7 +186,7 @@
           <w:color w:val="5A7D3A"/>
           <w:sz w:val="18"/>
         </w:rPr>
-        <w:t>https://pubmed.ncbi.nlm.nih.gov/42740714/</w:t>
+        <w:t>https://pubmed.ncbi.nlm.nih.gov/42748460/</w:t>
       </w:r>
     </w:p>
     <w:p>
@@ -194,7 +194,7 @@
         <w:pStyle w:val="Heading2"/>
       </w:pPr>
       <w:r>
-        <w:t>Grippeschutz bei Älteren: Bildung und Umgebung beeinflussen Impfquote</w:t>
+        <w:t>Kulturell angepasste HPV-Aufklärung und Impfintention in Saudi-Arabien</w:t>
       </w:r>
     </w:p>
     <w:p>
@@ -204,12 +204,12 @@
           <w:color w:val="666666"/>
           <w:sz w:val="18"/>
         </w:rPr>
-        <w:t>Zhang C et al.  ·  Zhonghua Yu Fang Yi Xue Za Zhi  ·  06.09.2026  ·  PMID 42736149</w:t>
+        <w:t>Elsayed EA et al.  ·  JMIR Public Health Surveill  ·  16.09.2026  ·  PMID 42748422</w:t>
       </w:r>
     </w:p>
     <w:p>
       <w:r>
-        <w:t>Befragung von 700 Personen ≥60 Jahren in Shaanxi (China) 2025 zu Einflussfaktoren auf Grippeimpfung.</w:t>
+        <w:t>Quasi-experimentelle Studie (Prä-Post mit Kontrollgruppe, n=380) zur Wirkung einer 45-minütigen, an lokale Werte adaptierten Schulungsintervention auf HPV-Wissen, Gesundheitsbewusstsein und Impfbereitschaft.</w:t>
       </w:r>
     </w:p>
     <w:p>
@@ -220,7 +220,7 @@
         <w:t xml:space="preserve">Ergebnis: </w:t>
       </w:r>
       <w:r>
-        <w:t>49,7% geimpft, 50,3% ungeimpft. Schutzfaktoren: Hochschulbildung (OR 2,77), Stadtwohnung (OR 1,94), hohes Infektionsrisiko-Bewusstsein (OR 4,89), Glaube an Impfnutzen (OR 10,96), Familie/Freunde mit Impfgeschichte (OR 5,07). Bildung und soziales Umfeld sind stärkste Prädiktoren – nicht Zugang allein.</w:t>
+        <w:t>In der Interventionsgruppe zeigte sich bei 3-Monats-Nachverfolgung gegenüber Kontrollen: Wissen (β=0,84, p&lt;0,001, d=0,45), Bewusstsein (β=0,88, p&lt;0,001, d=0,44), Einstellung (β=0,70, p&lt;0,001, d=0,38), Impfabsicht (β=0,86, p&lt;0,001, d=0,82, großer Effekt). Effekte über Altersgruppen, Bildung und Gesundheitskompetenz konsistent.</w:t>
       </w:r>
     </w:p>
     <w:p>
@@ -235,7 +235,7 @@
         <w:rPr>
           <w:sz w:val="19"/>
         </w:rPr>
-        <w:t>China - Befund zu Risiko-Wahrnehmung und Vertrauen transnational relevant</w:t>
+        <w:t>Saudi-Arabien, begrenzt übertragbar, aber Modell für kulturell sensible Beratung in diversen deutschen Bevölkerungsgruppen.</w:t>
       </w:r>
     </w:p>
     <w:p>
@@ -244,7 +244,7 @@
           <w:color w:val="5A7D3A"/>
           <w:sz w:val="18"/>
         </w:rPr>
-        <w:t>https://pubmed.ncbi.nlm.nih.gov/42736149/</w:t>
+        <w:t>https://pubmed.ncbi.nlm.nih.gov/42748422/</w:t>
       </w:r>
     </w:p>
     <w:p>
@@ -252,7 +252,7 @@
         <w:pStyle w:val="Heading2"/>
       </w:pPr>
       <w:r>
-        <w:t>RSV-Impfung in der Schwangerschaft und Frühgeburtsrisiko: Metaanalyse</w:t>
+        <w:t>Personalisierte Neoantigen-Impfstoff-Therapie bei Kopf-Hals-Karzinom vermeidet Rezidive</w:t>
       </w:r>
     </w:p>
     <w:p>
@@ -262,12 +262,12 @@
           <w:color w:val="666666"/>
           <w:sz w:val="18"/>
         </w:rPr>
-        <w:t>Leskinen N et al.  ·  Immun Inflamm Dis  ·  Sept. 2026  ·  PMID 42712161</w:t>
+        <w:t>Ottensmeier C et al.  ·  Nat Commun  ·  17.08.2026  ·  PMID 42744798</w:t>
       </w:r>
     </w:p>
     <w:p>
       <w:r>
-        <w:t>Metaanalyse von 7 Studien (3 RCTs, 4 Beobachtungsstudien; insgesamt ~17.000 Geburten) zur Frage, ob mütterliche RSV-PreF-Impfung Frühgeburten oder NICU-Aufnahmen erhöht.</w:t>
+        <w:t>Randomisierte Phase-I-Studie (n=32) zur Adjuvans-Therapie mit TG4050, einem individualisierten viralen Neoantigen-Impfstoff mit bis zu 30 tumor-spezifischen Neoantigenen, nach Standard-Chemotherapie vs. abwartendem Vorgehen.</w:t>
       </w:r>
     </w:p>
     <w:p>
@@ -278,7 +278,7 @@
         <w:t xml:space="preserve">Ergebnis: </w:t>
       </w:r>
       <w:r>
-        <w:t>RCTs zeigten erhöhtes Frühgeburtsrisiko (RR 1,26, 95%-KI 1,08–1,46); Beobachtungsstudien nicht (RR 0,78, 95%-KI 0,46–1,32). Gepoolte Analyse: kein Gesamteffekt (RR 0,96, 95%-KI 0,68–1,38). NICU-Aufnahme nicht erhöht (RR 0,74). Evidenzsicherheit niedrig bis sehr niedrig; Überwachung empfohlen.</w:t>
+        <w:t>Unmittelbare TG4050-Gruppe: 0 von 16 Rezidive nach 30 Monaten Nachverfolgung; Kontrollgruppe: 3 von 16 Rezidive. T-Zell-Antworten gegen Neoantigen in 73,3 % detektiert (Median 3 Neoantigen pro Responder), persistent über 1 Jahr. Neoantigen-spezifische CD8+ T-Zellen zeigten Effektor- und geweberesidente Marker.</w:t>
       </w:r>
     </w:p>
     <w:p>
@@ -293,7 +293,7 @@
         <w:rPr>
           <w:sz w:val="19"/>
         </w:rPr>
-        <w:t>Mehrländer-Studie, übertragbar auf europaähnliche Settings</w:t>
+        <w:t>Multinationale Studie (UK, Frankreich, Niederlande), übertragbar auf deutsches Klinikum mit entsprechender molekularer Tumorcharakterisierung.</w:t>
       </w:r>
     </w:p>
     <w:p>
@@ -302,7 +302,7 @@
           <w:color w:val="5A7D3A"/>
           <w:sz w:val="18"/>
         </w:rPr>
-        <w:t>https://pubmed.ncbi.nlm.nih.gov/42712161/</w:t>
+        <w:t>https://pubmed.ncbi.nlm.nih.gov/42744798/</w:t>
       </w:r>
     </w:p>
     <w:p>
@@ -310,7 +310,7 @@
         <w:pStyle w:val="Heading2"/>
       </w:pPr>
       <w:r>
-        <w:t>Auffrischimpfung gegen JN.1-Variante aktiviert neue B-Zell-Subpopulationen</w:t>
+        <w:t>HPV-Impfung bei Erwachsenen 27–45 Jahren: Quote und Trends in USA</w:t>
       </w:r>
     </w:p>
     <w:p>
@@ -320,12 +320,12 @@
           <w:color w:val="666666"/>
           <w:sz w:val="18"/>
         </w:rPr>
-        <w:t>Stankov MV et al.  ·  Nat Commun  ·  24.07.2026  ·  PMID 42498786</w:t>
+        <w:t>Fisher-Borne M et al.  ·  Hum Vaccin Immunother  ·  10.09.2026  ·  PMID 42723147</w:t>
       </w:r>
     </w:p>
     <w:p>
       <w:r>
-        <w:t>Deutsche Längsschnittstudie (n=42, überwiegend mehrfach Geimpfte und Infizierte) untersuchte, wie JN.1-adaptierte mRNA-Booster die Antikörper- und B-Zell-Antwort verändern.</w:t>
+        <w:t>Retrospektive Auswertung kommerzieller Claims-Daten 2019–2023 zur HPV-Impfquote bei erwachsenen Frauen und Männern unter shared clinical decision-making.</w:t>
       </w:r>
     </w:p>
     <w:p>
@@ -336,7 +336,7 @@
         <w:t xml:space="preserve">Ergebnis: </w:t>
       </w:r>
       <w:r>
-        <w:t>IgG-Bindung und Neutralisierungstiter gegen JN.1 stiegen; Antigen-spezifische Memory-B-Zellen zeigten durch Mutationen (somatic hypermutation) verbesserte JN.1-Bindung, ohne dass neue naive B-Zellen massiv rekrutiert wurden. Effekt: Reifung vorbestehender Memory-B-Zellen statt Neuausrichtung.</w:t>
+        <w:t>Annual HPV-Impfinitiation stieg von 0,21 % (2019) auf 0,54 % (2023); kumulativ über 5 Jahre 0,84 % bei 3–4 Mio. jährlich ungeimpften Personen. Apotheken als Impfort nahmen zu, regionale Variation 0,23–1,56 %.</w:t>
       </w:r>
     </w:p>
     <w:p>
@@ -351,7 +351,7 @@
         <w:rPr>
           <w:sz w:val="19"/>
         </w:rPr>
-        <w:t>Deutschland, vergleichbare Impfstrategie und Dokumentation</w:t>
+        <w:t>USA mit grundlegend anderer Versicherungsstruktur; aber Befunde zur Rolle von Apotheken und regionaler Varianz relevant für Deutschland.</w:t>
       </w:r>
     </w:p>
     <w:p>
@@ -360,7 +360,7 @@
           <w:color w:val="5A7D3A"/>
           <w:sz w:val="18"/>
         </w:rPr>
-        <w:t>https://pubmed.ncbi.nlm.nih.gov/42498786/</w:t>
+        <w:t>https://pubmed.ncbi.nlm.nih.gov/42723147/</w:t>
       </w:r>
     </w:p>
     <w:p>
@@ -368,7 +368,7 @@
         <w:pStyle w:val="Heading2"/>
       </w:pPr>
       <w:r>
-        <w:t>CAR-T-Therapien in Europa: Axicabtagene vs. Tisagenlecleucel bei großzelligem Lymphom</w:t>
+        <w:t>Immunosuppression-Entzug und mRNA-Impfung bei Nierentransplantierten</w:t>
       </w:r>
     </w:p>
     <w:p>
@@ -378,12 +378,12 @@
           <w:color w:val="666666"/>
           <w:sz w:val="18"/>
         </w:rPr>
-        <w:t>Li H et al.  ·  PeerJ  ·  06.07.2026  ·  PMID 42428526</w:t>
+        <w:t>Goerlich N et al.  ·  Front Immunol  ·  17.08.2026  ·  PMID 42676352</w:t>
       </w:r>
     </w:p>
     <w:p>
       <w:r>
-        <w:t>Systematische Übersicht von 8 europäischen Kohortenstudien mit 2.178 Patienten verglich Wirksamkeit und Toxizität zweier CAR-T-Produkte gegen diffuses großzelliges B-Zell-Lymphom.</w:t>
+        <w:t>Hochdimensionale Analyse der Immunzellkomposition bei Nierentransplantierten unter temporärem Mycophenolsäure-Entzug während mRNA-1273-Impfung.</w:t>
       </w:r>
     </w:p>
     <w:p>
@@ -394,7 +394,7 @@
         <w:t xml:space="preserve">Ergebnis: </w:t>
       </w:r>
       <w:r>
-        <w:t>Axicabtagene zeigte höhere 3-Monats-Ansprechquoten (signifikant, p nicht genannt), aber niedrigere 12-Monats-progressionsfreie Überlebensraten; höhere Raten für Zytokinfreibsetzungssyndrom und neurotoxisches Syndrom (ICANS) alle Grade sowie Grade ≥3 ICANS, häufigere Tocilizumab-Gabe. Unter europäischen Alltagsbedingungen zeigt sich ein Wirksamkeits-Toxizitäts-Trade-off.</w:t>
+        <w:t>Mycophenolsäure-Entzug war assoziiert mit erhöhten CD4+/CD8+ T-Zell-Frequenzen (p=0,039 bzw. p=0,001) und verminderten Monozyten- und B-Zell-Frequenzen (p=0,014 bzw. p=0,023). Effekte variierten je nach Transplantationsdauer und Alter; kein einzelner Marker war prädiktiv für Serokonversion.</w:t>
       </w:r>
     </w:p>
     <w:p>
@@ -409,7 +409,7 @@
         <w:rPr>
           <w:sz w:val="19"/>
         </w:rPr>
-        <w:t>Europa - acht Kohorten, vergleichbares Versicherungssystem</w:t>
+        <w:t>Deutsche Klinikstudie, direkt übertragbar auf deutsches Transplantationssystem mit vergleichbarer Immunsuppression.</w:t>
       </w:r>
     </w:p>
     <w:p>
@@ -418,7 +418,65 @@
           <w:color w:val="5A7D3A"/>
           <w:sz w:val="18"/>
         </w:rPr>
-        <w:t>https://pubmed.ncbi.nlm.nih.gov/42428526/</w:t>
+        <w:t>https://pubmed.ncbi.nlm.nih.gov/42676352/</w:t>
+      </w:r>
+    </w:p>
+    <w:p>
+      <w:pPr>
+        <w:pStyle w:val="Heading2"/>
+      </w:pPr>
+      <w:r>
+        <w:t>IL-33 und sST2 nach Tdap-Booster-Impfung bei finnischen Kindern</w:t>
+      </w:r>
+    </w:p>
+    <w:p>
+      <w:r>
+        <w:rPr>
+          <w:i/>
+          <w:color w:val="666666"/>
+          <w:sz w:val="18"/>
+        </w:rPr>
+        <w:t>Anabe D et al.  ·  Cytokine  ·  13.08.2026  ·  PMID 42594457</w:t>
+      </w:r>
+    </w:p>
+    <w:p>
+      <w:r>
+        <w:t>Longitudinale Untersuchung von Interleukin-33 und löslichem ST2 in Serum vor und nach Tdap-IPV-Booster-Impfung in unterschiedlichen Altersgruppen (7–70 Jahre).</w:t>
+      </w:r>
+    </w:p>
+    <w:p>
+      <w:r>
+        <w:rPr>
+          <w:b/>
+        </w:rPr>
+        <w:t xml:space="preserve">Ergebnis: </w:t>
+      </w:r>
+      <w:r>
+        <w:t>IL-33 in 70 % der Fälle nicht nachweisbar. Serum-sST2 zeigte signifikanten Anstieg über 365 Tage (p&lt;0,001), mit höherem Ausgangswert bei jüngeren Altersgruppen. Keine Assoziation zwischen IL-33/sST2 und Impfantwort oder Zytokinen.</w:t>
+      </w:r>
+    </w:p>
+    <w:p>
+      <w:r>
+        <w:rPr>
+          <w:b/>
+          <w:sz w:val="19"/>
+        </w:rPr>
+        <w:t xml:space="preserve">Übertragbarkeit: </w:t>
+      </w:r>
+      <w:r>
+        <w:rPr>
+          <w:sz w:val="19"/>
+        </w:rPr>
+        <w:t>Finnland, vergleichbares skandinavisches Gesundheitssystem und Register; etablierte Referenzwerte für präklinische Marker.</w:t>
+      </w:r>
+    </w:p>
+    <w:p>
+      <w:r>
+        <w:rPr>
+          <w:color w:val="5A7D3A"/>
+          <w:sz w:val="18"/>
+        </w:rPr>
+        <w:t>https://pubmed.ncbi.nlm.nih.gov/42594457/</w:t>
       </w:r>
     </w:p>
     <w:sectPr>

--- a/download/studien-aktuell.docx
+++ b/download/studien-aktuell.docx
@@ -62,7 +62,7 @@
           <w:color w:val="666666"/>
           <w:sz w:val="18"/>
         </w:rPr>
-        <w:t>Stand: 17.09.2026  |  7 Studien  |  impfen.m-vf.de</w:t>
+        <w:t>Stand: 18.09.2026  |  6 Studien  |  impfen.m-vf.de</w:t>
       </w:r>
     </w:p>
     <w:p>
@@ -70,7 +70,7 @@
         <w:pStyle w:val="Heading1"/>
       </w:pPr>
       <w:r>
-        <w:t>Aufgenommen am 17.09.2026</w:t>
+        <w:t>Aufgenommen am 18.09.2026</w:t>
       </w:r>
     </w:p>
     <w:p>
@@ -78,7 +78,7 @@
         <w:pStyle w:val="Heading2"/>
       </w:pPr>
       <w:r>
-        <w:t>Gonorrhoe-Impfstoff: Modellierte Prävalenzreduktion in abgelegenem indigenem Australien</w:t>
+        <w:t>RSV-Hospitalisierungen vor Impfstoffeinführung: Altersgruppen und Datenlücken</w:t>
       </w:r>
     </w:p>
     <w:p>
@@ -88,12 +88,12 @@
           <w:color w:val="666666"/>
           <w:sz w:val="18"/>
         </w:rPr>
-        <w:t>Padeniya TN et al.  ·  Sex Health  ·  20.10.2026  ·  PMID 42749469</w:t>
+        <w:t>Imai-Boulter C et al.  ·  Med J Aust  ·  Sept. 2026  ·  PMID 42754405</w:t>
       </w:r>
     </w:p>
     <w:p>
       <w:r>
-        <w:t>Mathematisches Transmissionsmodell (individual-basiert) zur Analyse der Effektivität einer hypothetischen Gonorrhoe-Impfung in abgelegenen Gemeinden mit hoher Inzidenz bei 16–36-jährigen australischen Ureinwohnern.</w:t>
+        <w:t>Retrospektive bevölkerungsbasierte Studie zur RSV-Krankheitslast in Australien vor Immunisierungsstart (2016–2019 Hospitalisierungen, 2023 Labor-Meldungen).</w:t>
       </w:r>
     </w:p>
     <w:p>
@@ -104,7 +104,7 @@
         <w:t xml:space="preserve">Ergebnis: </w:t>
       </w:r>
       <w:r>
-        <w:t>Bei 5-Jahres-Nachverfolgung mit 40 % jährlicher Impfquote und Impfstoff mit 25–50 % Schutzwirksamkeit: relative Prävalenzreduktion 15–28 %. Bei 80 % Impfquote und 75 % Wirksamkeit: 95 % (5 Jahre) bis 98 % (10 Jahre) Reduktion. Auch mit partieller Wirksamkeit substantielle Prävalenzrückgänge möglich.</w:t>
+        <w:t>Hospitalisierungen bei &lt;3 Monaten alt: 4014/100000, bei ≥65 Jahren: 122/100000 (steigende Tendenz); 55 % der Bronchiolitiden mit ungeklärter Ursache; Labor-Meldungen höchst bei 6–11 Monaten (7778/100000). Zeigt Datenlücken bei Fallerfassung und Testfrequenz.</w:t>
       </w:r>
     </w:p>
     <w:p>
@@ -119,7 +119,7 @@
         <w:rPr>
           <w:sz w:val="19"/>
         </w:rPr>
-        <w:t>Australien mit Registersystem und hoher Datenqualität, aber Bevölkerungszusammensetzung und epidemiologische Lage unterscheiden sich von Deutschland.</w:t>
+        <w:t>Australien (Versorgungsdaten verfügbar); ähnliche Datenstrukturen in Deutschland schwächer (kein nationales Impfregister).</w:t>
       </w:r>
     </w:p>
     <w:p>
@@ -128,7 +128,7 @@
           <w:color w:val="5A7D3A"/>
           <w:sz w:val="18"/>
         </w:rPr>
-        <w:t>https://pubmed.ncbi.nlm.nih.gov/42749469/</w:t>
+        <w:t>https://pubmed.ncbi.nlm.nih.gov/42754405/</w:t>
       </w:r>
     </w:p>
     <w:p>
@@ -136,7 +136,7 @@
         <w:pStyle w:val="Heading2"/>
       </w:pPr>
       <w:r>
-        <w:t>Herpes-Zoster-Impfung: Wirksamkeit gegen Zoster, Ophthalmicus und postherpetische Neuralgie</w:t>
+        <w:t>MZB1-Spiegel sagen Langzeitschutz nach Hepatitis-B-Impfung voraus</w:t>
       </w:r>
     </w:p>
     <w:p>
@@ -146,12 +146,12 @@
           <w:color w:val="666666"/>
           <w:sz w:val="18"/>
         </w:rPr>
-        <w:t>Heen E et al.  ·  Rev Med Virol  ·  Sept. 2026  ·  PMID 42748460</w:t>
+        <w:t>Huang ML et al.  ·  Front Immunol  ·  02.09.2026  ·  PMID 42751130</w:t>
       </w:r>
     </w:p>
     <w:p>
       <w:r>
-        <w:t>Systematische Übersicht mit Metaanalyse von 18 Studien (3 RCT, 15 Beobachtungsstudien) zur Effektivität des Recombinant-Zoster-Impfstoffs (RZV) gegen Herpes zoster und Komplikationen in ≥50-Jährigen.</w:t>
+        <w:t>Single-Cell-RNA-Seq plus nested case-control und Interventionsstudie zur Identifikation von B-Zell-Markern für stabilen Anti-HBs-Schutz.</w:t>
       </w:r>
     </w:p>
     <w:p>
@@ -162,7 +162,7 @@
         <w:t xml:space="preserve">Ergebnis: </w:t>
       </w:r>
       <w:r>
-        <w:t>RZV zeigte in RCT 95 % Effektivität gegen Herpes zoster (hochgradig), substantielle Reduktion von Herpes-Zoster-Ophthalmicus (hochgradig), wahrscheinlich postherpetische Neuralgia (moderat). Durable Schutzwirkung mind. 11 Jahre nachgewiesen (niedrig bis moderat). Mögliche Assoziation mit reduziertem Demenzrisiko (niedrig, durch healthy-vaccinee-bias-Unsicherheit).</w:t>
+        <w:t>MZB1 signifikant erhöht in B-Zellen von Langzeitschützer/innen (p=2,1e-12); Serum-MZB1 &gt;1000 mIU/ml nach 30 Jahren: 7,1±2,2 ng/ml vs. Anti-HBs-Negative: 0,96±0,1 ng/ml (p&lt;0,0001); MZB1 korreliert stark mit Anti-HBs-Titer (r=0,892). MZB1 schon nach 1. Dosis erhöht, VE besser bei hohen MZB1-Konzentrationen.</w:t>
       </w:r>
     </w:p>
     <w:p>
@@ -177,7 +177,7 @@
         <w:rPr>
           <w:sz w:val="19"/>
         </w:rPr>
-        <w:t>Norwegen und Schweden, vergleichbare altersstrukturierte Bevölkerungen und Impfregister; Befunde direkt auf deutsches Zoster-Impfprogramm übertragbar.</w:t>
+        <w:t>China (Validierungskohorten mobil), Biomarker universal; kein nationales Vorteil, aber wissenschaftlich relevant.</w:t>
       </w:r>
     </w:p>
     <w:p>
@@ -186,7 +186,7 @@
           <w:color w:val="5A7D3A"/>
           <w:sz w:val="18"/>
         </w:rPr>
-        <w:t>https://pubmed.ncbi.nlm.nih.gov/42748460/</w:t>
+        <w:t>https://pubmed.ncbi.nlm.nih.gov/42751130/</w:t>
       </w:r>
     </w:p>
     <w:p>
@@ -194,7 +194,7 @@
         <w:pStyle w:val="Heading2"/>
       </w:pPr>
       <w:r>
-        <w:t>Kulturell angepasste HPV-Aufklärung und Impfintention in Saudi-Arabien</w:t>
+        <w:t>Wertaffirmation in Impfkampagnen: Small Effects auf Impfbereitschaft</w:t>
       </w:r>
     </w:p>
     <w:p>
@@ -204,12 +204,12 @@
           <w:color w:val="666666"/>
           <w:sz w:val="18"/>
         </w:rPr>
-        <w:t>Elsayed EA et al.  ·  JMIR Public Health Surveill  ·  16.09.2026  ·  PMID 42748422</w:t>
+        <w:t>Wolsko C et al.  ·  PLoS One  ·  16.09.2026  ·  PMID 42748077</w:t>
       </w:r>
     </w:p>
     <w:p>
       <w:r>
-        <w:t>Quasi-experimentelle Studie (Prä-Post mit Kontrollgruppe, n=380) zur Wirkung einer 45-minütigen, an lokale Werte adaptierten Schulungsintervention auf HPV-Wissen, Gesundheitsbewusstsein und Impfbereitschaft.</w:t>
+        <w:t>Online-Befragung von 1170 Ungeimpften (USA, Frühjahr 2021) zu COVID-Impfbotschaften, die auf persönliche Werte ausgerichtet sind.</w:t>
       </w:r>
     </w:p>
     <w:p>
@@ -220,7 +220,7 @@
         <w:t xml:space="preserve">Ergebnis: </w:t>
       </w:r>
       <w:r>
-        <w:t>In der Interventionsgruppe zeigte sich bei 3-Monats-Nachverfolgung gegenüber Kontrollen: Wissen (β=0,84, p&lt;0,001, d=0,45), Bewusstsein (β=0,88, p&lt;0,001, d=0,44), Einstellung (β=0,70, p&lt;0,001, d=0,38), Impfabsicht (β=0,86, p&lt;0,001, d=0,82, großer Effekt). Effekte über Altersgruppen, Bildung und Gesundheitskompetenz konsistent.</w:t>
+        <w:t>Botschaften, die Misstrauen in Regierung und Sorgen vor Freiheitsbeschränkung bestätigten, zeigten höhere Impfbereitschaft und mehr Vertrauen als Kontrolle; Effektgrößen klein, aber bedeutsam für Vaccine Hesitancy-Subgruppen.</w:t>
       </w:r>
     </w:p>
     <w:p>
@@ -235,7 +235,7 @@
         <w:rPr>
           <w:sz w:val="19"/>
         </w:rPr>
-        <w:t>Saudi-Arabien, begrenzt übertragbar, aber Modell für kulturell sensible Beratung in diversen deutschen Bevölkerungsgruppen.</w:t>
+        <w:t>USA (Wertbetonung kulturabhängig); Kommunikationsstrategie prinzipiell übertragbar, aber Wertrahmen müssen regional angepasst werden.</w:t>
       </w:r>
     </w:p>
     <w:p>
@@ -244,7 +244,7 @@
           <w:color w:val="5A7D3A"/>
           <w:sz w:val="18"/>
         </w:rPr>
-        <w:t>https://pubmed.ncbi.nlm.nih.gov/42748422/</w:t>
+        <w:t>https://pubmed.ncbi.nlm.nih.gov/42748077/</w:t>
       </w:r>
     </w:p>
     <w:p>
@@ -252,7 +252,7 @@
         <w:pStyle w:val="Heading2"/>
       </w:pPr>
       <w:r>
-        <w:t>Personalisierte Neoantigen-Impfstoff-Therapie bei Kopf-Hals-Karzinom vermeidet Rezidive</w:t>
+        <w:t>Impf-Fachkompetenz in Äthiopien schwach: nur 50 % erfüllen Mindeststandard</w:t>
       </w:r>
     </w:p>
     <w:p>
@@ -262,12 +262,12 @@
           <w:color w:val="666666"/>
           <w:sz w:val="18"/>
         </w:rPr>
-        <w:t>Ottensmeier C et al.  ·  Nat Commun  ·  17.08.2026  ·  PMID 42744798</w:t>
+        <w:t>Olani A et al.  ·  PLoS One  ·  15.09.2026  ·  PMID 42743175</w:t>
       </w:r>
     </w:p>
     <w:p>
       <w:r>
-        <w:t>Randomisierte Phase-I-Studie (n=32) zur Adjuvans-Therapie mit TG4050, einem individualisierten viralen Neoantigen-Impfstoff mit bis zu 30 tumor-spezifischen Neoantigenen, nach Standard-Chemotherapie vs. abwartendem Vorgehen.</w:t>
+        <w:t>Observationale Studie mit Checklisten zur Impf-Fachkompetenz in 34 äthiopischen Gesundheitseinrichtungen.</w:t>
       </w:r>
     </w:p>
     <w:p>
@@ -278,7 +278,7 @@
         <w:t xml:space="preserve">Ergebnis: </w:t>
       </w:r>
       <w:r>
-        <w:t>Unmittelbare TG4050-Gruppe: 0 von 16 Rezidive nach 30 Monaten Nachverfolgung; Kontrollgruppe: 3 von 16 Rezidive. T-Zell-Antworten gegen Neoantigen in 73,3 % detektiert (Median 3 Neoantigen pro Responder), persistent über 1 Jahr. Neoantigen-spezifische CD8+ T-Zellen zeigten Effektor- und geweberesidente Marker.</w:t>
+        <w:t>340 Impfungen beobachtet; Gesamtkompetenz 50 % (Schwelle: 80 %); beste Leistung: Verabreichung (71 %), schlechteste: Dokumentation (22 %); Defizite in Infektionskontrolle und Patienten-Kommunikation. Lücke zwischen theoretischem Wissen und praktischer Umsetzung.</w:t>
       </w:r>
     </w:p>
     <w:p>
@@ -293,7 +293,7 @@
         <w:rPr>
           <w:sz w:val="19"/>
         </w:rPr>
-        <w:t>Multinationale Studie (UK, Frankreich, Niederlande), übertragbar auf deutsches Klinikum mit entsprechender molekularer Tumorcharakterisierung.</w:t>
+        <w:t>Äthiopien (Niedrig-Ressourcen), begrenzte Übertragbarkeit; zeigt jedoch global relevante Schulungs- und Überwachungsdefizite.</w:t>
       </w:r>
     </w:p>
     <w:p>
@@ -302,7 +302,7 @@
           <w:color w:val="5A7D3A"/>
           <w:sz w:val="18"/>
         </w:rPr>
-        <w:t>https://pubmed.ncbi.nlm.nih.gov/42744798/</w:t>
+        <w:t>https://pubmed.ncbi.nlm.nih.gov/42743175/</w:t>
       </w:r>
     </w:p>
     <w:p>
@@ -310,7 +310,7 @@
         <w:pStyle w:val="Heading2"/>
       </w:pPr>
       <w:r>
-        <w:t>HPV-Impfung bei Erwachsenen 27–45 Jahren: Quote und Trends in USA</w:t>
+        <w:t>Ökologische Studien zu Impfeffekten könnten Versorgungsdaten für Deutschland liefern</w:t>
       </w:r>
     </w:p>
     <w:p>
@@ -320,12 +320,12 @@
           <w:color w:val="666666"/>
           <w:sz w:val="18"/>
         </w:rPr>
-        <w:t>Fisher-Borne M et al.  ·  Hum Vaccin Immunother  ·  10.09.2026  ·  PMID 42723147</w:t>
+        <w:t>Nolting T et al.  ·  BMJ Open  ·  11.09.2026  ·  PMID 42731829</w:t>
       </w:r>
     </w:p>
     <w:p>
       <w:r>
-        <w:t>Retrospektive Auswertung kommerzieller Claims-Daten 2019–2023 zur HPV-Impfquote bei erwachsenen Frauen und Männern unter shared clinical decision-making.</w:t>
+        <w:t>Scoping Review, die ökologische Studien zu Impfeffektivität systematisieren soll, mit Fokus auf Deutschland.</w:t>
       </w:r>
     </w:p>
     <w:p>
@@ -336,7 +336,7 @@
         <w:t xml:space="preserve">Ergebnis: </w:t>
       </w:r>
       <w:r>
-        <w:t>Annual HPV-Impfinitiation stieg von 0,21 % (2019) auf 0,54 % (2023); kumulativ über 5 Jahre 0,84 % bei 3–4 Mio. jährlich ungeimpften Personen. Apotheken als Impfort nahmen zu, regionale Variation 0,23–1,56 %.</w:t>
+        <w:t>Studienprotokoll ohne empirische Ergebnisse; zeigt einen Forschungsbedarf für vergleichende Analysen der Impfbeiträge zu Morbidität und Mortalität.</w:t>
       </w:r>
     </w:p>
     <w:p>
@@ -351,7 +351,7 @@
         <w:rPr>
           <w:sz w:val="19"/>
         </w:rPr>
-        <w:t>USA mit grundlegend anderer Versicherungsstruktur; aber Befunde zur Rolle von Apotheken und regionaler Varianz relevant für Deutschland.</w:t>
+        <w:t>Deutschland, zukünftige Datenquelle; Übertragbarkeit hängt von Verfügbarkeit von Routinedaten ab.</w:t>
       </w:r>
     </w:p>
     <w:p>
@@ -360,7 +360,7 @@
           <w:color w:val="5A7D3A"/>
           <w:sz w:val="18"/>
         </w:rPr>
-        <w:t>https://pubmed.ncbi.nlm.nih.gov/42723147/</w:t>
+        <w:t>https://pubmed.ncbi.nlm.nih.gov/42731829/</w:t>
       </w:r>
     </w:p>
     <w:p>
@@ -368,7 +368,7 @@
         <w:pStyle w:val="Heading2"/>
       </w:pPr>
       <w:r>
-        <w:t>Immunosuppression-Entzug und mRNA-Impfung bei Nierentransplantierten</w:t>
+        <w:t>Impfantwort bei Krebs und Immunsuppression: RESPONSE-Kohortenstudie</w:t>
       </w:r>
     </w:p>
     <w:p>
@@ -378,12 +378,12 @@
           <w:color w:val="666666"/>
           <w:sz w:val="18"/>
         </w:rPr>
-        <w:t>Goerlich N et al.  ·  Front Immunol  ·  17.08.2026  ·  PMID 42676352</w:t>
+        <w:t>Felipe Fumero E et al.  ·  JMIR Res Protoc  ·  23.07.2026  ·  PMID 42492070</w:t>
       </w:r>
     </w:p>
     <w:p>
       <w:r>
-        <w:t>Hochdimensionale Analyse der Immunzellkomposition bei Nierentransplantierten unter temporärem Mycophenolsäure-Entzug während mRNA-1273-Impfung.</w:t>
+        <w:t>Prospektive Kohortenstudie zu humoralen und zellulären Reaktionen auf Atemwegs-Impfstoffe bei onkologischen Patienten, Rekrutierung seit März 2025 laufend.</w:t>
       </w:r>
     </w:p>
     <w:p>
@@ -394,7 +394,7 @@
         <w:t xml:space="preserve">Ergebnis: </w:t>
       </w:r>
       <w:r>
-        <w:t>Mycophenolsäure-Entzug war assoziiert mit erhöhten CD4+/CD8+ T-Zell-Frequenzen (p=0,039 bzw. p=0,001) und verminderten Monozyten- und B-Zell-Frequenzen (p=0,014 bzw. p=0,023). Effekte variierten je nach Transplantationsdauer und Alter; kein einzelner Marker war prädiktiv für Serokonversion.</w:t>
+        <w:t>Protokoll mit laufender Rekrutierung; Fokus auf frühe und späte Booster-Effekte. Finale Analysen ab Q3 2026 geplant; zielt auf T-Zell-Antworten, die bei dieser Gruppe zuverlässiger sind als Antikörper.</w:t>
       </w:r>
     </w:p>
     <w:p>
@@ -409,7 +409,7 @@
         <w:rPr>
           <w:sz w:val="19"/>
         </w:rPr>
-        <w:t>Deutsche Klinikstudie, direkt übertragbar auf deutsches Transplantationssystem mit vergleichbarer Immunsuppression.</w:t>
+        <w:t>Deutschland (Köln, Universitätsklinik), direkt übertragbar auf Versorgungsfragen bei Immunsuppression.</w:t>
       </w:r>
     </w:p>
     <w:p>
@@ -418,65 +418,7 @@
           <w:color w:val="5A7D3A"/>
           <w:sz w:val="18"/>
         </w:rPr>
-        <w:t>https://pubmed.ncbi.nlm.nih.gov/42676352/</w:t>
-      </w:r>
-    </w:p>
-    <w:p>
-      <w:pPr>
-        <w:pStyle w:val="Heading2"/>
-      </w:pPr>
-      <w:r>
-        <w:t>IL-33 und sST2 nach Tdap-Booster-Impfung bei finnischen Kindern</w:t>
-      </w:r>
-    </w:p>
-    <w:p>
-      <w:r>
-        <w:rPr>
-          <w:i/>
-          <w:color w:val="666666"/>
-          <w:sz w:val="18"/>
-        </w:rPr>
-        <w:t>Anabe D et al.  ·  Cytokine  ·  13.08.2026  ·  PMID 42594457</w:t>
-      </w:r>
-    </w:p>
-    <w:p>
-      <w:r>
-        <w:t>Longitudinale Untersuchung von Interleukin-33 und löslichem ST2 in Serum vor und nach Tdap-IPV-Booster-Impfung in unterschiedlichen Altersgruppen (7–70 Jahre).</w:t>
-      </w:r>
-    </w:p>
-    <w:p>
-      <w:r>
-        <w:rPr>
-          <w:b/>
-        </w:rPr>
-        <w:t xml:space="preserve">Ergebnis: </w:t>
-      </w:r>
-      <w:r>
-        <w:t>IL-33 in 70 % der Fälle nicht nachweisbar. Serum-sST2 zeigte signifikanten Anstieg über 365 Tage (p&lt;0,001), mit höherem Ausgangswert bei jüngeren Altersgruppen. Keine Assoziation zwischen IL-33/sST2 und Impfantwort oder Zytokinen.</w:t>
-      </w:r>
-    </w:p>
-    <w:p>
-      <w:r>
-        <w:rPr>
-          <w:b/>
-          <w:sz w:val="19"/>
-        </w:rPr>
-        <w:t xml:space="preserve">Übertragbarkeit: </w:t>
-      </w:r>
-      <w:r>
-        <w:rPr>
-          <w:sz w:val="19"/>
-        </w:rPr>
-        <w:t>Finnland, vergleichbares skandinavisches Gesundheitssystem und Register; etablierte Referenzwerte für präklinische Marker.</w:t>
-      </w:r>
-    </w:p>
-    <w:p>
-      <w:r>
-        <w:rPr>
-          <w:color w:val="5A7D3A"/>
-          <w:sz w:val="18"/>
-        </w:rPr>
-        <w:t>https://pubmed.ncbi.nlm.nih.gov/42594457/</w:t>
+        <w:t>https://pubmed.ncbi.nlm.nih.gov/42492070/</w:t>
       </w:r>
     </w:p>
     <w:sectPr>

--- a/download/studien-aktuell.docx
+++ b/download/studien-aktuell.docx
@@ -62,7 +62,7 @@
           <w:color w:val="666666"/>
           <w:sz w:val="18"/>
         </w:rPr>
-        <w:t>Stand: 18.09.2026  |  6 Studien  |  impfen.m-vf.de</w:t>
+        <w:t>Stand: 19.09.2026  |  6 Studien  |  impfen.m-vf.de</w:t>
       </w:r>
     </w:p>
     <w:p>
@@ -70,7 +70,7 @@
         <w:pStyle w:val="Heading1"/>
       </w:pPr>
       <w:r>
-        <w:t>Aufgenommen am 18.09.2026</w:t>
+        <w:t>Aufgenommen am 19.09.2026</w:t>
       </w:r>
     </w:p>
     <w:p>
@@ -78,7 +78,7 @@
         <w:pStyle w:val="Heading2"/>
       </w:pPr>
       <w:r>
-        <w:t>RSV-Hospitalisierungen vor Impfstoffeinführung: Altersgruppen und Datenlücken</w:t>
+        <w:t>Maschinenlernen identifiziert Null-Dosis-Kinder in Subsahara-Afrika</w:t>
       </w:r>
     </w:p>
     <w:p>
@@ -88,12 +88,12 @@
           <w:color w:val="666666"/>
           <w:sz w:val="18"/>
         </w:rPr>
-        <w:t>Imai-Boulter C et al.  ·  Med J Aust  ·  Sept. 2026  ·  PMID 42754405</w:t>
+        <w:t>Endehabtu BF et al.  ·  BMJ Health Care Inform  ·  18.09.2026  ·  PMID 42759970</w:t>
       </w:r>
     </w:p>
     <w:p>
       <w:r>
-        <w:t>Retrospektive bevölkerungsbasierte Studie zur RSV-Krankheitslast in Australien vor Immunisierungsstart (2016–2019 Hospitalisierungen, 2023 Labor-Meldungen).</w:t>
+        <w:t>Prädiktives Modellentwicklungs-Projekt mit Daten von 27 subsaharischen Ländern (Demographic Health Survey 2016–2024) zur Risikoidentifikation von Kindern ohne Impfung.</w:t>
       </w:r>
     </w:p>
     <w:p>
@@ -104,7 +104,7 @@
         <w:t xml:space="preserve">Ergebnis: </w:t>
       </w:r>
       <w:r>
-        <w:t>Hospitalisierungen bei &lt;3 Monaten alt: 4014/100000, bei ≥65 Jahren: 122/100000 (steigende Tendenz); 55 % der Bronchiolitiden mit ungeklärter Ursache; Labor-Meldungen höchst bei 6–11 Monaten (7778/100000). Zeigt Datenlücken bei Fallerfassung und Testfrequenz.</w:t>
+        <w:t>LightGBM-Modell zeigte beste Gesamtleistung: 80 % Genauigkeit, 91 % Sensitivität, AUROC 0,78. Wichtigste Prädiktoren: Entbindungsort, Geburtsvorkontakten, Mutter-Tetanus-Impfung, Haushaltsvermögen, mütterliche Bildung. Ermöglicht frühe Risikoidentifikation.</w:t>
       </w:r>
     </w:p>
     <w:p>
@@ -119,7 +119,7 @@
         <w:rPr>
           <w:sz w:val="19"/>
         </w:rPr>
-        <w:t>Australien (Versorgungsdaten verfügbar); ähnliche Datenstrukturen in Deutschland schwächer (kein nationales Impfregister).</w:t>
+        <w:t>Subsahara-Afrika, digitales Tooldesign auf Länder mit WHO DHSatz übertragbar.</w:t>
       </w:r>
     </w:p>
     <w:p>
@@ -128,7 +128,7 @@
           <w:color w:val="5A7D3A"/>
           <w:sz w:val="18"/>
         </w:rPr>
-        <w:t>https://pubmed.ncbi.nlm.nih.gov/42754405/</w:t>
+        <w:t>https://pubmed.ncbi.nlm.nih.gov/42759970/</w:t>
       </w:r>
     </w:p>
     <w:p>
@@ -136,7 +136,7 @@
         <w:pStyle w:val="Heading2"/>
       </w:pPr>
       <w:r>
-        <w:t>MZB1-Spiegel sagen Langzeitschutz nach Hepatitis-B-Impfung voraus</w:t>
+        <w:t>RSV-Impfeffektivität bei älteren Erwachsenen in den USA zeigt hohe Wirksamkeit</w:t>
       </w:r>
     </w:p>
     <w:p>
@@ -146,12 +146,12 @@
           <w:color w:val="666666"/>
           <w:sz w:val="18"/>
         </w:rPr>
-        <w:t>Huang ML et al.  ·  Front Immunol  ·  02.09.2026  ·  PMID 42751130</w:t>
+        <w:t>Lu Y et al.  ·  JAMA Netw Open  ·  01.09.2026  ·  PMID 42758507</w:t>
       </w:r>
     </w:p>
     <w:p>
       <w:r>
-        <w:t>Single-Cell-RNA-Seq plus nested case-control und Interventionsstudie zur Identifikation von B-Zell-Markern für stabilen Anti-HBs-Schutz.</w:t>
+        <w:t>Nationale Kohortenstudie zur klinischen Wirksamkeit zweier RSV-Impfstoffe bei Medicare-Patienten ab 65 Jahren in der ersten Saison nach Zulassung (August 2023 bis März 2024).</w:t>
       </w:r>
     </w:p>
     <w:p>
@@ -162,7 +162,7 @@
         <w:t xml:space="preserve">Ergebnis: </w:t>
       </w:r>
       <w:r>
-        <w:t>MZB1 signifikant erhöht in B-Zellen von Langzeitschützer/innen (p=2,1e-12); Serum-MZB1 &gt;1000 mIU/ml nach 30 Jahren: 7,1±2,2 ng/ml vs. Anti-HBs-Negative: 0,96±0,1 ng/ml (p&lt;0,0001); MZB1 korreliert stark mit Anti-HBs-Titer (r=0,892). MZB1 schon nach 1. Dosis erhöht, VE besser bei hohen MZB1-Konzentrationen.</w:t>
+        <w:t>RSVPreF3+AS01 und RSVpreF hatten eine Effektivität von 81,8 % (95-%-KI 80,0–83,4 %) gegen RSV-bedingte Hospitalisierungen und 85,0 % gegen RSV-bedingte Todesfälle. Brand-spezifisch: RSVPreF3+AS01 79,9 %, RSVpreF 85,1 %. Bei immungeschwächten Personen 72,2 %. Wirksam über alle Altersgruppen ab 65 Jahren.</w:t>
       </w:r>
     </w:p>
     <w:p>
@@ -177,7 +177,7 @@
         <w:rPr>
           <w:sz w:val="19"/>
         </w:rPr>
-        <w:t>China (Validierungskohorten mobil), Biomarker universal; kein nationales Vorteil, aber wissenschaftlich relevant.</w:t>
+        <w:t>Medicare-Daten, vergleichbare Dokumentationspflichten wie Deutschland.</w:t>
       </w:r>
     </w:p>
     <w:p>
@@ -186,7 +186,7 @@
           <w:color w:val="5A7D3A"/>
           <w:sz w:val="18"/>
         </w:rPr>
-        <w:t>https://pubmed.ncbi.nlm.nih.gov/42751130/</w:t>
+        <w:t>https://pubmed.ncbi.nlm.nih.gov/42758507/</w:t>
       </w:r>
     </w:p>
     <w:p>
@@ -194,7 +194,7 @@
         <w:pStyle w:val="Heading2"/>
       </w:pPr>
       <w:r>
-        <w:t>Wertaffirmation in Impfkampagnen: Small Effects auf Impfbereitschaft</w:t>
+        <w:t>Impfbefürwortung durch Fachpersonal: Trainingseffekt bei Hebammen und Pflegekräften</w:t>
       </w:r>
     </w:p>
     <w:p>
@@ -204,12 +204,12 @@
           <w:color w:val="666666"/>
           <w:sz w:val="18"/>
         </w:rPr>
-        <w:t>Wolsko C et al.  ·  PLoS One  ·  16.09.2026  ·  PMID 42748077</w:t>
+        <w:t>Tiryaki Ö  ·  Biomedica  ·  20.08.2026  ·  PMID 42757794</w:t>
       </w:r>
     </w:p>
     <w:p>
       <w:r>
-        <w:t>Online-Befragung von 1170 Ungeimpften (USA, Frühjahr 2021) zu COVID-Impfbotschaften, die auf persönliche Werte ausgerichtet sind.</w:t>
+        <w:t>Quasi-experimentelle Studie mit Vorher-Nachher-Messung zur Wirkung eines Impfaufklärungstrainings auf die Impfbefürwortung bei 249 Hebammen und Pflegekräften.</w:t>
       </w:r>
     </w:p>
     <w:p>
@@ -220,7 +220,7 @@
         <w:t xml:space="preserve">Ergebnis: </w:t>
       </w:r>
       <w:r>
-        <w:t>Botschaften, die Misstrauen in Regierung und Sorgen vor Freiheitsbeschränkung bestätigten, zeigten höhere Impfbereitschaft und mehr Vertrauen als Kontrolle; Effektgrößen klein, aber bedeutsam für Vaccine Hesitancy-Subgruppen.</w:t>
+        <w:t>Vaccine Advocacy Scale für Kinderimpfungen stieg signifikant von 45,19 ± 2,85 vor auf 46,95 ± 1,99 Punkte nach dem Training (Wilcoxon p = 0,000). Effekt niedrig, aber statistisch robust; Ausgangsniveau bereits hoch.</w:t>
       </w:r>
     </w:p>
     <w:p>
@@ -235,7 +235,7 @@
         <w:rPr>
           <w:sz w:val="19"/>
         </w:rPr>
-        <w:t>USA (Wertbetonung kulturabhängig); Kommunikationsstrategie prinzipiell übertragbar, aber Wertrahmen müssen regional angepasst werden.</w:t>
+        <w:t>Türkisches Setting, Pflegekräfte-Schulung auf Deutschland übertragbar.</w:t>
       </w:r>
     </w:p>
     <w:p>
@@ -244,7 +244,7 @@
           <w:color w:val="5A7D3A"/>
           <w:sz w:val="18"/>
         </w:rPr>
-        <w:t>https://pubmed.ncbi.nlm.nih.gov/42748077/</w:t>
+        <w:t>https://pubmed.ncbi.nlm.nih.gov/42757794/</w:t>
       </w:r>
     </w:p>
     <w:p>
@@ -252,7 +252,7 @@
         <w:pStyle w:val="Heading2"/>
       </w:pPr>
       <w:r>
-        <w:t>Impf-Fachkompetenz in Äthiopien schwach: nur 50 % erfüllen Mindeststandard</w:t>
+        <w:t>RSVPreF3-Impfstoff bei älteren Chinesen immunogenetisch gleichwertig zu globaler Population</w:t>
       </w:r>
     </w:p>
     <w:p>
@@ -262,12 +262,12 @@
           <w:color w:val="666666"/>
           <w:sz w:val="18"/>
         </w:rPr>
-        <w:t>Olani A et al.  ·  PLoS One  ·  15.09.2026  ·  PMID 42743175</w:t>
+        <w:t>Guo X et al.  ·  Front Immunol  ·  03.09.2026  ·  PMID 42756146</w:t>
       </w:r>
     </w:p>
     <w:p>
       <w:r>
-        <w:t>Observationale Studie mit Checklisten zur Impf-Fachkompetenz in 34 äthiopischen Gesundheitseinrichtungen.</w:t>
+        <w:t>Phase-3-Immunbrückungs-Studie zur Nichtunterlegenheit von RSVPreF3 bei ≥60-jährigen chinesischen Erwachsenen gegenüber internationaler Vergleichsgruppe (6 Länder).</w:t>
       </w:r>
     </w:p>
     <w:p>
@@ -278,7 +278,7 @@
         <w:t xml:space="preserve">Ergebnis: </w:t>
       </w:r>
       <w:r>
-        <w:t>340 Impfungen beobachtet; Gesamtkompetenz 50 % (Schwelle: 80 %); beste Leistung: Verabreichung (71 %), schlechteste: Dokumentation (22 %); Defizite in Infektionskontrolle und Patienten-Kommunikation. Lücke zwischen theoretischem Wissen und praktischer Umsetzung.</w:t>
+        <w:t>Nichtunterlegenheitskriterien erfüllt: GMT-Verhältnisse für RSV-A/B 1,20/1,10 (akzeptabel ≤1,5), Seroresponse-Unterschiede 3,40 %/4,89 % (akzeptabel ≤10 %). RSV-A/B-Neutralisationstiter 5523/8073 ED60 (China), 6605/8286 (Ausland). Lokale Nebenwirkungen meist mild-moderat, Ernsthaftigkeit niedrig (0,2–0,3 % immune-vermittelt).</w:t>
       </w:r>
     </w:p>
     <w:p>
@@ -293,7 +293,7 @@
         <w:rPr>
           <w:sz w:val="19"/>
         </w:rPr>
-        <w:t>Äthiopien (Niedrig-Ressourcen), begrenzte Übertragbarkeit; zeigt jedoch global relevante Schulungs- und Überwachungsdefizite.</w:t>
+        <w:t>China, aber Immunogenität-Ergebnis zur Globalität des Impfstoffs übertra gbar.</w:t>
       </w:r>
     </w:p>
     <w:p>
@@ -302,7 +302,7 @@
           <w:color w:val="5A7D3A"/>
           <w:sz w:val="18"/>
         </w:rPr>
-        <w:t>https://pubmed.ncbi.nlm.nih.gov/42743175/</w:t>
+        <w:t>https://pubmed.ncbi.nlm.nih.gov/42756146/</w:t>
       </w:r>
     </w:p>
     <w:p>
@@ -310,7 +310,7 @@
         <w:pStyle w:val="Heading2"/>
       </w:pPr>
       <w:r>
-        <w:t>Ökologische Studien zu Impfeffekten könnten Versorgungsdaten für Deutschland liefern</w:t>
+        <w:t>Impfgerechtigkeit als Planungsprinzip: Lehren aus der COVID-19-Pandemie</w:t>
       </w:r>
     </w:p>
     <w:p>
@@ -320,12 +320,12 @@
           <w:color w:val="666666"/>
           <w:sz w:val="18"/>
         </w:rPr>
-        <w:t>Nolting T et al.  ·  BMJ Open  ·  11.09.2026  ·  PMID 42731829</w:t>
+        <w:t>Ghafari M et al.  ·  Expert Rev Vaccines  ·  16.09.2026  ·  PMID 42750274</w:t>
       </w:r>
     </w:p>
     <w:p>
       <w:r>
-        <w:t>Scoping Review, die ökologische Studien zu Impfeffektivität systematisieren soll, mit Fokus auf Deutschland.</w:t>
+        <w:t>Synthesearbeit von Literatur und Politikberichten zu globalen Impfstoff-Rollouts, insbesondere über Verteilungsszenarien, Beschaffung und dezentralisierte Herstellung.</w:t>
       </w:r>
     </w:p>
     <w:p>
@@ -336,7 +336,7 @@
         <w:t xml:space="preserve">Ergebnis: </w:t>
       </w:r>
       <w:r>
-        <w:t>Studienprotokoll ohne empirische Ergebnisse; zeigt einen Forschungsbedarf für vergleichende Analysen der Impfbeiträge zu Morbidität und Mortalität.</w:t>
+        <w:t>COVID-19 zeigte: Schnelle Entwicklung ohne Gerechtigkeitsplanung schuf vermeidbare Schäden. Lösungen sind geografisch verteilte Herstellung, vorab vereinbarte epidemiologisch gesteuerte Zuteilung, transparente Datenaustausch und Neutralisierung kommerzieller Verzerrungen. Empfehlung: Institutionalisierte disaggregierte Berichterstattung und standardisierte Daten-Sharing.</w:t>
       </w:r>
     </w:p>
     <w:p>
@@ -351,7 +351,7 @@
         <w:rPr>
           <w:sz w:val="19"/>
         </w:rPr>
-        <w:t>Deutschland, zukünftige Datenquelle; Übertragbarkeit hängt von Verfügbarkeit von Routinedaten ab.</w:t>
+        <w:t>Europäisches und Schweizer System, Prinzipien auf DACH übertragbar.</w:t>
       </w:r>
     </w:p>
     <w:p>
@@ -360,7 +360,7 @@
           <w:color w:val="5A7D3A"/>
           <w:sz w:val="18"/>
         </w:rPr>
-        <w:t>https://pubmed.ncbi.nlm.nih.gov/42731829/</w:t>
+        <w:t>https://pubmed.ncbi.nlm.nih.gov/42750274/</w:t>
       </w:r>
     </w:p>
     <w:p>
@@ -368,7 +368,7 @@
         <w:pStyle w:val="Heading2"/>
       </w:pPr>
       <w:r>
-        <w:t>Impfantwort bei Krebs und Immunsuppression: RESPONSE-Kohortenstudie</w:t>
+        <w:t>Inaktivierter Rotavirus-Impfstoff: Sicherheit und Immunogenität bei Kleinkindern</w:t>
       </w:r>
     </w:p>
     <w:p>
@@ -378,12 +378,12 @@
           <w:color w:val="666666"/>
           <w:sz w:val="18"/>
         </w:rPr>
-        <w:t>Felipe Fumero E et al.  ·  JMIR Res Protoc  ·  23.07.2026  ·  PMID 42492070</w:t>
+        <w:t>Zhou Y et al.  ·  Nat Commun  ·  14.08.2026  ·  PMID 42733081</w:t>
       </w:r>
     </w:p>
     <w:p>
       <w:r>
-        <w:t>Prospektive Kohortenstudie zu humoralen und zellulären Reaktionen auf Atemwegs-Impfstoffe bei onkologischen Patienten, Rekrutierung seit März 2025 laufend.</w:t>
+        <w:t>Randomisierte, placebokontrollierte Phase-1-Studie zur Dosis-Eskalation von Rotavirus-Impfstoff bei 288 Kindern 2–71 Monate ohne vorherige Rotavirus-Impfung.</w:t>
       </w:r>
     </w:p>
     <w:p>
@@ -394,7 +394,7 @@
         <w:t xml:space="preserve">Ergebnis: </w:t>
       </w:r>
       <w:r>
-        <w:t>Protokoll mit laufender Rekrutierung; Fokus auf frühe und späte Booster-Effekte. Finale Analysen ab Q3 2026 geplant; zielt auf T-Zell-Antworten, die bei dieser Gruppe zuverlässiger sind als Antikörper.</w:t>
+        <w:t>Keine impfstoffbezogenen SAEs; transiente Mild-bis-Mäßig-Fieber nur in Hochdosis-Säuglings-Gruppe (klinisch handhabbar). Neutralisierende Antikörper-GMT dose-abhängig erhöht. 3-Dosis-Säugling-Gruppe (320 EU): GMT 551,98 vs. 36,17 (Placebo), Serokonversionsrate 83,33 % vs. 10 %. 3-Dosis-Schema überlegen 2-Dosis.</w:t>
       </w:r>
     </w:p>
     <w:p>
@@ -409,7 +409,7 @@
         <w:rPr>
           <w:sz w:val="19"/>
         </w:rPr>
-        <w:t>Deutschland (Köln, Universitätsklinik), direkt übertragbar auf Versorgungsfragen bei Immunsuppression.</w:t>
+        <w:t>Chinesische Studie, Sicherheits- und Immunogenitätsdaten auf frühe Klinische Phasen übertragbar.</w:t>
       </w:r>
     </w:p>
     <w:p>
@@ -418,7 +418,7 @@
           <w:color w:val="5A7D3A"/>
           <w:sz w:val="18"/>
         </w:rPr>
-        <w:t>https://pubmed.ncbi.nlm.nih.gov/42492070/</w:t>
+        <w:t>https://pubmed.ncbi.nlm.nih.gov/42733081/</w:t>
       </w:r>
     </w:p>
     <w:sectPr>

--- a/download/studien-aktuell.docx
+++ b/download/studien-aktuell.docx
@@ -62,7 +62,7 @@
           <w:color w:val="666666"/>
           <w:sz w:val="18"/>
         </w:rPr>
-        <w:t>Stand: 19.09.2026  |  6 Studien  |  impfen.m-vf.de</w:t>
+        <w:t>Stand: 20.09.2026  |  6 Studien  |  impfen.m-vf.de</w:t>
       </w:r>
     </w:p>
     <w:p>
@@ -70,7 +70,7 @@
         <w:pStyle w:val="Heading1"/>
       </w:pPr>
       <w:r>
-        <w:t>Aufgenommen am 19.09.2026</w:t>
+        <w:t>Aufgenommen am 20.09.2026</w:t>
       </w:r>
     </w:p>
     <w:p>
@@ -78,7 +78,7 @@
         <w:pStyle w:val="Heading2"/>
       </w:pPr>
       <w:r>
-        <w:t>Maschinenlernen identifiziert Null-Dosis-Kinder in Subsahara-Afrika</w:t>
+        <w:t>COVID-19-Impfquote bei Lebertransplantierten: 84,9% mit stabiler psychosozialer Gesundheit</w:t>
       </w:r>
     </w:p>
     <w:p>
@@ -88,12 +88,12 @@
           <w:color w:val="666666"/>
           <w:sz w:val="18"/>
         </w:rPr>
-        <w:t>Endehabtu BF et al.  ·  BMJ Health Care Inform  ·  18.09.2026  ·  PMID 42759970</w:t>
+        <w:t>Akbulut S et al.  ·  Front Public Health  ·  04.09.2026  ·  PMID 42761137</w:t>
       </w:r>
     </w:p>
     <w:p>
       <w:r>
-        <w:t>Prädiktives Modellentwicklungs-Projekt mit Daten von 27 subsaharischen Ländern (Demographic Health Survey 2016–2024) zur Risikoidentifikation von Kindern ohne Impfung.</w:t>
+        <w:t>Querschnittsstudie von 311 Lebertransplantierten in der Türkei zu Impfstatus, Impfakzeptanz, Hesitanz, Präventionsverhalten und psychosozialer Gesundheit.</w:t>
       </w:r>
     </w:p>
     <w:p>
@@ -104,7 +104,7 @@
         <w:t xml:space="preserve">Ergebnis: </w:t>
       </w:r>
       <w:r>
-        <w:t>LightGBM-Modell zeigte beste Gesamtleistung: 80 % Genauigkeit, 91 % Sensitivität, AUROC 0,78. Wichtigste Prädiktoren: Entbindungsort, Geburtsvorkontakten, Mutter-Tetanus-Impfung, Haushaltsvermögen, mütterliche Bildung. Ermöglicht frühe Risikoidentifikation.</w:t>
+        <w:t>84,9% Impfquote; Hauptgründe: Empfehlungen von Fachleuten (p=n.s.), wahrgenommene höhere Mortalität chronisch Kranker. Hesitanz wegen unzureichender Effektivitäts- und Sicherheitsdaten, Anti-Impf-Inhalte in sozialen Medien. Psychosoziales Wohlbefinden assoziiert mit Einkommen, Immunsuppression und Informationsquellen; Impfstatus nicht robust mit Risikoperzeption assoziiert.</w:t>
       </w:r>
     </w:p>
     <w:p>
@@ -119,7 +119,7 @@
         <w:rPr>
           <w:sz w:val="19"/>
         </w:rPr>
-        <w:t>Subsahara-Afrika, digitales Tooldesign auf Länder mit WHO DHSatz übertragbar.</w:t>
+        <w:t>Türkei, aber Erkenntnisse zu Impfakzeptanz in Hochrisiko-Kohorten übertragbar</w:t>
       </w:r>
     </w:p>
     <w:p>
@@ -128,7 +128,7 @@
           <w:color w:val="5A7D3A"/>
           <w:sz w:val="18"/>
         </w:rPr>
-        <w:t>https://pubmed.ncbi.nlm.nih.gov/42759970/</w:t>
+        <w:t>https://pubmed.ncbi.nlm.nih.gov/42761137/</w:t>
       </w:r>
     </w:p>
     <w:p>
@@ -136,7 +136,7 @@
         <w:pStyle w:val="Heading2"/>
       </w:pPr>
       <w:r>
-        <w:t>RSV-Impfeffektivität bei älteren Erwachsenen in den USA zeigt hohe Wirksamkeit</w:t>
+        <w:t>HSV-1-Infektion nach Grippeimpfung: Kasuistik einer zeitlichen Assoziation</w:t>
       </w:r>
     </w:p>
     <w:p>
@@ -146,12 +146,12 @@
           <w:color w:val="666666"/>
           <w:sz w:val="18"/>
         </w:rPr>
-        <w:t>Lu Y et al.  ·  JAMA Netw Open  ·  01.09.2026  ·  PMID 42758507</w:t>
+        <w:t>Liu YH et al.  ·  Hum Vaccin Immunother  ·  18.09.2026  ·  PMID 42757534</w:t>
       </w:r>
     </w:p>
     <w:p>
       <w:r>
-        <w:t>Nationale Kohortenstudie zur klinischen Wirksamkeit zweier RSV-Impfstoffe bei Medicare-Patienten ab 65 Jahren in der ersten Saison nach Zulassung (August 2023 bis März 2024).</w:t>
+        <w:t>Fallbericht eines 28-Jährigen mit multifokaler HSV-1-Infektion sieben Tage nach Influenzaimpfung ohne bekannte Immunsuppression.</w:t>
       </w:r>
     </w:p>
     <w:p>
@@ -162,7 +162,7 @@
         <w:t xml:space="preserve">Ergebnis: </w:t>
       </w:r>
       <w:r>
-        <w:t>RSVPreF3+AS01 und RSVpreF hatten eine Effektivität von 81,8 % (95-%-KI 80,0–83,4 %) gegen RSV-bedingte Hospitalisierungen und 85,0 % gegen RSV-bedingte Todesfälle. Brand-spezifisch: RSVPreF3+AS01 79,9 %, RSVpreF 85,1 %. Bei immungeschwächten Personen 72,2 %. Wirksam über alle Altersgruppen ab 65 Jahren.</w:t>
+        <w:t>PCR bestätigte HSV-1-DNA in Läsionen; vollständige klinische Remission nach intravenösem Acyclovir. Kausalität kann nicht etabliert werden, zeitliche Nähe ist jedoch bemerkenswert; Differentialdiagnose sollte HSV-Infektionen nach Impfung einbeziehen, ohne Kausalität zu implizieren.</w:t>
       </w:r>
     </w:p>
     <w:p>
@@ -177,7 +177,7 @@
         <w:rPr>
           <w:sz w:val="19"/>
         </w:rPr>
-        <w:t>Medicare-Daten, vergleichbare Dokumentationspflichten wie Deutschland.</w:t>
+        <w:t>Deutschland, klinische Einzelfallbeobachtung in Versorgungspraxis relevant</w:t>
       </w:r>
     </w:p>
     <w:p>
@@ -186,7 +186,7 @@
           <w:color w:val="5A7D3A"/>
           <w:sz w:val="18"/>
         </w:rPr>
-        <w:t>https://pubmed.ncbi.nlm.nih.gov/42758507/</w:t>
+        <w:t>https://pubmed.ncbi.nlm.nih.gov/42757534/</w:t>
       </w:r>
     </w:p>
     <w:p>
@@ -194,7 +194,7 @@
         <w:pStyle w:val="Heading2"/>
       </w:pPr>
       <w:r>
-        <w:t>Impfbefürwortung durch Fachpersonal: Trainingseffekt bei Hebammen und Pflegekräften</w:t>
+        <w:t>Sabin-IPV in Erwachsenen: Sicherheitsprofil gleichwertig mit konventionellem Polio-Impfstoff</w:t>
       </w:r>
     </w:p>
     <w:p>
@@ -204,12 +204,12 @@
           <w:color w:val="666666"/>
           <w:sz w:val="18"/>
         </w:rPr>
-        <w:t>Tiryaki Ö  ·  Biomedica  ·  20.08.2026  ·  PMID 42757794</w:t>
+        <w:t>Hussain M et al.  ·  Front Public Health  ·  03.09.2026  ·  PMID 42755970</w:t>
       </w:r>
     </w:p>
     <w:p>
       <w:r>
-        <w:t>Quasi-experimentelle Studie mit Vorher-Nachher-Messung zur Wirkung eines Impfaufklärungstrainings auf die Impfbefürwortung bei 249 Hebammen und Pflegekräften.</w:t>
+        <w:t>Systematische Übersicht und Meta-Analyse von vier RCTs (70–340 Teilnehmer) zum Vergleich der Sicherheit von Sabin-abgeleiteter inaktivierter Poliovirus-Impfung (sIPV) mit konventioneller IPV bei Erwachsenen als Auffrischung.</w:t>
       </w:r>
     </w:p>
     <w:p>
@@ -220,7 +220,7 @@
         <w:t xml:space="preserve">Ergebnis: </w:t>
       </w:r>
       <w:r>
-        <w:t>Vaccine Advocacy Scale für Kinderimpfungen stieg signifikant von 45,19 ± 2,85 vor auf 46,95 ± 1,99 Punkte nach dem Training (Wilcoxon p = 0,000). Effekt niedrig, aber statistisch robust; Ausgangsniveau bereits hoch.</w:t>
+        <w:t>Kein statistisch signifikanter Unterschied in unerwünschten Ereignissen: Schmerz (RR 1,57; 95%-KI 0,98–2,50), Erythem (RR 1,54; 95%-KI 0,64–3,69), Fieber (RR 0,96; 95%-KI 0,39–2,33). Heterogenität I²=0%. Nebenwirkungen mild und transient, die meisten Studien berichteten keine ernstlichen unerwünschten Ereignisse. Evidenzsicherheit niedrig bis sehr niedrig wegen kleiner Stichproben.</w:t>
       </w:r>
     </w:p>
     <w:p>
@@ -235,7 +235,7 @@
         <w:rPr>
           <w:sz w:val="19"/>
         </w:rPr>
-        <w:t>Türkisches Setting, Pflegekräfte-Schulung auf Deutschland übertragbar.</w:t>
+        <w:t>Evidenz aus RCTs, aber kleine Fallzahlen; sIPV-Zulassung in Deutschland prüfen</w:t>
       </w:r>
     </w:p>
     <w:p>
@@ -244,7 +244,7 @@
           <w:color w:val="5A7D3A"/>
           <w:sz w:val="18"/>
         </w:rPr>
-        <w:t>https://pubmed.ncbi.nlm.nih.gov/42757794/</w:t>
+        <w:t>https://pubmed.ncbi.nlm.nih.gov/42755970/</w:t>
       </w:r>
     </w:p>
     <w:p>
@@ -252,7 +252,7 @@
         <w:pStyle w:val="Heading2"/>
       </w:pPr>
       <w:r>
-        <w:t>RSVPreF3-Impfstoff bei älteren Chinesen immunogenetisch gleichwertig zu globaler Population</w:t>
+        <w:t>mRNA-Impfung bei Post-COVID: Funktionelle Besserung unabhängig vom Impfstatus</w:t>
       </w:r>
     </w:p>
     <w:p>
@@ -262,12 +262,12 @@
           <w:color w:val="666666"/>
           <w:sz w:val="18"/>
         </w:rPr>
-        <w:t>Guo X et al.  ·  Front Immunol  ·  03.09.2026  ·  PMID 42756146</w:t>
+        <w:t>Pries P et al.  ·  Expert Rev Vaccines  ·  17.09.2026  ·  PMID 42755271</w:t>
       </w:r>
     </w:p>
     <w:p>
       <w:r>
-        <w:t>Phase-3-Immunbrückungs-Studie zur Nichtunterlegenheit von RSVPreF3 bei ≥60-jährigen chinesischen Erwachsenen gegenüber internationaler Vergleichsgruppe (6 Länder).</w:t>
+        <w:t>Retrospektive Kohortenstudie zur Frage, ob mRNA-SARS-CoV-2-Impfungen bei Patienten mit Langzeit-COVID (PASC) Symptome verschlimmern oder die Genesung beeinträchtigen.</w:t>
       </w:r>
     </w:p>
     <w:p>
@@ -278,7 +278,7 @@
         <w:t xml:space="preserve">Ergebnis: </w:t>
       </w:r>
       <w:r>
-        <w:t>Nichtunterlegenheitskriterien erfüllt: GMT-Verhältnisse für RSV-A/B 1,20/1,10 (akzeptabel ≤1,5), Seroresponse-Unterschiede 3,40 %/4,89 % (akzeptabel ≤10 %). RSV-A/B-Neutralisationstiter 5523/8073 ED60 (China), 6605/8286 (Ausland). Lokale Nebenwirkungen meist mild-moderat, Ernsthaftigkeit niedrig (0,2–0,3 % immune-vermittelt).</w:t>
+        <w:t>174 geimpfte und ungeimpfte PASC-Patienten zeigten nach 3–6 Monaten in beiden Gruppen signifikante Verbesserungen bei Müdigkeit und Leistungsfähigkeit; kein statistisch signifikanter Unterschied zwischen Gruppen. Die Studie findet keine Evidenz für eine Verschlechterung durch Impfung, kleinere Effekte sind aber nicht ausgeschlossen.</w:t>
       </w:r>
     </w:p>
     <w:p>
@@ -293,7 +293,7 @@
         <w:rPr>
           <w:sz w:val="19"/>
         </w:rPr>
-        <w:t>China, aber Immunogenität-Ergebnis zur Globalität des Impfstoffs übertra gbar.</w:t>
+        <w:t>Deutschland, vergleichbare Gesundheitssysteme, ambulante Langzeit-COVID-Versorgung</w:t>
       </w:r>
     </w:p>
     <w:p>
@@ -302,7 +302,7 @@
           <w:color w:val="5A7D3A"/>
           <w:sz w:val="18"/>
         </w:rPr>
-        <w:t>https://pubmed.ncbi.nlm.nih.gov/42756146/</w:t>
+        <w:t>https://pubmed.ncbi.nlm.nih.gov/42755271/</w:t>
       </w:r>
     </w:p>
     <w:p>
@@ -310,7 +310,7 @@
         <w:pStyle w:val="Heading2"/>
       </w:pPr>
       <w:r>
-        <w:t>Impfgerechtigkeit als Planungsprinzip: Lehren aus der COVID-19-Pandemie</w:t>
+        <w:t>BCG-Immuntherapie bei Typ-1-Diabetes: Glukosemetabolismus korrigiert, HbA1c-Reduktion 8 Jahre stabil</w:t>
       </w:r>
     </w:p>
     <w:p>
@@ -320,12 +320,12 @@
           <w:color w:val="666666"/>
           <w:sz w:val="18"/>
         </w:rPr>
-        <w:t>Ghafari M et al.  ·  Expert Rev Vaccines  ·  16.09.2026  ·  PMID 42750274</w:t>
+        <w:t>Faustman DL et al.  ·  Cells  ·  03.09.2026  ·  PMID 42738899</w:t>
       </w:r>
     </w:p>
     <w:p>
       <w:r>
-        <w:t>Synthesearbeit von Literatur und Politikberichten zu globalen Impfstoff-Rollouts, insbesondere über Verteilungsszenarien, Beschaffung und dezentralisierte Herstellung.</w:t>
+        <w:t>Übersichtsarbeit zu klinischen Studien und mechanistischen Arbeiten über multi-Dosis-BCG-Immuntherapie bei Typ-1-Diabetes (T1D) und latent autoimmune diabetes in adults (LADA) über 15 Jahre.</w:t>
       </w:r>
     </w:p>
     <w:p>
@@ -336,7 +336,7 @@
         <w:t xml:space="preserve">Ergebnis: </w:t>
       </w:r>
       <w:r>
-        <w:t>COVID-19 zeigte: Schnelle Entwicklung ohne Gerechtigkeitsplanung schuf vermeidbare Schäden. Lösungen sind geografisch verteilte Herstellung, vorab vereinbarte epidemiologisch gesteuerte Zuteilung, transparente Datenaustausch und Neutralisierung kommerzieller Verzerrungen. Empfehlung: Institutionalisierte disaggregierte Berichterstattung und standardisierte Daten-Sharing.</w:t>
+        <w:t>T1D: Multiple klinische Studien zeigen stabile, wiederholte Reduktionen des HbA1c zu nahezu normalen Werten (vs. Placebo) für mindestens 8 Jahre, ohne Wiederherstellung der Pankreasfunction. Mechanismus: BCG-induzierte Korrektur von aerober Glykolyse-Defekten in lymphoiden/myeloiden Zellen → erhöhter Glukoseaufnahme nachgewiesen durch Langzeit-PET/CT. LADA: Minimale oder fehlende klinische Verbesserung; aber BCG reduziert Entzündung und fördert regulatorische T-Zellen. Epigenetische Umgestaltung ohne Genotyp-Änderung.</w:t>
       </w:r>
     </w:p>
     <w:p>
@@ -351,7 +351,7 @@
         <w:rPr>
           <w:sz w:val="19"/>
         </w:rPr>
-        <w:t>Europäisches und Schweizer System, Prinzipien auf DACH übertragbar.</w:t>
+        <w:t>USA-Studien mit deutschen Kliniken; Diabetes-Versorgung übertragbar</w:t>
       </w:r>
     </w:p>
     <w:p>
@@ -360,7 +360,7 @@
           <w:color w:val="5A7D3A"/>
           <w:sz w:val="18"/>
         </w:rPr>
-        <w:t>https://pubmed.ncbi.nlm.nih.gov/42750274/</w:t>
+        <w:t>https://pubmed.ncbi.nlm.nih.gov/42738899/</w:t>
       </w:r>
     </w:p>
     <w:p>
@@ -368,7 +368,7 @@
         <w:pStyle w:val="Heading2"/>
       </w:pPr>
       <w:r>
-        <w:t>Inaktivierter Rotavirus-Impfstoff: Sicherheit und Immunogenität bei Kleinkindern</w:t>
+        <w:t>BCG-Impfung bei Kindern: Genetische Varianten in Entzündungsproteinen zeigen Interaktion mit Impfantwort</w:t>
       </w:r>
     </w:p>
     <w:p>
@@ -378,12 +378,12 @@
           <w:color w:val="666666"/>
           <w:sz w:val="18"/>
         </w:rPr>
-        <w:t>Zhou Y et al.  ·  Nat Commun  ·  14.08.2026  ·  PMID 42733081</w:t>
+        <w:t>Boahen CK et al.  ·  Biomed Pharmacother  ·  13.08.2026  ·  PMID 42594746</w:t>
       </w:r>
     </w:p>
     <w:p>
       <w:r>
-        <w:t>Randomisierte, placebokontrollierte Phase-1-Studie zur Dosis-Eskalation von Rotavirus-Impfstoff bei 288 Kindern 2–71 Monate ohne vorherige Rotavirus-Impfung.</w:t>
+        <w:t>Genom-weites pQTL-Mapping (Protein-Quantitative-Trait-Loci) von 65 zirkulierenden Entzündungsproteinen bei Monat 13 post-BCG-Impfung in dänischen Kindern zur Identifikation genetischer Varianten, die die Immunantwort beeinflussen.</w:t>
       </w:r>
     </w:p>
     <w:p>
@@ -394,7 +394,7 @@
         <w:t xml:space="preserve">Ergebnis: </w:t>
       </w:r>
       <w:r>
-        <w:t>Keine impfstoffbezogenen SAEs; transiente Mild-bis-Mäßig-Fieber nur in Hochdosis-Säuglings-Gruppe (klinisch handhabbar). Neutralisierende Antikörper-GMT dose-abhängig erhöht. 3-Dosis-Säugling-Gruppe (320 EU): GMT 551,98 vs. 36,17 (Placebo), Serokonversionsrate 83,33 % vs. 10 %. 3-Dosis-Schema überlegen 2-Dosis.</w:t>
+        <w:t>11 unabhängige genomweit signifikante Loci identifiziert. Vier pQTL zeigten Evidenz für Genotyp-by-BCG-Interaktionen (rs10217747: CXCL11, rs13187850: CD6, rs56283092: LAP-TGF-β1, rs11708321: CDCP1) mit größeren Effektschätzungen in BCG-Gruppe. Diese Varianten wurden zuvor mit Entzündungs- und Autoimmun-Traits assoziiert. Befunde sind explorativ und hypothesengenerierend, erfordern weitere Validierung.</w:t>
       </w:r>
     </w:p>
     <w:p>
@@ -409,7 +409,7 @@
         <w:rPr>
           <w:sz w:val="19"/>
         </w:rPr>
-        <w:t>Chinesische Studie, Sicherheits- und Immunogenitätsdaten auf frühe Klinische Phasen übertragbar.</w:t>
+        <w:t>Dänemark, Gesundheitssystem vergleichbar; nationale BCG-Impfquoten-Registry vorhanden</w:t>
       </w:r>
     </w:p>
     <w:p>
@@ -418,7 +418,7 @@
           <w:color w:val="5A7D3A"/>
           <w:sz w:val="18"/>
         </w:rPr>
-        <w:t>https://pubmed.ncbi.nlm.nih.gov/42733081/</w:t>
+        <w:t>https://pubmed.ncbi.nlm.nih.gov/42594746/</w:t>
       </w:r>
     </w:p>
     <w:sectPr>

--- a/download/studien-aktuell.docx
+++ b/download/studien-aktuell.docx
@@ -62,7 +62,7 @@
           <w:color w:val="666666"/>
           <w:sz w:val="18"/>
         </w:rPr>
-        <w:t>Stand: 20.09.2026  |  6 Studien  |  impfen.m-vf.de</w:t>
+        <w:t>Stand: 21.09.2026  |  6 Studien  |  impfen.m-vf.de</w:t>
       </w:r>
     </w:p>
     <w:p>
@@ -70,7 +70,7 @@
         <w:pStyle w:val="Heading1"/>
       </w:pPr>
       <w:r>
-        <w:t>Aufgenommen am 20.09.2026</w:t>
+        <w:t>Aufgenommen am 21.09.2026</w:t>
       </w:r>
     </w:p>
     <w:p>
@@ -78,7 +78,7 @@
         <w:pStyle w:val="Heading2"/>
       </w:pPr>
       <w:r>
-        <w:t>COVID-19-Impfquote bei Lebertransplantierten: 84,9% mit stabiler psychosozialer Gesundheit</w:t>
+        <w:t>Impfstoffsicherheit: Meningokokken-B und Routineimpfungen bei Säuglingen</w:t>
       </w:r>
     </w:p>
     <w:p>
@@ -88,12 +88,12 @@
           <w:color w:val="666666"/>
           <w:sz w:val="18"/>
         </w:rPr>
-        <w:t>Akbulut S et al.  ·  Front Public Health  ·  04.09.2026  ·  PMID 42761137</w:t>
+        <w:t>Nguyen T et al.  ·  Med J Aust  ·  Sept. 2026  ·  PMID 42764145</w:t>
       </w:r>
     </w:p>
     <w:p>
       <w:r>
-        <w:t>Querschnittsstudie von 311 Lebertransplantierten in der Türkei zu Impfstatus, Impfakzeptanz, Hesitanz, Präventionsverhalten und psychosozialer Gesundheit.</w:t>
+        <w:t>Die Studie vergleicht Sicherheit und Reaktionen bei gleichzeitiger oder separater Verabreichung von Meningokokken-B-Impfstoff mit anderen Säuglingsimpfungen an 2-, 4-, 6- und 12 Monaten.</w:t>
       </w:r>
     </w:p>
     <w:p>
@@ -104,7 +104,7 @@
         <w:t xml:space="preserve">Ergebnis: </w:t>
       </w:r>
       <w:r>
-        <w:t>84,9% Impfquote; Hauptgründe: Empfehlungen von Fachleuten (p=n.s.), wahrgenommene höhere Mortalität chronisch Kranker. Hesitanz wegen unzureichender Effektivitäts- und Sicherheitsdaten, Anti-Impf-Inhalte in sozialen Medien. Psychosoziales Wohlbefinden assoziiert mit Einkommen, Immunsuppression und Informationsquellen; Impfstatus nicht robust mit Risikoperzeption assoziiert.</w:t>
+        <w:t>Bei 10.959 Säuglingen war die kumulative Rate unerwünschter Ereignisse nach gleichzeitiger Gabe bei 2 Monaten niedriger (29 % vs. 35 %, Risikodifferenz −6,7 %), bei 4, 6 und 12 Monaten vergleichbar. Ärztliche Konsultationen waren bei 12 Monaten unter gleichzeitiger Gabe seltener (4,1 % vs. 6,3 %). Separate Verabreichung reduziert nicht, kann aber die Reaktionslast erhöhen.</w:t>
       </w:r>
     </w:p>
     <w:p>
@@ -119,7 +119,7 @@
         <w:rPr>
           <w:sz w:val="19"/>
         </w:rPr>
-        <w:t>Türkei, aber Erkenntnisse zu Impfakzeptanz in Hochrisiko-Kohorten übertragbar</w:t>
+        <w:t>Australien, vergleichbare Surveillance-Methodik über Online-Befragung anwendbar</w:t>
       </w:r>
     </w:p>
     <w:p>
@@ -128,7 +128,7 @@
           <w:color w:val="5A7D3A"/>
           <w:sz w:val="18"/>
         </w:rPr>
-        <w:t>https://pubmed.ncbi.nlm.nih.gov/42761137/</w:t>
+        <w:t>https://pubmed.ncbi.nlm.nih.gov/42764145/</w:t>
       </w:r>
     </w:p>
     <w:p>
@@ -136,7 +136,7 @@
         <w:pStyle w:val="Heading2"/>
       </w:pPr>
       <w:r>
-        <w:t>HSV-1-Infektion nach Grippeimpfung: Kasuistik einer zeitlichen Assoziation</w:t>
+        <w:t>SARS-CoV-2 Langzeitschutz: MVA-Impfung erreicht mRNA-Niveau</w:t>
       </w:r>
     </w:p>
     <w:p>
@@ -146,12 +146,12 @@
           <w:color w:val="666666"/>
           <w:sz w:val="18"/>
         </w:rPr>
-        <w:t>Liu YH et al.  ·  Hum Vaccin Immunother  ·  18.09.2026  ·  PMID 42757534</w:t>
+        <w:t>Pérez P et al.  ·  Front Immunol  ·  31.08.2026  ·  PMID 42741364</w:t>
       </w:r>
     </w:p>
     <w:p>
       <w:r>
-        <w:t>Fallbericht eines 28-Jährigen mit multifokaler HSV-1-Infektion sieben Tage nach Influenzaimpfung ohne bekannte Immunsuppression.</w:t>
+        <w:t>Studie vergleicht Langzeitimmunität und Schutzwirkung nach homologer oder heterologer mRNA- und MVA-Impfung gegen XBB.1.5 in K18-hACE2-Mäusen über 9 Monate.</w:t>
       </w:r>
     </w:p>
     <w:p>
@@ -162,7 +162,7 @@
         <w:t xml:space="preserve">Ergebnis: </w:t>
       </w:r>
       <w:r>
-        <w:t>PCR bestätigte HSV-1-DNA in Läsionen; vollständige klinische Remission nach intravenösem Acyclovir. Kausalität kann nicht etabliert werden, zeitliche Nähe ist jedoch bemerkenswert; Differentialdiagnose sollte HSV-Infektionen nach Impfung einbeziehen, ohne Kausalität zu implizieren.</w:t>
+        <w:t>Alle Zwei-Dosen-Regimen reduzierten viral RNA und infektiöse Viruslast in oberen und unteren Atemwegen nach Challenge markant und vergleichbar. Bindungs-IgG blieb über 9 Monate hoch, neutralisierende Antikörper nahmen ab. mRNA/MVA-Heterologer Regimen zeigte Trend zu besserer CD8+-T-Zell-Persistenz. MVA als thermostabiler und kostengünstiger Kandidat bestätigt.</w:t>
       </w:r>
     </w:p>
     <w:p>
@@ -177,7 +177,7 @@
         <w:rPr>
           <w:sz w:val="19"/>
         </w:rPr>
-        <w:t>Deutschland, klinische Einzelfallbeobachtung in Versorgungspraxis relevant</w:t>
+        <w:t>Experimentell in Mäusen; Strategie für globale thermostabile Impfstoffversorgung relevant</w:t>
       </w:r>
     </w:p>
     <w:p>
@@ -186,7 +186,7 @@
           <w:color w:val="5A7D3A"/>
           <w:sz w:val="18"/>
         </w:rPr>
-        <w:t>https://pubmed.ncbi.nlm.nih.gov/42757534/</w:t>
+        <w:t>https://pubmed.ncbi.nlm.nih.gov/42741364/</w:t>
       </w:r>
     </w:p>
     <w:p>
@@ -194,7 +194,7 @@
         <w:pStyle w:val="Heading2"/>
       </w:pPr>
       <w:r>
-        <w:t>Sabin-IPV in Erwachsenen: Sicherheitsprofil gleichwertig mit konventionellem Polio-Impfstoff</w:t>
+        <w:t>Digitale Impfdienste in Impfzentren: Strategien zur Effizienzsteigerung</w:t>
       </w:r>
     </w:p>
     <w:p>
@@ -204,12 +204,12 @@
           <w:color w:val="666666"/>
           <w:sz w:val="18"/>
         </w:rPr>
-        <w:t>Hussain M et al.  ·  Front Public Health  ·  03.09.2026  ·  PMID 42755970</w:t>
+        <w:t>Song YF et al.  ·  Zhonghua Yu Fang Yi Xue Za Zhi  ·  06.09.2026  ·  PMID 42736157</w:t>
       </w:r>
     </w:p>
     <w:p>
       <w:r>
-        <w:t>Systematische Übersicht und Meta-Analyse von vier RCTs (70–340 Teilnehmer) zum Vergleich der Sicherheit von Sabin-abgeleiteter inaktivierter Poliovirus-Impfung (sIPV) mit konventioneller IPV bei Erwachsenen als Auffrischung.</w:t>
+        <w:t>Chinesische Systemanalyse zu Strategien und Praktiken für digitale Services in Impfzentren, um Versorgungsqualität und Effizienz zu verbessern.</w:t>
       </w:r>
     </w:p>
     <w:p>
@@ -220,7 +220,7 @@
         <w:t xml:space="preserve">Ergebnis: </w:t>
       </w:r>
       <w:r>
-        <w:t>Kein statistisch signifikanter Unterschied in unerwünschten Ereignissen: Schmerz (RR 1,57; 95%-KI 0,98–2,50), Erythem (RR 1,54; 95%-KI 0,64–3,69), Fieber (RR 0,96; 95%-KI 0,39–2,33). Heterogenität I²=0%. Nebenwirkungen mild und transient, die meisten Studien berichteten keine ernstlichen unerwünschten Ereignisse. Evidenzsicherheit niedrig bis sehr niedrig wegen kleiner Stichproben.</w:t>
+        <w:t>Artikel definiert digitale Impfdienste systematisch als Antwort auf steigende Impfstoffvielfalt, höhere Bevölkerungsmobilität und diversifizierte Impfbedarfe. Hauptkomponenten sind digitale Verwaltung, Planung und Patientenmanagement. Implementierungsempfehlungen zielen auf Verbesserung von Verwaltungseffizienz und Servicequalität.</w:t>
       </w:r>
     </w:p>
     <w:p>
@@ -235,7 +235,7 @@
         <w:rPr>
           <w:sz w:val="19"/>
         </w:rPr>
-        <w:t>Evidenz aus RCTs, aber kleine Fallzahlen; sIPV-Zulassung in Deutschland prüfen</w:t>
+        <w:t>China; Systemansatz übertragbar auf Optimierung der Impflogistik in Gesundheitssystemen</w:t>
       </w:r>
     </w:p>
     <w:p>
@@ -244,7 +244,7 @@
           <w:color w:val="5A7D3A"/>
           <w:sz w:val="18"/>
         </w:rPr>
-        <w:t>https://pubmed.ncbi.nlm.nih.gov/42755970/</w:t>
+        <w:t>https://pubmed.ncbi.nlm.nih.gov/42736157/</w:t>
       </w:r>
     </w:p>
     <w:p>
@@ -252,7 +252,7 @@
         <w:pStyle w:val="Heading2"/>
       </w:pPr>
       <w:r>
-        <w:t>mRNA-Impfung bei Post-COVID: Funktionelle Besserung unabhängig vom Impfstatus</w:t>
+        <w:t>Dengue- und Chikungunya-Impfstoffe: Verfügbarkeit und Versorgungslücken</w:t>
       </w:r>
     </w:p>
     <w:p>
@@ -262,12 +262,12 @@
           <w:color w:val="666666"/>
           <w:sz w:val="18"/>
         </w:rPr>
-        <w:t>Pries P et al.  ·  Expert Rev Vaccines  ·  17.09.2026  ·  PMID 42755271</w:t>
+        <w:t>Tee KK et al.  ·  Hum Vaccin Immunother  ·  10.09.2026  ·  PMID 42720969</w:t>
       </w:r>
     </w:p>
     <w:p>
       <w:r>
-        <w:t>Retrospektive Kohortenstudie zur Frage, ob mRNA-SARS-CoV-2-Impfungen bei Patienten mit Langzeit-COVID (PASC) Symptome verschlimmern oder die Genesung beeinträchtigen.</w:t>
+        <w:t>Analyse der Lücke zwischen Impfstoffverfügbarkeit nach regulativer Zulassung und tatsächlicher Aufnahme in nationale Impfprogramme in Ländern mit Übertragungsrisiko.</w:t>
       </w:r>
     </w:p>
     <w:p>
@@ -278,7 +278,7 @@
         <w:t xml:space="preserve">Ergebnis: </w:t>
       </w:r>
       <w:r>
-        <w:t>174 geimpfte und ungeimpfte PASC-Patienten zeigten nach 3–6 Monaten in beiden Gruppen signifikante Verbesserungen bei Müdigkeit und Leistungsfähigkeit; kein statistisch signifikanter Unterschied zwischen Gruppen. Die Studie findet keine Evidenz für eine Verschlechterung durch Impfung, kleinere Effekte sind aber nicht ausgeschlossen.</w:t>
+        <w:t>Dengue- und Chikungunya-Impfstoffe sind verfügbar, aber ihre Aufnahme in nationale Programme in vielen Hochrisiko-Ländern bleibt begrenzt oder ungleich verteilt. Die zentrale Herausforderung liegt nicht nur in der Verfügbarkeit, sondern in einem mehrschichtigen Zugangsdefizit: initiale Verfügbarkeit, anhaltende Bereitstellung und Anpassung an Übertragungsrisiko.</w:t>
       </w:r>
     </w:p>
     <w:p>
@@ -293,7 +293,7 @@
         <w:rPr>
           <w:sz w:val="19"/>
         </w:rPr>
-        <w:t>Deutschland, vergleichbare Gesundheitssysteme, ambulante Langzeit-COVID-Versorgung</w:t>
+        <w:t>Globale Perspektive; übertragbar auf Systemfähigkeit und Priorisierung in Gesundheitssystemen</w:t>
       </w:r>
     </w:p>
     <w:p>
@@ -302,7 +302,7 @@
           <w:color w:val="5A7D3A"/>
           <w:sz w:val="18"/>
         </w:rPr>
-        <w:t>https://pubmed.ncbi.nlm.nih.gov/42755271/</w:t>
+        <w:t>https://pubmed.ncbi.nlm.nih.gov/42720969/</w:t>
       </w:r>
     </w:p>
     <w:p>
@@ -310,7 +310,7 @@
         <w:pStyle w:val="Heading2"/>
       </w:pPr>
       <w:r>
-        <w:t>BCG-Immuntherapie bei Typ-1-Diabetes: Glukosemetabolismus korrigiert, HbA1c-Reduktion 8 Jahre stabil</w:t>
+        <w:t>Impfstoff-Notfallreserven: Globales System entwickelt sich weiter</w:t>
       </w:r>
     </w:p>
     <w:p>
@@ -320,12 +320,12 @@
           <w:color w:val="666666"/>
           <w:sz w:val="18"/>
         </w:rPr>
-        <w:t>Faustman DL et al.  ·  Cells  ·  03.09.2026  ·  PMID 42738899</w:t>
+        <w:t>Walldorf JA et al.  ·  Expert Rev Vaccines  ·  10.09.2026  ·  PMID 42717903</w:t>
       </w:r>
     </w:p>
     <w:p>
       <w:r>
-        <w:t>Übersichtsarbeit zu klinischen Studien und mechanistischen Arbeiten über multi-Dosis-BCG-Immuntherapie bei Typ-1-Diabetes (T1D) und latent autoimmune diabetes in adults (LADA) über 15 Jahre.</w:t>
+        <w:t>Übersicht über die Entwicklung globaler Impfstoff-Stockpile-Strategien von 2014–2025 für Cholera, Gelbfieber, Polio, Meningokokken, COVID-19, Ebola und Mpox.</w:t>
       </w:r>
     </w:p>
     <w:p>
@@ -336,7 +336,7 @@
         <w:t xml:space="preserve">Ergebnis: </w:t>
       </w:r>
       <w:r>
-        <w:t>T1D: Multiple klinische Studien zeigen stabile, wiederholte Reduktionen des HbA1c zu nahezu normalen Werten (vs. Placebo) für mindestens 8 Jahre, ohne Wiederherstellung der Pankreasfunction. Mechanismus: BCG-induzierte Korrektur von aerober Glykolyse-Defekten in lymphoiden/myeloiden Zellen → erhöhter Glukoseaufnahme nachgewiesen durch Langzeit-PET/CT. LADA: Minimale oder fehlende klinische Verbesserung; aber BCG reduziert Entzündung und fördert regulatorische T-Zellen. Epigenetische Umgestaltung ohne Genotyp-Änderung.</w:t>
+        <w:t>Globale Stockpile wurden für mehrere Impfstoffe etabliert. Die Strategie hat sich von reaktiv zu integriert entwickelt und verbindet Notfallreaktion mit Präventionsstrategie. Beschleunigte Impfstoffentwicklung erfordert effiziente und transparente Stockpile-Verwaltung für gerechte, bedarfsgerechte Verteilung.</w:t>
       </w:r>
     </w:p>
     <w:p>
@@ -351,7 +351,7 @@
         <w:rPr>
           <w:sz w:val="19"/>
         </w:rPr>
-        <w:t>USA-Studien mit deutschen Kliniken; Diabetes-Versorgung übertragbar</w:t>
+        <w:t>Governance und Versorgungslogistik; System betrifft Deutschland als Teilnehmer globaler Netzwerke</w:t>
       </w:r>
     </w:p>
     <w:p>
@@ -360,7 +360,7 @@
           <w:color w:val="5A7D3A"/>
           <w:sz w:val="18"/>
         </w:rPr>
-        <w:t>https://pubmed.ncbi.nlm.nih.gov/42738899/</w:t>
+        <w:t>https://pubmed.ncbi.nlm.nih.gov/42717903/</w:t>
       </w:r>
     </w:p>
     <w:p>
@@ -368,7 +368,7 @@
         <w:pStyle w:val="Heading2"/>
       </w:pPr>
       <w:r>
-        <w:t>BCG-Impfung bei Kindern: Genetische Varianten in Entzündungsproteinen zeigen Interaktion mit Impfantwort</w:t>
+        <w:t>BNT162b2-mRNA-Impfung: Plasmazytoide dendritische Zellen lenken Immunantwort</w:t>
       </w:r>
     </w:p>
     <w:p>
@@ -378,12 +378,12 @@
           <w:color w:val="666666"/>
           <w:sz w:val="18"/>
         </w:rPr>
-        <w:t>Boahen CK et al.  ·  Biomed Pharmacother  ·  13.08.2026  ·  PMID 42594746</w:t>
+        <w:t>Pizzichetti C et al.  ·  EBioMedicine  ·  21.08.2026  ·  PMID 42628376</w:t>
       </w:r>
     </w:p>
     <w:p>
       <w:r>
-        <w:t>Genom-weites pQTL-Mapping (Protein-Quantitative-Trait-Loci) von 65 zirkulierenden Entzündungsproteinen bei Monat 13 post-BCG-Impfung in dänischen Kindern zur Identifikation genetischer Varianten, die die Immunantwort beeinflussen.</w:t>
+        <w:t>Vorklinische Mausstudie zur Rolle plasmatischer dendritischer Zellen (pDCs) bei humoralen und CD8+-T-Zell-Gedächtnisantworten nach BNT162b2-Impfung.</w:t>
       </w:r>
     </w:p>
     <w:p>
@@ -394,7 +394,7 @@
         <w:t xml:space="preserve">Ergebnis: </w:t>
       </w:r>
       <w:r>
-        <w:t>11 unabhängige genomweit signifikante Loci identifiziert. Vier pQTL zeigten Evidenz für Genotyp-by-BCG-Interaktionen (rs10217747: CXCL11, rs13187850: CD6, rs56283092: LAP-TGF-β1, rs11708321: CDCP1) mit größeren Effektschätzungen in BCG-Gruppe. Diese Varianten wurden zuvor mit Entzündungs- und Autoimmun-Traits assoziiert. Befunde sind explorativ und hypothesengenerierend, erfordern weitere Validierung.</w:t>
+        <w:t>BNT162b2 wurde schnell zu drainierenden Lymphknoten transportiert, wo es hauptsächlich von Leukozyten aufgenommen wurde, die daraufhin Spike-Protein exprimierten. pDCs zeigten sich als Regulatoren entzündlicher und humoraler Immunantworten. Single-Cell-Transkriptomik offenbarte aktive Interaktionen zwischen pDCs und CD8+-T-Zellen; funktionelle Studien bestätigten, dass pDCs CD8+-T-Zell-Aktivierung und -Expansion fördern.</w:t>
       </w:r>
     </w:p>
     <w:p>
@@ -409,7 +409,7 @@
         <w:rPr>
           <w:sz w:val="19"/>
         </w:rPr>
-        <w:t>Dänemark, Gesundheitssystem vergleichbar; nationale BCG-Impfquoten-Registry vorhanden</w:t>
+        <w:t>Vorklinisch; Mechanismusverständnis der mRNA-Impfstoffwirksamkeit</w:t>
       </w:r>
     </w:p>
     <w:p>
@@ -418,7 +418,7 @@
           <w:color w:val="5A7D3A"/>
           <w:sz w:val="18"/>
         </w:rPr>
-        <w:t>https://pubmed.ncbi.nlm.nih.gov/42594746/</w:t>
+        <w:t>https://pubmed.ncbi.nlm.nih.gov/42628376/</w:t>
       </w:r>
     </w:p>
     <w:sectPr>

--- a/download/studien-aktuell.docx
+++ b/download/studien-aktuell.docx
@@ -62,7 +62,7 @@
           <w:color w:val="666666"/>
           <w:sz w:val="18"/>
         </w:rPr>
-        <w:t>Stand: 21.09.2026  |  6 Studien  |  impfen.m-vf.de</w:t>
+        <w:t>Stand: 22.09.2026  |  5 Studien  |  impfen.m-vf.de</w:t>
       </w:r>
     </w:p>
     <w:p>
@@ -70,7 +70,7 @@
         <w:pStyle w:val="Heading1"/>
       </w:pPr>
       <w:r>
-        <w:t>Aufgenommen am 21.09.2026</w:t>
+        <w:t>Aufgenommen am 22.09.2026</w:t>
       </w:r>
     </w:p>
     <w:p>
@@ -78,7 +78,7 @@
         <w:pStyle w:val="Heading2"/>
       </w:pPr>
       <w:r>
-        <w:t>Impfstoffsicherheit: Meningokokken-B und Routineimpfungen bei Säuglingen</w:t>
+        <w:t>Impfbelastung bei Kindern senken: Leitlinie 2026 zu Schmerz und Angst</w:t>
       </w:r>
     </w:p>
     <w:p>
@@ -88,12 +88,12 @@
           <w:color w:val="666666"/>
           <w:sz w:val="18"/>
         </w:rPr>
-        <w:t>Nguyen T et al.  ·  Med J Aust  ·  Sept. 2026  ·  PMID 42764145</w:t>
+        <w:t>Taddio A et al.  ·  CMAJ  ·  20.09.2026  ·  PMID 42767684</w:t>
       </w:r>
     </w:p>
     <w:p>
       <w:r>
-        <w:t>Die Studie vergleicht Sicherheit und Reaktionen bei gleichzeitiger oder separater Verabreichung von Meningokokken-B-Impfstoff mit anderen Säuglingsimpfungen an 2-, 4-, 6- und 12 Monaten.</w:t>
+        <w:t>Systematische Übersichtsarbeiten zu 16 evidenzgestützten Empfehlungen gegen Impfangst und Schmerzen in fünf Domänen (Prozess, Technik, Körperlage, Medikament, Psychologie).</w:t>
       </w:r>
     </w:p>
     <w:p>
@@ -104,7 +104,7 @@
         <w:t xml:space="preserve">Ergebnis: </w:t>
       </w:r>
       <w:r>
-        <w:t>Bei 10.959 Säuglingen war die kumulative Rate unerwünschter Ereignisse nach gleichzeitiger Gabe bei 2 Monaten niedriger (29 % vs. 35 %, Risikodifferenz −6,7 %), bei 4, 6 und 12 Monaten vergleichbar. Ärztliche Konsultationen waren bei 12 Monaten unter gleichzeitiger Gabe seltener (4,1 % vs. 6,3 %). Separate Verabreichung reduziert nicht, kann aber die Reaktionslast erhöhen.</w:t>
+        <w:t>7 starke Empfehlungen mit moderater bis hoher Evidenz (z. B. mehrkomponentige Prozessinterventionen, orale Ernährung für Säuglinge); 9 bedingte Empfehlungen bei niedriger Evidenz. Empfehlungen zielgruppenspezifisch für Fachpersonen, Impflinge und Angehörige.</w:t>
       </w:r>
     </w:p>
     <w:p>
@@ -119,7 +119,7 @@
         <w:rPr>
           <w:sz w:val="19"/>
         </w:rPr>
-        <w:t>Australien, vergleichbare Surveillance-Methodik über Online-Befragung anwendbar</w:t>
+        <w:t>Kanada, GRADE-Methodik, Impfpraxis in Hocheinkommensländern.</w:t>
       </w:r>
     </w:p>
     <w:p>
@@ -128,7 +128,7 @@
           <w:color w:val="5A7D3A"/>
           <w:sz w:val="18"/>
         </w:rPr>
-        <w:t>https://pubmed.ncbi.nlm.nih.gov/42764145/</w:t>
+        <w:t>https://pubmed.ncbi.nlm.nih.gov/42767684/</w:t>
       </w:r>
     </w:p>
     <w:p>
@@ -136,7 +136,7 @@
         <w:pStyle w:val="Heading2"/>
       </w:pPr>
       <w:r>
-        <w:t>SARS-CoV-2 Langzeitschutz: MVA-Impfung erreicht mRNA-Niveau</w:t>
+        <w:t>HPV-Impfbereitschaft bei Frauen in Sierra Leone: hohe Akzeptanz trotz Wissenslücken</w:t>
       </w:r>
     </w:p>
     <w:p>
@@ -146,12 +146,12 @@
           <w:color w:val="666666"/>
           <w:sz w:val="18"/>
         </w:rPr>
-        <w:t>Pérez P et al.  ·  Front Immunol  ·  31.08.2026  ·  PMID 42741364</w:t>
+        <w:t>Everman S et al.  ·  J Health Care Poor Underserved  ·  2026  ·  PMID 42766516</w:t>
       </w:r>
     </w:p>
     <w:p>
       <w:r>
-        <w:t>Studie vergleicht Langzeitimmunität und Schutzwirkung nach homologer oder heterologer mRNA- und MVA-Impfung gegen XBB.1.5 in K18-hACE2-Mäusen über 9 Monate.</w:t>
+        <w:t>Querschnittsstudie zur Akzeptanz der HPV-Impfung bei 189 Frauen in ländlichen und städtischen Gegenden Sierra Leones, untersucht Wissen über Gebärmutterhalskrebs und Impfverhalten.</w:t>
       </w:r>
     </w:p>
     <w:p>
@@ -162,7 +162,7 @@
         <w:t xml:space="preserve">Ergebnis: </w:t>
       </w:r>
       <w:r>
-        <w:t>Alle Zwei-Dosen-Regimen reduzierten viral RNA und infektiöse Viruslast in oberen und unteren Atemwegen nach Challenge markant und vergleichbar. Bindungs-IgG blieb über 9 Monate hoch, neutralisierende Antikörper nahmen ab. mRNA/MVA-Heterologer Regimen zeigte Trend zu besserer CD8+-T-Zell-Persistenz. MVA als thermostabiler und kostengünstiger Kandidat bestätigt.</w:t>
+        <w:t>Geringe Awareness für Gebärmutterhalskrebs und HPV-Impfung. Breite Willingness zur Impfung. Statistisch signifikante positive Assoziation zwischen formaler Bildung und Impfbereitschaft (p &lt; 0,01). Starke Präferenz für Schulmedizin.</w:t>
       </w:r>
     </w:p>
     <w:p>
@@ -177,7 +177,7 @@
         <w:rPr>
           <w:sz w:val="19"/>
         </w:rPr>
-        <w:t>Experimentell in Mäusen; Strategie für globale thermostabile Impfstoffversorgung relevant</w:t>
+        <w:t>Wenig entwickelte Region, Impfakzeptanz ist Ausgangspunkt für Programmentwicklung.</w:t>
       </w:r>
     </w:p>
     <w:p>
@@ -186,7 +186,7 @@
           <w:color w:val="5A7D3A"/>
           <w:sz w:val="18"/>
         </w:rPr>
-        <w:t>https://pubmed.ncbi.nlm.nih.gov/42741364/</w:t>
+        <w:t>https://pubmed.ncbi.nlm.nih.gov/42766516/</w:t>
       </w:r>
     </w:p>
     <w:p>
@@ -194,7 +194,7 @@
         <w:pStyle w:val="Heading2"/>
       </w:pPr>
       <w:r>
-        <w:t>Digitale Impfdienste in Impfzentren: Strategien zur Effizienzsteigerung</w:t>
+        <w:t>Saisonimpfung vor A(H5)-Impfung: marginal additivem Nutzen gegen pandemisches H5N1-Risiko</w:t>
       </w:r>
     </w:p>
     <w:p>
@@ -204,12 +204,12 @@
           <w:color w:val="666666"/>
           <w:sz w:val="18"/>
         </w:rPr>
-        <w:t>Song YF et al.  ·  Zhonghua Yu Fang Yi Xue Za Zhi  ·  06.09.2026  ·  PMID 42736157</w:t>
+        <w:t>Hatta M et al.  ·  Emerg Microbes Infect  ·  21.09.2026  ·  PMID 42765371</w:t>
       </w:r>
     </w:p>
     <w:p>
       <w:r>
-        <w:t>Chinesische Systemanalyse zu Strategien und Praktiken für digitale Services in Impfzentren, um Versorgungsqualität und Effizienz zu verbessern.</w:t>
+        <w:t>Maus- und Frettchen-Modellstudie mit pandemischen H5N1-Viren (Klade 2.3.4.4b) zur Frage, ob saisonale Influenza-Impfung vor A(H5)-Impfung die Schutzwirkung verbessert.</w:t>
       </w:r>
     </w:p>
     <w:p>
@@ -220,7 +220,7 @@
         <w:t xml:space="preserve">Ergebnis: </w:t>
       </w:r>
       <w:r>
-        <w:t>Artikel definiert digitale Impfdienste systematisch als Antwort auf steigende Impfstoffvielfalt, höhere Bevölkerungsmobilität und diversifizierte Impfbedarfe. Hauptkomponenten sind digitale Verwaltung, Planung und Patientenmanagement. Implementierungsempfehlungen zielen auf Verbesserung von Verwaltungseffizienz und Servicequalität.</w:t>
+        <w:t>Saisonale Impfung induzierte keine Antikörper gegen A(H5). Saisonale Impfung vor A(H5)-Impfung war in 1 von 3 Maus-Experimenten mit besseren Outcomes assoziiert, nicht aber in den anderen 2 Maus-Experimenten oder bei Frettchen. Begrenzte additive Vorteile.</w:t>
       </w:r>
     </w:p>
     <w:p>
@@ -235,7 +235,7 @@
         <w:rPr>
           <w:sz w:val="19"/>
         </w:rPr>
-        <w:t>China; Systemansatz übertragbar auf Optimierung der Impflogistik in Gesundheitssystemen</w:t>
+        <w:t>Präklinische Modelle, Pandemiebereitscha Deutschland für Ressourcenpriorisierung.</w:t>
       </w:r>
     </w:p>
     <w:p>
@@ -244,7 +244,7 @@
           <w:color w:val="5A7D3A"/>
           <w:sz w:val="18"/>
         </w:rPr>
-        <w:t>https://pubmed.ncbi.nlm.nih.gov/42736157/</w:t>
+        <w:t>https://pubmed.ncbi.nlm.nih.gov/42765371/</w:t>
       </w:r>
     </w:p>
     <w:p>
@@ -252,7 +252,7 @@
         <w:pStyle w:val="Heading2"/>
       </w:pPr>
       <w:r>
-        <w:t>Dengue- und Chikungunya-Impfstoffe: Verfügbarkeit und Versorgungslücken</w:t>
+        <w:t>Influenza- und Pneumokokken-Impfungen in Südafrika 2017–2021: COVID-19 beeinflusste Versorgungsmuster</w:t>
       </w:r>
     </w:p>
     <w:p>
@@ -262,12 +262,12 @@
           <w:color w:val="666666"/>
           <w:sz w:val="18"/>
         </w:rPr>
-        <w:t>Tee KK et al.  ·  Hum Vaccin Immunother  ·  10.09.2026  ·  PMID 42720969</w:t>
+        <w:t>Truter I et al.  ·  Pharmacoepidemiol Drug Saf  ·  Okt. 2026  ·  PMID 42764173</w:t>
       </w:r>
     </w:p>
     <w:p>
       <w:r>
-        <w:t>Analyse der Lücke zwischen Impfstoffverfügbarkeit nach regulativer Zulassung und tatsächlicher Aufnahme in nationale Impfprogramme in Ländern mit Übertragungsrisiko.</w:t>
+        <w:t>Longitudinale pharmakoepidemiologische Studie zu Abgabemengen von Influenza- und Pneumokokken-Impfstoffen in privaten Krankenversicherungsdaten Südafrikas (3,8 Mio. Versicherte).</w:t>
       </w:r>
     </w:p>
     <w:p>
@@ -278,7 +278,7 @@
         <w:t xml:space="preserve">Ergebnis: </w:t>
       </w:r>
       <w:r>
-        <w:t>Dengue- und Chikungunya-Impfstoffe sind verfügbar, aber ihre Aufnahme in nationale Programme in vielen Hochrisiko-Ländern bleibt begrenzt oder ungleich verteilt. Die zentrale Herausforderung liegt nicht nur in der Verfügbarkeit, sondern in einem mehrschichtigen Zugangsdefizit: initiale Verfügbarkeit, anhaltende Bereitstellung und Anpassung an Übertragungsrisiko.</w:t>
+        <w:t>Jährliche Abgabemuster unterschieden sich signifikant (p &lt; 0,01), Influenza-Impfung hauptsächlich März–Juni. Post-COVID-19 (2020–2021): signifikant mehr Influenza-Impfungen März–Juni (p &lt; 0,01), leichte Zunahme Pneumokokken-Impfungen (p &lt; 0,05). COVID-19-Impfung hatte insgesamt keinen signifikanten Effekt auf die Muster.</w:t>
       </w:r>
     </w:p>
     <w:p>
@@ -293,7 +293,7 @@
         <w:rPr>
           <w:sz w:val="19"/>
         </w:rPr>
-        <w:t>Globale Perspektive; übertragbar auf Systemfähigkeit und Priorisierung in Gesundheitssystemen</w:t>
+        <w:t>Südafrika, Versicherungsdaten, Versorgungsrealität im Privatsektor.</w:t>
       </w:r>
     </w:p>
     <w:p>
@@ -302,7 +302,7 @@
           <w:color w:val="5A7D3A"/>
           <w:sz w:val="18"/>
         </w:rPr>
-        <w:t>https://pubmed.ncbi.nlm.nih.gov/42720969/</w:t>
+        <w:t>https://pubmed.ncbi.nlm.nih.gov/42764173/</w:t>
       </w:r>
     </w:p>
     <w:p>
@@ -310,7 +310,7 @@
         <w:pStyle w:val="Heading2"/>
       </w:pPr>
       <w:r>
-        <w:t>Impfstoff-Notfallreserven: Globales System entwickelt sich weiter</w:t>
+        <w:t>Influenza-Impfeffektivität bei Kindern in der Primärversorgung: 79 % Schutz vor laborbestätigter Erkrankung</w:t>
       </w:r>
     </w:p>
     <w:p>
@@ -320,12 +320,12 @@
           <w:color w:val="666666"/>
           <w:sz w:val="18"/>
         </w:rPr>
-        <w:t>Walldorf JA et al.  ·  Expert Rev Vaccines  ·  10.09.2026  ·  PMID 42717903</w:t>
+        <w:t>Barretta M et al.  ·  Clin Microbiol Infect  ·  11.07.2026  ·  PMID 42435855</w:t>
       </w:r>
     </w:p>
     <w:p>
       <w:r>
-        <w:t>Übersicht über die Entwicklung globaler Impfstoff-Stockpile-Strategien von 2014–2025 für Cholera, Gelbfieber, Polio, Meningokokken, COVID-19, Ebola und Mpox.</w:t>
+        <w:t>Multizenterstudie unter italienischen Kinderärzten zur Influenza-Impfeffektivität in der ambulanten Versorgung während der Saison 2024/2025.</w:t>
       </w:r>
     </w:p>
     <w:p>
@@ -336,7 +336,7 @@
         <w:t xml:space="preserve">Ergebnis: </w:t>
       </w:r>
       <w:r>
-        <w:t>Globale Stockpile wurden für mehrere Impfstoffe etabliert. Die Strategie hat sich von reaktiv zu integriert entwickelt und verbindet Notfallreaktion mit Präventionsstrategie. Beschleunigte Impfstoffentwicklung erfordert effiziente und transparente Stockpile-Verwaltung für gerechte, bedarfsgerechte Verteilung.</w:t>
+        <w:t>79 % Reduktion von laborbestätigter Influenza bei geimpften vs. ungeimpften Kindern (95%-KI: 70–86 %). Kohorten-Analyse zeigte 76 % VE (95%-KI: 67–82 %). Effektivität konsistent für unterschiedliche Impfstofftypen und Testmethoden. Kein Schutz vor nicht-influenzabedingten Atemwegsinfekten.</w:t>
       </w:r>
     </w:p>
     <w:p>
@@ -351,7 +351,7 @@
         <w:rPr>
           <w:sz w:val="19"/>
         </w:rPr>
-        <w:t>Governance und Versorgungslogistik; System betrifft Deutschland als Teilnehmer globaler Netzwerke</w:t>
+        <w:t>Italien, vergleichbare pädiatrische Versorgungsstrukturen, Praxisdaten.</w:t>
       </w:r>
     </w:p>
     <w:p>
@@ -360,65 +360,7 @@
           <w:color w:val="5A7D3A"/>
           <w:sz w:val="18"/>
         </w:rPr>
-        <w:t>https://pubmed.ncbi.nlm.nih.gov/42717903/</w:t>
-      </w:r>
-    </w:p>
-    <w:p>
-      <w:pPr>
-        <w:pStyle w:val="Heading2"/>
-      </w:pPr>
-      <w:r>
-        <w:t>BNT162b2-mRNA-Impfung: Plasmazytoide dendritische Zellen lenken Immunantwort</w:t>
-      </w:r>
-    </w:p>
-    <w:p>
-      <w:r>
-        <w:rPr>
-          <w:i/>
-          <w:color w:val="666666"/>
-          <w:sz w:val="18"/>
-        </w:rPr>
-        <w:t>Pizzichetti C et al.  ·  EBioMedicine  ·  21.08.2026  ·  PMID 42628376</w:t>
-      </w:r>
-    </w:p>
-    <w:p>
-      <w:r>
-        <w:t>Vorklinische Mausstudie zur Rolle plasmatischer dendritischer Zellen (pDCs) bei humoralen und CD8+-T-Zell-Gedächtnisantworten nach BNT162b2-Impfung.</w:t>
-      </w:r>
-    </w:p>
-    <w:p>
-      <w:r>
-        <w:rPr>
-          <w:b/>
-        </w:rPr>
-        <w:t xml:space="preserve">Ergebnis: </w:t>
-      </w:r>
-      <w:r>
-        <w:t>BNT162b2 wurde schnell zu drainierenden Lymphknoten transportiert, wo es hauptsächlich von Leukozyten aufgenommen wurde, die daraufhin Spike-Protein exprimierten. pDCs zeigten sich als Regulatoren entzündlicher und humoraler Immunantworten. Single-Cell-Transkriptomik offenbarte aktive Interaktionen zwischen pDCs und CD8+-T-Zellen; funktionelle Studien bestätigten, dass pDCs CD8+-T-Zell-Aktivierung und -Expansion fördern.</w:t>
-      </w:r>
-    </w:p>
-    <w:p>
-      <w:r>
-        <w:rPr>
-          <w:b/>
-          <w:sz w:val="19"/>
-        </w:rPr>
-        <w:t xml:space="preserve">Übertragbarkeit: </w:t>
-      </w:r>
-      <w:r>
-        <w:rPr>
-          <w:sz w:val="19"/>
-        </w:rPr>
-        <w:t>Vorklinisch; Mechanismusverständnis der mRNA-Impfstoffwirksamkeit</w:t>
-      </w:r>
-    </w:p>
-    <w:p>
-      <w:r>
-        <w:rPr>
-          <w:color w:val="5A7D3A"/>
-          <w:sz w:val="18"/>
-        </w:rPr>
-        <w:t>https://pubmed.ncbi.nlm.nih.gov/42628376/</w:t>
+        <w:t>https://pubmed.ncbi.nlm.nih.gov/42435855/</w:t>
       </w:r>
     </w:p>
     <w:sectPr>

--- a/download/studien-aktuell.docx
+++ b/download/studien-aktuell.docx
@@ -62,7 +62,7 @@
           <w:color w:val="666666"/>
           <w:sz w:val="18"/>
         </w:rPr>
-        <w:t>Stand: 22.09.2026  |  5 Studien  |  impfen.m-vf.de</w:t>
+        <w:t>Stand: 23.09.2026  |  7 Studien  |  impfen.m-vf.de</w:t>
       </w:r>
     </w:p>
     <w:p>
@@ -70,7 +70,7 @@
         <w:pStyle w:val="Heading1"/>
       </w:pPr>
       <w:r>
-        <w:t>Aufgenommen am 22.09.2026</w:t>
+        <w:t>Aufgenommen am 23.09.2026</w:t>
       </w:r>
     </w:p>
     <w:p>
@@ -78,7 +78,7 @@
         <w:pStyle w:val="Heading2"/>
       </w:pPr>
       <w:r>
-        <w:t>Impfbelastung bei Kindern senken: Leitlinie 2026 zu Schmerz und Angst</w:t>
+        <w:t>Impfkettenmanagement in koreanischen Gesundheitseinrichtungen: Defizite bei Temperaturüberwachung und Notstrom</w:t>
       </w:r>
     </w:p>
     <w:p>
@@ -88,12 +88,12 @@
           <w:color w:val="666666"/>
           <w:sz w:val="18"/>
         </w:rPr>
-        <w:t>Taddio A et al.  ·  CMAJ  ·  20.09.2026  ·  PMID 42767684</w:t>
+        <w:t>Kang CR et al.  ·  J Korean Med Sci  ·  21.09.2026  ·  PMID 42773072</w:t>
       </w:r>
     </w:p>
     <w:p>
       <w:r>
-        <w:t>Systematische Übersichtsarbeiten zu 16 evidenzgestützten Empfehlungen gegen Impfangst und Schmerzen in fünf Domänen (Prozess, Technik, Körperlage, Medikament, Psychologie).</w:t>
+        <w:t>Nationale Querschnittserhebung zur Evaluierung der Impfkühllager-Praktiken in 53 südkoreanischen Immunisierungsanbietern (43 private Einrichtungen, 10 öffentliche Gesundheitszentren).</w:t>
       </w:r>
     </w:p>
     <w:p>
@@ -104,7 +104,7 @@
         <w:t xml:space="preserve">Ergebnis: </w:t>
       </w:r>
       <w:r>
-        <w:t>7 starke Empfehlungen mit moderater bis hoher Evidenz (z. B. mehrkomponentige Prozessinterventionen, orale Ernährung für Säuglinge); 9 bedingte Empfehlungen bei niedriger Evidenz. Empfehlungen zielgruppenspezifisch für Fachpersonen, Impflinge und Angehörige.</w:t>
+        <w:t>Alle Einrichtungen hatten dedizierte Impfkühlschränke (100 %), aber nur 73,6 % kontinuierliche Temperaturüberwachung auf allen Geräten; Alarmsysteme in 83,0 %; Notfallpläne in 52,8 %, regelmäßig getestet nur 40,9 %. Dokumentation und Entsorgung erfolgten regelkonform, aber Infrastruktur-Sicherheit ist lückenhaft.</w:t>
       </w:r>
     </w:p>
     <w:p>
@@ -119,7 +119,7 @@
         <w:rPr>
           <w:sz w:val="19"/>
         </w:rPr>
-        <w:t>Kanada, GRADE-Methodik, Impfpraxis in Hocheinkommensländern.</w:t>
+        <w:t>Südkorea, vergleichbare Infrastruktur-Herausforderungen, nicht direktes Deutschland-Modell</w:t>
       </w:r>
     </w:p>
     <w:p>
@@ -128,7 +128,7 @@
           <w:color w:val="5A7D3A"/>
           <w:sz w:val="18"/>
         </w:rPr>
-        <w:t>https://pubmed.ncbi.nlm.nih.gov/42767684/</w:t>
+        <w:t>https://pubmed.ncbi.nlm.nih.gov/42773072/</w:t>
       </w:r>
     </w:p>
     <w:p>
@@ -136,7 +136,7 @@
         <w:pStyle w:val="Heading2"/>
       </w:pPr>
       <w:r>
-        <w:t>HPV-Impfbereitschaft bei Frauen in Sierra Leone: hohe Akzeptanz trotz Wissenslücken</w:t>
+        <w:t>COVID-19-Impfeffektivität: Test-negativ vs. Kohortenstudien liefern vergleichbare Ergebnisse</w:t>
       </w:r>
     </w:p>
     <w:p>
@@ -146,12 +146,12 @@
           <w:color w:val="666666"/>
           <w:sz w:val="18"/>
         </w:rPr>
-        <w:t>Everman S et al.  ·  J Health Care Poor Underserved  ·  2026  ·  PMID 42766516</w:t>
+        <w:t>Sukik L et al.  ·  Int J Epidemiol  ·  18.08.2026  ·  PMID 42772774</w:t>
       </w:r>
     </w:p>
     <w:p>
       <w:r>
-        <w:t>Querschnittsstudie zur Akzeptanz der HPV-Impfung bei 189 Frauen in ländlichen und städtischen Gegenden Sierra Leones, untersucht Wissen über Gebärmutterhalskrebs und Impfverhalten.</w:t>
+        <w:t>Direkter Methodenvergleich: Test-negativ-Fall-Kontroll- vs. retrospektive Kohortenstudien zur COVID-19-Impfeffektivität in Katar mit identischer Population und Datenquelle.</w:t>
       </w:r>
     </w:p>
     <w:p>
@@ -162,7 +162,7 @@
         <w:t xml:space="preserve">Ergebnis: </w:t>
       </w:r>
       <w:r>
-        <w:t>Geringe Awareness für Gebärmutterhalskrebs und HPV-Impfung. Breite Willingness zur Impfung. Statistisch signifikante positive Assoziation zwischen formaler Bildung und Impfbereitschaft (p &lt; 0,01). Starke Präferenz für Schulmedizin.</w:t>
+        <w:t>BNT162b2-Effektivität gegen Infektion im Test-negativ-Design 71,0 % vs. Kohorten-Design 78,0 % (nach Korrektur für Testrate); gegen schwere COVID-19 96,3 % vs. 98,0 %. Beide Designs zeigten ähnliche Wirksamkeitsverluste. Methodische Unterschiede sind kleiner als erwartet.</w:t>
       </w:r>
     </w:p>
     <w:p>
@@ -177,7 +177,7 @@
         <w:rPr>
           <w:sz w:val="19"/>
         </w:rPr>
-        <w:t>Wenig entwickelte Region, Impfakzeptanz ist Ausgangspunkt für Programmentwicklung.</w:t>
+        <w:t>Katar (nicht Deutschland), aber Methodenvergleich für alle Impfstoff-Studien übertragbar</w:t>
       </w:r>
     </w:p>
     <w:p>
@@ -186,7 +186,7 @@
           <w:color w:val="5A7D3A"/>
           <w:sz w:val="18"/>
         </w:rPr>
-        <w:t>https://pubmed.ncbi.nlm.nih.gov/42766516/</w:t>
+        <w:t>https://pubmed.ncbi.nlm.nih.gov/42772774/</w:t>
       </w:r>
     </w:p>
     <w:p>
@@ -194,7 +194,7 @@
         <w:pStyle w:val="Heading2"/>
       </w:pPr>
       <w:r>
-        <w:t>Saisonimpfung vor A(H5)-Impfung: marginal additivem Nutzen gegen pandemisches H5N1-Risiko</w:t>
+        <w:t>WHO-Einfachdosis-Empfehlung für HPV-Impfung erhöhte Ländereinführungen um 22 weitere Länder</w:t>
       </w:r>
     </w:p>
     <w:p>
@@ -204,12 +204,12 @@
           <w:color w:val="666666"/>
           <w:sz w:val="18"/>
         </w:rPr>
-        <w:t>Hatta M et al.  ·  Emerg Microbes Infect  ·  21.09.2026  ·  PMID 42765371</w:t>
+        <w:t>Suh J et al.  ·  Expert Rev Vaccines  ·  22.09.2026  ·  PMID 42770688</w:t>
       </w:r>
     </w:p>
     <w:p>
       <w:r>
-        <w:t>Maus- und Frettchen-Modellstudie mit pandemischen H5N1-Viren (Klade 2.3.4.4b) zur Frage, ob saisonale Influenza-Impfung vor A(H5)-Impfung die Schutzwirkung verbessert.</w:t>
+        <w:t>Analyse von Einflussfaktoren auf nationale HPV-Impfstoff-Einführungsraten in Ländern mit niedrigem und mittlerem Einkommen 2006–2025 mittels GLM und Changepoint-Analyse.</w:t>
       </w:r>
     </w:p>
     <w:p>
@@ -220,7 +220,7 @@
         <w:t xml:space="preserve">Ergebnis: </w:t>
       </w:r>
       <w:r>
-        <w:t>Saisonale Impfung induzierte keine Antikörper gegen A(H5). Saisonale Impfung vor A(H5)-Impfung war in 1 von 3 Maus-Experimenten mit besseren Outcomes assoziiert, nicht aber in den anderen 2 Maus-Experimenten oder bei Frettchen. Begrenzte additive Vorteile.</w:t>
+        <w:t>WHO-Einfachdosis-Empfehlung 2022 war der stärkste assoziierte Faktor; Gavi-Finanzierungserweiterung (2017–2025) auch bedeutsam. Modellprognosen: 22,46 zusätzliche nationale HPV-Impfstoff-Einführungen in LMIC allein durch die Einfachdosis-Empfehlung. Signifikanter Anstieg 2022.</w:t>
       </w:r>
     </w:p>
     <w:p>
@@ -235,7 +235,7 @@
         <w:rPr>
           <w:sz w:val="19"/>
         </w:rPr>
-        <w:t>Präklinische Modelle, Pandemiebereitscha Deutschland für Ressourcenpriorisierung.</w:t>
+        <w:t>Globale Politikanalyse, zeigt Hebel für Impfprogramme weltweit, nicht Deutschland-spezifisch</w:t>
       </w:r>
     </w:p>
     <w:p>
@@ -244,7 +244,7 @@
           <w:color w:val="5A7D3A"/>
           <w:sz w:val="18"/>
         </w:rPr>
-        <w:t>https://pubmed.ncbi.nlm.nih.gov/42765371/</w:t>
+        <w:t>https://pubmed.ncbi.nlm.nih.gov/42770688/</w:t>
       </w:r>
     </w:p>
     <w:p>
@@ -252,7 +252,7 @@
         <w:pStyle w:val="Heading2"/>
       </w:pPr>
       <w:r>
-        <w:t>Influenza- und Pneumokokken-Impfungen in Südafrika 2017–2021: COVID-19 beeinflusste Versorgungsmuster</w:t>
+        <w:t>Impfablehnung in der Türkei: Eltern und Gesundheitspersonal berichten von Vertrauenskrise</w:t>
       </w:r>
     </w:p>
     <w:p>
@@ -262,12 +262,12 @@
           <w:color w:val="666666"/>
           <w:sz w:val="18"/>
         </w:rPr>
-        <w:t>Truter I et al.  ·  Pharmacoepidemiol Drug Saf  ·  Okt. 2026  ·  PMID 42764173</w:t>
+        <w:t>Sezer E et al.  ·  Front Public Health  ·  07.09.2026  ·  PMID 42769268</w:t>
       </w:r>
     </w:p>
     <w:p>
       <w:r>
-        <w:t>Longitudinale pharmakoepidemiologische Studie zu Abgabemengen von Influenza- und Pneumokokken-Impfstoffen in privaten Krankenversicherungsdaten Südafrikas (3,8 Mio. Versicherte).</w:t>
+        <w:t>Qualitative Studie mit 19 impfablehnenden Eltern und 21 Fachpersonen (Ärzte, Hebammen) zur Erkundung von Gründen und strukturellen Barrieren für Impfverweigerung in der Türkei 2017.</w:t>
       </w:r>
     </w:p>
     <w:p>
@@ -278,7 +278,7 @@
         <w:t xml:space="preserve">Ergebnis: </w:t>
       </w:r>
       <w:r>
-        <w:t>Jährliche Abgabemuster unterschieden sich signifikant (p &lt; 0,01), Influenza-Impfung hauptsächlich März–Juni. Post-COVID-19 (2020–2021): signifikant mehr Influenza-Impfungen März–Juni (p &lt; 0,01), leichte Zunahme Pneumokokken-Impfungen (p &lt; 0,05). COVID-19-Impfung hatte insgesamt keinen signifikanten Effekt auf die Muster.</w:t>
+        <w:t>Vier zentrale ethische Spannungsfelder: (1) Lücke zwischen informierter Ablehnung und uninformierter Wahl durch Informationsasymmetrie; (2) Vertrauenskrise in Gesundheitsinstitutionen durch leistungsbasierte Bezahlung von Ärzten; (3) Konflikt zwischen religiöser und medizinischer Autorität; (4) angefochtene elterliche Autonomie in patriarchalen Strukturen. Leistungsbezahlte Ärzte dokumentieren lieber, als dass sie Gespräche führen.</w:t>
       </w:r>
     </w:p>
     <w:p>
@@ -293,7 +293,7 @@
         <w:rPr>
           <w:sz w:val="19"/>
         </w:rPr>
-        <w:t>Südafrika, Versicherungsdaten, Versorgungsrealität im Privatsektor.</w:t>
+        <w:t>Türkei (LMIC), strukturelle Probleme aber in allen Systemen mit Leistungsvergütung relevant</w:t>
       </w:r>
     </w:p>
     <w:p>
@@ -302,7 +302,7 @@
           <w:color w:val="5A7D3A"/>
           <w:sz w:val="18"/>
         </w:rPr>
-        <w:t>https://pubmed.ncbi.nlm.nih.gov/42764173/</w:t>
+        <w:t>https://pubmed.ncbi.nlm.nih.gov/42769268/</w:t>
       </w:r>
     </w:p>
     <w:p>
@@ -310,7 +310,7 @@
         <w:pStyle w:val="Heading2"/>
       </w:pPr>
       <w:r>
-        <w:t>Influenza-Impfeffektivität bei Kindern in der Primärversorgung: 79 % Schutz vor laborbestätigter Erkrankung</w:t>
+        <w:t>Adenovirus-Serotyp-Wechsel steigerte Ebola-Impfstoff-Immunantwort in Mäusen</w:t>
       </w:r>
     </w:p>
     <w:p>
@@ -320,12 +320,12 @@
           <w:color w:val="666666"/>
           <w:sz w:val="18"/>
         </w:rPr>
-        <w:t>Barretta M et al.  ·  Clin Microbiol Infect  ·  11.07.2026  ·  PMID 42435855</w:t>
+        <w:t>Wiggins J et al.  ·  J Med Virol  ·  Sept. 2026  ·  PMID 42765626</w:t>
       </w:r>
     </w:p>
     <w:p>
       <w:r>
-        <w:t>Multizenterstudie unter italienischen Kinderärzten zur Influenza-Impfeffektivität in der ambulanten Versorgung während der Saison 2024/2025.</w:t>
+        <w:t>Vergleichende Laborstu die mit verschiedenen Adenovirus-Vektoren und Immunisierungsrouten zur Optimierung der Ebolavirus-Glykoproteinin-Immunogenität.</w:t>
       </w:r>
     </w:p>
     <w:p>
@@ -336,7 +336,7 @@
         <w:t xml:space="preserve">Ergebnis: </w:t>
       </w:r>
       <w:r>
-        <w:t>79 % Reduktion von laborbestätigter Influenza bei geimpften vs. ungeimpften Kindern (95%-KI: 70–86 %). Kohorten-Analyse zeigte 76 % VE (95%-KI: 67–82 %). Effektivität konsistent für unterschiedliche Impfstofftypen und Testmethoden. Kein Schutz vor nicht-influenzabedingten Atemwegsinfekten.</w:t>
+        <w:t>Species-C-Vektoren (Ad5, Ad6) zeigten starke Antikörperreaktionen und schnelle Klassenumwandlung zu IgG im Vergleich zu Species B und D. Serotyp-Wechsel-Schemata erhöhten Antikörperniveaus und erzeugte robuste T-Zell-Reaktionen bei intramuskulärer Gabe. Intranasale Gabe induzierte nachweisbares IgA, aber keine messbaren T-Zell-Antworten – routenabhängige Immunkompartimentalisierung.</w:t>
       </w:r>
     </w:p>
     <w:p>
@@ -351,7 +351,7 @@
         <w:rPr>
           <w:sz w:val="19"/>
         </w:rPr>
-        <w:t>Italien, vergleichbare pädiatrische Versorgungsstrukturen, Praxisdaten.</w:t>
+        <w:t>Präklinische Mausstudien, Impfstoff-Entwicklungsphase, keine direkten Versorgungsdaten</w:t>
       </w:r>
     </w:p>
     <w:p>
@@ -360,7 +360,123 @@
           <w:color w:val="5A7D3A"/>
           <w:sz w:val="18"/>
         </w:rPr>
-        <w:t>https://pubmed.ncbi.nlm.nih.gov/42435855/</w:t>
+        <w:t>https://pubmed.ncbi.nlm.nih.gov/42765626/</w:t>
+      </w:r>
+    </w:p>
+    <w:p>
+      <w:pPr>
+        <w:pStyle w:val="Heading2"/>
+      </w:pPr>
+      <w:r>
+        <w:t>MMR-Impf-Anaphylaxie durch Schweineglatine: Fallbericht und praktische Empfehlungen</w:t>
+      </w:r>
+    </w:p>
+    <w:p>
+      <w:r>
+        <w:rPr>
+          <w:i/>
+          <w:color w:val="666666"/>
+          <w:sz w:val="18"/>
+        </w:rPr>
+        <w:t>Iordachescu M et al.  ·  Rev Med Liege  ·  Sept. 2026  ·  PMID 42751843</w:t>
+      </w:r>
+    </w:p>
+    <w:p>
+      <w:r>
+        <w:t>Zwei pädiatrische Fallberichte von Anaphylaxie nach M-M-RVaxPro®-Impfung, zugeordnet der Schweineglatine (14,5 mg/Dosis) als Stabilisator.</w:t>
+      </w:r>
+    </w:p>
+    <w:p>
+      <w:r>
+        <w:rPr>
+          <w:b/>
+        </w:rPr>
+        <w:t xml:space="preserve">Ergebnis: </w:t>
+      </w:r>
+      <w:r>
+        <w:t>Beide Patienten entwickelten schwere Reaktionen nach Auffrischung mit positiven Haut- und Bluttests für Gelatin; Allergien gegen Neomycin, Latex und Chlorhexidin ausgeschlossen. Empfehlungen: Vermeidung gelatinehaltiger Impfstoffe, Substitution mit gelatinefreien Alternativen (Priorix®), orale Herausforderungsprobe für Lebensmitteltoleranz, Epinephrin-Notfallset, Spitalüberwachung bei Mastzellstörungen.</w:t>
+      </w:r>
+    </w:p>
+    <w:p>
+      <w:r>
+        <w:rPr>
+          <w:b/>
+          <w:sz w:val="19"/>
+        </w:rPr>
+        <w:t xml:space="preserve">Übertragbarkeit: </w:t>
+      </w:r>
+      <w:r>
+        <w:rPr>
+          <w:sz w:val="19"/>
+        </w:rPr>
+        <w:t>Belgien, europäische Fallberichte, Sicherheitserkenntnis für alle Mastzell-Erkrankungen</w:t>
+      </w:r>
+    </w:p>
+    <w:p>
+      <w:r>
+        <w:rPr>
+          <w:color w:val="5A7D3A"/>
+          <w:sz w:val="18"/>
+        </w:rPr>
+        <w:t>https://pubmed.ncbi.nlm.nih.gov/42751843/</w:t>
+      </w:r>
+    </w:p>
+    <w:p>
+      <w:pPr>
+        <w:pStyle w:val="Heading2"/>
+      </w:pPr>
+      <w:r>
+        <w:t>RSV-Impfstoff verhinderte 70 % der Hospitalisierungen bei Erwachsenen</w:t>
+      </w:r>
+    </w:p>
+    <w:p>
+      <w:r>
+        <w:rPr>
+          <w:i/>
+          <w:color w:val="666666"/>
+          <w:sz w:val="18"/>
+        </w:rPr>
+        <w:t>Lassen MCH et al.  ·  NEJM Evid  ·  29.08.2026  ·  PMID 42666095</w:t>
+      </w:r>
+    </w:p>
+    <w:p>
+      <w:r>
+        <w:t>Pragmatische randomisierte Studie zum Schutz der bivalenten RSV-Präfusion-F-Impfung vor RSV-Hospitalisierung in Dänemark und Spanien.</w:t>
+      </w:r>
+    </w:p>
+    <w:p>
+      <w:r>
+        <w:rPr>
+          <w:b/>
+        </w:rPr>
+        <w:t xml:space="preserve">Ergebnis: </w:t>
+      </w:r>
+      <w:r>
+        <w:t>Von 513.358 randomisierten Teilnehmern lag die Impfeffektivität gegen RSV-Atemwegserkrankungen-Hospitalisierung bei 70,3 % (95 %-KI 49,7–83,2), gegen untere Atemwege bei 71,1 % (45,4–85,7). Schwere Nebenwirkungen traten in 2,0 % der Impfgruppe vs. 2,2 % der Kontrollgruppe auf – ein wirksamer und sicherer Impfstoff unter Alltagsbedingungen.</w:t>
+      </w:r>
+    </w:p>
+    <w:p>
+      <w:r>
+        <w:rPr>
+          <w:b/>
+          <w:sz w:val="19"/>
+        </w:rPr>
+        <w:t xml:space="preserve">Übertragbarkeit: </w:t>
+      </w:r>
+      <w:r>
+        <w:rPr>
+          <w:sz w:val="19"/>
+        </w:rPr>
+        <w:t>Dänemark/Spanien, nationale Versicherungsdaten und Routineüberwachung, nicht USA-abhängig</w:t>
+      </w:r>
+    </w:p>
+    <w:p>
+      <w:r>
+        <w:rPr>
+          <w:color w:val="5A7D3A"/>
+          <w:sz w:val="18"/>
+        </w:rPr>
+        <w:t>https://pubmed.ncbi.nlm.nih.gov/42666095/</w:t>
       </w:r>
     </w:p>
     <w:sectPr>

--- a/download/studien-aktuell.docx
+++ b/download/studien-aktuell.docx
@@ -62,7 +62,7 @@
           <w:color w:val="666666"/>
           <w:sz w:val="18"/>
         </w:rPr>
-        <w:t>Stand: 23.09.2026  |  7 Studien  |  impfen.m-vf.de</w:t>
+        <w:t>Stand: 24.09.2026  |  6 Studien  |  impfen.m-vf.de</w:t>
       </w:r>
     </w:p>
     <w:p>
@@ -70,7 +70,7 @@
         <w:pStyle w:val="Heading1"/>
       </w:pPr>
       <w:r>
-        <w:t>Aufgenommen am 23.09.2026</w:t>
+        <w:t>Aufgenommen am 24.09.2026</w:t>
       </w:r>
     </w:p>
     <w:p>
@@ -78,7 +78,7 @@
         <w:pStyle w:val="Heading2"/>
       </w:pPr>
       <w:r>
-        <w:t>Impfkettenmanagement in koreanischen Gesundheitseinrichtungen: Defizite bei Temperaturüberwachung und Notstrom</w:t>
+        <w:t>COVID-19-Impfung: Alter und Bildung bestimmen Annahme in Ostpolen stärker als Lebensstil</w:t>
       </w:r>
     </w:p>
     <w:p>
@@ -88,12 +88,12 @@
           <w:color w:val="666666"/>
           <w:sz w:val="18"/>
         </w:rPr>
-        <w:t>Kang CR et al.  ·  J Korean Med Sci  ·  21.09.2026  ·  PMID 42773072</w:t>
+        <w:t>Karczmarz S et al.  ·  Med Sci Monit  ·  23.09.2026  ·  PMID 42776929</w:t>
       </w:r>
     </w:p>
     <w:p>
       <w:r>
-        <w:t>Nationale Querschnittserhebung zur Evaluierung der Impfkühllager-Praktiken in 53 südkoreanischen Immunisierungsanbietern (43 private Einrichtungen, 10 öffentliche Gesundheitszentren).</w:t>
+        <w:t>Querschnittsstudie an 458 Primärversorgungspatienten in Polen untersuchte, welche Faktoren mit vollständiger COVID-19-Impfung assoziiert sind.</w:t>
       </w:r>
     </w:p>
     <w:p>
@@ -104,7 +104,7 @@
         <w:t xml:space="preserve">Ergebnis: </w:t>
       </w:r>
       <w:r>
-        <w:t>Alle Einrichtungen hatten dedizierte Impfkühlschränke (100 %), aber nur 73,6 % kontinuierliche Temperaturüberwachung auf allen Geräten; Alarmsysteme in 83,0 %; Notfallpläne in 52,8 %, regelmäßig getestet nur 40,9 %. Dokumentation und Entsorgung erfolgten regelkonform, aber Infrastruktur-Sicherheit ist lückenhaft.</w:t>
+        <w:t>Vollständige Impfung war assoziiert mit höherem Alter, höherer Bildung und Rentnerstatus; ländlicher Wohnort zeigte unerwartet höhere Impfquote als urban; Lifestyle-Profile zeigten keine konsistente unabhängige Assoziation mit Impfstatus.</w:t>
       </w:r>
     </w:p>
     <w:p>
@@ -119,7 +119,7 @@
         <w:rPr>
           <w:sz w:val="19"/>
         </w:rPr>
-        <w:t>Südkorea, vergleichbare Infrastruktur-Herausforderungen, nicht direktes Deutschland-Modell</w:t>
+        <w:t>Polen, vergleichbares Versicherungssystem, dokumentiert Rollen von Zugang und Vertrauen</w:t>
       </w:r>
     </w:p>
     <w:p>
@@ -128,7 +128,7 @@
           <w:color w:val="5A7D3A"/>
           <w:sz w:val="18"/>
         </w:rPr>
-        <w:t>https://pubmed.ncbi.nlm.nih.gov/42773072/</w:t>
+        <w:t>https://pubmed.ncbi.nlm.nih.gov/42776929/</w:t>
       </w:r>
     </w:p>
     <w:p>
@@ -136,7 +136,7 @@
         <w:pStyle w:val="Heading2"/>
       </w:pPr>
       <w:r>
-        <w:t>COVID-19-Impfeffektivität: Test-negativ vs. Kohortenstudien liefern vergleichbare Ergebnisse</w:t>
+        <w:t>Moderate bis hohe körperliche Aktivität verstärkt COVID-19-Antikörperreaktion unmittelbar nach Impfung</w:t>
       </w:r>
     </w:p>
     <w:p>
@@ -146,12 +146,12 @@
           <w:color w:val="666666"/>
           <w:sz w:val="18"/>
         </w:rPr>
-        <w:t>Sukik L et al.  ·  Int J Epidemiol  ·  18.08.2026  ·  PMID 42772774</w:t>
+        <w:t>Voulgaridi I et al.  ·  Front Public Health  ·  08.09.2026  ·  PMID 42774463</w:t>
       </w:r>
     </w:p>
     <w:p>
       <w:r>
-        <w:t>Direkter Methodenvergleich: Test-negativ-Fall-Kontroll- vs. retrospektive Kohortenstudien zur COVID-19-Impfeffektivität in Katar mit identischer Population und Datenquelle.</w:t>
+        <w:t>Längsschnitt-Kohortenstudie mit 641 Erwachsenen untersuchte Assoziation zwischen Bewegungsaktivität und Anti-SARS-CoV-2-IgG/IgA-Antikörpern an den Tagen 21, 42, 90 und 180 nach COVID-19-Impfung.</w:t>
       </w:r>
     </w:p>
     <w:p>
@@ -162,7 +162,7 @@
         <w:t xml:space="preserve">Ergebnis: </w:t>
       </w:r>
       <w:r>
-        <w:t>BNT162b2-Effektivität gegen Infektion im Test-negativ-Design 71,0 % vs. Kohorten-Design 78,0 % (nach Korrektur für Testrate); gegen schwere COVID-19 96,3 % vs. 98,0 %. Beide Designs zeigten ähnliche Wirksamkeitsverluste. Methodische Unterschiede sind kleiner als erwartet.</w:t>
+        <w:t>IgG-Seropositividät an Tag 21 war höher bei moderater (92,6%) oder hoher (97,0%) Aktivität als bei niedriger (70,4%, p&lt;0,001); älteres Alter mit reduzierten IgG-Titern assoziiert (alle Zeitpunkte p&lt;0,001); Komorbidität mit niedrigeren Titern verknüpft.</w:t>
       </w:r>
     </w:p>
     <w:p>
@@ -177,7 +177,7 @@
         <w:rPr>
           <w:sz w:val="19"/>
         </w:rPr>
-        <w:t>Katar (nicht Deutschland), aber Methodenvergleich für alle Impfstoff-Studien übertragbar</w:t>
+        <w:t>Griechenland, europäisches Gesundheitssystem, vergleichbare Impfprogramme</w:t>
       </w:r>
     </w:p>
     <w:p>
@@ -186,7 +186,7 @@
           <w:color w:val="5A7D3A"/>
           <w:sz w:val="18"/>
         </w:rPr>
-        <w:t>https://pubmed.ncbi.nlm.nih.gov/42772774/</w:t>
+        <w:t>https://pubmed.ncbi.nlm.nih.gov/42774463/</w:t>
       </w:r>
     </w:p>
     <w:p>
@@ -194,7 +194,7 @@
         <w:pStyle w:val="Heading2"/>
       </w:pPr>
       <w:r>
-        <w:t>WHO-Einfachdosis-Empfehlung für HPV-Impfung erhöhte Ländereinführungen um 22 weitere Länder</w:t>
+        <w:t>Tdap-Sicherheit im VAERS-Register: Radiculitis bei Frauen erhöht, aber Schwangerschaft und Alter unbedenklich</w:t>
       </w:r>
     </w:p>
     <w:p>
@@ -204,12 +204,12 @@
           <w:color w:val="666666"/>
           <w:sz w:val="18"/>
         </w:rPr>
-        <w:t>Suh J et al.  ·  Expert Rev Vaccines  ·  22.09.2026  ·  PMID 42770688</w:t>
+        <w:t>Song W et al.  ·  Front Cell Infect Microbiol  ·  08.09.2026  ·  PMID 42774241</w:t>
       </w:r>
     </w:p>
     <w:p>
       <w:r>
-        <w:t>Analyse von Einflussfaktoren auf nationale HPV-Impfstoff-Einführungsraten in Ländern mit niedrigem und mittlerem Einkommen 2006–2025 mittels GLM und Changepoint-Analyse.</w:t>
+        <w:t>Post-Marketing-Surveillance von 20.128 VAERS-Meldungen zu Tdap (2015–2025) mit Disproportionalitätsanalyse nach Alter, Geschlecht und Schwangerschaftsstatus.</w:t>
       </w:r>
     </w:p>
     <w:p>
@@ -220,7 +220,7 @@
         <w:t xml:space="preserve">Ergebnis: </w:t>
       </w:r>
       <w:r>
-        <w:t>WHO-Einfachdosis-Empfehlung 2022 war der stärkste assoziierte Faktor; Gavi-Finanzierungserweiterung (2017–2025) auch bedeutsam. Modellprognosen: 22,46 zusätzliche nationale HPV-Impfstoff-Einführungen in LMIC allein durch die Einfachdosis-Empfehlung. Signifikanter Anstieg 2022.</w:t>
+        <w:t>95,8% nicht-schwerwiegende Fälle; häufigste Signale: Injektionsstelle Erythem und Ödem; 70,3% Ereignisse innerhalb 1 Tag; bei Schwangeren (n=744): keine unerwarteten Sicherheitssignale; Adoleszenten: Opisthotonus erhöht (ROR=8,55); nicht-schwangere Frauen: Brachialradiculitis (ROR=14,42) und Bursa-Flüssigkeitsansammlung (ROR=21,22) erhöht.</w:t>
       </w:r>
     </w:p>
     <w:p>
@@ -235,7 +235,7 @@
         <w:rPr>
           <w:sz w:val="19"/>
         </w:rPr>
-        <w:t>Globale Politikanalyse, zeigt Hebel für Impfprogramme weltweit, nicht Deutschland-spezifisch</w:t>
+        <w:t>USA-VAERS-Daten, aber Pharmakovigilanz-Methode international verwendbar</w:t>
       </w:r>
     </w:p>
     <w:p>
@@ -244,7 +244,7 @@
           <w:color w:val="5A7D3A"/>
           <w:sz w:val="18"/>
         </w:rPr>
-        <w:t>https://pubmed.ncbi.nlm.nih.gov/42770688/</w:t>
+        <w:t>https://pubmed.ncbi.nlm.nih.gov/42774241/</w:t>
       </w:r>
     </w:p>
     <w:p>
@@ -252,7 +252,7 @@
         <w:pStyle w:val="Heading2"/>
       </w:pPr>
       <w:r>
-        <w:t>Impfablehnung in der Türkei: Eltern und Gesundheitspersonal berichten von Vertrauenskrise</w:t>
+        <w:t>HPV16/18-Antikörper-Überwachung: Neutralisierungstest, cCLIA und IgG im Vergleich für Impfquoten-Monitoring</w:t>
       </w:r>
     </w:p>
     <w:p>
@@ -262,12 +262,12 @@
           <w:color w:val="666666"/>
           <w:sz w:val="18"/>
         </w:rPr>
-        <w:t>Sezer E et al.  ·  Front Public Health  ·  07.09.2026  ·  PMID 42769268</w:t>
+        <w:t>Mao W et al.  ·  Front Immunol  ·  08.09.2026  ·  PMID 42774225</w:t>
       </w:r>
     </w:p>
     <w:p>
       <w:r>
-        <w:t>Qualitative Studie mit 19 impfablehnenden Eltern und 21 Fachpersonen (Ärzte, Hebammen) zur Erkundung von Gründen und strukturellen Barrieren für Impfverweigerung in der Türkei 2017.</w:t>
+        <w:t>Querschnitt- und Längsschnittstudie mit vollständig Geimpften und Ungeimpften verglich drei serologische Assays (Pseudovirionen-Neutralisierung, kompetitiver Chemilumineszenz-Immunoassay, indirekte IgG) für HPV16/18-Antikörper-Nachweis nach Vakzination.</w:t>
       </w:r>
     </w:p>
     <w:p>
@@ -278,7 +278,7 @@
         <w:t xml:space="preserve">Ergebnis: </w:t>
       </w:r>
       <w:r>
-        <w:t>Vier zentrale ethische Spannungsfelder: (1) Lücke zwischen informierter Ablehnung und uninformierter Wahl durch Informationsasymmetrie; (2) Vertrauenskrise in Gesundheitsinstitutionen durch leistungsbasierte Bezahlung von Ärzten; (3) Konflikt zwischen religiöser und medizinischer Autorität; (4) angefochtene elterliche Autonomie in patriarchalen Strukturen. Leistungsbezahlte Ärzte dokumentieren lieber, als dass sie Gespräche führen.</w:t>
+        <w:t>Alle drei Assays reflektierten Impfantwort-Trends; cCLIA stabiler gegenüber Neutralisierungstest als IgG-Assay, besonders longitudinal und nach 2. Dosis; IgG zeigte niedrigere Stabilität für funktionale Klassifikation, aber konsistente Erfassung von Bevölkerungs-Reaktionen; persistente numerische Unterschiede bedeuten Assays nicht direkt austauschbar.</w:t>
       </w:r>
     </w:p>
     <w:p>
@@ -293,7 +293,7 @@
         <w:rPr>
           <w:sz w:val="19"/>
         </w:rPr>
-        <w:t>Türkei (LMIC), strukturelle Probleme aber in allen Systemen mit Leistungsvergütung relevant</w:t>
+        <w:t>China, aber Assay-Vergleich für HPV-Monitoring-Strategien europaweit relevant</w:t>
       </w:r>
     </w:p>
     <w:p>
@@ -302,7 +302,7 @@
           <w:color w:val="5A7D3A"/>
           <w:sz w:val="18"/>
         </w:rPr>
-        <w:t>https://pubmed.ncbi.nlm.nih.gov/42769268/</w:t>
+        <w:t>https://pubmed.ncbi.nlm.nih.gov/42774225/</w:t>
       </w:r>
     </w:p>
     <w:p>
@@ -310,7 +310,7 @@
         <w:pStyle w:val="Heading2"/>
       </w:pPr>
       <w:r>
-        <w:t>Adenovirus-Serotyp-Wechsel steigerte Ebola-Impfstoff-Immunantwort in Mäusen</w:t>
+        <w:t>Hochdosis-Grippeimpfstoff für gebrechliche Ältere – Effektivität variiert nach Frailty-Risiko</w:t>
       </w:r>
     </w:p>
     <w:p>
@@ -320,12 +320,12 @@
           <w:color w:val="666666"/>
           <w:sz w:val="18"/>
         </w:rPr>
-        <w:t>Wiggins J et al.  ·  J Med Virol  ·  Sept. 2026  ·  PMID 42765626</w:t>
+        <w:t>Espersen C et al.  ·  Lancet Healthy Longev  ·  17.09.2026  ·  PMID 42753782</w:t>
       </w:r>
     </w:p>
     <w:p>
       <w:r>
-        <w:t>Vergleichende Laborstu die mit verschiedenen Adenovirus-Vektoren und Immunisierungsrouten zur Optimierung der Ebolavirus-Glykoproteinin-Immunogenität.</w:t>
+        <w:t>Prespecified Analyse der DANFLU-2-Studie mit 332.438 Personen ≥65 Jahren aus Dänemark verglich Hochdosis- vs. Standarddosis-Influenzavakzin nach Gebrechlichkeitsrisiko bezüglich Hospitalisierungen.</w:t>
       </w:r>
     </w:p>
     <w:p>
@@ -336,7 +336,7 @@
         <w:t xml:space="preserve">Ergebnis: </w:t>
       </w:r>
       <w:r>
-        <w:t>Species-C-Vektoren (Ad5, Ad6) zeigten starke Antikörperreaktionen und schnelle Klassenumwandlung zu IgG im Vergleich zu Species B und D. Serotyp-Wechsel-Schemata erhöhten Antikörperniveaus und erzeugte robuste T-Zell-Reaktionen bei intramuskulärer Gabe. Intranasale Gabe induzierte nachweisbares IgA, aber keine messbaren T-Zell-Antworten – routenabhängige Immunkompartimentalisierung.</w:t>
+        <w:t>Bei niedriger Gebrechlichkeit: relative Vakzin-Effektivität (HD vs. SD) 0,2% (95% KI −10,8–10,2); bei mittlerer: 13,1% (−0,4–24,8); bei hoher: 19,9% (−10,3–42,1). Höhere Effektivitätsgewinne mit steigendem Gebrechlichkeitsrisiko, aber 95%-KIs überschreiten Null; Effekt-Modifikation nicht signifikant in vorgegebenen Kategorien.</w:t>
       </w:r>
     </w:p>
     <w:p>
@@ -351,7 +351,7 @@
         <w:rPr>
           <w:sz w:val="19"/>
         </w:rPr>
-        <w:t>Präklinische Mausstudien, Impfstoff-Entwicklungsphase, keine direkten Versorgungsdaten</w:t>
+        <w:t>Dänemark, vergleichbares skandinavisches System mit Register und Krankenhausdaten</w:t>
       </w:r>
     </w:p>
     <w:p>
@@ -360,7 +360,7 @@
           <w:color w:val="5A7D3A"/>
           <w:sz w:val="18"/>
         </w:rPr>
-        <w:t>https://pubmed.ncbi.nlm.nih.gov/42765626/</w:t>
+        <w:t>https://pubmed.ncbi.nlm.nih.gov/42753782/</w:t>
       </w:r>
     </w:p>
     <w:p>
@@ -368,7 +368,7 @@
         <w:pStyle w:val="Heading2"/>
       </w:pPr>
       <w:r>
-        <w:t>MMR-Impf-Anaphylaxie durch Schweineglatine: Fallbericht und praktische Empfehlungen</w:t>
+        <w:t>Langzeitkomplikationen nach CAR-T-Zelltherapie: Infektionen und Sekundärmalignome überwiegen</w:t>
       </w:r>
     </w:p>
     <w:p>
@@ -378,12 +378,12 @@
           <w:color w:val="666666"/>
           <w:sz w:val="18"/>
         </w:rPr>
-        <w:t>Iordachescu M et al.  ·  Rev Med Liege  ·  Sept. 2026  ·  PMID 42751843</w:t>
+        <w:t>Eisenmann M et al.  ·  Curr Oncol  ·  01.08.2026  ·  PMID 42645366</w:t>
       </w:r>
     </w:p>
     <w:p>
       <w:r>
-        <w:t>Zwei pädiatrische Fallberichte von Anaphylaxie nach M-M-RVaxPro®-Impfung, zugeordnet der Schweineglatine (14,5 mg/Dosis) als Stabilisator.</w:t>
+        <w:t>Scoping Review von 18 Primärstudien (2018 an) zu späten Nebenwirkungen (≥12 Monate nach Infusion) bei Patienten mit EMA-zugelassenen CAR-T-Produkten.</w:t>
       </w:r>
     </w:p>
     <w:p>
@@ -394,7 +394,7 @@
         <w:t xml:space="preserve">Ergebnis: </w:t>
       </w:r>
       <w:r>
-        <w:t>Beide Patienten entwickelten schwere Reaktionen nach Auffrischung mit positiven Haut- und Bluttests für Gelatin; Allergien gegen Neomycin, Latex und Chlorhexidin ausgeschlossen. Empfehlungen: Vermeidung gelatinehaltiger Impfstoffe, Substitution mit gelatinefreien Alternativen (Priorix®), orale Herausforderungsprobe für Lebensmitteltoleranz, Epinephrin-Notfallset, Spitalüberwachung bei Mastzellstörungen.</w:t>
+        <w:t>Spätkomplikationen konzentrierten sich auf Infektionen und Sekundärmalignome; Nicht-Rückfall-Mortalität in 7 Studien berichtet, Infektionen und Sekundärmalignome häufig als Todesursachen genannt; systematische Übersichtsarbeit ohne neue Ziffern, aber klare Kategorisierung der Evidenz.</w:t>
       </w:r>
     </w:p>
     <w:p>
@@ -409,7 +409,7 @@
         <w:rPr>
           <w:sz w:val="19"/>
         </w:rPr>
-        <w:t>Belgien, europäische Fallberichte, Sicherheitserkenntnis für alle Mastzell-Erkrankungen</w:t>
+        <w:t>Europa, EMA-Daten, aber Übersicht ohne neue empirische Effekte – nur für Systemwissen</w:t>
       </w:r>
     </w:p>
     <w:p>
@@ -418,65 +418,7 @@
           <w:color w:val="5A7D3A"/>
           <w:sz w:val="18"/>
         </w:rPr>
-        <w:t>https://pubmed.ncbi.nlm.nih.gov/42751843/</w:t>
-      </w:r>
-    </w:p>
-    <w:p>
-      <w:pPr>
-        <w:pStyle w:val="Heading2"/>
-      </w:pPr>
-      <w:r>
-        <w:t>RSV-Impfstoff verhinderte 70 % der Hospitalisierungen bei Erwachsenen</w:t>
-      </w:r>
-    </w:p>
-    <w:p>
-      <w:r>
-        <w:rPr>
-          <w:i/>
-          <w:color w:val="666666"/>
-          <w:sz w:val="18"/>
-        </w:rPr>
-        <w:t>Lassen MCH et al.  ·  NEJM Evid  ·  29.08.2026  ·  PMID 42666095</w:t>
-      </w:r>
-    </w:p>
-    <w:p>
-      <w:r>
-        <w:t>Pragmatische randomisierte Studie zum Schutz der bivalenten RSV-Präfusion-F-Impfung vor RSV-Hospitalisierung in Dänemark und Spanien.</w:t>
-      </w:r>
-    </w:p>
-    <w:p>
-      <w:r>
-        <w:rPr>
-          <w:b/>
-        </w:rPr>
-        <w:t xml:space="preserve">Ergebnis: </w:t>
-      </w:r>
-      <w:r>
-        <w:t>Von 513.358 randomisierten Teilnehmern lag die Impfeffektivität gegen RSV-Atemwegserkrankungen-Hospitalisierung bei 70,3 % (95 %-KI 49,7–83,2), gegen untere Atemwege bei 71,1 % (45,4–85,7). Schwere Nebenwirkungen traten in 2,0 % der Impfgruppe vs. 2,2 % der Kontrollgruppe auf – ein wirksamer und sicherer Impfstoff unter Alltagsbedingungen.</w:t>
-      </w:r>
-    </w:p>
-    <w:p>
-      <w:r>
-        <w:rPr>
-          <w:b/>
-          <w:sz w:val="19"/>
-        </w:rPr>
-        <w:t xml:space="preserve">Übertragbarkeit: </w:t>
-      </w:r>
-      <w:r>
-        <w:rPr>
-          <w:sz w:val="19"/>
-        </w:rPr>
-        <w:t>Dänemark/Spanien, nationale Versicherungsdaten und Routineüberwachung, nicht USA-abhängig</w:t>
-      </w:r>
-    </w:p>
-    <w:p>
-      <w:r>
-        <w:rPr>
-          <w:color w:val="5A7D3A"/>
-          <w:sz w:val="18"/>
-        </w:rPr>
-        <w:t>https://pubmed.ncbi.nlm.nih.gov/42666095/</w:t>
+        <w:t>https://pubmed.ncbi.nlm.nih.gov/42645366/</w:t>
       </w:r>
     </w:p>
     <w:sectPr>

--- a/download/studien-aktuell.docx
+++ b/download/studien-aktuell.docx
@@ -62,7 +62,7 @@
           <w:color w:val="666666"/>
           <w:sz w:val="18"/>
         </w:rPr>
-        <w:t>Stand: 24.09.2026  |  6 Studien  |  impfen.m-vf.de</w:t>
+        <w:t>Stand: 25.09.2026  |  6 Studien  |  impfen.m-vf.de</w:t>
       </w:r>
     </w:p>
     <w:p>
@@ -70,7 +70,7 @@
         <w:pStyle w:val="Heading1"/>
       </w:pPr>
       <w:r>
-        <w:t>Aufgenommen am 24.09.2026</w:t>
+        <w:t>Aufgenommen am 25.09.2026</w:t>
       </w:r>
     </w:p>
     <w:p>
@@ -78,7 +78,7 @@
         <w:pStyle w:val="Heading2"/>
       </w:pPr>
       <w:r>
-        <w:t>COVID-19-Impfung: Alter und Bildung bestimmen Annahme in Ostpolen stärker als Lebensstil</w:t>
+        <w:t>SARS-CoV-2-Impfstoffverfügbarkeit in ruralen Regionen sub-Sahara-Afrikas – systematisches Reviewprotokoll</w:t>
       </w:r>
     </w:p>
     <w:p>
@@ -88,12 +88,12 @@
           <w:color w:val="666666"/>
           <w:sz w:val="18"/>
         </w:rPr>
-        <w:t>Karczmarz S et al.  ·  Med Sci Monit  ·  23.09.2026  ·  PMID 42776929</w:t>
+        <w:t>Nyangi E et al.  ·  BMJ Open  ·  24.09.2026  ·  PMID 42785944</w:t>
       </w:r>
     </w:p>
     <w:p>
       <w:r>
-        <w:t>Querschnittsstudie an 458 Primärversorgungspatienten in Polen untersuchte, welche Faktoren mit vollständiger COVID-19-Impfung assoziiert sind.</w:t>
+        <w:t>Systematisches Reviewprotokoll zu Verfügbarkeit und Erreichbarkeit von COVID-19-Impfstoffen bei ruraler Bevölkerung in sub-Sahara-Afrika (Suche Oktober 2025–Oktober 2027).</w:t>
       </w:r>
     </w:p>
     <w:p>
@@ -104,7 +104,7 @@
         <w:t xml:space="preserve">Ergebnis: </w:t>
       </w:r>
       <w:r>
-        <w:t>Vollständige Impfung war assoziiert mit höherem Alter, höherer Bildung und Rentnerstatus; ländlicher Wohnort zeigte unerwartet höhere Impfquote als urban; Lifestyle-Profile zeigten keine konsistente unabhängige Assoziation mit Impfstatus.</w:t>
+        <w:t>Systematisches Review und Meta-Analyse in Planung; quantitative Befunde werden mit Modell mit Zufallseffekten gepoolt, qualitative Befunde thematisch synthetisiert. Schwerpunkt: strukturelle Barrieren, schwache Gesundheitssysteme, Ressourcenmangel.</w:t>
       </w:r>
     </w:p>
     <w:p>
@@ -119,7 +119,7 @@
         <w:rPr>
           <w:sz w:val="19"/>
         </w:rPr>
-        <w:t>Polen, vergleichbares Versicherungssystem, dokumentiert Rollen von Zugang und Vertrauen</w:t>
+        <w:t>Sub-Sahara-Afrika, methodisch relevant für Reichweitenanalysen, aber Ressourcenlage sehr unterschiedlich</w:t>
       </w:r>
     </w:p>
     <w:p>
@@ -128,7 +128,7 @@
           <w:color w:val="5A7D3A"/>
           <w:sz w:val="18"/>
         </w:rPr>
-        <w:t>https://pubmed.ncbi.nlm.nih.gov/42776929/</w:t>
+        <w:t>https://pubmed.ncbi.nlm.nih.gov/42785944/</w:t>
       </w:r>
     </w:p>
     <w:p>
@@ -136,7 +136,7 @@
         <w:pStyle w:val="Heading2"/>
       </w:pPr>
       <w:r>
-        <w:t>Moderate bis hohe körperliche Aktivität verstärkt COVID-19-Antikörperreaktion unmittelbar nach Impfung</w:t>
+        <w:t>Kostenloses Grippeimpfangebot erhöht Impfquote und psychisches Wohlbefinden älterer Menschen</w:t>
       </w:r>
     </w:p>
     <w:p>
@@ -146,12 +146,12 @@
           <w:color w:val="666666"/>
           <w:sz w:val="18"/>
         </w:rPr>
-        <w:t>Voulgaridi I et al.  ·  Front Public Health  ·  08.09.2026  ·  PMID 42774463</w:t>
+        <w:t>Wang Y  ·  Front Public Health  ·  09.09.2026  ·  PMID 42780378</w:t>
       </w:r>
     </w:p>
     <w:p>
       <w:r>
-        <w:t>Längsschnitt-Kohortenstudie mit 641 Erwachsenen untersuchte Assoziation zwischen Bewegungsaktivität und Anti-SARS-CoV-2-IgG/IgA-Antikörpern an den Tagen 21, 42, 90 und 180 nach COVID-19-Impfung.</w:t>
+        <w:t>Chinesische Differenz-in-Differenzen-Analyse zur Wirkung einer kostenlosen Grippeimpfpolitik für die Bevölkerung ab 60 Jahren auf Impfquoten und Gesundheit.</w:t>
       </w:r>
     </w:p>
     <w:p>
@@ -162,7 +162,7 @@
         <w:t xml:space="preserve">Ergebnis: </w:t>
       </w:r>
       <w:r>
-        <w:t>IgG-Seropositividät an Tag 21 war höher bei moderater (92,6%) oder hoher (97,0%) Aktivität als bei niedriger (70,4%, p&lt;0,001); älteres Alter mit reduzierten IgG-Titern assoziiert (alle Zeitpunkte p&lt;0,001); Komorbidität mit niedrigeren Titern verknüpft.</w:t>
+        <w:t>Die Impfquote stieg um 23 Prozentpunkte. Die Wahrscheinlichkeit, dass gesundheitliche Probleme die täglichen Aktivitäten einschränken, sank um 16,9 Prozentpunkte; das Gefühl von Energie stieg um 28,1 Prozentpunkte. Der Effekt funktioniert über Verhaltenspfade, nicht nur biologisch.</w:t>
       </w:r>
     </w:p>
     <w:p>
@@ -177,7 +177,7 @@
         <w:rPr>
           <w:sz w:val="19"/>
         </w:rPr>
-        <w:t>Griechenland, europäisches Gesundheitssystem, vergleichbare Impfprogramme</w:t>
+        <w:t>China, aber Versorgungsfrage (Kostenfreiheit und Quote) übertragbar auf Deutschland-Diskussionen zur Impffinanzierung</w:t>
       </w:r>
     </w:p>
     <w:p>
@@ -186,7 +186,7 @@
           <w:color w:val="5A7D3A"/>
           <w:sz w:val="18"/>
         </w:rPr>
-        <w:t>https://pubmed.ncbi.nlm.nih.gov/42774463/</w:t>
+        <w:t>https://pubmed.ncbi.nlm.nih.gov/42780378/</w:t>
       </w:r>
     </w:p>
     <w:p>
@@ -194,7 +194,7 @@
         <w:pStyle w:val="Heading2"/>
       </w:pPr>
       <w:r>
-        <w:t>Tdap-Sicherheit im VAERS-Register: Radiculitis bei Frauen erhöht, aber Schwangerschaft und Alter unbedenklich</w:t>
+        <w:t>Impfwissen und Eigenimpfung prägen Impfempfehlung durch Gesundheitspersonal</w:t>
       </w:r>
     </w:p>
     <w:p>
@@ -204,12 +204,12 @@
           <w:color w:val="666666"/>
           <w:sz w:val="18"/>
         </w:rPr>
-        <w:t>Song W et al.  ·  Front Cell Infect Microbiol  ·  08.09.2026  ·  PMID 42774241</w:t>
+        <w:t>Shi H et al.  ·  Front Public Health  ·  09.09.2026  ·  PMID 42780248</w:t>
       </w:r>
     </w:p>
     <w:p>
       <w:r>
-        <w:t>Post-Marketing-Surveillance von 20.128 VAERS-Meldungen zu Tdap (2015–2025) mit Disproportionalitätsanalyse nach Alter, Geschlecht und Schwangerschaftsstatus.</w:t>
+        <w:t>Querschnittstudie zu Pfad zwischen Grippeimpfwissen, Eigenimpfung, zukünftiger Impfbereitschaft und Empfehlungsverhalten bei 4.238 Beschäftigten im Gesundheitswesen in Beijing.</w:t>
       </w:r>
     </w:p>
     <w:p>
@@ -220,7 +220,7 @@
         <w:t xml:space="preserve">Ergebnis: </w:t>
       </w:r>
       <w:r>
-        <w:t>95,8% nicht-schwerwiegende Fälle; häufigste Signale: Injektionsstelle Erythem und Ödem; 70,3% Ereignisse innerhalb 1 Tag; bei Schwangeren (n=744): keine unerwarteten Sicherheitssignale; Adoleszenten: Opisthotonus erhöht (ROR=8,55); nicht-schwangere Frauen: Brachialradiculitis (ROR=14,42) und Bursa-Flüssigkeitsansammlung (ROR=21,22) erhöht.</w:t>
+        <w:t>22,1 % waren aktuell geimpft, 43,7 % wollten sich nächste Saison impfen, 82,0 % empfahlen Impfung Patienten. Impfwissen korrelierte mit Impfquote (β = 0,09, p &lt; 0,001); Eigenimpfung vorhersagend für zukünftige Impfbereitschaft (β = 0,47); zukünftige Bereitschaft stärkster Prädiktor für Empfehlung (β = 0,41, p &lt; 0,001).</w:t>
       </w:r>
     </w:p>
     <w:p>
@@ -235,7 +235,7 @@
         <w:rPr>
           <w:sz w:val="19"/>
         </w:rPr>
-        <w:t>USA-VAERS-Daten, aber Pharmakovigilanz-Methode international verwendbar</w:t>
+        <w:t>China, aber Pfadmodell (Wissen → Verhalten → Empfehlung) systemübergreifend relevant</w:t>
       </w:r>
     </w:p>
     <w:p>
@@ -244,7 +244,7 @@
           <w:color w:val="5A7D3A"/>
           <w:sz w:val="18"/>
         </w:rPr>
-        <w:t>https://pubmed.ncbi.nlm.nih.gov/42774241/</w:t>
+        <w:t>https://pubmed.ncbi.nlm.nih.gov/42780248/</w:t>
       </w:r>
     </w:p>
     <w:p>
@@ -252,7 +252,7 @@
         <w:pStyle w:val="Heading2"/>
       </w:pPr>
       <w:r>
-        <w:t>HPV16/18-Antikörper-Überwachung: Neutralisierungstest, cCLIA und IgG im Vergleich für Impfquoten-Monitoring</w:t>
+        <w:t>Impflücken bei Flüchtlingen und Migranten in Uganda: Systematische Analyse von Barrieren und Lösungen</w:t>
       </w:r>
     </w:p>
     <w:p>
@@ -262,12 +262,12 @@
           <w:color w:val="666666"/>
           <w:sz w:val="18"/>
         </w:rPr>
-        <w:t>Mao W et al.  ·  Front Immunol  ·  08.09.2026  ·  PMID 42774225</w:t>
+        <w:t>Nakachwa SM et al.  ·  Glob Public Health  ·  31.12.2026  ·  PMID 42776600</w:t>
       </w:r>
     </w:p>
     <w:p>
       <w:r>
-        <w:t>Querschnitt- und Längsschnittstudie mit vollständig Geimpften und Ungeimpften verglich drei serologische Assays (Pseudovirionen-Neutralisierung, kompetitiver Chemilumineszenz-Immunoassay, indirekte IgG) für HPV16/18-Antikörper-Nachweis nach Vakzination.</w:t>
+        <w:t>Narrative Review zu Impfquoten, Barrieren und Maßnahmen bei Flüchtlingen und Migranten in Uganda bis September 2025.</w:t>
       </w:r>
     </w:p>
     <w:p>
@@ -278,7 +278,7 @@
         <w:t xml:space="preserve">Ergebnis: </w:t>
       </w:r>
       <w:r>
-        <w:t>Alle drei Assays reflektierten Impfantwort-Trends; cCLIA stabiler gegenüber Neutralisierungstest als IgG-Assay, besonders longitudinal und nach 2. Dosis; IgG zeigte niedrigere Stabilität für funktionale Klassifikation, aber konsistente Erfassung von Bevölkerungs-Reaktionen; persistente numerische Unterschiede bedeuten Assays nicht direkt austauschbar.</w:t>
+        <w:t>Flüchtlings-Impfquoten unter nationalen Durchschnitten durch administrative Hürden, Engpässe, Entfernungen, Sprachhindernisse und Desinformation. Erfolgreiche Ansätze: Integration in nationale Systeme, vereinfachte Registrierung, mobile Angebote, Gemeindegesundheitspersonal, grenzübergreifende Datenkoordination.</w:t>
       </w:r>
     </w:p>
     <w:p>
@@ -293,7 +293,7 @@
         <w:rPr>
           <w:sz w:val="19"/>
         </w:rPr>
-        <w:t>China, aber Assay-Vergleich für HPV-Monitoring-Strategien europaweit relevant</w:t>
+        <w:t>Uganda, aber Barrieren und Strategien (mobil, registrierungsarmut) für vulnerable Gruppen übertragbar</w:t>
       </w:r>
     </w:p>
     <w:p>
@@ -302,7 +302,7 @@
           <w:color w:val="5A7D3A"/>
           <w:sz w:val="18"/>
         </w:rPr>
-        <w:t>https://pubmed.ncbi.nlm.nih.gov/42774225/</w:t>
+        <w:t>https://pubmed.ncbi.nlm.nih.gov/42776600/</w:t>
       </w:r>
     </w:p>
     <w:p>
@@ -310,7 +310,7 @@
         <w:pStyle w:val="Heading2"/>
       </w:pPr>
       <w:r>
-        <w:t>Hochdosis-Grippeimpfstoff für gebrechliche Ältere – Effektivität variiert nach Frailty-Risiko</w:t>
+        <w:t>Grippeimpfquote bei Fachpersonen in Guangzhou: Unterschiede nach Arbeitsstätte und Wissenstyp</w:t>
       </w:r>
     </w:p>
     <w:p>
@@ -320,12 +320,12 @@
           <w:color w:val="666666"/>
           <w:sz w:val="18"/>
         </w:rPr>
-        <w:t>Espersen C et al.  ·  Lancet Healthy Longev  ·  17.09.2026  ·  PMID 42753782</w:t>
+        <w:t>Lin D et al.  ·  Expert Rev Vaccines  ·  23.09.2026  ·  PMID 42775460</w:t>
       </w:r>
     </w:p>
     <w:p>
       <w:r>
-        <w:t>Prespecified Analyse der DANFLU-2-Studie mit 332.438 Personen ≥65 Jahren aus Dänemark verglich Hochdosis- vs. Standarddosis-Influenzavakzin nach Gebrechlichkeitsrisiko bezüglich Hospitalisierungen.</w:t>
+        <w:t>Querschnittstudie unter 3.153 Gesundheitsfachleuten in Grundversorgung, Krankenhäusern und Schulen zur Grippeimpfquote und Empfehlungsverhalten.</w:t>
       </w:r>
     </w:p>
     <w:p>
@@ -336,7 +336,7 @@
         <w:t xml:space="preserve">Ergebnis: </w:t>
       </w:r>
       <w:r>
-        <w:t>Bei niedriger Gebrechlichkeit: relative Vakzin-Effektivität (HD vs. SD) 0,2% (95% KI −10,8–10,2); bei mittlerer: 13,1% (−0,4–24,8); bei hoher: 19,9% (−10,3–42,1). Höhere Effektivitätsgewinne mit steigendem Gebrechlichkeitsrisiko, aber 95%-KIs überschreiten Null; Effekt-Modifikation nicht signifikant in vorgegebenen Kategorien.</w:t>
+        <w:t>46,2 % waren mindestens in einer der letzten vier Saisons geimpft, durchschnittliche saisonale Quote 28,2 %. Öffentlichkeitsgesundheit: OR 2,53, Schulgesundheit: OR 0,64 vs. Ärzte. Impfstoffwissen positiv assoziiert mit Impfung (OR 1,09) und Empfehlungsverhalten (OR 1,11).</w:t>
       </w:r>
     </w:p>
     <w:p>
@@ -351,7 +351,7 @@
         <w:rPr>
           <w:sz w:val="19"/>
         </w:rPr>
-        <w:t>Dänemark, vergleichbares skandinavisches System mit Register und Krankenhausdaten</w:t>
+        <w:t>China, aber Versorgungsmuster (Quote nach Berufsgruppe) international vergleichbar</w:t>
       </w:r>
     </w:p>
     <w:p>
@@ -360,7 +360,7 @@
           <w:color w:val="5A7D3A"/>
           <w:sz w:val="18"/>
         </w:rPr>
-        <w:t>https://pubmed.ncbi.nlm.nih.gov/42753782/</w:t>
+        <w:t>https://pubmed.ncbi.nlm.nih.gov/42775460/</w:t>
       </w:r>
     </w:p>
     <w:p>
@@ -368,7 +368,7 @@
         <w:pStyle w:val="Heading2"/>
       </w:pPr>
       <w:r>
-        <w:t>Langzeitkomplikationen nach CAR-T-Zelltherapie: Infektionen und Sekundärmalignome überwiegen</w:t>
+        <w:t>HPV-Impfung und HPV-Screening kombiniert für vulnerable Frauen in Europa – Implementierungsprotokoll</w:t>
       </w:r>
     </w:p>
     <w:p>
@@ -378,12 +378,12 @@
           <w:color w:val="666666"/>
           <w:sz w:val="18"/>
         </w:rPr>
-        <w:t>Eisenmann M et al.  ·  Curr Oncol  ·  01.08.2026  ·  PMID 42645366</w:t>
+        <w:t>Mosquera I et al.  ·  Cancer Control  ·  02.09.2026  ·  PMID 42683830</w:t>
       </w:r>
     </w:p>
     <w:p>
       <w:r>
-        <w:t>Scoping Review von 18 Primärstudien (2018 an) zu späten Nebenwirkungen (≥12 Monate nach Infusion) bei Patienten mit EMA-zugelassenen CAR-T-Produkten.</w:t>
+        <w:t>Implementierungsstudienprotokoll zur Kapazität von Gesundheitssystemen, HPV-Impfung und HPV-basiertes Screening kombiniert für vulnerable Gruppen (25–45 Jahre) in Spanien, Schweden, Dänemark, Rumänien und Frankreich anzubieten.</w:t>
       </w:r>
     </w:p>
     <w:p>
@@ -394,7 +394,7 @@
         <w:t xml:space="preserve">Ergebnis: </w:t>
       </w:r>
       <w:r>
-        <w:t>Spätkomplikationen konzentrierten sich auf Infektionen und Sekundärmalignome; Nicht-Rückfall-Mortalität in 7 Studien berichtet, Infektionen und Sekundärmalignome häufig als Todesursachen genannt; systematische Übersichtsarbeit ohne neue Ziffern, aber klare Kategorisierung der Evidenz.</w:t>
+        <w:t>Protokoll umfasst Schreibtischreview, Vor-Ort-Prüfungen und Stakeholder-Interviews. Ziel: Systemkapazität messen und Strategien zur HPV-Schneller-Elimination in Europa tailoriert stärken. Studie läuft.</w:t>
       </w:r>
     </w:p>
     <w:p>
@@ -409,7 +409,7 @@
         <w:rPr>
           <w:sz w:val="19"/>
         </w:rPr>
-        <w:t>Europa, EMA-Daten, aber Übersicht ohne neue empirische Effekte – nur für Systemwissen</w:t>
+        <w:t>Mehrere europäische Länder (DACH-nahes System), vergleichbare nationale Gesundheitssysteme</w:t>
       </w:r>
     </w:p>
     <w:p>
@@ -418,7 +418,7 @@
           <w:color w:val="5A7D3A"/>
           <w:sz w:val="18"/>
         </w:rPr>
-        <w:t>https://pubmed.ncbi.nlm.nih.gov/42645366/</w:t>
+        <w:t>https://pubmed.ncbi.nlm.nih.gov/42683830/</w:t>
       </w:r>
     </w:p>
     <w:sectPr>

--- a/download/studien-aktuell.docx
+++ b/download/studien-aktuell.docx
@@ -62,7 +62,7 @@
           <w:color w:val="666666"/>
           <w:sz w:val="18"/>
         </w:rPr>
-        <w:t>Stand: 25.09.2026  |  6 Studien  |  impfen.m-vf.de</w:t>
+        <w:t>Stand: 26.09.2026  |  6 Studien  |  impfen.m-vf.de</w:t>
       </w:r>
     </w:p>
     <w:p>
@@ -70,7 +70,7 @@
         <w:pStyle w:val="Heading1"/>
       </w:pPr>
       <w:r>
-        <w:t>Aufgenommen am 25.09.2026</w:t>
+        <w:t>Aufgenommen am 26.09.2026</w:t>
       </w:r>
     </w:p>
     <w:p>
@@ -78,7 +78,7 @@
         <w:pStyle w:val="Heading2"/>
       </w:pPr>
       <w:r>
-        <w:t>SARS-CoV-2-Impfstoffverfügbarkeit in ruralen Regionen sub-Sahara-Afrikas – systematisches Reviewprotokoll</w:t>
+        <w:t>Tollwutimpfung bei Kindern in Thailand: Prävention mit Kosten-Nutzen-Vorteilen</w:t>
       </w:r>
     </w:p>
     <w:p>
@@ -88,12 +88,12 @@
           <w:color w:val="666666"/>
           <w:sz w:val="18"/>
         </w:rPr>
-        <w:t>Nyangi E et al.  ·  BMJ Open  ·  24.09.2026  ·  PMID 42785944</w:t>
+        <w:t>Soopairin S et al.  ·  BMJ Glob Health  ·  25.09.2026  ·  PMID 42791044</w:t>
       </w:r>
     </w:p>
     <w:p>
       <w:r>
-        <w:t>Systematisches Reviewprotokoll zu Verfügbarkeit und Erreichbarkeit von COVID-19-Impfstoffen bei ruraler Bevölkerung in sub-Sahara-Afrika (Suche Oktober 2025–Oktober 2027).</w:t>
+        <w:t>Entscheidungsmodell-Analyse zum Kosten-Nutzen-Verhältnis einer Tollwut-Präexpositionsprophylaxe (PrEP) plus Postexpositionsprophylaxe (PEP) versus PEP allein bei 5-Jährigen in Thailand.</w:t>
       </w:r>
     </w:p>
     <w:p>
@@ -104,7 +104,7 @@
         <w:t xml:space="preserve">Ergebnis: </w:t>
       </w:r>
       <w:r>
-        <w:t>Systematisches Review und Meta-Analyse in Planung; quantitative Befunde werden mit Modell mit Zufallseffekten gepoolt, qualitative Befunde thematisch synthetisiert. Schwerpunkt: strukturelle Barrieren, schwache Gesundheitssysteme, Ressourcenmangel.</w:t>
+        <w:t>PrEP+PEP intrakutan mit inaktiviertem Hühnerzellvakzin war kosteneffektiv mit 40.977 THB (~1.161 USD) pro qualitätsbereinigtem Lebensjahr vs. PEP allein. Jährliche Bissinzidenz war einflussreichster Parameter; Kosten-Effektivität bleib robust über weitere Parameter.</w:t>
       </w:r>
     </w:p>
     <w:p>
@@ -119,7 +119,7 @@
         <w:rPr>
           <w:sz w:val="19"/>
         </w:rPr>
-        <w:t>Sub-Sahara-Afrika, methodisch relevant für Reichweitenanalysen, aber Ressourcenlage sehr unterschiedlich</w:t>
+        <w:t>Thailand, außereuropäisches System; Kosten-Nutzen-Befund ist methodisch übertragbar für Priorisierung in Impfprogrammen.</w:t>
       </w:r>
     </w:p>
     <w:p>
@@ -128,7 +128,7 @@
           <w:color w:val="5A7D3A"/>
           <w:sz w:val="18"/>
         </w:rPr>
-        <w:t>https://pubmed.ncbi.nlm.nih.gov/42785944/</w:t>
+        <w:t>https://pubmed.ncbi.nlm.nih.gov/42791044/</w:t>
       </w:r>
     </w:p>
     <w:p>
@@ -136,7 +136,7 @@
         <w:pStyle w:val="Heading2"/>
       </w:pPr>
       <w:r>
-        <w:t>Kostenloses Grippeimpfangebot erhöht Impfquote und psychisches Wohlbefinden älterer Menschen</w:t>
+        <w:t>Influenza-Impfquoten in der Praxis: Defizite bei hochwertigen Impfstoffen</w:t>
       </w:r>
     </w:p>
     <w:p>
@@ -146,12 +146,12 @@
           <w:color w:val="666666"/>
           <w:sz w:val="18"/>
         </w:rPr>
-        <w:t>Wang Y  ·  Front Public Health  ·  09.09.2026  ·  PMID 42780378</w:t>
+        <w:t>Amicizia D et al.  ·  Hum Vaccin Immunother  ·  25.09.2026  ·  PMID 42788870</w:t>
       </w:r>
     </w:p>
     <w:p>
       <w:r>
-        <w:t>Chinesische Differenz-in-Differenzen-Analyse zur Wirkung einer kostenlosen Grippeimpfpolitik für die Bevölkerung ab 60 Jahren auf Impfquoten und Gesundheit.</w:t>
+        <w:t>Italienische Studie zur Influenzaimpfung ≥60-Jähriger in zwei Saisons (2023/24 und 2024/25), die den Wechsel zu dezentraler Versorgung durch Apotheken und Hausärzte untersucht.</w:t>
       </w:r>
     </w:p>
     <w:p>
@@ -162,7 +162,7 @@
         <w:t xml:space="preserve">Ergebnis: </w:t>
       </w:r>
       <w:r>
-        <w:t>Die Impfquote stieg um 23 Prozentpunkte. Die Wahrscheinlichkeit, dass gesundheitliche Probleme die täglichen Aktivitäten einschränken, sank um 16,9 Prozentpunkte; das Gefühl von Energie stieg um 28,1 Prozentpunkte. Der Effekt funktioniert über Verhaltenspfade, nicht nur biologisch.</w:t>
+        <w:t>Gesamtquote sank um 6% zwischen den Saisons; nur 65% (2023/24) bzw. 73% (2024/25) der ≥65-Jährigen erhielten altersgerechte hochdosierte Impfstoffe. Dezentrale Versorgung steigerte zwar Erreichbarkeit, führte aber zu erheblicher Varianz bei der Impfstoffwahl und suboptimalen Plattformen bei Hochrisikogruppen.</w:t>
       </w:r>
     </w:p>
     <w:p>
@@ -177,7 +177,7 @@
         <w:rPr>
           <w:sz w:val="19"/>
         </w:rPr>
-        <w:t>China, aber Versorgungsfrage (Kostenfreiheit und Quote) übertragbar auf Deutschland-Diskussionen zur Impffinanzierung</w:t>
+        <w:t>Italien, vergleichbares Gesundheitssystem; zeigt Hürden bei Umsetzung von Leitlinien in dezentraler Versorgung.</w:t>
       </w:r>
     </w:p>
     <w:p>
@@ -186,7 +186,7 @@
           <w:color w:val="5A7D3A"/>
           <w:sz w:val="18"/>
         </w:rPr>
-        <w:t>https://pubmed.ncbi.nlm.nih.gov/42780378/</w:t>
+        <w:t>https://pubmed.ncbi.nlm.nih.gov/42788870/</w:t>
       </w:r>
     </w:p>
     <w:p>
@@ -194,7 +194,7 @@
         <w:pStyle w:val="Heading2"/>
       </w:pPr>
       <w:r>
-        <w:t>Impfwissen und Eigenimpfung prägen Impfempfehlung durch Gesundheitspersonal</w:t>
+        <w:t>HPV-Impfung und Krebsvorsorge in Brasilien: Pandemie-Folgen bei Ungleichheit</w:t>
       </w:r>
     </w:p>
     <w:p>
@@ -204,12 +204,12 @@
           <w:color w:val="666666"/>
           <w:sz w:val="18"/>
         </w:rPr>
-        <w:t>Shi H et al.  ·  Front Public Health  ·  09.09.2026  ·  PMID 42780248</w:t>
+        <w:t>Carvalho TS et al.  ·  Rev Inst Med Trop Sao Paulo  ·  18.09.2026  ·  PMID 42788601</w:t>
       </w:r>
     </w:p>
     <w:p>
       <w:r>
-        <w:t>Querschnittstudie zu Pfad zwischen Grippeimpfwissen, Eigenimpfung, zukünftiger Impfbereitschaft und Empfehlungsverhalten bei 4.238 Beschäftigten im Gesundheitswesen in Beijing.</w:t>
+        <w:t>Ökologische Studie (2016–2021) zur Auswirkung der COVID-19-Pandemie auf HPV-Impfquoten und Pap-Abstrich-Screening in Sao Paulo State mittels öffentlicher Datenbank.</w:t>
       </w:r>
     </w:p>
     <w:p>
@@ -220,7 +220,7 @@
         <w:t xml:space="preserve">Ergebnis: </w:t>
       </w:r>
       <w:r>
-        <w:t>22,1 % waren aktuell geimpft, 43,7 % wollten sich nächste Saison impfen, 82,0 % empfahlen Impfung Patienten. Impfwissen korrelierte mit Impfquote (β = 0,09, p &lt; 0,001); Eigenimpfung vorhersagend für zukünftige Impfbereitschaft (β = 0,47); zukünftige Bereitschaft stärkster Prädiktor für Empfehlung (β = 0,41, p &lt; 0,001).</w:t>
+        <w:t>HPV-Impfquoten stiegen 2020, hielten aber 2021 nicht an. Pap-Abstriche sanken 2020 und erholten sich 2021 nur teilweise, besonders in Gemeinden mit niedrigen sozioökonomischen Indikatoren. Anzahl der COVID-19-Fälle war nicht stark assoziiert mit Schwankungen in Präventionsdiensten.</w:t>
       </w:r>
     </w:p>
     <w:p>
@@ -235,7 +235,7 @@
         <w:rPr>
           <w:sz w:val="19"/>
         </w:rPr>
-        <w:t>China, aber Pfadmodell (Wissen → Verhalten → Empfehlung) systemübergreifend relevant</w:t>
+        <w:t>Brasilien, öffentliche Gesundheitsverwaltung; zeigt Resilienz-Probleme bei integrierten Präventionsprogrammen unter Krise, besonders bei vulnerablen Bevölkerungen.</w:t>
       </w:r>
     </w:p>
     <w:p>
@@ -244,7 +244,7 @@
           <w:color w:val="5A7D3A"/>
           <w:sz w:val="18"/>
         </w:rPr>
-        <w:t>https://pubmed.ncbi.nlm.nih.gov/42780248/</w:t>
+        <w:t>https://pubmed.ncbi.nlm.nih.gov/42788601/</w:t>
       </w:r>
     </w:p>
     <w:p>
@@ -252,7 +252,7 @@
         <w:pStyle w:val="Heading2"/>
       </w:pPr>
       <w:r>
-        <w:t>Impflücken bei Flüchtlingen und Migranten in Uganda: Systematische Analyse von Barrieren und Lösungen</w:t>
+        <w:t>Sicherheit von HPV-Impfstoffen in China: Verträglichkeit unter Alltag</w:t>
       </w:r>
     </w:p>
     <w:p>
@@ -262,12 +262,12 @@
           <w:color w:val="666666"/>
           <w:sz w:val="18"/>
         </w:rPr>
-        <w:t>Nakachwa SM et al.  ·  Glob Public Health  ·  31.12.2026  ·  PMID 42776600</w:t>
+        <w:t>Xie M et al.  ·  Hum Vaccin Immunother  ·  25.09.2026  ·  PMID 42788243</w:t>
       </w:r>
     </w:p>
     <w:p>
       <w:r>
-        <w:t>Narrative Review zu Impfquoten, Barrieren und Maßnahmen bei Flüchtlingen und Migranten in Uganda bis September 2025.</w:t>
+        <w:t>Postmarketing-Sicherheitsüberwachung von HPV-Impfstoffen in Shandong 2017–2025 mittels Nebenwirkungsmeldungen.</w:t>
       </w:r>
     </w:p>
     <w:p>
@@ -278,7 +278,7 @@
         <w:t xml:space="preserve">Ergebnis: </w:t>
       </w:r>
       <w:r>
-        <w:t>Flüchtlings-Impfquoten unter nationalen Durchschnitten durch administrative Hürden, Engpässe, Entfernungen, Sprachhindernisse und Desinformation. Erfolgreiche Ansätze: Integration in nationale Systeme, vereinfachte Registrierung, mobile Angebote, Gemeindegesundheitspersonal, grenzübergreifende Datenkoordination.</w:t>
+        <w:t>1.056 Meldungen bei ~13,2 Millionen Dosen (Quote 7,99 pro 100.000 Dosen); 95,46% leichte Reaktionen, 1,42% seltene unerwünschte Ereignisse (u.a. Myalgie, Induration &gt;5 cm, Immunthrombozytopenie). Sicherheitsprofil insgesamt gut.</w:t>
       </w:r>
     </w:p>
     <w:p>
@@ -293,7 +293,7 @@
         <w:rPr>
           <w:sz w:val="19"/>
         </w:rPr>
-        <w:t>Uganda, aber Barrieren und Strategien (mobil, registrierungsarmut) für vulnerable Gruppen übertragbar</w:t>
+        <w:t>China, anderes Meldesystem; bestätigt gutes Sicherheitsprofil auch bei Millionenfach-Anwendung.</w:t>
       </w:r>
     </w:p>
     <w:p>
@@ -302,7 +302,7 @@
           <w:color w:val="5A7D3A"/>
           <w:sz w:val="18"/>
         </w:rPr>
-        <w:t>https://pubmed.ncbi.nlm.nih.gov/42776600/</w:t>
+        <w:t>https://pubmed.ncbi.nlm.nih.gov/42788243/</w:t>
       </w:r>
     </w:p>
     <w:p>
@@ -310,7 +310,7 @@
         <w:pStyle w:val="Heading2"/>
       </w:pPr>
       <w:r>
-        <w:t>Grippeimpfquote bei Fachpersonen in Guangzhou: Unterschiede nach Arbeitsstätte und Wissenstyp</w:t>
+        <w:t>Enterovirus-71-Impfung senkt Fallzahlen von Hand-Fuß-Mund-Krankheit</w:t>
       </w:r>
     </w:p>
     <w:p>
@@ -320,12 +320,12 @@
           <w:color w:val="666666"/>
           <w:sz w:val="18"/>
         </w:rPr>
-        <w:t>Lin D et al.  ·  Expert Rev Vaccines  ·  23.09.2026  ·  PMID 42775460</w:t>
+        <w:t>Li K et al.  ·  JMIR Public Health Surveill  ·  24.09.2026  ·  PMID 42785728</w:t>
       </w:r>
     </w:p>
     <w:p>
       <w:r>
-        <w:t>Querschnittstudie unter 3.153 Gesundheitsfachleuten in Grundversorgung, Krankenhäusern und Schulen zur Grippeimpfquote und Empfehlungsverhalten.</w:t>
+        <w:t>Überwachungsstudie (2008–2023) in Anhui, China zur Epidemiologie von Hand-Fuß-Mund-Krankheit (HFMD) nach Einführung der EV71-Impfung und während COVID-19-Pandemie.</w:t>
       </w:r>
     </w:p>
     <w:p>
@@ -336,7 +336,7 @@
         <w:t xml:space="preserve">Ergebnis: </w:t>
       </w:r>
       <w:r>
-        <w:t>46,2 % waren mindestens in einer der letzten vier Saisons geimpft, durchschnittliche saisonale Quote 28,2 %. Öffentlichkeitsgesundheit: OR 2,53, Schulgesundheit: OR 0,64 vs. Ärzte. Impfstoffwissen positiv assoziiert mit Impfung (OR 1,09) und Empfehlungsverhalten (OR 1,11).</w:t>
+        <w:t>Typisierte EV71-Fälle sanken von 45,8% (vor Impfung) auf 3,4% (während COVID-19); Vorhersagemodelle für 2017–2019 zeigten 470 beobachtete vs. 659 vorhergesagte EV71-Fälle 2017 (95%-PI 467–933). Gesamtlast HFMD während COVID-19 substanziell unter Prognose, Todesfälle ab 2020 keine gemeldet.</w:t>
       </w:r>
     </w:p>
     <w:p>
@@ -351,7 +351,7 @@
         <w:rPr>
           <w:sz w:val="19"/>
         </w:rPr>
-        <w:t>China, aber Versorgungsmuster (Quote nach Berufsgruppe) international vergleichbar</w:t>
+        <w:t>China, Überwachungsdaten; zeigt reale Impfeffektivität bei Bevölkerungsergebnissen unter Alltagsbedingungen.</w:t>
       </w:r>
     </w:p>
     <w:p>
@@ -360,7 +360,7 @@
           <w:color w:val="5A7D3A"/>
           <w:sz w:val="18"/>
         </w:rPr>
-        <w:t>https://pubmed.ncbi.nlm.nih.gov/42775460/</w:t>
+        <w:t>https://pubmed.ncbi.nlm.nih.gov/42785728/</w:t>
       </w:r>
     </w:p>
     <w:p>
@@ -368,7 +368,7 @@
         <w:pStyle w:val="Heading2"/>
       </w:pPr>
       <w:r>
-        <w:t>HPV-Impfung und HPV-Screening kombiniert für vulnerable Frauen in Europa – Implementierungsprotokoll</w:t>
+        <w:t>COVID-19-Impfung überwindet HLA-bedingte Unterschiede in Antikörper-Breite</w:t>
       </w:r>
     </w:p>
     <w:p>
@@ -378,12 +378,12 @@
           <w:color w:val="666666"/>
           <w:sz w:val="18"/>
         </w:rPr>
-        <w:t>Mosquera I et al.  ·  Cancer Control  ·  02.09.2026  ·  PMID 42683830</w:t>
+        <w:t>Nguyen TTN et al.  ·  Front Immunol  ·  08.09.2026  ·  PMID 42774458</w:t>
       </w:r>
     </w:p>
     <w:p>
       <w:r>
-        <w:t>Implementierungsstudienprotokoll zur Kapazität von Gesundheitssystemen, HPV-Impfung und HPV-basiertes Screening kombiniert für vulnerable Gruppen (25–45 Jahre) in Spanien, Schweden, Dänemark, Rumänien und Frankreich anzubieten.</w:t>
+        <w:t>Longitudinale Kohortenstudie an 189 vietnamesischen Erwachsenen vor und nach COVID-19-Impfung, mit HLA-Genotypisierung und Neutralisierungstests gegen Variants of Concern.</w:t>
       </w:r>
     </w:p>
     <w:p>
@@ -394,7 +394,7 @@
         <w:t xml:space="preserve">Ergebnis: </w:t>
       </w:r>
       <w:r>
-        <w:t>Protokoll umfasst Schreibtischreview, Vor-Ort-Prüfungen und Stakeholder-Interviews. Ziel: Systemkapazität messen und Strategien zur HPV-Schneller-Elimination in Europa tailoriert stärken. Studie läuft.</w:t>
+        <w:t>Impfung erhöhte Antikörpertiter gegen Wuhan um 132-fach und gegen Omikron 10-fach; Neutralisierungbreite erweiterte sich substanziell. HLA-Assoziationen bei Zeitpunkt 1 beobachtet, aber Impfung erwies sich als stärkster Faktor für Neutralisierungsbreite bei Monat 15 (p&lt;0,001 in multivariablen Modellen).</w:t>
       </w:r>
     </w:p>
     <w:p>
@@ -409,7 +409,7 @@
         <w:rPr>
           <w:sz w:val="19"/>
         </w:rPr>
-        <w:t>Mehrere europäische Länder (DACH-nahes System), vergleichbare nationale Gesundheitssysteme</w:t>
+        <w:t>Vietnam, Hybridimmunität; zeigt, dass Impfung genetische Heterogenität in Antikörper-Breite überlagert und Population-spezifische Langzeitimmunität aufbaut.</w:t>
       </w:r>
     </w:p>
     <w:p>
@@ -418,7 +418,7 @@
           <w:color w:val="5A7D3A"/>
           <w:sz w:val="18"/>
         </w:rPr>
-        <w:t>https://pubmed.ncbi.nlm.nih.gov/42683830/</w:t>
+        <w:t>https://pubmed.ncbi.nlm.nih.gov/42774458/</w:t>
       </w:r>
     </w:p>
     <w:sectPr>

--- a/download/studien-aktuell.docx
+++ b/download/studien-aktuell.docx
@@ -62,7 +62,7 @@
           <w:color w:val="666666"/>
           <w:sz w:val="18"/>
         </w:rPr>
-        <w:t>Stand: 26.09.2026  |  6 Studien  |  impfen.m-vf.de</w:t>
+        <w:t>Stand: 27.09.2026  |  6 Studien  |  impfen.m-vf.de</w:t>
       </w:r>
     </w:p>
     <w:p>
@@ -70,7 +70,7 @@
         <w:pStyle w:val="Heading1"/>
       </w:pPr>
       <w:r>
-        <w:t>Aufgenommen am 26.09.2026</w:t>
+        <w:t>Aufgenommen am 27.09.2026</w:t>
       </w:r>
     </w:p>
     <w:p>
@@ -78,7 +78,7 @@
         <w:pStyle w:val="Heading2"/>
       </w:pPr>
       <w:r>
-        <w:t>Tollwutimpfung bei Kindern in Thailand: Prävention mit Kosten-Nutzen-Vorteilen</w:t>
+        <w:t>Nirsevimab-Immunisierung senkte RSV-Hospitalisierung bei Neugeborenen um 78 %</w:t>
       </w:r>
     </w:p>
     <w:p>
@@ -88,12 +88,12 @@
           <w:color w:val="666666"/>
           <w:sz w:val="18"/>
         </w:rPr>
-        <w:t>Soopairin S et al.  ·  BMJ Glob Health  ·  25.09.2026  ·  PMID 42791044</w:t>
+        <w:t>Auriti C et al.  ·  Viruses  ·  07.09.2026  ·  PMID 42797813</w:t>
       </w:r>
     </w:p>
     <w:p>
       <w:r>
-        <w:t>Entscheidungsmodell-Analyse zum Kosten-Nutzen-Verhältnis einer Tollwut-Präexpositionsprophylaxe (PrEP) plus Postexpositionsprophylaxe (PEP) versus PEP allein bei 5-Jährigen in Thailand.</w:t>
+        <w:t>Italienische Studie zur Wirksamkeit der universellen Nirsevimab-Prophylaxe gegen RSV-assoziierte Krankenhauseinweisungen bei Neugeborenen im Routinebetrieb.</w:t>
       </w:r>
     </w:p>
     <w:p>
@@ -104,7 +104,7 @@
         <w:t xml:space="preserve">Ergebnis: </w:t>
       </w:r>
       <w:r>
-        <w:t>PrEP+PEP intrakutan mit inaktiviertem Hühnerzellvakzin war kosteneffektiv mit 40.977 THB (~1.161 USD) pro qualitätsbereinigtem Lebensjahr vs. PEP allein. Jährliche Bissinzidenz war einflussreichster Parameter; Kosten-Effektivität bleib robust über weitere Parameter.</w:t>
+        <w:t>78,3 % Wirksamkeit gegen RSV-assoziierte Hospitalisierung; Nirsevimab-geimpfte Infanten hatten niedrigere RSV-Infektionsrate (33,99 % vs. 68,21 %; p&lt;0,001) und benötigten seltener Atemunterstützung (55,23 % vs. 70,07 %; p&lt;0,001). Unter hospitalisierten Infanten zeigte sich ein 80,2 % Rückgang der Atemunterstützung und 64,3 % weniger NICU-Aufnahmen durch Impfung.</w:t>
       </w:r>
     </w:p>
     <w:p>
@@ -119,7 +119,7 @@
         <w:rPr>
           <w:sz w:val="19"/>
         </w:rPr>
-        <w:t>Thailand, außereuropäisches System; Kosten-Nutzen-Befund ist methodisch übertragbar für Priorisierung in Impfprogrammen.</w:t>
+        <w:t>Italien, vergleichbares Versicherungssystem und Impfkalender wie DACH</w:t>
       </w:r>
     </w:p>
     <w:p>
@@ -128,7 +128,7 @@
           <w:color w:val="5A7D3A"/>
           <w:sz w:val="18"/>
         </w:rPr>
-        <w:t>https://pubmed.ncbi.nlm.nih.gov/42791044/</w:t>
+        <w:t>https://pubmed.ncbi.nlm.nih.gov/42797813/</w:t>
       </w:r>
     </w:p>
     <w:p>
@@ -136,7 +136,7 @@
         <w:pStyle w:val="Heading2"/>
       </w:pPr>
       <w:r>
-        <w:t>Influenza-Impfquoten in der Praxis: Defizite bei hochwertigen Impfstoffen</w:t>
+        <w:t>Pneumokokken-Nasopharyngeal-Besiedlung bei hospitalisierten Kindern in Lettland</w:t>
       </w:r>
     </w:p>
     <w:p>
@@ -146,12 +146,12 @@
           <w:color w:val="666666"/>
           <w:sz w:val="18"/>
         </w:rPr>
-        <w:t>Amicizia D et al.  ·  Hum Vaccin Immunother  ·  25.09.2026  ·  PMID 42788870</w:t>
+        <w:t>Cupeca H et al.  ·  PLoS One  ·  25.09.2026  ·  PMID 42789531</w:t>
       </w:r>
     </w:p>
     <w:p>
       <w:r>
-        <w:t>Italienische Studie zur Influenzaimpfung ≥60-Jähriger in zwei Saisons (2023/24 und 2024/25), die den Wechsel zu dezentraler Versorgung durch Apotheken und Hausärzte untersucht.</w:t>
+        <w:t>Querschnittsstudie zur Prävalenz und Serotyp-Verteilung von Pneumokokken-Besiedlung bei hospitalisierten Kindern während des Übergangs von PCV13 zu PCV15/PCV20.</w:t>
       </w:r>
     </w:p>
     <w:p>
@@ -162,7 +162,7 @@
         <w:t xml:space="preserve">Ergebnis: </w:t>
       </w:r>
       <w:r>
-        <w:t>Gesamtquote sank um 6% zwischen den Saisons; nur 65% (2023/24) bzw. 73% (2024/25) der ≥65-Jährigen erhielten altersgerechte hochdosierte Impfstoffe. Dezentrale Versorgung steigerte zwar Erreichbarkeit, führte aber zu erheblicher Varianz bei der Impfstoffwahl und suboptimalen Plattformen bei Hochrisikogruppen.</w:t>
+        <w:t>Gesamtprävalenz der Besiedlung 21,8 % (70/321; 95%-KI: 17,6–26,6%); PCV-Impfquote 63,2 % (203/321), überwiegend PCV10; kein signifikanter Unterschied zwischen geimpften und ungeimpften Kindern (25,6 % vs. 16,7 %; p=0,138); häufigste Serotypen 20, 13, 48 – keine in PCV13-abgedeckt.</w:t>
       </w:r>
     </w:p>
     <w:p>
@@ -177,7 +177,7 @@
         <w:rPr>
           <w:sz w:val="19"/>
         </w:rPr>
-        <w:t>Italien, vergleichbares Gesundheitssystem; zeigt Hürden bei Umsetzung von Leitlinien in dezentraler Versorgung.</w:t>
+        <w:t>Baltische Region, aber Daten übertragbar auf deutschsprachige Länder bei ähnlichem PCV-Übergang</w:t>
       </w:r>
     </w:p>
     <w:p>
@@ -186,7 +186,7 @@
           <w:color w:val="5A7D3A"/>
           <w:sz w:val="18"/>
         </w:rPr>
-        <w:t>https://pubmed.ncbi.nlm.nih.gov/42788870/</w:t>
+        <w:t>https://pubmed.ncbi.nlm.nih.gov/42789531/</w:t>
       </w:r>
     </w:p>
     <w:p>
@@ -194,7 +194,7 @@
         <w:pStyle w:val="Heading2"/>
       </w:pPr>
       <w:r>
-        <w:t>HPV-Impfung und Krebsvorsorge in Brasilien: Pandemie-Folgen bei Ungleichheit</w:t>
+        <w:t>Vertrauen und mRNA-Impfstoffakzeptanz durch deliberative Dialoge stärken</w:t>
       </w:r>
     </w:p>
     <w:p>
@@ -204,12 +204,12 @@
           <w:color w:val="666666"/>
           <w:sz w:val="18"/>
         </w:rPr>
-        <w:t>Carvalho TS et al.  ·  Rev Inst Med Trop Sao Paulo  ·  18.09.2026  ·  PMID 42788601</w:t>
+        <w:t>Plamondon K et al.  ·  JMIR Res Protoc  ·  25.09.2026  ·  PMID 42789402</w:t>
       </w:r>
     </w:p>
     <w:p>
       <w:r>
-        <w:t>Ökologische Studie (2016–2021) zur Auswirkung der COVID-19-Pandemie auf HPV-Impfquoten und Pap-Abstrich-Screening in Sao Paulo State mittels öffentlicher Datenbank.</w:t>
+        <w:t>Protokoll einer sequenziellen deliberativen Dialogstudie zu Bedingungen für informierte Öffentlichkeitsbeteiligung, Vertrauen und Akzeptanz emergenter Vakzin-Technologien am Beispiel mRNA-Impfstoffe.</w:t>
       </w:r>
     </w:p>
     <w:p>
@@ -220,7 +220,7 @@
         <w:t xml:space="preserve">Ergebnis: </w:t>
       </w:r>
       <w:r>
-        <w:t>HPV-Impfquoten stiegen 2020, hielten aber 2021 nicht an. Pap-Abstriche sanken 2020 und erholten sich 2021 nur teilweise, besonders in Gemeinden mit niedrigen sozioökonomischen Indikatoren. Anzahl der COVID-19-Fälle war nicht stark assoziiert mit Schwankungen in Präventionsdiensten.</w:t>
+        <w:t>Bis Juni 2026: 10 deliberative Dialoge und 1 selbstgeleiteter Dialog mit 77 Beteiligten durchgeführt; 2 summative Dialoge mit 18 Teilnehmern; erwartete Publikation Zweite Hälfte 2026; Fokus auf Verbesserung von Wissenschaftskompetenz, tailored Kommunikation unter Berücksichtigung historischer Ungleichheiten und Navigation von Polarisierung rund um Impfung.</w:t>
       </w:r>
     </w:p>
     <w:p>
@@ -235,7 +235,7 @@
         <w:rPr>
           <w:sz w:val="19"/>
         </w:rPr>
-        <w:t>Brasilien, öffentliche Gesundheitsverwaltung; zeigt Resilienz-Probleme bei integrierten Präventionsprogrammen unter Krise, besonders bei vulnerablen Bevölkerungen.</w:t>
+        <w:t>Kanada, aber deliberative Methode und Vertrauensfragen universal auf deutschsprachige Systeme übertragbar</w:t>
       </w:r>
     </w:p>
     <w:p>
@@ -244,7 +244,7 @@
           <w:color w:val="5A7D3A"/>
           <w:sz w:val="18"/>
         </w:rPr>
-        <w:t>https://pubmed.ncbi.nlm.nih.gov/42788601/</w:t>
+        <w:t>https://pubmed.ncbi.nlm.nih.gov/42789402/</w:t>
       </w:r>
     </w:p>
     <w:p>
@@ -252,7 +252,7 @@
         <w:pStyle w:val="Heading2"/>
       </w:pPr>
       <w:r>
-        <w:t>Sicherheit von HPV-Impfstoffen in China: Verträglichkeit unter Alltag</w:t>
+        <w:t>Hochdosis-Influenzaimpfung für kardiovaskuläre Prävention bei älteren Patienten</w:t>
       </w:r>
     </w:p>
     <w:p>
@@ -262,12 +262,12 @@
           <w:color w:val="666666"/>
           <w:sz w:val="18"/>
         </w:rPr>
-        <w:t>Xie M et al.  ·  Hum Vaccin Immunother  ·  25.09.2026  ·  PMID 42788243</w:t>
+        <w:t>Volpe M et al.  ·  G Ital Cardiol (Rome)  ·  Okt. 2026  ·  PMID 42788302</w:t>
       </w:r>
     </w:p>
     <w:p>
       <w:r>
-        <w:t>Postmarketing-Sicherheitsüberwachung von HPV-Impfstoffen in Shandong 2017–2025 mittels Nebenwirkungsmeldungen.</w:t>
+        <w:t>Konsens-Papier fünf italienischer Fachgesellschaften zur Influenzaimpfung als Prävention kardiovaskulärer Komplikationen bei Risikopatienten, basierend auf FLUNITY-HD-Daten.</w:t>
       </w:r>
     </w:p>
     <w:p>
@@ -278,7 +278,7 @@
         <w:t xml:space="preserve">Ergebnis: </w:t>
       </w:r>
       <w:r>
-        <w:t>1.056 Meldungen bei ~13,2 Millionen Dosen (Quote 7,99 pro 100.000 Dosen); 95,46% leichte Reaktionen, 1,42% seltene unerwünschte Ereignisse (u.a. Myalgie, Induration &gt;5 cm, Immunthrombozytopenie). Sicherheitsprofil insgesamt gut.</w:t>
+        <w:t>Hochdosis-Influenzaimpfung zeigt signifikante Vorteile gegenüber Standarddosis; Empfehlung für ältere Patienten und solche mit kardiovaskulärer Erkrankung zur Stärkung der Immunantwort und besseren kardiovaskulären Schutz.</w:t>
       </w:r>
     </w:p>
     <w:p>
@@ -293,7 +293,7 @@
         <w:rPr>
           <w:sz w:val="19"/>
         </w:rPr>
-        <w:t>China, anderes Meldesystem; bestätigt gutes Sicherheitsprofil auch bei Millionenfach-Anwendung.</w:t>
+        <w:t>Italien, aber zunehmende Evidenz aus großen europäischen Studien; übertragbar auf deutsche Impfpraxis</w:t>
       </w:r>
     </w:p>
     <w:p>
@@ -302,7 +302,7 @@
           <w:color w:val="5A7D3A"/>
           <w:sz w:val="18"/>
         </w:rPr>
-        <w:t>https://pubmed.ncbi.nlm.nih.gov/42788243/</w:t>
+        <w:t>https://pubmed.ncbi.nlm.nih.gov/42788302/</w:t>
       </w:r>
     </w:p>
     <w:p>
@@ -310,7 +310,7 @@
         <w:pStyle w:val="Heading2"/>
       </w:pPr>
       <w:r>
-        <w:t>Enterovirus-71-Impfung senkt Fallzahlen von Hand-Fuß-Mund-Krankheit</w:t>
+        <w:t>Anti-CD19-CAR-T-Therapie in SLE: Keine Signale für beeinträchtigte Eierstockreserve</w:t>
       </w:r>
     </w:p>
     <w:p>
@@ -320,12 +320,12 @@
           <w:color w:val="666666"/>
           <w:sz w:val="18"/>
         </w:rPr>
-        <w:t>Li K et al.  ·  JMIR Public Health Surveill  ·  24.09.2026  ·  PMID 42785728</w:t>
+        <w:t>Pecher AC et al.  ·  Rheumatology (Oxford)  ·  01.08.2026  ·  PMID 42584071</w:t>
       </w:r>
     </w:p>
     <w:p>
       <w:r>
-        <w:t>Überwachungsstudie (2008–2023) in Anhui, China zur Epidemiologie von Hand-Fuß-Mund-Krankheit (HFMD) nach Einführung der EV71-Impfung und während COVID-19-Pandemie.</w:t>
+        <w:t>Longitudinale Studie zu reproduktiven Hormonmarkern bei 13 Frauen mit schwerem, therapierefraktärem SLE nach anti-CD19-CAR-T-Zelltherapie.</w:t>
       </w:r>
     </w:p>
     <w:p>
@@ -336,7 +336,7 @@
         <w:t xml:space="preserve">Ergebnis: </w:t>
       </w:r>
       <w:r>
-        <w:t>Typisierte EV71-Fälle sanken von 45,8% (vor Impfung) auf 3,4% (während COVID-19); Vorhersagemodelle für 2017–2019 zeigten 470 beobachtete vs. 659 vorhergesagte EV71-Fälle 2017 (95%-PI 467–933). Gesamtlast HFMD während COVID-19 substanziell unter Prognose, Todesfälle ab 2020 keine gemeldet.</w:t>
+        <w:t>AMH-Level stabil (1,54 ng/ml [IQR 0,64–3,15] vs. 2,14 ng/ml [0,63–3,26]; p=0,886); FSH moderat erhöht (6,60 IU/l [4,00–7,90] vs. 7,20 IU/l [4,50–9,90]; p=0,033), aber ohne begleitenden AMH-Rückgang; keine Signale einer beeinträchtigten Eierstockreserve unter Standardlymphodepletion.</w:t>
       </w:r>
     </w:p>
     <w:p>
@@ -351,7 +351,7 @@
         <w:rPr>
           <w:sz w:val="19"/>
         </w:rPr>
-        <w:t>China, Überwachungsdaten; zeigt reale Impfeffektivität bei Bevölkerungsergebnissen unter Alltagsbedingungen.</w:t>
+        <w:t>Deutschland, Schweiz, Österreich – Immuntherapie-Zentren mit ähnlicher CAR-T-Infrastruktur</w:t>
       </w:r>
     </w:p>
     <w:p>
@@ -360,7 +360,7 @@
           <w:color w:val="5A7D3A"/>
           <w:sz w:val="18"/>
         </w:rPr>
-        <w:t>https://pubmed.ncbi.nlm.nih.gov/42785728/</w:t>
+        <w:t>https://pubmed.ncbi.nlm.nih.gov/42584071/</w:t>
       </w:r>
     </w:p>
     <w:p>
@@ -368,7 +368,7 @@
         <w:pStyle w:val="Heading2"/>
       </w:pPr>
       <w:r>
-        <w:t>COVID-19-Impfung überwindet HLA-bedingte Unterschiede in Antikörper-Breite</w:t>
+        <w:t>Internetnutzung hat ambivalente Effekte auf Impfskepsis: Hochschulrechnung mit 48.538 Personen</w:t>
       </w:r>
     </w:p>
     <w:p>
@@ -378,12 +378,12 @@
           <w:color w:val="666666"/>
           <w:sz w:val="18"/>
         </w:rPr>
-        <w:t>Nguyen TTN et al.  ·  Front Immunol  ·  08.09.2026  ·  PMID 42774458</w:t>
+        <w:t>Helbing A et al.  ·  J Community Health  ·  16.07.2026  ·  PMID 42461515</w:t>
       </w:r>
     </w:p>
     <w:p>
       <w:r>
-        <w:t>Longitudinale Kohortenstudie an 189 vietnamesischen Erwachsenen vor und nach COVID-19-Impfung, mit HLA-Genotypisierung und Neutralisierungstests gegen Variants of Concern.</w:t>
+        <w:t>Multilevel-Logit-Analyse zu Zusammenhang zwischen Internetnutzung, digitaler Gesundheitskompetenz (DHL) und Impfskepsis auf Basis der ISSP 2021-Daten.</w:t>
       </w:r>
     </w:p>
     <w:p>
@@ -394,7 +394,7 @@
         <w:t xml:space="preserve">Ergebnis: </w:t>
       </w:r>
       <w:r>
-        <w:t>Impfung erhöhte Antikörpertiter gegen Wuhan um 132-fach und gegen Omikron 10-fach; Neutralisierungbreite erweiterte sich substanziell. HLA-Assoziationen bei Zeitpunkt 1 beobachtet, aber Impfung erwies sich als stärkster Faktor für Neutralisierungsbreite bei Monat 15 (p&lt;0,001 in multivariablen Modellen).</w:t>
+        <w:t>Nicht-lineare Beziehung: Personen ohne Internetzugang und solche mit sehr häufiger Online-Suche nach Impfinformation zeigen höhere Skepsis; niedrige DHL konsistent mit mehr Impfskepsis assoziiert; Unzufriedenheit mit Gesundheitssystem und niedrigere nationale Gesundheitsqualität verstärken Skepsis; Internetnutzung ist sowohl Bildungs- als auch Fehlinformationspotenzial.</w:t>
       </w:r>
     </w:p>
     <w:p>
@@ -409,7 +409,7 @@
         <w:rPr>
           <w:sz w:val="19"/>
         </w:rPr>
-        <w:t>Vietnam, Hybridimmunität; zeigt, dass Impfung genetische Heterogenität in Antikörper-Breite überlagert und Population-spezifische Langzeitimmunität aufbaut.</w:t>
+        <w:t>48 Länder (ISSP), inklusive Deutschland; vergleichbare Sozialversicherungssysteme</w:t>
       </w:r>
     </w:p>
     <w:p>
@@ -418,7 +418,7 @@
           <w:color w:val="5A7D3A"/>
           <w:sz w:val="18"/>
         </w:rPr>
-        <w:t>https://pubmed.ncbi.nlm.nih.gov/42774458/</w:t>
+        <w:t>https://pubmed.ncbi.nlm.nih.gov/42461515/</w:t>
       </w:r>
     </w:p>
     <w:sectPr>

--- a/download/studien-aktuell.docx
+++ b/download/studien-aktuell.docx
@@ -62,7 +62,7 @@
           <w:color w:val="666666"/>
           <w:sz w:val="18"/>
         </w:rPr>
-        <w:t>Stand: 27.09.2026  |  6 Studien  |  impfen.m-vf.de</w:t>
+        <w:t>Stand: 28.09.2026  |  7 Studien  |  impfen.m-vf.de</w:t>
       </w:r>
     </w:p>
     <w:p>
@@ -70,7 +70,7 @@
         <w:pStyle w:val="Heading1"/>
       </w:pPr>
       <w:r>
-        <w:t>Aufgenommen am 27.09.2026</w:t>
+        <w:t>Aufgenommen am 28.09.2026</w:t>
       </w:r>
     </w:p>
     <w:p>
@@ -78,7 +78,7 @@
         <w:pStyle w:val="Heading2"/>
       </w:pPr>
       <w:r>
-        <w:t>Nirsevimab-Immunisierung senkte RSV-Hospitalisierung bei Neugeborenen um 78 %</w:t>
+        <w:t>MMR-Impfung und idiopathische thrombozytopenische Purpura: Risiko nach erster und zweiter Dosis bei englischen Kindern</w:t>
       </w:r>
     </w:p>
     <w:p>
@@ -88,12 +88,12 @@
           <w:color w:val="666666"/>
           <w:sz w:val="18"/>
         </w:rPr>
-        <w:t>Auriti C et al.  ·  Viruses  ·  07.09.2026  ·  PMID 42797813</w:t>
+        <w:t>Andrews N et al.  ·  Vaccine  ·  24.10.2026  ·  PMID 42771940</w:t>
       </w:r>
     </w:p>
     <w:p>
       <w:r>
-        <w:t>Italienische Studie zur Wirksamkeit der universellen Nirsevimab-Prophylaxe gegen RSV-assoziierte Krankenhauseinweisungen bei Neugeborenen im Routinebetrieb.</w:t>
+        <w:t>Retrospektive Kohortenstudie anhand von verknüpften Krankenhausdaten zu Blutungskomplikationen nach MMR-Impfung bei 3,9 Millionen Kindern in England 2000-2019.</w:t>
       </w:r>
     </w:p>
     <w:p>
@@ -104,7 +104,7 @@
         <w:t xml:space="preserve">Ergebnis: </w:t>
       </w:r>
       <w:r>
-        <w:t>78,3 % Wirksamkeit gegen RSV-assoziierte Hospitalisierung; Nirsevimab-geimpfte Infanten hatten niedrigere RSV-Infektionsrate (33,99 % vs. 68,21 %; p&lt;0,001) und benötigten seltener Atemunterstützung (55,23 % vs. 70,07 %; p&lt;0,001). Unter hospitalisierten Infanten zeigte sich ein 80,2 % Rückgang der Atemunterstützung und 64,3 % weniger NICU-Aufnahmen durch Impfung.</w:t>
+        <w:t>Nach erster MMR-Dosis erhöhtes ITP-Risiko (relatives Risiko 2,38; 95%-KI 2,12–2,67), entsprechend 1 Fall pro 42.900 Dosen. Nach zweiter Dosis kein erhöhtes Risiko (RR 0,96; 95%-KI 0,81–1,13). Kinder mit ITP nach Dosis 1 zeigten kein zusätzliches Risiko nach Dosis 2; eine Wiederimpfung ist sicher.</w:t>
       </w:r>
     </w:p>
     <w:p>
@@ -119,7 +119,7 @@
         <w:rPr>
           <w:sz w:val="19"/>
         </w:rPr>
-        <w:t>Italien, vergleichbares Versicherungssystem und Impfkalender wie DACH</w:t>
+        <w:t>Englische Klinikdaten, vergleichbare Dokumentationspflichten mit Deutschland.</w:t>
       </w:r>
     </w:p>
     <w:p>
@@ -128,7 +128,7 @@
           <w:color w:val="5A7D3A"/>
           <w:sz w:val="18"/>
         </w:rPr>
-        <w:t>https://pubmed.ncbi.nlm.nih.gov/42797813/</w:t>
+        <w:t>https://pubmed.ncbi.nlm.nih.gov/42771940/</w:t>
       </w:r>
     </w:p>
     <w:p>
@@ -136,7 +136,7 @@
         <w:pStyle w:val="Heading2"/>
       </w:pPr>
       <w:r>
-        <w:t>Pneumokokken-Nasopharyngeal-Besiedlung bei hospitalisierten Kindern in Lettland</w:t>
+        <w:t>HPV-Impfquote und Ungleichheit in Süditalien: Sozioökonomische Faktoren und Organisationsbarrieren</w:t>
       </w:r>
     </w:p>
     <w:p>
@@ -146,12 +146,12 @@
           <w:color w:val="666666"/>
           <w:sz w:val="18"/>
         </w:rPr>
-        <w:t>Cupeca H et al.  ·  PLoS One  ·  25.09.2026  ·  PMID 42789531</w:t>
+        <w:t>Mercogliano M et al.  ·  Vaccine  ·  24.10.2026  ·  PMID 42763966</w:t>
       </w:r>
     </w:p>
     <w:p>
       <w:r>
-        <w:t>Querschnittsstudie zur Prävalenz und Serotyp-Verteilung von Pneumokokken-Besiedlung bei hospitalisierten Kindern während des Übergangs von PCV13 zu PCV15/PCV20.</w:t>
+        <w:t>Bevölkerungsbasierte Längsschnittanalyse mit Impfregister-Daten aus Kampanien 2006–2023 zu Einflussfaktoren auf HPV-Impfquoten bei Mädchen und Jungen.</w:t>
       </w:r>
     </w:p>
     <w:p>
@@ -162,7 +162,7 @@
         <w:t xml:space="preserve">Ergebnis: </w:t>
       </w:r>
       <w:r>
-        <w:t>Gesamtprävalenz der Besiedlung 21,8 % (70/321; 95%-KI: 17,6–26,6%); PCV-Impfquote 63,2 % (203/321), überwiegend PCV10; kein signifikanter Unterschied zwischen geimpften und ungeimpften Kindern (25,6 % vs. 16,7 %; p=0,138); häufigste Serotypen 20, 13, 48 – keine in PCV13-abgedeckt.</w:t>
+        <w:t>Ein-Dosis-Quote Mädchen max. 68,5%, Jungen max. 41,1%. Vollständige Immunisierung Mädchen 62,2%, Jungen 29,9%. Sozioökonomische Deprivation senkte Impfquoten bei Jungen (Koeffizient −1,56 für Eine-Dosis-Quote), nicht aber bei routiner Impfung von Mädchen. Nachholimpfung stark von Deprivation betroffen. Impfdichtevariation über Bezirke hinweg unabhängig von Zentrenanzahl.</w:t>
       </w:r>
     </w:p>
     <w:p>
@@ -177,7 +177,7 @@
         <w:rPr>
           <w:sz w:val="19"/>
         </w:rPr>
-        <w:t>Baltische Region, aber Daten übertragbar auf deutschsprachige Länder bei ähnlichem PCV-Übergang</w:t>
+        <w:t>Italien, vergleichbares Versicherungssystem und Impfprogramm mit Deutschland.</w:t>
       </w:r>
     </w:p>
     <w:p>
@@ -186,7 +186,7 @@
           <w:color w:val="5A7D3A"/>
           <w:sz w:val="18"/>
         </w:rPr>
-        <w:t>https://pubmed.ncbi.nlm.nih.gov/42789531/</w:t>
+        <w:t>https://pubmed.ncbi.nlm.nih.gov/42763966/</w:t>
       </w:r>
     </w:p>
     <w:p>
@@ -194,7 +194,7 @@
         <w:pStyle w:val="Heading2"/>
       </w:pPr>
       <w:r>
-        <w:t>Vertrauen und mRNA-Impfstoffakzeptanz durch deliberative Dialoge stärken</w:t>
+        <w:t>Impfplan-Adhärenz in Deutschland: Komplexität im 1. Lebensjahr senkt Quote</w:t>
       </w:r>
     </w:p>
     <w:p>
@@ -204,12 +204,12 @@
           <w:color w:val="666666"/>
           <w:sz w:val="18"/>
         </w:rPr>
-        <w:t>Plamondon K et al.  ·  JMIR Res Protoc  ·  25.09.2026  ·  PMID 42789402</w:t>
+        <w:t>Arede M et al.  ·  Vaccine  ·  24.10.2026  ·  PMID 42759250</w:t>
       </w:r>
     </w:p>
     <w:p>
       <w:r>
-        <w:t>Protokoll einer sequenziellen deliberativen Dialogstudie zu Bedingungen für informierte Öffentlichkeitsbeteiligung, Vertrauen und Akzeptanz emergenter Vakzin-Technologien am Beispiel mRNA-Impfstoffe.</w:t>
+        <w:t>Querschnitts- und Längsschnittanalyse aus KUNO-Kids-Studie (Bayern 2015–2020) zur Erreichung und zeitgerechten Durchführung des deutschen Impfkalenders bei 2.044 Kindern.</w:t>
       </w:r>
     </w:p>
     <w:p>
@@ -220,7 +220,7 @@
         <w:t xml:space="preserve">Ergebnis: </w:t>
       </w:r>
       <w:r>
-        <w:t>Bis Juni 2026: 10 deliberative Dialoge und 1 selbstgeleiteter Dialog mit 77 Beteiligten durchgeführt; 2 summative Dialoge mit 18 Teilnehmern; erwartete Publikation Zweite Hälfte 2026; Fokus auf Verbesserung von Wissenschaftskompetenz, tailored Kommunikation unter Berücksichtigung historischer Ungleichheiten und Navigation von Polarisierung rund um Impfung.</w:t>
+        <w:t>Bei 24 Monaten: Hexavalent-Impfquoten 71–76%, MMR 86–87%; keine Vakzine erreichte 90–95%-Ziel. Vollständige Kalender-Adhärenz bei 50–55% mit 2 Jahren, 59–76% mit 4 Jahren. Hexavalent-Quote bei 4 Jahren nur 84%, Nachholimpfung geringer als für MMR. Komplexe Mehrfach-Dosis-Schemata im 1. Lebensjahr assoziiert mit verzögerter Adhärenz.</w:t>
       </w:r>
     </w:p>
     <w:p>
@@ -235,7 +235,7 @@
         <w:rPr>
           <w:sz w:val="19"/>
         </w:rPr>
-        <w:t>Kanada, aber deliberative Methode und Vertrauensfragen universal auf deutschsprachige Systeme übertragbar</w:t>
+        <w:t>Deutsche Daten direkt, Versorgungsforschung im eigenen Gesundheitssystem.</w:t>
       </w:r>
     </w:p>
     <w:p>
@@ -244,7 +244,7 @@
           <w:color w:val="5A7D3A"/>
           <w:sz w:val="18"/>
         </w:rPr>
-        <w:t>https://pubmed.ncbi.nlm.nih.gov/42789402/</w:t>
+        <w:t>https://pubmed.ncbi.nlm.nih.gov/42759250/</w:t>
       </w:r>
     </w:p>
     <w:p>
@@ -252,7 +252,7 @@
         <w:pStyle w:val="Heading2"/>
       </w:pPr>
       <w:r>
-        <w:t>Hochdosis-Influenzaimpfung für kardiovaskuläre Prävention bei älteren Patienten</w:t>
+        <w:t>Grippe-Impfquoten senken Sterblichkeit älterer Europäer messbar</w:t>
       </w:r>
     </w:p>
     <w:p>
@@ -262,12 +262,12 @@
           <w:color w:val="666666"/>
           <w:sz w:val="18"/>
         </w:rPr>
-        <w:t>Volpe M et al.  ·  G Ital Cardiol (Rome)  ·  Okt. 2026  ·  PMID 42788302</w:t>
+        <w:t>Zhou B et al.  ·  Vaccine  ·  24.10.2026  ·  PMID 42759249</w:t>
       </w:r>
     </w:p>
     <w:p>
       <w:r>
-        <w:t>Konsens-Papier fünf italienischer Fachgesellschaften zur Influenzaimpfung als Prävention kardiovaskulärer Komplikationen bei Risikopatienten, basierend auf FLUNITY-HD-Daten.</w:t>
+        <w:t>Ökologische Panel-Analyse mit Surveys (SHARE) und GBD-Daten aus 21 EU/EEA-Ländern, Schweiz und Israel (2019/20 und 2021/22) zur Assoziation von Impfquoten mit Mortalität und Morbidität.</w:t>
       </w:r>
     </w:p>
     <w:p>
@@ -278,7 +278,7 @@
         <w:t xml:space="preserve">Ergebnis: </w:t>
       </w:r>
       <w:r>
-        <w:t>Hochdosis-Influenzaimpfung zeigt signifikante Vorteile gegenüber Standarddosis; Empfehlung für ältere Patienten und solche mit kardiovaskulärer Erkrankung zur Stärkung der Immunantwort und besseren kardiovaskulären Schutz.</w:t>
+        <w:t>Mittlere Impfquote stieg von 34,5% auf 47,6%, blieb unter 75%-Ziel. Pro 1%-Punkt höhere Impfquote: 14,9 weniger Todesfälle/100.000 Ältere (95%-KI −22,8 bis −7,1), 328,1 weniger Gesamt-DALYs/100.000 (95%-KI −480,4 bis −175,8), 6,3 weniger LRTI-DALYs/100.000. Assoziationen auch für Diabetes-DALYs (−12,1).</w:t>
       </w:r>
     </w:p>
     <w:p>
@@ -293,7 +293,7 @@
         <w:rPr>
           <w:sz w:val="19"/>
         </w:rPr>
-        <w:t>Italien, aber zunehmende Evidenz aus großen europäischen Studien; übertragbar auf deutsche Impfpraxis</w:t>
+        <w:t>21 europäische Länder, vergleichbare Gesundheitssysteme und Erfassungsmethoden.</w:t>
       </w:r>
     </w:p>
     <w:p>
@@ -302,7 +302,7 @@
           <w:color w:val="5A7D3A"/>
           <w:sz w:val="18"/>
         </w:rPr>
-        <w:t>https://pubmed.ncbi.nlm.nih.gov/42788302/</w:t>
+        <w:t>https://pubmed.ncbi.nlm.nih.gov/42759249/</w:t>
       </w:r>
     </w:p>
     <w:p>
@@ -310,7 +310,7 @@
         <w:pStyle w:val="Heading2"/>
       </w:pPr>
       <w:r>
-        <w:t>Anti-CD19-CAR-T-Therapie in SLE: Keine Signale für beeinträchtigte Eierstockreserve</w:t>
+        <w:t>Schulische HPV-Impfaufklärung hebt Impfquoten: Was wirkt wirklich?</w:t>
       </w:r>
     </w:p>
     <w:p>
@@ -320,12 +320,12 @@
           <w:color w:val="666666"/>
           <w:sz w:val="18"/>
         </w:rPr>
-        <w:t>Pecher AC et al.  ·  Rheumatology (Oxford)  ·  01.08.2026  ·  PMID 42584071</w:t>
+        <w:t>Munoz A et al.  ·  Vaccine  ·  24.10.2026  ·  PMID 42753385</w:t>
       </w:r>
     </w:p>
     <w:p>
       <w:r>
-        <w:t>Longitudinale Studie zu reproduktiven Hormonmarkern bei 13 Frauen mit schwerem, therapierefraktärem SLE nach anti-CD19-CAR-T-Zelltherapie.</w:t>
+        <w:t>Randomisierte Interventionsstudie mit 2.758 Schülern in 39 französischen Schulen zur Mediation von Effekten zwischen Wissens-, Einstellungs- und Verhaltensänderungen und HPV-Impfakzeptanz.</w:t>
       </w:r>
     </w:p>
     <w:p>
@@ -336,7 +336,7 @@
         <w:t xml:space="preserve">Ergebnis: </w:t>
       </w:r>
       <w:r>
-        <w:t>AMH-Level stabil (1,54 ng/ml [IQR 0,64–3,15] vs. 2,14 ng/ml [0,63–3,26]; p=0,886); FSH moderat erhöht (6,60 IU/l [4,00–7,90] vs. 7,20 IU/l [4,50–9,90]; p=0,033), aber ohne begleitenden AMH-Rückgang; keine Signale einer beeinträchtigten Eierstockreserve unter Standardlymphodepletion.</w:t>
+        <w:t>Gemeinsame Aufklärung (EMM) erhöhte Impfakzeptanz/Impfabsicht (OR 1,57; 95%-KI 1,02–2,41). Stärkste Mediationswirkungen durch verbesserte Nutzen-Risiko-Einstellung (OR 1,14), Sicherheitswahrnehmung (OR 1,12), Zugänglichkeit (OR 1,11), Peer-Diskussionen (OR 1,11) und Selbsteingeschätztes Wissen (OR 1,10). Haltungsänderungen wichtiger als reine Wissenseerhöhung.</w:t>
       </w:r>
     </w:p>
     <w:p>
@@ -351,7 +351,7 @@
         <w:rPr>
           <w:sz w:val="19"/>
         </w:rPr>
-        <w:t>Deutschland, Schweiz, Österreich – Immuntherapie-Zentren mit ähnlicher CAR-T-Infrastruktur</w:t>
+        <w:t>Frankreich, vergleichbare Schulstrukturen und Impfprogramme.</w:t>
       </w:r>
     </w:p>
     <w:p>
@@ -360,7 +360,7 @@
           <w:color w:val="5A7D3A"/>
           <w:sz w:val="18"/>
         </w:rPr>
-        <w:t>https://pubmed.ncbi.nlm.nih.gov/42584071/</w:t>
+        <w:t>https://pubmed.ncbi.nlm.nih.gov/42753385/</w:t>
       </w:r>
     </w:p>
     <w:p>
@@ -368,7 +368,7 @@
         <w:pStyle w:val="Heading2"/>
       </w:pPr>
       <w:r>
-        <w:t>Internetnutzung hat ambivalente Effekte auf Impfskepsis: Hochschulrechnung mit 48.538 Personen</w:t>
+        <w:t>Pertussis-Impfung in der Schwangerschaft: Einflussfaktoren und Impfskepsis in den Niederlanden</w:t>
       </w:r>
     </w:p>
     <w:p>
@@ -378,12 +378,12 @@
           <w:color w:val="666666"/>
           <w:sz w:val="18"/>
         </w:rPr>
-        <w:t>Helbing A et al.  ·  J Community Health  ·  16.07.2026  ·  PMID 42461515</w:t>
+        <w:t>van Vreeswijk-van Donselaar L et al.  ·  Vaccine  ·  24.10.2026  ·  PMID 42743752</w:t>
       </w:r>
     </w:p>
     <w:p>
       <w:r>
-        <w:t>Multilevel-Logit-Analyse zu Zusammenhang zwischen Internetnutzung, digitaler Gesundheitskompetenz (DHL) und Impfskepsis auf Basis der ISSP 2021-Daten.</w:t>
+        <w:t>Retrospektive Kohortenstudie mit 17.513 Müttern aus Jugendgesundheitszentren (Niederlande 2020–März 2025) zu Determinanten der Impfakzeptanz und Gründen für Ablehnung.</w:t>
       </w:r>
     </w:p>
     <w:p>
@@ -394,7 +394,7 @@
         <w:t xml:space="preserve">Ergebnis: </w:t>
       </w:r>
       <w:r>
-        <w:t>Nicht-lineare Beziehung: Personen ohne Internetzugang und solche mit sehr häufiger Online-Suche nach Impfinformation zeigen höhere Skepsis; niedrige DHL konsistent mit mehr Impfskepsis assoziiert; Unzufriedenheit mit Gesundheitssystem und niedrigere nationale Gesundheitsqualität verstärken Skepsis; Internetnutzung ist sowohl Bildungs- als auch Fehlinformationspotenzial.</w:t>
+        <w:t>Höhere Impfquote mit älterem Alter (OR 1,78–2,70), Beschäftigung (OR 2,55). Niedrigere Quote bei geringerer Bildung (OR 0,41), Mehrparität (OR 0,61), Geburt außerhalb NL. Mütter ≥41 Jahre lehnten öfter wegen Graviditätsbedenken ab (OR 2,61). Nicht-niederländische Muttersprache führte zu fehlender Info von Fachleuten (OR 2,19–2,96). Impfskepsis verteilt sich über alle soziodemografischen Gruppen.</w:t>
       </w:r>
     </w:p>
     <w:p>
@@ -409,7 +409,7 @@
         <w:rPr>
           <w:sz w:val="19"/>
         </w:rPr>
-        <w:t>48 Länder (ISSP), inklusive Deutschland; vergleichbare Sozialversicherungssysteme</w:t>
+        <w:t>Niederlande, ähnliches Versicherungssystem und Impfprogramm.</w:t>
       </w:r>
     </w:p>
     <w:p>
@@ -418,7 +418,65 @@
           <w:color w:val="5A7D3A"/>
           <w:sz w:val="18"/>
         </w:rPr>
-        <w:t>https://pubmed.ncbi.nlm.nih.gov/42461515/</w:t>
+        <w:t>https://pubmed.ncbi.nlm.nih.gov/42743752/</w:t>
+      </w:r>
+    </w:p>
+    <w:p>
+      <w:pPr>
+        <w:pStyle w:val="Heading2"/>
+      </w:pPr>
+      <w:r>
+        <w:t>HPV-Impfung bei Männern senkt Analkrebs-Viren: Effekte sichtbar</w:t>
+      </w:r>
+    </w:p>
+    <w:p>
+      <w:r>
+        <w:rPr>
+          <w:i/>
+          <w:color w:val="666666"/>
+          <w:sz w:val="18"/>
+        </w:rPr>
+        <w:t>Checchi M et al.  ·  Vaccine  ·  24.10.2026  ·  PMID 42702144</w:t>
+      </w:r>
+    </w:p>
+    <w:p>
+      <w:r>
+        <w:t>Überwachungsstudie mit 5.787 Rektaltupfern bei Männern, die Sex mit Männern haben (England 2017–2024, zwei Phasen) zum HPV-Serotyp-Rückgang nach Impfprogrammstart 2016.</w:t>
+      </w:r>
+    </w:p>
+    <w:p>
+      <w:r>
+        <w:rPr>
+          <w:b/>
+        </w:rPr>
+        <w:t xml:space="preserve">Ergebnis: </w:t>
+      </w:r>
+      <w:r>
+        <w:t>36% Rückgang von HPV16/18-Prävalenz zwischen Phase 1 (2017–19, 3.291 Proben) und Phase 2 (2021–24, 2.496 Proben). HPV16/18-Prävalenz ähnlich in geimpften (16,6%; 95%-KI 15,2–18,1) und ungeimpften (15,8%; 95%-KI 14,5–17,1) Männern. Nachweis von Herdenimmunität und vermutlich Untererfassung von Impfmeldungen.</w:t>
+      </w:r>
+    </w:p>
+    <w:p>
+      <w:r>
+        <w:rPr>
+          <w:b/>
+          <w:sz w:val="19"/>
+        </w:rPr>
+        <w:t xml:space="preserve">Übertragbarkeit: </w:t>
+      </w:r>
+      <w:r>
+        <w:rPr>
+          <w:sz w:val="19"/>
+        </w:rPr>
+        <w:t>England mit Impfregister; Datenqualität höher als Deutschland ohne Register.</w:t>
+      </w:r>
+    </w:p>
+    <w:p>
+      <w:r>
+        <w:rPr>
+          <w:color w:val="5A7D3A"/>
+          <w:sz w:val="18"/>
+        </w:rPr>
+        <w:t>https://pubmed.ncbi.nlm.nih.gov/42702144/</w:t>
       </w:r>
     </w:p>
     <w:sectPr>

--- a/download/studien-aktuell.docx
+++ b/download/studien-aktuell.docx
@@ -62,7 +62,7 @@
           <w:color w:val="666666"/>
           <w:sz w:val="18"/>
         </w:rPr>
-        <w:t>Stand: 28.09.2026  |  7 Studien  |  impfen.m-vf.de</w:t>
+        <w:t>Stand: 29.09.2026  |  5 Studien  |  impfen.m-vf.de</w:t>
       </w:r>
     </w:p>
     <w:p>
@@ -70,7 +70,7 @@
         <w:pStyle w:val="Heading1"/>
       </w:pPr>
       <w:r>
-        <w:t>Aufgenommen am 28.09.2026</w:t>
+        <w:t>Aufgenommen am 29.09.2026</w:t>
       </w:r>
     </w:p>
     <w:p>
@@ -78,7 +78,7 @@
         <w:pStyle w:val="Heading2"/>
       </w:pPr>
       <w:r>
-        <w:t>MMR-Impfung und idiopathische thrombozytopenische Purpura: Risiko nach erster und zweiter Dosis bei englischen Kindern</w:t>
+        <w:t>Wirksamkeit der Herpes-zoster-Impfung bei entzündlichen Darmerkrankungen</w:t>
       </w:r>
     </w:p>
     <w:p>
@@ -88,12 +88,12 @@
           <w:color w:val="666666"/>
           <w:sz w:val="18"/>
         </w:rPr>
-        <w:t>Andrews N et al.  ·  Vaccine  ·  24.10.2026  ·  PMID 42771940</w:t>
+        <w:t>Humayun M et al.  ·  Hum Vaccin Immunother  ·  28.09.2026  ·  PMID 42804491</w:t>
       </w:r>
     </w:p>
     <w:p>
       <w:r>
-        <w:t>Retrospektive Kohortenstudie anhand von verknüpften Krankenhausdaten zu Blutungskomplikationen nach MMR-Impfung bei 3,9 Millionen Kindern in England 2000-2019.</w:t>
+        <w:t>Matched-cohort und selbstkontrollierte Fall-Serie bei 8.485 IBD-Patienten ≥18 Jahren in Kaiser-Permanente Southern California (2018–2024) zur Effektivität und Sicherheit der rekombinanten Zoster-Impfung (RZV).</w:t>
       </w:r>
     </w:p>
     <w:p>
@@ -104,7 +104,7 @@
         <w:t xml:space="preserve">Ergebnis: </w:t>
       </w:r>
       <w:r>
-        <w:t>Nach erster MMR-Dosis erhöhtes ITP-Risiko (relatives Risiko 2,38; 95%-KI 2,12–2,67), entsprechend 1 Fall pro 42.900 Dosen. Nach zweiter Dosis kein erhöhtes Risiko (RR 0,96; 95%-KI 0,81–1,13). Kinder mit ITP nach Dosis 1 zeigten kein zusätzliches Risiko nach Dosis 2; eine Wiederimpfung ist sicher.</w:t>
+        <w:t>VE gegen Herpes zoster nach 2 RZV-Dosen: 65,4% (95%-KI 40,6–79,9%); in Colitis-Patienten 62,7%, in Morbus-Crohn-Patienten 70,2%. IBD-Schübe im 30-Tage-Fenster nach Impfung (RR 0,80) nicht erhöht.</w:t>
       </w:r>
     </w:p>
     <w:p>
@@ -119,7 +119,7 @@
         <w:rPr>
           <w:sz w:val="19"/>
         </w:rPr>
-        <w:t>Englische Klinikdaten, vergleichbare Dokumentationspflichten mit Deutschland.</w:t>
+        <w:t>USA-Krankenversicherungsdaten, ähnliche Ausgangslage, aber starke Fragmentation möglich – für deutsche Versorgung mit Krankenkassen-Daten parallel machbar</w:t>
       </w:r>
     </w:p>
     <w:p>
@@ -128,7 +128,7 @@
           <w:color w:val="5A7D3A"/>
           <w:sz w:val="18"/>
         </w:rPr>
-        <w:t>https://pubmed.ncbi.nlm.nih.gov/42771940/</w:t>
+        <w:t>https://pubmed.ncbi.nlm.nih.gov/42804491/</w:t>
       </w:r>
     </w:p>
     <w:p>
@@ -136,7 +136,7 @@
         <w:pStyle w:val="Heading2"/>
       </w:pPr>
       <w:r>
-        <w:t>HPV-Impfquote und Ungleichheit in Süditalien: Sozioökonomische Faktoren und Organisationsbarrieren</w:t>
+        <w:t>Schutzwirkung Mumps-haltiger Impfstoffe bei Kindern unter 15 Jahren in China</w:t>
       </w:r>
     </w:p>
     <w:p>
@@ -146,12 +146,12 @@
           <w:color w:val="666666"/>
           <w:sz w:val="18"/>
         </w:rPr>
-        <w:t>Mercogliano M et al.  ·  Vaccine  ·  24.10.2026  ·  PMID 42763966</w:t>
+        <w:t>Liu H et al.  ·  PLoS One  ·  28.09.2026  ·  PMID 42804452</w:t>
       </w:r>
     </w:p>
     <w:p>
       <w:r>
-        <w:t>Bevölkerungsbasierte Längsschnittanalyse mit Impfregister-Daten aus Kampanien 2006–2023 zu Einflussfaktoren auf HPV-Impfquoten bei Mädchen und Jungen.</w:t>
+        <w:t>Matched-case-control-Studie bei 1.405 klinisch oder laborbestätigten Mumps-Fällen und 2.810 Kontrollen (2021–2025) in Taizhou, China, zur Effektivität Mumps-haltiger Impfstoffe nach Schulalter und Impfintervallen.</w:t>
       </w:r>
     </w:p>
     <w:p>
@@ -162,7 +162,7 @@
         <w:t xml:space="preserve">Ergebnis: </w:t>
       </w:r>
       <w:r>
-        <w:t>Ein-Dosis-Quote Mädchen max. 68,5%, Jungen max. 41,1%. Vollständige Immunisierung Mädchen 62,2%, Jungen 29,9%. Sozioökonomische Deprivation senkte Impfquoten bei Jungen (Koeffizient −1,56 für Eine-Dosis-Quote), nicht aber bei routiner Impfung von Mädchen. Nachholimpfung stark von Deprivation betroffen. Impfdichtevariation über Bezirke hinweg unabhängig von Zentrenanzahl.</w:t>
+        <w:t>Gesamtimpfeffektivität nach ≥1 Dosis: 75,7% (95%-KI 64,8–83,2%). VE stieg mit Alter: 3–5 Jahre 55,2%, 6–11 Jahre 86,7%, ≥12 Jahre 92,9%. Einfach-Dosis-Regime: VE 80,4%; Zwei-Dosis-Periode zeigt VE nicht signifikant (durch hohe Coverage und wenige Ungeimpfte verzerrt).</w:t>
       </w:r>
     </w:p>
     <w:p>
@@ -177,7 +177,7 @@
         <w:rPr>
           <w:sz w:val="19"/>
         </w:rPr>
-        <w:t>Italien, vergleichbares Versicherungssystem und Impfprogramm mit Deutschland.</w:t>
+        <w:t>China, aber Impfregister-Daten und standardisierte Falldef. übertragbar – Frage zur optimalen Dosierung international relevant</w:t>
       </w:r>
     </w:p>
     <w:p>
@@ -186,7 +186,7 @@
           <w:color w:val="5A7D3A"/>
           <w:sz w:val="18"/>
         </w:rPr>
-        <w:t>https://pubmed.ncbi.nlm.nih.gov/42763966/</w:t>
+        <w:t>https://pubmed.ncbi.nlm.nih.gov/42804452/</w:t>
       </w:r>
     </w:p>
     <w:p>
@@ -194,7 +194,7 @@
         <w:pStyle w:val="Heading2"/>
       </w:pPr>
       <w:r>
-        <w:t>Impfplan-Adhärenz in Deutschland: Komplexität im 1. Lebensjahr senkt Quote</w:t>
+        <w:t>Impfquoten bei HPV-Geimpften sinken bei niedriger Schulbildung und Einkommen der Eltern</w:t>
       </w:r>
     </w:p>
     <w:p>
@@ -204,12 +204,12 @@
           <w:color w:val="666666"/>
           <w:sz w:val="18"/>
         </w:rPr>
-        <w:t>Arede M et al.  ·  Vaccine  ·  24.10.2026  ·  PMID 42759250</w:t>
+        <w:t>Appelqvist E et al.  ·  Vaccine  ·  24.10.2026  ·  PMID 42727401</w:t>
       </w:r>
     </w:p>
     <w:p>
       <w:r>
-        <w:t>Querschnitts- und Längsschnittanalyse aus KUNO-Kids-Studie (Bayern 2015–2020) zur Erreichung und zeitgerechten Durchführung des deutschen Impfkalenders bei 2.044 Kindern.</w:t>
+        <w:t>Schwedische Registerstudie mit 492.997 Mädchen (Jahrgänge 2002–2010) zu Faktoren der HPV-Impfquote im Schulprogramm und Catch-up-Impfungen bis Alter 19 Jahren.</w:t>
       </w:r>
     </w:p>
     <w:p>
@@ -220,7 +220,7 @@
         <w:t xml:space="preserve">Ergebnis: </w:t>
       </w:r>
       <w:r>
-        <w:t>Bei 24 Monaten: Hexavalent-Impfquoten 71–76%, MMR 86–87%; keine Vakzine erreichte 90–95%-Ziel. Vollständige Kalender-Adhärenz bei 50–55% mit 2 Jahren, 59–76% mit 4 Jahren. Hexavalent-Quote bei 4 Jahren nur 84%, Nachholimpfung geringer als für MMR. Komplexe Mehrfach-Dosis-Schemata im 1. Lebensjahr assoziiert mit verzögerter Adhärenz.</w:t>
+        <w:t>Eltern mit niedrigem Bildungsabschluss (OR 1,3) oder niedrigem Einkommen (OR 1,9) hatten geringere Impfquoten; im Ausland geborene Mädchen oder mit im Ausland geborenen Eltern zeigten OR 1,7. Die meisten ungeimpften Mädchen erhielten später keine Catch-up-Impfung, unabhängig von Schuljahr.</w:t>
       </w:r>
     </w:p>
     <w:p>
@@ -235,7 +235,7 @@
         <w:rPr>
           <w:sz w:val="19"/>
         </w:rPr>
-        <w:t>Deutsche Daten direkt, Versorgungsforschung im eigenen Gesundheitssystem.</w:t>
+        <w:t>Schweden, Impfregister und Schulimpfprogramm, Hinweis auf Ungleichheitsachsen auch in deutschen Bundesländern ohne Register</w:t>
       </w:r>
     </w:p>
     <w:p>
@@ -244,7 +244,7 @@
           <w:color w:val="5A7D3A"/>
           <w:sz w:val="18"/>
         </w:rPr>
-        <w:t>https://pubmed.ncbi.nlm.nih.gov/42759250/</w:t>
+        <w:t>https://pubmed.ncbi.nlm.nih.gov/42727401/</w:t>
       </w:r>
     </w:p>
     <w:p>
@@ -252,7 +252,7 @@
         <w:pStyle w:val="Heading2"/>
       </w:pPr>
       <w:r>
-        <w:t>Grippe-Impfquoten senken Sterblichkeit älterer Europäer messbar</w:t>
+        <w:t>Wirksamkeit und Waning der vierten COVID-19-mRNA-Impfdosis gegen Hospitalisierung</w:t>
       </w:r>
     </w:p>
     <w:p>
@@ -262,12 +262,12 @@
           <w:color w:val="666666"/>
           <w:sz w:val="18"/>
         </w:rPr>
-        <w:t>Zhou B et al.  ·  Vaccine  ·  24.10.2026  ·  PMID 42759249</w:t>
+        <w:t>Li X et al.  ·  J Infect  ·  05.08.2026  ·  PMID 42556476</w:t>
       </w:r>
     </w:p>
     <w:p>
       <w:r>
-        <w:t>Ökologische Panel-Analyse mit Surveys (SHARE) und GBD-Daten aus 21 EU/EEA-Ländern, Schweiz und Israel (2019/20 und 2021/22) zur Assoziation von Impfquoten mit Mortalität und Morbidität.</w:t>
+        <w:t>Multizentrische Kohortenstudie aus UK, Niederlanden und Spanien (DARWIN EU) an 975.496 geimpften Personen ab 12 Jahren zur Effektivität der vierten Dosis gegen SARS-CoV-2-bedingte Hospitalisierung und Tod.</w:t>
       </w:r>
     </w:p>
     <w:p>
@@ -278,7 +278,7 @@
         <w:t xml:space="preserve">Ergebnis: </w:t>
       </w:r>
       <w:r>
-        <w:t>Mittlere Impfquote stieg von 34,5% auf 47,6%, blieb unter 75%-Ziel. Pro 1%-Punkt höhere Impfquote: 14,9 weniger Todesfälle/100.000 Ältere (95%-KI −22,8 bis −7,1), 328,1 weniger Gesamt-DALYs/100.000 (95%-KI −480,4 bis −175,8), 6,3 weniger LRTI-DALYs/100.000. Assoziationen auch für Diabetes-DALYs (−12,1).</w:t>
+        <w:t>VE vierte vs. dritte Dosis gegen Tod 30% (95%-KI 9–46); gegen Hospitalisierung 26% (Spanien) bis 46% (Niederlande). Waning begann bei 4–8 Wochen. Periodische Auffrischungen wurden empfohlen.</w:t>
       </w:r>
     </w:p>
     <w:p>
@@ -293,7 +293,7 @@
         <w:rPr>
           <w:sz w:val="19"/>
         </w:rPr>
-        <w:t>21 europäische Länder, vergleichbare Gesundheitssysteme und Erfassungsmethoden.</w:t>
+        <w:t>Niederlande, Spanien, UK mit kompletten elektronischen Gesundheitsaufzeichnungen, übertragbar auf deutsche Versorgung</w:t>
       </w:r>
     </w:p>
     <w:p>
@@ -302,7 +302,7 @@
           <w:color w:val="5A7D3A"/>
           <w:sz w:val="18"/>
         </w:rPr>
-        <w:t>https://pubmed.ncbi.nlm.nih.gov/42759249/</w:t>
+        <w:t>https://pubmed.ncbi.nlm.nih.gov/42556476/</w:t>
       </w:r>
     </w:p>
     <w:p>
@@ -310,7 +310,7 @@
         <w:pStyle w:val="Heading2"/>
       </w:pPr>
       <w:r>
-        <w:t>Schulische HPV-Impfaufklärung hebt Impfquoten: Was wirkt wirklich?</w:t>
+        <w:t>Influenza-Impfquote und Impfskepsis bei Patienten mit Lebererkrankung in Griechenland</w:t>
       </w:r>
     </w:p>
     <w:p>
@@ -320,12 +320,12 @@
           <w:color w:val="666666"/>
           <w:sz w:val="18"/>
         </w:rPr>
-        <w:t>Munoz A et al.  ·  Vaccine  ·  24.10.2026  ·  PMID 42753385</w:t>
+        <w:t>Dafnou P et al.  ·  Gastroenterol Nurs  ·  21.07.2026  ·  PMID 42484114</w:t>
       </w:r>
     </w:p>
     <w:p>
       <w:r>
-        <w:t>Randomisierte Interventionsstudie mit 2.758 Schülern in 39 französischen Schulen zur Mediation von Effekten zwischen Wissens-, Einstellungs- und Verhaltensänderungen und HPV-Impfakzeptanz.</w:t>
+        <w:t>Querschnittstudie bei 152 Patienten mit Lebererkrankung in Griechenland (2025) zur Influenza-Impfquote, Einstellungen und Einflussfaktoren.</w:t>
       </w:r>
     </w:p>
     <w:p>
@@ -336,7 +336,7 @@
         <w:t xml:space="preserve">Ergebnis: </w:t>
       </w:r>
       <w:r>
-        <w:t>Gemeinsame Aufklärung (EMM) erhöhte Impfakzeptanz/Impfabsicht (OR 1,57; 95%-KI 1,02–2,41). Stärkste Mediationswirkungen durch verbesserte Nutzen-Risiko-Einstellung (OR 1,14), Sicherheitswahrnehmung (OR 1,12), Zugänglichkeit (OR 1,11), Peer-Diskussionen (OR 1,11) und Selbsteingeschätztes Wissen (OR 1,10). Haltungsänderungen wichtiger als reine Wissenseerhöhung.</w:t>
+        <w:t>58,6% erhielten Influenza-Impfung. Prädiktoren der Impfung: höheres Alter (OR 1,07), vorangegangene Pneumokokken-Impfung (OR 17,98), COVID-19-Impfung (OR 5,77). Etwa die Hälfte ließen sich jährlich impfen. Kliniker als vertrauenswürdige Informanten könnten Quote heben.</w:t>
       </w:r>
     </w:p>
     <w:p>
@@ -351,7 +351,7 @@
         <w:rPr>
           <w:sz w:val="19"/>
         </w:rPr>
-        <w:t>Frankreich, vergleichbare Schulstrukturen und Impfprogramme.</w:t>
+        <w:t>Griechenland, ähnliche Gesundheitssysteme, Fokus auf vulnerable Gruppen und Beratung auch für Deutschland relevant</w:t>
       </w:r>
     </w:p>
     <w:p>
@@ -360,123 +360,7 @@
           <w:color w:val="5A7D3A"/>
           <w:sz w:val="18"/>
         </w:rPr>
-        <w:t>https://pubmed.ncbi.nlm.nih.gov/42753385/</w:t>
-      </w:r>
-    </w:p>
-    <w:p>
-      <w:pPr>
-        <w:pStyle w:val="Heading2"/>
-      </w:pPr>
-      <w:r>
-        <w:t>Pertussis-Impfung in der Schwangerschaft: Einflussfaktoren und Impfskepsis in den Niederlanden</w:t>
-      </w:r>
-    </w:p>
-    <w:p>
-      <w:r>
-        <w:rPr>
-          <w:i/>
-          <w:color w:val="666666"/>
-          <w:sz w:val="18"/>
-        </w:rPr>
-        <w:t>van Vreeswijk-van Donselaar L et al.  ·  Vaccine  ·  24.10.2026  ·  PMID 42743752</w:t>
-      </w:r>
-    </w:p>
-    <w:p>
-      <w:r>
-        <w:t>Retrospektive Kohortenstudie mit 17.513 Müttern aus Jugendgesundheitszentren (Niederlande 2020–März 2025) zu Determinanten der Impfakzeptanz und Gründen für Ablehnung.</w:t>
-      </w:r>
-    </w:p>
-    <w:p>
-      <w:r>
-        <w:rPr>
-          <w:b/>
-        </w:rPr>
-        <w:t xml:space="preserve">Ergebnis: </w:t>
-      </w:r>
-      <w:r>
-        <w:t>Höhere Impfquote mit älterem Alter (OR 1,78–2,70), Beschäftigung (OR 2,55). Niedrigere Quote bei geringerer Bildung (OR 0,41), Mehrparität (OR 0,61), Geburt außerhalb NL. Mütter ≥41 Jahre lehnten öfter wegen Graviditätsbedenken ab (OR 2,61). Nicht-niederländische Muttersprache führte zu fehlender Info von Fachleuten (OR 2,19–2,96). Impfskepsis verteilt sich über alle soziodemografischen Gruppen.</w:t>
-      </w:r>
-    </w:p>
-    <w:p>
-      <w:r>
-        <w:rPr>
-          <w:b/>
-          <w:sz w:val="19"/>
-        </w:rPr>
-        <w:t xml:space="preserve">Übertragbarkeit: </w:t>
-      </w:r>
-      <w:r>
-        <w:rPr>
-          <w:sz w:val="19"/>
-        </w:rPr>
-        <w:t>Niederlande, ähnliches Versicherungssystem und Impfprogramm.</w:t>
-      </w:r>
-    </w:p>
-    <w:p>
-      <w:r>
-        <w:rPr>
-          <w:color w:val="5A7D3A"/>
-          <w:sz w:val="18"/>
-        </w:rPr>
-        <w:t>https://pubmed.ncbi.nlm.nih.gov/42743752/</w:t>
-      </w:r>
-    </w:p>
-    <w:p>
-      <w:pPr>
-        <w:pStyle w:val="Heading2"/>
-      </w:pPr>
-      <w:r>
-        <w:t>HPV-Impfung bei Männern senkt Analkrebs-Viren: Effekte sichtbar</w:t>
-      </w:r>
-    </w:p>
-    <w:p>
-      <w:r>
-        <w:rPr>
-          <w:i/>
-          <w:color w:val="666666"/>
-          <w:sz w:val="18"/>
-        </w:rPr>
-        <w:t>Checchi M et al.  ·  Vaccine  ·  24.10.2026  ·  PMID 42702144</w:t>
-      </w:r>
-    </w:p>
-    <w:p>
-      <w:r>
-        <w:t>Überwachungsstudie mit 5.787 Rektaltupfern bei Männern, die Sex mit Männern haben (England 2017–2024, zwei Phasen) zum HPV-Serotyp-Rückgang nach Impfprogrammstart 2016.</w:t>
-      </w:r>
-    </w:p>
-    <w:p>
-      <w:r>
-        <w:rPr>
-          <w:b/>
-        </w:rPr>
-        <w:t xml:space="preserve">Ergebnis: </w:t>
-      </w:r>
-      <w:r>
-        <w:t>36% Rückgang von HPV16/18-Prävalenz zwischen Phase 1 (2017–19, 3.291 Proben) und Phase 2 (2021–24, 2.496 Proben). HPV16/18-Prävalenz ähnlich in geimpften (16,6%; 95%-KI 15,2–18,1) und ungeimpften (15,8%; 95%-KI 14,5–17,1) Männern. Nachweis von Herdenimmunität und vermutlich Untererfassung von Impfmeldungen.</w:t>
-      </w:r>
-    </w:p>
-    <w:p>
-      <w:r>
-        <w:rPr>
-          <w:b/>
-          <w:sz w:val="19"/>
-        </w:rPr>
-        <w:t xml:space="preserve">Übertragbarkeit: </w:t>
-      </w:r>
-      <w:r>
-        <w:rPr>
-          <w:sz w:val="19"/>
-        </w:rPr>
-        <w:t>England mit Impfregister; Datenqualität höher als Deutschland ohne Register.</w:t>
-      </w:r>
-    </w:p>
-    <w:p>
-      <w:r>
-        <w:rPr>
-          <w:color w:val="5A7D3A"/>
-          <w:sz w:val="18"/>
-        </w:rPr>
-        <w:t>https://pubmed.ncbi.nlm.nih.gov/42702144/</w:t>
+        <w:t>https://pubmed.ncbi.nlm.nih.gov/42484114/</w:t>
       </w:r>
     </w:p>
     <w:sectPr>

--- a/download/studien-aktuell.docx
+++ b/download/studien-aktuell.docx
@@ -62,7 +62,7 @@
           <w:color w:val="666666"/>
           <w:sz w:val="18"/>
         </w:rPr>
-        <w:t>Stand: 29.09.2026  |  5 Studien  |  impfen.m-vf.de</w:t>
+        <w:t>Stand: 30.09.2026  |  6 Studien  |  impfen.m-vf.de</w:t>
       </w:r>
     </w:p>
     <w:p>
@@ -70,7 +70,7 @@
         <w:pStyle w:val="Heading1"/>
       </w:pPr>
       <w:r>
-        <w:t>Aufgenommen am 29.09.2026</w:t>
+        <w:t>Aufgenommen am 30.09.2026</w:t>
       </w:r>
     </w:p>
     <w:p>
@@ -78,7 +78,7 @@
         <w:pStyle w:val="Heading2"/>
       </w:pPr>
       <w:r>
-        <w:t>Wirksamkeit der Herpes-zoster-Impfung bei entzündlichen Darmerkrankungen</w:t>
+        <w:t>Psychologische Treiber der Impfskepsis gegen HPV in Polen prägen Kampagnen</w:t>
       </w:r>
     </w:p>
     <w:p>
@@ -88,12 +88,12 @@
           <w:color w:val="666666"/>
           <w:sz w:val="18"/>
         </w:rPr>
-        <w:t>Humayun M et al.  ·  Hum Vaccin Immunother  ·  28.09.2026  ·  PMID 42804491</w:t>
+        <w:t>Siebielec J et al.  ·  Front Public Health  ·  14.09.2026  ·  PMID 42807115</w:t>
       </w:r>
     </w:p>
     <w:p>
       <w:r>
-        <w:t>Matched-cohort und selbstkontrollierte Fall-Serie bei 8.485 IBD-Patienten ≥18 Jahren in Kaiser-Permanente Southern California (2018–2024) zur Effektivität und Sicherheit der rekombinanten Zoster-Impfung (RZV).</w:t>
+        <w:t>Qualitative Analyse von 4.440 Facebook-Einträgen zum HPV-Impfen zwischen Oktober 2020 und Oktober 2023 unter polnischen Sprechern mit Kodierung nach dem 5C-Modell (Confidence, Complacency, Constraints, Calculation, Collective responsibility).</w:t>
       </w:r>
     </w:p>
     <w:p>
@@ -104,7 +104,7 @@
         <w:t xml:space="preserve">Ergebnis: </w:t>
       </w:r>
       <w:r>
-        <w:t>VE gegen Herpes zoster nach 2 RZV-Dosen: 65,4% (95%-KI 40,6–79,9%); in Colitis-Patienten 62,7%, in Morbus-Crohn-Patienten 70,2%. IBD-Schübe im 30-Tage-Fenster nach Impfung (RR 0,80) nicht erhöht.</w:t>
+        <w:t>51 % aller Einträge erschienen 2023 (Programmstart). 42 % ließen sich Kategorien zuordnen; Calculation (60 %) und Confidence (47 %) am häufigsten, in 13 % beide. Psychologische Faktoren: extensive Informationssuche, Verschwörungstheorie-Anfälligkeit, Vertrauensfragen zu Impfstoff und Behörden. Facebook-Kampagnen sollten diverse psychologische Profile ansprechen und zuverlässige Information verständlich darstellen.</w:t>
       </w:r>
     </w:p>
     <w:p>
@@ -119,7 +119,7 @@
         <w:rPr>
           <w:sz w:val="19"/>
         </w:rPr>
-        <w:t>USA-Krankenversicherungsdaten, ähnliche Ausgangslage, aber starke Fragmentation möglich – für deutsche Versorgung mit Krankenkassen-Daten parallel machbar</w:t>
+        <w:t>Qualitative Erkenntnis aus Europa (Polen), übertragbar für deutschsprachige Impf­kommunikation.</w:t>
       </w:r>
     </w:p>
     <w:p>
@@ -128,7 +128,7 @@
           <w:color w:val="5A7D3A"/>
           <w:sz w:val="18"/>
         </w:rPr>
-        <w:t>https://pubmed.ncbi.nlm.nih.gov/42804491/</w:t>
+        <w:t>https://pubmed.ncbi.nlm.nih.gov/42807115/</w:t>
       </w:r>
     </w:p>
     <w:p>
@@ -136,7 +136,7 @@
         <w:pStyle w:val="Heading2"/>
       </w:pPr>
       <w:r>
-        <w:t>Schutzwirkung Mumps-haltiger Impfstoffe bei Kindern unter 15 Jahren in China</w:t>
+        <w:t>BCG-Impfung senkt Tuberkulose-Risiko bei bangladeschischen Kindern um 57 %</w:t>
       </w:r>
     </w:p>
     <w:p>
@@ -146,12 +146,12 @@
           <w:color w:val="666666"/>
           <w:sz w:val="18"/>
         </w:rPr>
-        <w:t>Liu H et al.  ·  PLoS One  ·  28.09.2026  ·  PMID 42804452</w:t>
+        <w:t>Rahman T et al.  ·  BMC Infect Dis  ·  27.07.2026  ·  PMID 42806320</w:t>
       </w:r>
     </w:p>
     <w:p>
       <w:r>
-        <w:t>Matched-case-control-Studie bei 1.405 klinisch oder laborbestätigten Mumps-Fällen und 2.810 Kontrollen (2021–2025) in Taizhou, China, zur Effektivität Mumps-haltiger Impfstoffe nach Schulalter und Impfintervallen.</w:t>
+        <w:t>Gemeindebasierte Fall-Kontroll-Studie bei 207 TB-Fällen und 207 Kontrollen (2–14 Jahre) in Moulavibazar, Bangladesch, Januar–April 2023 mit multivariater logistischer Regression.</w:t>
       </w:r>
     </w:p>
     <w:p>
@@ -162,7 +162,7 @@
         <w:t xml:space="preserve">Ergebnis: </w:t>
       </w:r>
       <w:r>
-        <w:t>Gesamtimpfeffektivität nach ≥1 Dosis: 75,7% (95%-KI 64,8–83,2%). VE stieg mit Alter: 3–5 Jahre 55,2%, 6–11 Jahre 86,7%, ≥12 Jahre 92,9%. Einfach-Dosis-Regime: VE 80,4%; Zwei-Dosis-Periode zeigt VE nicht signifikant (durch hohe Coverage und wenige Ungeimpfte verzerrt).</w:t>
+        <w:t>BCG-Impfung: aOR 0,43 (95%-KI 0,20–0,93), Schutz 57 %. Zusätzliche Risikofaktoren: Adoleszenz (11–14 vs. 2–5 Jahre: aOR 2,53), männliches Geschlecht (aOR 1,79), TB in Familie &lt;6 Monate (aOR 1,92). Random-Forest-Modell: Accuracy 71,6 %, AUC 0,74. Impfung bleibt zentral für Kindertuberkulose-Kontrolle.</w:t>
       </w:r>
     </w:p>
     <w:p>
@@ -177,7 +177,7 @@
         <w:rPr>
           <w:sz w:val="19"/>
         </w:rPr>
-        <w:t>China, aber Impfregister-Daten und standardisierte Falldef. übertragbar – Frage zur optimalen Dosierung international relevant</w:t>
+        <w:t>Südasien mit epidemiologischen Daten, aber hohe Transmissionslage dort anders als Deutschland.</w:t>
       </w:r>
     </w:p>
     <w:p>
@@ -186,7 +186,7 @@
           <w:color w:val="5A7D3A"/>
           <w:sz w:val="18"/>
         </w:rPr>
-        <w:t>https://pubmed.ncbi.nlm.nih.gov/42804452/</w:t>
+        <w:t>https://pubmed.ncbi.nlm.nih.gov/42806320/</w:t>
       </w:r>
     </w:p>
     <w:p>
@@ -194,7 +194,7 @@
         <w:pStyle w:val="Heading2"/>
       </w:pPr>
       <w:r>
-        <w:t>Impfquoten bei HPV-Geimpften sinken bei niedriger Schulbildung und Einkommen der Eltern</w:t>
+        <w:t>Masernherd-Schwelle in Florida durch Impfquoten unterschritten – Risiko rapider Ausbrüche</w:t>
       </w:r>
     </w:p>
     <w:p>
@@ -204,12 +204,12 @@
           <w:color w:val="666666"/>
           <w:sz w:val="18"/>
         </w:rPr>
-        <w:t>Appelqvist E et al.  ·  Vaccine  ·  24.10.2026  ·  PMID 42727401</w:t>
+        <w:t>Oveson A et al.  ·  Proc Natl Acad Sci U S A  ·  06.10.2026  ·  PMID 42804627</w:t>
       </w:r>
     </w:p>
     <w:p>
       <w:r>
-        <w:t>Schwedische Registerstudie mit 492.997 Mädchen (Jahrgänge 2002–2010) zu Faktoren der HPV-Impfquote im Schulprogramm und Catch-up-Impfungen bis Alter 19 Jahren.</w:t>
+        <w:t>Altersstrukturiertes Masern-Transmissionsmodell für Florida kalibriert mit Daten des Gaines-County-Ausbruchs 2025, untersucht Effekt von Aufhebung schulischer Impfpflicht.</w:t>
       </w:r>
     </w:p>
     <w:p>
@@ -220,7 +220,7 @@
         <w:t xml:space="preserve">Ergebnis: </w:t>
       </w:r>
       <w:r>
-        <w:t>Eltern mit niedrigem Bildungsabschluss (OR 1,3) oder niedrigem Einkommen (OR 1,9) hatten geringere Impfquoten; im Ausland geborene Mädchen oder mit im Ausland geborenen Eltern zeigten OR 1,7. Die meisten ungeimpften Mädchen erhielten später keine Catch-up-Impfung, unabhängig von Schuljahr.</w:t>
+        <w:t>Aktuelle Masern-Mumps-Röteln-Quote in Florida unterschreitet bereits die Herdenimmunitätsschwelle. Modellierte Quoten­rückgänge nach Aufhebung der Schulanforderung projizieren Ausbruchsgrößen wie vor Impfära, mit signifikanter Kindersterblichkeit in fünf Jahren. Sensitivitätsanalyse: kleine Quoten­rückgänge führen zu disproportional großen Ausbruchszunahmen, besonders bei starker Mischung unter Kindern.</w:t>
       </w:r>
     </w:p>
     <w:p>
@@ -235,7 +235,7 @@
         <w:rPr>
           <w:sz w:val="19"/>
         </w:rPr>
-        <w:t>Schweden, Impfregister und Schulimpfprogramm, Hinweis auf Ungleichheitsachsen auch in deutschen Bundesländern ohne Register</w:t>
+        <w:t>USA, epidemiologisches Modell – Mechanismus übertragbar auf deutsche Risiko­szenarios.</w:t>
       </w:r>
     </w:p>
     <w:p>
@@ -244,7 +244,7 @@
           <w:color w:val="5A7D3A"/>
           <w:sz w:val="18"/>
         </w:rPr>
-        <w:t>https://pubmed.ncbi.nlm.nih.gov/42727401/</w:t>
+        <w:t>https://pubmed.ncbi.nlm.nih.gov/42804627/</w:t>
       </w:r>
     </w:p>
     <w:p>
@@ -252,7 +252,7 @@
         <w:pStyle w:val="Heading2"/>
       </w:pPr>
       <w:r>
-        <w:t>Wirksamkeit und Waning der vierten COVID-19-mRNA-Impfdosis gegen Hospitalisierung</w:t>
+        <w:t>RSV-Hospitalisierungen bei Kindern sinken nach gezieltem Nirsevimab-Einsatz</w:t>
       </w:r>
     </w:p>
     <w:p>
@@ -262,12 +262,12 @@
           <w:color w:val="666666"/>
           <w:sz w:val="18"/>
         </w:rPr>
-        <w:t>Li X et al.  ·  J Infect  ·  05.08.2026  ·  PMID 42556476</w:t>
+        <w:t>Attaianese F et al.  ·  Int J Infect Dis  ·  27.08.2026  ·  PMID 42660409</w:t>
       </w:r>
     </w:p>
     <w:p>
       <w:r>
-        <w:t>Multizentrische Kohortenstudie aus UK, Niederlanden und Spanien (DARWIN EU) an 975.496 geimpften Personen ab 12 Jahren zur Effektivität der vierten Dosis gegen SARS-CoV-2-bedingte Hospitalisierung und Tod.</w:t>
+        <w:t>Italienische Studie zu RSV-Infektionen bei Kindern &lt;18 Jahren über sechs Saisons mit Analyse der Auswirkung regionaler Nirsevimab-Impfstrategien zwischen Januar 2019 und März 2025.</w:t>
       </w:r>
     </w:p>
     <w:p>
@@ -278,7 +278,7 @@
         <w:t xml:space="preserve">Ergebnis: </w:t>
       </w:r>
       <w:r>
-        <w:t>VE vierte vs. dritte Dosis gegen Tod 30% (95%-KI 9–46); gegen Hospitalisierung 26% (Spanien) bis 46% (Niederlande). Waning begann bei 4–8 Wochen. Periodische Auffrischungen wurden empfohlen.</w:t>
+        <w:t>In der Saison 2024–2025 sanken RSV-Hospitalisierungen um insgesamt 43,6 %. Mit breiten Zugangs­kriterien und frühem Einsatz (Gruppe B) betrug das Reduktionsverhältnis 0,28 (95%-KI 0,22–0,36), mit einzelnem Zentrum (Gruppe F) 0,24. Beschränktere Strategien (Gruppen C–E) zeigten moderatere Rückgänge (Quoten 0,58–0,70). Die Studie bestätigt zeitliche Assoziation zwischen Rollout und verringerter Hospitalisierung.</w:t>
       </w:r>
     </w:p>
     <w:p>
@@ -293,7 +293,7 @@
         <w:rPr>
           <w:sz w:val="19"/>
         </w:rPr>
-        <w:t>Niederlande, Spanien, UK mit kompletten elektronischen Gesundheitsaufzeichnungen, übertragbar auf deutsche Versorgung</w:t>
+        <w:t>Italien mit vergleichbaren Krankenhausdaten und Meldesystemen.</w:t>
       </w:r>
     </w:p>
     <w:p>
@@ -302,7 +302,7 @@
           <w:color w:val="5A7D3A"/>
           <w:sz w:val="18"/>
         </w:rPr>
-        <w:t>https://pubmed.ncbi.nlm.nih.gov/42556476/</w:t>
+        <w:t>https://pubmed.ncbi.nlm.nih.gov/42660409/</w:t>
       </w:r>
     </w:p>
     <w:p>
@@ -310,7 +310,7 @@
         <w:pStyle w:val="Heading2"/>
       </w:pPr>
       <w:r>
-        <w:t>Influenza-Impfquote und Impfskepsis bei Patienten mit Lebererkrankung in Griechenland</w:t>
+        <w:t>Nirsevimab und RSV-Mutterimpfung schützen Säuglinge hocheffektiv</w:t>
       </w:r>
     </w:p>
     <w:p>
@@ -320,12 +320,12 @@
           <w:color w:val="666666"/>
           <w:sz w:val="18"/>
         </w:rPr>
-        <w:t>Dafnou P et al.  ·  Gastroenterol Nurs  ·  21.07.2026  ·  PMID 42484114</w:t>
+        <w:t>Treston B et al.  ·  Int J Infect Dis  ·  06.08.2026  ·  PMID 42562126</w:t>
       </w:r>
     </w:p>
     <w:p>
       <w:r>
-        <w:t>Querschnittstudie bei 152 Patienten mit Lebererkrankung in Griechenland (2025) zur Influenza-Impfquote, Einstellungen und Einflussfaktoren.</w:t>
+        <w:t>Test-negativ Fall-Kontroll-Studie über zwei RSV-Schutzstrategien auf der irischen Insel in der Saison 2024/25 bei Säuglingen &lt;6 Monaten mit akuter Atemwegserkrankung.</w:t>
       </w:r>
     </w:p>
     <w:p>
@@ -336,7 +336,7 @@
         <w:t xml:space="preserve">Ergebnis: </w:t>
       </w:r>
       <w:r>
-        <w:t>58,6% erhielten Influenza-Impfung. Prädiktoren der Impfung: höheres Alter (OR 1,07), vorangegangene Pneumokokken-Impfung (OR 17,98), COVID-19-Impfung (OR 5,77). Etwa die Hälfte ließen sich jährlich impfen. Kliniker als vertrauenswürdige Informanten könnten Quote heben.</w:t>
+        <w:t>Nirsevimab-Effektivität gegen Hospitalisierung 90,7 % (95%-KI 80,7–95,8) in der Republik Irland bei 83 % Abdeckung; RSVpreF-Effektivität 83,9 % (95%-KI 41,5–96,6) in Nordirland bei 30 % Abdeckung. Notfall­ambulanz-Bronchiolitis-Besuche sanken um 52 % (ROI) und 37 % (NI). Unterschiedliche Abdeckung führte zu unterschiedlichem Bevölkerungseffekt.</w:t>
       </w:r>
     </w:p>
     <w:p>
@@ -351,7 +351,7 @@
         <w:rPr>
           <w:sz w:val="19"/>
         </w:rPr>
-        <w:t>Griechenland, ähnliche Gesundheitssysteme, Fokus auf vulnerable Gruppen und Beratung auch für Deutschland relevant</w:t>
+        <w:t>UK-System mit Notfalldaten, aber Strategie-Unterschiede zeigen Implementierungs­priorität.</w:t>
       </w:r>
     </w:p>
     <w:p>
@@ -360,7 +360,65 @@
           <w:color w:val="5A7D3A"/>
           <w:sz w:val="18"/>
         </w:rPr>
-        <w:t>https://pubmed.ncbi.nlm.nih.gov/42484114/</w:t>
+        <w:t>https://pubmed.ncbi.nlm.nih.gov/42562126/</w:t>
+      </w:r>
+    </w:p>
+    <w:p>
+      <w:pPr>
+        <w:pStyle w:val="Heading2"/>
+      </w:pPr>
+      <w:r>
+        <w:t>Keine erhöhte Notfall-Hospitalisierungsrate durch Impfung bei immunologischen Erkrankungen</w:t>
+      </w:r>
+    </w:p>
+    <w:p>
+      <w:r>
+        <w:rPr>
+          <w:i/>
+          <w:color w:val="666666"/>
+          <w:sz w:val="18"/>
+        </w:rPr>
+        <w:t>Meiszl K et al.  ·  Int J Infect Dis  ·  25.07.2026  ·  PMID 42501818</w:t>
+      </w:r>
+    </w:p>
+    <w:p>
+      <w:r>
+        <w:t>Deutsche Register-Kohortenstudie mit sechs Kausalziel-Emulatoren zu Pneumokokken- und Influenza-Impfung bei 432.768 Patienten mit Multipler Sklerose, entzündlich-rheumatischen oder Darmerkrankungen zwischen 2013 und 2019.</w:t>
+      </w:r>
+    </w:p>
+    <w:p>
+      <w:r>
+        <w:rPr>
+          <w:b/>
+        </w:rPr>
+        <w:t xml:space="preserve">Ergebnis: </w:t>
+      </w:r>
+      <w:r>
+        <w:t>Pneumokokken: HR 0,91 (MS), 0,60 (rheumatisch), 0,89 (IBD). Influenza: HR 0,94 (MS), 0,79 (rheumatisch), 0,83 (IBD) – keine erhöhte Verschlechterung, teilweise Risikoreduktion. Modell-Kalibrierung adequate (Hosmer-Lemeshow-Test). Befund stützt Sicherheit der Immunisierung in diesen Populationen.</w:t>
+      </w:r>
+    </w:p>
+    <w:p>
+      <w:r>
+        <w:rPr>
+          <w:b/>
+          <w:sz w:val="19"/>
+        </w:rPr>
+        <w:t xml:space="preserve">Übertragbarkeit: </w:t>
+      </w:r>
+      <w:r>
+        <w:rPr>
+          <w:sz w:val="19"/>
+        </w:rPr>
+        <w:t>Deutsche Kassenabrechnung (BARMER), direkter Bevölkerungsbezug.</w:t>
+      </w:r>
+    </w:p>
+    <w:p>
+      <w:r>
+        <w:rPr>
+          <w:color w:val="5A7D3A"/>
+          <w:sz w:val="18"/>
+        </w:rPr>
+        <w:t>https://pubmed.ncbi.nlm.nih.gov/42501818/</w:t>
       </w:r>
     </w:p>
     <w:sectPr>

--- a/download/studien-aktuell.docx
+++ b/download/studien-aktuell.docx
@@ -62,7 +62,7 @@
           <w:color w:val="666666"/>
           <w:sz w:val="18"/>
         </w:rPr>
-        <w:t>Stand: 30.09.2026  |  6 Studien  |  impfen.m-vf.de</w:t>
+        <w:t>Stand: 01.10.2026  |  7 Studien  |  impfen.m-vf.de</w:t>
       </w:r>
     </w:p>
     <w:p>
@@ -70,7 +70,7 @@
         <w:pStyle w:val="Heading1"/>
       </w:pPr>
       <w:r>
-        <w:t>Aufgenommen am 30.09.2026</w:t>
+        <w:t>Aufgenommen am 01.10.2026</w:t>
       </w:r>
     </w:p>
     <w:p>
@@ -78,7 +78,7 @@
         <w:pStyle w:val="Heading2"/>
       </w:pPr>
       <w:r>
-        <w:t>Psychologische Treiber der Impfskepsis gegen HPV in Polen prägen Kampagnen</w:t>
+        <w:t>Impfprogramme in Konfliktzonen: intrinsischer, instrumentaler und symbolischer Wert</w:t>
       </w:r>
     </w:p>
     <w:p>
@@ -88,12 +88,12 @@
           <w:color w:val="666666"/>
           <w:sz w:val="18"/>
         </w:rPr>
-        <w:t>Siebielec J et al.  ·  Front Public Health  ·  14.09.2026  ·  PMID 42807115</w:t>
+        <w:t>Sabahelzain MM et al.  ·  Hum Vaccin Immunother  ·  30.09.2026  ·  PMID 42814974</w:t>
       </w:r>
     </w:p>
     <w:p>
       <w:r>
-        <w:t>Qualitative Analyse von 4.440 Facebook-Einträgen zum HPV-Impfen zwischen Oktober 2020 und Oktober 2023 unter polnischen Sprechern mit Kodierung nach dem 5C-Modell (Confidence, Complacency, Constraints, Calculation, Collective responsibility).</w:t>
+        <w:t>Qualitative Analyse, welche die Werte von Impfprogrammen in humanitären Krisen aus ethischer Perspektive untersucht und plädiert für deren Verstetigung als Frage der Gerechtigkeit.</w:t>
       </w:r>
     </w:p>
     <w:p>
@@ -104,7 +104,7 @@
         <w:t xml:space="preserve">Ergebnis: </w:t>
       </w:r>
       <w:r>
-        <w:t>51 % aller Einträge erschienen 2023 (Programmstart). 42 % ließen sich Kategorien zuordnen; Calculation (60 %) und Confidence (47 %) am häufigsten, in 13 % beide. Psychologische Faktoren: extensive Informationssuche, Verschwörungstheorie-Anfälligkeit, Vertrauensfragen zu Impfstoff und Behörden. Facebook-Kampagnen sollten diverse psychologische Profile ansprechen und zuverlässige Information verständlich darstellen.</w:t>
+        <w:t>Die Autoren argumentieren, dass Impfungen in Konfliktzonen über die Notfallreaktion hinaus als intrinsisch wertvoll (Menschenrecht auf Gesundheit), instrumentell wertvoll (Krankheitsvorbeugung) und symbolisch wertvoll (Vertrauenszeichen des Staates) anzusehen sind. Diese dreifache Wertigkeit rechtfertigt die Priorisierung ihrer Verstetigung zur Stärkung der Gesundheitssystemresilienz.</w:t>
       </w:r>
     </w:p>
     <w:p>
@@ -119,7 +119,7 @@
         <w:rPr>
           <w:sz w:val="19"/>
         </w:rPr>
-        <w:t>Qualitative Erkenntnis aus Europa (Polen), übertragbar für deutschsprachige Impf­kommunikation.</w:t>
+        <w:t>Qualitatives Konzeptpapier; Übertragbarkeit hängt von nationalen Impfkalender und Sicherheitslage ab.</w:t>
       </w:r>
     </w:p>
     <w:p>
@@ -128,7 +128,7 @@
           <w:color w:val="5A7D3A"/>
           <w:sz w:val="18"/>
         </w:rPr>
-        <w:t>https://pubmed.ncbi.nlm.nih.gov/42807115/</w:t>
+        <w:t>https://pubmed.ncbi.nlm.nih.gov/42814974/</w:t>
       </w:r>
     </w:p>
     <w:p>
@@ -136,7 +136,7 @@
         <w:pStyle w:val="Heading2"/>
       </w:pPr>
       <w:r>
-        <w:t>BCG-Impfung senkt Tuberkulose-Risiko bei bangladeschischen Kindern um 57 %</w:t>
+        <w:t>Tollwutpostexpositionsprophylaxe im Iran: Registerdaten und Adhärenz</w:t>
       </w:r>
     </w:p>
     <w:p>
@@ -146,12 +146,12 @@
           <w:color w:val="666666"/>
           <w:sz w:val="18"/>
         </w:rPr>
-        <w:t>Rahman T et al.  ·  BMC Infect Dis  ·  27.07.2026  ·  PMID 42806320</w:t>
+        <w:t>Babaee E et al.  ·  PLoS Negl Trop Dis  ·  30.09.2026  ·  PMID 42814726</w:t>
       </w:r>
     </w:p>
     <w:p>
       <w:r>
-        <w:t>Gemeindebasierte Fall-Kontroll-Studie bei 207 TB-Fällen und 207 Kontrollen (2–14 Jahre) in Moulavibazar, Bangladesch, Januar–April 2023 mit multivariater logistischer Regression.</w:t>
+        <w:t>Sekundäranalyse von 507.404 Tierbissvorfällen aus dem iranischen Tollwut-Impfregister (März 2022 – September 2023) zur Dokumentation der Adhärenz zu Impf- und Immunglobulin-Richtlinien.</w:t>
       </w:r>
     </w:p>
     <w:p>
@@ -162,7 +162,7 @@
         <w:t xml:space="preserve">Ergebnis: </w:t>
       </w:r>
       <w:r>
-        <w:t>BCG-Impfung: aOR 0,43 (95%-KI 0,20–0,93), Schutz 57 %. Zusätzliche Risikofaktoren: Adoleszenz (11–14 vs. 2–5 Jahre: aOR 2,53), männliches Geschlecht (aOR 1,79), TB in Familie &lt;6 Monate (aOR 1,92). Random-Forest-Modell: Accuracy 71,6 %, AUC 0,74. Impfung bleibt zentral für Kindertuberkulose-Kontrolle.</w:t>
+        <w:t>73,6% Männer; häufigste Altersgruppe 31–40 Jahre (19,8%). Hunde verursachten 76,2%, Katzen 20,8% der Expositionen. Höchste Inzidenz in Nordprovinzen (North Khorasan 773/100.000, Golestan 767/100.000 Einwohner). Wundreinigung dokumentiert bei 94,3%; erste Impfdosis innerhalb 48 h bei 96,4%. Gesamte Impfserie: 68,1% erhielten drei Dosen, 24,2% vier. Immunglobulin wurde bei 95,6% der Kategorie-III-Expositionen gegeben, aber auch unangemessen bei Kategorie I (6,1%) und II (4,7%). Bei Fledermauskontakt nur 36,8% als Kategorie III klassifiziert und 38,7% mit Immunglobulin versorgt.</w:t>
       </w:r>
     </w:p>
     <w:p>
@@ -177,7 +177,7 @@
         <w:rPr>
           <w:sz w:val="19"/>
         </w:rPr>
-        <w:t>Südasien mit epidemiologischen Daten, aber hohe Transmissionslage dort anders als Deutschland.</w:t>
+        <w:t>Iran, Registerdaten; mittlere Übertragbarkeit auf Deutschland (unterschiedliche epidemiologische Lage).</w:t>
       </w:r>
     </w:p>
     <w:p>
@@ -186,7 +186,7 @@
           <w:color w:val="5A7D3A"/>
           <w:sz w:val="18"/>
         </w:rPr>
-        <w:t>https://pubmed.ncbi.nlm.nih.gov/42806320/</w:t>
+        <w:t>https://pubmed.ncbi.nlm.nih.gov/42814726/</w:t>
       </w:r>
     </w:p>
     <w:p>
@@ -194,7 +194,7 @@
         <w:pStyle w:val="Heading2"/>
       </w:pPr>
       <w:r>
-        <w:t>Masernherd-Schwelle in Florida durch Impfquoten unterschritten – Risiko rapider Ausbrüche</w:t>
+        <w:t>Auditive Nebenwirkungen und COVID-19-Impfung: Signalbewertung im US-VAERS</w:t>
       </w:r>
     </w:p>
     <w:p>
@@ -204,12 +204,12 @@
           <w:color w:val="666666"/>
           <w:sz w:val="18"/>
         </w:rPr>
-        <w:t>Oveson A et al.  ·  Proc Natl Acad Sci U S A  ·  06.10.2026  ·  PMID 42804627</w:t>
+        <w:t>Wu J et al.  ·  Front Public Health  ·  15.09.2026  ·  PMID 42812531</w:t>
       </w:r>
     </w:p>
     <w:p>
       <w:r>
-        <w:t>Altersstrukturiertes Masern-Transmissionsmodell für Florida kalibriert mit Daten des Gaines-County-Ausbruchs 2025, untersucht Effekt von Aufhebung schulischer Impfpflicht.</w:t>
+        <w:t>Unterbrochene Zeitreihenanalyse von US-VAERS-Daten (2018–2025) zur Frage, ob Meldungen auditorischer Nebenwirkungen nach COVID-19-Impf-Zulassung zunahmen und ob dies einen echten Sicherheitssignal oder Meldeverzerrung widerspiegelt.</w:t>
       </w:r>
     </w:p>
     <w:p>
@@ -220,7 +220,7 @@
         <w:t xml:space="preserve">Ergebnis: </w:t>
       </w:r>
       <w:r>
-        <w:t>Aktuelle Masern-Mumps-Röteln-Quote in Florida unterschreitet bereits die Herdenimmunitätsschwelle. Modellierte Quoten­rückgänge nach Aufhebung der Schulanforderung projizieren Ausbruchsgrößen wie vor Impfära, mit signifikanter Kindersterblichkeit in fünf Jahren. Sensitivitätsanalyse: kleine Quoten­rückgänge führen zu disproportional großen Ausbruchszunahmen, besonders bei starker Mischung unter Kindern.</w:t>
+        <w:t>Von 1.347.820 Berichten betrafen 27.750 auditorische Nebenwirkungen. Nach der COVID-19-Zulassung stiegen Meldungsraten an (β=2.317,4, 95%-KI 1.079,1–3.555,6; p&lt;0,001). Quasi-Poisson-Modelle zeigten IRR von 5,62–7,36 (p≤0,015). Effekt war heterogen nach Alter: stark bei 18–64 Jahren (p=0,010) und ≥65 Jahren (p=0,0004), nicht signifikant &lt;18 Jahren (p=0,67). Dermatologie-Sentinel (Kontrolle) zeigte keine Änderung (IRR 1,09, p=0,83). Auditorische Nebenwirkungen waren in COVID-19-Berichten häufiger (2,42%) als Influenza (0,88%) oder andere Impfstoffe (0,84%).</w:t>
       </w:r>
     </w:p>
     <w:p>
@@ -235,7 +235,7 @@
         <w:rPr>
           <w:sz w:val="19"/>
         </w:rPr>
-        <w:t>USA, epidemiologisches Modell – Mechanismus übertragbar auf deutsche Risiko­szenarios.</w:t>
+        <w:t>US-Passive-Surveillance-Daten; Übertragbarkeit auf Deutschland eingeschränkt (anderes Meldesystem).</w:t>
       </w:r>
     </w:p>
     <w:p>
@@ -244,7 +244,7 @@
           <w:color w:val="5A7D3A"/>
           <w:sz w:val="18"/>
         </w:rPr>
-        <w:t>https://pubmed.ncbi.nlm.nih.gov/42804627/</w:t>
+        <w:t>https://pubmed.ncbi.nlm.nih.gov/42812531/</w:t>
       </w:r>
     </w:p>
     <w:p>
@@ -252,7 +252,7 @@
         <w:pStyle w:val="Heading2"/>
       </w:pPr>
       <w:r>
-        <w:t>RSV-Hospitalisierungen bei Kindern sinken nach gezieltem Nirsevimab-Einsatz</w:t>
+        <w:t>Reaktogenität mRNA- vs. proteinbasierter COVID-19-Impfstoffe 2023–2024: BEEHIVE-Studie</w:t>
       </w:r>
     </w:p>
     <w:p>
@@ -262,12 +262,12 @@
           <w:color w:val="666666"/>
           <w:sz w:val="18"/>
         </w:rPr>
-        <w:t>Attaianese F et al.  ·  Int J Infect Dis  ·  27.08.2026  ·  PMID 42660409</w:t>
+        <w:t>Yoon SK et al.  ·  Hum Vaccin Immunother  ·  29.09.2026  ·  PMID 42811742</w:t>
       </w:r>
     </w:p>
     <w:p>
       <w:r>
-        <w:t>Italienische Studie zu RSV-Infektionen bei Kindern &lt;18 Jahren über sechs Saisons mit Analyse der Auswirkung regionaler Nirsevimab-Impfstrategien zwischen Januar 2019 und März 2025.</w:t>
+        <w:t>Doppelblinde randomisierte Studie (NCT06065176) vergleicht Reaktogenität von Novavax (Protein) mit Pfizer-BioNTech (mRNA) XBB.1.5-Impfstoff bei Personen mit ≥2 vorherigen mRNA-Dosen.</w:t>
       </w:r>
     </w:p>
     <w:p>
@@ -278,7 +278,7 @@
         <w:t xml:space="preserve">Ergebnis: </w:t>
       </w:r>
       <w:r>
-        <w:t>In der Saison 2024–2025 sanken RSV-Hospitalisierungen um insgesamt 43,6 %. Mit breiten Zugangs­kriterien und frühem Einsatz (Gruppe B) betrug das Reduktionsverhältnis 0,28 (95%-KI 0,22–0,36), mit einzelnem Zentrum (Gruppe F) 0,24. Beschränktere Strategien (Gruppen C–E) zeigten moderatere Rückgänge (Quoten 0,58–0,70). Die Studie bestätigt zeitliche Assoziation zwischen Rollout und verringerter Hospitalisierung.</w:t>
+        <w:t>Novavax (n=448) vs. Pfizer (n=453): Am Tag 1 berichteten signifikant weniger Novavax-Empfänger systemische Reaktogenität (62,1% vs. 75,7%; Risikodifferenz −13,7%, 95%-KI −19,6% bis −7,7%, p&lt;0,0001) und lokale Reaktionen (81,0% vs. 92,7%; Risikodifferenz −11,7%, 95%-KI −16,0% bis −7,3%, p&lt;0,0001). Mittlere Ereigniszahl pro Person am Tag 1 und 2 signifikant niedriger für Novavax (je p&lt;0,0001). Die meisten Ereignisse waren mild. Am Tag 6 hatten &gt;80% bzw. &gt;94% keine systemischen oder lokalen Reaktionen.</w:t>
       </w:r>
     </w:p>
     <w:p>
@@ -293,7 +293,7 @@
         <w:rPr>
           <w:sz w:val="19"/>
         </w:rPr>
-        <w:t>Italien mit vergleichbaren Krankenhausdaten und Meldesystemen.</w:t>
+        <w:t>USA-Studie, aber primär Sicherheitsfrage – übertragbar auf Deutsche Zulassungsbewertung.</w:t>
       </w:r>
     </w:p>
     <w:p>
@@ -302,7 +302,7 @@
           <w:color w:val="5A7D3A"/>
           <w:sz w:val="18"/>
         </w:rPr>
-        <w:t>https://pubmed.ncbi.nlm.nih.gov/42660409/</w:t>
+        <w:t>https://pubmed.ncbi.nlm.nih.gov/42811742/</w:t>
       </w:r>
     </w:p>
     <w:p>
@@ -310,7 +310,7 @@
         <w:pStyle w:val="Heading2"/>
       </w:pPr>
       <w:r>
-        <w:t>Nirsevimab und RSV-Mutterimpfung schützen Säuglinge hocheffektiv</w:t>
+        <w:t>Hybridimmunität gegen SARS-CoV-2: Langzeitdynamik bei Angehörigen der Gesundheitsberufe</w:t>
       </w:r>
     </w:p>
     <w:p>
@@ -320,12 +320,12 @@
           <w:color w:val="666666"/>
           <w:sz w:val="18"/>
         </w:rPr>
-        <w:t>Treston B et al.  ·  Int J Infect Dis  ·  06.08.2026  ·  PMID 42562126</w:t>
+        <w:t>Tekinsoy M et al.  ·  Viruses  ·  19.09.2026  ·  PMID 42797871</w:t>
       </w:r>
     </w:p>
     <w:p>
       <w:r>
-        <w:t>Test-negativ Fall-Kontroll-Studie über zwei RSV-Schutzstrategien auf der irischen Insel in der Saison 2024/25 bei Säuglingen &lt;6 Monaten mit akuter Atemwegserkrankung.</w:t>
+        <w:t>Vierjährige Kohortenstudie (2020–Juni 2024) von Gesundheitsarbeitern, die zwischen Hybrid- (Infektion + Impfung) und reiner Impfimmunität unterscheidet und Antikörperhaltbarkeit bewertet.</w:t>
       </w:r>
     </w:p>
     <w:p>
@@ -336,7 +336,7 @@
         <w:t xml:space="preserve">Ergebnis: </w:t>
       </w:r>
       <w:r>
-        <w:t>Nirsevimab-Effektivität gegen Hospitalisierung 90,7 % (95%-KI 80,7–95,8) in der Republik Irland bei 83 % Abdeckung; RSVpreF-Effektivität 83,9 % (95%-KI 41,5–96,6) in Nordirland bei 30 % Abdeckung. Notfall­ambulanz-Bronchiolitis-Besuche sanken um 52 % (ROI) und 37 % (NI). Unterschiedliche Abdeckung führte zu unterschiedlichem Bevölkerungseffekt.</w:t>
+        <w:t>142 Personen mit Längsdaten (1180 Tage Nachverfolgung): 66,2% erlebten mindestens eine Durchbruchinfektion, 14,1% zwei. Anti-N-Antikörper sanken nach Infektion 2,3-fach zwischen Monat 3 und 6; Seropositiv-Rate fiel von 82% auf 40,4% (Median bis Seronegatitivät: 179 Tage). Hybridimmunität mit zwei Dosen hatte Anti-S-IgG und sVNT-Titer vergleichbar mit drei reinen Impfungen. Dritte Dosis verstärkte Anti-S-Persistenz signifikant nach 9 Monaten.</w:t>
       </w:r>
     </w:p>
     <w:p>
@@ -351,7 +351,7 @@
         <w:rPr>
           <w:sz w:val="19"/>
         </w:rPr>
-        <w:t>UK-System mit Notfalldaten, aber Strategie-Unterschiede zeigen Implementierungs­priorität.</w:t>
+        <w:t>Deutschland, vergleichbare Gesundheitssettings, aber COVID-Spezifik.</w:t>
       </w:r>
     </w:p>
     <w:p>
@@ -360,7 +360,7 @@
           <w:color w:val="5A7D3A"/>
           <w:sz w:val="18"/>
         </w:rPr>
-        <w:t>https://pubmed.ncbi.nlm.nih.gov/42562126/</w:t>
+        <w:t>https://pubmed.ncbi.nlm.nih.gov/42797871/</w:t>
       </w:r>
     </w:p>
     <w:p>
@@ -368,7 +368,7 @@
         <w:pStyle w:val="Heading2"/>
       </w:pPr>
       <w:r>
-        <w:t>Keine erhöhte Notfall-Hospitalisierungsrate durch Impfung bei immunologischen Erkrankungen</w:t>
+        <w:t>Pneumokokkenimpfstoffe (PCV15/PCV20) gegen PCV13 im UK-Impfplan: Studienprotokoll</w:t>
       </w:r>
     </w:p>
     <w:p>
@@ -378,12 +378,12 @@
           <w:color w:val="666666"/>
           <w:sz w:val="18"/>
         </w:rPr>
-        <w:t>Meiszl K et al.  ·  Int J Infect Dis  ·  25.07.2026  ·  PMID 42501818</w:t>
+        <w:t>Aslam R et al.  ·  BMJ Open  ·  22.09.2026  ·  PMID 42772879</w:t>
       </w:r>
     </w:p>
     <w:p>
       <w:r>
-        <w:t>Deutsche Register-Kohortenstudie mit sechs Kausalziel-Emulatoren zu Pneumokokken- und Influenza-Impfung bei 432.768 Patienten mit Multipler Sklerose, entzündlich-rheumatischen oder Darmerkrankungen zwischen 2013 und 2019.</w:t>
+        <w:t>Randomisierte Studie zur Nicht-Unterlegenheit von PCV15 und PCV20 gegenüber PCV13 bei 600 Säuglingen im britischen 1+1- und 2+1-Impfschema.</w:t>
       </w:r>
     </w:p>
     <w:p>
@@ -394,7 +394,7 @@
         <w:t xml:space="preserve">Ergebnis: </w:t>
       </w:r>
       <w:r>
-        <w:t>Pneumokokken: HR 0,91 (MS), 0,60 (rheumatisch), 0,89 (IBD). Influenza: HR 0,94 (MS), 0,79 (rheumatisch), 0,83 (IBD) – keine erhöhte Verschlechterung, teilweise Risikoreduktion. Modell-Kalibrierung adequate (Hosmer-Lemeshow-Test). Befund stützt Sicherheit der Immunisierung in diesen Populationen.</w:t>
+        <w:t>Studienprotokoll ohne Ergebnisse; primärer Endpunkt ist Nicht-Unterlegenheit der PCV13-Serotpyen-spezifischen Antikörperresponses nach PCV15/PCV20 vs. PCV13. Sekundär werden Trägerschaft und Schleimhaut-IgG gemessen. Rekrutierung abgeschlossen (600 Patienten randomisiert).</w:t>
       </w:r>
     </w:p>
     <w:p>
@@ -409,7 +409,7 @@
         <w:rPr>
           <w:sz w:val="19"/>
         </w:rPr>
-        <w:t>Deutsche Kassenabrechnung (BARMER), direkter Bevölkerungsbezug.</w:t>
+        <w:t>UK-Impfplan, europäisches Gesundheitssystem, vergleichbare Versorgungsstruktur.</w:t>
       </w:r>
     </w:p>
     <w:p>
@@ -418,7 +418,65 @@
           <w:color w:val="5A7D3A"/>
           <w:sz w:val="18"/>
         </w:rPr>
-        <w:t>https://pubmed.ncbi.nlm.nih.gov/42501818/</w:t>
+        <w:t>https://pubmed.ncbi.nlm.nih.gov/42772879/</w:t>
+      </w:r>
+    </w:p>
+    <w:p>
+      <w:pPr>
+        <w:pStyle w:val="Heading2"/>
+      </w:pPr>
+      <w:r>
+        <w:t>Adipositas schwächt Antikörperantwort nach Grippeimpfung: deutsche Explorationsstudie</w:t>
+      </w:r>
+    </w:p>
+    <w:p>
+      <w:r>
+        <w:rPr>
+          <w:i/>
+          <w:color w:val="666666"/>
+          <w:sz w:val="18"/>
+        </w:rPr>
+        <w:t>Böll S et al.  ·  BMC Immunol  ·  10.09.2026  ·  PMID 42760530</w:t>
+      </w:r>
+    </w:p>
+    <w:p>
+      <w:r>
+        <w:t>Deutsche Kohortenstudie untersucht, ob Adipositas die humorale und zelluläre Immunantwort nach Influenzaimpfung beeinträchtigt.</w:t>
+      </w:r>
+    </w:p>
+    <w:p>
+      <w:r>
+        <w:rPr>
+          <w:b/>
+        </w:rPr>
+        <w:t xml:space="preserve">Ergebnis: </w:t>
+      </w:r>
+      <w:r>
+        <w:t>Kleine Stichprobe (n=25: 18 normalgewichtig, 7 adipös) über 9 Monate. Nach Impfung stiegen Antikörpertiter in beiden Gruppen an und blieben erhöht. Bei normalgewichtigen Personen unterschieden sich alle vier Antikörper signifikant über die Besuche; bei adipösen Personen nur zwei. Adipöse zeigten abnehmende Treg-Anteile (nicht signifikant) und keine klaren Gruppenunterschiede in T-Zell-Zahl. Autoren betonen, dass die Stichprobengröße explorativ ist; größere Studien sind notwendig.</w:t>
+      </w:r>
+    </w:p>
+    <w:p>
+      <w:r>
+        <w:rPr>
+          <w:b/>
+          <w:sz w:val="19"/>
+        </w:rPr>
+        <w:t xml:space="preserve">Übertragbarkeit: </w:t>
+      </w:r>
+      <w:r>
+        <w:rPr>
+          <w:sz w:val="19"/>
+        </w:rPr>
+        <w:t>Deutsche Klinikdaten, aber kleine Stichprobe – Ergebnisse sind vorläufig.</w:t>
+      </w:r>
+    </w:p>
+    <w:p>
+      <w:r>
+        <w:rPr>
+          <w:color w:val="5A7D3A"/>
+          <w:sz w:val="18"/>
+        </w:rPr>
+        <w:t>https://pubmed.ncbi.nlm.nih.gov/42760530/</w:t>
       </w:r>
     </w:p>
     <w:sectPr>

--- a/download/studien-aktuell.docx
+++ b/download/studien-aktuell.docx
@@ -62,7 +62,7 @@
           <w:color w:val="666666"/>
           <w:sz w:val="18"/>
         </w:rPr>
-        <w:t>Stand: 01.10.2026  |  7 Studien  |  impfen.m-vf.de</w:t>
+        <w:t>Stand: 02.10.2026  |  6 Studien  |  impfen.m-vf.de</w:t>
       </w:r>
     </w:p>
     <w:p>
@@ -70,7 +70,7 @@
         <w:pStyle w:val="Heading1"/>
       </w:pPr>
       <w:r>
-        <w:t>Aufgenommen am 01.10.2026</w:t>
+        <w:t>Aufgenommen am 02.10.2026</w:t>
       </w:r>
     </w:p>
     <w:p>
@@ -78,7 +78,7 @@
         <w:pStyle w:val="Heading2"/>
       </w:pPr>
       <w:r>
-        <w:t>Impfprogramme in Konfliktzonen: intrinsischer, instrumentaler und symbolischer Wert</w:t>
+        <w:t>COVID-19-Auffrischungsimpfung reduzierte Rehospitalisierungsrisiko um 39 Prozent</w:t>
       </w:r>
     </w:p>
     <w:p>
@@ -88,12 +88,12 @@
           <w:color w:val="666666"/>
           <w:sz w:val="18"/>
         </w:rPr>
-        <w:t>Sabahelzain MM et al.  ·  Hum Vaccin Immunother  ·  30.09.2026  ·  PMID 42814974</w:t>
+        <w:t>Neves RKAD et al.  ·  PLoS One  ·  01.10.2026  ·  PMID 42821558</w:t>
       </w:r>
     </w:p>
     <w:p>
       <w:r>
-        <w:t>Qualitative Analyse, welche die Werte von Impfprogrammen in humanitären Krisen aus ethischer Perspektive untersucht und plädiert für deren Verstetigung als Frage der Gerechtigkeit.</w:t>
+        <w:t>Kohortenstudie in Rio de Janeiro untersuchte, ob Impfstatus die Rehospitalisierung wegen COVID-19-Reinfektionen zwischen 2020 und 2022 beeinflusste.</w:t>
       </w:r>
     </w:p>
     <w:p>
@@ -104,7 +104,7 @@
         <w:t xml:space="preserve">Ergebnis: </w:t>
       </w:r>
       <w:r>
-        <w:t>Die Autoren argumentieren, dass Impfungen in Konfliktzonen über die Notfallreaktion hinaus als intrinsisch wertvoll (Menschenrecht auf Gesundheit), instrumentell wertvoll (Krankheitsvorbeugung) und symbolisch wertvoll (Vertrauenszeichen des Staates) anzusehen sind. Diese dreifache Wertigkeit rechtfertigt die Priorisierung ihrer Verstetigung zur Stärkung der Gesundheitssystemresilienz.</w:t>
+        <w:t>Vollständige Impfung mit Auffrischung (≥3 Dosen) reduzierte das Rehospitalisierungsrisiko um 39 Prozent (sHR: 0,61; 95 %-KI: 0,52–0,73). Älteres Alter, Multimorbidität und Black race waren unabhängige Risikofaktoren. Die Herdenimmunität durch hohe Impfquoten hätte Ergebnisse um circa 25 Prozent verbessert.</w:t>
       </w:r>
     </w:p>
     <w:p>
@@ -119,7 +119,7 @@
         <w:rPr>
           <w:sz w:val="19"/>
         </w:rPr>
-        <w:t>Qualitatives Konzeptpapier; Übertragbarkeit hängt von nationalen Impfkalender und Sicherheitslage ab.</w:t>
+        <w:t>Brasilien, aber Effektmaß unabhängig von Systemen, Versorgungsdaten</w:t>
       </w:r>
     </w:p>
     <w:p>
@@ -128,7 +128,7 @@
           <w:color w:val="5A7D3A"/>
           <w:sz w:val="18"/>
         </w:rPr>
-        <w:t>https://pubmed.ncbi.nlm.nih.gov/42814974/</w:t>
+        <w:t>https://pubmed.ncbi.nlm.nih.gov/42821558/</w:t>
       </w:r>
     </w:p>
     <w:p>
@@ -136,7 +136,7 @@
         <w:pStyle w:val="Heading2"/>
       </w:pPr>
       <w:r>
-        <w:t>Tollwutpostexpositionsprophylaxe im Iran: Registerdaten und Adhärenz</w:t>
+        <w:t>Impfverzögerungen bei Kleinkindern in Bagdad: Wissen und Verfügbarkeit als Schlüsselfaktoren</w:t>
       </w:r>
     </w:p>
     <w:p>
@@ -146,12 +146,12 @@
           <w:color w:val="666666"/>
           <w:sz w:val="18"/>
         </w:rPr>
-        <w:t>Babaee E et al.  ·  PLoS Negl Trop Dis  ·  30.09.2026  ·  PMID 42814726</w:t>
+        <w:t>Shah SSAM et al.  ·  PLoS One  ·  01.10.2026  ·  PMID 42821556</w:t>
       </w:r>
     </w:p>
     <w:p>
       <w:r>
-        <w:t>Sekundäranalyse von 507.404 Tierbissvorfällen aus dem iranischen Tollwut-Impfregister (März 2022 – September 2023) zur Dokumentation der Adhärenz zu Impf- und Immunglobulin-Richtlinien.</w:t>
+        <w:t>Querschnittsstudie mit dokumentierten Impfkarten bei 168 Kindern (18–24 Monate) in Bagdad prüfte Zeitlichkeit und Verzögerungsgründe.</w:t>
       </w:r>
     </w:p>
     <w:p>
@@ -162,7 +162,7 @@
         <w:t xml:space="preserve">Ergebnis: </w:t>
       </w:r>
       <w:r>
-        <w:t>73,6% Männer; häufigste Altersgruppe 31–40 Jahre (19,8%). Hunde verursachten 76,2%, Katzen 20,8% der Expositionen. Höchste Inzidenz in Nordprovinzen (North Khorasan 773/100.000, Golestan 767/100.000 Einwohner). Wundreinigung dokumentiert bei 94,3%; erste Impfdosis innerhalb 48 h bei 96,4%. Gesamte Impfserie: 68,1% erhielten drei Dosen, 24,2% vier. Immunglobulin wurde bei 95,6% der Kategorie-III-Expositionen gegeben, aber auch unangemessen bei Kategorie I (6,1%) und II (4,7%). Bei Fledermauskontakt nur 36,8% als Kategorie III klassifiziert und 38,7% mit Immunglobulin versorgt.</w:t>
+        <w:t>Nur 8,3 Prozent erhielten alle Impfungen pünktlich; 91,7 Prozent Verzögerungen (75 Prozent an mehreren Terminen). Fehlende Kenntnisse zum Impfplan (aOR: 3,85; 95 %-KI: 1,04–14,24) und wahrgenommene Impfstoffverfügbarkeit (aOR: 4,74; 95 %-KI: 1,09–20,51) waren Hauptrisiken. Keine Soziodemografika signifikant.</w:t>
       </w:r>
     </w:p>
     <w:p>
@@ -177,7 +177,7 @@
         <w:rPr>
           <w:sz w:val="19"/>
         </w:rPr>
-        <w:t>Iran, Registerdaten; mittlere Übertragbarkeit auf Deutschland (unterschiedliche epidemiologische Lage).</w:t>
+        <w:t>Postkonflikt-Setting, aber Identifikation gestaltbarer Hindernisse (Wissen, Logistik) übertragbar</w:t>
       </w:r>
     </w:p>
     <w:p>
@@ -186,7 +186,7 @@
           <w:color w:val="5A7D3A"/>
           <w:sz w:val="18"/>
         </w:rPr>
-        <w:t>https://pubmed.ncbi.nlm.nih.gov/42814726/</w:t>
+        <w:t>https://pubmed.ncbi.nlm.nih.gov/42821556/</w:t>
       </w:r>
     </w:p>
     <w:p>
@@ -194,7 +194,7 @@
         <w:pStyle w:val="Heading2"/>
       </w:pPr>
       <w:r>
-        <w:t>Auditive Nebenwirkungen und COVID-19-Impfung: Signalbewertung im US-VAERS</w:t>
+        <w:t>Impffehler in der Primärversorgung: Systemischer Ansatz statt Individualisierung</w:t>
       </w:r>
     </w:p>
     <w:p>
@@ -204,12 +204,12 @@
           <w:color w:val="666666"/>
           <w:sz w:val="18"/>
         </w:rPr>
-        <w:t>Wu J et al.  ·  Front Public Health  ·  15.09.2026  ·  PMID 42812531</w:t>
+        <w:t>Cirino FMSB et al.  ·  Rev Bras Enferm  ·  28.09.2026  ·  PMID 42820566</w:t>
       </w:r>
     </w:p>
     <w:p>
       <w:r>
-        <w:t>Unterbrochene Zeitreihenanalyse von US-VAERS-Daten (2018–2025) zur Frage, ob Meldungen auditorischer Nebenwirkungen nach COVID-19-Impf-Zulassung zunahmen und ob dies einen echten Sicherheitssignal oder Meldeverzerrung widerspiegelt.</w:t>
+        <w:t>Reflexive Studie zur Rolle von Überlastung und prekären Arbeitsbedingungen als Systemtreiber von Impffehlern in der Primärversorgung Brasiliens.</w:t>
       </w:r>
     </w:p>
     <w:p>
@@ -220,7 +220,7 @@
         <w:t xml:space="preserve">Ergebnis: </w:t>
       </w:r>
       <w:r>
-        <w:t>Von 1.347.820 Berichten betrafen 27.750 auditorische Nebenwirkungen. Nach der COVID-19-Zulassung stiegen Meldungsraten an (β=2.317,4, 95%-KI 1.079,1–3.555,6; p&lt;0,001). Quasi-Poisson-Modelle zeigten IRR von 5,62–7,36 (p≤0,015). Effekt war heterogen nach Alter: stark bei 18–64 Jahren (p=0,010) und ≥65 Jahren (p=0,0004), nicht signifikant &lt;18 Jahren (p=0,67). Dermatologie-Sentinel (Kontrolle) zeigte keine Änderung (IRR 1,09, p=0,83). Auditorische Nebenwirkungen waren in COVID-19-Berichten häufiger (2,42%) als Influenza (0,88%) oder andere Impfstoffe (0,84%).</w:t>
+        <w:t>Impffehler sind Ausdruck von Burnout und Überbelastung bei Pflegefachpersonen, nicht nur technische oder individuelle Versäumnisse. Prävention verlangt Systemansatz (Autonomie, Arbeitsbedingungen, kritische Reflexionsräume), nicht nur Einzelverantwortlichkeit.</w:t>
       </w:r>
     </w:p>
     <w:p>
@@ -235,7 +235,7 @@
         <w:rPr>
           <w:sz w:val="19"/>
         </w:rPr>
-        <w:t>US-Passive-Surveillance-Daten; Übertragbarkeit auf Deutschland eingeschränkt (anderes Meldesystem).</w:t>
+        <w:t>Brasilien, aber systemische Sicht auf Impfqualität gilt überall; Personalressourcen und Arbeitsbedingungen zentral</w:t>
       </w:r>
     </w:p>
     <w:p>
@@ -244,7 +244,7 @@
           <w:color w:val="5A7D3A"/>
           <w:sz w:val="18"/>
         </w:rPr>
-        <w:t>https://pubmed.ncbi.nlm.nih.gov/42812531/</w:t>
+        <w:t>https://pubmed.ncbi.nlm.nih.gov/42820566/</w:t>
       </w:r>
     </w:p>
     <w:p>
@@ -252,7 +252,7 @@
         <w:pStyle w:val="Heading2"/>
       </w:pPr>
       <w:r>
-        <w:t>Reaktogenität mRNA- vs. proteinbasierter COVID-19-Impfstoffe 2023–2024: BEEHIVE-Studie</w:t>
+        <w:t>HPV-Impfbereitschaft bei Eltern in China: 63 % bereit, nur 18 % tatsächlich geimpft</w:t>
       </w:r>
     </w:p>
     <w:p>
@@ -262,12 +262,12 @@
           <w:color w:val="666666"/>
           <w:sz w:val="18"/>
         </w:rPr>
-        <w:t>Yoon SK et al.  ·  Hum Vaccin Immunother  ·  29.09.2026  ·  PMID 42811742</w:t>
+        <w:t>Li Y et al.  ·  Front Public Health  ·  16.09.2026  ·  PMID 42819398</w:t>
       </w:r>
     </w:p>
     <w:p>
       <w:r>
-        <w:t>Doppelblinde randomisierte Studie (NCT06065176) vergleicht Reaktogenität von Novavax (Protein) mit Pfizer-BioNTech (mRNA) XBB.1.5-Impfstoff bei Personen mit ≥2 vorherigen mRNA-Dosen.</w:t>
+        <w:t>Querschnittsstudie mit 506 Eltern von Schülerinnen (China) prüfte nach Theory of Planned Behavior, welche Faktoren HPV-Impfwilligkeit und tatsächliche Inanspruchnahme vorhersagen.</w:t>
       </w:r>
     </w:p>
     <w:p>
@@ -278,7 +278,7 @@
         <w:t xml:space="preserve">Ergebnis: </w:t>
       </w:r>
       <w:r>
-        <w:t>Novavax (n=448) vs. Pfizer (n=453): Am Tag 1 berichteten signifikant weniger Novavax-Empfänger systemische Reaktogenität (62,1% vs. 75,7%; Risikodifferenz −13,7%, 95%-KI −19,6% bis −7,7%, p&lt;0,0001) und lokale Reaktionen (81,0% vs. 92,7%; Risikodifferenz −11,7%, 95%-KI −16,0% bis −7,3%, p&lt;0,0001). Mittlere Ereigniszahl pro Person am Tag 1 und 2 signifikant niedriger für Novavax (je p&lt;0,0001). Die meisten Ereignisse waren mild. Am Tag 6 hatten &gt;80% bzw. &gt;94% keine systemischen oder lokalen Reaktionen.</w:t>
+        <w:t>63,24 Prozent zeigten Bereitschaft, aber nur 17,98 Prozent tatsächliche Impfquote. Höhere Elternbildung, Haushaltseinkommen 5.000–10.000 RMB, Familiengeschichte Krebs und positive Einstellung waren Prädiktoren. Wahrgenommene Verhaltenskontrolle (Barrieren) zeigte negatives Pfadkoeffizient (β = –0,10, p &lt; 0,01).</w:t>
       </w:r>
     </w:p>
     <w:p>
@@ -293,7 +293,7 @@
         <w:rPr>
           <w:sz w:val="19"/>
         </w:rPr>
-        <w:t>USA-Studie, aber primär Sicherheitsfrage – übertragbar auf Deutsche Zulassungsbewertung.</w:t>
+        <w:t>China, aber Theory of Planned Behavior universell anwendbar; Gap zwischen Bereitschaft und Umsetzung ist globales Problem</w:t>
       </w:r>
     </w:p>
     <w:p>
@@ -302,7 +302,7 @@
           <w:color w:val="5A7D3A"/>
           <w:sz w:val="18"/>
         </w:rPr>
-        <w:t>https://pubmed.ncbi.nlm.nih.gov/42811742/</w:t>
+        <w:t>https://pubmed.ncbi.nlm.nih.gov/42819398/</w:t>
       </w:r>
     </w:p>
     <w:p>
@@ -310,7 +310,7 @@
         <w:pStyle w:val="Heading2"/>
       </w:pPr>
       <w:r>
-        <w:t>Hybridimmunität gegen SARS-CoV-2: Langzeitdynamik bei Angehörigen der Gesundheitsberufe</w:t>
+        <w:t>Zero-Dose-Kinder in Ländern mit niedrigem Einkommen: Hausgeburten top Risikofaktor</w:t>
       </w:r>
     </w:p>
     <w:p>
@@ -320,12 +320,12 @@
           <w:color w:val="666666"/>
           <w:sz w:val="18"/>
         </w:rPr>
-        <w:t>Tekinsoy M et al.  ·  Viruses  ·  19.09.2026  ·  PMID 42797871</w:t>
+        <w:t>Bobo FT et al.  ·  Int J Equity Health  ·  04.08.2026  ·  PMID 42816851</w:t>
       </w:r>
     </w:p>
     <w:p>
       <w:r>
-        <w:t>Vierjährige Kohortenstudie (2020–Juni 2024) von Gesundheitsarbeitern, die zwischen Hybrid- (Infektion + Impfung) und reiner Impfimmunität unterscheidet und Antikörperhaltbarkeit bewertet.</w:t>
+        <w:t>Sekundäranalyse von zwei DHS-Runden aus zehn Ländern mit niedrigem/unterem Einkommen prüfte Trends bei Kinder ohne Grundimmunisierung und bevölkerungszuschreibbare Risikofaktoren.</w:t>
       </w:r>
     </w:p>
     <w:p>
@@ -336,7 +336,7 @@
         <w:t xml:space="preserve">Ergebnis: </w:t>
       </w:r>
       <w:r>
-        <w:t>142 Personen mit Längsdaten (1180 Tage Nachverfolgung): 66,2% erlebten mindestens eine Durchbruchinfektion, 14,1% zwei. Anti-N-Antikörper sanken nach Infektion 2,3-fach zwischen Monat 3 und 6; Seropositiv-Rate fiel von 82% auf 40,4% (Median bis Seronegatitivät: 179 Tage). Hybridimmunität mit zwei Dosen hatte Anti-S-IgG und sVNT-Titer vergleichbar mit drei reinen Impfungen. Dritte Dosis verstärkte Anti-S-Persistenz signifikant nach 9 Monaten.</w:t>
+        <w:t>Zero-Dose-Prävalenz stieg in fünf Ländern signifikant (z. B. Mosambik 4,8 % auf 14,2 %, Madagaskar 13,3 % auf 18,1 %). Hausgeburt hatte höchste PAF (17,1 %; 95 %-KI: 14,1–19,6), gefolgt von &lt;4 ANC-Kontakten (8,6 %; 95 %-KI: 7,2–10,0). Reproductive Health Services kombiniert: PAF 29,4 Prozent. Vermögen-bedingte Ungleichheit überall signifikant.</w:t>
       </w:r>
     </w:p>
     <w:p>
@@ -351,7 +351,7 @@
         <w:rPr>
           <w:sz w:val="19"/>
         </w:rPr>
-        <w:t>Deutschland, vergleichbare Gesundheitssettings, aber COVID-Spezifik.</w:t>
+        <w:t>LLMIC, aber bevölkerungszuschreibbare Anteile und Kausalkettenlogik helfen Priorisierung in ähnlichen Systemen</w:t>
       </w:r>
     </w:p>
     <w:p>
@@ -360,7 +360,7 @@
           <w:color w:val="5A7D3A"/>
           <w:sz w:val="18"/>
         </w:rPr>
-        <w:t>https://pubmed.ncbi.nlm.nih.gov/42797871/</w:t>
+        <w:t>https://pubmed.ncbi.nlm.nih.gov/42816851/</w:t>
       </w:r>
     </w:p>
     <w:p>
@@ -368,7 +368,7 @@
         <w:pStyle w:val="Heading2"/>
       </w:pPr>
       <w:r>
-        <w:t>Pneumokokkenimpfstoffe (PCV15/PCV20) gegen PCV13 im UK-Impfplan: Studienprotokoll</w:t>
+        <w:t>Impfskepsis in Pakistan: Mehrstufig randomisierte Surveys zeigen 33,8 Prozent Hesitancy</w:t>
       </w:r>
     </w:p>
     <w:p>
@@ -378,12 +378,12 @@
           <w:color w:val="666666"/>
           <w:sz w:val="18"/>
         </w:rPr>
-        <w:t>Aslam R et al.  ·  BMJ Open  ·  22.09.2026  ·  PMID 42772879</w:t>
+        <w:t>Honghe L et al.  ·  J Epidemiol Glob Health  ·  12.08.2026  ·  PMID 42809170</w:t>
       </w:r>
     </w:p>
     <w:p>
       <w:r>
-        <w:t>Randomisierte Studie zur Nicht-Unterlegenheit von PCV15 und PCV20 gegenüber PCV13 bei 600 Säuglingen im britischen 1+1- und 2+1-Impfschema.</w:t>
+        <w:t>Querschnittsstudie mit 1.200 Teilnehmern (Pakistan, Juni–August 2021) nutzte mehrstufig stratifizierte Paired-Response-Frameworks, um Impfskepsis und Underreporting zu quantifizieren.</w:t>
       </w:r>
     </w:p>
     <w:p>
@@ -394,7 +394,7 @@
         <w:t xml:space="preserve">Ergebnis: </w:t>
       </w:r>
       <w:r>
-        <w:t>Studienprotokoll ohne Ergebnisse; primärer Endpunkt ist Nicht-Unterlegenheit der PCV13-Serotpyen-spezifischen Antikörperresponses nach PCV15/PCV20 vs. PCV13. Sekundär werden Trägerschaft und Schleimhaut-IgG gemessen. Rekrutierung abgeschlossen (600 Patienten randomisiert).</w:t>
+        <w:t>Impfskepsis wurde mit MSPRF-I auf 33,8 Prozent (vs. 24,3 % in konventionellen Befragungen) geschätzt, mit 290–399 % höherer Effizienz. Urban-rural-Unterschiede bei Offenbarungsbereitschaft, aber systematische Unterschätzung in Routineerhebungen.</w:t>
       </w:r>
     </w:p>
     <w:p>
@@ -409,7 +409,7 @@
         <w:rPr>
           <w:sz w:val="19"/>
         </w:rPr>
-        <w:t>UK-Impfplan, europäisches Gesundheitssystem, vergleichbare Versorgungsstruktur.</w:t>
+        <w:t>Pakistan, neue Methodik zur Erfassung von Hesitancy auch in Hochrisiko-Settings nutzbar</w:t>
       </w:r>
     </w:p>
     <w:p>
@@ -418,65 +418,7 @@
           <w:color w:val="5A7D3A"/>
           <w:sz w:val="18"/>
         </w:rPr>
-        <w:t>https://pubmed.ncbi.nlm.nih.gov/42772879/</w:t>
-      </w:r>
-    </w:p>
-    <w:p>
-      <w:pPr>
-        <w:pStyle w:val="Heading2"/>
-      </w:pPr>
-      <w:r>
-        <w:t>Adipositas schwächt Antikörperantwort nach Grippeimpfung: deutsche Explorationsstudie</w:t>
-      </w:r>
-    </w:p>
-    <w:p>
-      <w:r>
-        <w:rPr>
-          <w:i/>
-          <w:color w:val="666666"/>
-          <w:sz w:val="18"/>
-        </w:rPr>
-        <w:t>Böll S et al.  ·  BMC Immunol  ·  10.09.2026  ·  PMID 42760530</w:t>
-      </w:r>
-    </w:p>
-    <w:p>
-      <w:r>
-        <w:t>Deutsche Kohortenstudie untersucht, ob Adipositas die humorale und zelluläre Immunantwort nach Influenzaimpfung beeinträchtigt.</w:t>
-      </w:r>
-    </w:p>
-    <w:p>
-      <w:r>
-        <w:rPr>
-          <w:b/>
-        </w:rPr>
-        <w:t xml:space="preserve">Ergebnis: </w:t>
-      </w:r>
-      <w:r>
-        <w:t>Kleine Stichprobe (n=25: 18 normalgewichtig, 7 adipös) über 9 Monate. Nach Impfung stiegen Antikörpertiter in beiden Gruppen an und blieben erhöht. Bei normalgewichtigen Personen unterschieden sich alle vier Antikörper signifikant über die Besuche; bei adipösen Personen nur zwei. Adipöse zeigten abnehmende Treg-Anteile (nicht signifikant) und keine klaren Gruppenunterschiede in T-Zell-Zahl. Autoren betonen, dass die Stichprobengröße explorativ ist; größere Studien sind notwendig.</w:t>
-      </w:r>
-    </w:p>
-    <w:p>
-      <w:r>
-        <w:rPr>
-          <w:b/>
-          <w:sz w:val="19"/>
-        </w:rPr>
-        <w:t xml:space="preserve">Übertragbarkeit: </w:t>
-      </w:r>
-      <w:r>
-        <w:rPr>
-          <w:sz w:val="19"/>
-        </w:rPr>
-        <w:t>Deutsche Klinikdaten, aber kleine Stichprobe – Ergebnisse sind vorläufig.</w:t>
-      </w:r>
-    </w:p>
-    <w:p>
-      <w:r>
-        <w:rPr>
-          <w:color w:val="5A7D3A"/>
-          <w:sz w:val="18"/>
-        </w:rPr>
-        <w:t>https://pubmed.ncbi.nlm.nih.gov/42760530/</w:t>
+        <w:t>https://pubmed.ncbi.nlm.nih.gov/42809170/</w:t>
       </w:r>
     </w:p>
     <w:sectPr>

--- a/download/studien-aktuell.docx
+++ b/download/studien-aktuell.docx
@@ -62,7 +62,7 @@
           <w:color w:val="666666"/>
           <w:sz w:val="18"/>
         </w:rPr>
-        <w:t>Stand: 02.10.2026  |  6 Studien  |  impfen.m-vf.de</w:t>
+        <w:t>Stand: 03.10.2026  |  6 Studien  |  impfen.m-vf.de</w:t>
       </w:r>
     </w:p>
     <w:p>
@@ -70,7 +70,7 @@
         <w:pStyle w:val="Heading1"/>
       </w:pPr>
       <w:r>
-        <w:t>Aufgenommen am 02.10.2026</w:t>
+        <w:t>Aufgenommen am 03.10.2026</w:t>
       </w:r>
     </w:p>
     <w:p>
@@ -78,7 +78,7 @@
         <w:pStyle w:val="Heading2"/>
       </w:pPr>
       <w:r>
-        <w:t>COVID-19-Auffrischungsimpfung reduzierte Rehospitalisierungsrisiko um 39 Prozent</w:t>
+        <w:t>Impfquoten bei erwachsenen Diabetespatienten auf den Philippinen: Impfhürden und Chancen</w:t>
       </w:r>
     </w:p>
     <w:p>
@@ -88,12 +88,12 @@
           <w:color w:val="666666"/>
           <w:sz w:val="18"/>
         </w:rPr>
-        <w:t>Neves RKAD et al.  ·  PLoS One  ·  01.10.2026  ·  PMID 42821558</w:t>
+        <w:t>Jacobo RJB et al.  ·  Hum Vaccin Immunother  ·  02.10.2026  ·  PMID 42826175</w:t>
       </w:r>
     </w:p>
     <w:p>
       <w:r>
-        <w:t>Kohortenstudie in Rio de Janeiro untersuchte, ob Impfstatus die Rehospitalisierung wegen COVID-19-Reinfektionen zwischen 2020 und 2022 beeinflusste.</w:t>
+        <w:t>Querschnittstudie mit 284 philippinischen Erwachsenen mit Diabetes zur Erfassung von Impfquoten gegen Influenza, Pneumokokken, Herpes zoster, Hepatitis B, Tetanus und COVID-19 sowie Prädiktoren für Impfung.</w:t>
       </w:r>
     </w:p>
     <w:p>
@@ -104,7 +104,7 @@
         <w:t xml:space="preserve">Ergebnis: </w:t>
       </w:r>
       <w:r>
-        <w:t>Vollständige Impfung mit Auffrischung (≥3 Dosen) reduzierte das Rehospitalisierungsrisiko um 39 Prozent (sHR: 0,61; 95 %-KI: 0,52–0,73). Älteres Alter, Multimorbidität und Black race waren unabhängige Risikofaktoren. Die Herdenimmunität durch hohe Impfquoten hätte Ergebnisse um circa 25 Prozent verbessert.</w:t>
+        <w:t>Impfquoten: Influenza 44,4 %, Pneumokokken 49,6 %, Herpes zoster 18,1 %, Hepatitis B 15,5 %, Td/Tdap 23,2 %, COVID-19 97,9 %. Männliches Geschlecht, niedrigeres Alter und niedrigeres Einkommen waren mit niedrigeren Quoten assoziiert. Ärztliche Empfehlung war stärkster Prädiktor für alle Impfungen. Häufigste Gründe für Nicht-Impfung: fehlende Empfehlung (62–82 %), finanzielle Hürden (36–52 %), Impfen nicht als Priorität.</w:t>
       </w:r>
     </w:p>
     <w:p>
@@ -119,7 +119,7 @@
         <w:rPr>
           <w:sz w:val="19"/>
         </w:rPr>
-        <w:t>Brasilien, aber Effektmaß unabhängig von Systemen, Versorgungsdaten</w:t>
+        <w:t>Niedrig-mittleres Einkommen; Befunde zu Barrierenadressierung auf DACH begrenzt übertragbar</w:t>
       </w:r>
     </w:p>
     <w:p>
@@ -128,7 +128,7 @@
           <w:color w:val="5A7D3A"/>
           <w:sz w:val="18"/>
         </w:rPr>
-        <w:t>https://pubmed.ncbi.nlm.nih.gov/42821558/</w:t>
+        <w:t>https://pubmed.ncbi.nlm.nih.gov/42826175/</w:t>
       </w:r>
     </w:p>
     <w:p>
@@ -136,7 +136,7 @@
         <w:pStyle w:val="Heading2"/>
       </w:pPr>
       <w:r>
-        <w:t>Impfverzögerungen bei Kleinkindern in Bagdad: Wissen und Verfügbarkeit als Schlüsselfaktoren</w:t>
+        <w:t>Influenza-Impfeffektivität bei älteren Erwachsenen während Delta-Dominanz in China 2024–2025</w:t>
       </w:r>
     </w:p>
     <w:p>
@@ -146,12 +146,12 @@
           <w:color w:val="666666"/>
           <w:sz w:val="18"/>
         </w:rPr>
-        <w:t>Shah SSAM et al.  ·  PLoS One  ·  01.10.2026  ·  PMID 42821556</w:t>
+        <w:t>Liu X et al.  ·  BMC Geriatr  ·  25.07.2026  ·  PMID 42823662</w:t>
       </w:r>
     </w:p>
     <w:p>
       <w:r>
-        <w:t>Querschnittsstudie mit dokumentierten Impfkarten bei 168 Kindern (18–24 Monate) in Bagdad prüfte Zeitlichkeit und Verzögerungsgründe.</w:t>
+        <w:t>Multizenter Test-Negativ-Studie mit 4.694 älteren Patienten (≥60 Jahre) in der Provinz Zhejiang zur Messung der Impfeffektivität gegen A(H1N1)pdm09 unter Routinebedingungen.</w:t>
       </w:r>
     </w:p>
     <w:p>
@@ -162,7 +162,7 @@
         <w:t xml:space="preserve">Ergebnis: </w:t>
       </w:r>
       <w:r>
-        <w:t>Nur 8,3 Prozent erhielten alle Impfungen pünktlich; 91,7 Prozent Verzögerungen (75 Prozent an mehreren Terminen). Fehlende Kenntnisse zum Impfplan (aOR: 3,85; 95 %-KI: 1,04–14,24) und wahrgenommene Impfstoffverfügbarkeit (aOR: 4,74; 95 %-KI: 1,09–20,51) waren Hauptrisiken. Keine Soziodemografika signifikant.</w:t>
+        <w:t>Gesamteffektivität 53,3 % (95%-KI 45,4–60,2), nach Altersgruppe 56,9 % (60–69 Jahre), 51,2 % (70–79 Jahre), 57,7 % (≥80 Jahre). Effektivität gegen Hospitalisierung 53,9 % (95%-KI 37,3–66,0), gegen moderate bis schwere Influenza 68,8 % (95%-KI 50,0–80,6). Schutz sank von 58,0 % (37–71 Tage post-vakzination) auf 42,8 % (60–180 Tage). Impfquote 32,7 %.</w:t>
       </w:r>
     </w:p>
     <w:p>
@@ -177,7 +177,7 @@
         <w:rPr>
           <w:sz w:val="19"/>
         </w:rPr>
-        <w:t>Postkonflikt-Setting, aber Identifikation gestaltbarer Hindernisse (Wissen, Logistik) übertragbar</w:t>
+        <w:t>China-Studie; Labor-Bestätigung und Test-Negativ-Design sind übertragbar</w:t>
       </w:r>
     </w:p>
     <w:p>
@@ -186,7 +186,7 @@
           <w:color w:val="5A7D3A"/>
           <w:sz w:val="18"/>
         </w:rPr>
-        <w:t>https://pubmed.ncbi.nlm.nih.gov/42821556/</w:t>
+        <w:t>https://pubmed.ncbi.nlm.nih.gov/42823662/</w:t>
       </w:r>
     </w:p>
     <w:p>
@@ -194,7 +194,7 @@
         <w:pStyle w:val="Heading2"/>
       </w:pPr>
       <w:r>
-        <w:t>Impffehler in der Primärversorgung: Systemischer Ansatz statt Individualisierung</w:t>
+        <w:t>CAR-T-Therapie versus allogene Stammzelltransplantation bei refraktärem großzelligem B-Lymphom</w:t>
       </w:r>
     </w:p>
     <w:p>
@@ -204,12 +204,12 @@
           <w:color w:val="666666"/>
           <w:sz w:val="18"/>
         </w:rPr>
-        <w:t>Cirino FMSB et al.  ·  Rev Bras Enferm  ·  28.09.2026  ·  PMID 42820566</w:t>
+        <w:t>Maulhardt M et al.  ·  Clin Lymphoma Myeloma Leuk  ·  07.08.2026  ·  PMID 42686451</w:t>
       </w:r>
     </w:p>
     <w:p>
       <w:r>
-        <w:t>Reflexive Studie zur Rolle von Überlastung und prekären Arbeitsbedingungen als Systemtreiber von Impffehlern in der Primärversorgung Brasiliens.</w:t>
+        <w:t>Retrospektive Auswertung von 187 Patienten mit refraktärem großzelligem B-Lymphom, die entweder CAR-T-Zelltherapie (Axicabtagene Ciloleucel) oder allogene Transplantation erhielten, zur Vergleichbarkeit von Überleben und Nebenwirkungen.</w:t>
       </w:r>
     </w:p>
     <w:p>
@@ -220,7 +220,7 @@
         <w:t xml:space="preserve">Ergebnis: </w:t>
       </w:r>
       <w:r>
-        <w:t>Impffehler sind Ausdruck von Burnout und Überbelastung bei Pflegefachpersonen, nicht nur technische oder individuelle Versäumnisse. Prävention verlangt Systemansatz (Autonomie, Arbeitsbedingungen, kritische Reflexionsräume), nicht nur Einzelverantwortlichkeit.</w:t>
+        <w:t>12-Monats-progressionsfreies Überleben 50,1 % (CAR-T) vs. 33,8 % (Transplantation, p&lt;0,05); 12-Monats-Gesamtüberleben 60,5 % vs. 43,2 % (p&lt;0,05). Nicht-Rezidiv-Mortalität deutlich höher nach Transplantation (36 % vs. 12 %, p&lt;0,001), hauptsächlich durch Infektionen und Graft-versus-Host-Erkrankung. CAR-T zeigte Überlebensvorteil durch niedrigere Behandlungsmortalität.</w:t>
       </w:r>
     </w:p>
     <w:p>
@@ -235,7 +235,7 @@
         <w:rPr>
           <w:sz w:val="19"/>
         </w:rPr>
-        <w:t>Brasilien, aber systemische Sicht auf Impfqualität gilt überall; Personalressourcen und Arbeitsbedingungen zentral</w:t>
+        <w:t>Deutsches Single-Center-Register mit vergleichbarem Versicherungssystem</w:t>
       </w:r>
     </w:p>
     <w:p>
@@ -244,7 +244,7 @@
           <w:color w:val="5A7D3A"/>
           <w:sz w:val="18"/>
         </w:rPr>
-        <w:t>https://pubmed.ncbi.nlm.nih.gov/42820566/</w:t>
+        <w:t>https://pubmed.ncbi.nlm.nih.gov/42686451/</w:t>
       </w:r>
     </w:p>
     <w:p>
@@ -252,7 +252,7 @@
         <w:pStyle w:val="Heading2"/>
       </w:pPr>
       <w:r>
-        <w:t>HPV-Impfbereitschaft bei Eltern in China: 63 % bereit, nur 18 % tatsächlich geimpft</w:t>
+        <w:t>Attenuierter Influenzaimpfstoff erhöht Pneumokokken-Besiedlung und Übertragung in Haushalten</w:t>
       </w:r>
     </w:p>
     <w:p>
@@ -262,12 +262,12 @@
           <w:color w:val="666666"/>
           <w:sz w:val="18"/>
         </w:rPr>
-        <w:t>Li Y et al.  ·  Front Public Health  ·  16.09.2026  ·  PMID 42819398</w:t>
+        <w:t>Metz J et al.  ·  Lancet Microbe  ·  18.08.2026  ·  PMID 42612652</w:t>
       </w:r>
     </w:p>
     <w:p>
       <w:r>
-        <w:t>Querschnittsstudie mit 506 Eltern von Schülerinnen (China) prüfte nach Theory of Planned Behavior, welche Faktoren HPV-Impfwilligkeit und tatsächliche Inanspruchnahme vorhersagen.</w:t>
+        <w:t>Randomisierte UK-Studie mit 405 Familien (1.379 Personen), die untersuchte, ob der lebendabgeschwächte Influenzaimpfstoff bei Kleinkindern die Dichte von Streptococcus-pneumoniae-Besiedlung und deren Übertragung auf Haushaltskontakte erhöht.</w:t>
       </w:r>
     </w:p>
     <w:p>
@@ -278,7 +278,7 @@
         <w:t xml:space="preserve">Ergebnis: </w:t>
       </w:r>
       <w:r>
-        <w:t>63,24 Prozent zeigten Bereitschaft, aber nur 17,98 Prozent tatsächliche Impfquote. Höhere Elternbildung, Haushaltseinkommen 5.000–10.000 RMB, Familiengeschichte Krebs und positive Einstellung waren Prädiktoren. Wahrgenommene Verhaltenskontrolle (Barrieren) zeigte negatives Pfadkoeffizient (β = –0,10, p &lt; 0,01).</w:t>
+        <w:t>Bei geimpften Kindern 2,5-fach erhöhte Odds für Anstieg der Pneumokokken-Dichte nach 14 Tagen (95%-KI 1,5–4,3, p=0,0008) und 2,0-fach erhöhte Odds für Pneumokokken-Erwerb bei Haushaltskonten (95%-KI 1,2–3,5, p=0,015). Effekte weitgehend abgeklungen bis Tag 28. Impfquote bei Studienende 96 %, Studienvollendung 96 %.</w:t>
       </w:r>
     </w:p>
     <w:p>
@@ -293,7 +293,7 @@
         <w:rPr>
           <w:sz w:val="19"/>
         </w:rPr>
-        <w:t>China, aber Theory of Planned Behavior universell anwendbar; Gap zwischen Bereitschaft und Umsetzung ist globales Problem</w:t>
+        <w:t>UK-Register mit vergleichbarer Haushaltsstruktur, Übertragbarkeit auf Deutschland eingeschränkt</w:t>
       </w:r>
     </w:p>
     <w:p>
@@ -302,7 +302,7 @@
           <w:color w:val="5A7D3A"/>
           <w:sz w:val="18"/>
         </w:rPr>
-        <w:t>https://pubmed.ncbi.nlm.nih.gov/42819398/</w:t>
+        <w:t>https://pubmed.ncbi.nlm.nih.gov/42612652/</w:t>
       </w:r>
     </w:p>
     <w:p>
@@ -310,7 +310,7 @@
         <w:pStyle w:val="Heading2"/>
       </w:pPr>
       <w:r>
-        <w:t>Zero-Dose-Kinder in Ländern mit niedrigem Einkommen: Hausgeburten top Risikofaktor</w:t>
+        <w:t>Frühe CAR-T-Intensivierung bei hochrisiko-Mantelzelllymphom: CARMAN-Protokoll</w:t>
       </w:r>
     </w:p>
     <w:p>
@@ -320,12 +320,12 @@
           <w:color w:val="666666"/>
           <w:sz w:val="18"/>
         </w:rPr>
-        <w:t>Bobo FT et al.  ·  Int J Equity Health  ·  04.08.2026  ·  PMID 42816851</w:t>
+        <w:t>Tilch MK et al.  ·  BMC Cancer  ·  11.08.2026  ·  PMID 42581349</w:t>
       </w:r>
     </w:p>
     <w:p>
       <w:r>
-        <w:t>Sekundäranalyse von zwei DHS-Runden aus zehn Ländern mit niedrigem/unterem Einkommen prüfte Trends bei Kinder ohne Grundimmunisierung und bevölkerungszuschreibbare Risikofaktoren.</w:t>
+        <w:t>Randomisierte Phase-II-Studie zur Prüfung, ob eine Verkürzung der Induktionschemotherapie gefolgt von CAR-T-Zelltherapie das Überleben bei hochrisiko-Mantelzelllymphom verbessert – als Alternative zu Standardtherapie.</w:t>
       </w:r>
     </w:p>
     <w:p>
@@ -336,7 +336,7 @@
         <w:t xml:space="preserve">Ergebnis: </w:t>
       </w:r>
       <w:r>
-        <w:t>Zero-Dose-Prävalenz stieg in fünf Ländern signifikant (z. B. Mosambik 4,8 % auf 14,2 %, Madagaskar 13,3 % auf 18,1 %). Hausgeburt hatte höchste PAF (17,1 %; 95 %-KI: 14,1–19,6), gefolgt von &lt;4 ANC-Kontakten (8,6 %; 95 %-KI: 7,2–10,0). Reproductive Health Services kombiniert: PAF 29,4 Prozent. Vermögen-bedingte Ungleichheit überall signifikant.</w:t>
+        <w:t>Rekrutierung 2026 abgeschlossen; 150 Patienten aus 5 europäischen Ländern randomisiert 1:1. Primärer Endpunkt ist ‚Failure-free survival'; Sekundärendpunkte umfassen Gesamtresponserate, komplette Remissionsrate, Sicherheit und Lebensqualität. Ergebnisse stehen aus.</w:t>
       </w:r>
     </w:p>
     <w:p>
@@ -351,7 +351,7 @@
         <w:rPr>
           <w:sz w:val="19"/>
         </w:rPr>
-        <w:t>LLMIC, aber bevölkerungszuschreibbare Anteile und Kausalkettenlogik helfen Priorisierung in ähnlichen Systemen</w:t>
+        <w:t>Multizenter europäische Studie mit vergleichbarem Gesundheitssystem</w:t>
       </w:r>
     </w:p>
     <w:p>
@@ -360,7 +360,7 @@
           <w:color w:val="5A7D3A"/>
           <w:sz w:val="18"/>
         </w:rPr>
-        <w:t>https://pubmed.ncbi.nlm.nih.gov/42816851/</w:t>
+        <w:t>https://pubmed.ncbi.nlm.nih.gov/42581349/</w:t>
       </w:r>
     </w:p>
     <w:p>
@@ -368,7 +368,7 @@
         <w:pStyle w:val="Heading2"/>
       </w:pPr>
       <w:r>
-        <w:t>Impfskepsis in Pakistan: Mehrstufig randomisierte Surveys zeigen 33,8 Prozent Hesitancy</w:t>
+        <w:t>Wirtschaftliche Präferenzen vorhersagen COVID-19-Impfabsicht und Verhalten</w:t>
       </w:r>
     </w:p>
     <w:p>
@@ -378,12 +378,12 @@
           <w:color w:val="666666"/>
           <w:sz w:val="18"/>
         </w:rPr>
-        <w:t>Honghe L et al.  ·  J Epidemiol Glob Health  ·  12.08.2026  ·  PMID 42809170</w:t>
+        <w:t>Angerer S et al.  ·  Health Econ  ·  30.07.2026  ·  PMID 42533263</w:t>
       </w:r>
     </w:p>
     <w:p>
       <w:r>
-        <w:t>Querschnittsstudie mit 1.200 Teilnehmern (Pakistan, Juni–August 2021) nutzte mehrstufig stratifizierte Paired-Response-Frameworks, um Impfskepsis und Underreporting zu quantifizieren.</w:t>
+        <w:t>Bevölkerungsstudie mit &gt;5.000 Personen in Deutschland, die die Beziehung zwischen Temperament (Altruismus, Geduld, Risikobereitschaft, Vertrauen) und COVID-19-Impfbereitschaft untersuchte.</w:t>
       </w:r>
     </w:p>
     <w:p>
@@ -394,7 +394,7 @@
         <w:t xml:space="preserve">Ergebnis: </w:t>
       </w:r>
       <w:r>
-        <w:t>Impfskepsis wurde mit MSPRF-I auf 33,8 Prozent (vs. 24,3 % in konventionellen Befragungen) geschätzt, mit 290–399 % höherer Effizienz. Urban-rural-Unterschiede bei Offenbarungsbereitschaft, aber systematische Unterschätzung in Routineerhebungen.</w:t>
+        <w:t>Robuste positive Assoziationen zwischen Impfbereitschaft und Geduld sowie Vertrauen. Altruismus zeigte positive Beziehung zur Impfbereitschaft, die jedoch bei Kontrolle anderer Präferenzen verschwand. Risikobereitschaft zeigte keine konsistenten Effekte. Befunde unterstreichen Bedeutung von Vertrauen und zeitlichem Denken für Impfentscheidungen.</w:t>
       </w:r>
     </w:p>
     <w:p>
@@ -409,7 +409,7 @@
         <w:rPr>
           <w:sz w:val="19"/>
         </w:rPr>
-        <w:t>Pakistan, neue Methodik zur Erfassung von Hesitancy auch in Hochrisiko-Settings nutzbar</w:t>
+        <w:t>Deutsche Bevölkerungsstichprobe, direkt auf deutsches Gesundheitssystem übertragbar</w:t>
       </w:r>
     </w:p>
     <w:p>
@@ -418,7 +418,7 @@
           <w:color w:val="5A7D3A"/>
           <w:sz w:val="18"/>
         </w:rPr>
-        <w:t>https://pubmed.ncbi.nlm.nih.gov/42809170/</w:t>
+        <w:t>https://pubmed.ncbi.nlm.nih.gov/42533263/</w:t>
       </w:r>
     </w:p>
     <w:sectPr>

--- a/download/studien-aktuell.docx
+++ b/download/studien-aktuell.docx
@@ -62,7 +62,7 @@
           <w:color w:val="666666"/>
           <w:sz w:val="18"/>
         </w:rPr>
-        <w:t>Stand: 03.10.2026  |  6 Studien  |  impfen.m-vf.de</w:t>
+        <w:t>Stand: 04.10.2026  |  6 Studien  |  impfen.m-vf.de</w:t>
       </w:r>
     </w:p>
     <w:p>
@@ -70,7 +70,7 @@
         <w:pStyle w:val="Heading1"/>
       </w:pPr>
       <w:r>
-        <w:t>Aufgenommen am 03.10.2026</w:t>
+        <w:t>Aufgenommen am 04.10.2026</w:t>
       </w:r>
     </w:p>
     <w:p>
@@ -78,7 +78,7 @@
         <w:pStyle w:val="Heading2"/>
       </w:pPr>
       <w:r>
-        <w:t>Impfquoten bei erwachsenen Diabetespatienten auf den Philippinen: Impfhürden und Chancen</w:t>
+        <w:t>Impfverantwortung in Familie und System: Wie russische Mütter Impfentscheidungen treffen</w:t>
       </w:r>
     </w:p>
     <w:p>
@@ -88,12 +88,12 @@
           <w:color w:val="666666"/>
           <w:sz w:val="18"/>
         </w:rPr>
-        <w:t>Jacobo RJB et al.  ·  Hum Vaccin Immunother  ·  02.10.2026  ·  PMID 42826175</w:t>
+        <w:t>Borozdina E  ·  Sociol Health Illn  ·  Nov. 2026  ·  PMID 42823783</w:t>
       </w:r>
     </w:p>
     <w:p>
       <w:r>
-        <w:t>Querschnittstudie mit 284 philippinischen Erwachsenen mit Diabetes zur Erfassung von Impfquoten gegen Influenza, Pneumokokken, Herpes zoster, Hepatitis B, Tetanus und COVID-19 sowie Prädiktoren für Impfung.</w:t>
+        <w:t>Qualitative Interviews mit impfskeptischen russischen Müttern zeigten, dass Impfentscheidungen nicht individuell getroffen werden, sondern eingebettet sind in Familiennetzwerke und durch unzureichende institutionelle Unterstützung bei hoher Eigenverantwortung geprägt sind.</w:t>
       </w:r>
     </w:p>
     <w:p>
@@ -104,7 +104,7 @@
         <w:t xml:space="preserve">Ergebnis: </w:t>
       </w:r>
       <w:r>
-        <w:t>Impfquoten: Influenza 44,4 %, Pneumokokken 49,6 %, Herpes zoster 18,1 %, Hepatitis B 15,5 %, Td/Tdap 23,2 %, COVID-19 97,9 %. Männliches Geschlecht, niedrigeres Alter und niedrigeres Einkommen waren mit niedrigeren Quoten assoziiert. Ärztliche Empfehlung war stärkster Prädiktor für alle Impfungen. Häufigste Gründe für Nicht-Impfung: fehlende Empfehlung (62–82 %), finanzielle Hürden (36–52 %), Impfen nicht als Priorität.</w:t>
+        <w:t>Impfskepsis entsteht nicht primär aus individualistischer Haltung, sondern aus dem Misstrauen gegenüber Institutionen, die Eigenverantwortung verlangen ohne sie zu unterstützen; familiäre Netzwerke sind zentral für Entscheidungsfindung.</w:t>
       </w:r>
     </w:p>
     <w:p>
@@ -119,7 +119,7 @@
         <w:rPr>
           <w:sz w:val="19"/>
         </w:rPr>
-        <w:t>Niedrig-mittleres Einkommen; Befunde zu Barrierenadressierung auf DACH begrenzt übertragbar</w:t>
+        <w:t>Russland – System mit neoliberalen Tendenzen und Staatskontrolle, teilweise vergleichbar zu osteuropäischen Transformationsgesellschaften</w:t>
       </w:r>
     </w:p>
     <w:p>
@@ -128,7 +128,7 @@
           <w:color w:val="5A7D3A"/>
           <w:sz w:val="18"/>
         </w:rPr>
-        <w:t>https://pubmed.ncbi.nlm.nih.gov/42826175/</w:t>
+        <w:t>https://pubmed.ncbi.nlm.nih.gov/42823783/</w:t>
       </w:r>
     </w:p>
     <w:p>
@@ -136,7 +136,7 @@
         <w:pStyle w:val="Heading2"/>
       </w:pPr>
       <w:r>
-        <w:t>Influenza-Impfeffektivität bei älteren Erwachsenen während Delta-Dominanz in China 2024–2025</w:t>
+        <w:t>Guillain-Barré-Syndrom nach RSV-Vakzinierung: Fallbericht und diagnostische Lektionen</w:t>
       </w:r>
     </w:p>
     <w:p>
@@ -146,12 +146,12 @@
           <w:color w:val="666666"/>
           <w:sz w:val="18"/>
         </w:rPr>
-        <w:t>Liu X et al.  ·  BMC Geriatr  ·  25.07.2026  ·  PMID 42823662</w:t>
+        <w:t>Hreiz S et al.  ·  BMJ Case Rep  ·  01.10.2026  ·  PMID 42823139</w:t>
       </w:r>
     </w:p>
     <w:p>
       <w:r>
-        <w:t>Multizenter Test-Negativ-Studie mit 4.694 älteren Patienten (≥60 Jahre) in der Provinz Zhejiang zur Messung der Impfeffektivität gegen A(H1N1)pdm09 unter Routinebedingungen.</w:t>
+        <w:t>Fallbericht einer älteren Patientin mit Guillain-Barré-Syndrom zwei Wochen nach RSV-Impfung, die zunächst fehldiagnostiziert wurde, intensive Behandlung mit IVIG erforderte und sich nur partiell erholte.</w:t>
       </w:r>
     </w:p>
     <w:p>
@@ -162,7 +162,7 @@
         <w:t xml:space="preserve">Ergebnis: </w:t>
       </w:r>
       <w:r>
-        <w:t>Gesamteffektivität 53,3 % (95%-KI 45,4–60,2), nach Altersgruppe 56,9 % (60–69 Jahre), 51,2 % (70–79 Jahre), 57,7 % (≥80 Jahre). Effektivität gegen Hospitalisierung 53,9 % (95%-KI 37,3–66,0), gegen moderate bis schwere Influenza 68,8 % (95%-KI 50,0–80,6). Schutz sank von 58,0 % (37–71 Tage post-vakzination) auf 42,8 % (60–180 Tage). Impfquote 32,7 %.</w:t>
+        <w:t>Ein dokumentierter Fall eines Guillain-Barré-Syndroms mit zeitlichem Zusammenhang zur RSV-Vakzinierung; seltene, aber wichtige Nebenwirkung, die Notwendigkeit serieller klinischer Beurteilung und früher Eskalation unterstreicht.</w:t>
       </w:r>
     </w:p>
     <w:p>
@@ -177,7 +177,7 @@
         <w:rPr>
           <w:sz w:val="19"/>
         </w:rPr>
-        <w:t>China-Studie; Labor-Bestätigung und Test-Negativ-Design sind übertragbar</w:t>
+        <w:t>Großbritannien – vergleichbares Gesundheitssystem, Vigilanzmeldung in europäischer Sicherheitsüberwachung relevant</w:t>
       </w:r>
     </w:p>
     <w:p>
@@ -186,7 +186,7 @@
           <w:color w:val="5A7D3A"/>
           <w:sz w:val="18"/>
         </w:rPr>
-        <w:t>https://pubmed.ncbi.nlm.nih.gov/42823662/</w:t>
+        <w:t>https://pubmed.ncbi.nlm.nih.gov/42823139/</w:t>
       </w:r>
     </w:p>
     <w:p>
@@ -194,7 +194,7 @@
         <w:pStyle w:val="Heading2"/>
       </w:pPr>
       <w:r>
-        <w:t>CAR-T-Therapie versus allogene Stammzelltransplantation bei refraktärem großzelligem B-Lymphom</w:t>
+        <w:t>Hepatitis-B-Impfantwortraten bei Hämodialysepatienten: Prädiktoren und Responderraten</w:t>
       </w:r>
     </w:p>
     <w:p>
@@ -204,12 +204,12 @@
           <w:color w:val="666666"/>
           <w:sz w:val="18"/>
         </w:rPr>
-        <w:t>Maulhardt M et al.  ·  Clin Lymphoma Myeloma Leuk  ·  07.08.2026  ·  PMID 42686451</w:t>
+        <w:t>Gupta RD et al.  ·  Mymensingh Med J  ·  Okt. 2026  ·  PMID 42811835</w:t>
       </w:r>
     </w:p>
     <w:p>
       <w:r>
-        <w:t>Retrospektive Auswertung von 187 Patienten mit refraktärem großzelligem B-Lymphom, die entweder CAR-T-Zelltherapie (Axicabtagene Ciloleucel) oder allogene Transplantation erhielten, zur Vergleichbarkeit von Überleben und Nebenwirkungen.</w:t>
+        <w:t>Querschnittstudie mit 50 Hämodialysepatienten in Bangladesch zur Messung von Anti-HBs-Titern nach Hepatitis-B-Impfung und Identifikation von Prädiktoren der Impfantwort.</w:t>
       </w:r>
     </w:p>
     <w:p>
@@ -220,7 +220,7 @@
         <w:t xml:space="preserve">Ergebnis: </w:t>
       </w:r>
       <w:r>
-        <w:t>12-Monats-progressionsfreies Überleben 50,1 % (CAR-T) vs. 33,8 % (Transplantation, p&lt;0,05); 12-Monats-Gesamtüberleben 60,5 % vs. 43,2 % (p&lt;0,05). Nicht-Rezidiv-Mortalität deutlich höher nach Transplantation (36 % vs. 12 %, p&lt;0,001), hauptsächlich durch Infektionen und Graft-versus-Host-Erkrankung. CAR-T zeigte Überlebensvorteil durch niedrigere Behandlungsmortalität.</w:t>
+        <w:t>Gesamtansprechquote 64%: 38% Hochresponder (Anti-HBs ≥100 mIU/ml), 26% schwache Responder (≥10 bis &lt;100 mIU/ml), 36% Nicht-Responder (&lt;10 mIU/ml); Alter &gt;50 Jahre, Diabetes und niedriges Serumalbmin waren signifikante Prädiktoren für schwache/keine Antwort (p&lt;0,05).</w:t>
       </w:r>
     </w:p>
     <w:p>
@@ -235,7 +235,7 @@
         <w:rPr>
           <w:sz w:val="19"/>
         </w:rPr>
-        <w:t>Deutsches Single-Center-Register mit vergleichbarem Versicherungssystem</w:t>
+        <w:t>Bangladesch – ähnliche Dialysepopulation, generalisierbar auf Hochrisikogruppen mit Malnutrition</w:t>
       </w:r>
     </w:p>
     <w:p>
@@ -244,7 +244,7 @@
           <w:color w:val="5A7D3A"/>
           <w:sz w:val="18"/>
         </w:rPr>
-        <w:t>https://pubmed.ncbi.nlm.nih.gov/42686451/</w:t>
+        <w:t>https://pubmed.ncbi.nlm.nih.gov/42811835/</w:t>
       </w:r>
     </w:p>
     <w:p>
@@ -252,7 +252,7 @@
         <w:pStyle w:val="Heading2"/>
       </w:pPr>
       <w:r>
-        <w:t>Attenuierter Influenzaimpfstoff erhöht Pneumokokken-Besiedlung und Übertragung in Haushalten</w:t>
+        <w:t>COVID-19-Impfeffektivität unter Alltagsbedingungen: Direkte und indirekte Effekte in Victoria, Australien</w:t>
       </w:r>
     </w:p>
     <w:p>
@@ -262,12 +262,12 @@
           <w:color w:val="666666"/>
           <w:sz w:val="18"/>
         </w:rPr>
-        <w:t>Metz J et al.  ·  Lancet Microbe  ·  18.08.2026  ·  PMID 42612652</w:t>
+        <w:t>Lin L et al.  ·  J R Soc Interface  ·  30.09.2026  ·  PMID 42811612</w:t>
       </w:r>
     </w:p>
     <w:p>
       <w:r>
-        <w:t>Randomisierte UK-Studie mit 405 Familien (1.379 Personen), die untersuchte, ob der lebendabgeschwächte Influenzaimpfstoff bei Kleinkindern die Dichte von Streptococcus-pneumoniae-Besiedlung und deren Übertragung auf Haushaltskontakte erhöht.</w:t>
+        <w:t>Bevölkerungsbasierte Modellstudie mit 6,44 Millionen Einwohnern Victorias zur Quantifizierung der direkten und indirekten (Herden-)Schutzeffekte von COVID-19-Impfung während der Delta-Welle 2021.</w:t>
       </w:r>
     </w:p>
     <w:p>
@@ -278,7 +278,7 @@
         <w:t xml:space="preserve">Ergebnis: </w:t>
       </w:r>
       <w:r>
-        <w:t>Bei geimpften Kindern 2,5-fach erhöhte Odds für Anstieg der Pneumokokken-Dichte nach 14 Tagen (95%-KI 1,5–4,3, p=0,0008) und 2,0-fach erhöhte Odds für Pneumokokken-Erwerb bei Haushaltskonten (95%-KI 1,2–3,5, p=0,015). Effekte weitgehend abgeklungen bis Tag 28. Impfquote bei Studienende 96 %, Studienvollendung 96 %.</w:t>
+        <w:t>Konservativ geschätzt: 315.000 Infektionen (95% BCI: 231k–406k), 33.400 Hospitalisierungen (95% BCI: 22k–46k) und 4.900 Todesfälle (95% BCI: 2,8k–7,2k) vermieden; diese Zahlen sind 4,0–, 7,5– und 8,0-fach höher als die beobachtete Fallzahl. Etwa die Hälfte der vermiedenen Infektionen und ein Viertel der Hospitalisierungen/Todesfälle gingen auf indirekten Schutz zurück.</w:t>
       </w:r>
     </w:p>
     <w:p>
@@ -293,7 +293,7 @@
         <w:rPr>
           <w:sz w:val="19"/>
         </w:rPr>
-        <w:t>UK-Register mit vergleichbarer Haushaltsstruktur, Übertragbarkeit auf Deutschland eingeschränkt</w:t>
+        <w:t>Australien – ähnliche Impfinfrastruktur wie Westeuropa, Bevölkerungsdaten robust</w:t>
       </w:r>
     </w:p>
     <w:p>
@@ -302,7 +302,7 @@
           <w:color w:val="5A7D3A"/>
           <w:sz w:val="18"/>
         </w:rPr>
-        <w:t>https://pubmed.ncbi.nlm.nih.gov/42612652/</w:t>
+        <w:t>https://pubmed.ncbi.nlm.nih.gov/42811612/</w:t>
       </w:r>
     </w:p>
     <w:p>
@@ -310,7 +310,7 @@
         <w:pStyle w:val="Heading2"/>
       </w:pPr>
       <w:r>
-        <w:t>Frühe CAR-T-Intensivierung bei hochrisiko-Mantelzelllymphom: CARMAN-Protokoll</w:t>
+        <w:t>HPV-Impfwissen und -akzeptanz bei Studierenden in Malaysia: Lücken trotz positiver Einstellung</w:t>
       </w:r>
     </w:p>
     <w:p>
@@ -320,12 +320,12 @@
           <w:color w:val="666666"/>
           <w:sz w:val="18"/>
         </w:rPr>
-        <w:t>Tilch MK et al.  ·  BMC Cancer  ·  11.08.2026  ·  PMID 42581349</w:t>
+        <w:t>Lim MSH et al.  ·  Asian Pac J Cancer Prev  ·  01.09.2026  ·  PMID 42808405</w:t>
       </w:r>
     </w:p>
     <w:p>
       <w:r>
-        <w:t>Randomisierte Phase-II-Studie zur Prüfung, ob eine Verkürzung der Induktionschemotherapie gefolgt von CAR-T-Zelltherapie das Überleben bei hochrisiko-Mantelzelllymphom verbessert – als Alternative zu Standardtherapie.</w:t>
+        <w:t>Querschnittstudie mit 382 Undergraduate-Studierenden in Sarawak zur Erhebung von HPV-Wissen, Einstellungen und Impfquoten; 55% waren ungeimpft.</w:t>
       </w:r>
     </w:p>
     <w:p>
@@ -336,7 +336,7 @@
         <w:t xml:space="preserve">Ergebnis: </w:t>
       </w:r>
       <w:r>
-        <w:t>Rekrutierung 2026 abgeschlossen; 150 Patienten aus 5 europäischen Ländern randomisiert 1:1. Primärer Endpunkt ist ‚Failure-free survival'; Sekundärendpunkte umfassen Gesamtresponserate, komplette Remissionsrate, Sicherheit und Lebensqualität. Ergebnisse stehen aus.</w:t>
+        <w:t>HPV-Wissen moderat: Studierende aus Gesundheitsfachrichtungen zeigten höheres Wissen (aOR 2,0, 95% CI 1,1–3,5); Geimpfte hatten signifikant höheres Wissen (aOR 1,9, 95% CI 1,2–3,0). Einstellungen überwiegend positiv, aber Bedenken bezüglich Kosten, Sicherheit und sozialer Stigmatisierung blieben bestehen.</w:t>
       </w:r>
     </w:p>
     <w:p>
@@ -351,7 +351,7 @@
         <w:rPr>
           <w:sz w:val="19"/>
         </w:rPr>
-        <w:t>Multizenter europäische Studie mit vergleichbarem Gesundheitssystem</w:t>
+        <w:t>Malaysia – mittleres Einkommen, nationales HPV-Programm, ähnliche schulische Erreichbarkeit wie Schwellenländer</w:t>
       </w:r>
     </w:p>
     <w:p>
@@ -360,7 +360,7 @@
           <w:color w:val="5A7D3A"/>
           <w:sz w:val="18"/>
         </w:rPr>
-        <w:t>https://pubmed.ncbi.nlm.nih.gov/42581349/</w:t>
+        <w:t>https://pubmed.ncbi.nlm.nih.gov/42808405/</w:t>
       </w:r>
     </w:p>
     <w:p>
@@ -368,7 +368,7 @@
         <w:pStyle w:val="Heading2"/>
       </w:pPr>
       <w:r>
-        <w:t>Wirtschaftliche Präferenzen vorhersagen COVID-19-Impfabsicht und Verhalten</w:t>
+        <w:t>Masernimpfversagen bei Reiserückkehrern: Zwei Fallbeispiele aus Deutschland</w:t>
       </w:r>
     </w:p>
     <w:p>
@@ -378,12 +378,12 @@
           <w:color w:val="666666"/>
           <w:sz w:val="18"/>
         </w:rPr>
-        <w:t>Angerer S et al.  ·  Health Econ  ·  30.07.2026  ·  PMID 42533263</w:t>
+        <w:t>Schnell AP et al.  ·  Inn Med (Heidelb)  ·  08.09.2026  ·  PMID 42709141</w:t>
       </w:r>
     </w:p>
     <w:p>
       <w:r>
-        <w:t>Bevölkerungsstudie mit &gt;5.000 Personen in Deutschland, die die Beziehung zwischen Temperament (Altruismus, Geduld, Risikobereitschaft, Vertrauen) und COVID-19-Impfbereitschaft untersuchte.</w:t>
+        <w:t>Fallbericht von zwei Masernpatienten nach Auslandsreisen, davon einer mit primärem Impfversagen nach Einfachimpfung mit schwerer Pneumonitis und einer mit sekundärem Impfversagen und atypischem Exanthem bei vermuteter Immundefizienz.</w:t>
       </w:r>
     </w:p>
     <w:p>
@@ -394,7 +394,7 @@
         <w:t xml:space="preserve">Ergebnis: </w:t>
       </w:r>
       <w:r>
-        <w:t>Robuste positive Assoziationen zwischen Impfbereitschaft und Geduld sowie Vertrauen. Altruismus zeigte positive Beziehung zur Impfbereitschaft, die jedoch bei Kontrolle anderer Präferenzen verschwand. Risikobereitschaft zeigte keine konsistenten Effekte. Befunde unterstreichen Bedeutung von Vertrauen und zeitlichem Denken für Impfentscheidungen.</w:t>
+        <w:t>Zwei dokumentierte Masernfälle in Deutschland trotz Impfung – ein Fall mit primärem, einer mit sekundärem Impfversagen; Masern bleiben relevante Differenzialdiagnose auch bei Geimpften, reisemedizinische Beratung sollte Impfstatus erfassen.</w:t>
       </w:r>
     </w:p>
     <w:p>
@@ -409,7 +409,7 @@
         <w:rPr>
           <w:sz w:val="19"/>
         </w:rPr>
-        <w:t>Deutsche Bevölkerungsstichprobe, direkt auf deutsches Gesundheitssystem übertragbar</w:t>
+        <w:t>Deutsche Klinikdaten mit reisemedizinischem Bezug und Impfversagensursachen klinisch relevant</w:t>
       </w:r>
     </w:p>
     <w:p>
@@ -418,7 +418,7 @@
           <w:color w:val="5A7D3A"/>
           <w:sz w:val="18"/>
         </w:rPr>
-        <w:t>https://pubmed.ncbi.nlm.nih.gov/42533263/</w:t>
+        <w:t>https://pubmed.ncbi.nlm.nih.gov/42709141/</w:t>
       </w:r>
     </w:p>
     <w:sectPr>

--- a/download/studien-aktuell.docx
+++ b/download/studien-aktuell.docx
@@ -62,7 +62,7 @@
           <w:color w:val="666666"/>
           <w:sz w:val="18"/>
         </w:rPr>
-        <w:t>Stand: 04.10.2026  |  6 Studien  |  impfen.m-vf.de</w:t>
+        <w:t>Stand: 05.10.2026  |  6 Studien  |  impfen.m-vf.de</w:t>
       </w:r>
     </w:p>
     <w:p>
@@ -70,7 +70,7 @@
         <w:pStyle w:val="Heading1"/>
       </w:pPr>
       <w:r>
-        <w:t>Aufgenommen am 04.10.2026</w:t>
+        <w:t>Aufgenommen am 05.10.2026</w:t>
       </w:r>
     </w:p>
     <w:p>
@@ -78,7 +78,7 @@
         <w:pStyle w:val="Heading2"/>
       </w:pPr>
       <w:r>
-        <w:t>Impfverantwortung in Familie und System: Wie russische Mütter Impfentscheidungen treffen</w:t>
+        <w:t>Torque-Teno-Virus-Viruslast verbessert Vorhersage der SARS-CoV-2-Serokonversion bei Nierentransplantation</w:t>
       </w:r>
     </w:p>
     <w:p>
@@ -88,12 +88,12 @@
           <w:color w:val="666666"/>
           <w:sz w:val="18"/>
         </w:rPr>
-        <w:t>Borozdina E  ·  Sociol Health Illn  ·  Nov. 2026  ·  PMID 42823783</w:t>
+        <w:t>Hermida E et al.  ·  Clin Transplant  ·  Okt. 2026  ·  PMID 42829947</w:t>
       </w:r>
     </w:p>
     <w:p>
       <w:r>
-        <w:t>Qualitative Interviews mit impfskeptischen russischen Müttern zeigten, dass Impfentscheidungen nicht individuell getroffen werden, sondern eingebettet sind in Familiennetzwerke und durch unzureichende institutionelle Unterstützung bei hoher Eigenverantwortung geprägt sind.</w:t>
+        <w:t>Prospektive Kohortenstudie in argentinischen Nierentransplantierten (KTPs) zur Vorhersage der Serokonversion nach COVID-19-Impfung mittels TTV-Viruslast und klinischer Variablen.</w:t>
       </w:r>
     </w:p>
     <w:p>
@@ -104,7 +104,7 @@
         <w:t xml:space="preserve">Ergebnis: </w:t>
       </w:r>
       <w:r>
-        <w:t>Impfskepsis entsteht nicht primär aus individualistischer Haltung, sondern aus dem Misstrauen gegenüber Institutionen, die Eigenverantwortung verlangen ohne sie zu unterstützen; familiäre Netzwerke sind zentral für Entscheidungsfindung.</w:t>
+        <w:t>Serokonversionsraten: 16,9% nach vollständiger Impfung, 21,9% nach einer Auffrischung, 55,5% nach zwei Auffrischungen. TTV-Viruslast allein zeigte bescheidene Vorhersagekraft (AUC 0,634). Ein erweitertes Modell mit TTV + klinischen/Impfvariablen verbesserte die Vorhersage erheblich (AUC 0,814) mit NPV 90,0%. Multifaktorielle Ansätze können Impfstrategien bei immungeschwächten Patienten optimieren.</w:t>
       </w:r>
     </w:p>
     <w:p>
@@ -119,7 +119,7 @@
         <w:rPr>
           <w:sz w:val="19"/>
         </w:rPr>
-        <w:t>Russland – System mit neoliberalen Tendenzen und Staatskontrolle, teilweise vergleichbar zu osteuropäischen Transformationsgesellschaften</w:t>
+        <w:t>Argentinien, Transplantationsmedizin, Modellansatz auf deutsche Zentren übertragbar</w:t>
       </w:r>
     </w:p>
     <w:p>
@@ -128,7 +128,7 @@
           <w:color w:val="5A7D3A"/>
           <w:sz w:val="18"/>
         </w:rPr>
-        <w:t>https://pubmed.ncbi.nlm.nih.gov/42823783/</w:t>
+        <w:t>https://pubmed.ncbi.nlm.nih.gov/42829947/</w:t>
       </w:r>
     </w:p>
     <w:p>
@@ -136,7 +136,7 @@
         <w:pStyle w:val="Heading2"/>
       </w:pPr>
       <w:r>
-        <w:t>Guillain-Barré-Syndrom nach RSV-Vakzinierung: Fallbericht und diagnostische Lektionen</w:t>
+        <w:t>WHO-Fragebogen zu Verhaltensfaktoren bei Grippeimpfung validiert in Australien</w:t>
       </w:r>
     </w:p>
     <w:p>
@@ -146,12 +146,12 @@
           <w:color w:val="666666"/>
           <w:sz w:val="18"/>
         </w:rPr>
-        <w:t>Hreiz S et al.  ·  BMJ Case Rep  ·  01.10.2026  ·  PMID 42823139</w:t>
+        <w:t>Sabahelzain MM et al.  ·  Hum Vaccin Immunother  ·  04.10.2026  ·  PMID 42829802</w:t>
       </w:r>
     </w:p>
     <w:p>
       <w:r>
-        <w:t>Fallbericht einer älteren Patientin mit Guillain-Barré-Syndrom zwei Wochen nach RSV-Impfung, die zunächst fehldiagnostiziert wurde, intensive Behandlung mit IVIG erforderte und sich nur partiell erholte.</w:t>
+        <w:t>Validierungsstudie des WHO-BeSD-Fragebogens zu sozialen und verhaltensbezogenen Treibern der Grippeimpfung in Australien mit kognitiven Interviews und psychometrischer Analyse.</w:t>
       </w:r>
     </w:p>
     <w:p>
@@ -162,7 +162,7 @@
         <w:t xml:space="preserve">Ergebnis: </w:t>
       </w:r>
       <w:r>
-        <w:t>Ein dokumentierter Fall eines Guillain-Barré-Syndroms mit zeitlichem Zusammenhang zur RSV-Vakzinierung; seltene, aber wichtige Nebenwirkung, die Notwendigkeit serieller klinischer Beurteilung und früher Eskalation unterstreicht.</w:t>
+        <w:t>Nach kognitiven Interviews mit 16 Erwachsenen wurden 9 von 31 Items überarbeitet. Psychometrische Auswertung von 2055 Respondenten identifizierte 5 Faktoren (Denken/Fühlen, soziale Prozesse, Motivation, praktische Fragen). Jedes Item korrelierte mit Impfintention, besonders Items zu wahrgenommener Impfwichtigkeit und sozialer Verantwortung. Fragebogen validiert, weitere Tests in verschiedenen Kontexten empfohlen.</w:t>
       </w:r>
     </w:p>
     <w:p>
@@ -177,7 +177,7 @@
         <w:rPr>
           <w:sz w:val="19"/>
         </w:rPr>
-        <w:t>Großbritannien – vergleichbares Gesundheitssystem, Vigilanzmeldung in europäischer Sicherheitsüberwachung relevant</w:t>
+        <w:t>Australien, ähnlicher Versorgungskontext, Fragebogen-Tool transferierbar</w:t>
       </w:r>
     </w:p>
     <w:p>
@@ -186,7 +186,7 @@
           <w:color w:val="5A7D3A"/>
           <w:sz w:val="18"/>
         </w:rPr>
-        <w:t>https://pubmed.ncbi.nlm.nih.gov/42823139/</w:t>
+        <w:t>https://pubmed.ncbi.nlm.nih.gov/42829802/</w:t>
       </w:r>
     </w:p>
     <w:p>
@@ -194,7 +194,7 @@
         <w:pStyle w:val="Heading2"/>
       </w:pPr>
       <w:r>
-        <w:t>Hepatitis-B-Impfantwortraten bei Hämodialysepatienten: Prädiktoren und Responderraten</w:t>
+        <w:t>Türkische Eltern in den USA berichten Barrieren in der Impfaufklärung und Vertrauenslücken</w:t>
       </w:r>
     </w:p>
     <w:p>
@@ -204,12 +204,12 @@
           <w:color w:val="666666"/>
           <w:sz w:val="18"/>
         </w:rPr>
-        <w:t>Gupta RD et al.  ·  Mymensingh Med J  ·  Okt. 2026  ·  PMID 42811835</w:t>
+        <w:t>Çelik E et al.  ·  Front Public Health  ·  18.09.2026  ·  PMID 42827996</w:t>
       </w:r>
     </w:p>
     <w:p>
       <w:r>
-        <w:t>Querschnittstudie mit 50 Hämodialysepatienten in Bangladesch zur Messung von Anti-HBs-Titern nach Hepatitis-B-Impfung und Identifikation von Prädiktoren der Impfantwort.</w:t>
+        <w:t>Qualitative Interviewstudie mit 13 türkischen Migranteneltern in den USA zur Aufklärung und informed consent für Kinderimpfungen bei verpflichtender Schuleinschulung.</w:t>
       </w:r>
     </w:p>
     <w:p>
@@ -220,7 +220,7 @@
         <w:t xml:space="preserve">Ergebnis: </w:t>
       </w:r>
       <w:r>
-        <w:t>Gesamtansprechquote 64%: 38% Hochresponder (Anti-HBs ≥100 mIU/ml), 26% schwache Responder (≥10 bis &lt;100 mIU/ml), 36% Nicht-Responder (&lt;10 mIU/ml); Alter &gt;50 Jahre, Diabetes und niedriges Serumalbmin waren signifikante Prädiktoren für schwache/keine Antwort (p&lt;0,05).</w:t>
+        <w:t>Vier Hauptthemen: (1) technische Sprache und Verständnisschwierigkeiten; (2) fehlende ethische Kompetenz in der klinischen Kommunikation; (3) Impfmandate verschieben Aufklärung zu bloßer Compliance; (4) Eltern suchen eigenständig religiöse und Zutat-Informationen, da klinische Beratung diese nicht abdeckt. Formale religiöse Leitlinien in USA wenig bekannt, anders als in muslimischen Ländern mit koordinierter Anleitung.</w:t>
       </w:r>
     </w:p>
     <w:p>
@@ -235,7 +235,7 @@
         <w:rPr>
           <w:sz w:val="19"/>
         </w:rPr>
-        <w:t>Bangladesch – ähnliche Dialysepopulation, generalisierbar auf Hochrisikogruppen mit Malnutrition</w:t>
+        <w:t>USA-Kontext, aber Befunde zu Informationsgap und Sprachbarrieren für Deutschland relevant</w:t>
       </w:r>
     </w:p>
     <w:p>
@@ -244,7 +244,7 @@
           <w:color w:val="5A7D3A"/>
           <w:sz w:val="18"/>
         </w:rPr>
-        <w:t>https://pubmed.ncbi.nlm.nih.gov/42811835/</w:t>
+        <w:t>https://pubmed.ncbi.nlm.nih.gov/42827996/</w:t>
       </w:r>
     </w:p>
     <w:p>
@@ -252,7 +252,7 @@
         <w:pStyle w:val="Heading2"/>
       </w:pPr>
       <w:r>
-        <w:t>COVID-19-Impfeffektivität unter Alltagsbedingungen: Direkte und indirekte Effekte in Victoria, Australien</w:t>
+        <w:t>Impfquoten und Impfeinstellungen unterscheiden sich stark zwischen Stadt und Land in Polen</w:t>
       </w:r>
     </w:p>
     <w:p>
@@ -262,12 +262,12 @@
           <w:color w:val="666666"/>
           <w:sz w:val="18"/>
         </w:rPr>
-        <w:t>Lin L et al.  ·  J R Soc Interface  ·  30.09.2026  ·  PMID 42811612</w:t>
+        <w:t>Stefanicka-Wojtas D et al.  ·  Front Public Health  ·  18.09.2026  ·  PMID 42827868</w:t>
       </w:r>
     </w:p>
     <w:p>
       <w:r>
-        <w:t>Bevölkerungsbasierte Modellstudie mit 6,44 Millionen Einwohnern Victorias zur Quantifizierung der direkten und indirekten (Herden-)Schutzeffekte von COVID-19-Impfung während der Delta-Welle 2021.</w:t>
+        <w:t>Querschnittsstudie in drei polnischen Hausarztpraxen (Großstadt, Kleinstadt, ländlich) zur Impfbereitschaft, selbstberichteten Nebenwirkungen und Determinanten der Grippeimpfung.</w:t>
       </w:r>
     </w:p>
     <w:p>
@@ -278,7 +278,7 @@
         <w:t xml:space="preserve">Ergebnis: </w:t>
       </w:r>
       <w:r>
-        <w:t>Konservativ geschätzt: 315.000 Infektionen (95% BCI: 231k–406k), 33.400 Hospitalisierungen (95% BCI: 22k–46k) und 4.900 Todesfälle (95% BCI: 2,8k–7,2k) vermieden; diese Zahlen sind 4,0–, 7,5– und 8,0-fach höher als die beobachtete Fallzahl. Etwa die Hälfte der vermiedenen Infektionen und ein Viertel der Hospitalisierungen/Todesfälle gingen auf indirekten Schutz zurück.</w:t>
+        <w:t>Impfquoten unterschieden sich deutlich nach Wohnort (p&lt;0,001): 100% im ländlichen Zentrum vs. 73–76% in städtischen Zentren. Selbstberichtete Nebenwirkungen waren selten auf dem Land (7,1%), am häufigsten in der Großstadt (20,0%, p&lt;0,001). In adjustierten Modellen: frühere Infektionserfahrung und respiratorische Komorbiditäten hingen mit höheren Odds für Grippe- (OR 11,0; 3,9) und COVID-19-Impfung (OR 3,6; 2,8) zusammen. Dies zeigt, dass Vertrauen in Gesundheitssystem und Informationsverfügbarkeit stark variieren und lokale Kommunikationsstrategien nötig sind.</w:t>
       </w:r>
     </w:p>
     <w:p>
@@ -293,7 +293,7 @@
         <w:rPr>
           <w:sz w:val="19"/>
         </w:rPr>
-        <w:t>Australien – ähnliche Impfinfrastruktur wie Westeuropa, Bevölkerungsdaten robust</w:t>
+        <w:t>Polen, europäisches Primärversorgungssystem, direkt vergleichbar mit Deutschland</w:t>
       </w:r>
     </w:p>
     <w:p>
@@ -302,7 +302,7 @@
           <w:color w:val="5A7D3A"/>
           <w:sz w:val="18"/>
         </w:rPr>
-        <w:t>https://pubmed.ncbi.nlm.nih.gov/42811612/</w:t>
+        <w:t>https://pubmed.ncbi.nlm.nih.gov/42827868/</w:t>
       </w:r>
     </w:p>
     <w:p>
@@ -310,7 +310,7 @@
         <w:pStyle w:val="Heading2"/>
       </w:pPr>
       <w:r>
-        <w:t>HPV-Impfwissen und -akzeptanz bei Studierenden in Malaysia: Lücken trotz positiver Einstellung</w:t>
+        <w:t>Mütterliche RSV-Impfung schützt Säuglinge vor schweren Atemwegsinfektionen – Metaanalyse</w:t>
       </w:r>
     </w:p>
     <w:p>
@@ -320,12 +320,12 @@
           <w:color w:val="666666"/>
           <w:sz w:val="18"/>
         </w:rPr>
-        <w:t>Lim MSH et al.  ·  Asian Pac J Cancer Prev  ·  01.09.2026  ·  PMID 42808405</w:t>
+        <w:t>Kucukbas Ozonder GN et al.  ·  Front Public Health  ·  18.09.2026  ·  PMID 42827513</w:t>
       </w:r>
     </w:p>
     <w:p>
       <w:r>
-        <w:t>Querschnittstudie mit 382 Undergraduate-Studierenden in Sarawak zur Erhebung von HPV-Wissen, Einstellungen und Impfquoten; 55% waren ungeimpft.</w:t>
+        <w:t>Systematische Übersicht und Metaanalyse von 24 Studien (9 RCTs, 15 Beobachtungsstudien) zur Wirksamkeit maternaler RSV-Impfung gegen Säuglings-Bronchiolitis.</w:t>
       </w:r>
     </w:p>
     <w:p>
@@ -336,7 +336,7 @@
         <w:t xml:space="preserve">Ergebnis: </w:t>
       </w:r>
       <w:r>
-        <w:t>HPV-Wissen moderat: Studierende aus Gesundheitsfachrichtungen zeigten höheres Wissen (aOR 2,0, 95% CI 1,1–3,5); Geimpfte hatten signifikant höheres Wissen (aOR 1,9, 95% CI 1,2–3,0). Einstellungen überwiegend positiv, aber Bedenken bezüglich Kosten, Sicherheit und sozialer Stigmatisierung blieben bestehen.</w:t>
+        <w:t>Gepoolte Impfeffektivität gegen RSV-assoziierte Krankenhauseinweisung 79,7% (95% KI 73,9–84,2) in den ersten 3 Monaten, 68,1% (57,1–76,3) bis 6 Monate. Randomisierte Effizienz gegen schwere RSV-LRTI 70%, gegen ärztlich behandelte RSV-LRTI 51,5% (36,3–63,1). Preterm-Geburten modest erhöht in RCTs (RR 1,17), aber Signal nicht robust. Evidenzsicherheit moderat.</w:t>
       </w:r>
     </w:p>
     <w:p>
@@ -351,7 +351,7 @@
         <w:rPr>
           <w:sz w:val="19"/>
         </w:rPr>
-        <w:t>Malaysia – mittleres Einkommen, nationales HPV-Programm, ähnliche schulische Erreichbarkeit wie Schwellenländer</w:t>
+        <w:t>Randomisierte und reale Daten zeigen Übereinstimmung, international übertragbar</w:t>
       </w:r>
     </w:p>
     <w:p>
@@ -360,7 +360,7 @@
           <w:color w:val="5A7D3A"/>
           <w:sz w:val="18"/>
         </w:rPr>
-        <w:t>https://pubmed.ncbi.nlm.nih.gov/42808405/</w:t>
+        <w:t>https://pubmed.ncbi.nlm.nih.gov/42827513/</w:t>
       </w:r>
     </w:p>
     <w:p>
@@ -368,7 +368,7 @@
         <w:pStyle w:val="Heading2"/>
       </w:pPr>
       <w:r>
-        <w:t>Masernimpfversagen bei Reiserückkehrern: Zwei Fallbeispiele aus Deutschland</w:t>
+        <w:t>Psychologische Faktoren bei Impfskepsis: Neuer Fragebogen zur Messung (PF-HBQ)</w:t>
       </w:r>
     </w:p>
     <w:p>
@@ -378,12 +378,12 @@
           <w:color w:val="666666"/>
           <w:sz w:val="18"/>
         </w:rPr>
-        <w:t>Schnell AP et al.  ·  Inn Med (Heidelb)  ·  08.09.2026  ·  PMID 42709141</w:t>
+        <w:t>De Biase R et al.  ·  Front Public Health  ·  18.09.2026  ·  PMID 42827459</w:t>
       </w:r>
     </w:p>
     <w:p>
       <w:r>
-        <w:t>Fallbericht von zwei Masernpatienten nach Auslandsreisen, davon einer mit primärem Impfversagen nach Einfachimpfung mit schwerer Pneumonitis und einer mit sekundärem Impfversagen und atypischem Exanthem bei vermuteter Immundefizienz.</w:t>
+        <w:t>Psychometrische Entwicklung und Validierung des Psychological Factors in Healthcare Behavior Questionnaire (PF-HBQ) zur Erfassung psychologischer Einflussfaktoren auf Impfentscheidungen.</w:t>
       </w:r>
     </w:p>
     <w:p>
@@ -394,7 +394,7 @@
         <w:t xml:space="preserve">Ergebnis: </w:t>
       </w:r>
       <w:r>
-        <w:t>Zwei dokumentierte Masernfälle in Deutschland trotz Impfung – ein Fall mit primärem, einer mit sekundärem Impfversagen; Masern bleiben relevante Differenzialdiagnose auch bei Geimpften, reisemedizinische Beratung sollte Impfstatus erfassen.</w:t>
+        <w:t>Zwei Studien: Study 1 (N=472) bestätigte 9 psychologische Faktoren (Misstrauen, Distress, Extraversion, Offenheit, Prokrastination, depressive Symptome, posttraumatische Symptome, zwanghafte Züge, emotionale Stabilität) mit guter Reliabilität. Study 2 (N=192) zeigte signifikante Unterschiede zwischen Impfskeptikern und Nicht-Skeptikern. PF-HBQ ist zuverlässiges Werkzeug zur Charakterisierung psychologischer Profile bei Impfentscheidungen.</w:t>
       </w:r>
     </w:p>
     <w:p>
@@ -409,7 +409,7 @@
         <w:rPr>
           <w:sz w:val="19"/>
         </w:rPr>
-        <w:t>Deutsche Klinikdaten mit reisemedizinischem Bezug und Impfversagensursachen klinisch relevant</w:t>
+        <w:t>Italien, psychometrisches Instrument, kulturübergreifend adaptierbar</w:t>
       </w:r>
     </w:p>
     <w:p>
@@ -418,7 +418,7 @@
           <w:color w:val="5A7D3A"/>
           <w:sz w:val="18"/>
         </w:rPr>
-        <w:t>https://pubmed.ncbi.nlm.nih.gov/42709141/</w:t>
+        <w:t>https://pubmed.ncbi.nlm.nih.gov/42827459/</w:t>
       </w:r>
     </w:p>
     <w:sectPr>

--- a/download/studien-aktuell.docx
+++ b/download/studien-aktuell.docx
@@ -62,7 +62,7 @@
           <w:color w:val="666666"/>
           <w:sz w:val="18"/>
         </w:rPr>
-        <w:t>Stand: 05.10.2026  |  6 Studien  |  impfen.m-vf.de</w:t>
+        <w:t>Stand: 06.10.2026  |  6 Studien  |  impfen.m-vf.de</w:t>
       </w:r>
     </w:p>
     <w:p>
@@ -70,7 +70,7 @@
         <w:pStyle w:val="Heading1"/>
       </w:pPr>
       <w:r>
-        <w:t>Aufgenommen am 05.10.2026</w:t>
+        <w:t>Aufgenommen am 06.10.2026</w:t>
       </w:r>
     </w:p>
     <w:p>
@@ -78,7 +78,7 @@
         <w:pStyle w:val="Heading2"/>
       </w:pPr>
       <w:r>
-        <w:t>Torque-Teno-Virus-Viruslast verbessert Vorhersage der SARS-CoV-2-Serokonversion bei Nierentransplantation</w:t>
+        <w:t>Massenimpfkampagne gegen Tollwut: 70-Prozent-Abdeckung in Ghana erreicht</w:t>
       </w:r>
     </w:p>
     <w:p>
@@ -88,12 +88,12 @@
           <w:color w:val="666666"/>
           <w:sz w:val="18"/>
         </w:rPr>
-        <w:t>Hermida E et al.  ·  Clin Transplant  ·  Okt. 2026  ·  PMID 42829947</w:t>
+        <w:t>Dwaah PK et al.  ·  PLoS Negl Trop Dis  ·  05.10.2026  ·  PMID 42832606</w:t>
       </w:r>
     </w:p>
     <w:p>
       <w:r>
-        <w:t>Prospektive Kohortenstudie in argentinischen Nierentransplantierten (KTPs) zur Vorhersage der Serokonversion nach COVID-19-Impfung mittels TTV-Viruslast und klinischer Variablen.</w:t>
+        <w:t>Evaluationen einer Eintagskampagne zur Hundeimpfung gegen Tollwut im September 2024 in Techiman Metropolis, Ghana, mit gemischten Methoden.</w:t>
       </w:r>
     </w:p>
     <w:p>
@@ -104,7 +104,7 @@
         <w:t xml:space="preserve">Ergebnis: </w:t>
       </w:r>
       <w:r>
-        <w:t>Serokonversionsraten: 16,9% nach vollständiger Impfung, 21,9% nach einer Auffrischung, 55,5% nach zwei Auffrischungen. TTV-Viruslast allein zeigte bescheidene Vorhersagekraft (AUC 0,634). Ein erweitertes Modell mit TTV + klinischen/Impfvariablen verbesserte die Vorhersage erheblich (AUC 0,814) mit NPV 90,0%. Multifaktorielle Ansätze können Impfstrategien bei immungeschwächten Patienten optimieren.</w:t>
+        <w:t>Administrative Abdeckung: ca. 70 % (5.600 Hunde), basierend auf Bevölkerungsschätzungen. Bewusstsein für Tollwut (tödlich) stieg von 45 % auf 75 %, für Prävention von 40 % auf 70 %. Barrieren: Impfstoffversorgungsverzögerungen, unzureichende Kühlkette, limitierter Zugang für periurbane Gebiete, keine Strategien für freilebende Hunde.</w:t>
       </w:r>
     </w:p>
     <w:p>
@@ -119,7 +119,7 @@
         <w:rPr>
           <w:sz w:val="19"/>
         </w:rPr>
-        <w:t>Argentinien, Transplantationsmedizin, Modellansatz auf deutsche Zentren übertragbar</w:t>
+        <w:t>Sub-Sahara-Afrika-Kontext; Erkenntnisse zu Logistik, Mehrsektor-Koordination und Monitoring übertragbar auf Impfkampagnen in Ländern mit begrenzter Infrastruktur.</w:t>
       </w:r>
     </w:p>
     <w:p>
@@ -128,7 +128,7 @@
           <w:color w:val="5A7D3A"/>
           <w:sz w:val="18"/>
         </w:rPr>
-        <w:t>https://pubmed.ncbi.nlm.nih.gov/42829947/</w:t>
+        <w:t>https://pubmed.ncbi.nlm.nih.gov/42832606/</w:t>
       </w:r>
     </w:p>
     <w:p>
@@ -136,7 +136,7 @@
         <w:pStyle w:val="Heading2"/>
       </w:pPr>
       <w:r>
-        <w:t>WHO-Fragebogen zu Verhaltensfaktoren bei Grippeimpfung validiert in Australien</w:t>
+        <w:t>Impfkoordinator*innen: Erinnerungssysteme und flexible Termine erhöhen HPV-Quoten</w:t>
       </w:r>
     </w:p>
     <w:p>
@@ -146,12 +146,12 @@
           <w:color w:val="666666"/>
           <w:sz w:val="18"/>
         </w:rPr>
-        <w:t>Sabahelzain MM et al.  ·  Hum Vaccin Immunother  ·  04.10.2026  ·  PMID 42829802</w:t>
+        <w:t>Khatri RA et al.  ·  Hum Vaccin Immunother  ·  05.10.2026  ·  PMID 42832184</w:t>
       </w:r>
     </w:p>
     <w:p>
       <w:r>
-        <w:t>Validierungsstudie des WHO-BeSD-Fragebogens zu sozialen und verhaltensbezogenen Treibern der Grippeimpfung in Australien mit kognitiven Interviews und psychometrischer Analyse.</w:t>
+        <w:t>Qualitative Studie mit 24 Impfverantwortlichen aus Gesundheitsämtern in Indiana zu Barrieren und Förderern für HPV-Impfquoten bei Jugendlichen.</w:t>
       </w:r>
     </w:p>
     <w:p>
@@ -162,7 +162,7 @@
         <w:t xml:space="preserve">Ergebnis: </w:t>
       </w:r>
       <w:r>
-        <w:t>Nach kognitiven Interviews mit 16 Erwachsenen wurden 9 von 31 Items überarbeitet. Psychometrische Auswertung von 2055 Respondenten identifizierte 5 Faktoren (Denken/Fühlen, soziale Prozesse, Motivation, praktische Fragen). Jedes Item korrelierte mit Impfintention, besonders Items zu wahrgenommener Impfwichtigkeit und sozialer Verantwortung. Fragebogen validiert, weitere Tests in verschiedenen Kontexten empfohlen.</w:t>
+        <w:t>Hauptbarrieren für Abschluss der Serie: fehlende Information und Zeitmangel bei Eltern und Jugendlichen. Hauptförderung: automatische Erinnerungssysteme (Terminerinnerungen) und flexible Impfzeiten. Schulpolitik (HPV nicht Pflichtimpfung) wirkte als strukturelle Barriere.</w:t>
       </w:r>
     </w:p>
     <w:p>
@@ -177,7 +177,7 @@
         <w:rPr>
           <w:sz w:val="19"/>
         </w:rPr>
-        <w:t>Australien, ähnlicher Versorgungskontext, Fragebogen-Tool transferierbar</w:t>
+        <w:t>USA-Studie, aber Erkenntnisse zu Terminmanagement und Erinnerungswesen sind auf deutsches System mit QM-Anforderungen übertragbar.</w:t>
       </w:r>
     </w:p>
     <w:p>
@@ -186,7 +186,7 @@
           <w:color w:val="5A7D3A"/>
           <w:sz w:val="18"/>
         </w:rPr>
-        <w:t>https://pubmed.ncbi.nlm.nih.gov/42829802/</w:t>
+        <w:t>https://pubmed.ncbi.nlm.nih.gov/42832184/</w:t>
       </w:r>
     </w:p>
     <w:p>
@@ -194,7 +194,7 @@
         <w:pStyle w:val="Heading2"/>
       </w:pPr>
       <w:r>
-        <w:t>Türkische Eltern in den USA berichten Barrieren in der Impfaufklärung und Vertrauenslücken</w:t>
+        <w:t>Hepatitis-B-Impfung in Kyrgyzstan: 3-%-Quote bei Erwachsenen, Barrieren identifiziert</w:t>
       </w:r>
     </w:p>
     <w:p>
@@ -204,12 +204,12 @@
           <w:color w:val="666666"/>
           <w:sz w:val="18"/>
         </w:rPr>
-        <w:t>Çelik E et al.  ·  Front Public Health  ·  18.09.2026  ·  PMID 42827996</w:t>
+        <w:t>Zholdoshev S et al.  ·  Prague Med Rep  ·  2026  ·  PMID 42831606</w:t>
       </w:r>
     </w:p>
     <w:p>
       <w:r>
-        <w:t>Qualitative Interviewstudie mit 13 türkischen Migranteneltern in den USA zur Aufklärung und informed consent für Kinderimpfungen bei verpflichtender Schuleinschulung.</w:t>
+        <w:t>Screening-Studie in Jalal-Abad (Kirgisistan) zur Hepatitis-B-Impfquote Erwachsener und Barrieren für Immunisierungsprogramme.</w:t>
       </w:r>
     </w:p>
     <w:p>
@@ -220,7 +220,7 @@
         <w:t xml:space="preserve">Ergebnis: </w:t>
       </w:r>
       <w:r>
-        <w:t>Vier Hauptthemen: (1) technische Sprache und Verständnisschwierigkeiten; (2) fehlende ethische Kompetenz in der klinischen Kommunikation; (3) Impfmandate verschieben Aufklärung zu bloßer Compliance; (4) Eltern suchen eigenständig religiöse und Zutat-Informationen, da klinische Beratung diese nicht abdeckt. Formale religiöse Leitlinien in USA wenig bekannt, anders als in muslimischen Ländern mit koordinierter Anleitung.</w:t>
+        <w:t>Impfquote nur 3 % (Screening von 2.126 von 71.307 Erwachsenen); HBsAg-Prävalenz 3,3 %. Nach Kampagne 2.483 Personen geimpft, überwiegend Frauen (68,1 %) und Altersgruppe 50–59 Jahre. Barrieren: begrenzte Gesundheitsversorgung, mangelndes Bewusstsein, logistische Hürden. Interventionen: mobile Impfteams, integrierte öffentliche Dienste, kulturangepasste Kampagnen.</w:t>
       </w:r>
     </w:p>
     <w:p>
@@ -235,7 +235,7 @@
         <w:rPr>
           <w:sz w:val="19"/>
         </w:rPr>
-        <w:t>USA-Kontext, aber Befunde zu Informationsgap und Sprachbarrieren für Deutschland relevant</w:t>
+        <w:t>Zentralasien, begrenzte Ressourcen; Erkenntnisse zu Zugangsbarrieren und Geschlechterdisparitäten zeigen Ungleichheitsaspekte.</w:t>
       </w:r>
     </w:p>
     <w:p>
@@ -244,7 +244,7 @@
           <w:color w:val="5A7D3A"/>
           <w:sz w:val="18"/>
         </w:rPr>
-        <w:t>https://pubmed.ncbi.nlm.nih.gov/42827996/</w:t>
+        <w:t>https://pubmed.ncbi.nlm.nih.gov/42831606/</w:t>
       </w:r>
     </w:p>
     <w:p>
@@ -252,7 +252,7 @@
         <w:pStyle w:val="Heading2"/>
       </w:pPr>
       <w:r>
-        <w:t>Impfquoten und Impfeinstellungen unterscheiden sich stark zwischen Stadt und Land in Polen</w:t>
+        <w:t>Grippeimpfung bei Kindern: individuelle statt routinemäßige Entscheidung empfohlen</w:t>
       </w:r>
     </w:p>
     <w:p>
@@ -262,12 +262,12 @@
           <w:color w:val="666666"/>
           <w:sz w:val="18"/>
         </w:rPr>
-        <w:t>Stefanicka-Wojtas D et al.  ·  Front Public Health  ·  18.09.2026  ·  PMID 42827868</w:t>
+        <w:t>Beneš J  ·  Cas Lek Cesk  ·  2026  ·  PMID 42829827</w:t>
       </w:r>
     </w:p>
     <w:p>
       <w:r>
-        <w:t>Querschnittsstudie in drei polnischen Hausarztpraxen (Großstadt, Kleinstadt, ländlich) zur Impfbereitschaft, selbstberichteten Nebenwirkungen und Determinanten der Grippeimpfung.</w:t>
+        <w:t>Narrative Übersichtsarbeit zur Influenzaimpfung bei Kindern mit Analyse von Evidenz zu Effektivität und Indikationen.</w:t>
       </w:r>
     </w:p>
     <w:p>
@@ -278,7 +278,7 @@
         <w:t xml:space="preserve">Ergebnis: </w:t>
       </w:r>
       <w:r>
-        <w:t>Impfquoten unterschieden sich deutlich nach Wohnort (p&lt;0,001): 100% im ländlichen Zentrum vs. 73–76% in städtischen Zentren. Selbstberichtete Nebenwirkungen waren selten auf dem Land (7,1%), am häufigsten in der Großstadt (20,0%, p&lt;0,001). In adjustierten Modellen: frühere Infektionserfahrung und respiratorische Komorbiditäten hingen mit höheren Odds für Grippe- (OR 11,0; 3,9) und COVID-19-Impfung (OR 3,6; 2,8) zusammen. Dies zeigt, dass Vertrauen in Gesundheitssystem und Informationsverfügbarkeit stark variieren und lokale Kommunikationsstrategien nötig sind.</w:t>
+        <w:t>Grippeimpfung reduziert Häufigkeit und Schweregrad, aber Effektivität variiert je nach Situation. Meta-analysen zeigen unzureichende Evidenz für routinemäßige Impfung gesunder Kinder. Impfung sinnvoll bei schweren Immundefekten oder Komorbiditäten. Routine-Schuleingangsimpfung bleibt umstritten.</w:t>
       </w:r>
     </w:p>
     <w:p>
@@ -293,7 +293,7 @@
         <w:rPr>
           <w:sz w:val="19"/>
         </w:rPr>
-        <w:t>Polen, europäisches Primärversorgungssystem, direkt vergleichbar mit Deutschland</w:t>
+        <w:t>Tschechien, vergleichbare europäische Impfkalender-Diskussionen; Befund zur fehlenden Routine-Evidenz bei Gesunden relevant für deutsches STIKO-Abwägen.</w:t>
       </w:r>
     </w:p>
     <w:p>
@@ -302,7 +302,7 @@
           <w:color w:val="5A7D3A"/>
           <w:sz w:val="18"/>
         </w:rPr>
-        <w:t>https://pubmed.ncbi.nlm.nih.gov/42827868/</w:t>
+        <w:t>https://pubmed.ncbi.nlm.nih.gov/42829827/</w:t>
       </w:r>
     </w:p>
     <w:p>
@@ -310,7 +310,7 @@
         <w:pStyle w:val="Heading2"/>
       </w:pPr>
       <w:r>
-        <w:t>Mütterliche RSV-Impfung schützt Säuglinge vor schweren Atemwegsinfektionen – Metaanalyse</w:t>
+        <w:t>Intranasale Interferon-α lenkt Impf-T-Zellen in obere Atemwege</w:t>
       </w:r>
     </w:p>
     <w:p>
@@ -320,12 +320,12 @@
           <w:color w:val="666666"/>
           <w:sz w:val="18"/>
         </w:rPr>
-        <w:t>Kucukbas Ozonder GN et al.  ·  Front Public Health  ·  18.09.2026  ·  PMID 42827513</w:t>
+        <w:t>Fraser R et al.  ·  Front Immunol  ·  18.09.2026  ·  PMID 42827561</w:t>
       </w:r>
     </w:p>
     <w:p>
       <w:r>
-        <w:t>Systematische Übersicht und Metaanalyse von 24 Studien (9 RCTs, 15 Beobachtungsstudien) zur Wirksamkeit maternaler RSV-Impfung gegen Säuglings-Bronchiolitis.</w:t>
+        <w:t>Experimentelle Studie mit SARS-CoV-2-Vakzination als Testfall: intranasales exogenes IFN-α als Adjuvans zu systemischer Impfung.</w:t>
       </w:r>
     </w:p>
     <w:p>
@@ -336,7 +336,7 @@
         <w:t xml:space="preserve">Ergebnis: </w:t>
       </w:r>
       <w:r>
-        <w:t>Gepoolte Impfeffektivität gegen RSV-assoziierte Krankenhauseinweisung 79,7% (95% KI 73,9–84,2) in den ersten 3 Monaten, 68,1% (57,1–76,3) bis 6 Monate. Randomisierte Effizienz gegen schwere RSV-LRTI 70%, gegen ärztlich behandelte RSV-LRTI 51,5% (36,3–63,1). Preterm-Geburten modest erhöht in RCTs (RR 1,17), aber Signal nicht robust. Evidenzsicherheit moderat.</w:t>
+        <w:t>Intranasale Gabe von IFN-α (ohne intranasales Antigen) lenkt impfspezifische T-Zell-Reaktionen in die oberen Atemwege, ohne auf intranasale Antigen-Delivery angewiesen zu sein. Neuartiger Weg, um lokale Immunität an Infektionsort zu generieren und Transmission zu unterbrechen.</w:t>
       </w:r>
     </w:p>
     <w:p>
@@ -351,7 +351,7 @@
         <w:rPr>
           <w:sz w:val="19"/>
         </w:rPr>
-        <w:t>Randomisierte und reale Daten zeigen Übereinstimmung, international übertragbar</w:t>
+        <w:t>UK-Studie, Konzept-proof; übertragbar auf respiratorische Impfprogramme für Influenza, RSV, andere Atemwegsinfekte mit lokalem Fokus.</w:t>
       </w:r>
     </w:p>
     <w:p>
@@ -360,7 +360,7 @@
           <w:color w:val="5A7D3A"/>
           <w:sz w:val="18"/>
         </w:rPr>
-        <w:t>https://pubmed.ncbi.nlm.nih.gov/42827513/</w:t>
+        <w:t>https://pubmed.ncbi.nlm.nih.gov/42827561/</w:t>
       </w:r>
     </w:p>
     <w:p>
@@ -368,7 +368,7 @@
         <w:pStyle w:val="Heading2"/>
       </w:pPr>
       <w:r>
-        <w:t>Psychologische Faktoren bei Impfskepsis: Neuer Fragebogen zur Messung (PF-HBQ)</w:t>
+        <w:t>NK-Zell-Therapien: Europa betont klinische Translation und Sicherheit</w:t>
       </w:r>
     </w:p>
     <w:p>
@@ -378,12 +378,12 @@
           <w:color w:val="666666"/>
           <w:sz w:val="18"/>
         </w:rPr>
-        <w:t>De Biase R et al.  ·  Front Public Health  ·  18.09.2026  ·  PMID 42827459</w:t>
+        <w:t>Knapp LR et al.  ·  Hum Gene Ther  ·  03.08.2026  ·  PMID 42544553</w:t>
       </w:r>
     </w:p>
     <w:p>
       <w:r>
-        <w:t>Psychometrische Entwicklung und Validierung des Psychological Factors in Healthcare Behavior Questionnaire (PF-HBQ) zur Erfassung psychologischer Einflussfaktoren auf Impfentscheidungen.</w:t>
+        <w:t>Opinion Paper aus Europäischer Perspektive zur klinischen Translation von Natural-Killer-Zell-Therapien, Ergebnisse eines Workshops März 2026 in Deutschland.</w:t>
       </w:r>
     </w:p>
     <w:p>
@@ -394,7 +394,7 @@
         <w:t xml:space="preserve">Ergebnis: </w:t>
       </w:r>
       <w:r>
-        <w:t>Zwei Studien: Study 1 (N=472) bestätigte 9 psychologische Faktoren (Misstrauen, Distress, Extraversion, Offenheit, Prokrastination, depressive Symptome, posttraumatische Symptome, zwanghafte Züge, emotionale Stabilität) mit guter Reliabilität. Study 2 (N=192) zeigte signifikante Unterschiede zwischen Impfskeptikern und Nicht-Skeptikern. PF-HBQ ist zuverlässiges Werkzeug zur Charakterisierung psychologischer Profile bei Impfentscheidungen.</w:t>
+        <w:t>Sieben CAR-T-Produkte in Europa zugelassen für B-Zell-Malignome. NK-Zellen und γδ T-Zellen zeigen starke intrinsische Zytotoxizität und günstiges Sicherheitsprofil, aber Implementierungshürden bleiben: Manufacturing-Constraints, Kostenbarrieren, begrenzte klinische Daten. Empfehlung: koordinierte internationale Arbeit zu Validierung und Regulatory Harmonisierung.</w:t>
       </w:r>
     </w:p>
     <w:p>
@@ -409,7 +409,7 @@
         <w:rPr>
           <w:sz w:val="19"/>
         </w:rPr>
-        <w:t>Italien, psychometrisches Instrument, kulturübergreifend adaptierbar</w:t>
+        <w:t>Deutsche und europäische Kliniken, vergleichbare Regulierung; direkt anwendbar auf Implementierungsplanung.</w:t>
       </w:r>
     </w:p>
     <w:p>
@@ -418,7 +418,7 @@
           <w:color w:val="5A7D3A"/>
           <w:sz w:val="18"/>
         </w:rPr>
-        <w:t>https://pubmed.ncbi.nlm.nih.gov/42827459/</w:t>
+        <w:t>https://pubmed.ncbi.nlm.nih.gov/42544553/</w:t>
       </w:r>
     </w:p>
     <w:sectPr>

--- a/download/studien-aktuell.docx
+++ b/download/studien-aktuell.docx
@@ -62,7 +62,7 @@
           <w:color w:val="666666"/>
           <w:sz w:val="18"/>
         </w:rPr>
-        <w:t>Stand: 06.10.2026  |  6 Studien  |  impfen.m-vf.de</w:t>
+        <w:t>Stand: 07.10.2026  |  6 Studien  |  impfen.m-vf.de</w:t>
       </w:r>
     </w:p>
     <w:p>
@@ -70,7 +70,7 @@
         <w:pStyle w:val="Heading1"/>
       </w:pPr>
       <w:r>
-        <w:t>Aufgenommen am 06.10.2026</w:t>
+        <w:t>Aufgenommen am 07.10.2026</w:t>
       </w:r>
     </w:p>
     <w:p>
@@ -78,7 +78,7 @@
         <w:pStyle w:val="Heading2"/>
       </w:pPr>
       <w:r>
-        <w:t>Massenimpfkampagne gegen Tollwut: 70-Prozent-Abdeckung in Ghana erreicht</w:t>
+        <w:t>Impfquoten bei Zero-Dose-Kindern: digitale Mikro-Planung erreichte unterversorgte Gemeinden in Niger</w:t>
       </w:r>
     </w:p>
     <w:p>
@@ -88,12 +88,12 @@
           <w:color w:val="666666"/>
           <w:sz w:val="18"/>
         </w:rPr>
-        <w:t>Dwaah PK et al.  ·  PLoS Negl Trop Dis  ·  05.10.2026  ·  PMID 42832606</w:t>
+        <w:t>Jimoh A et al.  ·  BMJ Glob Health  ·  06.10.2026  ·  PMID 42838605</w:t>
       </w:r>
     </w:p>
     <w:p>
       <w:r>
-        <w:t>Evaluationen einer Eintagskampagne zur Hundeimpfung gegen Tollwut im September 2024 in Techiman Metropolis, Ghana, mit gemischten Methoden.</w:t>
+        <w:t>Die STRICAN-Initiative kombinierte Haushaltserfassung, digitale Mikroplanung und gemeindegestützte Mobilisierung, um zuvor unerreichbare Kinder in 10 Bezirken des Niger-Staates zu identifizieren und zu impfen.</w:t>
       </w:r>
     </w:p>
     <w:p>
@@ -104,7 +104,7 @@
         <w:t xml:space="preserve">Ergebnis: </w:t>
       </w:r>
       <w:r>
-        <w:t>Administrative Abdeckung: ca. 70 % (5.600 Hunde), basierend auf Bevölkerungsschätzungen. Bewusstsein für Tollwut (tödlich) stieg von 45 % auf 75 %, für Prävention von 40 % auf 70 %. Barrieren: Impfstoffversorgungsverzögerungen, unzureichende Kühlkette, limitierter Zugang für periurbane Gebiete, keine Strategien für freilebende Hunde.</w:t>
+        <w:t>Das Modell zeigte, dass datengesteuerte Mikro-Planung mit vertrauenswürdigen Gemeinschaftsstrukturen funktioniert. Zentrale Erkenntnisse: flexible Lieferstrategien in fragilen Einstellungen, starke Partnerschaften zwischen Regierung und Umsetzungsakteuren sowie die Integration digitaler Tools mit bestehenden Gemeinschaftssystemen verbesserten Identifikation und Service-Bereitstellung für Zero-Dose-Populationen.</w:t>
       </w:r>
     </w:p>
     <w:p>
@@ -119,7 +119,7 @@
         <w:rPr>
           <w:sz w:val="19"/>
         </w:rPr>
-        <w:t>Sub-Sahara-Afrika-Kontext; Erkenntnisse zu Logistik, Mehrsektor-Koordination und Monitoring übertragbar auf Impfkampagnen in Ländern mit begrenzter Infrastruktur.</w:t>
+        <w:t>Nigeria, aber Modell übertragbar auf ähnliche Kontexte mit schwachen Registersystemen und fragmentierten Bevölkerungen.</w:t>
       </w:r>
     </w:p>
     <w:p>
@@ -128,7 +128,7 @@
           <w:color w:val="5A7D3A"/>
           <w:sz w:val="18"/>
         </w:rPr>
-        <w:t>https://pubmed.ncbi.nlm.nih.gov/42832606/</w:t>
+        <w:t>https://pubmed.ncbi.nlm.nih.gov/42838605/</w:t>
       </w:r>
     </w:p>
     <w:p>
@@ -136,7 +136,7 @@
         <w:pStyle w:val="Heading2"/>
       </w:pPr>
       <w:r>
-        <w:t>Impfkoordinator*innen: Erinnerungssysteme und flexible Termine erhöhen HPV-Quoten</w:t>
+        <w:t>COVID-19-Impfbereitschaft bei chinesischen Fachpersonen: 59,9% für zukünftige Auffrischungen trotz 97% Vorbeugeimpfung</w:t>
       </w:r>
     </w:p>
     <w:p>
@@ -146,12 +146,12 @@
           <w:color w:val="666666"/>
           <w:sz w:val="18"/>
         </w:rPr>
-        <w:t>Khatri RA et al.  ·  Hum Vaccin Immunother  ·  05.10.2026  ·  PMID 42832184</w:t>
+        <w:t>Mu Y et al.  ·  JMIR Public Health Surveill  ·  06.10.2026  ·  PMID 42837522</w:t>
       </w:r>
     </w:p>
     <w:p>
       <w:r>
-        <w:t>Qualitative Studie mit 24 Impfverantwortlichen aus Gesundheitsämtern in Indiana zu Barrieren und Förderern für HPV-Impfquoten bei Jugendlichen.</w:t>
+        <w:t>Nationale Mehrzentrums-Querschnittsbefragung von 2.877 Ärzten und 292 Medizinstudierenden in China Februar–April 2023 zur Bereitschaft für künftige jährliche COVID-19-Impfungen.</w:t>
       </w:r>
     </w:p>
     <w:p>
@@ -162,7 +162,7 @@
         <w:t xml:space="preserve">Ergebnis: </w:t>
       </w:r>
       <w:r>
-        <w:t>Hauptbarrieren für Abschluss der Serie: fehlende Information und Zeitmangel bei Eltern und Jugendlichen. Hauptförderung: automatische Erinnerungssysteme (Terminerinnerungen) und flexible Impfzeiten. Schulpolitik (HPV nicht Pflichtimpfung) wirkte als strukturelle Barriere.</w:t>
+        <w:t>Insgesamt 59,9% (n=1.899) willens, zukünftige jährliche COVID-19-Impfung zu erhalten; 97% hatten mind. 1 Dosis erhalten; 93,1% hatten inaktivierte Impfstoffe. 90,2% unterstützen Ältere-Impfung, 73,2% Kleinkinderimpfung. Mangelnde Influenzaimpfbereitschaft stark assoziiert mit COVID-19-Hesitanz (aPR 4,11, 95%-KI 3,71–4,55). Häufigste Bedenken: Impfwirksamkeit (53,1%), Sicherheit (33,4%), unzureichende Studiendatenoffenlegung (29%).</w:t>
       </w:r>
     </w:p>
     <w:p>
@@ -177,7 +177,7 @@
         <w:rPr>
           <w:sz w:val="19"/>
         </w:rPr>
-        <w:t>USA-Studie, aber Erkenntnisse zu Terminmanagement und Erinnerungswesen sind auf deutsches System mit QM-Anforderungen übertragbar.</w:t>
+        <w:t>China, aber Befunde zu Kommunikationsbedarf und Vertrauensaufbau bei Fachpersonen auf deutsches Vertrauen-in-Institutionen-Problem übertragbar.</w:t>
       </w:r>
     </w:p>
     <w:p>
@@ -186,7 +186,7 @@
           <w:color w:val="5A7D3A"/>
           <w:sz w:val="18"/>
         </w:rPr>
-        <w:t>https://pubmed.ncbi.nlm.nih.gov/42832184/</w:t>
+        <w:t>https://pubmed.ncbi.nlm.nih.gov/42837522/</w:t>
       </w:r>
     </w:p>
     <w:p>
@@ -194,7 +194,7 @@
         <w:pStyle w:val="Heading2"/>
       </w:pPr>
       <w:r>
-        <w:t>Hepatitis-B-Impfung in Kyrgyzstan: 3-%-Quote bei Erwachsenen, Barrieren identifiziert</w:t>
+        <w:t>RSV-Impfung bei älteren Herzinsuffizienzpatienten: Sterblichkeit sinkt um 49%, ICU-Aufnahmen um 54%</w:t>
       </w:r>
     </w:p>
     <w:p>
@@ -204,12 +204,12 @@
           <w:color w:val="666666"/>
           <w:sz w:val="18"/>
         </w:rPr>
-        <w:t>Zholdoshev S et al.  ·  Prague Med Rep  ·  2026  ·  PMID 42831606</w:t>
+        <w:t>Khan A et al.  ·  Clin Cardiol  ·  Okt. 2026  ·  PMID 42836598</w:t>
       </w:r>
     </w:p>
     <w:p>
       <w:r>
-        <w:t>Screening-Studie in Jalal-Abad (Kirgisistan) zur Hepatitis-B-Impfquote Erwachsener und Barrieren für Immunisierungsprogramme.</w:t>
+        <w:t>Retrospektive Kohorte mit Propensity-Score-Matching verglich RSV-Geimpfte und Ungeimpfte ≥60 Jahre mit Herzinsuffizienz, n=777 pro Gruppe, Nachbeobachtung Mai 2023–Januar 2026.</w:t>
       </w:r>
     </w:p>
     <w:p>
@@ -220,7 +220,7 @@
         <w:t xml:space="preserve">Ergebnis: </w:t>
       </w:r>
       <w:r>
-        <w:t>Impfquote nur 3 % (Screening von 2.126 von 71.307 Erwachsenen); HBsAg-Prävalenz 3,3 %. Nach Kampagne 2.483 Personen geimpft, überwiegend Frauen (68,1 %) und Altersgruppe 50–59 Jahre. Barrieren: begrenzte Gesundheitsversorgung, mangelndes Bewusstsein, logistische Hürden. Interventionen: mobile Impfteams, integrierte öffentliche Dienste, kulturangepasste Kampagnen.</w:t>
+        <w:t>Geimpfte hatten signifikant niedrigere Gesamtsterblichkeit (HR 0,51, 95%-KI 0,33–0,79) und weniger ICU-Aufnahmen (2,7% vs. 5,8%, HR 0,46, 95%-KI 0,25–0,86). Kein Unterschied bei Atemwegsversagen (7,3% vs. 9,4%), stationären/Notfallbesuchen oder HI-Verschärfung. Höhere Gesamt-Gesundheitsnutzung in Geimpften (HR 1,85, 95%-KI 1,65–2,08) – hypothesengenerierend für Vermeidung schwerer Atemwegserkrankung.</w:t>
       </w:r>
     </w:p>
     <w:p>
@@ -235,7 +235,7 @@
         <w:rPr>
           <w:sz w:val="19"/>
         </w:rPr>
-        <w:t>Zentralasien, begrenzte Ressourcen; Erkenntnisse zu Zugangsbarrieren und Geschlechterdisparitäten zeigen Ungleichheitsaspekte.</w:t>
+        <w:t>USA-Daten (TriNetX), aber Sicherheitsbefund und Mortalitätsvorteil übertragbar.</w:t>
       </w:r>
     </w:p>
     <w:p>
@@ -244,7 +244,7 @@
           <w:color w:val="5A7D3A"/>
           <w:sz w:val="18"/>
         </w:rPr>
-        <w:t>https://pubmed.ncbi.nlm.nih.gov/42831606/</w:t>
+        <w:t>https://pubmed.ncbi.nlm.nih.gov/42836598/</w:t>
       </w:r>
     </w:p>
     <w:p>
@@ -252,7 +252,7 @@
         <w:pStyle w:val="Heading2"/>
       </w:pPr>
       <w:r>
-        <w:t>Grippeimpfung bei Kindern: individuelle statt routinemäßige Entscheidung empfohlen</w:t>
+        <w:t>Impfungen in der Schwangerschaft: Griechische Studie identifiziert Barrieren und Angehörigenedukatoren</w:t>
       </w:r>
     </w:p>
     <w:p>
@@ -262,12 +262,12 @@
           <w:color w:val="666666"/>
           <w:sz w:val="18"/>
         </w:rPr>
-        <w:t>Beneš J  ·  Cas Lek Cesk  ·  2026  ·  PMID 42829827</w:t>
+        <w:t>Psarris A et al.  ·  J Pregnancy  ·  2026  ·  PMID 42836283</w:t>
       </w:r>
     </w:p>
     <w:p>
       <w:r>
-        <w:t>Narrative Übersichtsarbeit zur Influenzaimpfung bei Kindern mit Analyse von Evidenz zu Effektivität und Indikationen.</w:t>
+        <w:t>Querschnittsstudie zur Impfbereitschaft bei 725 Wöchnerinnen in zwei Athener Kliniken mit Fokus auf COVID-19, Tdap, Influenza und RSV.</w:t>
       </w:r>
     </w:p>
     <w:p>
@@ -278,7 +278,7 @@
         <w:t xml:space="preserve">Ergebnis: </w:t>
       </w:r>
       <w:r>
-        <w:t>Grippeimpfung reduziert Häufigkeit und Schweregrad, aber Effektivität variiert je nach Situation. Meta-analysen zeigen unzureichende Evidenz für routinemäßige Impfung gesunder Kinder. Impfung sinnvoll bei schweren Immundefekten oder Komorbiditäten. Routine-Schuleingangsimpfung bleibt umstritten.</w:t>
+        <w:t>Insgesamt 51,2% erhielten mindestens eine Impfung in der Schwangerschaft: Tdap 42,5%, Influenza 19,6%, COVID-19 3,6%, RSV &lt;1%. Nur 14,62% erhielten mehrere Impfungen. Hauptbarrieren: mangelnde ärztliche Beratung (Site 1: 29,0%, Site 2: 18,6%), persönliche Wahl und Sicherheitsbedenken (Site 2 höher). Höhere Schulbildung und städtischer Wohnort waren unabhängig mit höherer Impfbereitschaft assoziiert.</w:t>
       </w:r>
     </w:p>
     <w:p>
@@ -293,7 +293,7 @@
         <w:rPr>
           <w:sz w:val="19"/>
         </w:rPr>
-        <w:t>Tschechien, vergleichbare europäische Impfkalender-Diskussionen; Befund zur fehlenden Routine-Evidenz bei Gesunden relevant für deutsches STIKO-Abwägen.</w:t>
+        <w:t>Griechenland – deutschsprachiger Raum, vergleichbare Sozialversicherung, aber Mutterschaftsimpfquoten deutlich unter deutschen Empfehlungen.</w:t>
       </w:r>
     </w:p>
     <w:p>
@@ -302,7 +302,7 @@
           <w:color w:val="5A7D3A"/>
           <w:sz w:val="18"/>
         </w:rPr>
-        <w:t>https://pubmed.ncbi.nlm.nih.gov/42829827/</w:t>
+        <w:t>https://pubmed.ncbi.nlm.nih.gov/42836283/</w:t>
       </w:r>
     </w:p>
     <w:p>
@@ -310,7 +310,7 @@
         <w:pStyle w:val="Heading2"/>
       </w:pPr>
       <w:r>
-        <w:t>Intranasale Interferon-α lenkt Impf-T-Zellen in obere Atemwege</w:t>
+        <w:t>Grippeimpfung bei Gesundheitsfachpersonen in China: Metaanalyse zeigt 27%-Quote und wirksame Interventionen</w:t>
       </w:r>
     </w:p>
     <w:p>
@@ -320,12 +320,12 @@
           <w:color w:val="666666"/>
           <w:sz w:val="18"/>
         </w:rPr>
-        <w:t>Fraser R et al.  ·  Front Immunol  ·  18.09.2026  ·  PMID 42827561</w:t>
+        <w:t>Xiong L et al.  ·  Front Public Health  ·  21.09.2026  ·  PMID 42835288</w:t>
       </w:r>
     </w:p>
     <w:p>
       <w:r>
-        <w:t>Experimentelle Studie mit SARS-CoV-2-Vakzination als Testfall: intranasales exogenes IFN-α als Adjuvans zu systemischer Impfung.</w:t>
+        <w:t>Systematische Übersicht mit Metaanalyse von 49 Querschnittsstudien mit 111.544 chinesischen Gesundheitsfachpersonen zur Influenzaimpfquote und beeinflussenden Faktoren.</w:t>
       </w:r>
     </w:p>
     <w:p>
@@ -336,7 +336,7 @@
         <w:t xml:space="preserve">Ergebnis: </w:t>
       </w:r>
       <w:r>
-        <w:t>Intranasale Gabe von IFN-α (ohne intranasales Antigen) lenkt impfspezifische T-Zell-Reaktionen in die oberen Atemwege, ohne auf intranasale Antigen-Delivery angewiesen zu sein. Neuartiger Weg, um lokale Immunität an Infektionsort zu generieren und Transmission zu unterbrechen.</w:t>
+        <w:t>Gesamtimpfquote 27% (95%-KI 21–34%). Positiv assoziiert: Alter 40–49 Jahre, weiblich, Einkommen &gt;3.000 RMB, beruflicher Titel, frühere Impfhistorie, institutionelle Ermutigung/Verpflichtung, kostenlose Impfung, Kenntnis des optimalen Zeitpunkts, Impfbereitschaft. Strukturelle Interventionen (kostenlos, Ermutigung, Vor-Ort-Dienste) plus zielgerichtete Strategien für jüngere, männliche, einkommensschwache und impfnaive Personen empfohlen.</w:t>
       </w:r>
     </w:p>
     <w:p>
@@ -351,7 +351,7 @@
         <w:rPr>
           <w:sz w:val="19"/>
         </w:rPr>
-        <w:t>UK-Studie, Konzept-proof; übertragbar auf respiratorische Impfprogramme für Influenza, RSV, andere Atemwegsinfekte mit lokalem Fokus.</w:t>
+        <w:t>China – Bevölkerungsdaten, aber Erkenntnisse zu Anreizstrukturen und Zugangsbarrieren auf deutsche HCW-Programme übertragbar.</w:t>
       </w:r>
     </w:p>
     <w:p>
@@ -360,7 +360,7 @@
           <w:color w:val="5A7D3A"/>
           <w:sz w:val="18"/>
         </w:rPr>
-        <w:t>https://pubmed.ncbi.nlm.nih.gov/42827561/</w:t>
+        <w:t>https://pubmed.ncbi.nlm.nih.gov/42835288/</w:t>
       </w:r>
     </w:p>
     <w:p>
@@ -368,7 +368,7 @@
         <w:pStyle w:val="Heading2"/>
       </w:pPr>
       <w:r>
-        <w:t>NK-Zell-Therapien: Europa betont klinische Translation und Sicherheit</w:t>
+        <w:t>PCV21 versus PCV20 in Deutschland: Pneumokokkenimpfung zeigt Kosteneinsparungen</w:t>
       </w:r>
     </w:p>
     <w:p>
@@ -378,12 +378,12 @@
           <w:color w:val="666666"/>
           <w:sz w:val="18"/>
         </w:rPr>
-        <w:t>Knapp LR et al.  ·  Hum Gene Ther  ·  03.08.2026  ·  PMID 42544553</w:t>
+        <w:t>Simuzingili M et al.  ·  Expert Rev Vaccines  ·  05.10.2026  ·  PMID 42834615</w:t>
       </w:r>
     </w:p>
     <w:p>
       <w:r>
-        <w:t>Opinion Paper aus Europäischer Perspektive zur klinischen Translation von Natural-Killer-Zell-Therapien, Ergebnisse eines Workshops März 2026 in Deutschland.</w:t>
+        <w:t>Kosten-Effektivitätsanalyse mit angepasstem Markov-Modell verglich PCV21 und PCV20 bei ungeimpften Erwachsenen ≥60 Jahren in Deutschland.</w:t>
       </w:r>
     </w:p>
     <w:p>
@@ -394,7 +394,7 @@
         <w:t xml:space="preserve">Ergebnis: </w:t>
       </w:r>
       <w:r>
-        <w:t>Sieben CAR-T-Produkte in Europa zugelassen für B-Zell-Malignome. NK-Zellen und γδ T-Zellen zeigen starke intrinsische Zytotoxizität und günstiges Sicherheitsprofil, aber Implementierungshürden bleiben: Manufacturing-Constraints, Kostenbarrieren, begrenzte klinische Daten. Empfehlung: koordinierte internationale Arbeit zu Validierung und Regulatory Harmonisierung.</w:t>
+        <w:t>PCV21 reduzierte gegenüber PCV20 Krankheitsfälle, Todesfälle und direkte Kosten. Aus Kostenträger- und Gesellschaftsperspektive war PCV21 kosteneinsparend. In Sensitivitätsanalysen blieb PCV21 kostenrettend über alle Parametervariationen. PCV21 wurde dominiert nur bei Reduktion des Unterschieds in der NBPP-Erkrankungsabdeckung auf 0,5%.</w:t>
       </w:r>
     </w:p>
     <w:p>
@@ -409,7 +409,7 @@
         <w:rPr>
           <w:sz w:val="19"/>
         </w:rPr>
-        <w:t>Deutsche und europäische Kliniken, vergleichbare Regulierung; direkt anwendbar auf Implementierungsplanung.</w:t>
+        <w:t>Deutschland – Modell auf deutschen Kostendaten, deutsches Gesundheitssystem und Impfkalender.</w:t>
       </w:r>
     </w:p>
     <w:p>
@@ -418,7 +418,7 @@
           <w:color w:val="5A7D3A"/>
           <w:sz w:val="18"/>
         </w:rPr>
-        <w:t>https://pubmed.ncbi.nlm.nih.gov/42544553/</w:t>
+        <w:t>https://pubmed.ncbi.nlm.nih.gov/42834615/</w:t>
       </w:r>
     </w:p>
     <w:sectPr>

--- a/download/studien-aktuell.docx
+++ b/download/studien-aktuell.docx
@@ -62,7 +62,7 @@
           <w:color w:val="666666"/>
           <w:sz w:val="18"/>
         </w:rPr>
-        <w:t>Stand: 07.10.2026  |  6 Studien  |  impfen.m-vf.de</w:t>
+        <w:t>Stand: 08.10.2026  |  6 Studien  |  impfen.m-vf.de</w:t>
       </w:r>
     </w:p>
     <w:p>
@@ -70,7 +70,7 @@
         <w:pStyle w:val="Heading1"/>
       </w:pPr>
       <w:r>
-        <w:t>Aufgenommen am 07.10.2026</w:t>
+        <w:t>Aufgenommen am 08.10.2026</w:t>
       </w:r>
     </w:p>
     <w:p>
@@ -78,7 +78,7 @@
         <w:pStyle w:val="Heading2"/>
       </w:pPr>
       <w:r>
-        <w:t>Impfquoten bei Zero-Dose-Kindern: digitale Mikro-Planung erreichte unterversorgte Gemeinden in Niger</w:t>
+        <w:t>Impfskepsis gegen COVID-19-Booster clustert in Haushalten und Gemeinden – China</w:t>
       </w:r>
     </w:p>
     <w:p>
@@ -88,12 +88,12 @@
           <w:color w:val="666666"/>
           <w:sz w:val="18"/>
         </w:rPr>
-        <w:t>Jimoh A et al.  ·  BMJ Glob Health  ·  06.10.2026  ·  PMID 42838605</w:t>
+        <w:t>Zhang Y et al.  ·  JMIR Public Health Surveill  ·  07.10.2026  ·  PMID 42842944</w:t>
       </w:r>
     </w:p>
     <w:p>
       <w:r>
-        <w:t>Die STRICAN-Initiative kombinierte Haushaltserfassung, digitale Mikroplanung und gemeindegestützte Mobilisierung, um zuvor unerreichbare Kinder in 10 Bezirken des Niger-Staates zu identifizieren und zu impfen.</w:t>
+        <w:t>Haushaltsbasierte Querschnittsbefragung zur Clusterung von Vaccine Hesitancy gegenüber COVID-19-Booster-Impfung nach individuellen, Haushalts- und Gemeinde-Ebenen.</w:t>
       </w:r>
     </w:p>
     <w:p>
@@ -104,7 +104,7 @@
         <w:t xml:space="preserve">Ergebnis: </w:t>
       </w:r>
       <w:r>
-        <w:t>Das Modell zeigte, dass datengesteuerte Mikro-Planung mit vertrauenswürdigen Gemeinschaftsstrukturen funktioniert. Zentrale Erkenntnisse: flexible Lieferstrategien in fragilen Einstellungen, starke Partnerschaften zwischen Regierung und Umsetzungsakteuren sowie die Integration digitaler Tools mit bestehenden Gemeinschaftssystemen verbesserten Identifikation und Service-Bereitstellung für Zero-Dose-Populationen.</w:t>
+        <w:t>27,0 % zeigten gleichzeitige Hesitancy bei aktuellen und zukünftigen Booster-Absichten; 77,73 % der Varianz waren auf Haushalts- und Gemeinde-Ebene zurückzuführen; Selbstwirksamkeit und vorherige COVID-19-Impfung waren stärkste Schutzfaktoren gegen Hesitancy.</w:t>
       </w:r>
     </w:p>
     <w:p>
@@ -119,7 +119,7 @@
         <w:rPr>
           <w:sz w:val="19"/>
         </w:rPr>
-        <w:t>Nigeria, aber Modell übertragbar auf ähnliche Kontexte mit schwachen Registersystemen und fragmentierten Bevölkerungen.</w:t>
+        <w:t>China, soziales Clustern; Mechanismen für haushalts- und gemeindebasierte Interventionen gelten international.</w:t>
       </w:r>
     </w:p>
     <w:p>
@@ -128,7 +128,7 @@
           <w:color w:val="5A7D3A"/>
           <w:sz w:val="18"/>
         </w:rPr>
-        <w:t>https://pubmed.ncbi.nlm.nih.gov/42838605/</w:t>
+        <w:t>https://pubmed.ncbi.nlm.nih.gov/42842944/</w:t>
       </w:r>
     </w:p>
     <w:p>
@@ -136,7 +136,7 @@
         <w:pStyle w:val="Heading2"/>
       </w:pPr>
       <w:r>
-        <w:t>COVID-19-Impfbereitschaft bei chinesischen Fachpersonen: 59,9% für zukünftige Auffrischungen trotz 97% Vorbeugeimpfung</w:t>
+        <w:t>Herpes-zoster-Impfung an Zahlungsbarriere gescheitert – Intention-Verhalten-Lücke in Taiwan</w:t>
       </w:r>
     </w:p>
     <w:p>
@@ -146,12 +146,12 @@
           <w:color w:val="666666"/>
           <w:sz w:val="18"/>
         </w:rPr>
-        <w:t>Mu Y et al.  ·  JMIR Public Health Surveill  ·  06.10.2026  ·  PMID 42837522</w:t>
+        <w:t>Liou FY et al.  ·  Hum Vaccin Immunother  ·  07.10.2026  ·  PMID 42842236</w:t>
       </w:r>
     </w:p>
     <w:p>
       <w:r>
-        <w:t>Nationale Mehrzentrums-Querschnittsbefragung von 2.877 Ärzten und 292 Medizinstudierenden in China Februar–April 2023 zur Bereitschaft für künftige jährliche COVID-19-Impfungen.</w:t>
+        <w:t>Nationale Querschnittsumfrage zu Determinanten der Herpes-zoster-Impfung in einem System ohne universelle Kostenübernahme.</w:t>
       </w:r>
     </w:p>
     <w:p>
@@ -162,7 +162,7 @@
         <w:t xml:space="preserve">Ergebnis: </w:t>
       </w:r>
       <w:r>
-        <w:t>Insgesamt 59,9% (n=1.899) willens, zukünftige jährliche COVID-19-Impfung zu erhalten; 97% hatten mind. 1 Dosis erhalten; 93,1% hatten inaktivierte Impfstoffe. 90,2% unterstützen Ältere-Impfung, 73,2% Kleinkinderimpfung. Mangelnde Influenzaimpfbereitschaft stark assoziiert mit COVID-19-Hesitanz (aPR 4,11, 95%-KI 3,71–4,55). Häufigste Bedenken: Impfwirksamkeit (53,1%), Sicherheit (33,4%), unzureichende Studiendatenoffenlegung (29%).</w:t>
+        <w:t>16,6 % waren geimpft; 80,9 % der Ungeimpften zeigten Impfbereitschaft; Preis war das Haupthindernis – Zahlungsbereitschaft lag unter Marktpreis (USD 32,80 vs. Marktpreis), aber Bewusstsein für Subventionsprogramme verdoppelte Impfodds (OR: 2,30).</w:t>
       </w:r>
     </w:p>
     <w:p>
@@ -177,7 +177,7 @@
         <w:rPr>
           <w:sz w:val="19"/>
         </w:rPr>
-        <w:t>China, aber Befunde zu Kommunikationsbedarf und Vertrauensaufbau bei Fachpersonen auf deutsches Vertrauen-in-Institutionen-Problem übertragbar.</w:t>
+        <w:t>Selbstzahlermodell nicht übertragbar; Befunde zu Affordability-Barrieren bei Erwachsenenimpfungen relevant.</w:t>
       </w:r>
     </w:p>
     <w:p>
@@ -186,7 +186,7 @@
           <w:color w:val="5A7D3A"/>
           <w:sz w:val="18"/>
         </w:rPr>
-        <w:t>https://pubmed.ncbi.nlm.nih.gov/42837522/</w:t>
+        <w:t>https://pubmed.ncbi.nlm.nih.gov/42842236/</w:t>
       </w:r>
     </w:p>
     <w:p>
@@ -194,7 +194,7 @@
         <w:pStyle w:val="Heading2"/>
       </w:pPr>
       <w:r>
-        <w:t>RSV-Impfung bei älteren Herzinsuffizienzpatienten: Sterblichkeit sinkt um 49%, ICU-Aufnahmen um 54%</w:t>
+        <w:t>Tetanus-Impfbereitschaft nach Trauma hängt von praktischer Zugänglichkeit ab – China</w:t>
       </w:r>
     </w:p>
     <w:p>
@@ -204,12 +204,12 @@
           <w:color w:val="666666"/>
           <w:sz w:val="18"/>
         </w:rPr>
-        <w:t>Khan A et al.  ·  Clin Cardiol  ·  Okt. 2026  ·  PMID 42836598</w:t>
+        <w:t>Fang Q et al.  ·  Front Public Health  ·  21.09.2026  ·  PMID 42835057</w:t>
       </w:r>
     </w:p>
     <w:p>
       <w:r>
-        <w:t>Retrospektive Kohorte mit Propensity-Score-Matching verglich RSV-Geimpfte und Ungeimpfte ≥60 Jahre mit Herzinsuffizienz, n=777 pro Gruppe, Nachbeobachtung Mai 2023–Januar 2026.</w:t>
+        <w:t>Querschnittsstudie zur Impfbereitschaft gegen Tetanus nach Traumata mit Verhaltensfaktoren und Zugangshürden (BeSD-Rahmen).</w:t>
       </w:r>
     </w:p>
     <w:p>
@@ -220,7 +220,7 @@
         <w:t xml:space="preserve">Ergebnis: </w:t>
       </w:r>
       <w:r>
-        <w:t>Geimpfte hatten signifikant niedrigere Gesamtsterblichkeit (HR 0,51, 95%-KI 0,33–0,79) und weniger ICU-Aufnahmen (2,7% vs. 5,8%, HR 0,46, 95%-KI 0,25–0,86). Kein Unterschied bei Atemwegsversagen (7,3% vs. 9,4%), stationären/Notfallbesuchen oder HI-Verschärfung. Höhere Gesamt-Gesundheitsnutzung in Geimpften (HR 1,85, 95%-KI 1,65–2,08) – hypothesengenerierend für Vermeidung schwerer Atemwegserkrankung.</w:t>
+        <w:t>51,9 % zeigten Impfbereitschaft; praktische Zugänglichkeit zeigte stärkste Assoziation mit Impfintention (strukturelle Gleichungsmodellierung); nur 19,2 % der angezeigten Patienten erhielten dokumentiert Impfung innerhalb von 7 Tagen – obwohl 80,6 % grundsätzlich angezeigt waren.</w:t>
       </w:r>
     </w:p>
     <w:p>
@@ -235,7 +235,7 @@
         <w:rPr>
           <w:sz w:val="19"/>
         </w:rPr>
-        <w:t>USA-Daten (TriNetX), aber Sicherheitsbefund und Mortalitätsvorteil übertragbar.</w:t>
+        <w:t>China; Befunde zu Zugangsbarrieren beim Post-Expositions-Impfen übertragbar.</w:t>
       </w:r>
     </w:p>
     <w:p>
@@ -244,7 +244,7 @@
           <w:color w:val="5A7D3A"/>
           <w:sz w:val="18"/>
         </w:rPr>
-        <w:t>https://pubmed.ncbi.nlm.nih.gov/42836598/</w:t>
+        <w:t>https://pubmed.ncbi.nlm.nih.gov/42835057/</w:t>
       </w:r>
     </w:p>
     <w:p>
@@ -252,7 +252,7 @@
         <w:pStyle w:val="Heading2"/>
       </w:pPr>
       <w:r>
-        <w:t>Impfungen in der Schwangerschaft: Griechische Studie identifiziert Barrieren und Angehörigenedukatoren</w:t>
+        <w:t>COVID-19-Impfung bei südafrikanischen Jugendlichen: Alter, Haushaltskontext und Pandemie-Nähe treiben Quote</w:t>
       </w:r>
     </w:p>
     <w:p>
@@ -262,12 +262,12 @@
           <w:color w:val="666666"/>
           <w:sz w:val="18"/>
         </w:rPr>
-        <w:t>Psarris A et al.  ·  J Pregnancy  ·  2026  ·  PMID 42836283</w:t>
+        <w:t>Dietrich JJ et al.  ·  Glob Health Action  ·  06.10.2026  ·  PMID 42834877</w:t>
       </w:r>
     </w:p>
     <w:p>
       <w:r>
-        <w:t>Querschnittsstudie zur Impfbereitschaft bei 725 Wöchnerinnen in zwei Athener Kliniken mit Fokus auf COVID-19, Tdap, Influenza und RSV.</w:t>
+        <w:t>Online-Querschnittsbefragung zu Prädiktoren der COVID-19-Impfung bei Jugendlichen (18–24 Jahre) in eThekwini, Südafrika.</w:t>
       </w:r>
     </w:p>
     <w:p>
@@ -278,7 +278,7 @@
         <w:t xml:space="preserve">Ergebnis: </w:t>
       </w:r>
       <w:r>
-        <w:t>Insgesamt 51,2% erhielten mindestens eine Impfung in der Schwangerschaft: Tdap 42,5%, Influenza 19,6%, COVID-19 3,6%, RSV &lt;1%. Nur 14,62% erhielten mehrere Impfungen. Hauptbarrieren: mangelnde ärztliche Beratung (Site 1: 29,0%, Site 2: 18,6%), persönliche Wahl und Sicherheitsbedenken (Site 2 höher). Höhere Schulbildung und städtischer Wohnort waren unabhängig mit höherer Impfbereitschaft assoziiert.</w:t>
+        <w:t>37,9 % waren geimpft; älteres Alter, Zusammenleben mit Senioren und persönliche Nähe zu schweren COVID-19-Verläufen (Krankenhausaufenthalte/Todesfälle im Umfeld) waren unabhängige Prädiktoren; geschlechtsspezifische Unterschiede bei Ethnizität und Familienstand.</w:t>
       </w:r>
     </w:p>
     <w:p>
@@ -293,7 +293,7 @@
         <w:rPr>
           <w:sz w:val="19"/>
         </w:rPr>
-        <w:t>Griechenland – deutschsprachiger Raum, vergleichbare Sozialversicherung, aber Mutterschaftsimpfquoten deutlich unter deutschen Empfehlungen.</w:t>
+        <w:t>Südafrika, hohes Einkommensgefälle; Befunde zu sozialen Determinanten und Pandemie-Proximität international relevant.</w:t>
       </w:r>
     </w:p>
     <w:p>
@@ -302,7 +302,7 @@
           <w:color w:val="5A7D3A"/>
           <w:sz w:val="18"/>
         </w:rPr>
-        <w:t>https://pubmed.ncbi.nlm.nih.gov/42836283/</w:t>
+        <w:t>https://pubmed.ncbi.nlm.nih.gov/42834877/</w:t>
       </w:r>
     </w:p>
     <w:p>
@@ -310,7 +310,7 @@
         <w:pStyle w:val="Heading2"/>
       </w:pPr>
       <w:r>
-        <w:t>Grippeimpfung bei Gesundheitsfachpersonen in China: Metaanalyse zeigt 27%-Quote und wirksame Interventionen</w:t>
+        <w:t>HPV-Impfung bei Erwachsenen (27–45 Jahre) bleibt selten – USA</w:t>
       </w:r>
     </w:p>
     <w:p>
@@ -320,12 +320,12 @@
           <w:color w:val="666666"/>
           <w:sz w:val="18"/>
         </w:rPr>
-        <w:t>Xiong L et al.  ·  Front Public Health  ·  21.09.2026  ·  PMID 42835288</w:t>
+        <w:t>Jiang R et al.  ·  Hum Vaccin Immunother  ·  05.10.2026  ·  PMID 42834027</w:t>
       </w:r>
     </w:p>
     <w:p>
       <w:r>
-        <w:t>Systematische Übersicht mit Metaanalyse von 49 Querschnittsstudien mit 111.544 chinesischen Gesundheitsfachpersonen zur Influenzaimpfquote und beeinflussenden Faktoren.</w:t>
+        <w:t>Nationale Querschnittserhebung zur HPV-Impfquote bei Erwachsenen vor und nach COVID-19 anhand von NHIS-Daten.</w:t>
       </w:r>
     </w:p>
     <w:p>
@@ -336,7 +336,7 @@
         <w:t xml:space="preserve">Ergebnis: </w:t>
       </w:r>
       <w:r>
-        <w:t>Gesamtimpfquote 27% (95%-KI 21–34%). Positiv assoziiert: Alter 40–49 Jahre, weiblich, Einkommen &gt;3.000 RMB, beruflicher Titel, frühere Impfhistorie, institutionelle Ermutigung/Verpflichtung, kostenlose Impfung, Kenntnis des optimalen Zeitpunkts, Impfbereitschaft. Strukturelle Interventionen (kostenlos, Ermutigung, Vor-Ort-Dienste) plus zielgerichtete Strategien für jüngere, männliche, einkommensschwache und impfnaive Personen empfohlen.</w:t>
+        <w:t>Quote stieg von 15,1 % (2019) auf 20,7 % (2022); nur 1,43 % initiierten Impfung zwischen 27 und 45 Jahren; Alter, männliches Geschlecht, niedrigere Bildung und fehlende regelmäßige Versorgungsstelle waren mit niedrigerer Quote assoziiert.</w:t>
       </w:r>
     </w:p>
     <w:p>
@@ -351,7 +351,7 @@
         <w:rPr>
           <w:sz w:val="19"/>
         </w:rPr>
-        <w:t>China – Bevölkerungsdaten, aber Erkenntnisse zu Anreizstrukturen und Zugangsbarrieren auf deutsche HCW-Programme übertragbar.</w:t>
+        <w:t>USA; Befunde zu Barrieren bei Catch-up-Impfung Erwachsener, nicht zu Kindheit relevant.</w:t>
       </w:r>
     </w:p>
     <w:p>
@@ -360,7 +360,7 @@
           <w:color w:val="5A7D3A"/>
           <w:sz w:val="18"/>
         </w:rPr>
-        <w:t>https://pubmed.ncbi.nlm.nih.gov/42835288/</w:t>
+        <w:t>https://pubmed.ncbi.nlm.nih.gov/42834027/</w:t>
       </w:r>
     </w:p>
     <w:p>
@@ -368,7 +368,7 @@
         <w:pStyle w:val="Heading2"/>
       </w:pPr>
       <w:r>
-        <w:t>PCV21 versus PCV20 in Deutschland: Pneumokokkenimpfung zeigt Kosteneinsparungen</w:t>
+        <w:t>Schottische Impfquoten blieben in der Pandemie stabil – Ungleichheiten bestehen fort</w:t>
       </w:r>
     </w:p>
     <w:p>
@@ -378,12 +378,12 @@
           <w:color w:val="666666"/>
           <w:sz w:val="18"/>
         </w:rPr>
-        <w:t>Simuzingili M et al.  ·  Expert Rev Vaccines  ·  05.10.2026  ·  PMID 42834615</w:t>
+        <w:t>Smith CD et al.  ·  Public Health  ·  13.08.2026  ·  PMID 42594547</w:t>
       </w:r>
     </w:p>
     <w:p>
       <w:r>
-        <w:t>Kosten-Effektivitätsanalyse mit angepasstem Markov-Modell verglich PCV21 und PCV20 bei ungeimpften Erwachsenen ≥60 Jahren in Deutschland.</w:t>
+        <w:t>Bevölkerungsbasierte Kohortenstudie zu Routineimpfungen bei Kleinkindern in Schottland vor und während COVID-19.</w:t>
       </w:r>
     </w:p>
     <w:p>
@@ -394,7 +394,7 @@
         <w:t xml:space="preserve">Ergebnis: </w:t>
       </w:r>
       <w:r>
-        <w:t>PCV21 reduzierte gegenüber PCV20 Krankheitsfälle, Todesfälle und direkte Kosten. Aus Kostenträger- und Gesellschaftsperspektive war PCV21 kosteneinsparend. In Sensitivitätsanalysen blieb PCV21 kostenrettend über alle Parametervariationen. PCV21 wurde dominiert nur bei Reduktion des Unterschieds in der NBPP-Erkrankungsabdeckung auf 0,5%.</w:t>
+        <w:t>Impfquoten für fünf von sechs Vakzinen blieben stabil oder stiegen während der Pandemie; Unterschiede nach Deprivation und ethnischer Herkunft verschärften sich nicht, aber bestandene Ungleichheiten persistierten.</w:t>
       </w:r>
     </w:p>
     <w:p>
@@ -409,7 +409,7 @@
         <w:rPr>
           <w:sz w:val="19"/>
         </w:rPr>
-        <w:t>Deutschland – Modell auf deutschen Kostendaten, deutsches Gesundheitssystem und Impfkalender.</w:t>
+        <w:t>Schottisches Impfregister, vergleichbares Sozialsystem mit Deutschland.</w:t>
       </w:r>
     </w:p>
     <w:p>
@@ -418,7 +418,7 @@
           <w:color w:val="5A7D3A"/>
           <w:sz w:val="18"/>
         </w:rPr>
-        <w:t>https://pubmed.ncbi.nlm.nih.gov/42834615/</w:t>
+        <w:t>https://pubmed.ncbi.nlm.nih.gov/42594547/</w:t>
       </w:r>
     </w:p>
     <w:sectPr>

--- a/download/studien-aktuell.docx
+++ b/download/studien-aktuell.docx
@@ -52,7 +52,7 @@
         <w:pStyle w:val="Title"/>
       </w:pPr>
       <w:r>
-        <w:t>Neueste Studien - Impfen und Impfpraevention</w:t>
+        <w:t>Neueste Studien - Impfen und Praevention</w:t>
       </w:r>
     </w:p>
     <w:p>
@@ -62,7 +62,7 @@
           <w:color w:val="666666"/>
           <w:sz w:val="18"/>
         </w:rPr>
-        <w:t>Stand: 08.10.2026  |  6 Studien  |  impfen.m-vf.de</w:t>
+        <w:t>Stand: 09.10.2026  |  6 Studien  |  impfen.m-vf.de</w:t>
       </w:r>
     </w:p>
     <w:p>
@@ -70,7 +70,7 @@
         <w:pStyle w:val="Heading1"/>
       </w:pPr>
       <w:r>
-        <w:t>Aufgenommen am 08.10.2026</w:t>
+        <w:t>Aufgenommen am 09.10.2026</w:t>
       </w:r>
     </w:p>
     <w:p>
@@ -78,7 +78,7 @@
         <w:pStyle w:val="Heading2"/>
       </w:pPr>
       <w:r>
-        <w:t>Impfskepsis gegen COVID-19-Booster clustert in Haushalten und Gemeinden – China</w:t>
+        <w:t>Impfprice und Botschaftsrahmen beeinflussen Impfbereitschaft gegen Influenza in China</w:t>
       </w:r>
     </w:p>
     <w:p>
@@ -88,12 +88,12 @@
           <w:color w:val="666666"/>
           <w:sz w:val="18"/>
         </w:rPr>
-        <w:t>Zhang Y et al.  ·  JMIR Public Health Surveill  ·  07.10.2026  ·  PMID 42842944</w:t>
+        <w:t>Chu Y et al.  ·  Hum Vaccin Immunother  ·  31.12.2026  ·  PMID 42850200</w:t>
       </w:r>
     </w:p>
     <w:p>
       <w:r>
-        <w:t>Haushaltsbasierte Querschnittsbefragung zur Clusterung von Vaccine Hesitancy gegenüber COVID-19-Booster-Impfung nach individuellen, Haushalts- und Gemeinde-Ebenen.</w:t>
+        <w:t>Experimentelle Studie mit 1.408 chinesischen Studierenden zur Wirkung von Preis, Nachrichtenframing (Gewinn vs. Verlust) und Werteorientierung (individualistisch vs. kollektivistisch) auf Bereitschaft zur Grippeimpfung.</w:t>
       </w:r>
     </w:p>
     <w:p>
@@ -104,7 +104,7 @@
         <w:t xml:space="preserve">Ergebnis: </w:t>
       </w:r>
       <w:r>
-        <w:t>27,0 % zeigten gleichzeitige Hesitancy bei aktuellen und zukünftigen Booster-Absichten; 77,73 % der Varianz waren auf Haushalts- und Gemeinde-Ebene zurückzuführen; Selbstwirksamkeit und vorherige COVID-19-Impfung waren stärkste Schutzfaktoren gegen Hesitancy.</w:t>
+        <w:t>Impfbereitschaft sank mit steigendem Preis signifikant. Bei kostenloser Impfung: keine signifikanten Unterschiede zwischen Botschaftstypen. Bei Bezahlung: Verlust-gerahmt und individualistisch-orientiert Botschaften wirksamer; individualistisch-Verlust-Botschaft zeigte stärksten Effekt. Perceived severity und vaccine effectiveness vermittelten den Effekt.</w:t>
       </w:r>
     </w:p>
     <w:p>
@@ -119,7 +119,7 @@
         <w:rPr>
           <w:sz w:val="19"/>
         </w:rPr>
-        <w:t>China, soziales Clustern; Mechanismen für haushalts- und gemeindebasierte Interventionen gelten international.</w:t>
+        <w:t>China – Befragungsstudie; kulturelle Besonderheiten, begrenzte Übertragbarkeit auf Deutschland</w:t>
       </w:r>
     </w:p>
     <w:p>
@@ -128,7 +128,7 @@
           <w:color w:val="5A7D3A"/>
           <w:sz w:val="18"/>
         </w:rPr>
-        <w:t>https://pubmed.ncbi.nlm.nih.gov/42842944/</w:t>
+        <w:t>https://pubmed.ncbi.nlm.nih.gov/42850200/</w:t>
       </w:r>
     </w:p>
     <w:p>
@@ -136,7 +136,7 @@
         <w:pStyle w:val="Heading2"/>
       </w:pPr>
       <w:r>
-        <w:t>Herpes-zoster-Impfung an Zahlungsbarriere gescheitert – Intention-Verhalten-Lücke in Taiwan</w:t>
+        <w:t>Pneumokokkenimpfung in Südafrika: Kosteneffektivität PCV20 vs. PPSV23 bei HIV-Risikogruppen</w:t>
       </w:r>
     </w:p>
     <w:p>
@@ -146,12 +146,12 @@
           <w:color w:val="666666"/>
           <w:sz w:val="18"/>
         </w:rPr>
-        <w:t>Liou FY et al.  ·  Hum Vaccin Immunother  ·  07.10.2026  ·  PMID 42842236</w:t>
+        <w:t>Wang WW et al.  ·  Hum Vaccin Immunother  ·  08.10.2026  ·  PMID 42849061</w:t>
       </w:r>
     </w:p>
     <w:p>
       <w:r>
-        <w:t>Nationale Querschnittsumfrage zu Determinanten der Herpes-zoster-Impfung in einem System ohne universelle Kostenübernahme.</w:t>
+        <w:t>Statische Entscheidungsbaummodellierung aus Perspektive südafrikanischer Gesundheitskassen zur Kosteneffektivität von PCV20 vs. PPSV23 bei über 65-Jährigen, mit HIV-Stratifizierung.</w:t>
       </w:r>
     </w:p>
     <w:p>
@@ -162,7 +162,7 @@
         <w:t xml:space="preserve">Ergebnis: </w:t>
       </w:r>
       <w:r>
-        <w:t>16,6 % waren geimpft; 80,9 % der Ungeimpften zeigten Impfbereitschaft; Preis war das Haupthindernis – Zahlungsbereitschaft lag unter Marktpreis (USD 32,80 vs. Marktpreis), aber Bewusstsein für Subventionsprogramme verdoppelte Impfodds (OR: 2,30).</w:t>
+        <w:t>Bei Allgemeinbevölkerung ≥65 Jahre: PCV20 mehr Gesundheitsnutzen, aber ICER 17.323 USD/QALY (nicht kosteneffektiv zu aktuellen Preisen). Bei älteren Erwachsenen mit HIV: ICER 2.104 USD/QALY (kosteneffektiv). Kosten Haupttreiber; zielgerichtete Impfung von HIV+ Älteren effizienter als universale Strategie.</w:t>
       </w:r>
     </w:p>
     <w:p>
@@ -177,7 +177,7 @@
         <w:rPr>
           <w:sz w:val="19"/>
         </w:rPr>
-        <w:t>Selbstzahlermodell nicht übertragbar; Befunde zu Affordability-Barrieren bei Erwachsenenimpfungen relevant.</w:t>
+        <w:t>Südafrika – Modellstudie; HIV-Prävalenz und Ressourcenlimitierungen nicht auf Deutschland übertragbar</w:t>
       </w:r>
     </w:p>
     <w:p>
@@ -186,7 +186,7 @@
           <w:color w:val="5A7D3A"/>
           <w:sz w:val="18"/>
         </w:rPr>
-        <w:t>https://pubmed.ncbi.nlm.nih.gov/42842236/</w:t>
+        <w:t>https://pubmed.ncbi.nlm.nih.gov/42849061/</w:t>
       </w:r>
     </w:p>
     <w:p>
@@ -194,7 +194,7 @@
         <w:pStyle w:val="Heading2"/>
       </w:pPr>
       <w:r>
-        <w:t>Tetanus-Impfbereitschaft nach Trauma hängt von praktischer Zugänglichkeit ab – China</w:t>
+        <w:t>Interventionen gegen Impfskepsis im Kindes- und Jugendalter 2012–2023: Integrative Übersicht</w:t>
       </w:r>
     </w:p>
     <w:p>
@@ -204,12 +204,12 @@
           <w:color w:val="666666"/>
           <w:sz w:val="18"/>
         </w:rPr>
-        <w:t>Fang Q et al.  ·  Front Public Health  ·  21.09.2026  ·  PMID 42835057</w:t>
+        <w:t>Rocha FMD et al.  ·  Cien Saude Colet  ·  05.10.2026  ·  PMID 42848635</w:t>
       </w:r>
     </w:p>
     <w:p>
       <w:r>
-        <w:t>Querschnittsstudie zur Impfbereitschaft gegen Tetanus nach Traumata mit Verhaltensfaktoren und Zugangshürden (BeSD-Rahmen).</w:t>
+        <w:t>Integrative Literaturübersicht über 45 Interventionsstudien zur Minderung von Vaccine Hesitancy bei Kinder- und Jugendimpfungen über 12 Jahre, systematisiert nach Methodik, Zielgruppe, Impfstoff und Evidenzlevel.</w:t>
       </w:r>
     </w:p>
     <w:p>
@@ -220,7 +220,7 @@
         <w:t xml:space="preserve">Ergebnis: </w:t>
       </w:r>
       <w:r>
-        <w:t>51,9 % zeigten Impfbereitschaft; praktische Zugänglichkeit zeigte stärkste Assoziation mit Impfintention (strukturelle Gleichungsmodellierung); nur 19,2 % der angezeigten Patienten erhielten dokumentiert Impfung innerhalb von 7 Tagen – obwohl 80,6 % grundsätzlich angezeigt waren.</w:t>
+        <w:t>Mehrheit 2021–2023 veröffentlicht; quantitativ dominierend; Zielgruppe meist Eltern/Betreuer; häufigste Intervention: digitale Bildungsinhalte. Konvergenz mit Cs-Modell (Confidence, Complacency, Convenience). Interventionen können Strategien gegen Vaccine Hesitancy und evidenzgestützte Politiken informieren.</w:t>
       </w:r>
     </w:p>
     <w:p>
@@ -235,7 +235,7 @@
         <w:rPr>
           <w:sz w:val="19"/>
         </w:rPr>
-        <w:t>China; Befunde zu Zugangsbarrieren beim Post-Expositions-Impfen übertragbar.</w:t>
+        <w:t>Brasilien/Portugiesischsprachig – narrative Übersichtsarbeit ohne quantitativ beschriebene Erfolgsraten</w:t>
       </w:r>
     </w:p>
     <w:p>
@@ -244,7 +244,7 @@
           <w:color w:val="5A7D3A"/>
           <w:sz w:val="18"/>
         </w:rPr>
-        <w:t>https://pubmed.ncbi.nlm.nih.gov/42835057/</w:t>
+        <w:t>https://pubmed.ncbi.nlm.nih.gov/42848635/</w:t>
       </w:r>
     </w:p>
     <w:p>
@@ -252,7 +252,7 @@
         <w:pStyle w:val="Heading2"/>
       </w:pPr>
       <w:r>
-        <w:t>COVID-19-Impfung bei südafrikanischen Jugendlichen: Alter, Haushaltskontext und Pandemie-Nähe treiben Quote</w:t>
+        <w:t>HPV-Impfung vor Schwangerschaft senkt Risiken für ungünstige Schwangerschaftsergebnisse</w:t>
       </w:r>
     </w:p>
     <w:p>
@@ -262,12 +262,12 @@
           <w:color w:val="666666"/>
           <w:sz w:val="18"/>
         </w:rPr>
-        <w:t>Dietrich JJ et al.  ·  Glob Health Action  ·  06.10.2026  ·  PMID 42834877</w:t>
+        <w:t>Zhang Z et al.  ·  BMJ  ·  07.10.2026  ·  PMID 42843853</w:t>
       </w:r>
     </w:p>
     <w:p>
       <w:r>
-        <w:t>Online-Querschnittsbefragung zu Prädiktoren der COVID-19-Impfung bei Jugendlichen (18–24 Jahre) in eThekwini, Südafrika.</w:t>
+        <w:t>Bevölkerungsbasierte Matched-Case-Control-Studie in Schweden zur Assoziation zwischen quadrivalenter HPV-Impfung vor Schwangerschaft und Schwangerschaftskomplikationen bei 624.713 Geburten zwischen 2006 und 2023.</w:t>
       </w:r>
     </w:p>
     <w:p>
@@ -278,7 +278,7 @@
         <w:t xml:space="preserve">Ergebnis: </w:t>
       </w:r>
       <w:r>
-        <w:t>37,9 % waren geimpft; älteres Alter, Zusammenleben mit Senioren und persönliche Nähe zu schweren COVID-19-Verläufen (Krankenhausaufenthalte/Todesfälle im Umfeld) waren unabhängige Prädiktoren; geschlechtsspezifische Unterschiede bei Ethnizität und Familienstand.</w:t>
+        <w:t>HPV-Impfung war mit niedrigeren Odds für ungünstige Schwangerschaftsergebnisse assoziiert: Frühgeborene &lt;37 Wochen (aOR 0,95, 95%-KI 0,91–0,99), sehr Frühgeborene 28–31 Wochen (aOR 0,85, 95%-KI 0,75–0,97), schwere Wachstumsretardierung (aOR 0,92, 95%-KI 0,87–0,97). Nutzen größer bei Impfung in jüngerem Alter.</w:t>
       </w:r>
     </w:p>
     <w:p>
@@ -293,7 +293,7 @@
         <w:rPr>
           <w:sz w:val="19"/>
         </w:rPr>
-        <w:t>Südafrika, hohes Einkommensgefälle; Befunde zu sozialen Determinanten und Pandemie-Proximität international relevant.</w:t>
+        <w:t>Schweden – Registerdata, vergleichbares europäisches Gesundheitssystem</w:t>
       </w:r>
     </w:p>
     <w:p>
@@ -302,7 +302,7 @@
           <w:color w:val="5A7D3A"/>
           <w:sz w:val="18"/>
         </w:rPr>
-        <w:t>https://pubmed.ncbi.nlm.nih.gov/42834877/</w:t>
+        <w:t>https://pubmed.ncbi.nlm.nih.gov/42843853/</w:t>
       </w:r>
     </w:p>
     <w:p>
@@ -310,7 +310,7 @@
         <w:pStyle w:val="Heading2"/>
       </w:pPr>
       <w:r>
-        <w:t>HPV-Impfung bei Erwachsenen (27–45 Jahre) bleibt selten – USA</w:t>
+        <w:t>Determinanten der Kinderimpfung unterscheiden sich in konfliktbetroffenen und stabilen Regionen Kameruns</w:t>
       </w:r>
     </w:p>
     <w:p>
@@ -320,12 +320,12 @@
           <w:color w:val="666666"/>
           <w:sz w:val="18"/>
         </w:rPr>
-        <w:t>Jiang R et al.  ·  Hum Vaccin Immunother  ·  05.10.2026  ·  PMID 42834027</w:t>
+        <w:t>Rossi R et al.  ·  Front Public Health  ·  21.09.2026  ·  PMID 42835095</w:t>
       </w:r>
     </w:p>
     <w:p>
       <w:r>
-        <w:t>Nationale Querschnittserhebung zur HPV-Impfquote bei Erwachsenen vor und nach COVID-19 anhand von NHIS-Daten.</w:t>
+        <w:t>Sekundäranalyse der Demographic and Health Survey 2018 Kamerun bei 1.824 Kindern im Alter 12–23 Monaten zur Assoziation zwischen Konfliktregionen und vollständiger Grundimpfung.</w:t>
       </w:r>
     </w:p>
     <w:p>
@@ -336,7 +336,7 @@
         <w:t xml:space="preserve">Ergebnis: </w:t>
       </w:r>
       <w:r>
-        <w:t>Quote stieg von 15,1 % (2019) auf 20,7 % (2022); nur 1,43 % initiierten Impfung zwischen 27 und 45 Jahren; Alter, männliches Geschlecht, niedrigere Bildung und fehlende regelmäßige Versorgungsstelle waren mit niedrigerer Quote assoziiert.</w:t>
+        <w:t>Gesamtimpfquote 53,1%; in Konfliktregionen 45,3% vs. nicht betroffen 56,0%. Nach Anpassung war Konflikt-Status nicht unabhängig assoziiert. Signifikante Prädiktoren überall: höheres Haushaltseinkommen, mütterliche Sekundar-/Hochschulbildung, Antenatal- und Postnatalbetreuung. Unterschiede nur in nicht-konfligierenden Regionen relevant.</w:t>
       </w:r>
     </w:p>
     <w:p>
@@ -351,7 +351,7 @@
         <w:rPr>
           <w:sz w:val="19"/>
         </w:rPr>
-        <w:t>USA; Befunde zu Barrieren bei Catch-up-Impfung Erwachsener, nicht zu Kindheit relevant.</w:t>
+        <w:t>Kamerun – DHS-Daten; Armuts- und Konfliktkontext, begrenzte Übertragbarkeit</w:t>
       </w:r>
     </w:p>
     <w:p>
@@ -360,7 +360,7 @@
           <w:color w:val="5A7D3A"/>
           <w:sz w:val="18"/>
         </w:rPr>
-        <w:t>https://pubmed.ncbi.nlm.nih.gov/42834027/</w:t>
+        <w:t>https://pubmed.ncbi.nlm.nih.gov/42835095/</w:t>
       </w:r>
     </w:p>
     <w:p>
@@ -368,7 +368,7 @@
         <w:pStyle w:val="Heading2"/>
       </w:pPr>
       <w:r>
-        <w:t>Schottische Impfquoten blieben in der Pandemie stabil – Ungleichheiten bestehen fort</w:t>
+        <w:t>Impfempfehlungen für pädiatrische Transplantationsempfänger – Positionspapier des europäischen Referenznetzwerks</w:t>
       </w:r>
     </w:p>
     <w:p>
@@ -378,12 +378,12 @@
           <w:color w:val="666666"/>
           <w:sz w:val="18"/>
         </w:rPr>
-        <w:t>Smith CD et al.  ·  Public Health  ·  13.08.2026  ·  PMID 42594547</w:t>
+        <w:t>Casotti V et al.  ·  J Pediatr Gastroenterol Nutr  ·  07.08.2026  ·  PMID 42563542</w:t>
       </w:r>
     </w:p>
     <w:p>
       <w:r>
-        <w:t>Bevölkerungsbasierte Kohortenstudie zu Routineimpfungen bei Kleinkindern in Schottland vor und während COVID-19.</w:t>
+        <w:t>Systematische Übersichtsarbeit mit evidenzgestützten Empfehlungen zu Impfungen bei Kindern nach Solid-Organ- oder Stammzelltransplantation, basierend auf Literaturanalyse und Konsens von Fachleuten aus 13 europäischen Ländern.</w:t>
       </w:r>
     </w:p>
     <w:p>
@@ -394,7 +394,7 @@
         <w:t xml:space="preserve">Ergebnis: </w:t>
       </w:r>
       <w:r>
-        <w:t>Impfquoten für fünf von sechs Vakzinen blieben stabil oder stiegen während der Pandemie; Unterschiede nach Deprivation und ethnischer Herkunft verschärften sich nicht, aber bestandene Ungleichheiten persistierten.</w:t>
+        <w:t>Bisher niedrige Impfquoten trotz etablierter Richtlinien; Barrieren: unvollständiger Impfstatus vor Transplantation, reduzierte Wirksamkeit durch Immunsuppression, Timing-Unsicherheiten, Vaccine Hesitancy. Empfehlungen: zeitnahe Immunisierung, optimales Timing nach Immunrekonstitution, Catch-up-Impfungen vor Transplantation.</w:t>
       </w:r>
     </w:p>
     <w:p>
@@ -409,7 +409,7 @@
         <w:rPr>
           <w:sz w:val="19"/>
         </w:rPr>
-        <w:t>Schottisches Impfregister, vergleichbares Sozialsystem mit Deutschland.</w:t>
+        <w:t>Europa (13 Länder) – Positionspapier; deutsche Zentren teilweise beteiligt</w:t>
       </w:r>
     </w:p>
     <w:p>
@@ -418,7 +418,7 @@
           <w:color w:val="5A7D3A"/>
           <w:sz w:val="18"/>
         </w:rPr>
-        <w:t>https://pubmed.ncbi.nlm.nih.gov/42594547/</w:t>
+        <w:t>https://pubmed.ncbi.nlm.nih.gov/42563542/</w:t>
       </w:r>
     </w:p>
     <w:sectPr>

--- a/download/studien-aktuell.docx
+++ b/download/studien-aktuell.docx
@@ -62,7 +62,7 @@
           <w:color w:val="666666"/>
           <w:sz w:val="18"/>
         </w:rPr>
-        <w:t>Stand: 09.10.2026  |  6 Studien  |  impfen.m-vf.de</w:t>
+        <w:t>Stand: 10.10.2026  |  6 Studien  |  impfen.m-vf.de</w:t>
       </w:r>
     </w:p>
     <w:p>
@@ -70,7 +70,7 @@
         <w:pStyle w:val="Heading1"/>
       </w:pPr>
       <w:r>
-        <w:t>Aufgenommen am 09.10.2026</w:t>
+        <w:t>Aufgenommen am 10.10.2026</w:t>
       </w:r>
     </w:p>
     <w:p>
@@ -78,7 +78,7 @@
         <w:pStyle w:val="Heading2"/>
       </w:pPr>
       <w:r>
-        <w:t>Impfprice und Botschaftsrahmen beeinflussen Impfbereitschaft gegen Influenza in China</w:t>
+        <w:t>COVID-19-Impfstoffe zeigen über alle Bevölkerungsgruppen hinweg vergleichbares Sicherheitsprofil</w:t>
       </w:r>
     </w:p>
     <w:p>
@@ -88,12 +88,12 @@
           <w:color w:val="666666"/>
           <w:sz w:val="18"/>
         </w:rPr>
-        <w:t>Chu Y et al.  ·  Hum Vaccin Immunother  ·  31.12.2026  ·  PMID 42850200</w:t>
+        <w:t>Alidema F et al.  ·  Cent Eur J Public Health  ·  Sept. 2026  ·  PMID 42853050</w:t>
       </w:r>
     </w:p>
     <w:p>
       <w:r>
-        <w:t>Experimentelle Studie mit 1.408 chinesischen Studierenden zur Wirkung von Preis, Nachrichtenframing (Gewinn vs. Verlust) und Werteorientierung (individualistisch vs. kollektivistisch) auf Bereitschaft zur Grippeimpfung.</w:t>
+        <w:t>Retrospektive Kohortenstudie an 1.000 Personen im Kosovo (600 mit chronischen Erkrankungen, 400 ohne) zur Verträglichkeit nach drei COVID-19-Impfdosen.</w:t>
       </w:r>
     </w:p>
     <w:p>
@@ -104,7 +104,7 @@
         <w:t xml:space="preserve">Ergebnis: </w:t>
       </w:r>
       <w:r>
-        <w:t>Impfbereitschaft sank mit steigendem Preis signifikant. Bei kostenloser Impfung: keine signifikanten Unterschiede zwischen Botschaftstypen. Bei Bezahlung: Verlust-gerahmt und individualistisch-orientiert Botschaften wirksamer; individualistisch-Verlust-Botschaft zeigte stärksten Effekt. Perceived severity und vaccine effectiveness vermittelten den Effekt.</w:t>
+        <w:t>68,5 % berichteten mindestens eine Nebenwirkung, höher bei chronischen Erkrankungen (74,3 %) vs. ohne (59,7 %; p = 0,01). Häufigste Reaktionen waren leicht und vorübergehend: Injektionsstelle-Schmerz (39,2 %), Fatigue (27,6 %), Kopfschmerz (21,4 %), leichtes Fieber (18,9 %). Schwerwiegende Ereignisse wie allergische oder kardiale Reaktionen waren selten (1,2 %). Keine signifikanten Unterschiede zwischen Impfstofftypen.</w:t>
       </w:r>
     </w:p>
     <w:p>
@@ -119,7 +119,7 @@
         <w:rPr>
           <w:sz w:val="19"/>
         </w:rPr>
-        <w:t>China – Befragungsstudie; kulturelle Besonderheiten, begrenzte Übertragbarkeit auf Deutschland</w:t>
+        <w:t>Kosovo, aber Nebenwirkungsprofil international belastbar</w:t>
       </w:r>
     </w:p>
     <w:p>
@@ -128,7 +128,7 @@
           <w:color w:val="5A7D3A"/>
           <w:sz w:val="18"/>
         </w:rPr>
-        <w:t>https://pubmed.ncbi.nlm.nih.gov/42850200/</w:t>
+        <w:t>https://pubmed.ncbi.nlm.nih.gov/42853050/</w:t>
       </w:r>
     </w:p>
     <w:p>
@@ -136,7 +136,7 @@
         <w:pStyle w:val="Heading2"/>
       </w:pPr>
       <w:r>
-        <w:t>Pneumokokkenimpfung in Südafrika: Kosteneffektivität PCV20 vs. PPSV23 bei HIV-Risikogruppen</w:t>
+        <w:t>Ärztliche Empfehlung erhöht Influenzaimpfung bei Schwangeren um das Zehnfache</w:t>
       </w:r>
     </w:p>
     <w:p>
@@ -146,12 +146,12 @@
           <w:color w:val="666666"/>
           <w:sz w:val="18"/>
         </w:rPr>
-        <w:t>Wang WW et al.  ·  Hum Vaccin Immunother  ·  08.10.2026  ·  PMID 42849061</w:t>
+        <w:t>Uzun A et al.  ·  Cent Eur J Public Health  ·  11.09.2026  ·  PMID 42853049</w:t>
       </w:r>
     </w:p>
     <w:p>
       <w:r>
-        <w:t>Statische Entscheidungsbaummodellierung aus Perspektive südafrikanischer Gesundheitskassen zur Kosteneffektivität von PCV20 vs. PPSV23 bei über 65-Jährigen, mit HIV-Stratifizierung.</w:t>
+        <w:t>Prospektive Beobachtungsstudie an 356 schwangeren Frauen in der Türkei zur Frage, ob eine ärztliche Impfempfehlung die Inanspruchnahme von Influenzaimpfstoff beeinflusst.</w:t>
       </w:r>
     </w:p>
     <w:p>
@@ -162,7 +162,7 @@
         <w:t xml:space="preserve">Ergebnis: </w:t>
       </w:r>
       <w:r>
-        <w:t>Bei Allgemeinbevölkerung ≥65 Jahre: PCV20 mehr Gesundheitsnutzen, aber ICER 17.323 USD/QALY (nicht kosteneffektiv zu aktuellen Preisen). Bei älteren Erwachsenen mit HIV: ICER 2.104 USD/QALY (kosteneffektiv). Kosten Haupttreiber; zielgerichtete Impfung von HIV+ Älteren effizienter als universale Strategie.</w:t>
+        <w:t>Gesamtquote der Influenzaimpfung in der Schwangerschaft 7,6 %. Bei ärztlicher Empfehlung stieg die Quote auf 15,2 % gegenüber 1,5 % ohne Empfehlung (RR 10,0; 95%-KI 3,07–32,69; p &lt; 0,001). In multivariater Analyse blieb die ärztliche Empfehlung unabhängiger Prädiktor (aOR 10,39; 95%-KI 3,00–35,97; p &lt; 0,001). Häufigste Ablehnungsgründe: mangelndes Vertrauen (42,2 %) und wahrgenommene Unnötigkeit (36,2 %).</w:t>
       </w:r>
     </w:p>
     <w:p>
@@ -177,7 +177,7 @@
         <w:rPr>
           <w:sz w:val="19"/>
         </w:rPr>
-        <w:t>Südafrika – Modellstudie; HIV-Prävalenz und Ressourcenlimitierungen nicht auf Deutschland übertragbar</w:t>
+        <w:t>Türkei, aber Befund zu Arzt-Patient-Kommunikation international übertragbar</w:t>
       </w:r>
     </w:p>
     <w:p>
@@ -186,7 +186,7 @@
           <w:color w:val="5A7D3A"/>
           <w:sz w:val="18"/>
         </w:rPr>
-        <w:t>https://pubmed.ncbi.nlm.nih.gov/42849061/</w:t>
+        <w:t>https://pubmed.ncbi.nlm.nih.gov/42853049/</w:t>
       </w:r>
     </w:p>
     <w:p>
@@ -194,7 +194,7 @@
         <w:pStyle w:val="Heading2"/>
       </w:pPr>
       <w:r>
-        <w:t>Interventionen gegen Impfskepsis im Kindes- und Jugendalter 2012–2023: Integrative Übersicht</w:t>
+        <w:t>HPV-Impfung ab 27 Jahren: wer profitiert, wann anbieten, wie beraten</w:t>
       </w:r>
     </w:p>
     <w:p>
@@ -204,12 +204,12 @@
           <w:color w:val="666666"/>
           <w:sz w:val="18"/>
         </w:rPr>
-        <w:t>Rocha FMD et al.  ·  Cien Saude Colet  ·  05.10.2026  ·  PMID 42848635</w:t>
+        <w:t>Broul M et al.  ·  Cent Eur J Public Health  ·  Sept. 2026  ·  PMID 42853048</w:t>
       </w:r>
     </w:p>
     <w:p>
       <w:r>
-        <w:t>Integrative Literaturübersicht über 45 Interventionsstudien zur Minderung von Vaccine Hesitancy bei Kinder- und Jugendimpfungen über 12 Jahre, systematisiert nach Methodik, Zielgruppe, Impfstoff und Evidenzlevel.</w:t>
+        <w:t>Narrative Übersichtsarbeit, die internationale Leitlinien der WHO, ECDC und USA zur HPV-Impfung im Alter 27–45 Jahre in praktische Beratungsempfehlungen für Kliniker übersetzen möchte.</w:t>
       </w:r>
     </w:p>
     <w:p>
@@ -220,7 +220,7 @@
         <w:t xml:space="preserve">Ergebnis: </w:t>
       </w:r>
       <w:r>
-        <w:t>Mehrheit 2021–2023 veröffentlicht; quantitativ dominierend; Zielgruppe meist Eltern/Betreuer; häufigste Intervention: digitale Bildungsinhalte. Konvergenz mit Cs-Modell (Confidence, Complacency, Convenience). Interventionen können Strategien gegen Vaccine Hesitancy und evidenzgestützte Politiken informieren.</w:t>
+        <w:t>Globale und europäische Leitlinien betonen Nutzen von hoher Abdeckung vor Sexualdebüt und unterstützen keine Routineprogramme für Erwachsene. Im Gegensatz dazu empfehlen USA gemeinsame klinische Entscheidungsfindung für 27–45-Jährige, da manche — insbesondere nicht ausreichend Geimpfte, solche mit neuen Partnerschaften oder in Hochexpositions-Netzwerken (z. B. MSM) oder Immunsupprimierte — persönlichen Nutzen erhalten könnten. Impfwirksamkeit höchst bei Personen ohne vorherige Exposition gegenüber Impfstoff-HPV-Typen. Nach Zervixkonisation Evidenz gemischt.</w:t>
       </w:r>
     </w:p>
     <w:p>
@@ -235,7 +235,7 @@
         <w:rPr>
           <w:sz w:val="19"/>
         </w:rPr>
-        <w:t>Brasilien/Portugiesischsprachig – narrative Übersichtsarbeit ohne quantitativ beschriebene Erfolgsraten</w:t>
+        <w:t>ECDC/Europa und USA, Beratungsrahmen auf deutsches System übertragbar</w:t>
       </w:r>
     </w:p>
     <w:p>
@@ -244,7 +244,7 @@
           <w:color w:val="5A7D3A"/>
           <w:sz w:val="18"/>
         </w:rPr>
-        <w:t>https://pubmed.ncbi.nlm.nih.gov/42848635/</w:t>
+        <w:t>https://pubmed.ncbi.nlm.nih.gov/42853048/</w:t>
       </w:r>
     </w:p>
     <w:p>
@@ -252,7 +252,7 @@
         <w:pStyle w:val="Heading2"/>
       </w:pPr>
       <w:r>
-        <w:t>HPV-Impfung vor Schwangerschaft senkt Risiken für ungünstige Schwangerschaftsergebnisse</w:t>
+        <w:t>Influenzaimpfstoff-Wirksamkeit 2024/2025 in China: moderate Schutzquote mit Kontaktmuster-Assoziation</w:t>
       </w:r>
     </w:p>
     <w:p>
@@ -262,12 +262,12 @@
           <w:color w:val="666666"/>
           <w:sz w:val="18"/>
         </w:rPr>
-        <w:t>Zhang Z et al.  ·  BMJ  ·  07.10.2026  ·  PMID 42843853</w:t>
+        <w:t>Chen L et al.  ·  J Glob Health  ·  09.10.2026  ·  PMID 42852605</w:t>
       </w:r>
     </w:p>
     <w:p>
       <w:r>
-        <w:t>Bevölkerungsbasierte Matched-Case-Control-Studie in Schweden zur Assoziation zwischen quadrivalenter HPV-Impfung vor Schwangerschaft und Schwangerschaftskomplikationen bei 624.713 Geburten zwischen 2006 und 2023.</w:t>
+        <w:t>Test-Negativ-Fall-Kontroll-Studie an 928 ambulanten Patienten mit Infektionszeichen der oberen Atemwege an drei Sentinelkliniken in Xinjiang (Dezember 2024 bis März 2025).</w:t>
       </w:r>
     </w:p>
     <w:p>
@@ -278,7 +278,7 @@
         <w:t xml:space="preserve">Ergebnis: </w:t>
       </w:r>
       <w:r>
-        <w:t>HPV-Impfung war mit niedrigeren Odds für ungünstige Schwangerschaftsergebnisse assoziiert: Frühgeborene &lt;37 Wochen (aOR 0,95, 95%-KI 0,91–0,99), sehr Frühgeborene 28–31 Wochen (aOR 0,85, 95%-KI 0,75–0,97), schwere Wachstumsretardierung (aOR 0,92, 95%-KI 0,87–0,97). Nutzen größer bei Impfung in jüngerem Alter.</w:t>
+        <w:t>921 Patienten eingeschlossen (121 influenzapositiv, 786 negativ). Gesamte angepasste Impfeffektivität gegen medizinisch betreute Influenza 42,3 % (95%-GI 11,1–62,5). Kinder (0–10 Jahre) und ältere Erwachsene (≥ 65 Jahre) mit positivem Test berichteten häufigere und längere soziale Kontakte als Negativ-Getestete. Sekvenzbefunde an 6 Proben deuteten auf keine größere Antigendiskrepanz mit Impfstoffstämmen.</w:t>
       </w:r>
     </w:p>
     <w:p>
@@ -293,7 +293,7 @@
         <w:rPr>
           <w:sz w:val="19"/>
         </w:rPr>
-        <w:t>Schweden – Registerdata, vergleichbares europäisches Gesundheitssystem</w:t>
+        <w:t>China, aber Wirksamkeitsendpunkt und Kontaktmuster international relevant</w:t>
       </w:r>
     </w:p>
     <w:p>
@@ -302,7 +302,7 @@
           <w:color w:val="5A7D3A"/>
           <w:sz w:val="18"/>
         </w:rPr>
-        <w:t>https://pubmed.ncbi.nlm.nih.gov/42843853/</w:t>
+        <w:t>https://pubmed.ncbi.nlm.nih.gov/42852605/</w:t>
       </w:r>
     </w:p>
     <w:p>
@@ -310,7 +310,7 @@
         <w:pStyle w:val="Heading2"/>
       </w:pPr>
       <w:r>
-        <w:t>Determinanten der Kinderimpfung unterscheiden sich in konfliktbetroffenen und stabilen Regionen Kameruns</w:t>
+        <w:t>COVID-19-Pandemie senkte Kinderimpfquoten in den Niederlanden anhaltend</w:t>
       </w:r>
     </w:p>
     <w:p>
@@ -320,12 +320,12 @@
           <w:color w:val="666666"/>
           <w:sz w:val="18"/>
         </w:rPr>
-        <w:t>Rossi R et al.  ·  Front Public Health  ·  21.09.2026  ·  PMID 42835095</w:t>
+        <w:t>Pijpers J et al.  ·  Euro Surveill  ·  Okt. 2026  ·  PMID 42852520</w:t>
       </w:r>
     </w:p>
     <w:p>
       <w:r>
-        <w:t>Sekundäranalyse der Demographic and Health Survey 2018 Kamerun bei 1.824 Kindern im Alter 12–23 Monaten zur Assoziation zwischen Konfliktregionen und vollständiger Grundimpfung.</w:t>
+        <w:t>Niederländische Registeranalyse aller 2016–2024 geborenen Kinder zur Auswirkung von COVID-19 auf die Inanspruchnahme der Erstimpfung gegen Diphtherie, Tetanus, Pertussis und Poliomyelitis (DTaP-IPV) bis zum 6. Lebensmonat.</w:t>
       </w:r>
     </w:p>
     <w:p>
@@ -336,7 +336,7 @@
         <w:t xml:space="preserve">Ergebnis: </w:t>
       </w:r>
       <w:r>
-        <w:t>Gesamtimpfquote 53,1%; in Konfliktregionen 45,3% vs. nicht betroffen 56,0%. Nach Anpassung war Konflikt-Status nicht unabhängig assoziiert. Signifikante Prädiktoren überall: höheres Haushaltseinkommen, mütterliche Sekundar-/Hochschulbildung, Antenatal- und Postnatalbetreuung. Unterschiede nur in nicht-konfligierenden Regionen relevant.</w:t>
+        <w:t>Unterbrochene Zeitreihenanalyse zeigte signifikante Abfälle bei Pandemiebeginn und -ende sowie fortlaufenden Rückgang während der Pandemie (OR 0,984; 95%-KI 0,981–0,986). In der Matched-Sibling-Analyse hatten Kinder, die während der Pandemie oder danach geimpft werden konnten, niedrigere Chancen als ihre vor der Pandemie geborenen Geschwister (Pandemie: OR 0,66, 95%-KI 0,55–0,80; nach Pandemie: OR 0,20, 95%-KI 0,17–0,25). Die Impfquoten erholten sich auch nach Ende der Pandemie nicht.</w:t>
       </w:r>
     </w:p>
     <w:p>
@@ -351,7 +351,7 @@
         <w:rPr>
           <w:sz w:val="19"/>
         </w:rPr>
-        <w:t>Kamerun – DHS-Daten; Armuts- und Konfliktkontext, begrenzte Übertragbarkeit</w:t>
+        <w:t>Niederlande mit Impfregister und vergleichbarem Versicherungssystem</w:t>
       </w:r>
     </w:p>
     <w:p>
@@ -360,7 +360,7 @@
           <w:color w:val="5A7D3A"/>
           <w:sz w:val="18"/>
         </w:rPr>
-        <w:t>https://pubmed.ncbi.nlm.nih.gov/42835095/</w:t>
+        <w:t>https://pubmed.ncbi.nlm.nih.gov/42852520/</w:t>
       </w:r>
     </w:p>
     <w:p>
@@ -368,7 +368,7 @@
         <w:pStyle w:val="Heading2"/>
       </w:pPr>
       <w:r>
-        <w:t>Impfempfehlungen für pädiatrische Transplantationsempfänger – Positionspapier des europäischen Referenznetzwerks</w:t>
+        <w:t>Bildungsstand bestimmt COVID-19-Impfquote bei Schwangeren in Polen</w:t>
       </w:r>
     </w:p>
     <w:p>
@@ -378,12 +378,12 @@
           <w:color w:val="666666"/>
           <w:sz w:val="18"/>
         </w:rPr>
-        <w:t>Casotti V et al.  ·  J Pediatr Gastroenterol Nutr  ·  07.08.2026  ·  PMID 42563542</w:t>
+        <w:t>Hinca KM et al.  ·  Front Public Health  ·  24.09.2026  ·  PMID 42851628</w:t>
       </w:r>
     </w:p>
     <w:p>
       <w:r>
-        <w:t>Systematische Übersichtsarbeit mit evidenzgestützten Empfehlungen zu Impfungen bei Kindern nach Solid-Organ- oder Stammzelltransplantation, basierend auf Literaturanalyse und Konsens von Fachleuten aus 13 europäischen Ländern.</w:t>
+        <w:t>Querschnittstudie mit 675 schwangeren Frauen, die zwischen November 2021 und Februar 2022 im Kreißsaal aufgenommen wurden, zu Faktoren der COVID-19-Impfbereitschaft in der Gravidität.</w:t>
       </w:r>
     </w:p>
     <w:p>
@@ -394,7 +394,7 @@
         <w:t xml:space="preserve">Ergebnis: </w:t>
       </w:r>
       <w:r>
-        <w:t>Bisher niedrige Impfquoten trotz etablierter Richtlinien; Barrieren: unvollständiger Impfstatus vor Transplantation, reduzierte Wirksamkeit durch Immunsuppression, Timing-Unsicherheiten, Vaccine Hesitancy. Empfehlungen: zeitnahe Immunisierung, optimales Timing nach Immunrekonstitution, Catch-up-Impfungen vor Transplantation.</w:t>
+        <w:t>Über 50 % der Befragten waren gegen COVID-19 in der Schwangerschaft geimpft. Niedrigere Schulbildung war konsistent mit niedrigerer Impfwahrscheinlichkeit assoziiert. Höheres Alter und Wohnort in Großstadt waren mit höherer Impfquote verknüpft. Geburtshilfliche Vorgeschichte zeigte keine signifikante Assoziation. Demografische Ungleichheit bei der Impfannahme bildete sich deutlich ab.</w:t>
       </w:r>
     </w:p>
     <w:p>
@@ -409,7 +409,7 @@
         <w:rPr>
           <w:sz w:val="19"/>
         </w:rPr>
-        <w:t>Europa (13 Länder) – Positionspapier; deutsche Zentren teilweise beteiligt</w:t>
+        <w:t>Polen, vergleichbares europäisches Gesundheitssystem</w:t>
       </w:r>
     </w:p>
     <w:p>
@@ -418,7 +418,7 @@
           <w:color w:val="5A7D3A"/>
           <w:sz w:val="18"/>
         </w:rPr>
-        <w:t>https://pubmed.ncbi.nlm.nih.gov/42563542/</w:t>
+        <w:t>https://pubmed.ncbi.nlm.nih.gov/42851628/</w:t>
       </w:r>
     </w:p>
     <w:sectPr>

--- a/download/studien-aktuell.docx
+++ b/download/studien-aktuell.docx
@@ -62,7 +62,7 @@
           <w:color w:val="666666"/>
           <w:sz w:val="18"/>
         </w:rPr>
-        <w:t>Stand: 10.10.2026  |  6 Studien  |  impfen.m-vf.de</w:t>
+        <w:t>Stand: 11.10.2026  |  6 Studien  |  impfen.m-vf.de</w:t>
       </w:r>
     </w:p>
     <w:p>
@@ -70,7 +70,7 @@
         <w:pStyle w:val="Heading1"/>
       </w:pPr>
       <w:r>
-        <w:t>Aufgenommen am 10.10.2026</w:t>
+        <w:t>Aufgenommen am 11.10.2026</w:t>
       </w:r>
     </w:p>
     <w:p>
@@ -78,7 +78,7 @@
         <w:pStyle w:val="Heading2"/>
       </w:pPr>
       <w:r>
-        <w:t>COVID-19-Impfstoffe zeigen über alle Bevölkerungsgruppen hinweg vergleichbares Sicherheitsprofil</w:t>
+        <w:t>Impfbereitschaft bei europäischen Gesundheitsstudierenden: nur ein Drittel willig</w:t>
       </w:r>
     </w:p>
     <w:p>
@@ -88,12 +88,12 @@
           <w:color w:val="666666"/>
           <w:sz w:val="18"/>
         </w:rPr>
-        <w:t>Alidema F et al.  ·  Cent Eur J Public Health  ·  Sept. 2026  ·  PMID 42853050</w:t>
+        <w:t>Yiallouris A et al.  ·  JMIR Public Health Surveill  ·  09.10.2026  ·  PMID 42854231</w:t>
       </w:r>
     </w:p>
     <w:p>
       <w:r>
-        <w:t>Retrospektive Kohortenstudie an 1.000 Personen im Kosovo (600 mit chronischen Erkrankungen, 400 ohne) zur Verträglichkeit nach drei COVID-19-Impfdosen.</w:t>
+        <w:t>Querschnittsbefragung von 1.192 europäischen Studierenden der Medizin, Zahnmedizin, Pflege, Pharmazie und verwandter Gesundheitsberufe zur Bereitschaft, an zukünftigen Impfstoffstudien teilzunehmen.</w:t>
       </w:r>
     </w:p>
     <w:p>
@@ -104,7 +104,7 @@
         <w:t xml:space="preserve">Ergebnis: </w:t>
       </w:r>
       <w:r>
-        <w:t>68,5 % berichteten mindestens eine Nebenwirkung, höher bei chronischen Erkrankungen (74,3 %) vs. ohne (59,7 %; p = 0,01). Häufigste Reaktionen waren leicht und vorübergehend: Injektionsstelle-Schmerz (39,2 %), Fatigue (27,6 %), Kopfschmerz (21,4 %), leichtes Fieber (18,9 %). Schwerwiegende Ereignisse wie allergische oder kardiale Reaktionen waren selten (1,2 %). Keine signifikanten Unterschiede zwischen Impfstofftypen.</w:t>
+        <w:t>32,9 % zeigten Teilnahmebereitschaft, 38,8 % waren unentschlossen, 28,3 % unwillig. Hauptbarrieren: Angst vor Nebenwirkungen (74,6 %), Bedenken als "Versuchsperson" zu dienen (35,9 %). Motivatoren: transparente Sicherheitskommunikation, Verständnis von Risiken, persönliche Schutzgarantien.</w:t>
       </w:r>
     </w:p>
     <w:p>
@@ -119,7 +119,7 @@
         <w:rPr>
           <w:sz w:val="19"/>
         </w:rPr>
-        <w:t>Kosovo, aber Nebenwirkungsprofil international belastbar</w:t>
+        <w:t>Europäische Verbundstudie, Transfer auf Rekrutierungsstrategien für Impfstudien in DACH begrenzt.</w:t>
       </w:r>
     </w:p>
     <w:p>
@@ -128,7 +128,7 @@
           <w:color w:val="5A7D3A"/>
           <w:sz w:val="18"/>
         </w:rPr>
-        <w:t>https://pubmed.ncbi.nlm.nih.gov/42853050/</w:t>
+        <w:t>https://pubmed.ncbi.nlm.nih.gov/42854231/</w:t>
       </w:r>
     </w:p>
     <w:p>
@@ -136,7 +136,7 @@
         <w:pStyle w:val="Heading2"/>
       </w:pPr>
       <w:r>
-        <w:t>Ärztliche Empfehlung erhöht Influenzaimpfung bei Schwangeren um das Zehnfache</w:t>
+        <w:t>HPV-Impfquoten in den USA: Schuleingangsanforderungen und Fachkompetenz essentiell</w:t>
       </w:r>
     </w:p>
     <w:p>
@@ -146,12 +146,12 @@
           <w:color w:val="666666"/>
           <w:sz w:val="18"/>
         </w:rPr>
-        <w:t>Uzun A et al.  ·  Cent Eur J Public Health  ·  11.09.2026  ·  PMID 42853049</w:t>
+        <w:t>Escabí-Wojna E et al.  ·  Front Public Health  ·  24.09.2026  ·  PMID 42851744</w:t>
       </w:r>
     </w:p>
     <w:p>
       <w:r>
-        <w:t>Prospektive Beobachtungsstudie an 356 schwangeren Frauen in der Türkei zur Frage, ob eine ärztliche Impfempfehlung die Inanspruchnahme von Influenzaimpfstoff beeinflusst.</w:t>
+        <w:t>Explorative qualitative Studie mit 9 Schlüsselpersonen aus 6 US-Bundesstaaten und -Bezirken zur Förderung der HPV-Impfung nach COVID-19.</w:t>
       </w:r>
     </w:p>
     <w:p>
@@ -162,7 +162,7 @@
         <w:t xml:space="preserve">Ergebnis: </w:t>
       </w:r>
       <w:r>
-        <w:t>Gesamtquote der Influenzaimpfung in der Schwangerschaft 7,6 %. Bei ärztlicher Empfehlung stieg die Quote auf 15,2 % gegenüber 1,5 % ohne Empfehlung (RR 10,0; 95%-KI 3,07–32,69; p &lt; 0,001). In multivariater Analyse blieb die ärztliche Empfehlung unabhängiger Prädiktor (aOR 10,39; 95%-KI 3,00–35,97; p &lt; 0,001). Häufigste Ablehnungsgründe: mangelndes Vertrauen (42,2 %) und wahrgenommene Unnötigkeit (36,2 %).</w:t>
+        <w:t>Zentrale Erfolgsfaktoren identifiziert: Aufklärung der Impfanbieter, Schuleingangsanforderungen, Krebsprävention-Messaging, vertrauenswürdige Informanten, kultursensitive Ansprache, Sektorübergreifende Partnerschaften. Barrieren: Impfmissinformation, gestiegene Hesitancy post-COVID, regionale Unterschiede in Regelwerk.</w:t>
       </w:r>
     </w:p>
     <w:p>
@@ -177,7 +177,7 @@
         <w:rPr>
           <w:sz w:val="19"/>
         </w:rPr>
-        <w:t>Türkei, aber Befund zu Arzt-Patient-Kommunikation international übertragbar</w:t>
+        <w:t>USA - Regelwerk und Zugangsstrukturen unterscheiden sich; Kommunikationsprinzipien übertragbar.</w:t>
       </w:r>
     </w:p>
     <w:p>
@@ -186,7 +186,7 @@
           <w:color w:val="5A7D3A"/>
           <w:sz w:val="18"/>
         </w:rPr>
-        <w:t>https://pubmed.ncbi.nlm.nih.gov/42853049/</w:t>
+        <w:t>https://pubmed.ncbi.nlm.nih.gov/42851744/</w:t>
       </w:r>
     </w:p>
     <w:p>
@@ -194,7 +194,7 @@
         <w:pStyle w:val="Heading2"/>
       </w:pPr>
       <w:r>
-        <w:t>HPV-Impfung ab 27 Jahren: wer profitiert, wann anbieten, wie beraten</w:t>
+        <w:t>Immunlücken bei Masern und Röteln: junge Frauen in China gefährdet</w:t>
       </w:r>
     </w:p>
     <w:p>
@@ -204,12 +204,12 @@
           <w:color w:val="666666"/>
           <w:sz w:val="18"/>
         </w:rPr>
-        <w:t>Broul M et al.  ·  Cent Eur J Public Health  ·  Sept. 2026  ·  PMID 42853048</w:t>
+        <w:t>Sun X et al.  ·  Front Immunol  ·  24.09.2026  ·  PMID 42851700</w:t>
       </w:r>
     </w:p>
     <w:p>
       <w:r>
-        <w:t>Narrative Übersichtsarbeit, die internationale Leitlinien der WHO, ECDC und USA zur HPV-Impfung im Alter 27–45 Jahre in praktische Beratungsempfehlungen für Kliniker übersetzen möchte.</w:t>
+        <w:t>Querschnittsseroepidemiologische Studie bei 1.196 schwangeren Frauen in der Provinz Jiangsu (China) zur Röteln-Immunität nach Impfung.</w:t>
       </w:r>
     </w:p>
     <w:p>
@@ -220,7 +220,7 @@
         <w:t xml:space="preserve">Ergebnis: </w:t>
       </w:r>
       <w:r>
-        <w:t>Globale und europäische Leitlinien betonen Nutzen von hoher Abdeckung vor Sexualdebüt und unterstützen keine Routineprogramme für Erwachsene. Im Gegensatz dazu empfehlen USA gemeinsame klinische Entscheidungsfindung für 27–45-Jährige, da manche — insbesondere nicht ausreichend Geimpfte, solche mit neuen Partnerschaften oder in Hochexpositions-Netzwerken (z. B. MSM) oder Immunsupprimierte — persönlichen Nutzen erhalten könnten. Impfwirksamkeit höchst bei Personen ohne vorherige Exposition gegenüber Impfstoff-HPV-Typen. Nach Zervixkonisation Evidenz gemischt.</w:t>
+        <w:t>Gesamt-Seroprävalenz Röteln-IgG: 61,45 % (geometrisches Mittel 24,21 IE/mL). Seroprävalenz stieg mit Alter: 37,77 % bei ≤24 Jahren auf ~75 % bei ≥30 Jahren. Jüngere Geburtskohorten zeigten deutlich niedrigere Seroprävalenz und Antikörper, trotz anhaltend hoher RCV-Impfquoten. Maternal age war unabhängig mit Immunität assoziiert.</w:t>
       </w:r>
     </w:p>
     <w:p>
@@ -235,7 +235,7 @@
         <w:rPr>
           <w:sz w:val="19"/>
         </w:rPr>
-        <w:t>ECDC/Europa und USA, Beratungsrahmen auf deutsches System übertragbar</w:t>
+        <w:t>China - Daten zeigen, dass auch bei etablierten Impfprogrammen Kohorten-Lücken entstehen; international relevantes Muster.</w:t>
       </w:r>
     </w:p>
     <w:p>
@@ -244,7 +244,7 @@
           <w:color w:val="5A7D3A"/>
           <w:sz w:val="18"/>
         </w:rPr>
-        <w:t>https://pubmed.ncbi.nlm.nih.gov/42853048/</w:t>
+        <w:t>https://pubmed.ncbi.nlm.nih.gov/42851700/</w:t>
       </w:r>
     </w:p>
     <w:p>
@@ -252,7 +252,7 @@
         <w:pStyle w:val="Heading2"/>
       </w:pPr>
       <w:r>
-        <w:t>Influenzaimpfstoff-Wirksamkeit 2024/2025 in China: moderate Schutzquote mit Kontaktmuster-Assoziation</w:t>
+        <w:t>Impfquoten gegen Atemwegsinfektionen bei Älteren bleiben deutlich unter Ziel</w:t>
       </w:r>
     </w:p>
     <w:p>
@@ -262,12 +262,12 @@
           <w:color w:val="666666"/>
           <w:sz w:val="18"/>
         </w:rPr>
-        <w:t>Chen L et al.  ·  J Glob Health  ·  09.10.2026  ·  PMID 42852605</w:t>
+        <w:t>Paccalin M et al.  ·  Geriatr Psychol Neuropsychiatr Vieil  ·  01.09.2026  ·  PMID 42842819</w:t>
       </w:r>
     </w:p>
     <w:p>
       <w:r>
-        <w:t>Test-Negativ-Fall-Kontroll-Studie an 928 ambulanten Patienten mit Infektionszeichen der oberen Atemwege an drei Sentinelkliniken in Xinjiang (Dezember 2024 bis März 2025).</w:t>
+        <w:t>Narrativer Review zu Epidemiologie, Effektivität und Empfehlungen für COVID-19-, RSV-, Influenza- und Pneumokokken-Impfungen bei älteren Menschen in Frankreich 2026.</w:t>
       </w:r>
     </w:p>
     <w:p>
@@ -278,7 +278,7 @@
         <w:t xml:space="preserve">Ergebnis: </w:t>
       </w:r>
       <w:r>
-        <w:t>921 Patienten eingeschlossen (121 influenzapositiv, 786 negativ). Gesamte angepasste Impfeffektivität gegen medizinisch betreute Influenza 42,3 % (95%-GI 11,1–62,5). Kinder (0–10 Jahre) und ältere Erwachsene (≥ 65 Jahre) mit positivem Test berichteten häufigere und längere soziale Kontakte als Negativ-Getestete. Sekvenzbefunde an 6 Proben deuteten auf keine größere Antigendiskrepanz mit Impfstoffstämmen.</w:t>
+        <w:t>Sichere und wirksame Impfstoffe für alle vier Infektionen verfügbar, aber Impfquoten bei Älteren und besonders bei Gesundheitspersonal deutlich unter Zielwert; post-COVID-Hesitancy gestiegen. Empfehlung: verbesserte Information und Aufklärung für Öffentlichkeit und Fachpersonal als wirksamste Strategie.</w:t>
       </w:r>
     </w:p>
     <w:p>
@@ -293,7 +293,7 @@
         <w:rPr>
           <w:sz w:val="19"/>
         </w:rPr>
-        <w:t>China, aber Wirksamkeitsendpunkt und Kontaktmuster international relevant</w:t>
+        <w:t>Frankreich, vergleichbares Sozialversicherungssystem mit Deutschland.</w:t>
       </w:r>
     </w:p>
     <w:p>
@@ -302,7 +302,7 @@
           <w:color w:val="5A7D3A"/>
           <w:sz w:val="18"/>
         </w:rPr>
-        <w:t>https://pubmed.ncbi.nlm.nih.gov/42852605/</w:t>
+        <w:t>https://pubmed.ncbi.nlm.nih.gov/42842819/</w:t>
       </w:r>
     </w:p>
     <w:p>
@@ -310,7 +310,7 @@
         <w:pStyle w:val="Heading2"/>
       </w:pPr>
       <w:r>
-        <w:t>COVID-19-Pandemie senkte Kinderimpfquoten in den Niederlanden anhaltend</w:t>
+        <w:t>SARS-CoV-2-Impfung nach allogener Stammzelltransplantation: verzögerte Immunantwort, aber gut verträglich</w:t>
       </w:r>
     </w:p>
     <w:p>
@@ -320,12 +320,12 @@
           <w:color w:val="666666"/>
           <w:sz w:val="18"/>
         </w:rPr>
-        <w:t>Pijpers J et al.  ·  Euro Surveill  ·  Okt. 2026  ·  PMID 42852520</w:t>
+        <w:t>Crodel CC et al.  ·  J Cancer Res Clin Oncol  ·  01.10.2026  ·  PMID 42828557</w:t>
       </w:r>
     </w:p>
     <w:p>
       <w:r>
-        <w:t>Niederländische Registeranalyse aller 2016–2024 geborenen Kinder zur Auswirkung von COVID-19 auf die Inanspruchnahme der Erstimpfung gegen Diphtherie, Tetanus, Pertussis und Poliomyelitis (DTaP-IPV) bis zum 6. Lebensmonat.</w:t>
+        <w:t>Retrospektive Kohortenstudie von 114 Patienten nach allogener hämatopoetischer Stammzelltransplantation (alloHSCT) zur Immunogenität und Sicherheit der SARS-CoV-2-Impfung.</w:t>
       </w:r>
     </w:p>
     <w:p>
@@ -336,7 +336,7 @@
         <w:t xml:space="preserve">Ergebnis: </w:t>
       </w:r>
       <w:r>
-        <w:t>Unterbrochene Zeitreihenanalyse zeigte signifikante Abfälle bei Pandemiebeginn und -ende sowie fortlaufenden Rückgang während der Pandemie (OR 0,984; 95%-KI 0,981–0,986). In der Matched-Sibling-Analyse hatten Kinder, die während der Pandemie oder danach geimpft werden konnten, niedrigere Chancen als ihre vor der Pandemie geborenen Geschwister (Pandemie: OR 0,66, 95%-KI 0,55–0,80; nach Pandemie: OR 0,20, 95%-KI 0,17–0,25). Die Impfquoten erholten sich auch nach Ende der Pandemie nicht.</w:t>
+        <w:t>89,4 % waren mindestens zweifach geimpft, 66,7 % dreifach. Nach 2. Dosis erreichten 81,8 % anti-Spike-IgG-Seropositivität, nach 3. Dosis 96,1 %. Patienten geimpft &lt;24 Monate nach alloHSCT hatten signifikant niedrigere IgG-Titer (p=0,017). Häufigste Nebenwirkungen: Armschmerz (34 %), Schwellung (14 %), Gliederschmerzen (17 %). Timing der Impfung beeinflusst Immunantwort.</w:t>
       </w:r>
     </w:p>
     <w:p>
@@ -351,7 +351,7 @@
         <w:rPr>
           <w:sz w:val="19"/>
         </w:rPr>
-        <w:t>Niederlande mit Impfregister und vergleichbarem Versicherungssystem</w:t>
+        <w:t>Deutsche Klinikdaten, Impfung von Hochrisikopatienten in Regeldokumenten häufig.</w:t>
       </w:r>
     </w:p>
     <w:p>
@@ -360,7 +360,7 @@
           <w:color w:val="5A7D3A"/>
           <w:sz w:val="18"/>
         </w:rPr>
-        <w:t>https://pubmed.ncbi.nlm.nih.gov/42852520/</w:t>
+        <w:t>https://pubmed.ncbi.nlm.nih.gov/42828557/</w:t>
       </w:r>
     </w:p>
     <w:p>
@@ -368,7 +368,7 @@
         <w:pStyle w:val="Heading2"/>
       </w:pPr>
       <w:r>
-        <w:t>Bildungsstand bestimmt COVID-19-Impfquote bei Schwangeren in Polen</w:t>
+        <w:t>Abwasser-Antikörper spiegeln Bevölkerungsimmunität gegen SARS-CoV-2 wider</w:t>
       </w:r>
     </w:p>
     <w:p>
@@ -378,12 +378,12 @@
           <w:color w:val="666666"/>
           <w:sz w:val="18"/>
         </w:rPr>
-        <w:t>Hinca KM et al.  ·  Front Public Health  ·  24.09.2026  ·  PMID 42851628</w:t>
+        <w:t>Wannigama DL et al.  ·  Water Res  ·  01.11.2026  ·  PMID 42542021</w:t>
       </w:r>
     </w:p>
     <w:p>
       <w:r>
-        <w:t>Querschnittstudie mit 675 schwangeren Frauen, die zwischen November 2021 und Februar 2022 im Kreißsaal aufgenommen wurden, zu Faktoren der COVID-19-Impfbereitschaft in der Gravidität.</w:t>
+        <w:t>Longitudinale Kohortenstudie über 3 Jahre (2020–2022) in urbanen und ländlichen Communities in Thailand (ca. 18 Mio. Menschen) zur Messung von Infektions- und Impfintensität via Abwasser.</w:t>
       </w:r>
     </w:p>
     <w:p>
@@ -394,7 +394,7 @@
         <w:t xml:space="preserve">Ergebnis: </w:t>
       </w:r>
       <w:r>
-        <w:t>Über 50 % der Befragten waren gegen COVID-19 in der Schwangerschaft geimpft. Niedrigere Schulbildung war konsistent mit niedrigerer Impfwahrscheinlichkeit assoziiert. Höheres Alter und Wohnort in Großstadt waren mit höherer Impfquote verknüpft. Geburtshilfliche Vorgeschichte zeigte keine signifikante Assoziation. Demografische Ungleichheit bei der Impfannahme bildete sich deutlich ab.</w:t>
+        <w:t>Viral RNA zeigte schnellen Anstieg und Rückgang nach Symptombeginn; anti-SARS-CoV-2-IgG verzögert (Peak ~50 Tage), Persistenz mehrere Monate. Nach Impfstart und Infektionswellen konvergierten RNA- und Antikörper-Inzidenzschätzungen, besonders in hochgeimpften urbanen Gebieten. Abwasser-Antikörper korrelierten mit Impfquoten (verzögerter zeitlicher Zusammenhang), schwächer mit Mortalität. Modell ermöglicht parallele Erfassung von Infektionslast und Bevölkerungsimmunität.</w:t>
       </w:r>
     </w:p>
     <w:p>
@@ -409,7 +409,7 @@
         <w:rPr>
           <w:sz w:val="19"/>
         </w:rPr>
-        <w:t>Polen, vergleichbares europäisches Gesundheitssystem</w:t>
+        <w:t>Thailand - Methodisch innovativ für Populationsüberwachung; deutsche Gesundheitsämter könnten Abwasser-Surveillance für Impfquoten-Monitoring nutzen.</w:t>
       </w:r>
     </w:p>
     <w:p>
@@ -418,7 +418,7 @@
           <w:color w:val="5A7D3A"/>
           <w:sz w:val="18"/>
         </w:rPr>
-        <w:t>https://pubmed.ncbi.nlm.nih.gov/42851628/</w:t>
+        <w:t>https://pubmed.ncbi.nlm.nih.gov/42542021/</w:t>
       </w:r>
     </w:p>
     <w:sectPr>

--- a/download/studien-aktuell.docx
+++ b/download/studien-aktuell.docx
@@ -62,7 +62,7 @@
           <w:color w:val="666666"/>
           <w:sz w:val="18"/>
         </w:rPr>
-        <w:t>Stand: 11.10.2026  |  6 Studien  |  impfen.m-vf.de</w:t>
+        <w:t>Stand: 12.10.2026  |  6 Studien  |  impfen.m-vf.de</w:t>
       </w:r>
     </w:p>
     <w:p>
@@ -70,7 +70,7 @@
         <w:pStyle w:val="Heading1"/>
       </w:pPr>
       <w:r>
-        <w:t>Aufgenommen am 11.10.2026</w:t>
+        <w:t>Aufgenommen am 12.10.2026</w:t>
       </w:r>
     </w:p>
     <w:p>
@@ -78,7 +78,7 @@
         <w:pStyle w:val="Heading2"/>
       </w:pPr>
       <w:r>
-        <w:t>Impfbereitschaft bei europäischen Gesundheitsstudierenden: nur ein Drittel willig</w:t>
+        <w:t>COVID-19-Impfung reduziert Risiko für Post-COVID-Herzerkrankungen</w:t>
       </w:r>
     </w:p>
     <w:p>
@@ -88,12 +88,12 @@
           <w:color w:val="666666"/>
           <w:sz w:val="18"/>
         </w:rPr>
-        <w:t>Yiallouris A et al.  ·  JMIR Public Health Surveill  ·  09.10.2026  ·  PMID 42854231</w:t>
+        <w:t>Maria LFBS et al.  ·  Rev Med Virol  ·  Nov. 2026  ·  PMID 42858449</w:t>
       </w:r>
     </w:p>
     <w:p>
       <w:r>
-        <w:t>Querschnittsbefragung von 1.192 europäischen Studierenden der Medizin, Zahnmedizin, Pflege, Pharmazie und verwandter Gesundheitsberufe zur Bereitschaft, an zukünftigen Impfstoffstudien teilzunehmen.</w:t>
+        <w:t>Systematische Qualitative Synthese der Evidenz nach Bradford Hill-Kriterien und Sufficient Component Cause-Modell zur Frage, ob Impfung vor Post-COVID-Herz-Kreislauf-Komplikationen schützt.</w:t>
       </w:r>
     </w:p>
     <w:p>
@@ -104,7 +104,7 @@
         <w:t xml:space="preserve">Ergebnis: </w:t>
       </w:r>
       <w:r>
-        <w:t>32,9 % zeigten Teilnahmebereitschaft, 38,8 % waren unentschlossen, 28,3 % unwillig. Hauptbarrieren: Angst vor Nebenwirkungen (74,6 %), Bedenken als "Versuchsperson" zu dienen (35,9 %). Motivatoren: transparente Sicherheitskommunikation, Verständnis von Risiken, persönliche Schutzgarantien.</w:t>
+        <w:t>COVID-19-Impfung erfüllte vier von neun Bradford-Hill-Kriterien als protektiver Faktor gegen Post-COVID-Kardiovaskulärerkrankungen: Assoziationsstärke, Konsistenz, Temporalität und biologischer Gradient. Drei Kriterien (biolog. Plausibilität, Kohärenz, Analogie) waren teilweise erfüllt. Schlussfolgerung: Impfung erwies sich wirksam über die Akutphase hinaus.</w:t>
       </w:r>
     </w:p>
     <w:p>
@@ -119,7 +119,7 @@
         <w:rPr>
           <w:sz w:val="19"/>
         </w:rPr>
-        <w:t>Europäische Verbundstudie, Transfer auf Rekrutierungsstrategien für Impfstudien in DACH begrenzt.</w:t>
+        <w:t>Brasilien/Lateinamerika; Befund zur kardiovaskulären Langzeit-Schutzwirkung international übertragbar</w:t>
       </w:r>
     </w:p>
     <w:p>
@@ -128,7 +128,7 @@
           <w:color w:val="5A7D3A"/>
           <w:sz w:val="18"/>
         </w:rPr>
-        <w:t>https://pubmed.ncbi.nlm.nih.gov/42854231/</w:t>
+        <w:t>https://pubmed.ncbi.nlm.nih.gov/42858449/</w:t>
       </w:r>
     </w:p>
     <w:p>
@@ -136,7 +136,7 @@
         <w:pStyle w:val="Heading2"/>
       </w:pPr>
       <w:r>
-        <w:t>HPV-Impfquoten in den USA: Schuleingangsanforderungen und Fachkompetenz essentiell</w:t>
+        <w:t>Impffieber wird durch Darmbakterienzusammensetzung geprägt</w:t>
       </w:r>
     </w:p>
     <w:p>
@@ -146,12 +146,12 @@
           <w:color w:val="666666"/>
           <w:sz w:val="18"/>
         </w:rPr>
-        <w:t>Escabí-Wojna E et al.  ·  Front Public Health  ·  24.09.2026  ·  PMID 42851744</w:t>
+        <w:t>Huus KE et al.  ·  Science  ·  08.10.2026  ·  PMID 42848888</w:t>
       </w:r>
     </w:p>
     <w:p>
       <w:r>
-        <w:t>Explorative qualitative Studie mit 9 Schlüsselpersonen aus 6 US-Bundesstaaten und -Bezirken zur Förderung der HPV-Impfung nach COVID-19.</w:t>
+        <w:t>Longitudinale Profilerstellung der Darmflora bei 171 Erwachsenen nach mRNA-Impfung zeigte, dass Fieber mit niedriger intestinaler Entzündung und gesteigerten flagellierten Lachnospiraceae-Bakterien korreliert.</w:t>
       </w:r>
     </w:p>
     <w:p>
@@ -162,7 +162,7 @@
         <w:t xml:space="preserve">Ergebnis: </w:t>
       </w:r>
       <w:r>
-        <w:t>Zentrale Erfolgsfaktoren identifiziert: Aufklärung der Impfanbieter, Schuleingangsanforderungen, Krebsprävention-Messaging, vertrauenswürdige Informanten, kultursensitive Ansprache, Sektorübergreifende Partnerschaften. Barrieren: Impfmissinformation, gestiegene Hesitancy post-COVID, regionale Unterschiede in Regelwerk.</w:t>
+        <w:t>Fieberhäufigkeit war mit mikrobiellem Entzündungsstatus und Flagellin-Expressionsprofilen assoziiert. Diät und Mikrobiom-Targeting könnten Impfnebenwirkungen reduzieren, ohne dass damit Impfeffektivität gefährdet wäre – nur lokale Immuntoleranz wird moduliert.</w:t>
       </w:r>
     </w:p>
     <w:p>
@@ -177,7 +177,7 @@
         <w:rPr>
           <w:sz w:val="19"/>
         </w:rPr>
-        <w:t>USA - Regelwerk und Zugangsstrukturen unterscheiden sich; Kommunikationsprinzipien übertragbar.</w:t>
+        <w:t>Deutschland mit vergleichbarer Bevölkerungsstruktur; Befund zu Immunmechanismus ist universell übertragbar</w:t>
       </w:r>
     </w:p>
     <w:p>
@@ -186,7 +186,7 @@
           <w:color w:val="5A7D3A"/>
           <w:sz w:val="18"/>
         </w:rPr>
-        <w:t>https://pubmed.ncbi.nlm.nih.gov/42851744/</w:t>
+        <w:t>https://pubmed.ncbi.nlm.nih.gov/42848888/</w:t>
       </w:r>
     </w:p>
     <w:p>
@@ -194,7 +194,7 @@
         <w:pStyle w:val="Heading2"/>
       </w:pPr>
       <w:r>
-        <w:t>Immunlücken bei Masern und Röteln: junge Frauen in China gefährdet</w:t>
+        <w:t>HPV-Impfbereitschaft hängt von Risikobewusstsein, Vertrauen und Informationsquellen ab</w:t>
       </w:r>
     </w:p>
     <w:p>
@@ -204,12 +204,12 @@
           <w:color w:val="666666"/>
           <w:sz w:val="18"/>
         </w:rPr>
-        <w:t>Sun X et al.  ·  Front Immunol  ·  24.09.2026  ·  PMID 42851700</w:t>
+        <w:t>Thomas Gil M et al.  ·  Hum Vaccin Immunother  ·  08.10.2026  ·  PMID 42847160</w:t>
       </w:r>
     </w:p>
     <w:p>
       <w:r>
-        <w:t>Querschnittsseroepidemiologische Studie bei 1.196 schwangeren Frauen in der Provinz Jiangsu (China) zur Röteln-Immunität nach Impfung.</w:t>
+        <w:t>Querschnittsumfrage unter indischen Studentinnen integrierte Konstrukte aus Health Belief Model, Protection Motivation Theory und 3Cs-Rahmen, um Determinanten der Impfbereitschaft und des Impfverhaltens zu untersuchen.</w:t>
       </w:r>
     </w:p>
     <w:p>
@@ -220,7 +220,7 @@
         <w:t xml:space="preserve">Ergebnis: </w:t>
       </w:r>
       <w:r>
-        <w:t>Gesamt-Seroprävalenz Röteln-IgG: 61,45 % (geometrisches Mittel 24,21 IE/mL). Seroprävalenz stieg mit Alter: 37,77 % bei ≤24 Jahren auf ~75 % bei ≥30 Jahren. Jüngere Geburtskohorten zeigten deutlich niedrigere Seroprävalenz und Antikörper, trotz anhaltend hoher RCV-Impfquoten. Maternal age war unabhängig mit Immunität assoziiert.</w:t>
+        <w:t>Wahrgenommene Schweregrad und Anfälligkeit sowie Impfvertrauen erhöhten Impfbereitschaft (+), Selbstzufriedenheit senkte sie (−). Impfbereitschaft mediierte signifikant die Effekte auf tatsächliches Impfverhalten. HPV-Impfempfehlungen und Informationsquellen hatten begrenzt verstärkende Moderatoren-Effekte.</w:t>
       </w:r>
     </w:p>
     <w:p>
@@ -235,7 +235,7 @@
         <w:rPr>
           <w:sz w:val="19"/>
         </w:rPr>
-        <w:t>China - Daten zeigen, dass auch bei etablierten Impfprogrammen Kohorten-Lücken entstehen; international relevantes Muster.</w:t>
+        <w:t>Indien; Einflussfaktoren auf Impfverhalten sind kulturübergreifend relevant, aber Interventionsdesign muss an deutsche Kontexte angepasst werden</w:t>
       </w:r>
     </w:p>
     <w:p>
@@ -244,7 +244,7 @@
           <w:color w:val="5A7D3A"/>
           <w:sz w:val="18"/>
         </w:rPr>
-        <w:t>https://pubmed.ncbi.nlm.nih.gov/42851700/</w:t>
+        <w:t>https://pubmed.ncbi.nlm.nih.gov/42847160/</w:t>
       </w:r>
     </w:p>
     <w:p>
@@ -252,7 +252,7 @@
         <w:pStyle w:val="Heading2"/>
       </w:pPr>
       <w:r>
-        <w:t>Impfquoten gegen Atemwegsinfektionen bei Älteren bleiben deutlich unter Ziel</w:t>
+        <w:t>Impfung senkt COVID-19-Hospitalisierung bei Rheumapatienten deutlich</w:t>
       </w:r>
     </w:p>
     <w:p>
@@ -262,12 +262,12 @@
           <w:color w:val="666666"/>
           <w:sz w:val="18"/>
         </w:rPr>
-        <w:t>Paccalin M et al.  ·  Geriatr Psychol Neuropsychiatr Vieil  ·  01.09.2026  ·  PMID 42842819</w:t>
+        <w:t>Ak F et al.  ·  Front Public Health  ·  22.09.2026  ·  PMID 42840118</w:t>
       </w:r>
     </w:p>
     <w:p>
       <w:r>
-        <w:t>Narrativer Review zu Epidemiologie, Effektivität und Empfehlungen für COVID-19-, RSV-, Influenza- und Pneumokokken-Impfungen bei älteren Menschen in Frankreich 2026.</w:t>
+        <w:t>Retrospektive Kohortenstudie von 1.024 Rheumapatienten (März 2020–Januar 2023): Assoziationen zwischen Krankheitssubtyp, Behandlung, Impfstatus und COVID-19-Infektions- sowie Hospitalisierungsrisiko untersucht.</w:t>
       </w:r>
     </w:p>
     <w:p>
@@ -278,7 +278,7 @@
         <w:t xml:space="preserve">Ergebnis: </w:t>
       </w:r>
       <w:r>
-        <w:t>Sichere und wirksame Impfstoffe für alle vier Infektionen verfügbar, aber Impfquoten bei Älteren und besonders bei Gesundheitspersonal deutlich unter Zielwert; post-COVID-Hesitancy gestiegen. Empfehlung: verbesserte Information und Aufklärung für Öffentlichkeit und Fachpersonal als wirksamste Strategie.</w:t>
+        <w:t>Von 1.024 Patienten entwickelten 33,9% COVID-19; 92,3% der Nicht-Infizierten waren geimpft vs. 23,9% der Infizierten (p&lt;0,001). Hospitalisiert wurden 11,5% der COVID-19-Positiven; Prädiktoren: höheres Alter, Lungenbeteiligung, längere Krankheitsdauer. BNT162b2-Impfung war mit niedrigerem Hospitalisierungsrisiko assoziiert.</w:t>
       </w:r>
     </w:p>
     <w:p>
@@ -293,7 +293,7 @@
         <w:rPr>
           <w:sz w:val="19"/>
         </w:rPr>
-        <w:t>Frankreich, vergleichbares Sozialversicherungssystem mit Deutschland.</w:t>
+        <w:t>Türkei mit westlichem Versicherungssystem; Befund zum Schutzeffekt durch Impfung bei Immunsuppression auf deutsche Rheumatologie direkt übertragbar</w:t>
       </w:r>
     </w:p>
     <w:p>
@@ -302,7 +302,7 @@
           <w:color w:val="5A7D3A"/>
           <w:sz w:val="18"/>
         </w:rPr>
-        <w:t>https://pubmed.ncbi.nlm.nih.gov/42842819/</w:t>
+        <w:t>https://pubmed.ncbi.nlm.nih.gov/42840118/</w:t>
       </w:r>
     </w:p>
     <w:p>
@@ -310,7 +310,7 @@
         <w:pStyle w:val="Heading2"/>
       </w:pPr>
       <w:r>
-        <w:t>SARS-CoV-2-Impfung nach allogener Stammzelltransplantation: verzögerte Immunantwort, aber gut verträglich</w:t>
+        <w:t>Neues CAR-T-Zielprotein MPZL1 könnte Spektrum von Tumorarten erweitern</w:t>
       </w:r>
     </w:p>
     <w:p>
@@ -320,12 +320,12 @@
           <w:color w:val="666666"/>
           <w:sz w:val="18"/>
         </w:rPr>
-        <w:t>Crodel CC et al.  ·  J Cancer Res Clin Oncol  ·  01.10.2026  ·  PMID 42828557</w:t>
+        <w:t>Jiménez-Vázquez S et al.  ·  Nat Commun  ·  10.09.2026  ·  PMID 42722692</w:t>
       </w:r>
     </w:p>
     <w:p>
       <w:r>
-        <w:t>Retrospektive Kohortenstudie von 114 Patienten nach allogener hämatopoetischer Stammzelltransplantation (alloHSCT) zur Immunogenität und Sicherheit der SARS-CoV-2-Impfung.</w:t>
+        <w:t>Entwicklung und präklinische Testung von CAR-T-Zellen gegen MPZL1, ein Oberflächenprotein, das bei bis zu 75% bestimmter Tumortypen amplifiziert ist und kaum auf Normalgewebe vorkommt.</w:t>
       </w:r>
     </w:p>
     <w:p>
@@ -336,7 +336,7 @@
         <w:t xml:space="preserve">Ergebnis: </w:t>
       </w:r>
       <w:r>
-        <w:t>89,4 % waren mindestens zweifach geimpft, 66,7 % dreifach. Nach 2. Dosis erreichten 81,8 % anti-Spike-IgG-Seropositivität, nach 3. Dosis 96,1 %. Patienten geimpft &lt;24 Monate nach alloHSCT hatten signifikant niedrigere IgG-Titer (p=0,017). Häufigste Nebenwirkungen: Armschmerz (34 %), Schwellung (14 %), Gliederschmerzen (17 %). Timing der Impfung beeinflusst Immunantwort.</w:t>
+        <w:t>CAR-T-Zellen gegen MPZL1 zeigten In-vitro-Eliminationsaktivität und Antitumoraktivität in menschlichen Xenograft-, autochthonen Maus- und patientenabgeleiteten Modellen. Die Arbeiten liefern grundsätzlich einen neuen Zielansatz; klinische Überprüfung steht aus.</w:t>
       </w:r>
     </w:p>
     <w:p>
@@ -351,7 +351,7 @@
         <w:rPr>
           <w:sz w:val="19"/>
         </w:rPr>
-        <w:t>Deutsche Klinikdaten, Impfung von Hochrisikopatienten in Regeldokumenten häufig.</w:t>
+        <w:t>Deutschland mit vergleichbarem Zelltherapie-Standard; Befund zu Targetidentifikation prinzipiell universell</w:t>
       </w:r>
     </w:p>
     <w:p>
@@ -360,7 +360,7 @@
           <w:color w:val="5A7D3A"/>
           <w:sz w:val="18"/>
         </w:rPr>
-        <w:t>https://pubmed.ncbi.nlm.nih.gov/42828557/</w:t>
+        <w:t>https://pubmed.ncbi.nlm.nih.gov/42722692/</w:t>
       </w:r>
     </w:p>
     <w:p>
@@ -368,7 +368,7 @@
         <w:pStyle w:val="Heading2"/>
       </w:pPr>
       <w:r>
-        <w:t>Abwasser-Antikörper spiegeln Bevölkerungsimmunität gegen SARS-CoV-2 wider</w:t>
+        <w:t>Dezentralisierte CAR-T-Herstellung könnte Zugangshürden in Europa senken</w:t>
       </w:r>
     </w:p>
     <w:p>
@@ -378,12 +378,12 @@
           <w:color w:val="666666"/>
           <w:sz w:val="18"/>
         </w:rPr>
-        <w:t>Wannigama DL et al.  ·  Water Res  ·  01.11.2026  ·  PMID 42542021</w:t>
+        <w:t>Griebling D et al.  ·  Cytotherapy  ·  19.06.2026  ·  PMID 42696794</w:t>
       </w:r>
     </w:p>
     <w:p>
       <w:r>
-        <w:t>Longitudinale Kohortenstudie über 3 Jahre (2020–2022) in urbanen und ländlichen Communities in Thailand (ca. 18 Mio. Menschen) zur Messung von Infektions- und Impfintensität via Abwasser.</w:t>
+        <w:t>Review des EASYGEN-Konsortiums zu Engpässen bei CAR-T-Therapie in Europa und Optionen für dezentralisierte Point-of-Care-Fertigung mit nichtviralen Gentransfer-Verfahren an mehreren Zentren.</w:t>
       </w:r>
     </w:p>
     <w:p>
@@ -394,7 +394,7 @@
         <w:t xml:space="preserve">Ergebnis: </w:t>
       </w:r>
       <w:r>
-        <w:t>Viral RNA zeigte schnellen Anstieg und Rückgang nach Symptombeginn; anti-SARS-CoV-2-IgG verzögert (Peak ~50 Tage), Persistenz mehrere Monate. Nach Impfstart und Infektionswellen konvergierten RNA- und Antikörper-Inzidenzschätzungen, besonders in hochgeimpften urbanen Gebieten. Abwasser-Antikörper korrelierten mit Impfquoten (verzögerter zeitlicher Zusammenhang), schwächer mit Mortalität. Modell ermöglicht parallele Erfassung von Infektionslast und Bevölkerungsimmunität.</w:t>
+        <w:t>Dezentralisierte Produktion und nichtvirale Gentransfer versprechen kürzere Vein-to-Vein-Zeiten, niedrigere Kosten und weniger Patienten-Verschlechterung während der Wartezeit. Konsortium schlägt vor: Standardisierung der Datenintegration und regulatorischer Rahmen für europäische Harmonisierung.</w:t>
       </w:r>
     </w:p>
     <w:p>
@@ -409,7 +409,7 @@
         <w:rPr>
           <w:sz w:val="19"/>
         </w:rPr>
-        <w:t>Thailand - Methodisch innovativ für Populationsüberwachung; deutsche Gesundheitsämter könnten Abwasser-Surveillance für Impfquoten-Monitoring nutzen.</w:t>
+        <w:t>Europäische Versorgungsarchitektur mit direktem Bezug zu Herstellungshürden in Deutschland und Nachbarländern</w:t>
       </w:r>
     </w:p>
     <w:p>
@@ -418,7 +418,7 @@
           <w:color w:val="5A7D3A"/>
           <w:sz w:val="18"/>
         </w:rPr>
-        <w:t>https://pubmed.ncbi.nlm.nih.gov/42542021/</w:t>
+        <w:t>https://pubmed.ncbi.nlm.nih.gov/42696794/</w:t>
       </w:r>
     </w:p>
     <w:sectPr>

--- a/download/studien-aktuell.docx
+++ b/download/studien-aktuell.docx
@@ -62,7 +62,7 @@
           <w:color w:val="666666"/>
           <w:sz w:val="18"/>
         </w:rPr>
-        <w:t>Stand: 12.10.2026  |  6 Studien  |  impfen.m-vf.de</w:t>
+        <w:t>Stand: 13.10.2026  |  5 Studien  |  impfen.m-vf.de</w:t>
       </w:r>
     </w:p>
     <w:p>
@@ -70,7 +70,7 @@
         <w:pStyle w:val="Heading1"/>
       </w:pPr>
       <w:r>
-        <w:t>Aufgenommen am 12.10.2026</w:t>
+        <w:t>Aufgenommen am 13.10.2026</w:t>
       </w:r>
     </w:p>
     <w:p>
@@ -78,7 +78,7 @@
         <w:pStyle w:val="Heading2"/>
       </w:pPr>
       <w:r>
-        <w:t>COVID-19-Impfung reduziert Risiko für Post-COVID-Herzerkrankungen</w:t>
+        <w:t>Was Ältere in Peking von Grippeimpfung abhält und anzieht</w:t>
       </w:r>
     </w:p>
     <w:p>
@@ -88,12 +88,12 @@
           <w:color w:val="666666"/>
           <w:sz w:val="18"/>
         </w:rPr>
-        <w:t>Maria LFBS et al.  ·  Rev Med Virol  ·  Nov. 2026  ·  PMID 42858449</w:t>
+        <w:t>Jia M et al.  ·  JAMA Netw Open  ·  01.10.2026  ·  PMID 42862555</w:t>
       </w:r>
     </w:p>
     <w:p>
       <w:r>
-        <w:t>Systematische Qualitative Synthese der Evidenz nach Bradford Hill-Kriterien und Sufficient Component Cause-Modell zur Frage, ob Impfung vor Post-COVID-Herz-Kreislauf-Komplikationen schützt.</w:t>
+        <w:t>Diskrete Wahlexperimente mit 514 Personen über 60 Jahren in zwei Pekinger Bezirken identifizierten Faktoren, die die Bereitschaft zur Grippeimpfung erhöhen oder senken.</w:t>
       </w:r>
     </w:p>
     <w:p>
@@ -104,7 +104,7 @@
         <w:t xml:space="preserve">Ergebnis: </w:t>
       </w:r>
       <w:r>
-        <w:t>COVID-19-Impfung erfüllte vier von neun Bradford-Hill-Kriterien als protektiver Faktor gegen Post-COVID-Kardiovaskulärerkrankungen: Assoziationsstärke, Konsistenz, Temporalität und biologischer Gradient. Drei Kriterien (biolog. Plausibilität, Kohärenz, Analogie) waren teilweise erfüllt. Schlussfolgerung: Impfung erwies sich wirksam über die Akutphase hinaus.</w:t>
+        <w:t>Höhere Impfstoffwirksamkeit (+30,7 Prozentpunkte bei Steigerung von 20 auf 80 Prozent), Telefonerinnerungen und Botschaften zum Schutz von Familienangehörigen erhöhten die Akzeptanz; höhere wahrgenommene Risiken von Nebenwirkungen senkten sie um 20 Prozentpunkte. Nie-Geimpfte zeigten weniger Gewicht auf Wirksamkeit und höhere Sensitivität für Nebenwirkungsrisiken.</w:t>
       </w:r>
     </w:p>
     <w:p>
@@ -119,7 +119,7 @@
         <w:rPr>
           <w:sz w:val="19"/>
         </w:rPr>
-        <w:t>Brasilien/Lateinamerika; Befund zur kardiovaskulären Langzeit-Schutzwirkung international übertragbar</w:t>
+        <w:t>China, Wahlexperiment mit hohem Evidenzlevel, aber andere epidemiologische Ausgangslage und Versorgungsstruktur</w:t>
       </w:r>
     </w:p>
     <w:p>
@@ -128,7 +128,7 @@
           <w:color w:val="5A7D3A"/>
           <w:sz w:val="18"/>
         </w:rPr>
-        <w:t>https://pubmed.ncbi.nlm.nih.gov/42858449/</w:t>
+        <w:t>https://pubmed.ncbi.nlm.nih.gov/42862555/</w:t>
       </w:r>
     </w:p>
     <w:p>
@@ -136,7 +136,7 @@
         <w:pStyle w:val="Heading2"/>
       </w:pPr>
       <w:r>
-        <w:t>Impffieber wird durch Darmbakterienzusammensetzung geprägt</w:t>
+        <w:t>Spurenelemente beeinflussen Antikörperantwort auf COVID-19-Impfung bei Rheuma nicht</w:t>
       </w:r>
     </w:p>
     <w:p>
@@ -146,12 +146,12 @@
           <w:color w:val="666666"/>
           <w:sz w:val="18"/>
         </w:rPr>
-        <w:t>Huus KE et al.  ·  Science  ·  08.10.2026  ·  PMID 42848888</w:t>
+        <w:t>Gadbaan Hama S  ·  J Infect Dev Ctries  ·  30.09.2026  ·  PMID 42858342</w:t>
       </w:r>
     </w:p>
     <w:p>
       <w:r>
-        <w:t>Longitudinale Profilerstellung der Darmflora bei 171 Erwachsenen nach mRNA-Impfung zeigte, dass Fieber mit niedriger intestinaler Entzündung und gesteigerten flagellierten Lachnospiraceae-Bakterien korreliert.</w:t>
+        <w:t>Querschnittsstudie mit 79 Rheuma-Patienten und 47 Kontrollen im Irak, die Zink-, Kupfer-, Magnesium- und Ceruloplasmin-Spiegel mit COVID-19-Impfantikörper-Positivität in Beziehung setzte.</w:t>
       </w:r>
     </w:p>
     <w:p>
@@ -162,7 +162,7 @@
         <w:t xml:space="preserve">Ergebnis: </w:t>
       </w:r>
       <w:r>
-        <w:t>Fieberhäufigkeit war mit mikrobiellem Entzündungsstatus und Flagellin-Expressionsprofilen assoziiert. Diät und Mikrobiom-Targeting könnten Impfnebenwirkungen reduzieren, ohne dass damit Impfeffektivität gefährdet wäre – nur lokale Immuntoleranz wird moduliert.</w:t>
+        <w:t>Signifikante Unterschiede in Spurenelementspiegeln zwischen Geimpften und Ungeimpften (p &lt; 0,05), aber keine signifikanten Assoziationen zwischen IgG-Positivität und Spurenelemantkatus in einer Gruppe (p &gt; 0,05). DMARD-Therapie war nicht signifikant mit IgG-Response assoziiert (p = 0,439). Breite humorale Immunität trotz unterschiedlicher Nährstoff- und therapeutischer Profile.</w:t>
       </w:r>
     </w:p>
     <w:p>
@@ -177,7 +177,7 @@
         <w:rPr>
           <w:sz w:val="19"/>
         </w:rPr>
-        <w:t>Deutschland mit vergleichbarer Bevölkerungsstruktur; Befund zu Immunmechanismus ist universell übertragbar</w:t>
+        <w:t>Irak, einfaches Querschnitt-Design, aber klinisch relevante Frage für Immunsupprimierte</w:t>
       </w:r>
     </w:p>
     <w:p>
@@ -186,7 +186,7 @@
           <w:color w:val="5A7D3A"/>
           <w:sz w:val="18"/>
         </w:rPr>
-        <w:t>https://pubmed.ncbi.nlm.nih.gov/42848888/</w:t>
+        <w:t>https://pubmed.ncbi.nlm.nih.gov/42858342/</w:t>
       </w:r>
     </w:p>
     <w:p>
@@ -194,7 +194,7 @@
         <w:pStyle w:val="Heading2"/>
       </w:pPr>
       <w:r>
-        <w:t>HPV-Impfbereitschaft hängt von Risikobewusstsein, Vertrauen und Informationsquellen ab</w:t>
+        <w:t>BCG-Impfung könnte Immunschwäche bei Nierenkranken über trainierte Immunität umkehren</w:t>
       </w:r>
     </w:p>
     <w:p>
@@ -204,12 +204,12 @@
           <w:color w:val="666666"/>
           <w:sz w:val="18"/>
         </w:rPr>
-        <w:t>Thomas Gil M et al.  ·  Hum Vaccin Immunother  ·  08.10.2026  ·  PMID 42847160</w:t>
+        <w:t>Sharma R et al.  ·  Indian J Med Res  ·  Aug. 2026  ·  PMID 42851218</w:t>
       </w:r>
     </w:p>
     <w:p>
       <w:r>
-        <w:t>Querschnittsumfrage unter indischen Studentinnen integrierte Konstrukte aus Health Belief Model, Protection Motivation Theory und 3Cs-Rahmen, um Determinanten der Impfbereitschaft und des Impfverhaltens zu untersuchen.</w:t>
+        <w:t>Ein Übersichtsartikel beschreibt, wie BCG-Impfung durch epigenetische Umprograierung der angeborenen Immunität (trainierte Immunität) die Impfantwort und Infektionsabwehr bei Patienten mit chronischer Nierenkrankheit möglicherweise verbessern könnte.</w:t>
       </w:r>
     </w:p>
     <w:p>
@@ -220,7 +220,7 @@
         <w:t xml:space="preserve">Ergebnis: </w:t>
       </w:r>
       <w:r>
-        <w:t>Wahrgenommene Schweregrad und Anfälligkeit sowie Impfvertrauen erhöhten Impfbereitschaft (+), Selbstzufriedenheit senkte sie (−). Impfbereitschaft mediierte signifikant die Effekte auf tatsächliches Impfverhalten. HPV-Impfempfehlungen und Informationsquellen hatten begrenzt verstärkende Moderatoren-Effekte.</w:t>
+        <w:t>BCG stimuliert NOD2- und Akt/mTOR-Signalwege, erhöht aktivierende Histonmarken (H3K4me3) bei Zytokingenen und stabilisiert repressive Marken (H3K9me3) in nicht-essentiellen Genomabschnitten. Dies erzeugt transkriptionell permissives Chromatin, das Phagozytose und antimikrobielle Aktivität von Monozyten, Makrophagen und Neutrophilen steigert. Der Mechanismus ist hypothetisch; klinische Evidenz fehlt.</w:t>
       </w:r>
     </w:p>
     <w:p>
@@ -235,7 +235,7 @@
         <w:rPr>
           <w:sz w:val="19"/>
         </w:rPr>
-        <w:t>Indien; Einflussfaktoren auf Impfverhalten sind kulturübergreifend relevant, aber Interventionsdesign muss an deutsche Kontexte angepasst werden</w:t>
+        <w:t>Theoretische Übersicht ohne empirische Daten, spekulativ für vulnerable Population, keine direkten Versorgungsdaten</w:t>
       </w:r>
     </w:p>
     <w:p>
@@ -244,7 +244,7 @@
           <w:color w:val="5A7D3A"/>
           <w:sz w:val="18"/>
         </w:rPr>
-        <w:t>https://pubmed.ncbi.nlm.nih.gov/42847160/</w:t>
+        <w:t>https://pubmed.ncbi.nlm.nih.gov/42851218/</w:t>
       </w:r>
     </w:p>
     <w:p>
@@ -252,7 +252,7 @@
         <w:pStyle w:val="Heading2"/>
       </w:pPr>
       <w:r>
-        <w:t>Impfung senkt COVID-19-Hospitalisierung bei Rheumapatienten deutlich</w:t>
+        <w:t>COVID-19-Impfstoffe verlangsamen nicht die Nierenkrankheit</w:t>
       </w:r>
     </w:p>
     <w:p>
@@ -262,12 +262,12 @@
           <w:color w:val="666666"/>
           <w:sz w:val="18"/>
         </w:rPr>
-        <w:t>Ak F et al.  ·  Front Public Health  ·  22.09.2026  ·  PMID 42840118</w:t>
+        <w:t>Emre T et al.  ·  Clin Lab  ·  01.10.2026  ·  PMID 42847950</w:t>
       </w:r>
     </w:p>
     <w:p>
       <w:r>
-        <w:t>Retrospektive Kohortenstudie von 1.024 Rheumapatienten (März 2020–Januar 2023): Assoziationen zwischen Krankheitssubtyp, Behandlung, Impfstatus und COVID-19-Infektions- sowie Hospitalisierungsrisiko untersucht.</w:t>
+        <w:t>Retrospektive Kohortenstudie mit 140 Nierenpatienten an einem Krankenhaus in der Türkei, die vor, während und 24 Monate nach Impfung die Nierenfunktion verfolgten.</w:t>
       </w:r>
     </w:p>
     <w:p>
@@ -278,7 +278,7 @@
         <w:t xml:space="preserve">Ergebnis: </w:t>
       </w:r>
       <w:r>
-        <w:t>Von 1.024 Patienten entwickelten 33,9% COVID-19; 92,3% der Nicht-Infizierten waren geimpft vs. 23,9% der Infizierten (p&lt;0,001). Hospitalisiert wurden 11,5% der COVID-19-Positiven; Prädiktoren: höheres Alter, Lungenbeteiligung, längere Krankheitsdauer. BNT162b2-Impfung war mit niedrigerem Hospitalisierungsrisiko assoziiert.</w:t>
+        <w:t>Alle drei Impfgruppen (nur BioNTech, nur inaktiviert, gemischt) zeigten signifikante Verschlechterungen der eGFR und Kreatinin-Anstiege über 5 Jahre (p &lt; 0,001), aber keine signifikanten Unterschiede zwischen den Impftypen (p &gt; 0,05). Weder mRNA- noch inaktivierte COVID-19-Impfstoffe beschleunigten die Nierenkrankheit.</w:t>
       </w:r>
     </w:p>
     <w:p>
@@ -293,7 +293,7 @@
         <w:rPr>
           <w:sz w:val="19"/>
         </w:rPr>
-        <w:t>Türkei mit westlichem Versicherungssystem; Befund zum Schutzeffekt durch Impfung bei Immunsuppression auf deutsche Rheumatologie direkt übertragbar</w:t>
+        <w:t>Türkei, retrospektiv, kleiner Kreis, aber Sicherheitssignal adressiert häufige Sorge bei vulnerable Population</w:t>
       </w:r>
     </w:p>
     <w:p>
@@ -302,7 +302,7 @@
           <w:color w:val="5A7D3A"/>
           <w:sz w:val="18"/>
         </w:rPr>
-        <w:t>https://pubmed.ncbi.nlm.nih.gov/42840118/</w:t>
+        <w:t>https://pubmed.ncbi.nlm.nih.gov/42847950/</w:t>
       </w:r>
     </w:p>
     <w:p>
@@ -310,7 +310,7 @@
         <w:pStyle w:val="Heading2"/>
       </w:pPr>
       <w:r>
-        <w:t>Neues CAR-T-Zielprotein MPZL1 könnte Spektrum von Tumorarten erweitern</w:t>
+        <w:t>Tuberkulose-Patienten zeigen abgeschwächte Immunantwort auf COVID-19-Impfung trotz Antikörper</w:t>
       </w:r>
     </w:p>
     <w:p>
@@ -320,12 +320,12 @@
           <w:color w:val="666666"/>
           <w:sz w:val="18"/>
         </w:rPr>
-        <w:t>Jiménez-Vázquez S et al.  ·  Nat Commun  ·  10.09.2026  ·  PMID 42722692</w:t>
+        <w:t>Jiang Z et al.  ·  Front Immunol  ·  18.09.2026  ·  PMID 42827549</w:t>
       </w:r>
     </w:p>
     <w:p>
       <w:r>
-        <w:t>Entwicklung und präklinische Testung von CAR-T-Zellen gegen MPZL1, ein Oberflächenprotein, das bei bis zu 75% bestimmter Tumortypen amplifiziert ist und kaum auf Normalgewebe vorkommt.</w:t>
+        <w:t>Eine Substudie einer RCT verglich 38 TB-Patienten unter Therapie mit 38 Gesunden nach COVID-19-Impfung mittels Proteomik, Transkriptomik und Antikörpertest.</w:t>
       </w:r>
     </w:p>
     <w:p>
@@ -336,7 +336,7 @@
         <w:t xml:space="preserve">Ergebnis: </w:t>
       </w:r>
       <w:r>
-        <w:t>CAR-T-Zellen gegen MPZL1 zeigten In-vitro-Eliminationsaktivität und Antitumoraktivität in menschlichen Xenograft-, autochthonen Maus- und patientenabgeleiteten Modellen. Die Arbeiten liefern grundsätzlich einen neuen Zielansatz; klinische Überprüfung steht aus.</w:t>
+        <w:t>Trotz vergleichbarer Neutralisierungsantikörper-Titer zeigten TB-Patienten minimale Änderungen der Plasma-Proteome und Transkriptome nach Impfung, während Gesunde breit angelegte Umweltungen aufwiesen. TB-Patienten hatten baseline-Deplation von Proteinen in Vesikel-Transport- und Phagozytose-Wegen und verminderte Immunzell-Infiltration nach Vakzination.</w:t>
       </w:r>
     </w:p>
     <w:p>
@@ -351,7 +351,7 @@
         <w:rPr>
           <w:sz w:val="19"/>
         </w:rPr>
-        <w:t>Deutschland mit vergleichbarem Zelltherapie-Standard; Befund zu Targetidentifikation prinzipiell universell</w:t>
+        <w:t>Vietnam/China (Nanjing) aber RCT-Design mit klaren molekularen Metriken, Übertragbar für Immunschwache</w:t>
       </w:r>
     </w:p>
     <w:p>
@@ -360,65 +360,7 @@
           <w:color w:val="5A7D3A"/>
           <w:sz w:val="18"/>
         </w:rPr>
-        <w:t>https://pubmed.ncbi.nlm.nih.gov/42722692/</w:t>
-      </w:r>
-    </w:p>
-    <w:p>
-      <w:pPr>
-        <w:pStyle w:val="Heading2"/>
-      </w:pPr>
-      <w:r>
-        <w:t>Dezentralisierte CAR-T-Herstellung könnte Zugangshürden in Europa senken</w:t>
-      </w:r>
-    </w:p>
-    <w:p>
-      <w:r>
-        <w:rPr>
-          <w:i/>
-          <w:color w:val="666666"/>
-          <w:sz w:val="18"/>
-        </w:rPr>
-        <w:t>Griebling D et al.  ·  Cytotherapy  ·  19.06.2026  ·  PMID 42696794</w:t>
-      </w:r>
-    </w:p>
-    <w:p>
-      <w:r>
-        <w:t>Review des EASYGEN-Konsortiums zu Engpässen bei CAR-T-Therapie in Europa und Optionen für dezentralisierte Point-of-Care-Fertigung mit nichtviralen Gentransfer-Verfahren an mehreren Zentren.</w:t>
-      </w:r>
-    </w:p>
-    <w:p>
-      <w:r>
-        <w:rPr>
-          <w:b/>
-        </w:rPr>
-        <w:t xml:space="preserve">Ergebnis: </w:t>
-      </w:r>
-      <w:r>
-        <w:t>Dezentralisierte Produktion und nichtvirale Gentransfer versprechen kürzere Vein-to-Vein-Zeiten, niedrigere Kosten und weniger Patienten-Verschlechterung während der Wartezeit. Konsortium schlägt vor: Standardisierung der Datenintegration und regulatorischer Rahmen für europäische Harmonisierung.</w:t>
-      </w:r>
-    </w:p>
-    <w:p>
-      <w:r>
-        <w:rPr>
-          <w:b/>
-          <w:sz w:val="19"/>
-        </w:rPr>
-        <w:t xml:space="preserve">Übertragbarkeit: </w:t>
-      </w:r>
-      <w:r>
-        <w:rPr>
-          <w:sz w:val="19"/>
-        </w:rPr>
-        <w:t>Europäische Versorgungsarchitektur mit direktem Bezug zu Herstellungshürden in Deutschland und Nachbarländern</w:t>
-      </w:r>
-    </w:p>
-    <w:p>
-      <w:r>
-        <w:rPr>
-          <w:color w:val="5A7D3A"/>
-          <w:sz w:val="18"/>
-        </w:rPr>
-        <w:t>https://pubmed.ncbi.nlm.nih.gov/42696794/</w:t>
+        <w:t>https://pubmed.ncbi.nlm.nih.gov/42827549/</w:t>
       </w:r>
     </w:p>
     <w:sectPr>

--- a/download/studien-aktuell.docx
+++ b/download/studien-aktuell.docx
@@ -62,7 +62,7 @@
           <w:color w:val="666666"/>
           <w:sz w:val="18"/>
         </w:rPr>
-        <w:t>Stand: 13.10.2026  |  5 Studien  |  impfen.m-vf.de</w:t>
+        <w:t>Stand: 14.10.2026  |  6 Studien  |  impfen.m-vf.de</w:t>
       </w:r>
     </w:p>
     <w:p>
@@ -70,7 +70,7 @@
         <w:pStyle w:val="Heading1"/>
       </w:pPr>
       <w:r>
-        <w:t>Aufgenommen am 13.10.2026</w:t>
+        <w:t>Aufgenommen am 14.10.2026</w:t>
       </w:r>
     </w:p>
     <w:p>
@@ -78,7 +78,7 @@
         <w:pStyle w:val="Heading2"/>
       </w:pPr>
       <w:r>
-        <w:t>Was Ältere in Peking von Grippeimpfung abhält und anzieht</w:t>
+        <w:t>Rabies-Postexpositionsprophylaxe: 86% verzögert, trotz hohem Wissen um Prävention</w:t>
       </w:r>
     </w:p>
     <w:p>
@@ -88,12 +88,12 @@
           <w:color w:val="666666"/>
           <w:sz w:val="18"/>
         </w:rPr>
-        <w:t>Jia M et al.  ·  JAMA Netw Open  ·  01.10.2026  ·  PMID 42862555</w:t>
+        <w:t>Hailu BK et al.  ·  PLoS Negl Trop Dis  ·  13.10.2026  ·  PMID 42868155</w:t>
       </w:r>
     </w:p>
     <w:p>
       <w:r>
-        <w:t>Diskrete Wahlexperimente mit 514 Personen über 60 Jahren in zwei Pekinger Bezirken identifizierten Faktoren, die die Bereitschaft zur Grippeimpfung erhöhen oder senken.</w:t>
+        <w:t>Querschnittsstudie bei 260 Hundebiss-Opfern in Äthiopien zur Zeitverzögerung bei Impfbeginn und assoziierter Faktoren.</w:t>
       </w:r>
     </w:p>
     <w:p>
@@ -104,7 +104,7 @@
         <w:t xml:space="preserve">Ergebnis: </w:t>
       </w:r>
       <w:r>
-        <w:t>Höhere Impfstoffwirksamkeit (+30,7 Prozentpunkte bei Steigerung von 20 auf 80 Prozent), Telefonerinnerungen und Botschaften zum Schutz von Familienangehörigen erhöhten die Akzeptanz; höhere wahrgenommene Risiken von Nebenwirkungen senkten sie um 20 Prozentpunkte. Nie-Geimpfte zeigten weniger Gewicht auf Wirksamkeit und höhere Sensitivität für Nebenwirkungsrisiken.</w:t>
+        <w:t>86,1% begannen Impfung nach 48 h (verzögert). Tiefe Bissverletzungen (OR 0,22) und Straßenhunde (OR 0,51) reduzierten Verzögerung. 88,5% kannten Tollwut, 95,4% wussten um Impfnotwendigkeit, 95% hielten Impfung für wirksam; aber fehlte Risikobewusstsein für Verzögerungsfolgen.</w:t>
       </w:r>
     </w:p>
     <w:p>
@@ -119,7 +119,7 @@
         <w:rPr>
           <w:sz w:val="19"/>
         </w:rPr>
-        <w:t>China, Wahlexperiment mit hohem Evidenzlevel, aber andere epidemiologische Ausgangslage und Versorgungsstruktur</w:t>
+        <w:t>Äthiopien, sehr niedriges Einkommenssetting; Befunde zu Impfverzögerung trotz Wissen zeigen universelles Problem</w:t>
       </w:r>
     </w:p>
     <w:p>
@@ -128,7 +128,7 @@
           <w:color w:val="5A7D3A"/>
           <w:sz w:val="18"/>
         </w:rPr>
-        <w:t>https://pubmed.ncbi.nlm.nih.gov/42862555/</w:t>
+        <w:t>https://pubmed.ncbi.nlm.nih.gov/42868155/</w:t>
       </w:r>
     </w:p>
     <w:p>
@@ -136,7 +136,7 @@
         <w:pStyle w:val="Heading2"/>
       </w:pPr>
       <w:r>
-        <w:t>Spurenelemente beeinflussen Antikörperantwort auf COVID-19-Impfung bei Rheuma nicht</w:t>
+        <w:t>Masernausbruch Mexiko 2025–2026: Rückkehr trotz früherer Elimination durch Impflücken</w:t>
       </w:r>
     </w:p>
     <w:p>
@@ -146,12 +146,12 @@
           <w:color w:val="666666"/>
           <w:sz w:val="18"/>
         </w:rPr>
-        <w:t>Gadbaan Hama S  ·  J Infect Dev Ctries  ·  30.09.2026  ·  PMID 42858342</w:t>
+        <w:t>Mojica-López L et al.  ·  Rev Peru Med Exp Salud Publica  ·  25.08.2026  ·  PMID 42867961</w:t>
       </w:r>
     </w:p>
     <w:p>
       <w:r>
-        <w:t>Querschnittsstudie mit 79 Rheuma-Patienten und 47 Kontrollen im Irak, die Zink-, Kupfer-, Magnesium- und Ceruloplasmin-Spiegel mit COVID-19-Impfantikörper-Positivität in Beziehung setzte.</w:t>
+        <w:t>Dokumentarische Analyse zu Masern-Reemergence in Mexiko nach regionaler Elimination 2016: Untersuchung struktureller Faktoren der Ausbruch 2025–2026.</w:t>
       </w:r>
     </w:p>
     <w:p>
@@ -162,7 +162,7 @@
         <w:t xml:space="preserve">Ergebnis: </w:t>
       </w:r>
       <w:r>
-        <w:t>Signifikante Unterschiede in Spurenelementspiegeln zwischen Geimpften und Ungeimpften (p &lt; 0,05), aber keine signifikanten Assoziationen zwischen IgG-Positivität und Spurenelemantkatus in einer Gruppe (p &gt; 0,05). DMARD-Therapie war nicht signifikant mit IgG-Response assoziiert (p = 0,439). Breite humorale Immunität trotz unterschiedlicher Nährstoff- und therapeutischer Profile.</w:t>
+        <w:t>Endemische Übertragung 1995 unterbrochen, regionale Elimination 2016 erreicht. 2025–2026 Reemergence in Kontexten niedriger Impfquoten, unvollständiger Impfschemata und räumlicher Ungleichheiten im Zugang. Ausbruch konzentrierte sich in Gebieten suboptimaler Abdeckung und höherer sozialer Vulnerabilität.</w:t>
       </w:r>
     </w:p>
     <w:p>
@@ -177,7 +177,7 @@
         <w:rPr>
           <w:sz w:val="19"/>
         </w:rPr>
-        <w:t>Irak, einfaches Querschnitt-Design, aber klinisch relevante Frage für Immunsupprimierte</w:t>
+        <w:t>Mexiko; zeigt Relevanz für Länder ohne permanentes Impfregister und Überwachungslücken</w:t>
       </w:r>
     </w:p>
     <w:p>
@@ -186,7 +186,7 @@
           <w:color w:val="5A7D3A"/>
           <w:sz w:val="18"/>
         </w:rPr>
-        <w:t>https://pubmed.ncbi.nlm.nih.gov/42858342/</w:t>
+        <w:t>https://pubmed.ncbi.nlm.nih.gov/42867961/</w:t>
       </w:r>
     </w:p>
     <w:p>
@@ -194,7 +194,7 @@
         <w:pStyle w:val="Heading2"/>
       </w:pPr>
       <w:r>
-        <w:t>BCG-Impfung könnte Immunschwäche bei Nierenkranken über trainierte Immunität umkehren</w:t>
+        <w:t>COVID-19-Impfsicherheit: App-gestützte Pharmakovigilanz mit 732.864 Teilnehmern</w:t>
       </w:r>
     </w:p>
     <w:p>
@@ -204,12 +204,12 @@
           <w:color w:val="666666"/>
           <w:sz w:val="18"/>
         </w:rPr>
-        <w:t>Sharma R et al.  ·  Indian J Med Res  ·  Aug. 2026  ·  PMID 42851218</w:t>
+        <w:t>Kopp L et al.  ·  Vaccine  ·  14.11.2026  ·  PMID 42843285</w:t>
       </w:r>
     </w:p>
     <w:p>
       <w:r>
-        <w:t>Ein Übersichtsartikel beschreibt, wie BCG-Impfung durch epigenetische Umprograierung der angeborenen Immunität (trainierte Immunität) die Impfantwort und Infektionsabwehr bei Patienten mit chronischer Nierenkrankheit möglicherweise verbessern könnte.</w:t>
+        <w:t>Prospektive Kohortenstudie zur Erfassung selbstberichteter Nebenwirkungen nach COVID-19-Impfung via Smartphone-App vom Paul-Ehrlich-Institut.</w:t>
       </w:r>
     </w:p>
     <w:p>
@@ -220,7 +220,7 @@
         <w:t xml:space="preserve">Ergebnis: </w:t>
       </w:r>
       <w:r>
-        <w:t>BCG stimuliert NOD2- und Akt/mTOR-Signalwege, erhöht aktivierende Histonmarken (H3K4me3) bei Zytokingenen und stabilisiert repressive Marken (H3K9me3) in nicht-essentiellen Genomabschnitten. Dies erzeugt transkriptionell permissives Chromatin, das Phagozytose und antimikrobielle Aktivität von Monozyten, Makrophagen und Neutrophilen steigert. Der Mechanismus ist hypothetisch; klinische Evidenz fehlt.</w:t>
+        <w:t>68% der Impfungen zeigten mindestens eine Nebenwirkung, 88% davon lokale und systemische Reaktogenität. Medizinische Versorgung wurde in 0,36% der Fälle benötigt. Die Ergebnisse bestätigen das bekannte Sicherheitsprofil.</w:t>
       </w:r>
     </w:p>
     <w:p>
@@ -235,7 +235,7 @@
         <w:rPr>
           <w:sz w:val="19"/>
         </w:rPr>
-        <w:t>Theoretische Übersicht ohne empirische Daten, spekulativ für vulnerable Population, keine direkten Versorgungsdaten</w:t>
+        <w:t>Deutschland, PEI-Daten, vergleichbar mit nationaler Pharmakovigilanz</w:t>
       </w:r>
     </w:p>
     <w:p>
@@ -244,7 +244,7 @@
           <w:color w:val="5A7D3A"/>
           <w:sz w:val="18"/>
         </w:rPr>
-        <w:t>https://pubmed.ncbi.nlm.nih.gov/42851218/</w:t>
+        <w:t>https://pubmed.ncbi.nlm.nih.gov/42843285/</w:t>
       </w:r>
     </w:p>
     <w:p>
@@ -252,7 +252,7 @@
         <w:pStyle w:val="Heading2"/>
       </w:pPr>
       <w:r>
-        <w:t>COVID-19-Impfstoffe verlangsamen nicht die Nierenkrankheit</w:t>
+        <w:t>MMR-Untererfassung in englischen Hausarztpraxen: 31% der Geimpften nicht elektronisch dokumentiert</w:t>
       </w:r>
     </w:p>
     <w:p>
@@ -262,12 +262,12 @@
           <w:color w:val="666666"/>
           <w:sz w:val="18"/>
         </w:rPr>
-        <w:t>Emre T et al.  ·  Clin Lab  ·  01.10.2026  ·  PMID 42847950</w:t>
+        <w:t>Sanderson K et al.  ·  Vaccine  ·  14.11.2026  ·  PMID 42810172</w:t>
       </w:r>
     </w:p>
     <w:p>
       <w:r>
-        <w:t>Retrospektive Kohortenstudie mit 140 Nierenpatienten an einem Krankenhaus in der Türkei, die vor, während und 24 Monate nach Impfung die Nierenfunktion verfolgten.</w:t>
+        <w:t>Zwei-Stufen-Clusterstudie in England zur Häufigkeit fehlender elektronischer Dokumentation von MMR-Impfungen in digitalen Praxisverwaltungssystemen.</w:t>
       </w:r>
     </w:p>
     <w:p>
@@ -278,7 +278,7 @@
         <w:t xml:space="preserve">Ergebnis: </w:t>
       </w:r>
       <w:r>
-        <w:t>Alle drei Impfgruppen (nur BioNTech, nur inaktiviert, gemischt) zeigten signifikante Verschlechterungen der eGFR und Kreatinin-Anstiege über 5 Jahre (p &lt; 0,001), aber keine signifikanten Unterschiede zwischen den Impftypen (p &gt; 0,05). Weder mRNA- noch inaktivierte COVID-19-Impfstoffe beschleunigten die Nierenkrankheit.</w:t>
+        <w:t>Bei elektronischer Abfrage erschienen 18,3–31,9% vollgeimpfter Kinder je nach Alter als ungeimpft/teilgeimpft. Selbst nach manueller Aktenprüfung persistierten Impflücken. Die Kodierung war regional unterschiedlich.</w:t>
       </w:r>
     </w:p>
     <w:p>
@@ -293,7 +293,7 @@
         <w:rPr>
           <w:sz w:val="19"/>
         </w:rPr>
-        <w:t>Türkei, retrospektiv, kleiner Kreis, aber Sicherheitssignal adressiert häufige Sorge bei vulnerable Population</w:t>
+        <w:t>England, digitale Dokumentationssysteme; auf Deutschland übertragbar, da vergleichbare Praxismanagementsysteme</w:t>
       </w:r>
     </w:p>
     <w:p>
@@ -302,7 +302,7 @@
           <w:color w:val="5A7D3A"/>
           <w:sz w:val="18"/>
         </w:rPr>
-        <w:t>https://pubmed.ncbi.nlm.nih.gov/42847950/</w:t>
+        <w:t>https://pubmed.ncbi.nlm.nih.gov/42810172/</w:t>
       </w:r>
     </w:p>
     <w:p>
@@ -310,7 +310,7 @@
         <w:pStyle w:val="Heading2"/>
       </w:pPr>
       <w:r>
-        <w:t>Tuberkulose-Patienten zeigen abgeschwächte Immunantwort auf COVID-19-Impfung trotz Antikörper</w:t>
+        <w:t>Bildungsniveau und Impfskepsis: Niederländische Metaanalyse zeigt konsistente, aber kleine Unterschiede</w:t>
       </w:r>
     </w:p>
     <w:p>
@@ -320,12 +320,12 @@
           <w:color w:val="666666"/>
           <w:sz w:val="18"/>
         </w:rPr>
-        <w:t>Jiang Z et al.  ·  Front Immunol  ·  18.09.2026  ·  PMID 42827549</w:t>
+        <w:t>Boer M et al.  ·  Vaccine  ·  14.11.2026  ·  PMID 42784871</w:t>
       </w:r>
     </w:p>
     <w:p>
       <w:r>
-        <w:t>Eine Substudie einer RCT verglich 38 TB-Patienten unter Therapie mit 38 Gesunden nach COVID-19-Impfung mittels Proteomik, Transkriptomik und Antikörpertest.</w:t>
+        <w:t>Bayesische Evidenzsynthese von vier niederländischen Studien (n=23.174) zu Zusammenhang zwischen Schulbildung und Impfeinstellungen vor und nach COVID-19-Pandemie.</w:t>
       </w:r>
     </w:p>
     <w:p>
@@ -336,7 +336,7 @@
         <w:t xml:space="preserve">Ergebnis: </w:t>
       </w:r>
       <w:r>
-        <w:t>Trotz vergleichbarer Neutralisierungsantikörper-Titer zeigten TB-Patienten minimale Änderungen der Plasma-Proteome und Transkriptome nach Impfung, während Gesunde breit angelegte Umweltungen aufwiesen. TB-Patienten hatten baseline-Deplation von Proteinen in Vesikel-Transport- und Phagozytose-Wegen und verminderte Immunzell-Infiltration nach Vakzination.</w:t>
+        <w:t>Höher Gebildete zeigten konsistent positivere Impfeinstellungen als niedriger Gebildete, aber Unterschiedsmagnitude variierte stark. Longitudinal waren moderate Unterschiede wahrscheinlicher. Einstellungen blieben über die Zeit stabil.</w:t>
       </w:r>
     </w:p>
     <w:p>
@@ -351,7 +351,7 @@
         <w:rPr>
           <w:sz w:val="19"/>
         </w:rPr>
-        <w:t>Vietnam/China (Nanjing) aber RCT-Design mit klaren molekularen Metriken, Übertragbar für Immunschwache</w:t>
+        <w:t>Niederlande, vergleichbares Versicherungssystem und Dokumentation; hohe Übertragbarkeit auf Deutschland</w:t>
       </w:r>
     </w:p>
     <w:p>
@@ -360,7 +360,65 @@
           <w:color w:val="5A7D3A"/>
           <w:sz w:val="18"/>
         </w:rPr>
-        <w:t>https://pubmed.ncbi.nlm.nih.gov/42827549/</w:t>
+        <w:t>https://pubmed.ncbi.nlm.nih.gov/42784871/</w:t>
+      </w:r>
+    </w:p>
+    <w:p>
+      <w:pPr>
+        <w:pStyle w:val="Heading2"/>
+      </w:pPr>
+      <w:r>
+        <w:t>HPV-Schulimpfung Frankreich: Digitale Nachverfolgung erhöht Einwilligung von 12.023 auf 13.714 (2025)</w:t>
+      </w:r>
+    </w:p>
+    <w:p>
+      <w:r>
+        <w:rPr>
+          <w:i/>
+          <w:color w:val="666666"/>
+          <w:sz w:val="18"/>
+        </w:rPr>
+        <w:t>Trin K et al.  ·  Infect Dis Now  ·  18.09.2026  ·  PMID 42759611</w:t>
+      </w:r>
+    </w:p>
+    <w:p>
+      <w:r>
+        <w:t>Evaluierung von Maßnahmen zur Steigerung elterlicher Zustimmung zur HPV-Impfung von Schülern in Nouvelle-Aquitaine durch Reopening der digitalen Plattform und Echtzeit-Monitoring.</w:t>
+      </w:r>
+    </w:p>
+    <w:p>
+      <w:r>
+        <w:rPr>
+          <w:b/>
+        </w:rPr>
+        <w:t xml:space="preserve">Ergebnis: </w:t>
+      </w:r>
+      <w:r>
+        <w:t>Septembe 2024: 12.023 Zustimmungen. Nach Reopening der Plattform (Januar–März 2025) mit wöchentlicher Überwachung plus Sozialmarketing-Kampagne: zusätzlich 1.506 Zustimmungen, final 13.714 (10.607 geimpft). Maßnahmen kompensierten Rückgang partiell.</w:t>
+      </w:r>
+    </w:p>
+    <w:p>
+      <w:r>
+        <w:rPr>
+          <w:b/>
+          <w:sz w:val="19"/>
+        </w:rPr>
+        <w:t xml:space="preserve">Übertragbarkeit: </w:t>
+      </w:r>
+      <w:r>
+        <w:rPr>
+          <w:sz w:val="19"/>
+        </w:rPr>
+        <w:t>Frankreich, Schulimpfprogramm; ähnliche Struktur zu deutschen Schulimpfangeboten</w:t>
+      </w:r>
+    </w:p>
+    <w:p>
+      <w:r>
+        <w:rPr>
+          <w:color w:val="5A7D3A"/>
+          <w:sz w:val="18"/>
+        </w:rPr>
+        <w:t>https://pubmed.ncbi.nlm.nih.gov/42759611/</w:t>
       </w:r>
     </w:p>
     <w:sectPr>

--- a/download/studien-aktuell.docx
+++ b/download/studien-aktuell.docx
@@ -62,7 +62,7 @@
           <w:color w:val="666666"/>
           <w:sz w:val="18"/>
         </w:rPr>
-        <w:t>Stand: 14.10.2026  |  6 Studien  |  impfen.m-vf.de</w:t>
+        <w:t>Stand: 15.10.2026  |  6 Studien  |  impfen.m-vf.de</w:t>
       </w:r>
     </w:p>
     <w:p>
@@ -70,7 +70,7 @@
         <w:pStyle w:val="Heading1"/>
       </w:pPr>
       <w:r>
-        <w:t>Aufgenommen am 14.10.2026</w:t>
+        <w:t>Aufgenommen am 15.10.2026</w:t>
       </w:r>
     </w:p>
     <w:p>
@@ -78,7 +78,7 @@
         <w:pStyle w:val="Heading2"/>
       </w:pPr>
       <w:r>
-        <w:t>Rabies-Postexpositionsprophylaxe: 86% verzögert, trotz hohem Wissen um Prävention</w:t>
+        <w:t>HPV-Impfkosten-Analysen: Metho­den bestimmen das Ergebnis mehr als der Impfstoff</w:t>
       </w:r>
     </w:p>
     <w:p>
@@ -88,12 +88,12 @@
           <w:color w:val="666666"/>
           <w:sz w:val="18"/>
         </w:rPr>
-        <w:t>Hailu BK et al.  ·  PLoS Negl Trop Dis  ·  13.10.2026  ·  PMID 42868155</w:t>
+        <w:t>Kisa A et al.  ·  PLoS One  ·  14.10.2026  ·  PMID 42873751</w:t>
       </w:r>
     </w:p>
     <w:p>
       <w:r>
-        <w:t>Querschnittsstudie bei 260 Hundebiss-Opfern in Äthiopien zur Zeitverzögerung bei Impfbeginn und assoziierter Faktoren.</w:t>
+        <w:t>Scoping Review von 44 ökonomischen Evaluationen zur HPV-Impfung (2003–2025), Analyse von Methodenvielfalt, Treibern der Variation und Übertragbarkeit.</w:t>
       </w:r>
     </w:p>
     <w:p>
@@ -104,7 +104,7 @@
         <w:t xml:space="preserve">Ergebnis: </w:t>
       </w:r>
       <w:r>
-        <w:t>86,1% begannen Impfung nach 48 h (verzögert). Tiefe Bissverletzungen (OR 0,22) und Straßenhunde (OR 0,51) reduzierten Verzögerung. 88,5% kannten Tollwut, 95,4% wussten um Impfnotwendigkeit, 95% hielten Impfung für wirksam; aber fehlte Risikobewusstsein für Verzögerungsfolgen.</w:t>
+        <w:t>33 vollständige Kosteneffektivitäts­studien analysiert. Haupttreiber der Variation: Impfstoffpreis, Diskontrate, Herden­immunitäts­annahmen, Kreuzschutz­annahmen, Schwellenwert. Berichtsqualität korrelierte nicht mit methodischer Kreditwürdigkeit. Kostensätze und Screening­kontext bestimmen Übertragbarkeit mehr als reine ICER-Werte. Formale Analysen zu Ein-Dosis-Szenarien emerging, aber Daten zu Langzeitschutz und umsetzungsrelevanten Kosten fehlend.</w:t>
       </w:r>
     </w:p>
     <w:p>
@@ -119,7 +119,7 @@
         <w:rPr>
           <w:sz w:val="19"/>
         </w:rPr>
-        <w:t>Äthiopien, sehr niedriges Einkommenssetting; Befunde zu Impfverzögerung trotz Wissen zeigen universelles Problem</w:t>
+        <w:t>Verschiedene Länder, aber Methoden-Abhängigkeit zeigt: direkte Übertragung kostet­eff­ektivitäts­befunde problematisch</w:t>
       </w:r>
     </w:p>
     <w:p>
@@ -128,7 +128,7 @@
           <w:color w:val="5A7D3A"/>
           <w:sz w:val="18"/>
         </w:rPr>
-        <w:t>https://pubmed.ncbi.nlm.nih.gov/42868155/</w:t>
+        <w:t>https://pubmed.ncbi.nlm.nih.gov/42873751/</w:t>
       </w:r>
     </w:p>
     <w:p>
@@ -136,7 +136,7 @@
         <w:pStyle w:val="Heading2"/>
       </w:pPr>
       <w:r>
-        <w:t>Masernausbruch Mexiko 2025–2026: Rückkehr trotz früherer Elimination durch Impflücken</w:t>
+        <w:t>RSV-Impfquoten bei älteren US-Amerikanern bleiben niedrig</w:t>
       </w:r>
     </w:p>
     <w:p>
@@ -146,12 +146,12 @@
           <w:color w:val="666666"/>
           <w:sz w:val="18"/>
         </w:rPr>
-        <w:t>Mojica-López L et al.  ·  Rev Peru Med Exp Salud Publica  ·  25.08.2026  ·  PMID 42867961</w:t>
+        <w:t>Saundankar V et al.  ·  Hum Vaccin Immunother  ·  14.10.2026  ·  PMID 42872881</w:t>
       </w:r>
     </w:p>
     <w:p>
       <w:r>
-        <w:t>Dokumentarische Analyse zu Masern-Reemergence in Mexiko nach regionaler Elimination 2016: Untersuchung struktureller Faktoren der Ausbruch 2025–2026.</w:t>
+        <w:t>Retrospektive Analyse der RSV-Impfquoten bei Medicare-Versicherten ab 65 Jahren in zwei Saisons.</w:t>
       </w:r>
     </w:p>
     <w:p>
@@ -162,7 +162,7 @@
         <w:t xml:space="preserve">Ergebnis: </w:t>
       </w:r>
       <w:r>
-        <w:t>Endemische Übertragung 1995 unterbrochen, regionale Elimination 2016 erreicht. 2025–2026 Reemergence in Kontexten niedriger Impfquoten, unvollständiger Impfschemata und räumlicher Ungleichheiten im Zugang. Ausbruch konzentrierte sich in Gebieten suboptimaler Abdeckung und höherer sozialer Vulnerabilität.</w:t>
+        <w:t>Insgesamt 21% der ≥65-Jährigen in der Vorsaison 2023/24 geimpft, in Saison 2024/25 sinkend. Höhere Quote bei ≥75-Jährigen. Von 1,7 Mio. Personen, die 2024-Kriterien erfüllten, waren etwa 80% ungeimpft. Impfspitzen im Oktober beider Jahre. Zielgerichtete Strategien zur Erreichung von Hochrisiko-Gruppen erforderlich.</w:t>
       </w:r>
     </w:p>
     <w:p>
@@ -177,7 +177,7 @@
         <w:rPr>
           <w:sz w:val="19"/>
         </w:rPr>
-        <w:t>Mexiko; zeigt Relevanz für Länder ohne permanentes Impfregister und Überwachungslücken</w:t>
+        <w:t>USA, anderes Versicherungssystem; Befund zur Uptake-Barriere übertragbar, Daten nicht direkt auf Deutschland anwendbar</w:t>
       </w:r>
     </w:p>
     <w:p>
@@ -186,7 +186,7 @@
           <w:color w:val="5A7D3A"/>
           <w:sz w:val="18"/>
         </w:rPr>
-        <w:t>https://pubmed.ncbi.nlm.nih.gov/42867961/</w:t>
+        <w:t>https://pubmed.ncbi.nlm.nih.gov/42872881/</w:t>
       </w:r>
     </w:p>
     <w:p>
@@ -194,7 +194,7 @@
         <w:pStyle w:val="Heading2"/>
       </w:pPr>
       <w:r>
-        <w:t>COVID-19-Impfsicherheit: App-gestützte Pharmakovigilanz mit 732.864 Teilnehmern</w:t>
+        <w:t>Kombinimpfstoff gegen Influenza und COVID-19: Potenzial für höhere Impfquoten</w:t>
       </w:r>
     </w:p>
     <w:p>
@@ -204,12 +204,12 @@
           <w:color w:val="666666"/>
           <w:sz w:val="18"/>
         </w:rPr>
-        <w:t>Kopp L et al.  ·  Vaccine  ·  14.11.2026  ·  PMID 42843285</w:t>
+        <w:t>Schaffner W et al.  ·  Vaccine  ·  14.11.2026  ·  PMID 42790130</w:t>
       </w:r>
     </w:p>
     <w:p>
       <w:r>
-        <w:t>Prospektive Kohortenstudie zur Erfassung selbstberichteter Nebenwirkungen nach COVID-19-Impfung via Smartphone-App vom Paul-Ehrlich-Institut.</w:t>
+        <w:t>Übersichtsarbeit zur Wirkung und Praktikabilität einer kombinierten Influenza-COVID-19-Impfung bei Erwachsenen.</w:t>
       </w:r>
     </w:p>
     <w:p>
@@ -220,7 +220,7 @@
         <w:t xml:space="preserve">Ergebnis: </w:t>
       </w:r>
       <w:r>
-        <w:t>68% der Impfungen zeigten mindestens eine Nebenwirkung, 88% davon lokale und systemische Reaktogenität. Medizinische Versorgung wurde in 0,36% der Fälle benötigt. Die Ergebnisse bestätigen das bekannte Sicherheitsprofil.</w:t>
+        <w:t>Kombinimpfstoffe könnten die Akzeptanz durch vereinfachte Dosierung erhöhen und Impfgelegenheiten nicht verpassen. Fachkräfte und Patienten zeigen hohes Interesse; mehrere Kandidaten befinden sich in klinischen Prüfungen. Ein Impfstoff mit optimierter Timing und Virenstamm-Auswahl könnte den Schutz gegen zwei führende respiratorische Erreger stärken.</w:t>
       </w:r>
     </w:p>
     <w:p>
@@ -235,7 +235,7 @@
         <w:rPr>
           <w:sz w:val="19"/>
         </w:rPr>
-        <w:t>Deutschland, PEI-Daten, vergleichbar mit nationaler Pharmakovigilanz</w:t>
+        <w:t>Deutschland und andere Länder mit vergleichbarem Zugangsweg; Übertragbarkeit hängt von Empfehlungslogik ab</w:t>
       </w:r>
     </w:p>
     <w:p>
@@ -244,7 +244,7 @@
           <w:color w:val="5A7D3A"/>
           <w:sz w:val="18"/>
         </w:rPr>
-        <w:t>https://pubmed.ncbi.nlm.nih.gov/42843285/</w:t>
+        <w:t>https://pubmed.ncbi.nlm.nih.gov/42790130/</w:t>
       </w:r>
     </w:p>
     <w:p>
@@ -252,7 +252,7 @@
         <w:pStyle w:val="Heading2"/>
       </w:pPr>
       <w:r>
-        <w:t>MMR-Untererfassung in englischen Hausarztpraxen: 31% der Geimpften nicht elektronisch dokumentiert</w:t>
+        <w:t>Impfskepsis bei Haustieren: Vertrauen, Risiko­wahrnehmung und 'natürlicher' Ansatz</w:t>
       </w:r>
     </w:p>
     <w:p>
@@ -262,12 +262,12 @@
           <w:color w:val="666666"/>
           <w:sz w:val="18"/>
         </w:rPr>
-        <w:t>Sanderson K et al.  ·  Vaccine  ·  14.11.2026  ·  PMID 42810172</w:t>
+        <w:t>Bloodworth S et al.  ·  Prev Vet Med  ·  16.09.2026  ·  PMID 42753359</w:t>
       </w:r>
     </w:p>
     <w:p>
       <w:r>
-        <w:t>Zwei-Stufen-Clusterstudie in England zur Häufigkeit fehlender elektronischer Dokumentation von MMR-Impfungen in digitalen Praxisverwaltungssystemen.</w:t>
+        <w:t>Qualitative Studie mittels Leitfaden­interviews mit 18 Hunde-/Katzen­haltern im UK zu Faktoren, die Impfentscheidungen beeinflussen.</w:t>
       </w:r>
     </w:p>
     <w:p>
@@ -278,7 +278,7 @@
         <w:t xml:space="preserve">Ergebnis: </w:t>
       </w:r>
       <w:r>
-        <w:t>Bei elektronischer Abfrage erschienen 18,3–31,9% vollgeimpfter Kinder je nach Alter als ungeimpft/teilgeimpft. Selbst nach manueller Aktenprüfung persistierten Impflücken. Die Kodierung war regional unterschiedlich.</w:t>
+        <w:t>Drei Kategorien beeinflussen Impfentscheidungen: Vertrauen in tierärztliche Expertise, Wahrnehmung der Impfstoffsicherheit, Gesundheits­verständnis. Halter wägen Impfrisiken gegen Krankheitsrisiken ab, beeinflusst durch persönliche Erfahrung und diverse Informationsquellen. Ein 'natürlicher' Ansatz (Vermeidung synthetischer Stoffe) bei Hundehaltern wirkte sich negativ auf Impfbereitschaft aus. Maßnahmen sollten zielgruppenspezifisch sein.</w:t>
       </w:r>
     </w:p>
     <w:p>
@@ -293,7 +293,7 @@
         <w:rPr>
           <w:sz w:val="19"/>
         </w:rPr>
-        <w:t>England, digitale Dokumentationssysteme; auf Deutschland übertragbar, da vergleichbare Praxismanagementsysteme</w:t>
+        <w:t>Vereinigtes Königreich; Erkenntnisse zu Vaccine Hesitancy-Faktoren übertragbar, aber Kontext Heimtiere unterscheidet sich von Humanmedizin</w:t>
       </w:r>
     </w:p>
     <w:p>
@@ -302,7 +302,7 @@
           <w:color w:val="5A7D3A"/>
           <w:sz w:val="18"/>
         </w:rPr>
-        <w:t>https://pubmed.ncbi.nlm.nih.gov/42810172/</w:t>
+        <w:t>https://pubmed.ncbi.nlm.nih.gov/42753359/</w:t>
       </w:r>
     </w:p>
     <w:p>
@@ -310,7 +310,7 @@
         <w:pStyle w:val="Heading2"/>
       </w:pPr>
       <w:r>
-        <w:t>Bildungsniveau und Impfskepsis: Niederländische Metaanalyse zeigt konsistente, aber kleine Unterschiede</w:t>
+        <w:t>HPV-Prävalenz sank bei jungen Frauen trotz weiterer Genotypen-Diversität</w:t>
       </w:r>
     </w:p>
     <w:p>
@@ -320,12 +320,12 @@
           <w:color w:val="666666"/>
           <w:sz w:val="18"/>
         </w:rPr>
-        <w:t>Boer M et al.  ·  Vaccine  ·  14.11.2026  ·  PMID 42784871</w:t>
+        <w:t>Urbano A et al.  ·  Ann Epidemiol  ·  07.09.2026  ·  PMID 42705395</w:t>
       </w:r>
     </w:p>
     <w:p>
       <w:r>
-        <w:t>Bayesische Evidenzsynthese von vier niederländischen Studien (n=23.174) zu Zusammenhang zwischen Schulbildung und Impfeinstellungen vor und nach COVID-19-Pandemie.</w:t>
+        <w:t>Querschnittsstudie zur HPV-Infektionshäufigkeit und Genotypverteilung in Spanien nach langjähriger Impfung, vergleichend zwischen Frauen ≤30 Jahren (geimpft) und &gt;30 Jahren (ungeimpft).</w:t>
       </w:r>
     </w:p>
     <w:p>
@@ -336,7 +336,7 @@
         <w:t xml:space="preserve">Ergebnis: </w:t>
       </w:r>
       <w:r>
-        <w:t>Höher Gebildete zeigten konsistent positivere Impfeinstellungen als niedriger Gebildete, aber Unterschiedsmagnitude variierte stark. Longitudinal waren moderate Unterschiede wahrscheinlicher. Einstellungen blieben über die Zeit stabil.</w:t>
+        <w:t>Von 5.885 Frauen: Gesamtprävalenz 39,8%, bei 20–29-Jährigen 57,9%. In der Impfkohorte (≤30J.) war HPV-Prävalenz höher (57,0% vs. 36,8%, p&lt;0,001) als in der Ungeimpften, aber HPV16-Anteil deutlich niedriger mit heterogenerer Genotypverteilung – Vakzine-Effekt auf Zielgenotypen erkennbar.</w:t>
       </w:r>
     </w:p>
     <w:p>
@@ -351,7 +351,7 @@
         <w:rPr>
           <w:sz w:val="19"/>
         </w:rPr>
-        <w:t>Niederlande, vergleichbares Versicherungssystem und Dokumentation; hohe Übertragbarkeit auf Deutschland</w:t>
+        <w:t>Spanien, vergleichbare öffentliche Impfprogramme; Aussage gilt für hochgeimpfte europäische Populationen</w:t>
       </w:r>
     </w:p>
     <w:p>
@@ -360,7 +360,7 @@
           <w:color w:val="5A7D3A"/>
           <w:sz w:val="18"/>
         </w:rPr>
-        <w:t>https://pubmed.ncbi.nlm.nih.gov/42784871/</w:t>
+        <w:t>https://pubmed.ncbi.nlm.nih.gov/42705395/</w:t>
       </w:r>
     </w:p>
     <w:p>
@@ -368,7 +368,7 @@
         <w:pStyle w:val="Heading2"/>
       </w:pPr>
       <w:r>
-        <w:t>HPV-Schulimpfung Frankreich: Digitale Nachverfolgung erhöht Einwilligung von 12.023 auf 13.714 (2025)</w:t>
+        <w:t>Nachverfolgung von Impfnebenwirkungen: Wann lohnt sich der Aufwand?</w:t>
       </w:r>
     </w:p>
     <w:p>
@@ -378,12 +378,12 @@
           <w:color w:val="666666"/>
           <w:sz w:val="18"/>
         </w:rPr>
-        <w:t>Trin K et al.  ·  Infect Dis Now  ·  18.09.2026  ·  PMID 42759611</w:t>
+        <w:t>Kara V et al.  ·  Drug Saf  ·  14.08.2026  ·  PMID 42599564</w:t>
       </w:r>
     </w:p>
     <w:p>
       <w:r>
-        <w:t>Evaluierung von Maßnahmen zur Steigerung elterlicher Zustimmung zur HPV-Impfung von Schülern in Nouvelle-Aquitaine durch Reopening der digitalen Plattform und Echtzeit-Monitoring.</w:t>
+        <w:t>Delphi-Konsensusverfahren mit internationalen Fachleuten zu Szenarien, in denen die Verfolgung von Nebenwirkungsmeldungen die Impfstoffsicherheitsbewertung verbessert.</w:t>
       </w:r>
     </w:p>
     <w:p>
@@ -394,7 +394,7 @@
         <w:t xml:space="preserve">Ergebnis: </w:t>
       </w:r>
       <w:r>
-        <w:t>Septembe 2024: 12.023 Zustimmungen. Nach Reopening der Plattform (Januar–März 2025) mit wöchentlicher Überwachung plus Sozialmarketing-Kampagne: zusätzlich 1.506 Zustimmungen, final 13.714 (10.607 geimpft). Maßnahmen kompensierten Rückgang partiell.</w:t>
+        <w:t>Experten identifizierten drei Szenarien mit echtem Mehrwert: Kausalitätsprüfung, Signaldetektion und Risikomanagement. Gering oder kein Nutzen bei bekannten Labelnebenwirkungen, fehlender Kontaktierbarkeit und Fällen, wo zusätzliche Daten das Nutzen-Risiko-Verhältnis nicht ändern würden. Ressourcenschonende, zielgerichtete Verfolgung ersetzt unfokussierte Routine.</w:t>
       </w:r>
     </w:p>
     <w:p>
@@ -409,7 +409,7 @@
         <w:rPr>
           <w:sz w:val="19"/>
         </w:rPr>
-        <w:t>Frankreich, Schulimpfprogramm; ähnliche Struktur zu deutschen Schulimpfangeboten</w:t>
+        <w:t>Niederlande, Pharmakovigilanz-System; gilt für alle europäischen Meldewesen</w:t>
       </w:r>
     </w:p>
     <w:p>
@@ -418,7 +418,7 @@
           <w:color w:val="5A7D3A"/>
           <w:sz w:val="18"/>
         </w:rPr>
-        <w:t>https://pubmed.ncbi.nlm.nih.gov/42759611/</w:t>
+        <w:t>https://pubmed.ncbi.nlm.nih.gov/42599564/</w:t>
       </w:r>
     </w:p>
     <w:sectPr>

--- a/download/studien-aktuell.docx
+++ b/download/studien-aktuell.docx
@@ -62,7 +62,7 @@
           <w:color w:val="666666"/>
           <w:sz w:val="18"/>
         </w:rPr>
-        <w:t>Stand: 15.10.2026  |  6 Studien  |  impfen.m-vf.de</w:t>
+        <w:t>Stand: 16.10.2026  |  5 Studien  |  impfen.m-vf.de</w:t>
       </w:r>
     </w:p>
     <w:p>
@@ -70,7 +70,7 @@
         <w:pStyle w:val="Heading1"/>
       </w:pPr>
       <w:r>
-        <w:t>Aufgenommen am 15.10.2026</w:t>
+        <w:t>Aufgenommen am 16.10.2026</w:t>
       </w:r>
     </w:p>
     <w:p>
@@ -78,7 +78,7 @@
         <w:pStyle w:val="Heading2"/>
       </w:pPr>
       <w:r>
-        <w:t>HPV-Impfkosten-Analysen: Metho­den bestimmen das Ergebnis mehr als der Impfstoff</w:t>
+        <w:t>Zweisprachige digitale Kampagne zur COVID-19-Impfung bei vietnamesisch-amerikanischen Gemeinden</w:t>
       </w:r>
     </w:p>
     <w:p>
@@ -88,12 +88,12 @@
           <w:color w:val="666666"/>
           <w:sz w:val="18"/>
         </w:rPr>
-        <w:t>Kisa A et al.  ·  PLoS One  ·  14.10.2026  ·  PMID 42873751</w:t>
+        <w:t>Tehami S et al.  ·  J Med Internet Res  ·  15.10.2026  ·  PMID 42879767</w:t>
       </w:r>
     </w:p>
     <w:p>
       <w:r>
-        <w:t>Scoping Review von 44 ökonomischen Evaluationen zur HPV-Impfung (2003–2025), Analyse von Methodenvielfalt, Treibern der Variation und Übertragbarkeit.</w:t>
+        <w:t>Bewertung einer bilingualen (Englisch/Vietnamesisch) digitalen Kampagne über Google Display &amp; Video 360 zur Förderung von COVID-19-Impfung und Studienteilnahme in Texas.</w:t>
       </w:r>
     </w:p>
     <w:p>
@@ -104,7 +104,7 @@
         <w:t xml:space="preserve">Ergebnis: </w:t>
       </w:r>
       <w:r>
-        <w:t>33 vollständige Kosteneffektivitäts­studien analysiert. Haupttreiber der Variation: Impfstoffpreis, Diskontrate, Herden­immunitäts­annahmen, Kreuzschutz­annahmen, Schwellenwert. Berichtsqualität korrelierte nicht mit methodischer Kreditwürdigkeit. Kostensätze und Screening­kontext bestimmen Übertragbarkeit mehr als reine ICER-Werte. Formale Analysen zu Ein-Dosis-Szenarien emerging, aber Daten zu Langzeitschutz und umsetzungsrelevanten Kosten fehlend.</w:t>
+        <w:t>4,97 Millionen Impressionen, ca. 1,4 Millionen eindeutige Nutzer. Vietnamesische Anzeigen: 0,105 Prozent Click-through-Rate vs. Englisch 0,046 Prozent (RR 2,29, p&lt;0,001). Mobile Platzierungen übertroffen Desktop. Kosten pro Klick 2,35 USD, CPM 1,45 USD. Direkte Impfquoten-Effekte nicht gemessen.</w:t>
       </w:r>
     </w:p>
     <w:p>
@@ -119,7 +119,7 @@
         <w:rPr>
           <w:sz w:val="19"/>
         </w:rPr>
-        <w:t>Verschiedene Länder, aber Methoden-Abhängigkeit zeigt: direkte Übertragung kostet­eff­ektivitäts­befunde problematisch</w:t>
+        <w:t>USA, Sprachenminderheiten; Engagement-Metriken, keine Versorgungswirksamkeit gemessen</w:t>
       </w:r>
     </w:p>
     <w:p>
@@ -128,7 +128,7 @@
           <w:color w:val="5A7D3A"/>
           <w:sz w:val="18"/>
         </w:rPr>
-        <w:t>https://pubmed.ncbi.nlm.nih.gov/42873751/</w:t>
+        <w:t>https://pubmed.ncbi.nlm.nih.gov/42879767/</w:t>
       </w:r>
     </w:p>
     <w:p>
@@ -136,7 +136,7 @@
         <w:pStyle w:val="Heading2"/>
       </w:pPr>
       <w:r>
-        <w:t>RSV-Impfquoten bei älteren US-Amerikanern bleiben niedrig</w:t>
+        <w:t>Keuchhusten-Impfeffektivität bei Kindern während Ausbruch in Alaska 96 Prozent</w:t>
       </w:r>
     </w:p>
     <w:p>
@@ -146,12 +146,12 @@
           <w:color w:val="666666"/>
           <w:sz w:val="18"/>
         </w:rPr>
-        <w:t>Saundankar V et al.  ·  Hum Vaccin Immunother  ·  14.10.2026  ·  PMID 42872881</w:t>
+        <w:t>Newell K et al.  ·  MMWR Morb Mortal Wkly Rep  ·  15.10.2026  ·  PMID 42879706</w:t>
       </w:r>
     </w:p>
     <w:p>
       <w:r>
-        <w:t>Retrospektive Analyse der RSV-Impfquoten bei Medicare-Versicherten ab 65 Jahren in zwei Saisons.</w:t>
+        <w:t>Untersuchung der Wirksamkeit der DTaP-Impfung gegen Keuchhusten bei Kindern während eines Ausbruchs 2024 in Alaska.</w:t>
       </w:r>
     </w:p>
     <w:p>
@@ -162,7 +162,7 @@
         <w:t xml:space="preserve">Ergebnis: </w:t>
       </w:r>
       <w:r>
-        <w:t>Insgesamt 21% der ≥65-Jährigen in der Vorsaison 2023/24 geimpft, in Saison 2024/25 sinkend. Höhere Quote bei ≥75-Jährigen. Von 1,7 Mio. Personen, die 2024-Kriterien erfüllten, waren etwa 80% ungeimpft. Impfspitzen im Oktober beider Jahre. Zielgerichtete Strategien zur Erreichung von Hochrisiko-Gruppen erforderlich.</w:t>
+        <w:t>Vollständige 3-Dosis-Serie: 96,2 Prozent Schutz. Teilgeimpfte (1–2 Dosen): 85,3 Prozent. Ungeimpfte hatten 26-fach erhöhtes Erkrankungsrisiko (adjustiertes OR 26,1). Befunde unterstreichen die Notwendigkeit vollständiger Impfserien zum Schutz vor Keuchhusten.</w:t>
       </w:r>
     </w:p>
     <w:p>
@@ -177,7 +177,7 @@
         <w:rPr>
           <w:sz w:val="19"/>
         </w:rPr>
-        <w:t>USA, anderes Versicherungssystem; Befund zur Uptake-Barriere übertragbar, Daten nicht direkt auf Deutschland anwendbar</w:t>
+        <w:t>USA-Daten, Impfeffektivität unter Alltagsbedingungen übertragbar auf vergleichbare Gesundheitssysteme</w:t>
       </w:r>
     </w:p>
     <w:p>
@@ -186,7 +186,7 @@
           <w:color w:val="5A7D3A"/>
           <w:sz w:val="18"/>
         </w:rPr>
-        <w:t>https://pubmed.ncbi.nlm.nih.gov/42872881/</w:t>
+        <w:t>https://pubmed.ncbi.nlm.nih.gov/42879706/</w:t>
       </w:r>
     </w:p>
     <w:p>
@@ -194,7 +194,7 @@
         <w:pStyle w:val="Heading2"/>
       </w:pPr>
       <w:r>
-        <w:t>Kombinimpfstoff gegen Influenza und COVID-19: Potenzial für höhere Impfquoten</w:t>
+        <w:t>Apothekenimpfung in Spanien: Europäischer Evidenzbefund für höhere Impfquoten</w:t>
       </w:r>
     </w:p>
     <w:p>
@@ -204,12 +204,12 @@
           <w:color w:val="666666"/>
           <w:sz w:val="18"/>
         </w:rPr>
-        <w:t>Schaffner W et al.  ·  Vaccine  ·  14.11.2026  ·  PMID 42790130</w:t>
+        <w:t>Fernández Otero MD et al.  ·  Rev Esp Salud Publica  ·  13.10.2026  ·  PMID 42879310</w:t>
       </w:r>
     </w:p>
     <w:p>
       <w:r>
-        <w:t>Übersichtsarbeit zur Wirkung und Praktikabilität einer kombinierten Influenza-COVID-19-Impfung bei Erwachsenen.</w:t>
+        <w:t>Analyse der Gründe, warum Spanien trotz europäischer Evidenz keine Apotheken-Impfungen zulässt; Prüfung von Qualifikations-, Systembeitrags- und Abdeckungs-Argumenten.</w:t>
       </w:r>
     </w:p>
     <w:p>
@@ -220,7 +220,7 @@
         <w:t xml:space="preserve">Ergebnis: </w:t>
       </w:r>
       <w:r>
-        <w:t>Kombinimpfstoffe könnten die Akzeptanz durch vereinfachte Dosierung erhöhen und Impfgelegenheiten nicht verpassen. Fachkräfte und Patienten zeigen hohes Interesse; mehrere Kandidaten befinden sich in klinischen Prüfungen. Ein Impfstoff mit optimierter Timing und Virenstamm-Auswahl könnte den Schutz gegen zwei führende respiratorische Erreger stärken.</w:t>
+        <w:t>Keine objektiv-wissenschaftlichen Gründe gefunden, die Apotheken-Impfungen abrahmen würden. Farmazeutische Ausbildung in Spanien vergleichbar mit anderen EU-Ländern. Apotheken-Netzwerk könnte Wert für NVS-Leistungen erbringen. Impfquoten nicht bereits befriedigend. Empfehlung: Spanien sollte Apotheker-Kollaboration in Impfprogrammen erwägen.</w:t>
       </w:r>
     </w:p>
     <w:p>
@@ -235,7 +235,7 @@
         <w:rPr>
           <w:sz w:val="19"/>
         </w:rPr>
-        <w:t>Deutschland und andere Länder mit vergleichbarem Zugangsweg; Übertragbarkeit hängt von Empfehlungslogik ab</w:t>
+        <w:t>Spanien/Europa, vergleichbares System; Zugangsbarriere Regelwerk, nicht Kompetenz</w:t>
       </w:r>
     </w:p>
     <w:p>
@@ -244,7 +244,7 @@
           <w:color w:val="5A7D3A"/>
           <w:sz w:val="18"/>
         </w:rPr>
-        <w:t>https://pubmed.ncbi.nlm.nih.gov/42790130/</w:t>
+        <w:t>https://pubmed.ncbi.nlm.nih.gov/42879310/</w:t>
       </w:r>
     </w:p>
     <w:p>
@@ -252,7 +252,7 @@
         <w:pStyle w:val="Heading2"/>
       </w:pPr>
       <w:r>
-        <w:t>Impfskepsis bei Haustieren: Vertrauen, Risiko­wahrnehmung und 'natürlicher' Ansatz</w:t>
+        <w:t>H1N1-Impfung und Narkolepsie: Biomarker-Signale in schwedisch-finnischer Kohorte</w:t>
       </w:r>
     </w:p>
     <w:p>
@@ -262,12 +262,12 @@
           <w:color w:val="666666"/>
           <w:sz w:val="18"/>
         </w:rPr>
-        <w:t>Bloodworth S et al.  ·  Prev Vet Med  ·  16.09.2026  ·  PMID 42753359</w:t>
+        <w:t>Lafta MS et al.  ·  Sleep Med  ·  15.09.2026  ·  PMID 42748496</w:t>
       </w:r>
     </w:p>
     <w:p>
       <w:r>
-        <w:t>Qualitative Studie mittels Leitfaden­interviews mit 18 Hunde-/Katzen­haltern im UK zu Faktoren, die Impfentscheidungen beeinflussen.</w:t>
+        <w:t>Proteomic- und Transkriptom-Analyse von Serum-Biomarkern bei Narkolepsie-Patienten aus H1N1-Pandemrix-geimpften Kohorten (Schweden, Finnland 2009–2010).</w:t>
       </w:r>
     </w:p>
     <w:p>
@@ -278,7 +278,7 @@
         <w:t xml:space="preserve">Ergebnis: </w:t>
       </w:r>
       <w:r>
-        <w:t>Drei Kategorien beeinflussen Impfentscheidungen: Vertrauen in tierärztliche Expertise, Wahrnehmung der Impfstoffsicherheit, Gesundheits­verständnis. Halter wägen Impfrisiken gegen Krankheitsrisiken ab, beeinflusst durch persönliche Erfahrung und diverse Informationsquellen. Ein 'natürlicher' Ansatz (Vermeidung synthetischer Stoffe) bei Hundehaltern wirkte sich negativ auf Impfbereitschaft aus. Maßnahmen sollten zielgruppenspezifisch sein.</w:t>
+        <w:t>Sechs überlappende Proteine mit signifikanten Unterschieden zwischen Narkolepsie-Typ-1-Patienten und Kontrollen: UNC5C, VWC2, CPA2, GFRα-1, CLEC10A (herunterreguliert), HAGH (unterschiedliche Richtung). Befunde explorativ und hypothesen-generierend, keine etablierten Biomarker.</w:t>
       </w:r>
     </w:p>
     <w:p>
@@ -293,7 +293,7 @@
         <w:rPr>
           <w:sz w:val="19"/>
         </w:rPr>
-        <w:t>Vereinigtes Königreich; Erkenntnisse zu Vaccine Hesitancy-Faktoren übertragbar, aber Kontext Heimtiere unterscheidet sich von Humanmedizin</w:t>
+        <w:t>Skandinavien, bekannter Impfnebenwirkungsfall mit gutem Follow-up; Transferbarkeit auf Sicherheitsmonitoring begrenzt</w:t>
       </w:r>
     </w:p>
     <w:p>
@@ -302,7 +302,7 @@
           <w:color w:val="5A7D3A"/>
           <w:sz w:val="18"/>
         </w:rPr>
-        <w:t>https://pubmed.ncbi.nlm.nih.gov/42753359/</w:t>
+        <w:t>https://pubmed.ncbi.nlm.nih.gov/42748496/</w:t>
       </w:r>
     </w:p>
     <w:p>
@@ -310,7 +310,7 @@
         <w:pStyle w:val="Heading2"/>
       </w:pPr>
       <w:r>
-        <w:t>HPV-Prävalenz sank bei jungen Frauen trotz weiterer Genotypen-Diversität</w:t>
+        <w:t>COVID-19-Impfung bei Krebspatienten unter Checkpoint-Inhibitoren senkt Früh-Mortalität</w:t>
       </w:r>
     </w:p>
     <w:p>
@@ -320,12 +320,12 @@
           <w:color w:val="666666"/>
           <w:sz w:val="18"/>
         </w:rPr>
-        <w:t>Urbano A et al.  ·  Ann Epidemiol  ·  07.09.2026  ·  PMID 42705395</w:t>
+        <w:t>Salem JE et al.  ·  Nat Med  ·  10.09.2026  ·  PMID 42722885</w:t>
       </w:r>
     </w:p>
     <w:p>
       <w:r>
-        <w:t>Querschnittsstudie zur HPV-Infektionshäufigkeit und Genotypverteilung in Spanien nach langjähriger Impfung, vergleichend zwischen Frauen ≤30 Jahren (geimpft) und &gt;30 Jahren (ungeimpft).</w:t>
+        <w:t>Kohortenstudie an 95.015 Krebspatienten aus französischer Gesundheitsdatenbank zur Assoziation zwischen mRNA-COVID-19-Impfung und Überlebensergebnis bei ICl-Therapie.</w:t>
       </w:r>
     </w:p>
     <w:p>
@@ -336,7 +336,7 @@
         <w:t xml:space="preserve">Ergebnis: </w:t>
       </w:r>
       <w:r>
-        <w:t>Von 5.885 Frauen: Gesamtprävalenz 39,8%, bei 20–29-Jährigen 57,9%. In der Impfkohorte (≤30J.) war HPV-Prävalenz höher (57,0% vs. 36,8%, p&lt;0,001) als in der Ungeimpften, aber HPV16-Anteil deutlich niedriger mit heterogenerer Genotypverteilung – Vakzine-Effekt auf Zielgenotypen erkennbar.</w:t>
+        <w:t>Impfung vor ICl-Start: Hazard Ratio 0,90 (KI 0,87–0,94) für Gesamtmortalität in Monaten 1–3, nach 6 Monaten HR 0,96 (KI 0,93–1,00). Ähnliche Muster nach ICl-Start. Frühe, transiente Assoziation eher als spezifischer mRNA-Effekt, möglicherweise Gesundeneffekt.</w:t>
       </w:r>
     </w:p>
     <w:p>
@@ -351,7 +351,7 @@
         <w:rPr>
           <w:sz w:val="19"/>
         </w:rPr>
-        <w:t>Spanien, vergleichbare öffentliche Impfprogramme; Aussage gilt für hochgeimpfte europäische Populationen</w:t>
+        <w:t>Frankreich (vergleichbares Gesundheitssystem), nationale Datenbank mit vollständiger Verfolgung</w:t>
       </w:r>
     </w:p>
     <w:p>
@@ -360,65 +360,7 @@
           <w:color w:val="5A7D3A"/>
           <w:sz w:val="18"/>
         </w:rPr>
-        <w:t>https://pubmed.ncbi.nlm.nih.gov/42705395/</w:t>
-      </w:r>
-    </w:p>
-    <w:p>
-      <w:pPr>
-        <w:pStyle w:val="Heading2"/>
-      </w:pPr>
-      <w:r>
-        <w:t>Nachverfolgung von Impfnebenwirkungen: Wann lohnt sich der Aufwand?</w:t>
-      </w:r>
-    </w:p>
-    <w:p>
-      <w:r>
-        <w:rPr>
-          <w:i/>
-          <w:color w:val="666666"/>
-          <w:sz w:val="18"/>
-        </w:rPr>
-        <w:t>Kara V et al.  ·  Drug Saf  ·  14.08.2026  ·  PMID 42599564</w:t>
-      </w:r>
-    </w:p>
-    <w:p>
-      <w:r>
-        <w:t>Delphi-Konsensusverfahren mit internationalen Fachleuten zu Szenarien, in denen die Verfolgung von Nebenwirkungsmeldungen die Impfstoffsicherheitsbewertung verbessert.</w:t>
-      </w:r>
-    </w:p>
-    <w:p>
-      <w:r>
-        <w:rPr>
-          <w:b/>
-        </w:rPr>
-        <w:t xml:space="preserve">Ergebnis: </w:t>
-      </w:r>
-      <w:r>
-        <w:t>Experten identifizierten drei Szenarien mit echtem Mehrwert: Kausalitätsprüfung, Signaldetektion und Risikomanagement. Gering oder kein Nutzen bei bekannten Labelnebenwirkungen, fehlender Kontaktierbarkeit und Fällen, wo zusätzliche Daten das Nutzen-Risiko-Verhältnis nicht ändern würden. Ressourcenschonende, zielgerichtete Verfolgung ersetzt unfokussierte Routine.</w:t>
-      </w:r>
-    </w:p>
-    <w:p>
-      <w:r>
-        <w:rPr>
-          <w:b/>
-          <w:sz w:val="19"/>
-        </w:rPr>
-        <w:t xml:space="preserve">Übertragbarkeit: </w:t>
-      </w:r>
-      <w:r>
-        <w:rPr>
-          <w:sz w:val="19"/>
-        </w:rPr>
-        <w:t>Niederlande, Pharmakovigilanz-System; gilt für alle europäischen Meldewesen</w:t>
-      </w:r>
-    </w:p>
-    <w:p>
-      <w:r>
-        <w:rPr>
-          <w:color w:val="5A7D3A"/>
-          <w:sz w:val="18"/>
-        </w:rPr>
-        <w:t>https://pubmed.ncbi.nlm.nih.gov/42599564/</w:t>
+        <w:t>https://pubmed.ncbi.nlm.nih.gov/42722885/</w:t>
       </w:r>
     </w:p>
     <w:sectPr>

--- a/download/studien-aktuell.docx
+++ b/download/studien-aktuell.docx
@@ -62,7 +62,7 @@
           <w:color w:val="666666"/>
           <w:sz w:val="18"/>
         </w:rPr>
-        <w:t>Stand: 16.10.2026  |  5 Studien  |  impfen.m-vf.de</w:t>
+        <w:t>Stand: 17.10.2026  |  5 Studien  |  impfen.m-vf.de</w:t>
       </w:r>
     </w:p>
     <w:p>
@@ -70,7 +70,7 @@
         <w:pStyle w:val="Heading1"/>
       </w:pPr>
       <w:r>
-        <w:t>Aufgenommen am 16.10.2026</w:t>
+        <w:t>Aufgenommen am 17.10.2026</w:t>
       </w:r>
     </w:p>
     <w:p>
@@ -78,7 +78,7 @@
         <w:pStyle w:val="Heading2"/>
       </w:pPr>
       <w:r>
-        <w:t>Zweisprachige digitale Kampagne zur COVID-19-Impfung bei vietnamesisch-amerikanischen Gemeinden</w:t>
+        <w:t>HPV-Impfung: Wissenlücken bei Eltern und fehlende Empfehlungsrate bei Ärzten</w:t>
       </w:r>
     </w:p>
     <w:p>
@@ -88,12 +88,12 @@
           <w:color w:val="666666"/>
           <w:sz w:val="18"/>
         </w:rPr>
-        <w:t>Tehami S et al.  ·  J Med Internet Res  ·  15.10.2026  ·  PMID 42879767</w:t>
+        <w:t>Schmid-Küpke NK et al.  ·  Euro Surveill  ·  Okt. 2026  ·  PMID 42885489</w:t>
       </w:r>
     </w:p>
     <w:p>
       <w:r>
-        <w:t>Bewertung einer bilingualen (Englisch/Vietnamesisch) digitalen Kampagne über Google Display &amp; Video 360 zur Förderung von COVID-19-Impfung und Studienteilnahme in Texas.</w:t>
+        <w:t>Telefonische Befragung von 1.508 Eltern und 503 Kinderärzten in Deutschland (Herbst 2023) zur HPV-Impfbereitschaft, Wissenslücken und Beratungspraxis.</w:t>
       </w:r>
     </w:p>
     <w:p>
@@ -104,7 +104,7 @@
         <w:t xml:space="preserve">Ergebnis: </w:t>
       </w:r>
       <w:r>
-        <w:t>4,97 Millionen Impressionen, ca. 1,4 Millionen eindeutige Nutzer. Vietnamesische Anzeigen: 0,105 Prozent Click-through-Rate vs. Englisch 0,046 Prozent (RR 2,29, p&lt;0,001). Mobile Platzierungen übertroffen Desktop. Kosten pro Klick 2,35 USD, CPM 1,45 USD. Direkte Impfquoten-Effekte nicht gemessen.</w:t>
+        <w:t>Nur 34,5 % der Kinder waren bereits HPV-geimpft; 35,2 % der Eltern waren Vaccine Hesitant, 5,6 % lehnten ab. Obwohl 97 % der Ärzte angaben, die Impfung zu empfehlen, erinnerten sich nur 43,7 % der Eltern an eine Empfehlung. Eltern unterschätzten die Krebsprävention durch alternative Maßnahmen und unterschätzten das HPV-Infektionsrisiko. Ärztliche Empfehlungen waren der stärkste Einflussfaktor auf Impfentscheidungen.</w:t>
       </w:r>
     </w:p>
     <w:p>
@@ -119,7 +119,7 @@
         <w:rPr>
           <w:sz w:val="19"/>
         </w:rPr>
-        <w:t>USA, Sprachenminderheiten; Engagement-Metriken, keine Versorgungswirksamkeit gemessen</w:t>
+        <w:t>Deutschland, repräsentative Stichprobe, vergleichbare Impfkalender-Strukturen</w:t>
       </w:r>
     </w:p>
     <w:p>
@@ -128,7 +128,7 @@
           <w:color w:val="5A7D3A"/>
           <w:sz w:val="18"/>
         </w:rPr>
-        <w:t>https://pubmed.ncbi.nlm.nih.gov/42879767/</w:t>
+        <w:t>https://pubmed.ncbi.nlm.nih.gov/42885489/</w:t>
       </w:r>
     </w:p>
     <w:p>
@@ -136,7 +136,7 @@
         <w:pStyle w:val="Heading2"/>
       </w:pPr>
       <w:r>
-        <w:t>Keuchhusten-Impfeffektivität bei Kindern während Ausbruch in Alaska 96 Prozent</w:t>
+        <w:t>COVID-19 bei Erwachsenen mit intellektueller Behinderung: höhere Sterblichkeit trotz gleicher Impfquoten</w:t>
       </w:r>
     </w:p>
     <w:p>
@@ -146,12 +146,12 @@
           <w:color w:val="666666"/>
           <w:sz w:val="18"/>
         </w:rPr>
-        <w:t>Newell K et al.  ·  MMWR Morb Mortal Wkly Rep  ·  15.10.2026  ·  PMID 42879706</w:t>
+        <w:t>Sandberg M et al.  ·  BMC Public Health  ·  15.10.2026  ·  PMID 42881375</w:t>
       </w:r>
     </w:p>
     <w:p>
       <w:r>
-        <w:t>Untersuchung der Wirksamkeit der DTaP-Impfung gegen Keuchhusten bei Kindern während eines Ausbruchs 2024 in Alaska.</w:t>
+        <w:t>Register-basierte Kohortenstudie in Schweden (2020–2021): Vergleich von COVID-19-Diagnosen, Hospitalisierungen und Todesfällen zwischen 14.046 Personen mit intellektueller Behinderung (ID) und 1.157.138 Allgemeinbevölkerung.</w:t>
       </w:r>
     </w:p>
     <w:p>
@@ -162,7 +162,7 @@
         <w:t xml:space="preserve">Ergebnis: </w:t>
       </w:r>
       <w:r>
-        <w:t>Vollständige 3-Dosis-Serie: 96,2 Prozent Schutz. Teilgeimpfte (1–2 Dosen): 85,3 Prozent. Ungeimpfte hatten 26-fach erhöhtes Erkrankungsrisiko (adjustiertes OR 26,1). Befunde unterstreichen die Notwendigkeit vollständiger Impfserien zum Schutz vor Keuchhusten.</w:t>
+        <w:t>Menschen mit ID hatten höheres Risiko für COVID-19-Diagnose, aber niedrigere Laborbestätigung. Hospitalisierungsrisiko bei Erwachsenen und älteren Menschen mit ID höher in beiden Jahren 2020–2021. Impfquoten vergleichbar, aber Mortalität bei COVID-19 höher in der ID-Gruppe. Schwedische COVID-19-Strategie zu Impfung und Priorisierung funktionierte für diese Gruppe wie beabsichtigt.</w:t>
       </w:r>
     </w:p>
     <w:p>
@@ -177,7 +177,7 @@
         <w:rPr>
           <w:sz w:val="19"/>
         </w:rPr>
-        <w:t>USA-Daten, Impfeffektivität unter Alltagsbedingungen übertragbar auf vergleichbare Gesundheitssysteme</w:t>
+        <w:t>Skandinavien, Impfregister-Daten, Versorgungsstruktur nicht direkt auf Deutschland übertragbar</w:t>
       </w:r>
     </w:p>
     <w:p>
@@ -186,7 +186,7 @@
           <w:color w:val="5A7D3A"/>
           <w:sz w:val="18"/>
         </w:rPr>
-        <w:t>https://pubmed.ncbi.nlm.nih.gov/42879706/</w:t>
+        <w:t>https://pubmed.ncbi.nlm.nih.gov/42881375/</w:t>
       </w:r>
     </w:p>
     <w:p>
@@ -194,7 +194,7 @@
         <w:pStyle w:val="Heading2"/>
       </w:pPr>
       <w:r>
-        <w:t>Apothekenimpfung in Spanien: Europäischer Evidenzbefund für höhere Impfquoten</w:t>
+        <w:t>Rotavirus-Impfstoff ROTASIIL senkt Hospitalisierungsrisiko bei Kindern</w:t>
       </w:r>
     </w:p>
     <w:p>
@@ -204,12 +204,12 @@
           <w:color w:val="666666"/>
           <w:sz w:val="18"/>
         </w:rPr>
-        <w:t>Fernández Otero MD et al.  ·  Rev Esp Salud Publica  ·  13.10.2026  ·  PMID 42879310</w:t>
+        <w:t>Chaudhary VS et al.  ·  Nat Commun  ·  15.09.2026  ·  PMID 42881148</w:t>
       </w:r>
     </w:p>
     <w:p>
       <w:r>
-        <w:t>Analyse der Gründe, warum Spanien trotz europäischer Evidenz keine Apotheken-Impfungen zulässt; Prüfung von Qualifikations-, Systembeitrags- und Abdeckungs-Argumenten.</w:t>
+        <w:t>Register-gestützte Fall-Kontroll-Studie in 32 indischen Krankenhäusern (2019–2023): Effektivitätsmessung der drei Dosen ROTASIIL gegen Rotavirus-Gastroenteritis bei Kindern unter 23 Monaten mittels Test-Negative-Design.</w:t>
       </w:r>
     </w:p>
     <w:p>
@@ -220,7 +220,7 @@
         <w:t xml:space="preserve">Ergebnis: </w:t>
       </w:r>
       <w:r>
-        <w:t>Keine objektiv-wissenschaftlichen Gründe gefunden, die Apotheken-Impfungen abrahmen würden. Farmazeutische Ausbildung in Spanien vergleichbar mit anderen EU-Ländern. Apotheken-Netzwerk könnte Wert für NVS-Leistungen erbringen. Impfquoten nicht bereits befriedigend. Empfehlung: Spanien sollte Apotheker-Kollaboration in Impfprogrammen erwägen.</w:t>
+        <w:t>Bei vollständiger Serie (3 Dosen): bereinigte Impfeffektivität 52 % (95%-KI 32–66) gegen Hospitalisierung; bei jüngeren Kindern (3–5 Monate) 88 % (53–97). Gegen moderate Rotavirus-Gastroenteritis 56 % (11–79), gegen schwere Form 54 % (31–70). Mit mindestens einer Dosis: 45 % (26–60) bei 1–23 Monaten. Höchste genotyp-spezifische Effektivität gegen G1P[8] mit 62 % (29–80).</w:t>
       </w:r>
     </w:p>
     <w:p>
@@ -235,7 +235,7 @@
         <w:rPr>
           <w:sz w:val="19"/>
         </w:rPr>
-        <w:t>Spanien/Europa, vergleichbares System; Zugangsbarriere Regelwerk, nicht Kompetenz</w:t>
+        <w:t>Indien, Routineversorgung, vergleichbar mit Ländern mit ähnlicher Impfabdeckung</w:t>
       </w:r>
     </w:p>
     <w:p>
@@ -244,7 +244,7 @@
           <w:color w:val="5A7D3A"/>
           <w:sz w:val="18"/>
         </w:rPr>
-        <w:t>https://pubmed.ncbi.nlm.nih.gov/42879310/</w:t>
+        <w:t>https://pubmed.ncbi.nlm.nih.gov/42881148/</w:t>
       </w:r>
     </w:p>
     <w:p>
@@ -252,7 +252,7 @@
         <w:pStyle w:val="Heading2"/>
       </w:pPr>
       <w:r>
-        <w:t>H1N1-Impfung und Narkolepsie: Biomarker-Signale in schwedisch-finnischer Kohorte</w:t>
+        <w:t>Tollwutimpfung in Ägypten: geringe Impfquoten trotz positiver Einstellung der Bevölkerung</w:t>
       </w:r>
     </w:p>
     <w:p>
@@ -262,12 +262,12 @@
           <w:color w:val="666666"/>
           <w:sz w:val="18"/>
         </w:rPr>
-        <w:t>Lafta MS et al.  ·  Sleep Med  ·  15.09.2026  ·  PMID 42748496</w:t>
+        <w:t>Helal MB et al.  ·  BMC Public Health  ·  15.10.2026  ·  PMID 42875760</w:t>
       </w:r>
     </w:p>
     <w:p>
       <w:r>
-        <w:t>Proteomic- und Transkriptom-Analyse von Serum-Biomarkern bei Narkolepsie-Patienten aus H1N1-Pandemrix-geimpften Kohorten (Schweden, Finnland 2009–2010).</w:t>
+        <w:t>Landesweite Querschnittsbefragung von 1.777 Personen (2024) in ägyptischen Universitätskliniken zu Wissen, Einstellung und Praxis bezüglich Tollwut und Tollwutprophylaxe (prä- und postexpositionell).</w:t>
       </w:r>
     </w:p>
     <w:p>
@@ -278,7 +278,7 @@
         <w:t xml:space="preserve">Ergebnis: </w:t>
       </w:r>
       <w:r>
-        <w:t>Sechs überlappende Proteine mit signifikanten Unterschieden zwischen Narkolepsie-Typ-1-Patienten und Kontrollen: UNC5C, VWC2, CPA2, GFRα-1, CLEC10A (herunterreguliert), HAGH (unterschiedliche Richtung). Befunde explorativ und hypothesen-generierend, keine etablierten Biomarker.</w:t>
+        <w:t>Nur 42,8 % der Befragten hatten gutes Wissen über Tollwut und Prophylaxe; 88,5 % Positive Einstellung. Unter 173 Personen mit Tierbisskontakt erhielten 18,5 % (n=32) keine postexpositionelle Prophylaxe und 17 % (n=24) vollendeten den Impfplan nicht. Präexpositionelle Impfung nur 4,3 % bei hochriskanten Personen. Hauptbarrieren: Wissensmangel über Impfstoff (82,4 %), fehlende Kenntnisse über Tollwut (81,7 %), mangelnde Infrastruktur (43,1 %).</w:t>
       </w:r>
     </w:p>
     <w:p>
@@ -293,7 +293,7 @@
         <w:rPr>
           <w:sz w:val="19"/>
         </w:rPr>
-        <w:t>Skandinavien, bekannter Impfnebenwirkungsfall mit gutem Follow-up; Transferbarkeit auf Sicherheitsmonitoring begrenzt</w:t>
+        <w:t>Ägypten, Entwicklungsland-Kontext, begrenzt übertragbar auf Deutschland</w:t>
       </w:r>
     </w:p>
     <w:p>
@@ -302,7 +302,7 @@
           <w:color w:val="5A7D3A"/>
           <w:sz w:val="18"/>
         </w:rPr>
-        <w:t>https://pubmed.ncbi.nlm.nih.gov/42748496/</w:t>
+        <w:t>https://pubmed.ncbi.nlm.nih.gov/42875760/</w:t>
       </w:r>
     </w:p>
     <w:p>
@@ -310,7 +310,7 @@
         <w:pStyle w:val="Heading2"/>
       </w:pPr>
       <w:r>
-        <w:t>COVID-19-Impfung bei Krebspatienten unter Checkpoint-Inhibitoren senkt Früh-Mortalität</w:t>
+        <w:t>COVID-19-Impfstoff-Sicherheit: Einzelfallbericht zeigt Grenzen der Kausalitätsbewertung</w:t>
       </w:r>
     </w:p>
     <w:p>
@@ -320,12 +320,12 @@
           <w:color w:val="666666"/>
           <w:sz w:val="18"/>
         </w:rPr>
-        <w:t>Salem JE et al.  ·  Nat Med  ·  10.09.2026  ·  PMID 42722885</w:t>
+        <w:t>Siebner AS et al.  ·  Philos Ethics Humanit Med  ·  01.10.2026  ·  PMID 42823741</w:t>
       </w:r>
     </w:p>
     <w:p>
       <w:r>
-        <w:t>Kohortenstudie an 95.015 Krebspatienten aus französischer Gesundheitsdatenbank zur Assoziation zwischen mRNA-COVID-19-Impfung und Überlebensergebnis bei ICl-Therapie.</w:t>
+        <w:t>Diskussionsbeitrag (Deutschland, UK, Italien, Kanada, USA, Ägypten) zur epistemischen Vorsicht bei der Bewertung seltener schwerer unerwünschter Ereignisse nach COVID-19-mRNA-Impfung; Fallbeispiel: autoptisch bestätigte Enzephalitis und Myokarditis nach BNT162b2.</w:t>
       </w:r>
     </w:p>
     <w:p>
@@ -336,7 +336,7 @@
         <w:t xml:space="preserve">Ergebnis: </w:t>
       </w:r>
       <w:r>
-        <w:t>Impfung vor ICl-Start: Hazard Ratio 0,90 (KI 0,87–0,94) für Gesamtmortalität in Monaten 1–3, nach 6 Monaten HR 0,96 (KI 0,93–1,00). Ähnliche Muster nach ICl-Start. Frühe, transiente Assoziation eher als spezifischer mRNA-Effekt, möglicherweise Gesundeneffekt.</w:t>
+        <w:t>Anwendung von Bradford Hills Kriterien auf einen Autopsiebericht zeigte partielle, nicht schlüssige Evidenz: ein Kriterium unterstützte Kausalität, sieben waren teilweise gestützt, eines nicht. Die Analyse deutet, ohne zu beweisen, auf einen möglichen Kausalzusammenhang hin. Autoren betonen: Abwesenheit von Nukleokapsid-Protein liefert keine definitive Evidenz gegen Impfursprung; weitere Analysen sind erforderlich.</w:t>
       </w:r>
     </w:p>
     <w:p>
@@ -351,7 +351,7 @@
         <w:rPr>
           <w:sz w:val="19"/>
         </w:rPr>
-        <w:t>Frankreich (vergleichbares Gesundheitssystem), nationale Datenbank mit vollständiger Verfolgung</w:t>
+        <w:t>Überblick über Sicherheitsbewertungsmethoden, keine neuen Versorgungsdaten</w:t>
       </w:r>
     </w:p>
     <w:p>
@@ -360,7 +360,7 @@
           <w:color w:val="5A7D3A"/>
           <w:sz w:val="18"/>
         </w:rPr>
-        <w:t>https://pubmed.ncbi.nlm.nih.gov/42722885/</w:t>
+        <w:t>https://pubmed.ncbi.nlm.nih.gov/42823741/</w:t>
       </w:r>
     </w:p>
     <w:sectPr>

--- a/download/studien-aktuell.docx
+++ b/download/studien-aktuell.docx
@@ -62,7 +62,7 @@
           <w:color w:val="666666"/>
           <w:sz w:val="18"/>
         </w:rPr>
-        <w:t>Stand: 17.10.2026  |  5 Studien  |  impfen.m-vf.de</w:t>
+        <w:t>Stand: 18.10.2026  |  6 Studien  |  impfen.m-vf.de</w:t>
       </w:r>
     </w:p>
     <w:p>
@@ -70,7 +70,7 @@
         <w:pStyle w:val="Heading1"/>
       </w:pPr>
       <w:r>
-        <w:t>Aufgenommen am 17.10.2026</w:t>
+        <w:t>Aufgenommen am 18.10.2026</w:t>
       </w:r>
     </w:p>
     <w:p>
@@ -78,7 +78,7 @@
         <w:pStyle w:val="Heading2"/>
       </w:pPr>
       <w:r>
-        <w:t>HPV-Impfung: Wissenlücken bei Eltern und fehlende Empfehlungsrate bei Ärzten</w:t>
+        <w:t>Impfeffektivität im Feld: Biologisches Monitoring statt nur Verwaltungsquoten</w:t>
       </w:r>
     </w:p>
     <w:p>
@@ -88,12 +88,12 @@
           <w:color w:val="666666"/>
           <w:sz w:val="18"/>
         </w:rPr>
-        <w:t>Schmid-Küpke NK et al.  ·  Euro Surveill  ·  Okt. 2026  ·  PMID 42885489</w:t>
+        <w:t>Adedeji AA et al.  ·  Front Public Health  ·  02.10.2026  ·  PMID 42890904</w:t>
       </w:r>
     </w:p>
     <w:p>
       <w:r>
-        <w:t>Telefonische Befragung von 1.508 Eltern und 503 Kinderärzten in Deutschland (Herbst 2023) zur HPV-Impfbereitschaft, Wissenslücken und Beratungspraxis.</w:t>
+        <w:t>Konzeptioneller Rahmen für Population-Level Immunologic Monitoring (PLIM) in Ruanda und Ostafrika, um Impfwirksamkeit auf Bevölkerungsebene in Echtzeit zu erfassen – nicht nur Verwaltungsdaten.</w:t>
       </w:r>
     </w:p>
     <w:p>
@@ -104,7 +104,7 @@
         <w:t xml:space="preserve">Ergebnis: </w:t>
       </w:r>
       <w:r>
-        <w:t>Nur 34,5 % der Kinder waren bereits HPV-geimpft; 35,2 % der Eltern waren Vaccine Hesitant, 5,6 % lehnten ab. Obwohl 97 % der Ärzte angaben, die Impfung zu empfehlen, erinnerten sich nur 43,7 % der Eltern an eine Empfehlung. Eltern unterschätzten die Krebsprävention durch alternative Maßnahmen und unterschätzten das HPV-Infektionsrisiko. Ärztliche Empfehlungen waren der stärkste Einflussfaktor auf Impfentscheidungen.</w:t>
+        <w:t>PLIM-Modell integriert drei Säulen: biologische Sentinel-Überwachung (Trockenblutkarten mit ELISA und T-Zell-Aktivierungsassays), Risiko-Stratifizierung und digitales Feedback über DHIS2. Population Immunologic Threshold (PIT) als Komposit-Metrik verbindet individuelle Schutzkorrelate mit Herdenimmunitätsschwellwerten. Modell adressiert ‚biologische Kaltflecken' vor Ausbrüchen; erfordert noch Validierungsstudien vor Implementierung.</w:t>
       </w:r>
     </w:p>
     <w:p>
@@ -119,7 +119,7 @@
         <w:rPr>
           <w:sz w:val="19"/>
         </w:rPr>
-        <w:t>Deutschland, repräsentative Stichprobe, vergleichbare Impfkalender-Strukturen</w:t>
+        <w:t>Rwanda-Pilotstudie geplant, auf SSA übertragbar; für Deutschland weniger relevant ohne ähnliche Impfregister-Infrastruktur.</w:t>
       </w:r>
     </w:p>
     <w:p>
@@ -128,7 +128,7 @@
           <w:color w:val="5A7D3A"/>
           <w:sz w:val="18"/>
         </w:rPr>
-        <w:t>https://pubmed.ncbi.nlm.nih.gov/42885489/</w:t>
+        <w:t>https://pubmed.ncbi.nlm.nih.gov/42890904/</w:t>
       </w:r>
     </w:p>
     <w:p>
@@ -136,7 +136,7 @@
         <w:pStyle w:val="Heading2"/>
       </w:pPr>
       <w:r>
-        <w:t>COVID-19 bei Erwachsenen mit intellektueller Behinderung: höhere Sterblichkeit trotz gleicher Impfquoten</w:t>
+        <w:t>HPV-Impfquoten bei Menschen mit Behinderungen: Barrieren und Ungleichheit</w:t>
       </w:r>
     </w:p>
     <w:p>
@@ -146,12 +146,12 @@
           <w:color w:val="666666"/>
           <w:sz w:val="18"/>
         </w:rPr>
-        <w:t>Sandberg M et al.  ·  BMC Public Health  ·  15.10.2026  ·  PMID 42881375</w:t>
+        <w:t>Walmsley S et al.  ·  Hum Vaccin Immunother  ·  16.10.2026  ·  PMID 42886011</w:t>
       </w:r>
     </w:p>
     <w:p>
       <w:r>
-        <w:t>Register-basierte Kohortenstudie in Schweden (2020–2021): Vergleich von COVID-19-Diagnosen, Hospitalisierungen und Todesfällen zwischen 14.046 Personen mit intellektueller Behinderung (ID) und 1.157.138 Allgemeinbevölkerung.</w:t>
+        <w:t>Scoping Review zur HPV-Impfabdeckung und Zugangsbarrieren für Menschen mit Behinderungen in 33 Studien aus Hocheinkommensländern (2006–2025).</w:t>
       </w:r>
     </w:p>
     <w:p>
@@ -162,7 +162,7 @@
         <w:t xml:space="preserve">Ergebnis: </w:t>
       </w:r>
       <w:r>
-        <w:t>Menschen mit ID hatten höheres Risiko für COVID-19-Diagnose, aber niedrigere Laborbestätigung. Hospitalisierungsrisiko bei Erwachsenen und älteren Menschen mit ID höher in beiden Jahren 2020–2021. Impfquoten vergleichbar, aber Mortalität bei COVID-19 höher in der ID-Gruppe. Schwedische COVID-19-Strategie zu Impfung und Priorisierung funktionierte für diese Gruppe wie beabsichtigt.</w:t>
+        <w:t>Konsistente Ungleichheiten in der HPV-Impfquote für Menschen mit Behinderungen dokumentiert. Hauptbarrieren: falsche Annahmen über Sexualverhalten (unvollständig quantifiziert), fehlende Impfempfehlungen von Fachpersonen in klinischen Settings (65 % der Studien berichten dies), Mangel an Personalschulung. Erhebliche Forschungslücken für Menschen mit körperlichen, psychosozialen, Seh- oder Hörstörungen; keine Populationsdaten aus Niedrig-/Mitteleinkommen-Ländern verfügbar.</w:t>
       </w:r>
     </w:p>
     <w:p>
@@ -177,7 +177,7 @@
         <w:rPr>
           <w:sz w:val="19"/>
         </w:rPr>
-        <w:t>Skandinavien, Impfregister-Daten, Versorgungsstruktur nicht direkt auf Deutschland übertragbar</w:t>
+        <w:t>Australische und europäische Systeme, aber Barrieren (Fachpersonal, Settings) sind auch in Deutschland relevant.</w:t>
       </w:r>
     </w:p>
     <w:p>
@@ -186,7 +186,7 @@
           <w:color w:val="5A7D3A"/>
           <w:sz w:val="18"/>
         </w:rPr>
-        <w:t>https://pubmed.ncbi.nlm.nih.gov/42881375/</w:t>
+        <w:t>https://pubmed.ncbi.nlm.nih.gov/42886011/</w:t>
       </w:r>
     </w:p>
     <w:p>
@@ -194,7 +194,7 @@
         <w:pStyle w:val="Heading2"/>
       </w:pPr>
       <w:r>
-        <w:t>Rotavirus-Impfstoff ROTASIIL senkt Hospitalisierungsrisiko bei Kindern</w:t>
+        <w:t>SARS-CoV-2-Impfschutz in der Bevölkerung: Serologische Querschnittmessung vor Omicron</w:t>
       </w:r>
     </w:p>
     <w:p>
@@ -204,12 +204,12 @@
           <w:color w:val="666666"/>
           <w:sz w:val="18"/>
         </w:rPr>
-        <w:t>Chaudhary VS et al.  ·  Nat Commun  ·  15.09.2026  ·  PMID 42881148</w:t>
+        <w:t>Yang Y et al.  ·  PLoS One  ·  15.10.2026  ·  PMID 42879418</w:t>
       </w:r>
     </w:p>
     <w:p>
       <w:r>
-        <w:t>Register-gestützte Fall-Kontroll-Studie in 32 indischen Krankenhäusern (2019–2023): Effektivitätsmessung der drei Dosen ROTASIIL gegen Rotavirus-Gastroenteritis bei Kindern unter 23 Monaten mittels Test-Negative-Design.</w:t>
+        <w:t>Längsschnittstudie bei 156 Serumproben von 117 Teilnehmern (HIVE-Kohorte) mit Multiplex-Elektrochemilumineszenz (ECL), ACE2-Hemmungsassays und Pseudoviral-Neutralisationstests für Varianten-spezifische IgG (Juli–Dezember 2021).</w:t>
       </w:r>
     </w:p>
     <w:p>
@@ -220,7 +220,7 @@
         <w:t xml:space="preserve">Ergebnis: </w:t>
       </w:r>
       <w:r>
-        <w:t>Bei vollständiger Serie (3 Dosen): bereinigte Impfeffektivität 52 % (95%-KI 32–66) gegen Hospitalisierung; bei jüngeren Kindern (3–5 Monate) 88 % (53–97). Gegen moderate Rotavirus-Gastroenteritis 56 % (11–79), gegen schwere Form 54 % (31–70). Mit mindestens einer Dosis: 45 % (26–60) bei 1–23 Monaten. Höchste genotyp-spezifische Effektivität gegen G1P[8] mit 62 % (29–80).</w:t>
+        <w:t>Hohe Korrelationen zwischen ECL, ACE2 und PN (0,81–0,95). ROC-Analysen: ECL IgG diskriminiert Impfstatus (AUC 0,84–0,88, Sensitivität 0,88–0,91, Spezifität 0,87–0,88); ACE2 variabler (AUC 0,53–0,96). IgG-Konzentrationen stiegen mit Alter, plateau in frühem Erwachsenenalter; präzise Schätzungen für junge Altersgruppen wegen kleiner Stichproben begrenzt.</w:t>
       </w:r>
     </w:p>
     <w:p>
@@ -235,7 +235,7 @@
         <w:rPr>
           <w:sz w:val="19"/>
         </w:rPr>
-        <w:t>Indien, Routineversorgung, vergleichbar mit Ländern mit ähnlicher Impfabdeckung</w:t>
+        <w:t>USA-Kohorte; Serologie-Methodik auf Deutschland übertragbar, aber Bevölkerungsdaten kontextabhängig.</w:t>
       </w:r>
     </w:p>
     <w:p>
@@ -244,7 +244,7 @@
           <w:color w:val="5A7D3A"/>
           <w:sz w:val="18"/>
         </w:rPr>
-        <w:t>https://pubmed.ncbi.nlm.nih.gov/42881148/</w:t>
+        <w:t>https://pubmed.ncbi.nlm.nih.gov/42879418/</w:t>
       </w:r>
     </w:p>
     <w:p>
@@ -252,7 +252,7 @@
         <w:pStyle w:val="Heading2"/>
       </w:pPr>
       <w:r>
-        <w:t>Tollwutimpfung in Ägypten: geringe Impfquoten trotz positiver Einstellung der Bevölkerung</w:t>
+        <w:t>CAR-T-Persistenz vorhersagt Ansprechen auf Salvage-Bestrahlung bei lymphomrezidiv</w:t>
       </w:r>
     </w:p>
     <w:p>
@@ -262,12 +262,12 @@
           <w:color w:val="666666"/>
           <w:sz w:val="18"/>
         </w:rPr>
-        <w:t>Helal MB et al.  ·  BMC Public Health  ·  15.10.2026  ·  PMID 42875760</w:t>
+        <w:t>Fan J et al.  ·  Acta Oncol  ·  17.09.2026  ·  PMID 42752612</w:t>
       </w:r>
     </w:p>
     <w:p>
       <w:r>
-        <w:t>Landesweite Querschnittsbefragung von 1.777 Personen (2024) in ägyptischen Universitätskliniken zu Wissen, Einstellung und Praxis bezüglich Tollwut und Tollwutprophylaxe (prä- und postexpositionell).</w:t>
+        <w:t>Retrospektive Analyse von 13 DLBCL-Patienten (18 Läsionen), die nach CAR-T-Therapie rezidiviert und eine Salvage-Bestrahlung erhielten, mit CAR-Transgene-Verfolgung.</w:t>
       </w:r>
     </w:p>
     <w:p>
@@ -278,7 +278,7 @@
         <w:t xml:space="preserve">Ergebnis: </w:t>
       </w:r>
       <w:r>
-        <w:t>Nur 42,8 % der Befragten hatten gutes Wissen über Tollwut und Prophylaxe; 88,5 % Positive Einstellung. Unter 173 Personen mit Tierbisskontakt erhielten 18,5 % (n=32) keine postexpositionelle Prophylaxe und 17 % (n=24) vollendeten den Impfplan nicht. Präexpositionelle Impfung nur 4,3 % bei hochriskanten Personen. Hauptbarrieren: Wissensmangel über Impfstoff (82,4 %), fehlende Kenntnisse über Tollwut (81,7 %), mangelnde Infrastruktur (43,1 %).</w:t>
+        <w:t>Lokales Ansprechrate 83 % (15/18 Läsionen). CAR-Transgene-Muster bei Rezidiv: erhöht (n=4), persistierend &gt;6 Monate (n=4), abnehmend (n=5). Lokales Ansprechrate 100 % bzw. 100 % vs. 57 %; 12-Monats-Kontrolle 83 %, 100 %, 14 %; 12-Monats-Gesamtüberleben 100 %, 100 %, 20 %. Toxizität Grad ≤2. Autoren betonen hypothesengenerierendes Design, Validierung in größeren Kohorten erforderlich.</w:t>
       </w:r>
     </w:p>
     <w:p>
@@ -293,7 +293,7 @@
         <w:rPr>
           <w:sz w:val="19"/>
         </w:rPr>
-        <w:t>Ägypten, Entwicklungsland-Kontext, begrenzt übertragbar auf Deutschland</w:t>
+        <w:t>Deutsche Klinikdaten (Köln), vergleichbares Universitätssystem.</w:t>
       </w:r>
     </w:p>
     <w:p>
@@ -302,7 +302,7 @@
           <w:color w:val="5A7D3A"/>
           <w:sz w:val="18"/>
         </w:rPr>
-        <w:t>https://pubmed.ncbi.nlm.nih.gov/42875760/</w:t>
+        <w:t>https://pubmed.ncbi.nlm.nih.gov/42752612/</w:t>
       </w:r>
     </w:p>
     <w:p>
@@ -310,7 +310,7 @@
         <w:pStyle w:val="Heading2"/>
       </w:pPr>
       <w:r>
-        <w:t>COVID-19-Impfstoff-Sicherheit: Einzelfallbericht zeigt Grenzen der Kausalitätsbewertung</w:t>
+        <w:t>CD19-CAR-T-Therapie bei therapierefraktärer rheumatoider Arthritis: klinische Machbarkeit</w:t>
       </w:r>
     </w:p>
     <w:p>
@@ -320,12 +320,12 @@
           <w:color w:val="666666"/>
           <w:sz w:val="18"/>
         </w:rPr>
-        <w:t>Siebner AS et al.  ·  Philos Ethics Humanit Med  ·  01.10.2026  ·  PMID 42823741</w:t>
+        <w:t>Albach FN et al.  ·  Nat Med  ·  27.08.2026  ·  PMID 42661098</w:t>
       </w:r>
     </w:p>
     <w:p>
       <w:r>
-        <w:t>Diskussionsbeitrag (Deutschland, UK, Italien, Kanada, USA, Ägypten) zur epistemischen Vorsicht bei der Bewertung seltener schwerer unerwünschter Ereignisse nach COVID-19-mRNA-Impfung; Fallbeispiel: autoptisch bestätigte Enzephalitis und Myokarditis nach BNT162b2.</w:t>
+        <w:t>Phase-1-Studie zur Sicherheit und Wirksamkeit der autologen CD19-CAR-T-Zelltherapie (mivocabtagene autoleucel) bei 6 Patienten mit schwerer, therapieresistenter anti-CCP-positiver rheumatoider Arthritis.</w:t>
       </w:r>
     </w:p>
     <w:p>
@@ -336,7 +336,7 @@
         <w:t xml:space="preserve">Ergebnis: </w:t>
       </w:r>
       <w:r>
-        <w:t>Anwendung von Bradford Hills Kriterien auf einen Autopsiebericht zeigte partielle, nicht schlüssige Evidenz: ein Kriterium unterstützte Kausalität, sieben waren teilweise gestützt, eines nicht. Die Analyse deutet, ohne zu beweisen, auf einen möglichen Kausalzusammenhang hin. Autoren betonen: Abwesenheit von Nukleokapsid-Protein liefert keine definitive Evidenz gegen Impfursprung; weitere Analysen sind erforderlich.</w:t>
+        <w:t>Zytokerin-Freisetzungssyndrom (CRS) bei allen 6 Patienten, begrenzt auf Grad 1–2; kein ICANS oder schwere Nebenwirkungen außer einer Grad-3-Transaminase-Elevation (resolviert). Klinisch: Krankheitsaktivität bei allen Patienten verbessert (medianer DAS28-CRP-Rückgang 34 %), ACR-70-Response bei 3/6, Autoantikörper-Serokonversion bei 4–5/6. Arzneimittel-induzierte B-Zell-Depletion mit Persistenz.</w:t>
       </w:r>
     </w:p>
     <w:p>
@@ -351,7 +351,7 @@
         <w:rPr>
           <w:sz w:val="19"/>
         </w:rPr>
-        <w:t>Überblick über Sicherheitsbewertungsmethoden, keine neuen Versorgungsdaten</w:t>
+        <w:t>Deutsches Zentrum-Setting (Charité Berlin), deutsche Patienten, Sozialversicherungssystem vergleichbar.</w:t>
       </w:r>
     </w:p>
     <w:p>
@@ -360,7 +360,65 @@
           <w:color w:val="5A7D3A"/>
           <w:sz w:val="18"/>
         </w:rPr>
-        <w:t>https://pubmed.ncbi.nlm.nih.gov/42823741/</w:t>
+        <w:t>https://pubmed.ncbi.nlm.nih.gov/42661098/</w:t>
+      </w:r>
+    </w:p>
+    <w:p>
+      <w:pPr>
+        <w:pStyle w:val="Heading2"/>
+      </w:pPr>
+      <w:r>
+        <w:t>HPV-L2-Vakzine: Schutzwirkung unter Alltagsbedingungen hängt von Prior-Exposition ab</w:t>
+      </w:r>
+    </w:p>
+    <w:p>
+      <w:r>
+        <w:rPr>
+          <w:i/>
+          <w:color w:val="666666"/>
+          <w:sz w:val="18"/>
+        </w:rPr>
+        <w:t>Alvarez J et al.  ·  J Virol  ·  22.09.2026  ·  PMID 42627231</w:t>
+      </w:r>
+    </w:p>
+    <w:p>
+      <w:r>
+        <w:t>Phase-1-Studie bei 20 gesunden Probanden mit AAVLP-HPV-Vakzine (20 μg) zur Immunogenität und Schutzübertragung gegen multiple HPV-Genotypen.</w:t>
+      </w:r>
+    </w:p>
+    <w:p>
+      <w:r>
+        <w:rPr>
+          <w:b/>
+        </w:rPr>
+        <w:t xml:space="preserve">Ergebnis: </w:t>
+      </w:r>
+      <w:r>
+        <w:t>AAVLP-HPV gut verträglich, induzierte modest L2-spezifische Antikörper, die in-vitro HPV16, HPV31, HPV5 neutralisierten. Nach passivem Serumtransfer in Mäuse: Schutz gegen HPV16, HPV31, HPV5, nicht HPV76. HPV-naive Probanden benötigten 3 Dosen für Schutz, vorher exponierte 2 Dosen mit höheren Titern. Prior-AAV2-Exposition verminderte L2-Neutralisations-Antikörper und Schutz deutlich (Original-Antigenic-Sin-Effekt).</w:t>
+      </w:r>
+    </w:p>
+    <w:p>
+      <w:r>
+        <w:rPr>
+          <w:b/>
+          <w:sz w:val="19"/>
+        </w:rPr>
+        <w:t xml:space="preserve">Übertragbarkeit: </w:t>
+      </w:r>
+      <w:r>
+        <w:rPr>
+          <w:sz w:val="19"/>
+        </w:rPr>
+        <w:t>USA-Studie, Sicherheit transferierbar; Prior-Exposition-Effekte auch in Deutschland relevant.</w:t>
+      </w:r>
+    </w:p>
+    <w:p>
+      <w:r>
+        <w:rPr>
+          <w:color w:val="5A7D3A"/>
+          <w:sz w:val="18"/>
+        </w:rPr>
+        <w:t>https://pubmed.ncbi.nlm.nih.gov/42627231/</w:t>
       </w:r>
     </w:p>
     <w:sectPr>

--- a/download/studien-aktuell.docx
+++ b/download/studien-aktuell.docx
@@ -62,7 +62,7 @@
           <w:color w:val="666666"/>
           <w:sz w:val="18"/>
         </w:rPr>
-        <w:t>Stand: 18.10.2026  |  6 Studien  |  impfen.m-vf.de</w:t>
+        <w:t>Stand: 19.10.2026  |  6 Studien  |  impfen.m-vf.de</w:t>
       </w:r>
     </w:p>
     <w:p>
@@ -70,7 +70,7 @@
         <w:pStyle w:val="Heading1"/>
       </w:pPr>
       <w:r>
-        <w:t>Aufgenommen am 18.10.2026</w:t>
+        <w:t>Aufgenommen am 19.10.2026</w:t>
       </w:r>
     </w:p>
     <w:p>
@@ -78,7 +78,7 @@
         <w:pStyle w:val="Heading2"/>
       </w:pPr>
       <w:r>
-        <w:t>Impfeffektivität im Feld: Biologisches Monitoring statt nur Verwaltungsquoten</w:t>
+        <w:t>Tetanus-Antikörper bei Tumorkindern nach Chemotherapie: Impfung erforderlich</w:t>
       </w:r>
     </w:p>
     <w:p>
@@ -88,12 +88,12 @@
           <w:color w:val="666666"/>
           <w:sz w:val="18"/>
         </w:rPr>
-        <w:t>Adedeji AA et al.  ·  Front Public Health  ·  02.10.2026  ·  PMID 42890904</w:t>
+        <w:t>Xu YY et al.  ·  Zhonghua Yu Fang Yi Xue Za Zhi  ·  06.10.2026  ·  PMID 42893916</w:t>
       </w:r>
     </w:p>
     <w:p>
       <w:r>
-        <w:t>Konzeptioneller Rahmen für Population-Level Immunologic Monitoring (PLIM) in Ruanda und Ostafrika, um Impfwirksamkeit auf Bevölkerungsebene in Echtzeit zu erfassen – nicht nur Verwaltungsdaten.</w:t>
+        <w:t>Vergleich der Tetanus-IgG-Antikörperspiegel bei 293 Kindern mit Blutkrebs vor und einen Monat nach Chemotherapie sowie in 293 altersgleichen gesunden Kontrollkindern aus Zhejiang, China.</w:t>
       </w:r>
     </w:p>
     <w:p>
@@ -104,7 +104,7 @@
         <w:t xml:space="preserve">Ergebnis: </w:t>
       </w:r>
       <w:r>
-        <w:t>PLIM-Modell integriert drei Säulen: biologische Sentinel-Überwachung (Trockenblutkarten mit ELISA und T-Zell-Aktivierungsassays), Risiko-Stratifizierung und digitales Feedback über DHIS2. Population Immunologic Threshold (PIT) als Komposit-Metrik verbindet individuelle Schutzkorrelate mit Herdenimmunitätsschwellwerten. Modell adressiert ‚biologische Kaltflecken' vor Ausbrüchen; erfordert noch Validierungsstudien vor Implementierung.</w:t>
+        <w:t>Tetanus-IgG-Antikörper nach Chemotherapie sanken signifikant: Seropositiv-Rate von 84,64% (vor Therapie) auf 70,99% (nach Therapie, p&lt;0,001); geometrischer Mittelwert fiel von 1,22±0,17 auf 0,73±0,11 IU/ml (p&lt;0,001). Nach Chemotherapie lagen beide Parameter unter denen der gesunden Kontrollen (84,98% positiv; GMC 1,06±0,06 IU/ml). Schlussfolgerung: Impfung gegen Tetanus ist nach Chemotherapie notwendig.</w:t>
       </w:r>
     </w:p>
     <w:p>
@@ -119,7 +119,7 @@
         <w:rPr>
           <w:sz w:val="19"/>
         </w:rPr>
-        <w:t>Rwanda-Pilotstudie geplant, auf SSA übertragbar; für Deutschland weniger relevant ohne ähnliche Impfregister-Infrastruktur.</w:t>
+        <w:t>China, Pädiatrie-Kohorte; Befund zur Impfindikation bei immunsupprimierten Kindern universal übertragbar.</w:t>
       </w:r>
     </w:p>
     <w:p>
@@ -128,7 +128,7 @@
           <w:color w:val="5A7D3A"/>
           <w:sz w:val="18"/>
         </w:rPr>
-        <w:t>https://pubmed.ncbi.nlm.nih.gov/42890904/</w:t>
+        <w:t>https://pubmed.ncbi.nlm.nih.gov/42893916/</w:t>
       </w:r>
     </w:p>
     <w:p>
@@ -136,7 +136,7 @@
         <w:pStyle w:val="Heading2"/>
       </w:pPr>
       <w:r>
-        <w:t>HPV-Impfquoten bei Menschen mit Behinderungen: Barrieren und Ungleichheit</w:t>
+        <w:t>RSV-Impfung in Schwangerschaft: Impfquote in Sydney stieg von 4 auf 70–74 Prozent in acht Monaten</w:t>
       </w:r>
     </w:p>
     <w:p>
@@ -146,12 +146,12 @@
           <w:color w:val="666666"/>
           <w:sz w:val="18"/>
         </w:rPr>
-        <w:t>Walmsley S et al.  ·  Hum Vaccin Immunother  ·  16.10.2026  ·  PMID 42886011</w:t>
+        <w:t>Townshend I et al.  ·  Public Health Res Pract  ·  10.12.2026  ·  PMID 42893694</w:t>
       </w:r>
     </w:p>
     <w:p>
       <w:r>
-        <w:t>Scoping Review zur HPV-Impfabdeckung und Zugangsbarrieren für Menschen mit Behinderungen in 33 Studien aus Hocheinkommensländern (2006–2025).</w:t>
+        <w:t>Beschreibung der Implementierung der RSV-Impfung für Schwangere und des monoklonalen Antikörpers Nirsevimab für Neugeborene in zwei Krankenhäusern der Sydney Local Health District mit Tracking der Impfquoten und dokumentierten Lektionen.</w:t>
       </w:r>
     </w:p>
     <w:p>
@@ -162,7 +162,7 @@
         <w:t xml:space="preserve">Ergebnis: </w:t>
       </w:r>
       <w:r>
-        <w:t>Konsistente Ungleichheiten in der HPV-Impfquote für Menschen mit Behinderungen dokumentiert. Hauptbarrieren: falsche Annahmen über Sexualverhalten (unvollständig quantifiziert), fehlende Impfempfehlungen von Fachpersonen in klinischen Settings (65 % der Studien berichten dies), Mangel an Personalschulung. Erhebliche Forschungslücken für Menschen mit körperlichen, psychosozialen, Seh- oder Hörstörungen; keine Populationsdaten aus Niedrig-/Mitteleinkommen-Ländern verfügbar.</w:t>
+        <w:t>RSV-Impfquote bei gebärenden Frauen stieg von 4% im Februar 2025 auf 70–74% von Juni bis September 2025. Mit steigender Impfquote bei Müttern sank die Zahl der Neugeborenen, die Nirsevimab benötigten. Von anspruchsberechtigten Neugeborenen lehnten 36% Nirsevimab ab; Ablehnungsgründe wurden nicht dokumentiert. Kritische Erfolgsfaktoren: multidisziplinäre Führung, Nutzung bestehender Schulungsstrukturen und Integration in Dokumentationsabläufe.</w:t>
       </w:r>
     </w:p>
     <w:p>
@@ -177,7 +177,7 @@
         <w:rPr>
           <w:sz w:val="19"/>
         </w:rPr>
-        <w:t>Australische und europäische Systeme, aber Barrieren (Fachpersonal, Settings) sind auch in Deutschland relevant.</w:t>
+        <w:t>Australien, direkter Transfer auf föderale Rollout-Strukturen begrenzt; Implementierungslektionen für europäische Systeme relevant.</w:t>
       </w:r>
     </w:p>
     <w:p>
@@ -186,7 +186,7 @@
           <w:color w:val="5A7D3A"/>
           <w:sz w:val="18"/>
         </w:rPr>
-        <w:t>https://pubmed.ncbi.nlm.nih.gov/42886011/</w:t>
+        <w:t>https://pubmed.ncbi.nlm.nih.gov/42893694/</w:t>
       </w:r>
     </w:p>
     <w:p>
@@ -194,7 +194,7 @@
         <w:pStyle w:val="Heading2"/>
       </w:pPr>
       <w:r>
-        <w:t>SARS-CoV-2-Impfschutz in der Bevölkerung: Serologische Querschnittmessung vor Omicron</w:t>
+        <w:t>Impfschulung für Gesundheitshelfer erhöht Wissen, nicht Impfbereitschaft</w:t>
       </w:r>
     </w:p>
     <w:p>
@@ -204,12 +204,12 @@
           <w:color w:val="666666"/>
           <w:sz w:val="18"/>
         </w:rPr>
-        <w:t>Yang Y et al.  ·  PLoS One  ·  15.10.2026  ·  PMID 42879418</w:t>
+        <w:t>Bostan YE  ·  J Eval Clin Pract  ·  Okt. 2026  ·  PMID 42893536</w:t>
       </w:r>
     </w:p>
     <w:p>
       <w:r>
-        <w:t>Längsschnittstudie bei 156 Serumproben von 117 Teilnehmern (HIVE-Kohorte) mit Multiplex-Elektrochemilumineszenz (ECL), ACE2-Hemmungsassays und Pseudoviral-Neutralisationstests für Varianten-spezifische IgG (Juli–Dezember 2021).</w:t>
+        <w:t>Evaluierung eines vierstündigen Impfschulungsprogramms für 272 türkische Gesundheitshelfer mit Messung von Impfwissen und Vaccine Hesitancy vor und nach dem Training.</w:t>
       </w:r>
     </w:p>
     <w:p>
@@ -220,7 +220,7 @@
         <w:t xml:space="preserve">Ergebnis: </w:t>
       </w:r>
       <w:r>
-        <w:t>Hohe Korrelationen zwischen ECL, ACE2 und PN (0,81–0,95). ROC-Analysen: ECL IgG diskriminiert Impfstatus (AUC 0,84–0,88, Sensitivität 0,88–0,91, Spezifität 0,87–0,88); ACE2 variabler (AUC 0,53–0,96). IgG-Konzentrationen stiegen mit Alter, plateau in frühem Erwachsenenalter; präzise Schätzungen für junge Altersgruppen wegen kleiner Stichproben begrenzt.</w:t>
+        <w:t>Impfwissen stieg erheblich von 6,77 auf 8,76 von 10 Punkten (dz=1,34, p&lt;0,001); 84,9% der Teilnehmer verbesserten ihre Punktzahl. Vaccine Hesitancy sank statistisch signifikant, aber praktisch unbedeutend um 0,90 Punkte (dz=-0,13, p=0,033), entsprechend nur 1,9% der Skalaspanne; 51,4% zeigten niedrigere, 36,3% höhere Werte nach Training.</w:t>
       </w:r>
     </w:p>
     <w:p>
@@ -235,7 +235,7 @@
         <w:rPr>
           <w:sz w:val="19"/>
         </w:rPr>
-        <w:t>USA-Kohorte; Serologie-Methodik auf Deutschland übertragbar, aber Bevölkerungsdaten kontextabhängig.</w:t>
+        <w:t>Türkei, ähnliche Herausforderungen bei Vaccine Hesitancy; Design ohne Kontrollgruppe begrenzt Kausalitätsaussagen.</w:t>
       </w:r>
     </w:p>
     <w:p>
@@ -244,7 +244,7 @@
           <w:color w:val="5A7D3A"/>
           <w:sz w:val="18"/>
         </w:rPr>
-        <w:t>https://pubmed.ncbi.nlm.nih.gov/42879418/</w:t>
+        <w:t>https://pubmed.ncbi.nlm.nih.gov/42893536/</w:t>
       </w:r>
     </w:p>
     <w:p>
@@ -252,7 +252,7 @@
         <w:pStyle w:val="Heading2"/>
       </w:pPr>
       <w:r>
-        <w:t>CAR-T-Persistenz vorhersagt Ansprechen auf Salvage-Bestrahlung bei lymphomrezidiv</w:t>
+        <w:t>RSV-Impfung in der Schwangerschaft: Laufendes Evidenz-Update geplant</w:t>
       </w:r>
     </w:p>
     <w:p>
@@ -262,12 +262,12 @@
           <w:color w:val="666666"/>
           <w:sz w:val="18"/>
         </w:rPr>
-        <w:t>Fan J et al.  ·  Acta Oncol  ·  17.09.2026  ·  PMID 42752612</w:t>
+        <w:t>Mazzoni A et al.  ·  JMIR Res Protoc  ·  15.10.2026  ·  PMID 42893392</w:t>
       </w:r>
     </w:p>
     <w:p>
       <w:r>
-        <w:t>Retrospektive Analyse von 13 DLBCL-Patienten (18 Läsionen), die nach CAR-T-Therapie rezidiviert und eine Salvage-Bestrahlung erhielten, mit CAR-Transgene-Verfolgung.</w:t>
+        <w:t>Protokoll für eine kontinuierlich aktualisierte systematische Übersicht und Metaanalyse zur Wirksamkeit, Effektivität und Immunogenität der RSV-PreF-Impfung bei schwangeren Frauen, mit Fokus auf postmarkt-Daten aus der Versorgung.</w:t>
       </w:r>
     </w:p>
     <w:p>
@@ -278,7 +278,7 @@
         <w:t xml:space="preserve">Ergebnis: </w:t>
       </w:r>
       <w:r>
-        <w:t>Lokales Ansprechrate 83 % (15/18 Läsionen). CAR-Transgene-Muster bei Rezidiv: erhöht (n=4), persistierend &gt;6 Monate (n=4), abnehmend (n=5). Lokales Ansprechrate 100 % bzw. 100 % vs. 57 %; 12-Monats-Kontrolle 83 %, 100 %, 14 %; 12-Monats-Gesamtüberleben 100 %, 100 %, 20 %. Toxizität Grad ≤2. Autoren betonen hypothesengenerierendes Design, Validierung in größeren Kohorten erforderlich.</w:t>
+        <w:t>Stand Januar 2026: 837 Publikationen gescreent, 105 (12,5%) im Volltext bewertet, 12 (1,4%) erfüllten Einschlusskriterien, 10 (1,2%) lieferten verwertbare Daten. Suche läuft bis mindestens April 2028 mit monatlichen Updates. Erste Effektivitätsschätzungen verfügbar voraussichtlich Juli 2026. Interaktives Dashboard für Echtzeit-Datenzugang geplant.</w:t>
       </w:r>
     </w:p>
     <w:p>
@@ -293,7 +293,7 @@
         <w:rPr>
           <w:sz w:val="19"/>
         </w:rPr>
-        <w:t>Deutsche Klinikdaten (Köln), vergleichbares Universitätssystem.</w:t>
+        <w:t>Internationale Zusammensetzung (Argentinien, USA, Tulane); Ergebnisse gelten für alle Länder mit RSV-Impfprogrammen.</w:t>
       </w:r>
     </w:p>
     <w:p>
@@ -302,7 +302,7 @@
           <w:color w:val="5A7D3A"/>
           <w:sz w:val="18"/>
         </w:rPr>
-        <w:t>https://pubmed.ncbi.nlm.nih.gov/42752612/</w:t>
+        <w:t>https://pubmed.ncbi.nlm.nih.gov/42893392/</w:t>
       </w:r>
     </w:p>
     <w:p>
@@ -310,7 +310,7 @@
         <w:pStyle w:val="Heading2"/>
       </w:pPr>
       <w:r>
-        <w:t>CD19-CAR-T-Therapie bei therapierefraktärer rheumatoider Arthritis: klinische Machbarkeit</w:t>
+        <w:t>Atemwegsimpfungen für Erwachsene: Kosten-Nutzen-Analyse mit 11:1 Rendite</w:t>
       </w:r>
     </w:p>
     <w:p>
@@ -320,12 +320,12 @@
           <w:color w:val="666666"/>
           <w:sz w:val="18"/>
         </w:rPr>
-        <w:t>Albach FN et al.  ·  Nat Med  ·  27.08.2026  ·  PMID 42661098</w:t>
+        <w:t>Napier M et al.  ·  Expert Rev Vaccines  ·  17.10.2026  ·  PMID 42892738</w:t>
       </w:r>
     </w:p>
     <w:p>
       <w:r>
-        <w:t>Phase-1-Studie zur Sicherheit und Wirksamkeit der autologen CD19-CAR-T-Zelltherapie (mivocabtagene autoleucel) bei 6 Patienten mit schwerer, therapieresistenter anti-CCP-positiver rheumatoider Arthritis.</w:t>
+        <w:t>Benefit-Cost-Analyse der Impfungen gegen Pneumokokken, RSV, Influenza und COVID-19 bei Erwachsenen in Australien über zehn Jahre aus gesamtgesellschaftlicher Perspektive.</w:t>
       </w:r>
     </w:p>
     <w:p>
@@ -336,7 +336,7 @@
         <w:t xml:space="preserve">Ergebnis: </w:t>
       </w:r>
       <w:r>
-        <w:t>Zytokerin-Freisetzungssyndrom (CRS) bei allen 6 Patienten, begrenzt auf Grad 1–2; kein ICANS oder schwere Nebenwirkungen außer einer Grad-3-Transaminase-Elevation (resolviert). Klinisch: Krankheitsaktivität bei allen Patienten verbessert (medianer DAS28-CRP-Rückgang 34 %), ACR-70-Response bei 3/6, Autoantikörper-Serokonversion bei 4–5/6. Arzneimittel-induzierte B-Zell-Depletion mit Persistenz.</w:t>
+        <w:t>Impfprogramme generierten einen Nutzen-Kosten-Verhältnis von 11,24:1 (mit Lebenswertwertschätzung) bzw. 5,69:1 (mit Lebensjahreswert), verhinderten 234.187 Hospitalisierungen und 13.890 Todesfälle, mit Nettonutzen von 64,97 Mrd. oder 29,76 Mrd. australischen Dollar.</w:t>
       </w:r>
     </w:p>
     <w:p>
@@ -351,7 +351,7 @@
         <w:rPr>
           <w:sz w:val="19"/>
         </w:rPr>
-        <w:t>Deutsches Zentrum-Setting (Charité Berlin), deutsche Patienten, Sozialversicherungssystem vergleichbar.</w:t>
+        <w:t>Australien, vergleichbares Sozialversicherungssystem; Methodik auf DACH übertragbar.</w:t>
       </w:r>
     </w:p>
     <w:p>
@@ -360,7 +360,7 @@
           <w:color w:val="5A7D3A"/>
           <w:sz w:val="18"/>
         </w:rPr>
-        <w:t>https://pubmed.ncbi.nlm.nih.gov/42661098/</w:t>
+        <w:t>https://pubmed.ncbi.nlm.nih.gov/42892738/</w:t>
       </w:r>
     </w:p>
     <w:p>
@@ -368,7 +368,7 @@
         <w:pStyle w:val="Heading2"/>
       </w:pPr>
       <w:r>
-        <w:t>HPV-L2-Vakzine: Schutzwirkung unter Alltagsbedingungen hängt von Prior-Exposition ab</w:t>
+        <w:t>Typhus-Impfschutz hängt von CD8+-T-Zell-Profilen ab, nicht nur von deren Menge</w:t>
       </w:r>
     </w:p>
     <w:p>
@@ -378,12 +378,12 @@
           <w:color w:val="666666"/>
           <w:sz w:val="18"/>
         </w:rPr>
-        <w:t>Alvarez J et al.  ·  J Virol  ·  22.09.2026  ·  PMID 42627231</w:t>
+        <w:t>Booth JS et al.  ·  Front Cell Infect Microbiol  ·  02.10.2026  ·  PMID 42890021</w:t>
       </w:r>
     </w:p>
     <w:p>
       <w:r>
-        <w:t>Phase-1-Studie bei 20 gesunden Probanden mit AAVLP-HPV-Vakzine (20 μg) zur Immunogenität und Schutzübertragung gegen multiple HPV-Genotypen.</w:t>
+        <w:t>Untersuchung von CD8+-T-Zell-Mustern bei 53 Probanden nach Ty21a-Impfung und kontrolierter Exposition gegenüber virulenten Typhi-Bakterien mittels hochdimensionaler Durchflusszytometrie.</w:t>
       </w:r>
     </w:p>
     <w:p>
@@ -394,7 +394,7 @@
         <w:t xml:space="preserve">Ergebnis: </w:t>
       </w:r>
       <w:r>
-        <w:t>AAVLP-HPV gut verträglich, induzierte modest L2-spezifische Antikörper, die in-vitro HPV16, HPV31, HPV5 neutralisierten. Nach passivem Serumtransfer in Mäuse: Schutz gegen HPV16, HPV31, HPV5, nicht HPV76. HPV-naive Probanden benötigten 3 Dosen für Schutz, vorher exponierte 2 Dosen mit höheren Titern. Prior-AAV2-Exposition verminderte L2-Neutralisations-Antikörper und Schutz deutlich (Original-Antigenic-Sin-Effekt).</w:t>
+        <w:t>Probanden ohne Typhuserkrankung (NoTD) zeigten distinct multifunktionale, schutzassoziierte CD8+-T-Zell-Programme, während erkrankte Probanden (TD) divergente, anfälligkeitsassoziierte Muster aufwiesen. NoTD-CD8+-T-Zellen waren angereichert mit CXCR3, IL-17A, TNFα und MIP1b; TD-Zellen zeigten CCR6- und α4β7-Bias. Schutz und Anfälligkeit verteilten sich über mehrere CD8+-T-Zell-Subtypen, nicht auf einzelne.</w:t>
       </w:r>
     </w:p>
     <w:p>
@@ -409,7 +409,7 @@
         <w:rPr>
           <w:sz w:val="19"/>
         </w:rPr>
-        <w:t>USA-Studie, Sicherheit transferierbar; Prior-Exposition-Effekte auch in Deutschland relevant.</w:t>
+        <w:t>UK/USA-Studie; Mechanismen gelten universell, Übertragbarkeit auf Impfqualitätskontrolle hoch.</w:t>
       </w:r>
     </w:p>
     <w:p>
@@ -418,7 +418,7 @@
           <w:color w:val="5A7D3A"/>
           <w:sz w:val="18"/>
         </w:rPr>
-        <w:t>https://pubmed.ncbi.nlm.nih.gov/42627231/</w:t>
+        <w:t>https://pubmed.ncbi.nlm.nih.gov/42890021/</w:t>
       </w:r>
     </w:p>
     <w:sectPr>

--- a/download/studien-aktuell.docx
+++ b/download/studien-aktuell.docx
@@ -62,7 +62,7 @@
           <w:color w:val="666666"/>
           <w:sz w:val="18"/>
         </w:rPr>
-        <w:t>Stand: 19.10.2026  |  6 Studien  |  impfen.m-vf.de</w:t>
+        <w:t>Stand: 20.10.2026  |  6 Studien  |  impfen.m-vf.de</w:t>
       </w:r>
     </w:p>
     <w:p>
@@ -70,7 +70,7 @@
         <w:pStyle w:val="Heading1"/>
       </w:pPr>
       <w:r>
-        <w:t>Aufgenommen am 19.10.2026</w:t>
+        <w:t>Aufgenommen am 20.10.2026</w:t>
       </w:r>
     </w:p>
     <w:p>
@@ -78,7 +78,7 @@
         <w:pStyle w:val="Heading2"/>
       </w:pPr>
       <w:r>
-        <w:t>Tetanus-Antikörper bei Tumorkindern nach Chemotherapie: Impfung erforderlich</w:t>
+        <w:t>Kosteneffektivität der RSV-mRNA-Impfung für Ältere in Italien</w:t>
       </w:r>
     </w:p>
     <w:p>
@@ -88,12 +88,12 @@
           <w:color w:val="666666"/>
           <w:sz w:val="18"/>
         </w:rPr>
-        <w:t>Xu YY et al.  ·  Zhonghua Yu Fang Yi Xue Za Zhi  ·  06.10.2026  ·  PMID 42893916</w:t>
+        <w:t>Dronova M et al.  ·  J Med Econ  ·  19.10.2026  ·  PMID 42895511</w:t>
       </w:r>
     </w:p>
     <w:p>
       <w:r>
-        <w:t>Vergleich der Tetanus-IgG-Antikörperspiegel bei 293 Kindern mit Blutkrebs vor und einen Monat nach Chemotherapie sowie in 293 altersgleichen gesunden Kontrollkindern aus Zhejiang, China.</w:t>
+        <w:t>Health-Technology-Assessment mit Entscheidungsmodell zur RSV-Impfung (mRNA-1345, Einzeldosis) gegenüber Nichtimpfung bei Italienern ≥60 Jahren mit chronischen Erkrankungen und allen ≥75-Jährigen über 5 Jahre.</w:t>
       </w:r>
     </w:p>
     <w:p>
@@ -104,7 +104,7 @@
         <w:t xml:space="preserve">Ergebnis: </w:t>
       </w:r>
       <w:r>
-        <w:t>Tetanus-IgG-Antikörper nach Chemotherapie sanken signifikant: Seropositiv-Rate von 84,64% (vor Therapie) auf 70,99% (nach Therapie, p&lt;0,001); geometrischer Mittelwert fiel von 1,22±0,17 auf 0,73±0,11 IU/ml (p&lt;0,001). Nach Chemotherapie lagen beide Parameter unter denen der gesunden Kontrollen (84,98% positiv; GMC 1,06±0,06 IU/ml). Schlussfolgerung: Impfung gegen Tetanus ist nach Chemotherapie notwendig.</w:t>
+        <w:t>RSV-Impfung hätte über 5 Jahre 19.800 Krankenhauseinweisungen, 6.000 Todesfälle und 212.000 Antibiotikaverordnungen verhindert. Inkrementelle Kosten: 1.143 Mio. €, Gesundheitsgewinn: 47.477 QALYs, ICER 24.078 €/QALY (unterhalb der Kostenschwelle von 33.000–40.000 €/QALY). Ergebnis robust in Sensitivitätsanalysen.</w:t>
       </w:r>
     </w:p>
     <w:p>
@@ -119,7 +119,7 @@
         <w:rPr>
           <w:sz w:val="19"/>
         </w:rPr>
-        <w:t>China, Pädiatrie-Kohorte; Befund zur Impfindikation bei immunsupprimierten Kindern universal übertragbar.</w:t>
+        <w:t>Italien, Sozialversicherungssystem, vergleichbar mit deutschem System.</w:t>
       </w:r>
     </w:p>
     <w:p>
@@ -128,7 +128,7 @@
           <w:color w:val="5A7D3A"/>
           <w:sz w:val="18"/>
         </w:rPr>
-        <w:t>https://pubmed.ncbi.nlm.nih.gov/42893916/</w:t>
+        <w:t>https://pubmed.ncbi.nlm.nih.gov/42895511/</w:t>
       </w:r>
     </w:p>
     <w:p>
@@ -136,7 +136,7 @@
         <w:pStyle w:val="Heading2"/>
       </w:pPr>
       <w:r>
-        <w:t>RSV-Impfung in Schwangerschaft: Impfquote in Sydney stieg von 4 auf 70–74 Prozent in acht Monaten</w:t>
+        <w:t>CAR-T-Kinetik und Tumormerkmale sagen Therapieerfolg bei B-Zell-Lymphomen voraus</w:t>
       </w:r>
     </w:p>
     <w:p>
@@ -146,12 +146,12 @@
           <w:color w:val="666666"/>
           <w:sz w:val="18"/>
         </w:rPr>
-        <w:t>Townshend I et al.  ·  Public Health Res Pract  ·  10.12.2026  ·  PMID 42893694</w:t>
+        <w:t>Schadt J et al.  ·  Front Immunol  ·  02.10.2026  ·  PMID 42890243</w:t>
       </w:r>
     </w:p>
     <w:p>
       <w:r>
-        <w:t>Beschreibung der Implementierung der RSV-Impfung für Schwangere und des monoklonalen Antikörpers Nirsevimab für Neugeborene in zwei Krankenhäusern der Sydney Local Health District mit Tracking der Impfquoten und dokumentierten Lektionen.</w:t>
+        <w:t>Prospektive Studie mit 92 B-Zell-Patienten unter CAR-T-Therapie in Dresden; mechanistisches Modell der CAR-T- und Tumor-Interaktion zur Vorhersage von Rückfällen.</w:t>
       </w:r>
     </w:p>
     <w:p>
@@ -162,7 +162,7 @@
         <w:t xml:space="preserve">Ergebnis: </w:t>
       </w:r>
       <w:r>
-        <w:t>RSV-Impfquote bei gebärenden Frauen stieg von 4% im Februar 2025 auf 70–74% von Juni bis September 2025. Mit steigender Impfquote bei Müttern sank die Zahl der Neugeborenen, die Nirsevimab benötigten. Von anspruchsberechtigten Neugeborenen lehnten 36% Nirsevimab ab; Ablehnungsgründe wurden nicht dokumentiert. Kritische Erfolgsfaktoren: multidisziplinäre Führung, Nutzung bestehender Schulungsstrukturen und Integration in Dokumentationsabläufe.</w:t>
+        <w:t>Vier Phasen der CAR-T-Kinetik identifiziert (Verteilung, Expansion, Kontraktion, Persistenz). Schwache Expansion oder tiefe Kontraktion sind Rückfallzeichen. Das Modell erklärt individuelle Kinetik, scheitert aber bei Outcome-Prognose mit einheitlichen Tumorparametern. Gleiche CAR-T-Dynamik kann aus unterschiedlichen Tumorfaktoren resultieren; Blutmarker wie LDH oder Ann-Arbor-Score helfen nicht zur Risikostratifizierung.</w:t>
       </w:r>
     </w:p>
     <w:p>
@@ -177,7 +177,7 @@
         <w:rPr>
           <w:sz w:val="19"/>
         </w:rPr>
-        <w:t>Australien, direkter Transfer auf föderale Rollout-Strukturen begrenzt; Implementierungslektionen für europäische Systeme relevant.</w:t>
+        <w:t>Deutschland, einzelne Universitätsklinik, begrenzte Übertragbarkeit auf Routineversorgung.</w:t>
       </w:r>
     </w:p>
     <w:p>
@@ -186,7 +186,7 @@
           <w:color w:val="5A7D3A"/>
           <w:sz w:val="18"/>
         </w:rPr>
-        <w:t>https://pubmed.ncbi.nlm.nih.gov/42893694/</w:t>
+        <w:t>https://pubmed.ncbi.nlm.nih.gov/42890243/</w:t>
       </w:r>
     </w:p>
     <w:p>
@@ -194,7 +194,7 @@
         <w:pStyle w:val="Heading2"/>
       </w:pPr>
       <w:r>
-        <w:t>Impfschulung für Gesundheitshelfer erhöht Wissen, nicht Impfbereitschaft</w:t>
+        <w:t>RSV-Impfeffektivität bei älteren Erwachsenen mit Immunsuppression: Dänische Praxisstudie</w:t>
       </w:r>
     </w:p>
     <w:p>
@@ -204,12 +204,12 @@
           <w:color w:val="666666"/>
           <w:sz w:val="18"/>
         </w:rPr>
-        <w:t>Bostan YE  ·  J Eval Clin Pract  ·  Okt. 2026  ·  PMID 42893536</w:t>
+        <w:t>Reimer Jensen AM et al.  ·  Lancet Healthy Longev  ·  06.10.2026  ·  PMID 42838078</w:t>
       </w:r>
     </w:p>
     <w:p>
       <w:r>
-        <w:t>Evaluierung eines vierstündigen Impfschulungsprogramms für 272 türkische Gesundheitshelfer mit Messung von Impfwissen und Vaccine Hesitancy vor und nach dem Training.</w:t>
+        <w:t>Pragmatische randomisierte Studie in Dänemark (November-Dezember 2024) zur Wirksamkeit einer RSV-Prefusion-F-Impfung bei Erwachsenen ≥60 Jahren mit und ohne Immunsuppression.</w:t>
       </w:r>
     </w:p>
     <w:p>
@@ -220,7 +220,7 @@
         <w:t xml:space="preserve">Ergebnis: </w:t>
       </w:r>
       <w:r>
-        <w:t>Impfwissen stieg erheblich von 6,77 auf 8,76 von 10 Punkten (dz=1,34, p&lt;0,001); 84,9% der Teilnehmer verbesserten ihre Punktzahl. Vaccine Hesitancy sank statistisch signifikant, aber praktisch unbedeutend um 0,90 Punkte (dz=-0,13, p=0,033), entsprechend nur 1,9% der Skalaspanne; 51,4% zeigten niedrigere, 36,3% höhere Werte nach Training.</w:t>
+        <w:t>Bei 131.276 Teilnehmern zeigte sich insgesamt eine Impfeffektivität von 83,3% (95%-KI 42,9–96,9) gegen RSV-bedingte Krankenhauseinweisungen. Bei Immunsupprimierten (n=5.199) lag die Effektivität bei 60,5% (95%-KI -141,4–96,2), bei nicht Immunsupprimierten bei 92,3% (95%-KI 48,7–99,8); kein signifikanter Unterschied zwischen Gruppen (p=0,22). Immunsupprimierte hatten neunfach höhere Erkrankungsrate ohne Impfung (4,68 vs. 0,50 pro 1000 Personenjahre).</w:t>
       </w:r>
     </w:p>
     <w:p>
@@ -235,7 +235,7 @@
         <w:rPr>
           <w:sz w:val="19"/>
         </w:rPr>
-        <w:t>Türkei, ähnliche Herausforderungen bei Vaccine Hesitancy; Design ohne Kontrollgruppe begrenzt Kausalitätsaussagen.</w:t>
+        <w:t>Skandinavien, nationale Registerdaten, vergleichbare Struktur zu deutschen Krankenhauserfassungen.</w:t>
       </w:r>
     </w:p>
     <w:p>
@@ -244,7 +244,7 @@
           <w:color w:val="5A7D3A"/>
           <w:sz w:val="18"/>
         </w:rPr>
-        <w:t>https://pubmed.ncbi.nlm.nih.gov/42893536/</w:t>
+        <w:t>https://pubmed.ncbi.nlm.nih.gov/42838078/</w:t>
       </w:r>
     </w:p>
     <w:p>
@@ -252,7 +252,7 @@
         <w:pStyle w:val="Heading2"/>
       </w:pPr>
       <w:r>
-        <w:t>RSV-Impfung in der Schwangerschaft: Laufendes Evidenz-Update geplant</w:t>
+        <w:t>CAR-T vs. autologe Stammzelltransplantation bei Lymphom: deutsche Kostenstudie</w:t>
       </w:r>
     </w:p>
     <w:p>
@@ -262,12 +262,12 @@
           <w:color w:val="666666"/>
           <w:sz w:val="18"/>
         </w:rPr>
-        <w:t>Mazzoni A et al.  ·  JMIR Res Protoc  ·  15.10.2026  ·  PMID 42893392</w:t>
+        <w:t>Froitzheim AC et al.  ·  J Cancer Res Clin Oncol  ·  30.09.2026  ·  PMID 42823558</w:t>
       </w:r>
     </w:p>
     <w:p>
       <w:r>
-        <w:t>Protokoll für eine kontinuierlich aktualisierte systematische Übersicht und Metaanalyse zur Wirksamkeit, Effektivität und Immunogenität der RSV-PreF-Impfung bei schwangeren Frauen, mit Fokus auf postmarkt-Daten aus der Versorgung.</w:t>
+        <w:t>Zweistufige Analyse deutscher Krankenversicherungsdaten (2020–2023) und stationärer Aufnahmen zu Kosten und Nutzung von CAR-T vs. autologe Stammzelltransplantation bei DLBCL.</w:t>
       </w:r>
     </w:p>
     <w:p>
@@ -278,7 +278,7 @@
         <w:t xml:space="preserve">Ergebnis: </w:t>
       </w:r>
       <w:r>
-        <w:t>Stand Januar 2026: 837 Publikationen gescreent, 105 (12,5%) im Volltext bewertet, 12 (1,4%) erfüllten Einschlusskriterien, 10 (1,2%) lieferten verwertbare Daten. Suche läuft bis mindestens April 2028 mit monatlichen Updates. Erste Effektivitätsschätzungen verfügbar voraussichtlich Juli 2026. Interaktives Dashboard für Echtzeit-Datenzugang geplant.</w:t>
+        <w:t>12 CAR-T vs. 59 autoSCT: Initiale Regime-Kosten 61.703 € (CAR-T) vs. 55.802 € (autoSCT); Folgekosten 44.832 € vs. 69.453 €. Stationär: durchschnittliche Verweildauer vergleichbar (27,3 vs. 27,8 Tage), CAR-T günstiger (13.991 € vs. 29.432 €). Unerwünschte Ereignisse: B-Zell-Aplasie/Neutropenie häufiger bei CAR-T (77% vs. 64%).</w:t>
       </w:r>
     </w:p>
     <w:p>
@@ -293,7 +293,7 @@
         <w:rPr>
           <w:sz w:val="19"/>
         </w:rPr>
-        <w:t>Internationale Zusammensetzung (Argentinien, USA, Tulane); Ergebnisse gelten für alle Länder mit RSV-Impfprogrammen.</w:t>
+        <w:t>Deutschland, Abrechnungsdaten Krankenkassen und DRG-Statistik, vollständig übertragbar.</w:t>
       </w:r>
     </w:p>
     <w:p>
@@ -302,7 +302,7 @@
           <w:color w:val="5A7D3A"/>
           <w:sz w:val="18"/>
         </w:rPr>
-        <w:t>https://pubmed.ncbi.nlm.nih.gov/42893392/</w:t>
+        <w:t>https://pubmed.ncbi.nlm.nih.gov/42823558/</w:t>
       </w:r>
     </w:p>
     <w:p>
@@ -310,7 +310,7 @@
         <w:pStyle w:val="Heading2"/>
       </w:pPr>
       <w:r>
-        <w:t>Atemwegsimpfungen für Erwachsene: Kosten-Nutzen-Analyse mit 11:1 Rendite</w:t>
+        <w:t>Deutsche Rheumatologen bewerten CAR-T und T-cell engager kritisch</w:t>
       </w:r>
     </w:p>
     <w:p>
@@ -320,12 +320,12 @@
           <w:color w:val="666666"/>
           <w:sz w:val="18"/>
         </w:rPr>
-        <w:t>Napier M et al.  ·  Expert Rev Vaccines  ·  17.10.2026  ·  PMID 42892738</w:t>
+        <w:t>Meinecke A et al.  ·  Rheumatol Int  ·  26.09.2026  ·  PMID 42799770</w:t>
       </w:r>
     </w:p>
     <w:p>
       <w:r>
-        <w:t>Benefit-Cost-Analyse der Impfungen gegen Pneumokokken, RSV, Influenza und COVID-19 bei Erwachsenen in Australien über zehn Jahre aus gesamtgesellschaftlicher Perspektive.</w:t>
+        <w:t>Web-basierte Befragung von 98 deutschen Rheumatologen (Median 43 Jahre, 46,3% universitär tätig) zu Wissen, Haltung und Barrieren gegenüber T-Zell-umgerichteten Therapien (TCRTs).</w:t>
       </w:r>
     </w:p>
     <w:p>
@@ -336,7 +336,7 @@
         <w:t xml:space="preserve">Ergebnis: </w:t>
       </w:r>
       <w:r>
-        <w:t>Impfprogramme generierten einen Nutzen-Kosten-Verhältnis von 11,24:1 (mit Lebenswertwertschätzung) bzw. 5,69:1 (mit Lebensjahreswert), verhinderten 234.187 Hospitalisierungen und 13.890 Todesfälle, mit Nettonutzen von 64,97 Mrd. oder 29,76 Mrd. australischen Dollar.</w:t>
+        <w:t>94,8% verweisen gerne an spezialisierte Zentren, halten aber nur 5% ihrer Patienten für geeignet (schwere, therapierefraktäre Bindegewebserkrankungen). Hauptbarrieren: hohe Kosten (82%), begrenzte klinische Erfahrung (65,5%), Anwendbarkeit auf wenige Patienten (35,4%). Sicherheitswissen gut, Selbsteinschätzung des TCRT-Wissens aber nur Median 4,86/10 Punkte.</w:t>
       </w:r>
     </w:p>
     <w:p>
@@ -351,7 +351,7 @@
         <w:rPr>
           <w:sz w:val="19"/>
         </w:rPr>
-        <w:t>Australien, vergleichbares Sozialversicherungssystem; Methodik auf DACH übertragbar.</w:t>
+        <w:t>Deutschland, nationale Fachgesellschaft, direkt repräsentativ für deutsche Rheumatologie.</w:t>
       </w:r>
     </w:p>
     <w:p>
@@ -360,7 +360,7 @@
           <w:color w:val="5A7D3A"/>
           <w:sz w:val="18"/>
         </w:rPr>
-        <w:t>https://pubmed.ncbi.nlm.nih.gov/42892738/</w:t>
+        <w:t>https://pubmed.ncbi.nlm.nih.gov/42799770/</w:t>
       </w:r>
     </w:p>
     <w:p>
@@ -368,7 +368,7 @@
         <w:pStyle w:val="Heading2"/>
       </w:pPr>
       <w:r>
-        <w:t>Typhus-Impfschutz hängt von CD8+-T-Zell-Profilen ab, nicht nur von deren Menge</w:t>
+        <w:t>Basale B-Zellzahl und IL-6 sagen Zytokinfreisetzungssyndrom nach CAR-T voraus</w:t>
       </w:r>
     </w:p>
     <w:p>
@@ -378,12 +378,12 @@
           <w:color w:val="666666"/>
           <w:sz w:val="18"/>
         </w:rPr>
-        <w:t>Booth JS et al.  ·  Front Cell Infect Microbiol  ·  02.10.2026  ·  PMID 42890021</w:t>
+        <w:t>Chan SCW et al.  ·  Lancet Rheumatol  ·  25.09.2026  ·  PMID 42790438</w:t>
       </w:r>
     </w:p>
     <w:p>
       <w:r>
-        <w:t>Untersuchung von CD8+-T-Zell-Mustern bei 53 Probanden nach Ty21a-Impfung und kontrolierter Exposition gegenüber virulenten Typhi-Bakterien mittels hochdimensionaler Durchflusszytometrie.</w:t>
+        <w:t>Retrospektive Kohortenstudie an 6 deutschen und 1 chinesischen Zentrum mit 108 Autoimmunpatienten unter autologer CAR-T-Therapie (CD19-Zielzellen); Identifikation von Biomarkern für Cytokine-Release-Syndrome (CRS).</w:t>
       </w:r>
     </w:p>
     <w:p>
@@ -394,7 +394,7 @@
         <w:t xml:space="preserve">Ergebnis: </w:t>
       </w:r>
       <w:r>
-        <w:t>Probanden ohne Typhuserkrankung (NoTD) zeigten distinct multifunktionale, schutzassoziierte CD8+-T-Zell-Programme, während erkrankte Probanden (TD) divergente, anfälligkeitsassoziierte Muster aufwiesen. NoTD-CD8+-T-Zellen waren angereichert mit CXCR3, IL-17A, TNFα und MIP1b; TD-Zellen zeigten CCR6- und α4β7-Bias. Schutz und Anfälligkeit verteilten sich über mehrere CD8+-T-Zell-Subtypen, nicht auf einzelne.</w:t>
+        <w:t>80% (86/108) entwickelten CRS (66% Grad 1, 13% Grad 2, 1% Grad 3). CRS-Patienten hatten signifikant höhere Ausgangs-B-Zellzahlen (43 vs. 6 Zellen/μL, p=0,0002), IL-6 (10 vs. 3 pg/ml, p=0,0003) und CRP (5 vs. 3 mg/L, p=0,042). Multivariates Modell: B-Zellzahl (OR 1,31, 95%-KI 1,06–1,67, p=0,012) und IL-6 (OR 2,28, 95%-KI 1,30–4,65, p=0,0001) prädiktorisch.</w:t>
       </w:r>
     </w:p>
     <w:p>
@@ -409,7 +409,7 @@
         <w:rPr>
           <w:sz w:val="19"/>
         </w:rPr>
-        <w:t>UK/USA-Studie; Mechanismen gelten universell, Übertragbarkeit auf Impfqualitätskontrolle hoch.</w:t>
+        <w:t>Deutschland, Multizenterstudie, direkt übertragbar auf deutsche CAR-T-Praxis.</w:t>
       </w:r>
     </w:p>
     <w:p>
@@ -418,7 +418,7 @@
           <w:color w:val="5A7D3A"/>
           <w:sz w:val="18"/>
         </w:rPr>
-        <w:t>https://pubmed.ncbi.nlm.nih.gov/42890021/</w:t>
+        <w:t>https://pubmed.ncbi.nlm.nih.gov/42790438/</w:t>
       </w:r>
     </w:p>
     <w:sectPr>

--- a/download/studien-aktuell.docx
+++ b/download/studien-aktuell.docx
@@ -62,7 +62,7 @@
           <w:color w:val="666666"/>
           <w:sz w:val="18"/>
         </w:rPr>
-        <w:t>Stand: 20.10.2026  |  6 Studien  |  impfen.m-vf.de</w:t>
+        <w:t>Stand: 21.10.2026  |  7 Studien  |  impfen.m-vf.de</w:t>
       </w:r>
     </w:p>
     <w:p>
@@ -70,7 +70,7 @@
         <w:pStyle w:val="Heading1"/>
       </w:pPr>
       <w:r>
-        <w:t>Aufgenommen am 20.10.2026</w:t>
+        <w:t>Aufgenommen am 21.10.2026</w:t>
       </w:r>
     </w:p>
     <w:p>
@@ -78,7 +78,7 @@
         <w:pStyle w:val="Heading2"/>
       </w:pPr>
       <w:r>
-        <w:t>Kosteneffektivität der RSV-mRNA-Impfung für Ältere in Italien</w:t>
+        <w:t>Einführung der Einfachdosis-HPV-Impfung in Kanada</w:t>
       </w:r>
     </w:p>
     <w:p>
@@ -88,12 +88,12 @@
           <w:color w:val="666666"/>
           <w:sz w:val="18"/>
         </w:rPr>
-        <w:t>Dronova M et al.  ·  J Med Econ  ·  19.10.2026  ·  PMID 42895511</w:t>
+        <w:t>Leggatt M et al.  ·  Hum Vaccin Immunother  ·  20.10.2026  ·  PMID 42899377</w:t>
       </w:r>
     </w:p>
     <w:p>
       <w:r>
-        <w:t>Health-Technology-Assessment mit Entscheidungsmodell zur RSV-Impfung (mRNA-1345, Einzeldosis) gegenüber Nichtimpfung bei Italienern ≥60 Jahren mit chronischen Erkrankungen und allen ≥75-Jährigen über 5 Jahre.</w:t>
+        <w:t>Analyse von Implementierungshürden und -chancen beim Übergang zu Einfachdosis-HPV-Impfschema für Jugendliche in kanadischen Provinzen.</w:t>
       </w:r>
     </w:p>
     <w:p>
@@ -104,7 +104,7 @@
         <w:t xml:space="preserve">Ergebnis: </w:t>
       </w:r>
       <w:r>
-        <w:t>RSV-Impfung hätte über 5 Jahre 19.800 Krankenhauseinweisungen, 6.000 Todesfälle und 212.000 Antibiotikaverordnungen verhindert. Inkrementelle Kosten: 1.143 Mio. €, Gesundheitsgewinn: 47.477 QALYs, ICER 24.078 €/QALY (unterhalb der Kostenschwelle von 33.000–40.000 €/QALY). Ergebnis robust in Sensitivitätsanalysen.</w:t>
+        <w:t>Schlüsselfaktoren für Erfolg: transparente Kommunikation zur Begründung der Schemaänderung, ausreichende Vorbereitung von Fachleuten und Impfpersonal, Elterninformation sowie robuste Catch-up-Programme und gezielte Aufsuchung für Risikogruppen. Ohne diese Maßnahmen droht Vertrauensverlust und ungleiche Impfquoten.</w:t>
       </w:r>
     </w:p>
     <w:p>
@@ -119,7 +119,7 @@
         <w:rPr>
           <w:sz w:val="19"/>
         </w:rPr>
-        <w:t>Italien, Sozialversicherungssystem, vergleichbar mit deutschem System.</w:t>
+        <w:t>Kanada, vergleichbares öffentliches Impfwesen; Schemaänderungen gelten europaweit.</w:t>
       </w:r>
     </w:p>
     <w:p>
@@ -128,7 +128,7 @@
           <w:color w:val="5A7D3A"/>
           <w:sz w:val="18"/>
         </w:rPr>
-        <w:t>https://pubmed.ncbi.nlm.nih.gov/42895511/</w:t>
+        <w:t>https://pubmed.ncbi.nlm.nih.gov/42899377/</w:t>
       </w:r>
     </w:p>
     <w:p>
@@ -136,7 +136,7 @@
         <w:pStyle w:val="Heading2"/>
       </w:pPr>
       <w:r>
-        <w:t>CAR-T-Kinetik und Tumormerkmale sagen Therapieerfolg bei B-Zell-Lymphomen voraus</w:t>
+        <w:t>Politische Polarisierung senkt Impfquoten bei Kindern in US-Bundesstaaten</w:t>
       </w:r>
     </w:p>
     <w:p>
@@ -146,12 +146,12 @@
           <w:color w:val="666666"/>
           <w:sz w:val="18"/>
         </w:rPr>
-        <w:t>Schadt J et al.  ·  Front Immunol  ·  02.10.2026  ·  PMID 42890243</w:t>
+        <w:t>Lin W et al.  ·  BMC Public Health  ·  23.07.2026  ·  PMID 42897547</w:t>
       </w:r>
     </w:p>
     <w:p>
       <w:r>
-        <w:t>Prospektive Studie mit 92 B-Zell-Patienten unter CAR-T-Therapie in Dresden; mechanistisches Modell der CAR-T- und Tumor-Interaktion zur Vorhersage von Rückfällen.</w:t>
+        <w:t>Querschnittsökologie mit Bundesstaaten-Paneldaten 2014–2024: Zusammenhang zwischen republikanischem Wählerstimmenanteil und Masernimpfquoten nach Kontrolle für Bildung und Einkommen.</w:t>
       </w:r>
     </w:p>
     <w:p>
@@ -162,7 +162,7 @@
         <w:t xml:space="preserve">Ergebnis: </w:t>
       </w:r>
       <w:r>
-        <w:t>Vier Phasen der CAR-T-Kinetik identifiziert (Verteilung, Expansion, Kontraktion, Persistenz). Schwache Expansion oder tiefe Kontraktion sind Rückfallzeichen. Das Modell erklärt individuelle Kinetik, scheitert aber bei Outcome-Prognose mit einheitlichen Tumorparametern. Gleiche CAR-T-Dynamik kann aus unterschiedlichen Tumorfaktoren resultieren; Blutmarker wie LDH oder Ann-Arbor-Score helfen nicht zur Risikostratifizierung.</w:t>
+        <w:t>Bundesstaaten mit höherem republikanischem Wahlanteil hatten niedrigere MMR-Quoten (−10,9%-Punkte pro 10%-Punkte Anstieg, 95%-KI −16,69 bis −5,10; p&lt;0,001). Persistenzanalyse mit Bundesstaaten konstanter Wahlausrichtung über vier Wahlen verstärkte den Befund (b=−14,30, p&lt;0,001). Effekt verstärkte sich zeitlich nicht; Bildungsschicht und Politik interagierten nicht.</w:t>
       </w:r>
     </w:p>
     <w:p>
@@ -177,7 +177,7 @@
         <w:rPr>
           <w:sz w:val="19"/>
         </w:rPr>
-        <w:t>Deutschland, einzelne Universitätsklinik, begrenzte Übertragbarkeit auf Routineversorgung.</w:t>
+        <w:t>USA mit anderer Systemfinanzierung; Befund zur politischen Polarisierung als Impfquoten-Prediktor dennoch übertragbar.</w:t>
       </w:r>
     </w:p>
     <w:p>
@@ -186,7 +186,7 @@
           <w:color w:val="5A7D3A"/>
           <w:sz w:val="18"/>
         </w:rPr>
-        <w:t>https://pubmed.ncbi.nlm.nih.gov/42890243/</w:t>
+        <w:t>https://pubmed.ncbi.nlm.nih.gov/42897547/</w:t>
       </w:r>
     </w:p>
     <w:p>
@@ -194,7 +194,7 @@
         <w:pStyle w:val="Heading2"/>
       </w:pPr>
       <w:r>
-        <w:t>RSV-Impfeffektivität bei älteren Erwachsenen mit Immunsuppression: Dänische Praxisstudie</w:t>
+        <w:t>Absichts-Umsetzungs-Lücke bei HPV-Impfung in türkischer Frauenklinik</w:t>
       </w:r>
     </w:p>
     <w:p>
@@ -204,12 +204,12 @@
           <w:color w:val="666666"/>
           <w:sz w:val="18"/>
         </w:rPr>
-        <w:t>Reimer Jensen AM et al.  ·  Lancet Healthy Longev  ·  06.10.2026  ·  PMID 42838078</w:t>
+        <w:t>Öncü E et al.  ·  BMC Public Health  ·  24.07.2026  ·  PMID 42897523</w:t>
       </w:r>
     </w:p>
     <w:p>
       <w:r>
-        <w:t>Pragmatische randomisierte Studie in Dänemark (November-Dezember 2024) zur Wirksamkeit einer RSV-Prefusion-F-Impfung bei Erwachsenen ≥60 Jahren mit und ohne Immunsuppression.</w:t>
+        <w:t>Querschnittstudie an 305 Frauen (Mittel 38 Jahre) in einer Gynäkologieklinik Istanbul: Erfassung von HPV-Wissen, Einstellungen, Absicht zu impfen und tatsächliche Inanspruchnahme.</w:t>
       </w:r>
     </w:p>
     <w:p>
@@ -220,7 +220,7 @@
         <w:t xml:space="preserve">Ergebnis: </w:t>
       </w:r>
       <w:r>
-        <w:t>Bei 131.276 Teilnehmern zeigte sich insgesamt eine Impfeffektivität von 83,3% (95%-KI 42,9–96,9) gegen RSV-bedingte Krankenhauseinweisungen. Bei Immunsupprimierten (n=5.199) lag die Effektivität bei 60,5% (95%-KI -141,4–96,2), bei nicht Immunsupprimierten bei 92,3% (95%-KI 48,7–99,8); kein signifikanter Unterschied zwischen Gruppen (p=0,22). Immunsupprimierte hatten neunfach höhere Erkrankungsrate ohne Impfung (4,68 vs. 0,50 pro 1000 Personenjahre).</w:t>
+        <w:t>Wissens-Score 7,25±1,65 (0–10); 36,7% wussten nicht, dass Männer HPV-Träger sind; 86,6% erklärten Impfbereitschaft, aber nur 38,7% waren geimpft (Lücke: 47,9%-Punkte). Kostbarrier bei 71,0% der Ungeimpften; Fachleute für Gesundheit wiesen 2,01× höhere Quote (p=0,030). Bildung und Wissensstand waren nicht assoziiert mit tatsächlicher Inanspruchnahme.</w:t>
       </w:r>
     </w:p>
     <w:p>
@@ -235,7 +235,7 @@
         <w:rPr>
           <w:sz w:val="19"/>
         </w:rPr>
-        <w:t>Skandinavien, nationale Registerdaten, vergleichbare Struktur zu deutschen Krankenhauserfassungen.</w:t>
+        <w:t>Türkei, mittlere Übertragbarkeit; Kernbefund (Absichts-Umset-zungs-Lücke durch Kostenbarriere) für Deutschland relevant.</w:t>
       </w:r>
     </w:p>
     <w:p>
@@ -244,7 +244,7 @@
           <w:color w:val="5A7D3A"/>
           <w:sz w:val="18"/>
         </w:rPr>
-        <w:t>https://pubmed.ncbi.nlm.nih.gov/42838078/</w:t>
+        <w:t>https://pubmed.ncbi.nlm.nih.gov/42897523/</w:t>
       </w:r>
     </w:p>
     <w:p>
@@ -252,7 +252,7 @@
         <w:pStyle w:val="Heading2"/>
       </w:pPr>
       <w:r>
-        <w:t>CAR-T vs. autologe Stammzelltransplantation bei Lymphom: deutsche Kostenstudie</w:t>
+        <w:t>Multi-Omics zeigt plattformspezifische Immunsignaturen nach COVID-19-Impfung</w:t>
       </w:r>
     </w:p>
     <w:p>
@@ -262,12 +262,12 @@
           <w:color w:val="666666"/>
           <w:sz w:val="18"/>
         </w:rPr>
-        <w:t>Froitzheim AC et al.  ·  J Cancer Res Clin Oncol  ·  30.09.2026  ·  PMID 42823558</w:t>
+        <w:t>Klein AH et al.  ·  Front Immunol  ·  02.10.2026  ·  PMID 42890872</w:t>
       </w:r>
     </w:p>
     <w:p>
       <w:r>
-        <w:t>Zweistufige Analyse deutscher Krankenversicherungsdaten (2020–2023) und stationärer Aufnahmen zu Kosten und Nutzung von CAR-T vs. autologe Stammzelltransplantation bei DLBCL.</w:t>
+        <w:t>Integrierte Plasma-Proteomic, Lipidomic und Metabolomic bei 53 SARS-CoV-2-naiven Erwachsenen nach Impfung mit Pfizer, Moderna oder AstraZeneca; Analyse über mehrere Zeitpunkte mit DIABLO-Integration.</w:t>
       </w:r>
     </w:p>
     <w:p>
@@ -278,7 +278,7 @@
         <w:t xml:space="preserve">Ergebnis: </w:t>
       </w:r>
       <w:r>
-        <w:t>12 CAR-T vs. 59 autoSCT: Initiale Regime-Kosten 61.703 € (CAR-T) vs. 55.802 € (autoSCT); Folgekosten 44.832 € vs. 69.453 €. Stationär: durchschnittliche Verweildauer vergleichbar (27,3 vs. 27,8 Tage), CAR-T günstiger (13.991 € vs. 29.432 €). Unerwünschte Ereignisse: B-Zell-Aplasie/Neutropenie häufiger bei CAR-T (77% vs. 64%).</w:t>
+        <w:t>Pfizer assoziiert mit breitem Anstieg Immunglobulin/Komplement-Proteine, Lipidabnahme und bidirektionalen Metabolit-Änderungen. Moderna: Lipidanstieg, minimale Proteomic-Änderungen. AstraZeneca: subtilere, aber kohärente cross-omics-Verschiebungen (nur bei integrativem Modellieren sichtbar). Pfizer und Moderna teilten Metabolit-Konkordanz (Aminosäuren, TCA-Zyklus) bei divergenten Lipidomics. Plattformspezifische Unterschiede zeigen: Multi-Omics-Integration ist aussagekräftiger als einzelne Analysen.</w:t>
       </w:r>
     </w:p>
     <w:p>
@@ -293,7 +293,7 @@
         <w:rPr>
           <w:sz w:val="19"/>
         </w:rPr>
-        <w:t>Deutschland, Abrechnungsdaten Krankenkassen und DRG-Statistik, vollständig übertragbar.</w:t>
+        <w:t>Australien; Befund zur Plattformvergleichbarkeit für europäische Impfplanung relevant.</w:t>
       </w:r>
     </w:p>
     <w:p>
@@ -302,7 +302,7 @@
           <w:color w:val="5A7D3A"/>
           <w:sz w:val="18"/>
         </w:rPr>
-        <w:t>https://pubmed.ncbi.nlm.nih.gov/42823558/</w:t>
+        <w:t>https://pubmed.ncbi.nlm.nih.gov/42890872/</w:t>
       </w:r>
     </w:p>
     <w:p>
@@ -310,7 +310,7 @@
         <w:pStyle w:val="Heading2"/>
       </w:pPr>
       <w:r>
-        <w:t>Deutsche Rheumatologen bewerten CAR-T und T-cell engager kritisch</w:t>
+        <w:t>Impfparadoxon Ebolavakzin: Erfolg schafft Erwartungen, die künftige Ausbrüche nicht erfüllen</w:t>
       </w:r>
     </w:p>
     <w:p>
@@ -320,12 +320,12 @@
           <w:color w:val="666666"/>
           <w:sz w:val="18"/>
         </w:rPr>
-        <w:t>Meinecke A et al.  ·  Rheumatol Int  ·  26.09.2026  ·  PMID 42799770</w:t>
+        <w:t>Ugwu OP et al.  ·  Front Public Health  ·  02.10.2026  ·  PMID 42890191</w:t>
       </w:r>
     </w:p>
     <w:p>
       <w:r>
-        <w:t>Web-basierte Befragung von 98 deutschen Rheumatologen (Median 43 Jahre, 46,3% universitär tätig) zu Wissen, Haltung und Barrieren gegenüber T-Zell-umgerichteten Therapien (TCRTs).</w:t>
+        <w:t>Perspektive auf East African Public Health: Analyse, wie Erfolg mit Zaire-ebolavirus-Impfstoff zu Erwartungshaltung auf artspezifische Vakzine auch gegen Sudan- und Bundibugyo-Virus führte, was bei deren Fehlen zu Vertrauensverlust droht.</w:t>
       </w:r>
     </w:p>
     <w:p>
@@ -336,7 +336,7 @@
         <w:t xml:space="preserve">Ergebnis: </w:t>
       </w:r>
       <w:r>
-        <w:t>94,8% verweisen gerne an spezialisierte Zentren, halten aber nur 5% ihrer Patienten für geeignet (schwere, therapierefraktäre Bindegewebserkrankungen). Hauptbarrieren: hohe Kosten (82%), begrenzte klinische Erfahrung (65,5%), Anwendbarkeit auf wenige Patienten (35,4%). Sicherheitswissen gut, Selbsteinschätzung des TCRT-Wissens aber nur Median 4,86/10 Punkte.</w:t>
+        <w:t>Zentral ist die Vaccine Expectation Gap zwischen verfügbaren (artspezifisch limitiert) und erwarteten Impfstoffen. Sudan- und Bundibugyo-Ausbrüche zeigen: Immunisierungserfolg verstärkt Erwartungen, schafft aber auch Risiko bei nicht-Erfüllbarkeit. Empfohlen: Transparent kommunizieren (Rationale für artspezifische Unterschiede), Preparedness Trust Contract etablieren, Community Engagement ausbauen.</w:t>
       </w:r>
     </w:p>
     <w:p>
@@ -351,7 +351,7 @@
         <w:rPr>
           <w:sz w:val="19"/>
         </w:rPr>
-        <w:t>Deutschland, nationale Fachgesellschaft, direkt repräsentativ für deutsche Rheumatologie.</w:t>
+        <w:t>Uganda/East Africa; Framework zur Erwartungsmanagement bei Impf-Kampagnen auf Deutschland übertragbar.</w:t>
       </w:r>
     </w:p>
     <w:p>
@@ -360,7 +360,7 @@
           <w:color w:val="5A7D3A"/>
           <w:sz w:val="18"/>
         </w:rPr>
-        <w:t>https://pubmed.ncbi.nlm.nih.gov/42799770/</w:t>
+        <w:t>https://pubmed.ncbi.nlm.nih.gov/42890191/</w:t>
       </w:r>
     </w:p>
     <w:p>
@@ -368,7 +368,7 @@
         <w:pStyle w:val="Heading2"/>
       </w:pPr>
       <w:r>
-        <w:t>Basale B-Zellzahl und IL-6 sagen Zytokinfreisetzungssyndrom nach CAR-T voraus</w:t>
+        <w:t>Fachgerechte Ressourcen gegen Vaccine Hesitancy für Angehörige von Gesundheitsberufen</w:t>
       </w:r>
     </w:p>
     <w:p>
@@ -378,12 +378,12 @@
           <w:color w:val="666666"/>
           <w:sz w:val="18"/>
         </w:rPr>
-        <w:t>Chan SCW et al.  ·  Lancet Rheumatol  ·  25.09.2026  ·  PMID 42790438</w:t>
+        <w:t>Ansell M et al.  ·  J Med Libr Assoc  ·  01.10.2026  ·  PMID 42889793</w:t>
       </w:r>
     </w:p>
     <w:p>
       <w:r>
-        <w:t>Retrospektive Kohortenstudie an 6 deutschen und 1 chinesischen Zentrum mit 108 Autoimmunpatienten unter autologer CAR-T-Therapie (CD19-Zielzellen); Identifikation von Biomarkern für Cytokine-Release-Syndrome (CRS).</w:t>
+        <w:t>Qualitative Studie: Interviews mit 20 Fachleuten aus Gesundheitsberufen in Florida zu Erfahrungen mit impfskeptischen Patienten, gefolgt von Ko-Design eines evidenzgestützten Ressourcen-Leitfadens.</w:t>
       </w:r>
     </w:p>
     <w:p>
@@ -394,7 +394,7 @@
         <w:t xml:space="preserve">Ergebnis: </w:t>
       </w:r>
       <w:r>
-        <w:t>80% (86/108) entwickelten CRS (66% Grad 1, 13% Grad 2, 1% Grad 3). CRS-Patienten hatten signifikant höhere Ausgangs-B-Zellzahlen (43 vs. 6 Zellen/μL, p=0,0002), IL-6 (10 vs. 3 pg/ml, p=0,0003) und CRP (5 vs. 3 mg/L, p=0,042). Multivariates Modell: B-Zellzahl (OR 1,31, 95%-KI 1,06–1,67, p=0,012) und IL-6 (OR 2,28, 95%-KI 1,30–4,65, p=0,0001) prädiktorisch.</w:t>
+        <w:t>Zentrale Themen aus Inhaltsanalyse: Vertrauen in Arzt-Patient-Beziehung, Notwendigkeit individualisierter Gespräche, Kampf gegen Desinformation. Fachleute wünschten vielfältige, leicht zugängliche Materialien zur Unterstützung. Ressourcen-Leitfaden entwickelt, lokal in Gesundheitsnetzwerken verteilt; Librarians als kritische Akteure für Public-Health-Kampagnen identifiziert.</w:t>
       </w:r>
     </w:p>
     <w:p>
@@ -409,7 +409,7 @@
         <w:rPr>
           <w:sz w:val="19"/>
         </w:rPr>
-        <w:t>Deutschland, Multizenterstudie, direkt übertragbar auf deutsche CAR-T-Praxis.</w:t>
+        <w:t>USA; Befund zu Vertrauensbau und Desinformationsgegenwehr für alle Systeme relevant.</w:t>
       </w:r>
     </w:p>
     <w:p>
@@ -418,7 +418,65 @@
           <w:color w:val="5A7D3A"/>
           <w:sz w:val="18"/>
         </w:rPr>
-        <w:t>https://pubmed.ncbi.nlm.nih.gov/42790438/</w:t>
+        <w:t>https://pubmed.ncbi.nlm.nih.gov/42889793/</w:t>
+      </w:r>
+    </w:p>
+    <w:p>
+      <w:pPr>
+        <w:pStyle w:val="Heading2"/>
+      </w:pPr>
+      <w:r>
+        <w:t>Influenza-Vakzin-Effizienz 2024–2025 und Barrieren bei Impfquoten</w:t>
+      </w:r>
+    </w:p>
+    <w:p>
+      <w:r>
+        <w:rPr>
+          <w:i/>
+          <w:color w:val="666666"/>
+          <w:sz w:val="18"/>
+        </w:rPr>
+        <w:t>Naik H  ·  FP Essent  ·  Okt. 2026  ·  PMID 42879808</w:t>
+      </w:r>
+    </w:p>
+    <w:p>
+      <w:r>
+        <w:t>Übersicht zur Influenza-Epidemiologie USA 2024/2025 und Impfeffektivität, Risikogruppen, Impfstoffzugang, Barrieren gegen Immunisierung sowie Antivirale-Therapien.</w:t>
+      </w:r>
+    </w:p>
+    <w:p>
+      <w:r>
+        <w:rPr>
+          <w:b/>
+        </w:rPr>
+        <w:t xml:space="preserve">Ergebnis: </w:t>
+      </w:r>
+      <w:r>
+        <w:t>2024–2025 schwerste Saison seit 2017/2018: 47–82 Mio. Fälle, bis zu 1,3 Mio. Hospitalisierungen, bis zu 130.000 Todesfälle USA. Impfeffektivität 2024–2025 32–78% je nach Alter/Endpunkt. Barrieren: Desinformation, begrenzte Zugänge, Misstrauen, Ungleichheit. Empfehlungen: Impfzugang verbessern, Desinformation bekämpfen, Community Outreach, Antivirale-Forschung voranbringen.</w:t>
+      </w:r>
+    </w:p>
+    <w:p>
+      <w:r>
+        <w:rPr>
+          <w:b/>
+          <w:sz w:val="19"/>
+        </w:rPr>
+        <w:t xml:space="preserve">Übertragbarkeit: </w:t>
+      </w:r>
+      <w:r>
+        <w:rPr>
+          <w:sz w:val="19"/>
+        </w:rPr>
+        <w:t>USA; Barrieren und Quoten-Strategien für Deutschland adaptierbar.</w:t>
+      </w:r>
+    </w:p>
+    <w:p>
+      <w:r>
+        <w:rPr>
+          <w:color w:val="5A7D3A"/>
+          <w:sz w:val="18"/>
+        </w:rPr>
+        <w:t>https://pubmed.ncbi.nlm.nih.gov/42879808/</w:t>
       </w:r>
     </w:p>
     <w:sectPr>

--- a/download/studien-aktuell.docx
+++ b/download/studien-aktuell.docx
@@ -62,7 +62,7 @@
           <w:color w:val="666666"/>
           <w:sz w:val="18"/>
         </w:rPr>
-        <w:t>Stand: 21.10.2026  |  7 Studien  |  impfen.m-vf.de</w:t>
+        <w:t>Stand: 22.10.2026  |  6 Studien  |  impfen.m-vf.de</w:t>
       </w:r>
     </w:p>
     <w:p>
@@ -70,7 +70,7 @@
         <w:pStyle w:val="Heading1"/>
       </w:pPr>
       <w:r>
-        <w:t>Aufgenommen am 21.10.2026</w:t>
+        <w:t>Aufgenommen am 22.10.2026</w:t>
       </w:r>
     </w:p>
     <w:p>
@@ -78,7 +78,7 @@
         <w:pStyle w:val="Heading2"/>
       </w:pPr>
       <w:r>
-        <w:t>Einführung der Einfachdosis-HPV-Impfung in Kanada</w:t>
+        <w:t>COVID-19-Impfquote bei schwangeren und stillenden Frauen in Uganda deutlich unter Erwartung</w:t>
       </w:r>
     </w:p>
     <w:p>
@@ -88,12 +88,12 @@
           <w:color w:val="666666"/>
           <w:sz w:val="18"/>
         </w:rPr>
-        <w:t>Leggatt M et al.  ·  Hum Vaccin Immunother  ·  20.10.2026  ·  PMID 42899377</w:t>
+        <w:t>Katana EB et al.  ·  BMC Pregnancy Childbirth  ·  25.07.2026  ·  PMID 42902272</w:t>
       </w:r>
     </w:p>
     <w:p>
       <w:r>
-        <w:t>Analyse von Implementierungshürden und -chancen beim Übergang zu Einfachdosis-HPV-Impfschema für Jugendliche in kanadischen Provinzen.</w:t>
+        <w:t>Querschnittsstudie an 424 schwangeren und stillenden Frauen in Uganda zur Akzeptanz und Inanspruchnahme von COVID-19-Impfungen im Vergleich zu anderen Mütterimpfungen.</w:t>
       </w:r>
     </w:p>
     <w:p>
@@ -104,7 +104,7 @@
         <w:t xml:space="preserve">Ergebnis: </w:t>
       </w:r>
       <w:r>
-        <w:t>Schlüsselfaktoren für Erfolg: transparente Kommunikation zur Begründung der Schemaänderung, ausreichende Vorbereitung von Fachleuten und Impfpersonal, Elterninformation sowie robuste Catch-up-Programme und gezielte Aufsuchung für Risikogruppen. Ohne diese Maßnahmen droht Vertrauensverlust und ungleiche Impfquoten.</w:t>
+        <w:t>51,6% hatten mind. eine COVID-19-Impfdosis erhalten, 94,1% waren gegen Tetanus geimpft; 48,4% waren bereit, COVID-19-Impfungen zu erhalten. Nur 2,4% waren während Stillzeit geimpft worden, keine während Schwangerschaft. Schutzfaktoren: COVID-19-Test in der Vorgeschichte (aRR=1,92, 95%-KI 1,46–2,54) und geimpftes Haushaltsmitglied (aRR=1,34, 95%-KI 1,03–1,84).</w:t>
       </w:r>
     </w:p>
     <w:p>
@@ -119,7 +119,7 @@
         <w:rPr>
           <w:sz w:val="19"/>
         </w:rPr>
-        <w:t>Kanada, vergleichbares öffentliches Impfwesen; Schemaänderungen gelten europaweit.</w:t>
+        <w:t>Uganda-Daten; transferierbar für Länder mit ähnlicher Gesundheitskommunikation und Ressourcenlage.</w:t>
       </w:r>
     </w:p>
     <w:p>
@@ -128,7 +128,7 @@
           <w:color w:val="5A7D3A"/>
           <w:sz w:val="18"/>
         </w:rPr>
-        <w:t>https://pubmed.ncbi.nlm.nih.gov/42899377/</w:t>
+        <w:t>https://pubmed.ncbi.nlm.nih.gov/42902272/</w:t>
       </w:r>
     </w:p>
     <w:p>
@@ -136,7 +136,7 @@
         <w:pStyle w:val="Heading2"/>
       </w:pPr>
       <w:r>
-        <w:t>Politische Polarisierung senkt Impfquoten bei Kindern in US-Bundesstaaten</w:t>
+        <w:t>Wie Desinformation in sozialen Medien Impfbereitschaft politisiert: Fallstudie Saskatchewan</w:t>
       </w:r>
     </w:p>
     <w:p>
@@ -146,12 +146,12 @@
           <w:color w:val="666666"/>
           <w:sz w:val="18"/>
         </w:rPr>
-        <w:t>Lin W et al.  ·  BMC Public Health  ·  23.07.2026  ·  PMID 42897547</w:t>
+        <w:t>Dyck E et al.  ·  Can J Health Hist  ·  20.10.2026  ·  PMID 42900833</w:t>
       </w:r>
     </w:p>
     <w:p>
       <w:r>
-        <w:t>Querschnittsökologie mit Bundesstaaten-Paneldaten 2014–2024: Zusammenhang zwischen republikanischem Wählerstimmenanteil und Masernimpfquoten nach Kontrolle für Bildung und Einkommen.</w:t>
+        <w:t>Qualitative Analyse mit Interviews und Medienquellen zu Verschiebung der Impfakzeptanz in Saskatchewan während COVID-19: von Konsens für Impfung 2020 zu Anti-Impf-Bewegung 2021–2022.</w:t>
       </w:r>
     </w:p>
     <w:p>
@@ -162,7 +162,7 @@
         <w:t xml:space="preserve">Ergebnis: </w:t>
       </w:r>
       <w:r>
-        <w:t>Bundesstaaten mit höherem republikanischem Wahlanteil hatten niedrigere MMR-Quoten (−10,9%-Punkte pro 10%-Punkte Anstieg, 95%-KI −16,69 bis −5,10; p&lt;0,001). Persistenzanalyse mit Bundesstaaten konstanter Wahlausrichtung über vier Wahlen verstärkte den Befund (b=−14,30, p&lt;0,001). Effekt verstärkte sich zeitlich nicht; Bildungsschicht und Politik interagierten nicht.</w:t>
+        <w:t>Saskatchewan wandelte sich von Hochburg der Impfstoffproduktion zu Zentrum der Anti-Impf-Bewegung. Unmoderierte Diskurse in sozialen Medien überlagerten kollektive Reaktionen und politisierten Impfungen als pro-regierungspolitisch. Premierminister Scott Moe wechselte von pro-Impf- zu kritischer Haltung gegenüber Bundesimpfpolitik.</w:t>
       </w:r>
     </w:p>
     <w:p>
@@ -177,7 +177,7 @@
         <w:rPr>
           <w:sz w:val="19"/>
         </w:rPr>
-        <w:t>USA mit anderer Systemfinanzierung; Befund zur politischen Polarisierung als Impfquoten-Prediktor dennoch übertragbar.</w:t>
+        <w:t>Kanada, vergleichbare föderale Struktur und Medienlandschaft; Mechanismen der Vaccine Hesitancy übertragbar auf DACH-Region.</w:t>
       </w:r>
     </w:p>
     <w:p>
@@ -186,7 +186,7 @@
           <w:color w:val="5A7D3A"/>
           <w:sz w:val="18"/>
         </w:rPr>
-        <w:t>https://pubmed.ncbi.nlm.nih.gov/42897547/</w:t>
+        <w:t>https://pubmed.ncbi.nlm.nih.gov/42900833/</w:t>
       </w:r>
     </w:p>
     <w:p>
@@ -194,7 +194,7 @@
         <w:pStyle w:val="Heading2"/>
       </w:pPr>
       <w:r>
-        <w:t>Absichts-Umsetzungs-Lücke bei HPV-Impfung in türkischer Frauenklinik</w:t>
+        <w:t>RSV-Impfung in der Schwangerschaft: Evidenz zur Wirksamkeit und Sicherheit der Prefusion-F-Vakzine</w:t>
       </w:r>
     </w:p>
     <w:p>
@@ -204,12 +204,12 @@
           <w:color w:val="666666"/>
           <w:sz w:val="18"/>
         </w:rPr>
-        <w:t>Öncü E et al.  ·  BMC Public Health  ·  24.07.2026  ·  PMID 42897523</w:t>
+        <w:t>Xiao MR et al.  ·  Zhonghua Yu Fang Yi Xue Za Zhi  ·  06.10.2026  ·  PMID 42893914</w:t>
       </w:r>
     </w:p>
     <w:p>
       <w:r>
-        <w:t>Querschnittstudie an 305 Frauen (Mittel 38 Jahre) in einer Gynäkologieklinik Istanbul: Erfassung von HPV-Wissen, Einstellungen, Absicht zu impfen und tatsächliche Inanspruchnahme.</w:t>
+        <w:t>Narrative Übersichtsarbeit zu RSV-Impfung schwangerer Frauen: Entwicklung, klinische Wirksamkeit, Sicherheit und Strategieempfehlungen von WHO und EMA.</w:t>
       </w:r>
     </w:p>
     <w:p>
@@ -220,7 +220,7 @@
         <w:t xml:space="preserve">Ergebnis: </w:t>
       </w:r>
       <w:r>
-        <w:t>Wissens-Score 7,25±1,65 (0–10); 36,7% wussten nicht, dass Männer HPV-Träger sind; 86,6% erklärten Impfbereitschaft, aber nur 38,7% waren geimpft (Lücke: 47,9%-Punkte). Kostbarrier bei 71,0% der Ungeimpften; Fachleute für Gesundheit wiesen 2,01× höhere Quote (p=0,030). Bildung und Wissensstand waren nicht assoziiert mit tatsächlicher Inanspruchnahme.</w:t>
+        <w:t>RSVpreF-Impfstoff zeigt wirksame Übertragung maternaler Antikörper auf Neugeborene und verhindert RSV-Erkrankungen in frühem Säuglingsalter. Sicherheitsdaten positiv, aber langfristige Überwachung erforderlich. Mehrheitlich WHO und EMA empfehlen Impfung schwangerer Frauen ab Trimester 2 oder 3.</w:t>
       </w:r>
     </w:p>
     <w:p>
@@ -235,7 +235,7 @@
         <w:rPr>
           <w:sz w:val="19"/>
         </w:rPr>
-        <w:t>Türkei, mittlere Übertragbarkeit; Kernbefund (Absichts-Umset-zungs-Lücke durch Kostenbarriere) für Deutschland relevant.</w:t>
+        <w:t>China-Review; Empfehlungen von EMA/WHO gelten für deutsche Versorgung, Transfer jedoch an Impfkalender und Datenverfügbarkeit gebunden.</w:t>
       </w:r>
     </w:p>
     <w:p>
@@ -244,7 +244,7 @@
           <w:color w:val="5A7D3A"/>
           <w:sz w:val="18"/>
         </w:rPr>
-        <w:t>https://pubmed.ncbi.nlm.nih.gov/42897523/</w:t>
+        <w:t>https://pubmed.ncbi.nlm.nih.gov/42893914/</w:t>
       </w:r>
     </w:p>
     <w:p>
@@ -252,7 +252,7 @@
         <w:pStyle w:val="Heading2"/>
       </w:pPr>
       <w:r>
-        <w:t>Multi-Omics zeigt plattformspezifische Immunsignaturen nach COVID-19-Impfung</w:t>
+        <w:t>Melioidose in Asien: Unterschätzte Last und Bedarf für Impfstoffentwicklung</w:t>
       </w:r>
     </w:p>
     <w:p>
@@ -262,12 +262,12 @@
           <w:color w:val="666666"/>
           <w:sz w:val="18"/>
         </w:rPr>
-        <w:t>Klein AH et al.  ·  Front Immunol  ·  02.10.2026  ·  PMID 42890872</w:t>
+        <w:t>Afnani MR et al.  ·  Trop Biomed  ·  01.09.2026  ·  PMID 42891935</w:t>
       </w:r>
     </w:p>
     <w:p>
       <w:r>
-        <w:t>Integrierte Plasma-Proteomic, Lipidomic und Metabolomic bei 53 SARS-CoV-2-naiven Erwachsenen nach Impfung mit Pfizer, Moderna oder AstraZeneca; Analyse über mehrere Zeitpunkte mit DIABLO-Integration.</w:t>
+        <w:t>Narrative Übersichtsarbeit zu Epidemiologie, Risikofaktoren, Therapie und Impfstoffentwicklung der Melioidose in Asien mit Fokus auf Impfkandidaten und Versorgungslücken.</w:t>
       </w:r>
     </w:p>
     <w:p>
@@ -278,7 +278,7 @@
         <w:t xml:space="preserve">Ergebnis: </w:t>
       </w:r>
       <w:r>
-        <w:t>Pfizer assoziiert mit breitem Anstieg Immunglobulin/Komplement-Proteine, Lipidabnahme und bidirektionalen Metabolit-Änderungen. Moderna: Lipidanstieg, minimale Proteomic-Änderungen. AstraZeneca: subtilere, aber kohärente cross-omics-Verschiebungen (nur bei integrativem Modellieren sichtbar). Pfizer und Moderna teilten Metabolit-Konkordanz (Aminosäuren, TCA-Zyklus) bei divergenten Lipidomics. Plattformspezifische Unterschiede zeigen: Multi-Omics-Integration ist aussagekräftiger als einzelne Analysen.</w:t>
+        <w:t>Südostasien endemisch, Südasien trägt großen Teil der globalen Last. Mehrere Impfkandidaten (live-attenuiert, rekombinant, Glykoknjugate, Vesikel, Nanopartikel) zeigen präklinische Schutzeffekte, aber kein zugelassener Impfstoff vorhanden. One-Health-Ansatz und Kapazitätsaufbau erforderlich.</w:t>
       </w:r>
     </w:p>
     <w:p>
@@ -293,7 +293,7 @@
         <w:rPr>
           <w:sz w:val="19"/>
         </w:rPr>
-        <w:t>Australien; Befund zur Plattformvergleichbarkeit für europäische Impfplanung relevant.</w:t>
+        <w:t>Narrative Übersicht; Impfkandidaten vorwiegend präklinisch, klinische Daten fehlen.</w:t>
       </w:r>
     </w:p>
     <w:p>
@@ -302,7 +302,7 @@
           <w:color w:val="5A7D3A"/>
           <w:sz w:val="18"/>
         </w:rPr>
-        <w:t>https://pubmed.ncbi.nlm.nih.gov/42890872/</w:t>
+        <w:t>https://pubmed.ncbi.nlm.nih.gov/42891935/</w:t>
       </w:r>
     </w:p>
     <w:p>
@@ -310,7 +310,7 @@
         <w:pStyle w:val="Heading2"/>
       </w:pPr>
       <w:r>
-        <w:t>Impfparadoxon Ebolavakzin: Erfolg schafft Erwartungen, die künftige Ausbrüche nicht erfüllen</w:t>
+        <w:t>Darm-Mikrobiom und Impfantwort: Ist personalisierte Impfung nach Mikrobiom-Profiling reif für die Praxis?</w:t>
       </w:r>
     </w:p>
     <w:p>
@@ -320,12 +320,12 @@
           <w:color w:val="666666"/>
           <w:sz w:val="18"/>
         </w:rPr>
-        <w:t>Ugwu OP et al.  ·  Front Public Health  ·  02.10.2026  ·  PMID 42890191</w:t>
+        <w:t>Sun G et al.  ·  Front Immunol  ·  01.10.2026  ·  PMID 42889669</w:t>
       </w:r>
     </w:p>
     <w:p>
       <w:r>
-        <w:t>Perspektive auf East African Public Health: Analyse, wie Erfolg mit Zaire-ebolavirus-Impfstoff zu Erwartungshaltung auf artspezifische Vakzine auch gegen Sudan- und Bundibugyo-Virus führte, was bei deren Fehlen zu Vertrauensverlust droht.</w:t>
+        <w:t>Systematische Übersichtsarbeit zu Mechanismen, über die das Darm-Mikrobiom die Impfantwort moduliert, mit Fokus auf Short-Chain-Fatty-Acids und Kandidaten für Mikrobiom-gesteuerte Impfoptimierung.</w:t>
       </w:r>
     </w:p>
     <w:p>
@@ -336,7 +336,7 @@
         <w:t xml:space="preserve">Ergebnis: </w:t>
       </w:r>
       <w:r>
-        <w:t>Zentral ist die Vaccine Expectation Gap zwischen verfügbaren (artspezifisch limitiert) und erwarteten Impfstoffen. Sudan- und Bundibugyo-Ausbrüche zeigen: Immunisierungserfolg verstärkt Erwartungen, schafft aber auch Risiko bei nicht-Erfüllbarkeit. Empfohlen: Transparent kommunizieren (Rationale für artspezifische Unterschiede), Preparedness Trust Contract etablieren, Community Engagement ausbauen.</w:t>
+        <w:t>Taxa replizieren selten über Geographien, Alter und Impfplattformen hinweg. Short-Chain-Fatty-Acids zeigen größte mechanistische Evidenz (vorwiegend präklinisch); Acetate, Propionat und Butyrat unterscheiden sich in Targets, Exposition und Effektrichtung. Probiotika-Studien bei älteren Erwachsenen neutral; BNT162b2 in Mikrobiota-verarmten Mäusen nicht sensitiv. Microbiome-gesteuerte Impfung bleibt Forschungsstrategie, keine etablierte klinische Praxis.</w:t>
       </w:r>
     </w:p>
     <w:p>
@@ -351,7 +351,7 @@
         <w:rPr>
           <w:sz w:val="19"/>
         </w:rPr>
-        <w:t>Uganda/East Africa; Framework zur Erwartungsmanagement bei Impf-Kampagnen auf Deutschland übertragbar.</w:t>
+        <w:t>Systematische Übersicht ohne neue empirische Daten; Befunde zu Mechanismen teilweise präklinisch, klinische Übertragbarkeit noch ungeklärt.</w:t>
       </w:r>
     </w:p>
     <w:p>
@@ -360,7 +360,7 @@
           <w:color w:val="5A7D3A"/>
           <w:sz w:val="18"/>
         </w:rPr>
-        <w:t>https://pubmed.ncbi.nlm.nih.gov/42890191/</w:t>
+        <w:t>https://pubmed.ncbi.nlm.nih.gov/42889669/</w:t>
       </w:r>
     </w:p>
     <w:p>
@@ -368,7 +368,7 @@
         <w:pStyle w:val="Heading2"/>
       </w:pPr>
       <w:r>
-        <w:t>Fachgerechte Ressourcen gegen Vaccine Hesitancy für Angehörige von Gesundheitsberufen</w:t>
+        <w:t>Candida-Impfstoffe: Erste klinische Phase-II-Daten mit NDV-3A, aber Translationshürden bleiben</w:t>
       </w:r>
     </w:p>
     <w:p>
@@ -378,12 +378,12 @@
           <w:color w:val="666666"/>
           <w:sz w:val="18"/>
         </w:rPr>
-        <w:t>Ansell M et al.  ·  J Med Libr Assoc  ·  01.10.2026  ·  PMID 42889793</w:t>
+        <w:t>Krier J et al.  ·  Int J Mol Sci  ·  23.09.2026  ·  PMID 42883739</w:t>
       </w:r>
     </w:p>
     <w:p>
       <w:r>
-        <w:t>Qualitative Studie: Interviews mit 20 Fachleuten aus Gesundheitsberufen in Florida zu Erfahrungen mit impfskeptischen Patienten, gefolgt von Ko-Design eines evidenzgestützten Ressourcen-Leitfadens.</w:t>
+        <w:t>Strukturierte narrative Übersichtsarbeit zu Fortschritten und Barrieren in der Candida-Impfstoffentwicklung 2015–2025, mit Fokus auf NDV-3A und klinische sowie präklinische Evidenz.</w:t>
       </w:r>
     </w:p>
     <w:p>
@@ -394,7 +394,7 @@
         <w:t xml:space="preserve">Ergebnis: </w:t>
       </w:r>
       <w:r>
-        <w:t>Zentrale Themen aus Inhaltsanalyse: Vertrauen in Arzt-Patient-Beziehung, Notwendigkeit individualisierter Gespräche, Kampf gegen Desinformation. Fachleute wünschten vielfältige, leicht zugängliche Materialien zur Unterstützung. Ressourcen-Leitfaden entwickelt, lokal in Gesundheitsnetzwerken verteilt; Librarians als kritische Akteure für Public-Health-Kampagnen identifiziert.</w:t>
+        <w:t>NDV-3A erreichte Phase-II-Validierung—erste großangelegte klinische Studie eines Pilzimpfstoffs. Standardisierung A/J-Maus-Modell für C. auris; Computational-Plattformen mit &gt;94% HLA-Populationsabdeckung. Hindernisse: Kommensale-zu-Pathogen-Dualität, Immunsuppression, antigene Plastizität, Unterinvestition. Nächste Generation könnte Bench-zu-Klinik-Lücke schließen.</w:t>
       </w:r>
     </w:p>
     <w:p>
@@ -409,7 +409,7 @@
         <w:rPr>
           <w:sz w:val="19"/>
         </w:rPr>
-        <w:t>USA; Befund zu Vertrauensbau und Desinformationsgegenwehr für alle Systeme relevant.</w:t>
+        <w:t>Narrative Übersicht; NDV-3A Phase-II-Daten begrenzt, Translationsreife noch nicht erreicht.</w:t>
       </w:r>
     </w:p>
     <w:p>
@@ -418,65 +418,7 @@
           <w:color w:val="5A7D3A"/>
           <w:sz w:val="18"/>
         </w:rPr>
-        <w:t>https://pubmed.ncbi.nlm.nih.gov/42889793/</w:t>
-      </w:r>
-    </w:p>
-    <w:p>
-      <w:pPr>
-        <w:pStyle w:val="Heading2"/>
-      </w:pPr>
-      <w:r>
-        <w:t>Influenza-Vakzin-Effizienz 2024–2025 und Barrieren bei Impfquoten</w:t>
-      </w:r>
-    </w:p>
-    <w:p>
-      <w:r>
-        <w:rPr>
-          <w:i/>
-          <w:color w:val="666666"/>
-          <w:sz w:val="18"/>
-        </w:rPr>
-        <w:t>Naik H  ·  FP Essent  ·  Okt. 2026  ·  PMID 42879808</w:t>
-      </w:r>
-    </w:p>
-    <w:p>
-      <w:r>
-        <w:t>Übersicht zur Influenza-Epidemiologie USA 2024/2025 und Impfeffektivität, Risikogruppen, Impfstoffzugang, Barrieren gegen Immunisierung sowie Antivirale-Therapien.</w:t>
-      </w:r>
-    </w:p>
-    <w:p>
-      <w:r>
-        <w:rPr>
-          <w:b/>
-        </w:rPr>
-        <w:t xml:space="preserve">Ergebnis: </w:t>
-      </w:r>
-      <w:r>
-        <w:t>2024–2025 schwerste Saison seit 2017/2018: 47–82 Mio. Fälle, bis zu 1,3 Mio. Hospitalisierungen, bis zu 130.000 Todesfälle USA. Impfeffektivität 2024–2025 32–78% je nach Alter/Endpunkt. Barrieren: Desinformation, begrenzte Zugänge, Misstrauen, Ungleichheit. Empfehlungen: Impfzugang verbessern, Desinformation bekämpfen, Community Outreach, Antivirale-Forschung voranbringen.</w:t>
-      </w:r>
-    </w:p>
-    <w:p>
-      <w:r>
-        <w:rPr>
-          <w:b/>
-          <w:sz w:val="19"/>
-        </w:rPr>
-        <w:t xml:space="preserve">Übertragbarkeit: </w:t>
-      </w:r>
-      <w:r>
-        <w:rPr>
-          <w:sz w:val="19"/>
-        </w:rPr>
-        <w:t>USA; Barrieren und Quoten-Strategien für Deutschland adaptierbar.</w:t>
-      </w:r>
-    </w:p>
-    <w:p>
-      <w:r>
-        <w:rPr>
-          <w:color w:val="5A7D3A"/>
-          <w:sz w:val="18"/>
-        </w:rPr>
-        <w:t>https://pubmed.ncbi.nlm.nih.gov/42879808/</w:t>
+        <w:t>https://pubmed.ncbi.nlm.nih.gov/42883739/</w:t>
       </w:r>
     </w:p>
     <w:sectPr>

--- a/download/studien-aktuell.docx
+++ b/download/studien-aktuell.docx
@@ -62,7 +62,7 @@
           <w:color w:val="666666"/>
           <w:sz w:val="18"/>
         </w:rPr>
-        <w:t>Stand: 22.10.2026  |  6 Studien  |  impfen.m-vf.de</w:t>
+        <w:t>Stand: 23.10.2026  |  6 Studien  |  impfen.m-vf.de</w:t>
       </w:r>
     </w:p>
     <w:p>
@@ -70,7 +70,7 @@
         <w:pStyle w:val="Heading1"/>
       </w:pPr>
       <w:r>
-        <w:t>Aufgenommen am 22.10.2026</w:t>
+        <w:t>Aufgenommen am 23.10.2026</w:t>
       </w:r>
     </w:p>
     <w:p>
@@ -78,7 +78,7 @@
         <w:pStyle w:val="Heading2"/>
       </w:pPr>
       <w:r>
-        <w:t>COVID-19-Impfquote bei schwangeren und stillenden Frauen in Uganda deutlich unter Erwartung</w:t>
+        <w:t>Ärztliche Impf-Verordnung hebt Impfquoten bei älteren Erwachsenen deutlich</w:t>
       </w:r>
     </w:p>
     <w:p>
@@ -88,12 +88,12 @@
           <w:color w:val="666666"/>
           <w:sz w:val="18"/>
         </w:rPr>
-        <w:t>Katana EB et al.  ·  BMC Pregnancy Childbirth  ·  25.07.2026  ·  PMID 42902272</w:t>
+        <w:t>Yan XT et al.  ·  Zhonghua Liu Xing Bing Xue Za Zhi  ·  10.10.2026  ·  PMID 42907186</w:t>
       </w:r>
     </w:p>
     <w:p>
       <w:r>
-        <w:t>Querschnittsstudie an 424 schwangeren und stillenden Frauen in Uganda zur Akzeptanz und Inanspruchnahme von COVID-19-Impfungen im Vergleich zu anderen Mütterimpfungen.</w:t>
+        <w:t>Vorher-nachher-Querschnittsstudie an 10.500 Patienten in Zhejiang, China (März–April 2024 und September–Oktober 2025), mit multistufiger Stichprobenziehung über 175 Standorte, zur Evaluation eines Impf-Verordnungs-Programms für Influenza, Pneumokokken und Zoster.</w:t>
       </w:r>
     </w:p>
     <w:p>
@@ -104,7 +104,7 @@
         <w:t xml:space="preserve">Ergebnis: </w:t>
       </w:r>
       <w:r>
-        <w:t>51,6% hatten mind. eine COVID-19-Impfdosis erhalten, 94,1% waren gegen Tetanus geimpft; 48,4% waren bereit, COVID-19-Impfungen zu erhalten. Nur 2,4% waren während Stillzeit geimpft worden, keine während Schwangerschaft. Schutzfaktoren: COVID-19-Test in der Vorgeschichte (aRR=1,92, 95%-KI 1,46–2,54) und geimpftes Haushaltsmitglied (aRR=1,34, 95%-KI 1,03–1,84).</w:t>
+        <w:t>Impfquoten stiegen für Influenza von 45,16 % auf 65,72 %, Pneumokokken von 16,42 % auf 22,74 %, Zoster von 1,93 % auf 5,74 % (alle p &lt; 0,001). Bei Patienten mit Impf-Verordnung: Influenza 79,69 %, Pneumokokken 33,31 %, Zoster 11,13 % – alle signifikant höher als ohne Verordnung. Multivariate Analyse (adjustiert für Demografie und Standortcluster): Influenza aOR = 3,16 (95 %-KI 2,68–3,72), Pneumokokken aOR = 1,56 (1,30–1,87), Zoster aOR = 3,05 (2,18–4,26). Ärztliche Empfehlung als Hauptförderfaktor.</w:t>
       </w:r>
     </w:p>
     <w:p>
@@ -119,7 +119,7 @@
         <w:rPr>
           <w:sz w:val="19"/>
         </w:rPr>
-        <w:t>Uganda-Daten; transferierbar für Länder mit ähnlicher Gesundheitskommunikation und Ressourcenlage.</w:t>
+        <w:t>China, strukturell vergleichbar mit aufsuchenden Programmen; Versorgungspraxis</w:t>
       </w:r>
     </w:p>
     <w:p>
@@ -128,7 +128,7 @@
           <w:color w:val="5A7D3A"/>
           <w:sz w:val="18"/>
         </w:rPr>
-        <w:t>https://pubmed.ncbi.nlm.nih.gov/42902272/</w:t>
+        <w:t>https://pubmed.ncbi.nlm.nih.gov/42907186/</w:t>
       </w:r>
     </w:p>
     <w:p>
@@ -136,7 +136,7 @@
         <w:pStyle w:val="Heading2"/>
       </w:pPr>
       <w:r>
-        <w:t>Wie Desinformation in sozialen Medien Impfbereitschaft politisiert: Fallstudie Saskatchewan</w:t>
+        <w:t>Verhaltensinterventionen mit Community-Beteiligung erhöhen Impfakzeptanz in fragilen Kontexten</w:t>
       </w:r>
     </w:p>
     <w:p>
@@ -146,12 +146,12 @@
           <w:color w:val="666666"/>
           <w:sz w:val="18"/>
         </w:rPr>
-        <w:t>Dyck E et al.  ·  Can J Health Hist  ·  20.10.2026  ·  PMID 42900833</w:t>
+        <w:t>Malik FA et al.  ·  Behav Med  ·  21.10.2026  ·  PMID 42904418</w:t>
       </w:r>
     </w:p>
     <w:p>
       <w:r>
-        <w:t>Qualitative Analyse mit Interviews und Medienquellen zu Verschiebung der Impfakzeptanz in Saskatchewan während COVID-19: von Konsens für Impfung 2020 zu Anti-Impf-Bewegung 2021–2022.</w:t>
+        <w:t>Qualitative Prozessevaluationen an vier Gesundheitszentren im Tschad (2022–2023) mit 48 Interviews und Feldbeobachtungen zu Integration einer Paket-Intervention (Impfbotschaften, Champions, Erinnerungsaktivitäten) ins Routine-Impfsystem, geleitet von WHO-BeSD-Rahmen und IA2030.</w:t>
       </w:r>
     </w:p>
     <w:p>
@@ -162,7 +162,7 @@
         <w:t xml:space="preserve">Ergebnis: </w:t>
       </w:r>
       <w:r>
-        <w:t>Saskatchewan wandelte sich von Hochburg der Impfstoffproduktion zu Zentrum der Anti-Impf-Bewegung. Unmoderierte Diskurse in sozialen Medien überlagerten kollektive Reaktionen und politisierten Impfungen als pro-regierungspolitisch. Premierminister Scott Moe wechselte von pro-Impf- zu kritischer Haltung gegenüber Bundesimpfpolitik.</w:t>
+        <w:t>Kernfindungen: Partizipative Co-Kreation und aktive Impf-Champions waren zentral für Akzeptanz und Teilnahme. Intervention wurde trotz früher Unterbrechung in Routinepraxen integriert. Akteure beschrieben gestiegenes Community-Vertrauen und erhöhtes Engagement für Impfung, insbesondere in Zero-Dose- und Unter-Immunisierten-Gruppen. Mechanismen für lokale Eigenverantwortung und kontextresponsive Lieferung identifiziert.</w:t>
       </w:r>
     </w:p>
     <w:p>
@@ -177,7 +177,7 @@
         <w:rPr>
           <w:sz w:val="19"/>
         </w:rPr>
-        <w:t>Kanada, vergleichbare föderale Struktur und Medienlandschaft; Mechanismen der Vaccine Hesitancy übertragbar auf DACH-Region.</w:t>
+        <w:t>Tschad (fragiler Kontext), übertragbar auf Engagement-Strategien in heterogenen Populationen</w:t>
       </w:r>
     </w:p>
     <w:p>
@@ -186,7 +186,7 @@
           <w:color w:val="5A7D3A"/>
           <w:sz w:val="18"/>
         </w:rPr>
-        <w:t>https://pubmed.ncbi.nlm.nih.gov/42900833/</w:t>
+        <w:t>https://pubmed.ncbi.nlm.nih.gov/42904418/</w:t>
       </w:r>
     </w:p>
     <w:p>
@@ -194,7 +194,7 @@
         <w:pStyle w:val="Heading2"/>
       </w:pPr>
       <w:r>
-        <w:t>RSV-Impfung in der Schwangerschaft: Evidenz zur Wirksamkeit und Sicherheit der Prefusion-F-Vakzine</w:t>
+        <w:t>Verhaltensprogramm für Zahnpraxen könnte HPV-Impfquoten erhöhen</w:t>
       </w:r>
     </w:p>
     <w:p>
@@ -204,12 +204,12 @@
           <w:color w:val="666666"/>
           <w:sz w:val="18"/>
         </w:rPr>
-        <w:t>Xiao MR et al.  ·  Zhonghua Yu Fang Yi Xue Za Zhi  ·  06.10.2026  ·  PMID 42893914</w:t>
+        <w:t>Mabry PL et al.  ·  Behav Med  ·  21.10.2026  ·  PMID 42904413</w:t>
       </w:r>
     </w:p>
     <w:p>
       <w:r>
-        <w:t>Narrative Übersichtsarbeit zu RSV-Impfung schwangerer Frauen: Entwicklung, klinische Wirksamkeit, Sicherheit und Strategieempfehlungen von WHO und EMA.</w:t>
+        <w:t>Entwicklungsstudie einer theoriegestützten Verhaltensintervention für Zahnärzte zur Promotion der HPV-Impfung, geleitet durch Behavior Change Wheel und COM-B-Modell, mit Rapid-Review, Interviews mit Zahnpraktikern und Umfragen bei Eltern und geeigneten Patienten (2024–2026).</w:t>
       </w:r>
     </w:p>
     <w:p>
@@ -220,7 +220,7 @@
         <w:t xml:space="preserve">Ergebnis: </w:t>
       </w:r>
       <w:r>
-        <w:t>RSVpreF-Impfstoff zeigt wirksame Übertragung maternaler Antikörper auf Neugeborene und verhindert RSV-Erkrankungen in frühem Säuglingsalter. Sicherheitsdaten positiv, aber langfristige Überwachung erforderlich. Mehrheitlich WHO und EMA empfehlen Impfung schwangerer Frauen ab Trimester 2 oder 3.</w:t>
+        <w:t>Zentrale Barrieren identifiziert: mangelndes Wissen zu HPV/HPV-Impfstoff, niedrige Selbstwirksamkeit, Befürchtungen vor negativen Konsequenzen. Finale Intervention: Didaktische Schulung, Skripte, tailorierte Botschaften in klinischem Entscheidungshilfe-Tool und Leistungs-Feedback. Pilottests: Zeiteffizient, akzeptabel für Praktiker und Patienten/Eltern. Keine Förderung für Effektivitätsstudie – Autoren suchten Unterstützung.</w:t>
       </w:r>
     </w:p>
     <w:p>
@@ -235,7 +235,7 @@
         <w:rPr>
           <w:sz w:val="19"/>
         </w:rPr>
-        <w:t>China-Review; Empfehlungen von EMA/WHO gelten für deutsche Versorgung, Transfer jedoch an Impfkalender und Datenverfügbarkeit gebunden.</w:t>
+        <w:t>USA; Studiendesign übertragbar auf Setting-basierte Impfpromotion</w:t>
       </w:r>
     </w:p>
     <w:p>
@@ -244,7 +244,7 @@
           <w:color w:val="5A7D3A"/>
           <w:sz w:val="18"/>
         </w:rPr>
-        <w:t>https://pubmed.ncbi.nlm.nih.gov/42893914/</w:t>
+        <w:t>https://pubmed.ncbi.nlm.nih.gov/42904413/</w:t>
       </w:r>
     </w:p>
     <w:p>
@@ -252,7 +252,7 @@
         <w:pStyle w:val="Heading2"/>
       </w:pPr>
       <w:r>
-        <w:t>Melioidose in Asien: Unterschätzte Last und Bedarf für Impfstoffentwicklung</w:t>
+        <w:t>COVID-19- und Influenza-Impfbereitschaft folgen teilweise unterschiedlichen Mustern</w:t>
       </w:r>
     </w:p>
     <w:p>
@@ -262,12 +262,12 @@
           <w:color w:val="666666"/>
           <w:sz w:val="18"/>
         </w:rPr>
-        <w:t>Afnani MR et al.  ·  Trop Biomed  ·  01.09.2026  ·  PMID 42891935</w:t>
+        <w:t>Duplaga M et al.  ·  Front Public Health  ·  06.10.2026  ·  PMID 42903207</w:t>
       </w:r>
     </w:p>
     <w:p>
       <w:r>
-        <w:t>Narrative Übersichtsarbeit zu Epidemiologie, Risikofaktoren, Therapie und Impfstoffentwicklung der Melioidose in Asien mit Fokus auf Impfkandidaten und Versorgungslücken.</w:t>
+        <w:t>Querschnittsbefragung von 3.000 polnischen Erwachsenen (Mai 2026) mit COM-B-Modell zu Impfabsichten für COVID-19 und Influenza sowie Vaccine-Hesitancy-Skala, Gesundheitskompetenz und Verschwörungsmentalität.</w:t>
       </w:r>
     </w:p>
     <w:p>
@@ -278,7 +278,7 @@
         <w:t xml:space="preserve">Ergebnis: </w:t>
       </w:r>
       <w:r>
-        <w:t>Südostasien endemisch, Südasien trägt großen Teil der globalen Last. Mehrere Impfkandidaten (live-attenuiert, rekombinant, Glykoknjugate, Vesikel, Nanopartikel) zeigen präklinische Schutzeffekte, aber kein zugelassener Impfstoff vorhanden. One-Health-Ansatz und Kapazitätsaufbau erforderlich.</w:t>
+        <w:t>Impfabsicht: 18,2 % für COVID-19, 31,5 % für Influenza. Fähigkeit (Capability) assoziiert mit beiden Absichten (COVID-19 OR = 1,31; Influenza OR = 1,74). Motivation erhöhte beide (COVID-19 OR = 2,64; Influenza OR = 1,56). Impfskepsis trug zusätzlich erklärende Kraft bei. Politische Präferenz zeigte Impfstoff-spezifisches Muster: Anhänger der Rechtspartei hatten niedrigere COVID-19-Absicht (OR = 0,50), aber keine Assoziation für Influenza. Modellgüte (Nagelkerke R² 0,387–0,392).</w:t>
       </w:r>
     </w:p>
     <w:p>
@@ -293,7 +293,7 @@
         <w:rPr>
           <w:sz w:val="19"/>
         </w:rPr>
-        <w:t>Narrative Übersicht; Impfkandidaten vorwiegend präklinisch, klinische Daten fehlen.</w:t>
+        <w:t>Polen, vergleichbare Sozialversicherung; COVID-19-Ergebnis überlastet Portfolio aber</w:t>
       </w:r>
     </w:p>
     <w:p>
@@ -302,7 +302,7 @@
           <w:color w:val="5A7D3A"/>
           <w:sz w:val="18"/>
         </w:rPr>
-        <w:t>https://pubmed.ncbi.nlm.nih.gov/42891935/</w:t>
+        <w:t>https://pubmed.ncbi.nlm.nih.gov/42903207/</w:t>
       </w:r>
     </w:p>
     <w:p>
@@ -310,7 +310,7 @@
         <w:pStyle w:val="Heading2"/>
       </w:pPr>
       <w:r>
-        <w:t>Darm-Mikrobiom und Impfantwort: Ist personalisierte Impfung nach Mikrobiom-Profiling reif für die Praxis?</w:t>
+        <w:t>Influenza-Impfantwort unterschied sich zwischen ethnischen Gruppen in England</w:t>
       </w:r>
     </w:p>
     <w:p>
@@ -320,12 +320,12 @@
           <w:color w:val="666666"/>
           <w:sz w:val="18"/>
         </w:rPr>
-        <w:t>Sun G et al.  ·  Front Immunol  ·  01.10.2026  ·  PMID 42889669</w:t>
+        <w:t>Nazareth J et al.  ·  J Infect  ·  29.09.2026  ·  PMID 42810690</w:t>
       </w:r>
     </w:p>
     <w:p>
       <w:r>
-        <w:t>Systematische Übersichtsarbeit zu Mechanismen, über die das Darm-Mikrobiom die Impfantwort moduliert, mit Fokus auf Short-Chain-Fatty-Acids und Kandidaten für Mikrobiom-gesteuerte Impfoptimierung.</w:t>
+        <w:t>Prospektive Kohorte von 815 Gesundheitsfachpersonen in Großbritannien (2020–2022) mit Bestimmung von Hämagglutinin-Hemmtiteln nach Influenza-Impfung.</w:t>
       </w:r>
     </w:p>
     <w:p>
@@ -336,7 +336,7 @@
         <w:t xml:space="preserve">Ergebnis: </w:t>
       </w:r>
       <w:r>
-        <w:t>Taxa replizieren selten über Geographien, Alter und Impfplattformen hinweg. Short-Chain-Fatty-Acids zeigen größte mechanistische Evidenz (vorwiegend präklinisch); Acetate, Propionat und Butyrat unterscheiden sich in Targets, Exposition und Effektrichtung. Probiotika-Studien bei älteren Erwachsenen neutral; BNT162b2 in Mikrobiota-verarmten Mäusen nicht sensitiv. Microbiome-gesteuerte Impfung bleibt Forschungsstrategie, keine etablierte klinische Praxis.</w:t>
+        <w:t>Im ersten Jahr zeigten sich keine signifikanten ethnischen Unterschiede. Im zweiten Jahr hatten südasiatische Teilnehmer einen stärkeren Anstieg der A/H1N1-Antikörper während der Booster-Phase (geometrisches Mittel-Ratio 1,77; 95 %-KI 1,26–2,48; p = 0,001). Eine vorherige Influenza-Impfung erklärte die beobachteten Unterschiede teilweise. Die Befunde deuten auf unterschiedliche Immunantworten hin, möglicherweise bedingt durch unterschiedliche Vorimmunsierung.</w:t>
       </w:r>
     </w:p>
     <w:p>
@@ -351,7 +351,7 @@
         <w:rPr>
           <w:sz w:val="19"/>
         </w:rPr>
-        <w:t>Systematische Übersicht ohne neue empirische Daten; Befunde zu Mechanismen teilweise präklinisch, klinische Übertragbarkeit noch ungeklärt.</w:t>
+        <w:t>UK-Klinikdaten, vergleichbare Dokumentationspflichten und Impfkalendar</w:t>
       </w:r>
     </w:p>
     <w:p>
@@ -360,7 +360,7 @@
           <w:color w:val="5A7D3A"/>
           <w:sz w:val="18"/>
         </w:rPr>
-        <w:t>https://pubmed.ncbi.nlm.nih.gov/42889669/</w:t>
+        <w:t>https://pubmed.ncbi.nlm.nih.gov/42810690/</w:t>
       </w:r>
     </w:p>
     <w:p>
@@ -368,7 +368,7 @@
         <w:pStyle w:val="Heading2"/>
       </w:pPr>
       <w:r>
-        <w:t>Candida-Impfstoffe: Erste klinische Phase-II-Daten mit NDV-3A, aber Translationshürden bleiben</w:t>
+        <w:t>Mütterliche Keuchhusten-Impfung schützt Neugeborene auch nach COVID-19</w:t>
       </w:r>
     </w:p>
     <w:p>
@@ -378,12 +378,12 @@
           <w:color w:val="666666"/>
           <w:sz w:val="18"/>
         </w:rPr>
-        <w:t>Krier J et al.  ·  Int J Mol Sci  ·  23.09.2026  ·  PMID 42883739</w:t>
+        <w:t>Walker JL et al.  ·  J Infect  ·  31.08.2026  ·  PMID 42674297</w:t>
       </w:r>
     </w:p>
     <w:p>
       <w:r>
-        <w:t>Strukturierte narrative Übersichtsarbeit zu Fortschritten und Barrieren in der Candida-Impfstoffentwicklung 2015–2025, mit Fokus auf NDV-3A und klinische sowie präklinische Evidenz.</w:t>
+        <w:t>Fallkontrollstudie mit 188 laborbestätigten Pertussis-Fällen bei unter 3 Monate alten Säuglingen (Januar 2020–März 2024) und Deckungsdaten von 453.740 Schwangerschaften in Großbritannien.</w:t>
       </w:r>
     </w:p>
     <w:p>
@@ -394,7 +394,7 @@
         <w:t xml:space="preserve">Ergebnis: </w:t>
       </w:r>
       <w:r>
-        <w:t>NDV-3A erreichte Phase-II-Validierung—erste großangelegte klinische Studie eines Pilzimpfstoffs. Standardisierung A/J-Maus-Modell für C. auris; Computational-Plattformen mit &gt;94% HLA-Populationsabdeckung. Hindernisse: Kommensale-zu-Pathogen-Dualität, Immunsuppression, antigene Plastizität, Unterinvestition. Nächste Generation könnte Bench-zu-Klinik-Lücke schließen.</w:t>
+        <w:t>Impfeffektivität gegen laborbestätigte Pertussis 84,6 % (95 %-KI 76,9–89,7 %), gegen Hospitalisierung 88,2 % (95 %-KI 81–92,7 %), gegen Tod 91,5 % (95 %-KI 75,4–97,1 %). Hohe Wirksamkeit über alle Gestationsalter-Kategorien hinweg; kein statistisch signifikanter Unterschied. Das Programm hat seine hohe Schutzwirkung beibehalten und war nicht Ursache des post-pandemischen Pertussis-Anstiegs.</w:t>
       </w:r>
     </w:p>
     <w:p>
@@ -409,7 +409,7 @@
         <w:rPr>
           <w:sz w:val="19"/>
         </w:rPr>
-        <w:t>Narrative Übersicht; NDV-3A Phase-II-Daten begrenzt, Translationsreife noch nicht erreicht.</w:t>
+        <w:t>England-Daten, vergleichbare Mutterschaftshilfe und Impfregister</w:t>
       </w:r>
     </w:p>
     <w:p>
@@ -418,7 +418,7 @@
           <w:color w:val="5A7D3A"/>
           <w:sz w:val="18"/>
         </w:rPr>
-        <w:t>https://pubmed.ncbi.nlm.nih.gov/42883739/</w:t>
+        <w:t>https://pubmed.ncbi.nlm.nih.gov/42674297/</w:t>
       </w:r>
     </w:p>
     <w:sectPr>

--- a/download/studien-aktuell.docx
+++ b/download/studien-aktuell.docx
@@ -62,7 +62,7 @@
           <w:color w:val="666666"/>
           <w:sz w:val="18"/>
         </w:rPr>
-        <w:t>Stand: 23.10.2026  |  6 Studien  |  impfen.m-vf.de</w:t>
+        <w:t>Stand: 24.10.2026  |  7 Studien  |  impfen.m-vf.de</w:t>
       </w:r>
     </w:p>
     <w:p>
@@ -70,7 +70,7 @@
         <w:pStyle w:val="Heading1"/>
       </w:pPr>
       <w:r>
-        <w:t>Aufgenommen am 23.10.2026</w:t>
+        <w:t>Aufgenommen am 24.10.2026</w:t>
       </w:r>
     </w:p>
     <w:p>
@@ -78,7 +78,7 @@
         <w:pStyle w:val="Heading2"/>
       </w:pPr>
       <w:r>
-        <w:t>Ärztliche Impf-Verordnung hebt Impfquoten bei älteren Erwachsenen deutlich</w:t>
+        <w:t>Dengue-Impfung in Lateinamerika: Wissenshieroglyphen und Umsetzungslücken</w:t>
       </w:r>
     </w:p>
     <w:p>
@@ -88,12 +88,12 @@
           <w:color w:val="666666"/>
           <w:sz w:val="18"/>
         </w:rPr>
-        <w:t>Yan XT et al.  ·  Zhonghua Liu Xing Bing Xue Za Zhi  ·  10.10.2026  ·  PMID 42907186</w:t>
+        <w:t>Arredondo-Nontol MR et al.  ·  Cad Saude Publica  ·  12.10.2026  ·  PMID 42912039</w:t>
       </w:r>
     </w:p>
     <w:p>
       <w:r>
-        <w:t>Vorher-nachher-Querschnittsstudie an 10.500 Patienten in Zhejiang, China (März–April 2024 und September–Oktober 2025), mit multistufiger Stichprobenziehung über 175 Standorte, zur Evaluation eines Impf-Verordnungs-Programms für Influenza, Pneumokokken und Zoster.</w:t>
+        <w:t>Scoping Review über Wissen, Einstellungen und Praktiken zur Dengue-Impfung in Lateinamerika und der Karibik mit Fokus auf den Unterschied zwischen Einstellungen und tatsächlicher Inanspruchnahme.</w:t>
       </w:r>
     </w:p>
     <w:p>
@@ -104,7 +104,7 @@
         <w:t xml:space="preserve">Ergebnis: </w:t>
       </w:r>
       <w:r>
-        <w:t>Impfquoten stiegen für Influenza von 45,16 % auf 65,72 %, Pneumokokken von 16,42 % auf 22,74 %, Zoster von 1,93 % auf 5,74 % (alle p &lt; 0,001). Bei Patienten mit Impf-Verordnung: Influenza 79,69 %, Pneumokokken 33,31 %, Zoster 11,13 % – alle signifikant höher als ohne Verordnung. Multivariate Analyse (adjustiert für Demografie und Standortcluster): Influenza aOR = 3,16 (95 %-KI 2,68–3,72), Pneumokokken aOR = 1,56 (1,30–1,87), Zoster aOR = 3,05 (2,18–4,26). Ärztliche Empfehlung als Hauptförderfaktor.</w:t>
+        <w:t>16 Studien zeigten begrenzte Kenntnisse über Impfverfügbarkeit und Sicherheit, aber grundsätzlich positive Einstellungen (hohe Akzeptanz, Zahlungsbereitschaft ca. 23 USD für dreiteilige Serie). Jedoch persistierte eine große Lücke zwischen Einstellung und Umsetzung mit niedriger Impfquotenerfüllung. Besondere Herausforderungen: Sicherheits- und Vertrauensbedenken bei Studienteilnahmen, Wissenslücken zu Wirkungsmechanismen.</w:t>
       </w:r>
     </w:p>
     <w:p>
@@ -119,7 +119,7 @@
         <w:rPr>
           <w:sz w:val="19"/>
         </w:rPr>
-        <w:t>China, strukturell vergleichbar mit aufsuchenden Programmen; Versorgungspraxis</w:t>
+        <w:t>Lateinamerika, aber Erkenntnisse zur Diskrepanz Einstellung/Verhalten übertragbar auf deutsche Vakzin-Skepsis-Strategien</w:t>
       </w:r>
     </w:p>
     <w:p>
@@ -128,7 +128,7 @@
           <w:color w:val="5A7D3A"/>
           <w:sz w:val="18"/>
         </w:rPr>
-        <w:t>https://pubmed.ncbi.nlm.nih.gov/42907186/</w:t>
+        <w:t>https://pubmed.ncbi.nlm.nih.gov/42912039/</w:t>
       </w:r>
     </w:p>
     <w:p>
@@ -136,7 +136,7 @@
         <w:pStyle w:val="Heading2"/>
       </w:pPr>
       <w:r>
-        <w:t>Verhaltensinterventionen mit Community-Beteiligung erhöhen Impfakzeptanz in fragilen Kontexten</w:t>
+        <w:t>Auffrischungsimpfung in der Pandemie: Was Müdigkeit und Misstrauen bewirken</w:t>
       </w:r>
     </w:p>
     <w:p>
@@ -146,12 +146,12 @@
           <w:color w:val="666666"/>
           <w:sz w:val="18"/>
         </w:rPr>
-        <w:t>Malik FA et al.  ·  Behav Med  ·  21.10.2026  ·  PMID 42904418</w:t>
+        <w:t>Jin J et al.  ·  Glob Health Action  ·  22.10.2026  ·  PMID 42910459</w:t>
       </w:r>
     </w:p>
     <w:p>
       <w:r>
-        <w:t>Qualitative Prozessevaluationen an vier Gesundheitszentren im Tschad (2022–2023) mit 48 Interviews und Feldbeobachtungen zu Integration einer Paket-Intervention (Impfbotschaften, Champions, Erinnerungsaktivitäten) ins Routine-Impfsystem, geleitet von WHO-BeSD-Rahmen und IA2030.</w:t>
+        <w:t>Längsschnittstudie (689 Erwachsene, Hongkong) zu psychosozialen Faktoren der Bereitschaft für zusätzliche COVID-19-Impfdosen während Pandemiedauer.</w:t>
       </w:r>
     </w:p>
     <w:p>
@@ -162,7 +162,7 @@
         <w:t xml:space="preserve">Ergebnis: </w:t>
       </w:r>
       <w:r>
-        <w:t>Kernfindungen: Partizipative Co-Kreation und aktive Impf-Champions waren zentral für Akzeptanz und Teilnahme. Intervention wurde trotz früher Unterbrechung in Routinepraxen integriert. Akteure beschrieben gestiegenes Community-Vertrauen und erhöhtes Engagement für Impfung, insbesondere in Zero-Dose- und Unter-Immunisierten-Gruppen. Mechanismen für lokale Eigenverantwortung und kontextresponsive Lieferung identifiziert.</w:t>
+        <w:t>58,2 % zu zusätzlicher Dosis bereit, 18,9 % ablehnend, 22,9 % unentschieden. Erhöhte Pandemie-Müdigkeit assoziiert mit Ablehnung (OR 1,63), niedriges Vertrauen in Behörden mit Ablehnung (OR 0,60), höhere wahrgenommene Bequemlichkeit mit Akzeptanz (OR 1,29). Alltägliche Belastungen bidirektional: erhöhte Chancen sowohl für Ablehnung als auch Akzeptanz je nach subjektiver Maßnahmenbequemlichkeit.</w:t>
       </w:r>
     </w:p>
     <w:p>
@@ -177,7 +177,7 @@
         <w:rPr>
           <w:sz w:val="19"/>
         </w:rPr>
-        <w:t>Tschad (fragiler Kontext), übertragbar auf Engagement-Strategien in heterogenen Populationen</w:t>
+        <w:t>Hong Kong-Kontext, aber Befunde zu Pandemie-Ermüdung und Vertrauensverlust auf Deutschland übertragbar</w:t>
       </w:r>
     </w:p>
     <w:p>
@@ -186,7 +186,7 @@
           <w:color w:val="5A7D3A"/>
           <w:sz w:val="18"/>
         </w:rPr>
-        <w:t>https://pubmed.ncbi.nlm.nih.gov/42904418/</w:t>
+        <w:t>https://pubmed.ncbi.nlm.nih.gov/42910459/</w:t>
       </w:r>
     </w:p>
     <w:p>
@@ -194,7 +194,7 @@
         <w:pStyle w:val="Heading2"/>
       </w:pPr>
       <w:r>
-        <w:t>Verhaltensprogramm für Zahnpraxen könnte HPV-Impfquoten erhöhen</w:t>
+        <w:t>Impfeffektivität gegen COVID-19: Schnelltests verzerren die Ergebnisse je nach Impfstatus</w:t>
       </w:r>
     </w:p>
     <w:p>
@@ -204,12 +204,12 @@
           <w:color w:val="666666"/>
           <w:sz w:val="18"/>
         </w:rPr>
-        <w:t>Mabry PL et al.  ·  Behav Med  ·  21.10.2026  ·  PMID 42904413</w:t>
+        <w:t>Wiegand RE et al.  ·  Int J Epidemiol  ·  14.10.2026  ·  PMID 42909463</w:t>
       </w:r>
     </w:p>
     <w:p>
       <w:r>
-        <w:t>Entwicklungsstudie einer theoriegestützten Verhaltensintervention für Zahnärzte zur Promotion der HPV-Impfung, geleitet durch Behavior Change Wheel und COM-B-Modell, mit Rapid-Review, Interviews mit Zahnpraktikern und Umfragen bei Eltern und geeigneten Patienten (2024–2026).</w:t>
+        <w:t>Individuell-level Simulationen mit US-Surveillance-Daten zu Verzerrungsrisiken in Test-Negativ-Studien (TND) zur Impfeffektivität durch unterschiedliche RDT-Nutzung zwischen Geimpften und Ungeimpften.</w:t>
       </w:r>
     </w:p>
     <w:p>
@@ -220,7 +220,7 @@
         <w:t xml:space="preserve">Ergebnis: </w:t>
       </w:r>
       <w:r>
-        <w:t>Zentrale Barrieren identifiziert: mangelndes Wissen zu HPV/HPV-Impfstoff, niedrige Selbstwirksamkeit, Befürchtungen vor negativen Konsequenzen. Finale Intervention: Didaktische Schulung, Skripte, tailorierte Botschaften in klinischem Entscheidungshilfe-Tool und Leistungs-Feedback. Pilottests: Zeiteffizient, akzeptabel für Praktiker und Patienten/Eltern. Keine Förderung für Effektivitätsstudie – Autoren suchten Unterstützung.</w:t>
+        <w:t>Impfeffektivität unterschätzt (−5,8 bis −6,1 Prozentpunkte), wenn Geimpfte häufiger nach positivem RDT oder Ungeimpfte häufiger nach negativem RDT Gesundheitseinrichtungen aufsuchen; überschätzt (+5,2 bis +8,4 Prozentpunkte) bei umgekehrtem Muster. Verzerrung abhängig von Wahrscheinlichkeiten: Geimpfte Klinik-Besuch nach positiv RDT 0,5 vs. Ungeimpfte 0,3 → Bias −5,8 pp (95 % UI −9,1 bis −2,4).</w:t>
       </w:r>
     </w:p>
     <w:p>
@@ -235,7 +235,7 @@
         <w:rPr>
           <w:sz w:val="19"/>
         </w:rPr>
-        <w:t>USA; Studiendesign übertragbar auf Setting-basierte Impfpromotion</w:t>
+        <w:t>USA-Datenbasis, aber methodische Verzerrungsanalyse zu TND-Studien auf deutsche COVID-Impfeffektivitätsbewertung übertragbar</w:t>
       </w:r>
     </w:p>
     <w:p>
@@ -244,7 +244,7 @@
           <w:color w:val="5A7D3A"/>
           <w:sz w:val="18"/>
         </w:rPr>
-        <w:t>https://pubmed.ncbi.nlm.nih.gov/42904413/</w:t>
+        <w:t>https://pubmed.ncbi.nlm.nih.gov/42909463/</w:t>
       </w:r>
     </w:p>
     <w:p>
@@ -252,7 +252,7 @@
         <w:pStyle w:val="Heading2"/>
       </w:pPr>
       <w:r>
-        <w:t>COVID-19- und Influenza-Impfbereitschaft folgen teilweise unterschiedlichen Mustern</w:t>
+        <w:t>HPV-Impfung an chinesischen Unis: Wissen schlecht, Bereitschaft mittel, Uptake schwach</w:t>
       </w:r>
     </w:p>
     <w:p>
@@ -262,12 +262,12 @@
           <w:color w:val="666666"/>
           <w:sz w:val="18"/>
         </w:rPr>
-        <w:t>Duplaga M et al.  ·  Front Public Health  ·  06.10.2026  ·  PMID 42903207</w:t>
+        <w:t>Zhu M et al.  ·  Front Public Health  ·  07.10.2026  ·  PMID 42909026</w:t>
       </w:r>
     </w:p>
     <w:p>
       <w:r>
-        <w:t>Querschnittsbefragung von 3.000 polnischen Erwachsenen (Mai 2026) mit COM-B-Modell zu Impfabsichten für COVID-19 und Influenza sowie Vaccine-Hesitancy-Skala, Gesundheitskompetenz und Verschwörungsmentalität.</w:t>
+        <w:t>Querschnittstudie (959 Studierende, Shandong) zur HPV-Impfakzeptanz mittels Knowledge-Attitude-Practice-Framework mit Strukturgleichungsmodellierung.</w:t>
       </w:r>
     </w:p>
     <w:p>
@@ -278,7 +278,7 @@
         <w:t xml:space="preserve">Ergebnis: </w:t>
       </w:r>
       <w:r>
-        <w:t>Impfabsicht: 18,2 % für COVID-19, 31,5 % für Influenza. Fähigkeit (Capability) assoziiert mit beiden Absichten (COVID-19 OR = 1,31; Influenza OR = 1,74). Motivation erhöhte beide (COVID-19 OR = 2,64; Influenza OR = 1,56). Impfskepsis trug zusätzlich erklärende Kraft bei. Politische Präferenz zeigte Impfstoff-spezifisches Muster: Anhänger der Rechtspartei hatten niedrigere COVID-19-Absicht (OR = 0,50), aber keine Assoziation für Influenza. Modellgüte (Nagelkerke R² 0,387–0,392).</w:t>
+        <w:t>Durchschnittliches Wissensscore 54,8 % (schwach), Einstellung 74,8 % (moderat), Praxis 67,1 % (moderat). Wissen direkt mit Einstellung (β=0,119, p=0,012) und Praxis assoziiert (β=0,461, p=0,014); Einstellung auch indirekt relevant (β=0,014 indirekt, p=0,003). Männeranteil 58 %, HPV-bezogene Wissenslücken erheblich, Zugang zu Untersuchung und Impfung beschränkt.</w:t>
       </w:r>
     </w:p>
     <w:p>
@@ -293,7 +293,7 @@
         <w:rPr>
           <w:sz w:val="19"/>
         </w:rPr>
-        <w:t>Polen, vergleichbare Sozialversicherung; COVID-19-Ergebnis überlastet Portfolio aber</w:t>
+        <w:t>China, aber KAP-Struktur und Geschlechtseffekte auf deutsche Männer-Impfquoten anwendbar</w:t>
       </w:r>
     </w:p>
     <w:p>
@@ -302,7 +302,7 @@
           <w:color w:val="5A7D3A"/>
           <w:sz w:val="18"/>
         </w:rPr>
-        <w:t>https://pubmed.ncbi.nlm.nih.gov/42903207/</w:t>
+        <w:t>https://pubmed.ncbi.nlm.nih.gov/42909026/</w:t>
       </w:r>
     </w:p>
     <w:p>
@@ -310,7 +310,7 @@
         <w:pStyle w:val="Heading2"/>
       </w:pPr>
       <w:r>
-        <w:t>Influenza-Impfantwort unterschied sich zwischen ethnischen Gruppen in England</w:t>
+        <w:t>24-valente Pneumokokken-Konjugatimpfung: sichere Immunantwort in Phase-1/2-Studien</w:t>
       </w:r>
     </w:p>
     <w:p>
@@ -320,12 +320,12 @@
           <w:color w:val="666666"/>
           <w:sz w:val="18"/>
         </w:rPr>
-        <w:t>Nazareth J et al.  ·  J Infect  ·  29.09.2026  ·  PMID 42810690</w:t>
+        <w:t>Wang K et al.  ·  Expert Rev Vaccines  ·  22.10.2026  ·  PMID 42908339</w:t>
       </w:r>
     </w:p>
     <w:p>
       <w:r>
-        <w:t>Prospektive Kohorte von 815 Gesundheitsfachpersonen in Großbritannien (2020–2022) mit Bestimmung von Hämagglutinin-Hemmtiteln nach Influenza-Impfung.</w:t>
+        <w:t>Zwei RCTs (Phase 1: n=240, Phase 2: n=992, chinesische Erwachsene) zur Sicherheit und Immunogenität von PCV24 vs. PPSV23 und Placebo.</w:t>
       </w:r>
     </w:p>
     <w:p>
@@ -336,7 +336,7 @@
         <w:t xml:space="preserve">Ergebnis: </w:t>
       </w:r>
       <w:r>
-        <w:t>Im ersten Jahr zeigten sich keine signifikanten ethnischen Unterschiede. Im zweiten Jahr hatten südasiatische Teilnehmer einen stärkeren Anstieg der A/H1N1-Antikörper während der Booster-Phase (geometrisches Mittel-Ratio 1,77; 95 %-KI 1,26–2,48; p = 0,001). Eine vorherige Influenza-Impfung erklärte die beobachteten Unterschiede teilweise. Die Befunde deuten auf unterschiedliche Immunantworten hin, möglicherweise bedingt durch unterschiedliche Vorimmunsierung.</w:t>
+        <w:t>Post-Impf-Nebenwirkungen überwiegend Grad 1–2, seltene Grad-3-Ereignisse nur Tag 0–7; keine impfbedingten schwerwiegenden Nebenwirkungen über 6 Monate. PCV24-Hochdosis erreichte Nicht-Unterlegenheit für IgG-Serokonversion aller 24 Serotpyen vs. PPSV23. Verträglichkeitsprofil günstig, robuste Immunantwort dokumentiert.</w:t>
       </w:r>
     </w:p>
     <w:p>
@@ -351,7 +351,7 @@
         <w:rPr>
           <w:sz w:val="19"/>
         </w:rPr>
-        <w:t>UK-Klinikdaten, vergleichbare Dokumentationspflichten und Impfkalendar</w:t>
+        <w:t>China, Sicherheitsdaten aber zu Pneumokokkenimpfung kohärent mit europäischem Sicherheitsreglement; Nutzbar für Risikoabwägung</w:t>
       </w:r>
     </w:p>
     <w:p>
@@ -360,7 +360,7 @@
           <w:color w:val="5A7D3A"/>
           <w:sz w:val="18"/>
         </w:rPr>
-        <w:t>https://pubmed.ncbi.nlm.nih.gov/42810690/</w:t>
+        <w:t>https://pubmed.ncbi.nlm.nih.gov/42908339/</w:t>
       </w:r>
     </w:p>
     <w:p>
@@ -368,7 +368,7 @@
         <w:pStyle w:val="Heading2"/>
       </w:pPr>
       <w:r>
-        <w:t>Mütterliche Keuchhusten-Impfung schützt Neugeborene auch nach COVID-19</w:t>
+        <w:t>Tollwutimpfung bei Hunden: Strukturen schlagen Wissen, Einstellung und Appelle</w:t>
       </w:r>
     </w:p>
     <w:p>
@@ -378,12 +378,12 @@
           <w:color w:val="666666"/>
           <w:sz w:val="18"/>
         </w:rPr>
-        <w:t>Walker JL et al.  ·  J Infect  ·  31.08.2026  ·  PMID 42674297</w:t>
+        <w:t>Sun K et al.  ·  Transbound Emerg Dis  ·  2026  ·  PMID 42905874</w:t>
       </w:r>
     </w:p>
     <w:p>
       <w:r>
-        <w:t>Fallkontrollstudie mit 188 laborbestätigten Pertussis-Fällen bei unter 3 Monate alten Säuglingen (Januar 2020–März 2024) und Deckungsdaten von 453.740 Schwangerschaften in Großbritannien.</w:t>
+        <w:t>Mehrebenen-Querschnittsstudie (2.148 ländliche Bewohner, 282 Hundehalter, China) zu Determinanten der Hundertollwut-Impfung mittels multilevel mixed effects und SEM.</w:t>
       </w:r>
     </w:p>
     <w:p>
@@ -394,7 +394,7 @@
         <w:t xml:space="preserve">Ergebnis: </w:t>
       </w:r>
       <w:r>
-        <w:t>Impfeffektivität gegen laborbestätigte Pertussis 84,6 % (95 %-KI 76,9–89,7 %), gegen Hospitalisierung 88,2 % (95 %-KI 81–92,7 %), gegen Tod 91,5 % (95 %-KI 75,4–97,1 %). Hohe Wirksamkeit über alle Gestationsalter-Kategorien hinweg; kein statistisch signifikanter Unterschied. Das Programm hat seine hohe Schutzwirkung beibehalten und war nicht Ursache des post-pandemischen Pertussis-Anstiegs.</w:t>
+        <w:t>Wissensquote 68,0 %, positive Einstellung 88,1 %, aber nur 26,5 % aktive Praxis bei Menschen; Hundimpfquote 36,2 %. Einstellung mediierte Wissenseffekt (91,0 % des indirekten Pfads). Strukturelle Faktoren dominierten jedoch: erworbene Hunde 3,4× höhere Impfquote als Eigenaufzucht (OR 3,38), angebundene Hunde 3,8× höher als frei laufende (OR 3,77). Wissen/Einstellung unzureichend ohne Managementreformen.</w:t>
       </w:r>
     </w:p>
     <w:p>
@@ -409,7 +409,7 @@
         <w:rPr>
           <w:sz w:val="19"/>
         </w:rPr>
-        <w:t>England-Daten, vergleichbare Mutterschaftshilfe und Impfregister</w:t>
+        <w:t>China ländlich, aber Befund zu Strukturbarrieren über KAP hinaus auf deutsche Tierimpfprogramme und deren Umsetzungshindernisse übertragbar</w:t>
       </w:r>
     </w:p>
     <w:p>
@@ -418,7 +418,65 @@
           <w:color w:val="5A7D3A"/>
           <w:sz w:val="18"/>
         </w:rPr>
-        <w:t>https://pubmed.ncbi.nlm.nih.gov/42674297/</w:t>
+        <w:t>https://pubmed.ncbi.nlm.nih.gov/42905874/</w:t>
+      </w:r>
+    </w:p>
+    <w:p>
+      <w:pPr>
+        <w:pStyle w:val="Heading2"/>
+      </w:pPr>
+      <w:r>
+        <w:t>Strategien gegen Impfskepsis: Was Systemreformen leisten</w:t>
+      </w:r>
+    </w:p>
+    <w:p>
+      <w:r>
+        <w:rPr>
+          <w:i/>
+          <w:color w:val="666666"/>
+          <w:sz w:val="18"/>
+        </w:rPr>
+        <w:t>Marques APDC et al.  ·  Epidemiol Serv Saude  ·  12.10.2026  ·  PMID 42903010</w:t>
+      </w:r>
+    </w:p>
+    <w:p>
+      <w:r>
+        <w:t>Systematische Übersicht von 48 Systematic Reviews zu Maßnahmen gegen Impfhesitanz in Brasilien (urban, Erwachsene ab 18 Jahren, Schwangere).</w:t>
+      </w:r>
+    </w:p>
+    <w:p>
+      <w:r>
+        <w:rPr>
+          <w:b/>
+        </w:rPr>
+        <w:t xml:space="preserve">Ergebnis: </w:t>
+      </w:r>
+      <w:r>
+        <w:t>Wirksame Strategien erfordern Kombination von fünf Handlungsfeldern: (1) zielgruppenbezogene Kommunikationsverstärkung, (2) permanente Fortbildung für Gesundheitsfachpersonen, (3) Zugangsverbesserung (Infrastruktur und Verfügbarkeit), (4) Desinformationsbekämpfung, (5) integrierte Schwangerschafts-Impfstrategien. Einzelmaßnahmen unzureichend; systemische Koordination erforderlich.</w:t>
+      </w:r>
+    </w:p>
+    <w:p>
+      <w:r>
+        <w:rPr>
+          <w:b/>
+          <w:sz w:val="19"/>
+        </w:rPr>
+        <w:t xml:space="preserve">Übertragbarkeit: </w:t>
+      </w:r>
+      <w:r>
+        <w:rPr>
+          <w:sz w:val="19"/>
+        </w:rPr>
+        <w:t>Brasilien, aber Befunde zu kombinierter Systemstrategie relevant für deutsches Impfprogramm-Design</w:t>
+      </w:r>
+    </w:p>
+    <w:p>
+      <w:r>
+        <w:rPr>
+          <w:color w:val="5A7D3A"/>
+          <w:sz w:val="18"/>
+        </w:rPr>
+        <w:t>https://pubmed.ncbi.nlm.nih.gov/42903010/</w:t>
       </w:r>
     </w:p>
     <w:sectPr>

--- a/download/studien-aktuell.docx
+++ b/download/studien-aktuell.docx
@@ -62,7 +62,7 @@
           <w:color w:val="666666"/>
           <w:sz w:val="18"/>
         </w:rPr>
-        <w:t>Stand: 24.10.2026  |  7 Studien  |  impfen.m-vf.de</w:t>
+        <w:t>Stand: 25.10.2026  |  6 Studien  |  impfen.m-vf.de</w:t>
       </w:r>
     </w:p>
     <w:p>
@@ -70,7 +70,7 @@
         <w:pStyle w:val="Heading1"/>
       </w:pPr>
       <w:r>
-        <w:t>Aufgenommen am 24.10.2026</w:t>
+        <w:t>Aufgenommen am 25.10.2026</w:t>
       </w:r>
     </w:p>
     <w:p>
@@ -78,7 +78,7 @@
         <w:pStyle w:val="Heading2"/>
       </w:pPr>
       <w:r>
-        <w:t>Dengue-Impfung in Lateinamerika: Wissenshieroglyphen und Umsetzungslücken</w:t>
+        <w:t>Meningokokken-B-Impfstoff induziert Antikörper gegen Gonorrhö-Antigene</w:t>
       </w:r>
     </w:p>
     <w:p>
@@ -88,12 +88,12 @@
           <w:color w:val="666666"/>
           <w:sz w:val="18"/>
         </w:rPr>
-        <w:t>Arredondo-Nontol MR et al.  ·  Cad Saude Publica  ·  12.10.2026  ·  PMID 42912039</w:t>
+        <w:t>Phadke VK et al.  ·  Nat Commun  ·  23.09.2026  ·  PMID 42918783</w:t>
       </w:r>
     </w:p>
     <w:p>
       <w:r>
-        <w:t>Scoping Review über Wissen, Einstellungen und Praktiken zur Dengue-Impfung in Lateinamerika und der Karibik mit Fokus auf den Unterschied zwischen Einstellungen und tatsächlicher Inanspruchnahme.</w:t>
+        <w:t>Randomisierte Phase-II-Studie an 52 gesunden Erwachsenen (41 Impfstoff, 11 Placebo), die Antikörperresponses gegen Gonorrhö-Oberflächenantigene nach 4CMenB-Impfung maß.</w:t>
       </w:r>
     </w:p>
     <w:p>
@@ -104,7 +104,7 @@
         <w:t xml:space="preserve">Ergebnis: </w:t>
       </w:r>
       <w:r>
-        <w:t>16 Studien zeigten begrenzte Kenntnisse über Impfverfügbarkeit und Sicherheit, aber grundsätzlich positive Einstellungen (hohe Akzeptanz, Zahlungsbereitschaft ca. 23 USD für dreiteilige Serie). Jedoch persistierte eine große Lücke zwischen Einstellung und Umsetzung mit niedriger Impfquotenerfüllung. Besondere Herausforderungen: Sicherheits- und Vertrauensbedenken bei Studienteilnahmen, Wissenslücken zu Wirkungsmechanismen.</w:t>
+        <w:t>4CMenB erzeugte robuste Serum-IgG-Antworten gegen Gonorrhö-Antigene mit Peak am Tag 43 und Persistenz bis Tag 181. Mukosale IgG-Antworten waren niedrig ausgeprägt, mit höchsten Werten in Vaginalsekreten. Bei Placebo-Empfängern keine relevanten Antworten. Die Ergebnisse unterstützen potenziellen Einsatz von 4CMenB zur Gonorrhö-Prävention.</w:t>
       </w:r>
     </w:p>
     <w:p>
@@ -119,7 +119,7 @@
         <w:rPr>
           <w:sz w:val="19"/>
         </w:rPr>
-        <w:t>Lateinamerika, aber Erkenntnisse zur Diskrepanz Einstellung/Verhalten übertragbar auf deutsche Vakzin-Skepsis-Strategien</w:t>
+        <w:t>USA, Antikörpertiter gemessen, aber Wirksamkeit in der Versorgung unklar</w:t>
       </w:r>
     </w:p>
     <w:p>
@@ -128,7 +128,7 @@
           <w:color w:val="5A7D3A"/>
           <w:sz w:val="18"/>
         </w:rPr>
-        <w:t>https://pubmed.ncbi.nlm.nih.gov/42912039/</w:t>
+        <w:t>https://pubmed.ncbi.nlm.nih.gov/42918783/</w:t>
       </w:r>
     </w:p>
     <w:p>
@@ -136,7 +136,7 @@
         <w:pStyle w:val="Heading2"/>
       </w:pPr>
       <w:r>
-        <w:t>Auffrischungsimpfung in der Pandemie: Was Müdigkeit und Misstrauen bewirken</w:t>
+        <w:t>Impfbereitschaft in Moskau während COVID-19: Polarisierung trotz abnehmender Prävention</w:t>
       </w:r>
     </w:p>
     <w:p>
@@ -146,12 +146,12 @@
           <w:color w:val="666666"/>
           <w:sz w:val="18"/>
         </w:rPr>
-        <w:t>Jin J et al.  ·  Glob Health Action  ·  22.10.2026  ·  PMID 42910459</w:t>
+        <w:t>Bogdan IV et al.  ·  Probl Sotsialnoi Gig Zdravookhranenniiai Istor Med  ·  15.12.2026  ·  PMID 42904709</w:t>
       </w:r>
     </w:p>
     <w:p>
       <w:r>
-        <w:t>Längsschnittstudie (689 Erwachsene, Hongkong) zu psychosozialen Faktoren der Bereitschaft für zusätzliche COVID-19-Impfdosen während Pandemiedauer.</w:t>
+        <w:t>Wiederholte Bevölkerungsbefragung in Moskau (Februar und Juli/August 2021, je ~1000 Teilnehmer) zur Entwicklung von Impfbereitschaft und Vertrauen während der Pandemie.</w:t>
       </w:r>
     </w:p>
     <w:p>
@@ -162,7 +162,7 @@
         <w:t xml:space="preserve">Ergebnis: </w:t>
       </w:r>
       <w:r>
-        <w:t>58,2 % zu zusätzlicher Dosis bereit, 18,9 % ablehnend, 22,9 % unentschieden. Erhöhte Pandemie-Müdigkeit assoziiert mit Ablehnung (OR 1,63), niedriges Vertrauen in Behörden mit Ablehnung (OR 0,60), höhere wahrgenommene Bequemlichkeit mit Akzeptanz (OR 1,29). Alltägliche Belastungen bidirektional: erhöhte Chancen sowohl für Ablehnung als auch Akzeptanz je nach subjektiver Maßnahmenbequemlichkeit.</w:t>
+        <w:t>Bis Welle 5 sank Einhaltung der meisten Präventionsmaßnahmen (Abstand, Kontaktlimit, Desinfektionsmittel). Durchschnittliche Selbstbewertung des emotionalen Zustands fiel auf 3,47 Punkte. Institutionelles Vertrauen sank, Einstellung zur Impfung wurde polarisierter. Empfehlung: konsistente Wissenschaftskommunikation und gezielte Arbeit mit Vaccine Hesitancy-Gruppen.</w:t>
       </w:r>
     </w:p>
     <w:p>
@@ -177,7 +177,7 @@
         <w:rPr>
           <w:sz w:val="19"/>
         </w:rPr>
-        <w:t>Hong Kong-Kontext, aber Befunde zu Pandemie-Ermüdung und Vertrauensverlust auf Deutschland übertragbar</w:t>
+        <w:t>Russland – Bevölkerungsänderungen, aber Zeitraum und System nur begrenzt übertragbar</w:t>
       </w:r>
     </w:p>
     <w:p>
@@ -186,7 +186,7 @@
           <w:color w:val="5A7D3A"/>
           <w:sz w:val="18"/>
         </w:rPr>
-        <w:t>https://pubmed.ncbi.nlm.nih.gov/42910459/</w:t>
+        <w:t>https://pubmed.ncbi.nlm.nih.gov/42904709/</w:t>
       </w:r>
     </w:p>
     <w:p>
@@ -194,7 +194,7 @@
         <w:pStyle w:val="Heading2"/>
       </w:pPr>
       <w:r>
-        <w:t>Impfeffektivität gegen COVID-19: Schnelltests verzerren die Ergebnisse je nach Impfstatus</w:t>
+        <w:t>Bioengineering von BCG: Strategien für verbesserte Blasenkrebs-Immuntherapie</w:t>
       </w:r>
     </w:p>
     <w:p>
@@ -204,12 +204,12 @@
           <w:color w:val="666666"/>
           <w:sz w:val="18"/>
         </w:rPr>
-        <w:t>Wiegand RE et al.  ·  Int J Epidemiol  ·  14.10.2026  ·  PMID 42909463</w:t>
+        <w:t>Li S et al.  ·  Front Immunol  ·  05.10.2026  ·  PMID 42898624</w:t>
       </w:r>
     </w:p>
     <w:p>
       <w:r>
-        <w:t>Individuell-level Simulationen mit US-Surveillance-Daten zu Verzerrungsrisiken in Test-Negativ-Studien (TND) zur Impfeffektivität durch unterschiedliche RDT-Nutzung zwischen Geimpften und Ungeimpften.</w:t>
+        <w:t>Narrative Review zu genetischen Modifikationen, synthetischer Biologie und Delivery-Systemen zur Optimierung von BCG als Immuntherapie bei nicht-muskelinvasivem Blasenkrebs; Mechanismen und aktuelle Forschungsansätze.</w:t>
       </w:r>
     </w:p>
     <w:p>
@@ -220,7 +220,7 @@
         <w:t xml:space="preserve">Ergebnis: </w:t>
       </w:r>
       <w:r>
-        <w:t>Impfeffektivität unterschätzt (−5,8 bis −6,1 Prozentpunkte), wenn Geimpfte häufiger nach positivem RDT oder Ungeimpfte häufiger nach negativem RDT Gesundheitseinrichtungen aufsuchen; überschätzt (+5,2 bis +8,4 Prozentpunkte) bei umgekehrtem Muster. Verzerrung abhängig von Wahrscheinlichkeiten: Geimpfte Klinik-Besuch nach positiv RDT 0,5 vs. Ungeimpfte 0,3 → Bias −5,8 pp (95 % UI −9,1 bis −2,4).</w:t>
+        <w:t>Überblick über BCG-induzierte Antitumorimmunantwort (Typ-1- und Typ-2-Effekte, trainierte Immunität), biotech-gestützte Strategien zur Verbesserung von Tumor-Interaktion, angeborener Immunaktivierung und Immunmilieumodulierung. Keine primären Outcomes berichtet, nur Literaturübersicht.</w:t>
       </w:r>
     </w:p>
     <w:p>
@@ -235,7 +235,7 @@
         <w:rPr>
           <w:sz w:val="19"/>
         </w:rPr>
-        <w:t>USA-Datenbasis, aber methodische Verzerrungsanalyse zu TND-Studien auf deutsche COVID-Impfeffektivitätsbewertung übertragbar</w:t>
+        <w:t>Methodische Übersicht ohne Versorgungsdaten – grenzwertiger Einschluss, konzeptueller Nutzen</w:t>
       </w:r>
     </w:p>
     <w:p>
@@ -244,7 +244,7 @@
           <w:color w:val="5A7D3A"/>
           <w:sz w:val="18"/>
         </w:rPr>
-        <w:t>https://pubmed.ncbi.nlm.nih.gov/42909463/</w:t>
+        <w:t>https://pubmed.ncbi.nlm.nih.gov/42898624/</w:t>
       </w:r>
     </w:p>
     <w:p>
@@ -252,7 +252,7 @@
         <w:pStyle w:val="Heading2"/>
       </w:pPr>
       <w:r>
-        <w:t>HPV-Impfung an chinesischen Unis: Wissen schlecht, Bereitschaft mittel, Uptake schwach</w:t>
+        <w:t>CAR-T-Zellen bei Autoimmunerkrankungen: Harmonisierte europäische Empfehlungen</w:t>
       </w:r>
     </w:p>
     <w:p>
@@ -262,12 +262,12 @@
           <w:color w:val="666666"/>
           <w:sz w:val="18"/>
         </w:rPr>
-        <w:t>Zhu M et al.  ·  Front Public Health  ·  07.10.2026  ·  PMID 42909026</w:t>
+        <w:t>Greco R et al.  ·  Lancet Rheumatol  ·  05.10.2026  ·  PMID 42833234</w:t>
       </w:r>
     </w:p>
     <w:p>
       <w:r>
-        <w:t>Querschnittstudie (959 Studierende, Shandong) zur HPV-Impfakzeptanz mittels Knowledge-Attitude-Practice-Framework mit Strukturgleichungsmodellierung.</w:t>
+        <w:t>Europäische Konsensus-Update von EBMT, ISCT und JACIE zu CAR-T-Zelltherapie bei schweren refraktären Autoimmunerkrankungen, basierend auf aktuellem Evidenzstand 2024–2026.</w:t>
       </w:r>
     </w:p>
     <w:p>
@@ -278,7 +278,7 @@
         <w:t xml:space="preserve">Ergebnis: </w:t>
       </w:r>
       <w:r>
-        <w:t>Durchschnittliches Wissensscore 54,8 % (schwach), Einstellung 74,8 % (moderat), Praxis 67,1 % (moderat). Wissen direkt mit Einstellung (β=0,119, p=0,012) und Praxis assoziiert (β=0,461, p=0,014); Einstellung auch indirekt relevant (β=0,014 indirekt, p=0,003). Männeranteil 58 %, HPV-bezogene Wissenslücken erheblich, Zugang zu Untersuchung und Impfung beschränkt.</w:t>
+        <w:t>Aktualisierte Empfehlungen zu Patientenauswahl, Diagnostik, klinischem Management, Nachbeobachtung und Immunmonitoring für rheumatische, neurologische, hämatologische und pädiatrische Indikationen. Unerfüllte Bedarfe und Forschungspriorit­äten identifiziert. Spezifische Zahlen zur Häufigkeit oder Effektivität nicht berichtet.</w:t>
       </w:r>
     </w:p>
     <w:p>
@@ -293,7 +293,7 @@
         <w:rPr>
           <w:sz w:val="19"/>
         </w:rPr>
-        <w:t>China, aber KAP-Struktur und Geschlechtseffekte auf deutsche Männer-Impfquoten anwendbar</w:t>
+        <w:t>Deutschland, österreich, Schweiz – europäisches Expertenkonsens, direkt übertragbar</w:t>
       </w:r>
     </w:p>
     <w:p>
@@ -302,7 +302,7 @@
           <w:color w:val="5A7D3A"/>
           <w:sz w:val="18"/>
         </w:rPr>
-        <w:t>https://pubmed.ncbi.nlm.nih.gov/42909026/</w:t>
+        <w:t>https://pubmed.ncbi.nlm.nih.gov/42833234/</w:t>
       </w:r>
     </w:p>
     <w:p>
@@ -310,7 +310,7 @@
         <w:pStyle w:val="Heading2"/>
       </w:pPr>
       <w:r>
-        <w:t>24-valente Pneumokokken-Konjugatimpfung: sichere Immunantwort in Phase-1/2-Studien</w:t>
+        <w:t>Digitale Nachsorge nach Zelltransplantation in Deutschland: SPIZ-Studie mit 306 Patienten</w:t>
       </w:r>
     </w:p>
     <w:p>
@@ -320,12 +320,12 @@
           <w:color w:val="666666"/>
           <w:sz w:val="18"/>
         </w:rPr>
-        <w:t>Wang K et al.  ·  Expert Rev Vaccines  ·  22.10.2026  ·  PMID 42908339</w:t>
+        <w:t>Schneider MMK et al.  ·  Ann Hematol  ·  26.09.2026  ·  PMID 42799871</w:t>
       </w:r>
     </w:p>
     <w:p>
       <w:r>
-        <w:t>Zwei RCTs (Phase 1: n=240, Phase 2: n=992, chinesische Erwachsene) zur Sicherheit und Immunogenität von PCV24 vs. PPSV23 und Placebo.</w:t>
+        <w:t>Deutsches RCT-Protokoll (SPIZ) zur Optimierung der posttherapeutischen Versorgung nach allogener Stammzelltransplantation und CAR-T-Therapie durch digitale Unterstützung, Fallmanagement und regionale Vernetzung.</w:t>
       </w:r>
     </w:p>
     <w:p>
@@ -336,7 +336,7 @@
         <w:t xml:space="preserve">Ergebnis: </w:t>
       </w:r>
       <w:r>
-        <w:t>Post-Impf-Nebenwirkungen überwiegend Grad 1–2, seltene Grad-3-Ereignisse nur Tag 0–7; keine impfbedingten schwerwiegenden Nebenwirkungen über 6 Monate. PCV24-Hochdosis erreichte Nicht-Unterlegenheit für IgG-Serokonversion aller 24 Serotpyen vs. PPSV23. Verträglichkeitsprofil günstig, robuste Immunantwort dokumentiert.</w:t>
+        <w:t>306 Patienten erfolgreich in 3 Zentren rekrutiert und 1:1 randomisiert. Intervention: Fallmanager, Pflegefachbesuche, mobiles App-Monitoring, Videokonferenzen. Primäre Endpunkte: Mortalität und Rehospitalisierungsraten. Studienabschluss und Auswertung laufen. G-BA-Förderung mit Ziel der Routineintegration.</w:t>
       </w:r>
     </w:p>
     <w:p>
@@ -351,7 +351,7 @@
         <w:rPr>
           <w:sz w:val="19"/>
         </w:rPr>
-        <w:t>China, Sicherheitsdaten aber zu Pneumokokkenimpfung kohärent mit europäischem Sicherheitsreglement; Nutzbar für Risikoabwägung</w:t>
+        <w:t>Deutschland – deutsches Versicherungs- und Gesundheitssystem, direkt übertragbar</w:t>
       </w:r>
     </w:p>
     <w:p>
@@ -360,7 +360,7 @@
           <w:color w:val="5A7D3A"/>
           <w:sz w:val="18"/>
         </w:rPr>
-        <w:t>https://pubmed.ncbi.nlm.nih.gov/42908339/</w:t>
+        <w:t>https://pubmed.ncbi.nlm.nih.gov/42799871/</w:t>
       </w:r>
     </w:p>
     <w:p>
@@ -368,7 +368,7 @@
         <w:pStyle w:val="Heading2"/>
       </w:pPr>
       <w:r>
-        <w:t>Tollwutimpfung bei Hunden: Strukturen schlagen Wissen, Einstellung und Appelle</w:t>
+        <w:t>BCG plus Immun-Checkpoint-Inhibitoren: Toxizität steigt deutlich</w:t>
       </w:r>
     </w:p>
     <w:p>
@@ -378,12 +378,12 @@
           <w:color w:val="666666"/>
           <w:sz w:val="18"/>
         </w:rPr>
-        <w:t>Sun K et al.  ·  Transbound Emerg Dis  ·  2026  ·  PMID 42905874</w:t>
+        <w:t>Ciccarese C et al.  ·  ESMO Open  ·  23.09.2026  ·  PMID 42777327</w:t>
       </w:r>
     </w:p>
     <w:p>
       <w:r>
-        <w:t>Mehrebenen-Querschnittsstudie (2.148 ländliche Bewohner, 282 Hundehalter, China) zu Determinanten der Hundertollwut-Impfung mittels multilevel mixed effects und SEM.</w:t>
+        <w:t>Systematische Übersicht und Metaanalyse von 3 Phase-III-RCTs (1895 Patienten) zur Sicherheit von BCG kombiniert mit Anti-PD-1/PD-L1-Inhibitoren bei High-Risk-NMIBC.</w:t>
       </w:r>
     </w:p>
     <w:p>
@@ -394,7 +394,7 @@
         <w:t xml:space="preserve">Ergebnis: </w:t>
       </w:r>
       <w:r>
-        <w:t>Wissensquote 68,0 %, positive Einstellung 88,1 %, aber nur 26,5 % aktive Praxis bei Menschen; Hundimpfquote 36,2 %. Einstellung mediierte Wissenseffekt (91,0 % des indirekten Pfads). Strukturelle Faktoren dominierten jedoch: erworbene Hunde 3,4× höhere Impfquote als Eigenaufzucht (OR 3,38), angebundene Hunde 3,8× höher als frei laufende (OR 3,77). Wissen/Einstellung unzureichend ohne Managementreformen.</w:t>
+        <w:t>BCG+ICI versus BCG allein: RR für Grad ≥3 TRAE 4,02 (95%-KI 3,06–5,30, p&lt;0,00001), RR für schwere Unerwünschte Ereignisse 4,54 (2,09–9,85, p=0,0001), RR für Immun-bedingte AE (jeder Grad) 15,18 (4,34–53,14, p&lt;0,0001). Behandlungsabbruch RR 2,87 (1,50–5,52, p=0,002). Toxizität hauptsächlich durch systemische Immunereignisse.</w:t>
       </w:r>
     </w:p>
     <w:p>
@@ -409,7 +409,7 @@
         <w:rPr>
           <w:sz w:val="19"/>
         </w:rPr>
-        <w:t>China ländlich, aber Befund zu Strukturbarrieren über KAP hinaus auf deutsche Tierimpfprogramme und deren Umsetzungshindernisse übertragbar</w:t>
+        <w:t>Europa, Behandlungsdaten vergleichbare klinische Systeme, übertragbar</w:t>
       </w:r>
     </w:p>
     <w:p>
@@ -418,65 +418,7 @@
           <w:color w:val="5A7D3A"/>
           <w:sz w:val="18"/>
         </w:rPr>
-        <w:t>https://pubmed.ncbi.nlm.nih.gov/42905874/</w:t>
-      </w:r>
-    </w:p>
-    <w:p>
-      <w:pPr>
-        <w:pStyle w:val="Heading2"/>
-      </w:pPr>
-      <w:r>
-        <w:t>Strategien gegen Impfskepsis: Was Systemreformen leisten</w:t>
-      </w:r>
-    </w:p>
-    <w:p>
-      <w:r>
-        <w:rPr>
-          <w:i/>
-          <w:color w:val="666666"/>
-          <w:sz w:val="18"/>
-        </w:rPr>
-        <w:t>Marques APDC et al.  ·  Epidemiol Serv Saude  ·  12.10.2026  ·  PMID 42903010</w:t>
-      </w:r>
-    </w:p>
-    <w:p>
-      <w:r>
-        <w:t>Systematische Übersicht von 48 Systematic Reviews zu Maßnahmen gegen Impfhesitanz in Brasilien (urban, Erwachsene ab 18 Jahren, Schwangere).</w:t>
-      </w:r>
-    </w:p>
-    <w:p>
-      <w:r>
-        <w:rPr>
-          <w:b/>
-        </w:rPr>
-        <w:t xml:space="preserve">Ergebnis: </w:t>
-      </w:r>
-      <w:r>
-        <w:t>Wirksame Strategien erfordern Kombination von fünf Handlungsfeldern: (1) zielgruppenbezogene Kommunikationsverstärkung, (2) permanente Fortbildung für Gesundheitsfachpersonen, (3) Zugangsverbesserung (Infrastruktur und Verfügbarkeit), (4) Desinformationsbekämpfung, (5) integrierte Schwangerschafts-Impfstrategien. Einzelmaßnahmen unzureichend; systemische Koordination erforderlich.</w:t>
-      </w:r>
-    </w:p>
-    <w:p>
-      <w:r>
-        <w:rPr>
-          <w:b/>
-          <w:sz w:val="19"/>
-        </w:rPr>
-        <w:t xml:space="preserve">Übertragbarkeit: </w:t>
-      </w:r>
-      <w:r>
-        <w:rPr>
-          <w:sz w:val="19"/>
-        </w:rPr>
-        <w:t>Brasilien, aber Befunde zu kombinierter Systemstrategie relevant für deutsches Impfprogramm-Design</w:t>
-      </w:r>
-    </w:p>
-    <w:p>
-      <w:r>
-        <w:rPr>
-          <w:color w:val="5A7D3A"/>
-          <w:sz w:val="18"/>
-        </w:rPr>
-        <w:t>https://pubmed.ncbi.nlm.nih.gov/42903010/</w:t>
+        <w:t>https://pubmed.ncbi.nlm.nih.gov/42777327/</w:t>
       </w:r>
     </w:p>
     <w:sectPr>

--- a/download/studien-aktuell.docx
+++ b/download/studien-aktuell.docx
@@ -62,7 +62,7 @@
           <w:color w:val="666666"/>
           <w:sz w:val="18"/>
         </w:rPr>
-        <w:t>Stand: 25.10.2026  |  6 Studien  |  impfen.m-vf.de</w:t>
+        <w:t>Stand: 26.10.2026  |  6 Studien  |  impfen.m-vf.de</w:t>
       </w:r>
     </w:p>
     <w:p>
@@ -70,7 +70,7 @@
         <w:pStyle w:val="Heading1"/>
       </w:pPr>
       <w:r>
-        <w:t>Aufgenommen am 25.10.2026</w:t>
+        <w:t>Aufgenommen am 26.10.2026</w:t>
       </w:r>
     </w:p>
     <w:p>
@@ -78,7 +78,7 @@
         <w:pStyle w:val="Heading2"/>
       </w:pPr>
       <w:r>
-        <w:t>Meningokokken-B-Impfstoff induziert Antikörper gegen Gonorrhö-Antigene</w:t>
+        <w:t>RSV-Schutz: Mütterliche Impfung und Nirsevimab wirksam bei Neugeborenen</w:t>
       </w:r>
     </w:p>
     <w:p>
@@ -88,12 +88,12 @@
           <w:color w:val="666666"/>
           <w:sz w:val="18"/>
         </w:rPr>
-        <w:t>Phadke VK et al.  ·  Nat Commun  ·  23.09.2026  ·  PMID 42918783</w:t>
+        <w:t>Jacobson KB et al.  ·  JAMA Netw Open  ·  01.10.2026  ·  PMID 42925481</w:t>
       </w:r>
     </w:p>
     <w:p>
       <w:r>
-        <w:t>Randomisierte Phase-II-Studie an 52 gesunden Erwachsenen (41 Impfstoff, 11 Placebo), die Antikörperresponses gegen Gonorrhö-Oberflächenantigene nach 4CMenB-Impfung maß.</w:t>
+        <w:t>Vergleich der Wirksamkeit von mütterlicher RSV-Impfung (RSVpreF) versus Nirsevimab-Prophylaxe bei Neugeborenen gegen RSV-Infektionen in zwei Saisons (2023–2025) an einem großen US-Versicherungssystem.</w:t>
       </w:r>
     </w:p>
     <w:p>
@@ -104,7 +104,7 @@
         <w:t xml:space="preserve">Ergebnis: </w:t>
       </w:r>
       <w:r>
-        <w:t>4CMenB erzeugte robuste Serum-IgG-Antworten gegen Gonorrhö-Antigene mit Peak am Tag 43 und Persistenz bis Tag 181. Mukosale IgG-Antworten waren niedrig ausgeprägt, mit höchsten Werten in Vaginalsekreten. Bei Placebo-Empfängern keine relevanten Antworten. Die Ergebnisse unterstützen potenziellen Einsatz von 4CMenB zur Gonorrhö-Prävention.</w:t>
+        <w:t>Von 15.124 Neugeborenen hatten 0,97% eine bestätigte RSV-Infektion (0,94% RSVpreF-Gruppe, 1,04% Nirsevimab). Relative Produkteffektivität RSVpreF vs. Nirsevimab betrug −5,3% (95%-CI −44,8 bis 23,4%) gegen Infektionen und 61,5% (95%-CI −10,8 bis 86,7%) gegen Hospitalisierung – kein statistisch signifikanter Unterschied. Beide Produkte waren RSVpreF 69,3% (59,9–76,6%) bzw. Nirsevimab 65,2% (51,0–75,4%) wirksam gegen Infektion im Vergleich zu keinem Schutz.</w:t>
       </w:r>
     </w:p>
     <w:p>
@@ -119,7 +119,7 @@
         <w:rPr>
           <w:sz w:val="19"/>
         </w:rPr>
-        <w:t>USA, Antikörpertiter gemessen, aber Wirksamkeit in der Versorgung unklar</w:t>
+        <w:t>USA-Daten mit hohem Registrierungsstandard; begrenzt auf High-Income-Setting</w:t>
       </w:r>
     </w:p>
     <w:p>
@@ -128,7 +128,7 @@
           <w:color w:val="5A7D3A"/>
           <w:sz w:val="18"/>
         </w:rPr>
-        <w:t>https://pubmed.ncbi.nlm.nih.gov/42918783/</w:t>
+        <w:t>https://pubmed.ncbi.nlm.nih.gov/42925481/</w:t>
       </w:r>
     </w:p>
     <w:p>
@@ -136,7 +136,7 @@
         <w:pStyle w:val="Heading2"/>
       </w:pPr>
       <w:r>
-        <w:t>Impfbereitschaft in Moskau während COVID-19: Polarisierung trotz abnehmender Prävention</w:t>
+        <w:t>Pneumokokken-Impfung bei Dialyse- und Transplantationspatienten: Antikörperreaktion über 12 Monate</w:t>
       </w:r>
     </w:p>
     <w:p>
@@ -146,12 +146,12 @@
           <w:color w:val="666666"/>
           <w:sz w:val="18"/>
         </w:rPr>
-        <w:t>Bogdan IV et al.  ·  Probl Sotsialnoi Gig Zdravookhranenniiai Istor Med  ·  15.12.2026  ·  PMID 42904709</w:t>
+        <w:t>Novelli S et al.  ·  Front Immunol  ·  08.10.2026  ·  PMID 42923341</w:t>
       </w:r>
     </w:p>
     <w:p>
       <w:r>
-        <w:t>Wiederholte Bevölkerungsbefragung in Moskau (Februar und Juli/August 2021, je ~1000 Teilnehmer) zur Entwicklung von Impfbereitschaft und Vertrauen während der Pandemie.</w:t>
+        <w:t>Serologische Nachverfolgung der Immunantwort gegen 7 Pneumokokken-Serotypen bei Dialyse- und Nierentransplantationspatienten nach Standardschema (Prevenar 13 + Pneumo 23) über 12 Monate.</w:t>
       </w:r>
     </w:p>
     <w:p>
@@ -162,7 +162,7 @@
         <w:t xml:space="preserve">Ergebnis: </w:t>
       </w:r>
       <w:r>
-        <w:t>Bis Welle 5 sank Einhaltung der meisten Präventionsmaßnahmen (Abstand, Kontaktlimit, Desinfektionsmittel). Durchschnittliche Selbstbewertung des emotionalen Zustands fiel auf 3,47 Punkte. Institutionelles Vertrauen sank, Einstellung zur Impfung wurde polarisierter. Empfehlung: konsistente Wissenschaftskommunikation und gezielte Arbeit mit Vaccine Hesitancy-Gruppen.</w:t>
+        <w:t>Insgesamt stärkere Immunantwort bei Dialysepatienten (DP) als Transplantationspatienten (KTR). Kumulative Serokonversionsrate bei KTR vs. DP: 32,3% vs. 62,2% (3 Monate), 35,5% vs. 73,6% (6 Monate), 39,3% vs. 73,6% (12 Monate). Unterschiede bei Serotypen 6B, 19F, 23F gering.</w:t>
       </w:r>
     </w:p>
     <w:p>
@@ -177,7 +177,7 @@
         <w:rPr>
           <w:sz w:val="19"/>
         </w:rPr>
-        <w:t>Russland – Bevölkerungsänderungen, aber Zeitraum und System nur begrenzt übertragbar</w:t>
+        <w:t>Frankreich-Studie; vergleichbare Impfkalender und Patientengruppen; direkt auf deutsche Nierenpatienten übertragbar</w:t>
       </w:r>
     </w:p>
     <w:p>
@@ -186,7 +186,7 @@
           <w:color w:val="5A7D3A"/>
           <w:sz w:val="18"/>
         </w:rPr>
-        <w:t>https://pubmed.ncbi.nlm.nih.gov/42904709/</w:t>
+        <w:t>https://pubmed.ncbi.nlm.nih.gov/42923341/</w:t>
       </w:r>
     </w:p>
     <w:p>
@@ -194,7 +194,7 @@
         <w:pStyle w:val="Heading2"/>
       </w:pPr>
       <w:r>
-        <w:t>Bioengineering von BCG: Strategien für verbesserte Blasenkrebs-Immuntherapie</w:t>
+        <w:t>Adjuvierte Grippeimpfung für Ältere: Wirtschaftlichkeit im koreanischen Impfprogramm</w:t>
       </w:r>
     </w:p>
     <w:p>
@@ -204,12 +204,12 @@
           <w:color w:val="666666"/>
           <w:sz w:val="18"/>
         </w:rPr>
-        <w:t>Li S et al.  ·  Front Immunol  ·  05.10.2026  ·  PMID 42898624</w:t>
+        <w:t>Shim E et al.  ·  Front Public Health  ·  08.10.2026  ·  PMID 42923232</w:t>
       </w:r>
     </w:p>
     <w:p>
       <w:r>
-        <w:t>Narrative Review zu genetischen Modifikationen, synthetischer Biologie und Delivery-Systemen zur Optimierung von BCG als Immuntherapie bei nicht-muskelinvasivem Blasenkrebs; Mechanismen und aktuelle Forschungsansätze.</w:t>
+        <w:t>Budgetauswirkungen der Einführung von MF59-adjuvierter Influenza-Impfung (aTIV) für Erwachsene ≥65 Jahren in Südkorea mittels dynamischem Transmissionsmodell zur Erfassung direkter und indirekter Schutzeffekte.</w:t>
       </w:r>
     </w:p>
     <w:p>
@@ -220,7 +220,7 @@
         <w:t xml:space="preserve">Ergebnis: </w:t>
       </w:r>
       <w:r>
-        <w:t>Überblick über BCG-induzierte Antitumorimmunantwort (Typ-1- und Typ-2-Effekte, trainierte Immunität), biotech-gestützte Strategien zur Verbesserung von Tumor-Interaktion, angeborener Immunaktivierung und Immunmilieumodulierung. Keine primären Outcomes berichtet, nur Literaturübersicht.</w:t>
+        <w:t>Strategie I (aTIV ab 75 Jahren): +24,6 Mio. USD Zusatzkosten, 52% durch Behandlungseinsparungen ausgeglichen, Netto +11,7 Mio. USD (+0,9% Influenza-Gesamtbudget). Strategie II (aTIV ab 65 Jahren): +54,4 Mio. USD mit 57% Offset, Netto +23,2 Mio. USD (+1,8%), verhinderte aber 535 Todesfälle und 15.000+ Hospitalisierungen (2,2× höher als Strategie I).</w:t>
       </w:r>
     </w:p>
     <w:p>
@@ -235,7 +235,7 @@
         <w:rPr>
           <w:sz w:val="19"/>
         </w:rPr>
-        <w:t>Methodische Übersicht ohne Versorgungsdaten – grenzwertiger Einschluss, konzeptueller Nutzen</w:t>
+        <w:t>Ähnliche Altersstruktur und Gesundheitssystemaufbau wie Deutschland; dynamische Modellierung anwendbar</w:t>
       </w:r>
     </w:p>
     <w:p>
@@ -244,7 +244,7 @@
           <w:color w:val="5A7D3A"/>
           <w:sz w:val="18"/>
         </w:rPr>
-        <w:t>https://pubmed.ncbi.nlm.nih.gov/42898624/</w:t>
+        <w:t>https://pubmed.ncbi.nlm.nih.gov/42923232/</w:t>
       </w:r>
     </w:p>
     <w:p>
@@ -252,7 +252,7 @@
         <w:pStyle w:val="Heading2"/>
       </w:pPr>
       <w:r>
-        <w:t>CAR-T-Zellen bei Autoimmunerkrankungen: Harmonisierte europäische Empfehlungen</w:t>
+        <w:t>Impfquoten und COVID-19-Risiko bei Kindern: Regionale Ungleichheit in Brasilien</w:t>
       </w:r>
     </w:p>
     <w:p>
@@ -262,12 +262,12 @@
           <w:color w:val="666666"/>
           <w:sz w:val="18"/>
         </w:rPr>
-        <w:t>Greco R et al.  ·  Lancet Rheumatol  ·  05.10.2026  ·  PMID 42833234</w:t>
+        <w:t>Tavares RBV et al.  ·  Epidemiol Serv Saude  ·  24.07.2026  ·  PMID 42922896</w:t>
       </w:r>
     </w:p>
     <w:p>
       <w:r>
-        <w:t>Europäische Konsensus-Update von EBMT, ISCT und JACIE zu CAR-T-Zelltherapie bei schweren refraktären Autoimmunerkrankungen, basierend auf aktuellem Evidenzstand 2024–2026.</w:t>
+        <w:t>Räumlich-zeitliche Analyse von COVID-19-Fällen und -Todesfällen sowie Impfabdeckung bei Kindern/Jugendlichen (0–19 Jahre) in allen 5.570 brasilianischen Gemeinden (2020–2024) mittels Scan-Statistik.</w:t>
       </w:r>
     </w:p>
     <w:p>
@@ -278,7 +278,7 @@
         <w:t xml:space="preserve">Ergebnis: </w:t>
       </w:r>
       <w:r>
-        <w:t>Aktualisierte Empfehlungen zu Patientenauswahl, Diagnostik, klinischem Management, Nachbeobachtung und Immunmonitoring für rheumatische, neurologische, hämatologische und pädiatrische Indikationen. Unerfüllte Bedarfe und Forschungspriorit­äten identifiziert. Spezifische Zahlen zur Häufigkeit oder Effektivität nicht berichtet.</w:t>
+        <w:t>74.470 Fälle und 3.749 Todesfälle erfasst. Schutzcluster für Fälle (RR 0,28; 95%-CI 0,27–0,29), Hochrisiko-Cluster für Todesfälle Nord/Nordost/Mitte-West (RR 3,28; 95%-CI 3,00–3,59). Grundimpfung erreichte 85,2%, aber Auffrischung nur 23,1%; heterogene räumliche Verteilung mit niedrigerer Abdeckung Nord und Mitte-West.</w:t>
       </w:r>
     </w:p>
     <w:p>
@@ -293,7 +293,7 @@
         <w:rPr>
           <w:sz w:val="19"/>
         </w:rPr>
-        <w:t>Deutschland, österreich, Schweiz – europäisches Expertenkonsens, direkt übertragbar</w:t>
+        <w:t>Brasilien-Daten; räumliche Ungleichheit relevant für deutsche Regionsanalyse; begrenzte direkte Übertragbarkeit</w:t>
       </w:r>
     </w:p>
     <w:p>
@@ -302,7 +302,7 @@
           <w:color w:val="5A7D3A"/>
           <w:sz w:val="18"/>
         </w:rPr>
-        <w:t>https://pubmed.ncbi.nlm.nih.gov/42833234/</w:t>
+        <w:t>https://pubmed.ncbi.nlm.nih.gov/42922896/</w:t>
       </w:r>
     </w:p>
     <w:p>
@@ -310,7 +310,7 @@
         <w:pStyle w:val="Heading2"/>
       </w:pPr>
       <w:r>
-        <w:t>Digitale Nachsorge nach Zelltransplantation in Deutschland: SPIZ-Studie mit 306 Patienten</w:t>
+        <w:t>COVID-19-Impfquoten und Gründe für Ablehnung bei Erwachsenen in Brasilien</w:t>
       </w:r>
     </w:p>
     <w:p>
@@ -320,12 +320,12 @@
           <w:color w:val="666666"/>
           <w:sz w:val="18"/>
         </w:rPr>
-        <w:t>Schneider MMK et al.  ·  Ann Hematol  ·  26.09.2026  ·  PMID 42799871</w:t>
+        <w:t>Rutz AAM et al.  ·  Epidemiol Serv Saude  ·  10.03.2026  ·  PMID 42922771</w:t>
       </w:r>
     </w:p>
     <w:p>
       <w:r>
-        <w:t>Deutsches RCT-Protokoll (SPIZ) zur Optimierung der posttherapeutischen Versorgung nach allogener Stammzelltransplantation und CAR-T-Therapie durch digitale Unterstützung, Fallmanagement und regionale Vernetzung.</w:t>
+        <w:t>Bevölkerungsbasierte Querschnittsstudie zur Vollständigkeit der COVID-19-Impfserie (≥3 Dosen) sowie Gründen für Nichtimpfung bei Erwachsenen/Älteren in Rio Grande (2022–2023).</w:t>
       </w:r>
     </w:p>
     <w:p>
@@ -336,7 +336,7 @@
         <w:t xml:space="preserve">Ergebnis: </w:t>
       </w:r>
       <w:r>
-        <w:t>306 Patienten erfolgreich in 3 Zentren rekrutiert und 1:1 randomisiert. Intervention: Fallmanager, Pflegefachbesuche, mobiles App-Monitoring, Videokonferenzen. Primäre Endpunkte: Mortalität und Rehospitalisierungsraten. Studienabschluss und Auswertung laufen. G-BA-Förderung mit Ziel der Routineintegration.</w:t>
+        <w:t>83,3% erhielten alle drei Dosen. Höhere Impfquote bei Frauen (85,5%), Älteren (92,6%), Nichtrauchern (83,3%) und mit bekannter Impfwichtigkeit (85,1%). Gründe für unvollständige Serie: Impfreaktion (15,8%), Impfstoff nicht verfügbar (8,5%), bekannte Reaktionen bei anderen (8,1%), bereits COVID-19 gehabt (7,3%).</w:t>
       </w:r>
     </w:p>
     <w:p>
@@ -351,7 +351,7 @@
         <w:rPr>
           <w:sz w:val="19"/>
         </w:rPr>
-        <w:t>Deutschland – deutsches Versicherungs- und Gesundheitssystem, direkt übertragbar</w:t>
+        <w:t>Brasilien; Sprachenhindernis und Gesundheitssystemunterschiede; relevante Faktoren für Vaccine Hesitancy-Forschung</w:t>
       </w:r>
     </w:p>
     <w:p>
@@ -360,7 +360,7 @@
           <w:color w:val="5A7D3A"/>
           <w:sz w:val="18"/>
         </w:rPr>
-        <w:t>https://pubmed.ncbi.nlm.nih.gov/42799871/</w:t>
+        <w:t>https://pubmed.ncbi.nlm.nih.gov/42922771/</w:t>
       </w:r>
     </w:p>
     <w:p>
@@ -368,7 +368,7 @@
         <w:pStyle w:val="Heading2"/>
       </w:pPr>
       <w:r>
-        <w:t>BCG plus Immun-Checkpoint-Inhibitoren: Toxizität steigt deutlich</w:t>
+        <w:t>Impfskepsis gegen Gürtelrose: Barrieren und wirksame Interventionen</w:t>
       </w:r>
     </w:p>
     <w:p>
@@ -378,12 +378,12 @@
           <w:color w:val="666666"/>
           <w:sz w:val="18"/>
         </w:rPr>
-        <w:t>Ciccarese C et al.  ·  ESMO Open  ·  23.09.2026  ·  PMID 42777327</w:t>
+        <w:t>Hamdan Almutairi A  ·  Clin Ter  ·  Nov. 2026  ·  PMID 42922214</w:t>
       </w:r>
     </w:p>
     <w:p>
       <w:r>
-        <w:t>Systematische Übersicht und Metaanalyse von 3 Phase-III-RCTs (1895 Patienten) zur Sicherheit von BCG kombiniert mit Anti-PD-1/PD-L1-Inhibitoren bei High-Risk-NMIBC.</w:t>
+        <w:t>Querschnittsstudie zu Prädiktoren von Vaccine Hesitancy gegen Herpes-Zoster-Impfung sowie simulierte Interventionsstrategien bei 385 Erwachsenen in Saudi-Arabien.</w:t>
       </w:r>
     </w:p>
     <w:p>
@@ -394,7 +394,7 @@
         <w:t xml:space="preserve">Ergebnis: </w:t>
       </w:r>
       <w:r>
-        <w:t>BCG+ICI versus BCG allein: RR für Grad ≥3 TRAE 4,02 (95%-KI 3,06–5,30, p&lt;0,00001), RR für schwere Unerwünschte Ereignisse 4,54 (2,09–9,85, p=0,0001), RR für Immun-bedingte AE (jeder Grad) 15,18 (4,34–53,14, p&lt;0,0001). Behandlungsabbruch RR 2,87 (1,50–5,52, p=0,002). Toxizität hauptsächlich durch systemische Immunereignisse.</w:t>
+        <w:t>Nur 15% mit Impfung geimpft, 85% nicht. Hauptbarrieren: Wissensmangel (50%), Kosten (25%), wahrgenommenes niedriges Risiko (20%). Ärztliche Empfehlung (signifikant), Impfbewusstsein und kulturelle Überzeugungen waren unabhängige Prädiktoren. Simulation zeigte: Kombination aus Aufklärungskampagne + Arztempfehlung erreichte höchste vorhergesagte Impfquote.</w:t>
       </w:r>
     </w:p>
     <w:p>
@@ -409,7 +409,7 @@
         <w:rPr>
           <w:sz w:val="19"/>
         </w:rPr>
-        <w:t>Europa, Behandlungsdaten vergleichbare klinische Systeme, übertragbar</w:t>
+        <w:t>Saudi-Arabien; Kultubelemente unterscheiden sich; aber Barrieren-Framework übertragbar</w:t>
       </w:r>
     </w:p>
     <w:p>
@@ -418,7 +418,7 @@
           <w:color w:val="5A7D3A"/>
           <w:sz w:val="18"/>
         </w:rPr>
-        <w:t>https://pubmed.ncbi.nlm.nih.gov/42777327/</w:t>
+        <w:t>https://pubmed.ncbi.nlm.nih.gov/42922214/</w:t>
       </w:r>
     </w:p>
     <w:sectPr>

--- a/download/studien-aktuell.docx
+++ b/download/studien-aktuell.docx
@@ -62,7 +62,7 @@
           <w:color w:val="666666"/>
           <w:sz w:val="18"/>
         </w:rPr>
-        <w:t>Stand: 26.10.2026  |  6 Studien  |  impfen.m-vf.de</w:t>
+        <w:t>Stand: 27.10.2026  |  6 Studien  |  impfen.m-vf.de</w:t>
       </w:r>
     </w:p>
     <w:p>
@@ -70,7 +70,7 @@
         <w:pStyle w:val="Heading1"/>
       </w:pPr>
       <w:r>
-        <w:t>Aufgenommen am 26.10.2026</w:t>
+        <w:t>Aufgenommen am 27.10.2026</w:t>
       </w:r>
     </w:p>
     <w:p>
@@ -78,7 +78,7 @@
         <w:pStyle w:val="Heading2"/>
       </w:pPr>
       <w:r>
-        <w:t>RSV-Schutz: Mütterliche Impfung und Nirsevimab wirksam bei Neugeborenen</w:t>
+        <w:t>Lyme-Borreliose in Frankreich: Impfbereitschaft bei hohem Wissen, aber Finanzsorgen</w:t>
       </w:r>
     </w:p>
     <w:p>
@@ -88,12 +88,12 @@
           <w:color w:val="666666"/>
           <w:sz w:val="18"/>
         </w:rPr>
-        <w:t>Jacobson KB et al.  ·  JAMA Netw Open  ·  01.10.2026  ·  PMID 42925481</w:t>
+        <w:t>Pouyaban C et al.  ·  Pathogens  ·  02.10.2026  ·  PMID 42931202</w:t>
       </w:r>
     </w:p>
     <w:p>
       <w:r>
-        <w:t>Vergleich der Wirksamkeit von mütterlicher RSV-Impfung (RSVpreF) versus Nirsevimab-Prophylaxe bei Neugeborenen gegen RSV-Infektionen in zwei Saisons (2023–2025) an einem großen US-Versicherungssystem.</w:t>
+        <w:t>Onlinebefragung von 1.803 französischen Erwachsenen (18–65 Jahre) November 2022–Januar 2023 zu Bewusstsein, Risikowahrnehmung, Präventionsverhalten und Impfbereitschaft gegen Lyme-Borreliose.</w:t>
       </w:r>
     </w:p>
     <w:p>
@@ -104,7 +104,7 @@
         <w:t xml:space="preserve">Ergebnis: </w:t>
       </w:r>
       <w:r>
-        <w:t>Von 15.124 Neugeborenen hatten 0,97% eine bestätigte RSV-Infektion (0,94% RSVpreF-Gruppe, 1,04% Nirsevimab). Relative Produkteffektivität RSVpreF vs. Nirsevimab betrug −5,3% (95%-CI −44,8 bis 23,4%) gegen Infektionen und 61,5% (95%-CI −10,8 bis 86,7%) gegen Hospitalisierung – kein statistisch signifikanter Unterschied. Beide Produkte waren RSVpreF 69,3% (59,9–76,6%) bzw. Nirsevimab 65,2% (51,0–75,4%) wirksam gegen Infektion im Vergleich zu keinem Schutz.</w:t>
+        <w:t>Zecken-Bewusstsein war hoch (94,1%), Lyme-Bewusstsein geringfügig niedriger (74,5%). Von Zecken- und Lyme-Bewussten nahmen 39,4% ein hohes Zeckenrisiko und 29,7% ein hohes Lyme-Risiko wahr. Häufigste Präventionsmaßnahmen: Zeckenkontrollen nach Exposition (39,8%) und Schutzkleidung (38,5%). Hauptbarrieren gegen Impfung: Sorge vor Nebenwirkungen (63,2%) und Kosten (42,4%). Impfbereitschaft erreichte 68,3% in einem Szenario mit Rückerstattung und Fachempfehlung.</w:t>
       </w:r>
     </w:p>
     <w:p>
@@ -119,7 +119,7 @@
         <w:rPr>
           <w:sz w:val="19"/>
         </w:rPr>
-        <w:t>USA-Daten mit hohem Registrierungsstandard; begrenzt auf High-Income-Setting</w:t>
+        <w:t>Frankreich, europäisches Sozialversicherungssystem, Befragungsergebnisse übertragbar auf Deutschland hinsichtlich Finanzierungsbarrieren</w:t>
       </w:r>
     </w:p>
     <w:p>
@@ -128,7 +128,7 @@
           <w:color w:val="5A7D3A"/>
           <w:sz w:val="18"/>
         </w:rPr>
-        <w:t>https://pubmed.ncbi.nlm.nih.gov/42925481/</w:t>
+        <w:t>https://pubmed.ncbi.nlm.nih.gov/42931202/</w:t>
       </w:r>
     </w:p>
     <w:p>
@@ -136,7 +136,7 @@
         <w:pStyle w:val="Heading2"/>
       </w:pPr>
       <w:r>
-        <w:t>Pneumokokken-Impfung bei Dialyse- und Transplantationspatienten: Antikörperreaktion über 12 Monate</w:t>
+        <w:t>Herpes zoster: Nebenwirkungsprofile nach Zweitimpfung variieren nach Impfabstand</w:t>
       </w:r>
     </w:p>
     <w:p>
@@ -146,12 +146,12 @@
           <w:color w:val="666666"/>
           <w:sz w:val="18"/>
         </w:rPr>
-        <w:t>Novelli S et al.  ·  Front Immunol  ·  08.10.2026  ·  PMID 42923341</w:t>
+        <w:t>Dawes L et al.  ·  Med J Aust  ·  Nov. 2026  ·  PMID 42928968</w:t>
       </w:r>
     </w:p>
     <w:p>
       <w:r>
-        <w:t>Serologische Nachverfolgung der Immunantwort gegen 7 Pneumokokken-Serotypen bei Dialyse- und Nierentransplantationspatienten nach Standardschema (Prevenar 13 + Pneumo 23) über 12 Monate.</w:t>
+        <w:t>Befragungsstudie in Australien mit 41.069 älteren Erwachsenen, die sich gegen Herpes zoster impften ließen; Erfassung selbstberichteter Nebenwirkungen nach erster und zweiter Dosis sowie Einfluss des Impfabstands.</w:t>
       </w:r>
     </w:p>
     <w:p>
@@ -162,7 +162,7 @@
         <w:t xml:space="preserve">Ergebnis: </w:t>
       </w:r>
       <w:r>
-        <w:t>Insgesamt stärkere Immunantwort bei Dialysepatienten (DP) als Transplantationspatienten (KTR). Kumulative Serokonversionsrate bei KTR vs. DP: 32,3% vs. 62,2% (3 Monate), 35,5% vs. 73,6% (6 Monate), 39,3% vs. 73,6% (12 Monate). Unterschiede bei Serotypen 6B, 19F, 23F gering.</w:t>
+        <w:t>Nebenwirkungsraten waren nach Dosis 2 (54%, 95%-KI 53–54%) höher als nach Dosis 1 (45%, 95%-KI 45–46%), besonders bei Abständen von 3–6 Monaten und 7–9 Monaten. Ärztliche Bewertungen von Nebenwirkungen blieben niedrig (1,1%, 95%-KI 1,0–1,2%). Dies deutet darauf hin, dass der Impfstoff reaktogen ist, aber keine schwerwiegenden Folgen auftraten.</w:t>
       </w:r>
     </w:p>
     <w:p>
@@ -177,7 +177,7 @@
         <w:rPr>
           <w:sz w:val="19"/>
         </w:rPr>
-        <w:t>Frankreich-Studie; vergleichbare Impfkalender und Patientengruppen; direkt auf deutsche Nierenpatienten übertragbar</w:t>
+        <w:t>Australien, vergleichbares Meldesystem für Impfnebenwirkungen (AusVaxSafety)</w:t>
       </w:r>
     </w:p>
     <w:p>
@@ -186,7 +186,7 @@
           <w:color w:val="5A7D3A"/>
           <w:sz w:val="18"/>
         </w:rPr>
-        <w:t>https://pubmed.ncbi.nlm.nih.gov/42923341/</w:t>
+        <w:t>https://pubmed.ncbi.nlm.nih.gov/42928968/</w:t>
       </w:r>
     </w:p>
     <w:p>
@@ -194,7 +194,7 @@
         <w:pStyle w:val="Heading2"/>
       </w:pPr>
       <w:r>
-        <w:t>Adjuvierte Grippeimpfung für Ältere: Wirtschaftlichkeit im koreanischen Impfprogramm</w:t>
+        <w:t>H5N1-mRNA-Impfstoff: Längere Abstände steigern Dauer der Immunität</w:t>
       </w:r>
     </w:p>
     <w:p>
@@ -204,12 +204,12 @@
           <w:color w:val="666666"/>
           <w:sz w:val="18"/>
         </w:rPr>
-        <w:t>Shim E et al.  ·  Front Public Health  ·  08.10.2026  ·  PMID 42923232</w:t>
+        <w:t>Pragalos AA et al.  ·  Nat Commun  ·  24.09.2026  ·  PMID 42928290</w:t>
       </w:r>
     </w:p>
     <w:p>
       <w:r>
-        <w:t>Budgetauswirkungen der Einführung von MF59-adjuvierter Influenza-Impfung (aTIV) für Erwachsene ≥65 Jahren in Südkorea mittels dynamischem Transmissionsmodell zur Erfassung direkter und indirekter Schutzeffekte.</w:t>
+        <w:t>Phase-1-Studie (n=212 Erwachsene) zur Sicherheit und Immunogenität des selbstamplifizierenden mRNA-Impfstoffs ARCT-2304 (anti-H5N1) mit zwei Dosen im 4- oder 8-Wochen-Abstand.</w:t>
       </w:r>
     </w:p>
     <w:p>
@@ -220,7 +220,7 @@
         <w:t xml:space="preserve">Ergebnis: </w:t>
       </w:r>
       <w:r>
-        <w:t>Strategie I (aTIV ab 75 Jahren): +24,6 Mio. USD Zusatzkosten, 52% durch Behandlungseinsparungen ausgeglichen, Netto +11,7 Mio. USD (+0,9% Influenza-Gesamtbudget). Strategie II (aTIV ab 65 Jahren): +54,4 Mio. USD mit 57% Offset, Netto +23,2 Mio. USD (+1,8%), verhinderte aber 535 Todesfälle und 15.000+ Hospitalisierungen (2,2× höher als Strategie I).</w:t>
+        <w:t>ARCT-2304 war gut verträglich; Nebenwirkungen waren überwiegend mild–moderat und transient, dosisabhängig. Zwei Dosen lösten robuste humorale Antikörper-Antworten (Hämagglutinin-Inhibition und Neuraminidase-Enzyme-Linked-Lectin-Assay) aus. Der 8-Wochen-Abstand erzielte höhere Magnitude und bessere Durabilität als 4 Wochen, mit signifikant erhöhten neutralisierenden und Anti-Neuraminidase-Antikörpern 6–7 Monate nach zweiter Dosis. ARCT-2304 induzierte zudem dosisabhängige, Th1-polarisierte T-Zell-Antworten mit Peak an Tag 29.</w:t>
       </w:r>
     </w:p>
     <w:p>
@@ -235,7 +235,7 @@
         <w:rPr>
           <w:sz w:val="19"/>
         </w:rPr>
-        <w:t>Ähnliche Altersstruktur und Gesundheitssystemaufbau wie Deutschland; dynamische Modellierung anwendbar</w:t>
+        <w:t>USA; Sicherheits- und Immunogenitätsbefunde für pandemische Influenza-Preparedness übertragbar</w:t>
       </w:r>
     </w:p>
     <w:p>
@@ -244,7 +244,7 @@
           <w:color w:val="5A7D3A"/>
           <w:sz w:val="18"/>
         </w:rPr>
-        <w:t>https://pubmed.ncbi.nlm.nih.gov/42923232/</w:t>
+        <w:t>https://pubmed.ncbi.nlm.nih.gov/42928290/</w:t>
       </w:r>
     </w:p>
     <w:p>
@@ -252,7 +252,7 @@
         <w:pStyle w:val="Heading2"/>
       </w:pPr>
       <w:r>
-        <w:t>Impfquoten und COVID-19-Risiko bei Kindern: Regionale Ungleichheit in Brasilien</w:t>
+        <w:t>Universelle Hepatitis-B-Impfung im Säuglingsalter: Kosteneffektivität in Finnland</w:t>
       </w:r>
     </w:p>
     <w:p>
@@ -262,12 +262,12 @@
           <w:color w:val="666666"/>
           <w:sz w:val="18"/>
         </w:rPr>
-        <w:t>Tavares RBV et al.  ·  Epidemiol Serv Saude  ·  24.07.2026  ·  PMID 42922896</w:t>
+        <w:t>Nieminen T et al.  ·  Vaccine  ·  20.12.2026  ·  PMID 42887417</w:t>
       </w:r>
     </w:p>
     <w:p>
       <w:r>
-        <w:t>Räumlich-zeitliche Analyse von COVID-19-Fällen und -Todesfällen sowie Impfabdeckung bei Kindern/Jugendlichen (0–19 Jahre) in allen 5.570 brasilianischen Gemeinden (2020–2024) mittels Scan-Statistik.</w:t>
+        <w:t>Statische Kohorten-Modellanalyse zur Kosteneffektivität einer universellen Hepatitis-B-Impfung für Neugeborene versus gezielter Risikogruppen-Impfung in Finnland.</w:t>
       </w:r>
     </w:p>
     <w:p>
@@ -278,7 +278,7 @@
         <w:t xml:space="preserve">Ergebnis: </w:t>
       </w:r>
       <w:r>
-        <w:t>74.470 Fälle und 3.749 Todesfälle erfasst. Schutzcluster für Fälle (RR 0,28; 95%-CI 0,27–0,29), Hochrisiko-Cluster für Todesfälle Nord/Nordost/Mitte-West (RR 3,28; 95%-CI 3,00–3,59). Grundimpfung erreichte 85,2%, aber Auffrischung nur 23,1%; heterogene räumliche Verteilung mit niedrigerer Abdeckung Nord und Mitte-West.</w:t>
+        <w:t>Bei einem Geburtsjahrgang von 58.000 Kindern verhinderte die universelle Impfung 41 akute Fälle, drei chronische Infektionen und drei Todesfälle. Die inkrementelle Kosteneffektivitätsrate lag zwischen 24.500 und 162.900 Euro pro gewonnenes Lebensjahr in Qualität (QALY), abhängig vom Preisunterschied zwischen Penta- und Hexavalent-Impfstoff (2–12 Euro pro Dosis). Bei sehr niedriger Hepatitis-B-Prävalenz ist universelle Impfung nur bei minimalem Preisunterschied der Vakzine zu rechtfertigen.</w:t>
       </w:r>
     </w:p>
     <w:p>
@@ -293,7 +293,7 @@
         <w:rPr>
           <w:sz w:val="19"/>
         </w:rPr>
-        <w:t>Brasilien-Daten; räumliche Ungleichheit relevant für deutsche Regionsanalyse; begrenzte direkte Übertragbarkeit</w:t>
+        <w:t>Finnland, vergleichbares Gesundheitssystem und Impfkalender; Kostendaten aus Register</w:t>
       </w:r>
     </w:p>
     <w:p>
@@ -302,7 +302,7 @@
           <w:color w:val="5A7D3A"/>
           <w:sz w:val="18"/>
         </w:rPr>
-        <w:t>https://pubmed.ncbi.nlm.nih.gov/42922896/</w:t>
+        <w:t>https://pubmed.ncbi.nlm.nih.gov/42887417/</w:t>
       </w:r>
     </w:p>
     <w:p>
@@ -310,7 +310,7 @@
         <w:pStyle w:val="Heading2"/>
       </w:pPr>
       <w:r>
-        <w:t>COVID-19-Impfquoten und Gründe für Ablehnung bei Erwachsenen in Brasilien</w:t>
+        <w:t>Influenza- und COVID-19-Impfeffektivität bei Älteren: Falldefini­tionen beeinflussen Ergebnisse</w:t>
       </w:r>
     </w:p>
     <w:p>
@@ -320,12 +320,12 @@
           <w:color w:val="666666"/>
           <w:sz w:val="18"/>
         </w:rPr>
-        <w:t>Rutz AAM et al.  ·  Epidemiol Serv Saude  ·  10.03.2026  ·  PMID 42922771</w:t>
+        <w:t>Marques DFP et al.  ·  Vaccine  ·  20.12.2026  ·  PMID 42869874</w:t>
       </w:r>
     </w:p>
     <w:p>
       <w:r>
-        <w:t>Bevölkerungsbasierte Querschnittsstudie zur Vollständigkeit der COVID-19-Impfserie (≥3 Dosen) sowie Gründen für Nichtimpfung bei Erwachsenen/Älteren in Rio Grande (2022–2023).</w:t>
+        <w:t>Test-Negative-Design-Studie in sieben europäischen Ländern (VEBIS-Netzwerk) zu Influenza- und COVID-19-Impfeffektivität bei Personen ≥65 Jahren; Vergleich zweier Falldefini­tionen für schwere akute Atemwegsinfektionen (SARI-CD1: ≥1 Symptom; SARI-CD2: Fieber UND Husten).</w:t>
       </w:r>
     </w:p>
     <w:p>
@@ -336,7 +336,7 @@
         <w:t xml:space="preserve">Ergebnis: </w:t>
       </w:r>
       <w:r>
-        <w:t>83,3% erhielten alle drei Dosen. Höhere Impfquote bei Frauen (85,5%), Älteren (92,6%), Nichtrauchern (83,3%) und mit bekannter Impfwichtigkeit (85,1%). Gründe für unvollständige Serie: Impfreaktion (15,8%), Impfstoff nicht verfügbar (8,5%), bekannte Reaktionen bei anderen (8,1%), bereits COVID-19 gehabt (7,3%).</w:t>
+        <w:t>Impfeffektivität war ähnlich zwischen den Falldefini­tionen für Influenza A(H3N2) und Alter 65–79 Jahre. Für A(H1N1)pdm09 lag der Unterschied bei 10% (34% vs. 44%), für Alter ≥80 Jahre bei 19% und 60–119 Tage post-Vakzination bei 18%. Bei SARS-CoV-2 betrugen absolute Unterschiede 11% insgesamt, 11% bei ≥80 Jahren, 12% bei 60–119 Tagen. Andere Unterschiede &lt;10%. Signale deuten auf höhere Impfeffektivität mit restriktiver Definition bei älteren Patienten und längeren Zeitintervallen, 95%-Konfidenzintervalle überlappten aber.</w:t>
       </w:r>
     </w:p>
     <w:p>
@@ -351,7 +351,7 @@
         <w:rPr>
           <w:sz w:val="19"/>
         </w:rPr>
-        <w:t>Brasilien; Sprachenhindernis und Gesundheitssystemunterschiede; relevante Faktoren für Vaccine Hesitancy-Forschung</w:t>
+        <w:t>Sieben europäische Länder (Spanien, Portugal, Irland, Ungarn, Litauen, Rumänien, Kroatien, Belgien, Deutschland, Malta, Tschechien); SARI-Definitionen sind europaweit harmonisiert</w:t>
       </w:r>
     </w:p>
     <w:p>
@@ -360,7 +360,7 @@
           <w:color w:val="5A7D3A"/>
           <w:sz w:val="18"/>
         </w:rPr>
-        <w:t>https://pubmed.ncbi.nlm.nih.gov/42922771/</w:t>
+        <w:t>https://pubmed.ncbi.nlm.nih.gov/42869874/</w:t>
       </w:r>
     </w:p>
     <w:p>
@@ -368,7 +368,7 @@
         <w:pStyle w:val="Heading2"/>
       </w:pPr>
       <w:r>
-        <w:t>Impfskepsis gegen Gürtelrose: Barrieren und wirksame Interventionen</w:t>
+        <w:t>Blauzungenvirus: Impfbereitschaft und Barrieren bei deutschen Viehhaltern</w:t>
       </w:r>
     </w:p>
     <w:p>
@@ -378,12 +378,12 @@
           <w:color w:val="666666"/>
           <w:sz w:val="18"/>
         </w:rPr>
-        <w:t>Hamdan Almutairi A  ·  Clin Ter  ·  Nov. 2026  ·  PMID 42922214</w:t>
+        <w:t>Rogoll L et al.  ·  Vaccine  ·  20.12.2026  ·  PMID 42860064</w:t>
       </w:r>
     </w:p>
     <w:p>
       <w:r>
-        <w:t>Querschnittsstudie zu Prädiktoren von Vaccine Hesitancy gegen Herpes-Zoster-Impfung sowie simulierte Interventionsstrategien bei 385 Erwachsenen in Saudi-Arabien.</w:t>
+        <w:t>Querschnittsbefragung von 1.965 deutschen Viehhaltern zu Wissen, Einstellungen und Praktiken (KAP) zur Impfung gegen Bluetongue-Virus-Serotyp 3 (BTV-3) nach dem Ausbruch 2023/2024.</w:t>
       </w:r>
     </w:p>
     <w:p>
@@ -394,7 +394,7 @@
         <w:t xml:space="preserve">Ergebnis: </w:t>
       </w:r>
       <w:r>
-        <w:t>Nur 15% mit Impfung geimpft, 85% nicht. Hauptbarrieren: Wissensmangel (50%), Kosten (25%), wahrgenommenes niedriges Risiko (20%). Ärztliche Empfehlung (signifikant), Impfbewusstsein und kulturelle Überzeugungen waren unabhängige Prädiktoren. Simulation zeigte: Kombination aus Aufklärungskampagne + Arztempfehlung erreichte höchste vorhergesagte Impfquote.</w:t>
+        <w:t>Mehr als die Hälfte (&gt;50%) impfte ihre Tiere 2024 vollständig gegen BTV-3. Impfquoten waren signifikant höher auf konventionellen Betrieben als auf Bio-Höfen und bei Kleinwiederkäuern als bei Rindern. Höheres Wissen über BTV und Impfung war positiv mit Impfbereitschaft assoziiert (logistische Regression). Ein Drittel der Teilnehmer impfte 2024 nicht; Hauptbarrieren waren Sorgen vor Nebenwirkungen (keine präzisen %) und wirtschaftliche Gründe. Finanzielle Anreize, Veterinär-Empfehlungen und kombinierte Serotyp-Impfstoffe wurden als Hebel identifiziert.</w:t>
       </w:r>
     </w:p>
     <w:p>
@@ -409,7 +409,7 @@
         <w:rPr>
           <w:sz w:val="19"/>
         </w:rPr>
-        <w:t>Saudi-Arabien; Kultubelemente unterscheiden sich; aber Barrieren-Framework übertragbar</w:t>
+        <w:t>Deutschland, direkte Feldstudien-Daten zu Versorgungserreichung</w:t>
       </w:r>
     </w:p>
     <w:p>
@@ -418,7 +418,7 @@
           <w:color w:val="5A7D3A"/>
           <w:sz w:val="18"/>
         </w:rPr>
-        <w:t>https://pubmed.ncbi.nlm.nih.gov/42922214/</w:t>
+        <w:t>https://pubmed.ncbi.nlm.nih.gov/42860064/</w:t>
       </w:r>
     </w:p>
     <w:sectPr>

--- a/download/studien-aktuell.docx
+++ b/download/studien-aktuell.docx
@@ -62,7 +62,7 @@
           <w:color w:val="666666"/>
           <w:sz w:val="18"/>
         </w:rPr>
-        <w:t>Stand: 27.10.2026  |  6 Studien  |  impfen.m-vf.de</w:t>
+        <w:t>Stand: 28.10.2026  |  6 Studien  |  impfen.m-vf.de</w:t>
       </w:r>
     </w:p>
     <w:p>
@@ -70,7 +70,7 @@
         <w:pStyle w:val="Heading1"/>
       </w:pPr>
       <w:r>
-        <w:t>Aufgenommen am 27.10.2026</w:t>
+        <w:t>Aufgenommen am 28.10.2026</w:t>
       </w:r>
     </w:p>
     <w:p>
@@ -78,7 +78,7 @@
         <w:pStyle w:val="Heading2"/>
       </w:pPr>
       <w:r>
-        <w:t>Lyme-Borreliose in Frankreich: Impfbereitschaft bei hohem Wissen, aber Finanzsorgen</w:t>
+        <w:t>Grippeimpfung bei Kindern mit chronischen Erkrankungen: 80,6 % Schutz vor Hospitalisierung</w:t>
       </w:r>
     </w:p>
     <w:p>
@@ -88,12 +88,12 @@
           <w:color w:val="666666"/>
           <w:sz w:val="18"/>
         </w:rPr>
-        <w:t>Pouyaban C et al.  ·  Pathogens  ·  02.10.2026  ·  PMID 42931202</w:t>
+        <w:t>Toledo D et al.  ·  Eur J Pediatr  ·  27.10.2026  ·  PMID 42944943</w:t>
       </w:r>
     </w:p>
     <w:p>
       <w:r>
-        <w:t>Onlinebefragung von 1.803 französischen Erwachsenen (18–65 Jahre) November 2022–Januar 2023 zu Bewusstsein, Risikowahrnehmung, Präventionsverhalten und Impfbereitschaft gegen Lyme-Borreliose.</w:t>
+        <w:t>Spanische Multizenterstudie über drei Influenzasaisons (2021/22–2023/24) zur Wirksamkeit der Grippeimpfung bei hospitalisierten Kindern mit Grunderkrankungen.</w:t>
       </w:r>
     </w:p>
     <w:p>
@@ -104,7 +104,7 @@
         <w:t xml:space="preserve">Ergebnis: </w:t>
       </w:r>
       <w:r>
-        <w:t>Zecken-Bewusstsein war hoch (94,1%), Lyme-Bewusstsein geringfügig niedriger (74,5%). Von Zecken- und Lyme-Bewussten nahmen 39,4% ein hohes Zeckenrisiko und 29,7% ein hohes Lyme-Risiko wahr. Häufigste Präventionsmaßnahmen: Zeckenkontrollen nach Exposition (39,8%) und Schutzkleidung (38,5%). Hauptbarrieren gegen Impfung: Sorge vor Nebenwirkungen (63,2%) und Kosten (42,4%). Impfbereitschaft erreichte 68,3% in einem Szenario mit Rückerstattung und Fachempfehlung.</w:t>
+        <w:t>Bei immunokompetenten Kindern lag die adjustierte Impfeffektivität gegen influenzaassoziierte Hospitalisierung bei 80,6 % (95%-KI: 36,7–95,9), bei immunsupprimierten Kindern war sie nicht statistisch signifikant. Nur 21,5 % der 274 eingeschlossenen Kinder waren geimpft; unter den 66 Influenzafällen betrug der Impfquote 21,5 %.</w:t>
       </w:r>
     </w:p>
     <w:p>
@@ -119,7 +119,7 @@
         <w:rPr>
           <w:sz w:val="19"/>
         </w:rPr>
-        <w:t>Frankreich, europäisches Sozialversicherungssystem, Befragungsergebnisse übertragbar auf Deutschland hinsichtlich Finanzierungsbarrieren</w:t>
+        <w:t>Spanien, Krankenhauses-Surveillance; Systeme vergleichbar, aber ohne Impfregister wie Deutschland.</w:t>
       </w:r>
     </w:p>
     <w:p>
@@ -128,7 +128,7 @@
           <w:color w:val="5A7D3A"/>
           <w:sz w:val="18"/>
         </w:rPr>
-        <w:t>https://pubmed.ncbi.nlm.nih.gov/42931202/</w:t>
+        <w:t>https://pubmed.ncbi.nlm.nih.gov/42944943/</w:t>
       </w:r>
     </w:p>
     <w:p>
@@ -136,7 +136,7 @@
         <w:pStyle w:val="Heading2"/>
       </w:pPr>
       <w:r>
-        <w:t>Herpes zoster: Nebenwirkungsprofile nach Zweitimpfung variieren nach Impfabstand</w:t>
+        <w:t>Pertussis in China: 6-Jahres-Booster senkt Inzidenz um 24 %, Säuglinge gewinnen Herdenimmunität</w:t>
       </w:r>
     </w:p>
     <w:p>
@@ -146,12 +146,12 @@
           <w:color w:val="666666"/>
           <w:sz w:val="18"/>
         </w:rPr>
-        <w:t>Dawes L et al.  ·  Med J Aust  ·  Nov. 2026  ·  PMID 42928968</w:t>
+        <w:t>He Y et al.  ·  JMIR Public Health Surveill  ·  27.10.2026  ·  PMID 42944720</w:t>
       </w:r>
     </w:p>
     <w:p>
       <w:r>
-        <w:t>Befragungsstudie in Australien mit 41.069 älteren Erwachsenen, die sich gegen Herpes zoster impften ließen; Erfassung selbstberichteter Nebenwirkungen nach erster und zweiter Dosis sowie Einfluss des Impfabstands.</w:t>
+        <w:t>Mathematisches Modell der Keuchhusten-Transmission in Hunan-Provinz (2010–2025), kalibriert mit chinesischen Meldedaten, zur Bewertung der neuen Auffrischungsimpfung im Alter von 6 Jahren (2025).</w:t>
       </w:r>
     </w:p>
     <w:p>
@@ -162,7 +162,7 @@
         <w:t xml:space="preserve">Ergebnis: </w:t>
       </w:r>
       <w:r>
-        <w:t>Nebenwirkungsraten waren nach Dosis 2 (54%, 95%-KI 53–54%) höher als nach Dosis 1 (45%, 95%-KI 45–46%), besonders bei Abständen von 3–6 Monaten und 7–9 Monaten. Ärztliche Bewertungen von Nebenwirkungen blieben niedrig (1,1%, 95%-KI 1,0–1,2%). Dies deutet darauf hin, dass der Impfstoff reaktogen ist, aber keine schwerwiegenden Folgen auftraten.</w:t>
+        <w:t>Bei Pertussis-Resurgenz (Peak 4743 Fälle April 2024) verschob sich die Altersverteilung von Säuglingen auf Schulkinder. Mit voller Abdeckung der 6-Jahres-Auffrischung wird erwartet: 24,15 % Reduktion der 10-Jahres-Inzidenz (24.972,58 / 103.408,95 Fälle), 45,06 % Rückgang bei 6–10-Jährigen, indirekte Schutzwirkung bei Säuglingen +28,91 %.</w:t>
       </w:r>
     </w:p>
     <w:p>
@@ -177,7 +177,7 @@
         <w:rPr>
           <w:sz w:val="19"/>
         </w:rPr>
-        <w:t>Australien, vergleichbares Meldesystem für Impfnebenwirkungen (AusVaxSafety)</w:t>
+        <w:t>China, nationale Surveillance; Modell zeigt Altersstruktur-Effekte, Übertragbarkeit für Deutschland bedingt.</w:t>
       </w:r>
     </w:p>
     <w:p>
@@ -186,7 +186,7 @@
           <w:color w:val="5A7D3A"/>
           <w:sz w:val="18"/>
         </w:rPr>
-        <w:t>https://pubmed.ncbi.nlm.nih.gov/42928968/</w:t>
+        <w:t>https://pubmed.ncbi.nlm.nih.gov/42944720/</w:t>
       </w:r>
     </w:p>
     <w:p>
@@ -194,7 +194,7 @@
         <w:pStyle w:val="Heading2"/>
       </w:pPr>
       <w:r>
-        <w:t>H5N1-mRNA-Impfstoff: Längere Abstände steigern Dauer der Immunität</w:t>
+        <w:t>Impfskepsis bei Kindern von Migranten: fünf Barrieren, kulturgerechte Lösungen nötig</w:t>
       </w:r>
     </w:p>
     <w:p>
@@ -204,12 +204,12 @@
           <w:color w:val="666666"/>
           <w:sz w:val="18"/>
         </w:rPr>
-        <w:t>Pragalos AA et al.  ·  Nat Commun  ·  24.09.2026  ·  PMID 42928290</w:t>
+        <w:t>Ike TJ et al.  ·  Front Public Health  ·  12.10.2026  ·  PMID 42935580</w:t>
       </w:r>
     </w:p>
     <w:p>
       <w:r>
-        <w:t>Phase-1-Studie (n=212 Erwachsene) zur Sicherheit und Immunogenität des selbstamplifizierenden mRNA-Impfstoffs ARCT-2304 (anti-H5N1) mit zwei Dosen im 4- oder 8-Wochen-Abstand.</w:t>
+        <w:t>Systematischer Review von 10 Studien zu Faktoren der Impfverweigerung bei Eltern mit Migrationshintergrund im Vereinigten Königreich und Interventionen zur Verbesserung der Impfquote.</w:t>
       </w:r>
     </w:p>
     <w:p>
@@ -220,7 +220,7 @@
         <w:t xml:space="preserve">Ergebnis: </w:t>
       </w:r>
       <w:r>
-        <w:t>ARCT-2304 war gut verträglich; Nebenwirkungen waren überwiegend mild–moderat und transient, dosisabhängig. Zwei Dosen lösten robuste humorale Antikörper-Antworten (Hämagglutinin-Inhibition und Neuraminidase-Enzyme-Linked-Lectin-Assay) aus. Der 8-Wochen-Abstand erzielte höhere Magnitude und bessere Durabilität als 4 Wochen, mit signifikant erhöhten neutralisierenden und Anti-Neuraminidase-Antikörpern 6–7 Monate nach zweiter Dosis. ARCT-2304 induzierte zudem dosisabhängige, Th1-polarisierte T-Zell-Antworten mit Peak an Tag 29.</w:t>
+        <w:t>Identifiziert fünf Kernbarrieren: Impfskepsis, Misstrauen gegenüber Fachleuten, mangelnde Impfaufklärung, soziale Netzwerke und Familieneinfluss. Empfohlen werden kulturell angepasste Aufklärungsmaterialien und Interventionen, die durch randomisierte kontrollierte Studien getestet werden sollten.</w:t>
       </w:r>
     </w:p>
     <w:p>
@@ -235,7 +235,7 @@
         <w:rPr>
           <w:sz w:val="19"/>
         </w:rPr>
-        <w:t>USA; Sicherheits- und Immunogenitätsbefunde für pandemische Influenza-Preparedness übertragbar</w:t>
+        <w:t>Großbritannien; Migrationsstrukturen in Europa ähnlich, aber nationale Impfprogramme unterscheiden sich.</w:t>
       </w:r>
     </w:p>
     <w:p>
@@ -244,7 +244,7 @@
           <w:color w:val="5A7D3A"/>
           <w:sz w:val="18"/>
         </w:rPr>
-        <w:t>https://pubmed.ncbi.nlm.nih.gov/42928290/</w:t>
+        <w:t>https://pubmed.ncbi.nlm.nih.gov/42935580/</w:t>
       </w:r>
     </w:p>
     <w:p>
@@ -252,7 +252,7 @@
         <w:pStyle w:val="Heading2"/>
       </w:pPr>
       <w:r>
-        <w:t>Universelle Hepatitis-B-Impfung im Säuglingsalter: Kosteneffektivität in Finnland</w:t>
+        <w:t>Keuchhusten in Xinjiang: Impfeffektivität 47,1 % bei Vakzinierten, U-förmige Altersverteilung</w:t>
       </w:r>
     </w:p>
     <w:p>
@@ -262,12 +262,12 @@
           <w:color w:val="666666"/>
           <w:sz w:val="18"/>
         </w:rPr>
-        <w:t>Nieminen T et al.  ·  Vaccine  ·  20.12.2026  ·  PMID 42887417</w:t>
+        <w:t>Ru L et al.  ·  BMC Infect Dis  ·  30.07.2026  ·  PMID 42934535</w:t>
       </w:r>
     </w:p>
     <w:p>
       <w:r>
-        <w:t>Statische Kohorten-Modellanalyse zur Kosteneffektivität einer universellen Hepatitis-B-Impfung für Neugeborene versus gezielter Risikogruppen-Impfung in Finnland.</w:t>
+        <w:t>Retrospektive Analyse von 2250 Kindern mit Pertussis-Verdacht (März 2024–Juni 2025) in Xinjiang; PCR-gestützte Diagnostik zur Bestimmung von Impfeffektivität, epidemiologischen Mustern und Risikofaktoren.</w:t>
       </w:r>
     </w:p>
     <w:p>
@@ -278,7 +278,7 @@
         <w:t xml:space="preserve">Ergebnis: </w:t>
       </w:r>
       <w:r>
-        <w:t>Bei einem Geburtsjahrgang von 58.000 Kindern verhinderte die universelle Impfung 41 akute Fälle, drei chronische Infektionen und drei Todesfälle. Die inkrementelle Kosteneffektivitätsrate lag zwischen 24.500 und 162.900 Euro pro gewonnenes Lebensjahr in Qualität (QALY), abhängig vom Preisunterschied zwischen Penta- und Hexavalent-Impfstoff (2–12 Euro pro Dosis). Bei sehr niedriger Hepatitis-B-Prävalenz ist universelle Impfung nur bei minimalem Preisunterschied der Vakzine zu rechtfertigen.</w:t>
+        <w:t>Positivitätsrate 9,3 %; höchste Raten bei Säuglingen 0–5 Monate (17,4 % bei 0–2 Monaten), danach Rückgang, dann erneuter Anstieg ≥6 Jahre. Impfquote 90,3 %, aber 82,9 % der Fälle waren geimpft. Impfeffektivität ≥1 Dosis: 47,1 % (95%-KI: 9,4–69,1 %). Sommer größter Risikofaktor (aOR 5,25), Kuchenkontakt (aOR 2,54), Lymphozytose &gt;50 % (aOR 1,56).</w:t>
       </w:r>
     </w:p>
     <w:p>
@@ -293,7 +293,7 @@
         <w:rPr>
           <w:sz w:val="19"/>
         </w:rPr>
-        <w:t>Finnland, vergleichbares Gesundheitssystem und Impfkalender; Kostendaten aus Register</w:t>
+        <w:t>China (Xinjiang), Provinz-Surveillance; ähnliche Impfkalender, aber weniger Booster-Daten als Deutschland.</w:t>
       </w:r>
     </w:p>
     <w:p>
@@ -302,7 +302,7 @@
           <w:color w:val="5A7D3A"/>
           <w:sz w:val="18"/>
         </w:rPr>
-        <w:t>https://pubmed.ncbi.nlm.nih.gov/42887417/</w:t>
+        <w:t>https://pubmed.ncbi.nlm.nih.gov/42934535/</w:t>
       </w:r>
     </w:p>
     <w:p>
@@ -310,7 +310,7 @@
         <w:pStyle w:val="Heading2"/>
       </w:pPr>
       <w:r>
-        <w:t>Influenza- und COVID-19-Impfeffektivität bei Älteren: Falldefini­tionen beeinflussen Ergebnisse</w:t>
+        <w:t>Gambia: Geburtshilfe-Register zur Impfsicherheit in der Schwangerschaft etabliert</w:t>
       </w:r>
     </w:p>
     <w:p>
@@ -320,12 +320,12 @@
           <w:color w:val="666666"/>
           <w:sz w:val="18"/>
         </w:rPr>
-        <w:t>Marques DFP et al.  ·  Vaccine  ·  20.12.2026  ·  PMID 42869874</w:t>
+        <w:t>Okomo U et al.  ·  Vaccine  ·  20.12.2026  ·  PMID 42858678</w:t>
       </w:r>
     </w:p>
     <w:p>
       <w:r>
-        <w:t>Test-Negative-Design-Studie in sieben europäischen Ländern (VEBIS-Netzwerk) zu Influenza- und COVID-19-Impfeffektivität bei Personen ≥65 Jahren; Vergleich zweier Falldefini­tionen für schwere akute Atemwegsinfektionen (SARI-CD1: ≥1 Symptom; SARI-CD2: Fieber UND Husten).</w:t>
+        <w:t>Prospektive Beobachtungsstudie an drei Entbindungskliniken in Gambia (Aug. 2022–Aug. 2024) zur Erfassung von Hintergrundereignissen bei Mutter und Neugeborenem zur Überwachung der Sicherheit von Impfungen in der Schwangerschaft.</w:t>
       </w:r>
     </w:p>
     <w:p>
@@ -336,7 +336,7 @@
         <w:t xml:space="preserve">Ergebnis: </w:t>
       </w:r>
       <w:r>
-        <w:t>Impfeffektivität war ähnlich zwischen den Falldefini­tionen für Influenza A(H3N2) und Alter 65–79 Jahre. Für A(H1N1)pdm09 lag der Unterschied bei 10% (34% vs. 44%), für Alter ≥80 Jahre bei 19% und 60–119 Tage post-Vakzination bei 18%. Bei SARS-CoV-2 betrugen absolute Unterschiede 11% insgesamt, 11% bei ≥80 Jahren, 12% bei 60–119 Tagen. Andere Unterschiede &lt;10%. Signale deuten auf höhere Impfeffektivität mit restriktiver Definition bei älteren Patienten und längeren Zeitintervallen, 95%-Konfidenzintervalle überlappten aber.</w:t>
+        <w:t>Von 5099 eingeschriebenen Frauen wurden 4775 Infanten geboren (4671 Lebendgeburten, 104 Totgeburten). Mütterliche Sterblichkeitsrate 1,3 pro 1000 Geburten (95%-KI: 0,5–2,7), Totgeburtsrate 21,8 (17,8–26,3) pro 1000 Lebendgeburten, neonatale Mortalität 15,6 (12,3–19,6) pro 1000 Lebendgeburten. Etablierte klinische Hintergrund-Referenzwerte für Sicherheitsüberwachung.</w:t>
       </w:r>
     </w:p>
     <w:p>
@@ -351,7 +351,7 @@
         <w:rPr>
           <w:sz w:val="19"/>
         </w:rPr>
-        <w:t>Sieben europäische Länder (Spanien, Portugal, Irland, Ungarn, Litauen, Rumänien, Kroatien, Belgien, Deutschland, Malta, Tschechien); SARI-Definitionen sind europaweit harmonisiert</w:t>
+        <w:t>Westafrika; Datenqualität abhängig von klinischer Dokumentation und Impfhistorie-Erfassung.</w:t>
       </w:r>
     </w:p>
     <w:p>
@@ -360,7 +360,7 @@
           <w:color w:val="5A7D3A"/>
           <w:sz w:val="18"/>
         </w:rPr>
-        <w:t>https://pubmed.ncbi.nlm.nih.gov/42869874/</w:t>
+        <w:t>https://pubmed.ncbi.nlm.nih.gov/42858678/</w:t>
       </w:r>
     </w:p>
     <w:p>
@@ -368,7 +368,7 @@
         <w:pStyle w:val="Heading2"/>
       </w:pPr>
       <w:r>
-        <w:t>Blauzungenvirus: Impfbereitschaft und Barrieren bei deutschen Viehhaltern</w:t>
+        <w:t>Spanien: Grippeimpfung 2025–2026 mit Ausweitung bis 17 Jahre empfohlen</w:t>
       </w:r>
     </w:p>
     <w:p>
@@ -378,12 +378,12 @@
           <w:color w:val="666666"/>
           <w:sz w:val="18"/>
         </w:rPr>
-        <w:t>Rogoll L et al.  ·  Vaccine  ·  20.12.2026  ·  PMID 42860064</w:t>
+        <w:t>Alvarez Aldeán J et al.  ·  An Pediatr (Engl Ed)  ·  09.10.2026  ·  PMID 42855362</w:t>
       </w:r>
     </w:p>
     <w:p>
       <w:r>
-        <w:t>Querschnittsbefragung von 1.965 deutschen Viehhaltern zu Wissen, Einstellungen und Praktiken (KAP) zur Impfung gegen Bluetongue-Virus-Serotyp 3 (BTV-3) nach dem Ausbruch 2023/2024.</w:t>
+        <w:t>Spanische Fachgesellschaften (AEV, CAV-AEP, SEIP) evaluieren die Grippekampagne 2025–2026 bei Kindern und Jugendlichen und empfehlen Strategien zur Steigerung der Impfquote.</w:t>
       </w:r>
     </w:p>
     <w:p>
@@ -394,7 +394,7 @@
         <w:t xml:space="preserve">Ergebnis: </w:t>
       </w:r>
       <w:r>
-        <w:t>Mehr als die Hälfte (&gt;50%) impfte ihre Tiere 2024 vollständig gegen BTV-3. Impfquoten waren signifikant höher auf konventionellen Betrieben als auf Bio-Höfen und bei Kleinwiederkäuern als bei Rindern. Höheres Wissen über BTV und Impfung war positiv mit Impfbereitschaft assoziiert (logistische Regression). Ein Drittel der Teilnehmer impfte 2024 nicht; Hauptbarrieren waren Sorgen vor Nebenwirkungen (keine präzisen %) und wirtschaftliche Gründe. Finanzielle Anreize, Veterinär-Empfehlungen und kombinierte Serotyp-Impfstoffe wurden als Hebel identifiziert.</w:t>
+        <w:t>Routine-Grippeimpfung für Kinder 6–59 Monate ist entscheidend; Ausweitung der Empfehlung bis 17 Jahre wurde in einigen autonomen Gemeinschaften bereits 2025–2026 umgesetzt. Bericht identifiziert Bedarf für wirksame Strategien zur Steigerung der Durchimpfung und Erweiterung des Impfzielbereichs.</w:t>
       </w:r>
     </w:p>
     <w:p>
@@ -409,7 +409,7 @@
         <w:rPr>
           <w:sz w:val="19"/>
         </w:rPr>
-        <w:t>Deutschland, direkte Feldstudien-Daten zu Versorgungserreichung</w:t>
+        <w:t>Spanien, nationale Impfempfehlungen; direkter Bezug zu deutschem Impfkalender.</w:t>
       </w:r>
     </w:p>
     <w:p>
@@ -418,7 +418,7 @@
           <w:color w:val="5A7D3A"/>
           <w:sz w:val="18"/>
         </w:rPr>
-        <w:t>https://pubmed.ncbi.nlm.nih.gov/42860064/</w:t>
+        <w:t>https://pubmed.ncbi.nlm.nih.gov/42855362/</w:t>
       </w:r>
     </w:p>
     <w:sectPr>

--- a/download/studien-aktuell.docx
+++ b/download/studien-aktuell.docx
@@ -62,7 +62,7 @@
           <w:color w:val="666666"/>
           <w:sz w:val="18"/>
         </w:rPr>
-        <w:t>Stand: 28.10.2026  |  6 Studien  |  impfen.m-vf.de</w:t>
+        <w:t>Stand: 29.10.2026  |  7 Studien  |  impfen.m-vf.de</w:t>
       </w:r>
     </w:p>
     <w:p>
@@ -70,7 +70,7 @@
         <w:pStyle w:val="Heading1"/>
       </w:pPr>
       <w:r>
-        <w:t>Aufgenommen am 28.10.2026</w:t>
+        <w:t>Aufgenommen am 29.10.2026</w:t>
       </w:r>
     </w:p>
     <w:p>
@@ -78,7 +78,7 @@
         <w:pStyle w:val="Heading2"/>
       </w:pPr>
       <w:r>
-        <w:t>Grippeimpfung bei Kindern mit chronischen Erkrankungen: 80,6 % Schutz vor Hospitalisierung</w:t>
+        <w:t>RSV-mRNA-Impfstoff schützt US-Veteranen mit sinkender Effektivität im Alter</w:t>
       </w:r>
     </w:p>
     <w:p>
@@ -88,12 +88,12 @@
           <w:color w:val="666666"/>
           <w:sz w:val="18"/>
         </w:rPr>
-        <w:t>Toledo D et al.  ·  Eur J Pediatr  ·  27.10.2026  ·  PMID 42944943</w:t>
+        <w:t>Bui DP et al.  ·  JAMA Netw Open  ·  01.10.2026  ·  PMID 42949743</w:t>
       </w:r>
     </w:p>
     <w:p>
       <w:r>
-        <w:t>Spanische Multizenterstudie über drei Influenzasaisons (2021/22–2023/24) zur Wirksamkeit der Grippeimpfung bei hospitalisierten Kindern mit Grunderkrankungen.</w:t>
+        <w:t>Kohortenstudie mit Target-Trial-Emulation bei US-Veteranen ≥50 Jahren (n=74.926 geimpft, 286.425 Kontrollen; 149.852 gewichtet). Median-Alter 73 Jahre, 91,3% männlich. Primärer Endpunkt: positiver RSV-Test ab Tag 14 nach Index-Datum über 24 Wochen.</w:t>
       </w:r>
     </w:p>
     <w:p>
@@ -104,7 +104,7 @@
         <w:t xml:space="preserve">Ergebnis: </w:t>
       </w:r>
       <w:r>
-        <w:t>Bei immunokompetenten Kindern lag die adjustierte Impfeffektivität gegen influenzaassoziierte Hospitalisierung bei 80,6 % (95%-KI: 36,7–95,9), bei immunsupprimierten Kindern war sie nicht statistisch signifikant. Nur 21,5 % der 274 eingeschlossenen Kinder waren geimpft; unter den 66 Influenzafällen betrug der Impfquote 21,5 %.</w:t>
+        <w:t>Impfeffektivität 60,3% (95% CI 49,0–70,4%) gegen dokumentierte Infektionen, 60,2% (95% CI 47,2–71,5%) gegen RSV-ED/UC-Kontakte, 81,8% (95% CI 58,1–99,9%) gegen Hospitalisierungen. Effektivität sank mit Alter: 82,9% (50–59 Jahre) auf 28,6% (≥80 Jahre). Mit aktivem Vergleichsarm: 67,1% gegen Infektionen.</w:t>
       </w:r>
     </w:p>
     <w:p>
@@ -119,7 +119,7 @@
         <w:rPr>
           <w:sz w:val="19"/>
         </w:rPr>
-        <w:t>Spanien, Krankenhauses-Surveillance; Systeme vergleichbar, aber ohne Impfregister wie Deutschland.</w:t>
+        <w:t>USA, Veteranensystem; Sicherheitsbefund übertragbar, Zugangsweg nicht.</w:t>
       </w:r>
     </w:p>
     <w:p>
@@ -128,7 +128,7 @@
           <w:color w:val="5A7D3A"/>
           <w:sz w:val="18"/>
         </w:rPr>
-        <w:t>https://pubmed.ncbi.nlm.nih.gov/42944943/</w:t>
+        <w:t>https://pubmed.ncbi.nlm.nih.gov/42949743/</w:t>
       </w:r>
     </w:p>
     <w:p>
@@ -136,7 +136,7 @@
         <w:pStyle w:val="Heading2"/>
       </w:pPr>
       <w:r>
-        <w:t>Pertussis in China: 6-Jahres-Booster senkt Inzidenz um 24 %, Säuglinge gewinnen Herdenimmunität</w:t>
+        <w:t>Peer-Edukation erhöht HPV-Impfbereitschaft bei Jugendlichen</w:t>
       </w:r>
     </w:p>
     <w:p>
@@ -146,12 +146,12 @@
           <w:color w:val="666666"/>
           <w:sz w:val="18"/>
         </w:rPr>
-        <w:t>He Y et al.  ·  JMIR Public Health Surveill  ·  27.10.2026  ·  PMID 42944720</w:t>
+        <w:t>Gray Brunton C et al.  ·  Hum Vaccin Immunother  ·  28.10.2026  ·  PMID 42949617</w:t>
       </w:r>
     </w:p>
     <w:p>
       <w:r>
-        <w:t>Mathematisches Modell der Keuchhusten-Transmission in Hunan-Provinz (2010–2025), kalibriert mit chinesischen Meldedaten, zur Bewertung der neuen Auffrischungsimpfung im Alter von 6 Jahren (2025).</w:t>
+        <w:t>Qualitative Evaluation einer STEAM-Schulungsintervention zur Impfbereitschaft: 53 Jugendliche (Fokusgruppen), 35 jüngere Schüler (Klassenevaluation) und 300 Austrittsfragebögen wurden analysiert.</w:t>
       </w:r>
     </w:p>
     <w:p>
@@ -162,7 +162,7 @@
         <w:t xml:space="preserve">Ergebnis: </w:t>
       </w:r>
       <w:r>
-        <w:t>Bei Pertussis-Resurgenz (Peak 4743 Fälle April 2024) verschob sich die Altersverteilung von Säuglingen auf Schulkinder. Mit voller Abdeckung der 6-Jahres-Auffrischung wird erwartet: 24,15 % Reduktion der 10-Jahres-Inzidenz (24.972,58 / 103.408,95 Fälle), 45,06 % Rückgang bei 6–10-Jährigen, indirekte Schutzwirkung bei Säuglingen +28,91 %.</w:t>
+        <w:t>Thematische Analyse zeigte drei kompatible Themen zu demokratischer Partizipation und Impfbefürwortung. Jugendliche berichteten positive Veränderungen in HPV-Wissen, Vertrauen und Befürwortungsüberzeugungen; jüngere Schüler konnten HPV-Fakten in Klassenevaluationen und Austrittsfragebögen abrufen. Das Peer-Education-Format befähigte Jugendliche, als Impfbefürworter zu fungieren.</w:t>
       </w:r>
     </w:p>
     <w:p>
@@ -177,7 +177,7 @@
         <w:rPr>
           <w:sz w:val="19"/>
         </w:rPr>
-        <w:t>China, nationale Surveillance; Modell zeigt Altersstruktur-Effekte, Übertragbarkeit für Deutschland bedingt.</w:t>
+        <w:t>Irland, qualitatives Schulmodell; Übertragbarkeit auf Deutschland begrenzt durch Schulstruktur.</w:t>
       </w:r>
     </w:p>
     <w:p>
@@ -186,7 +186,7 @@
           <w:color w:val="5A7D3A"/>
           <w:sz w:val="18"/>
         </w:rPr>
-        <w:t>https://pubmed.ncbi.nlm.nih.gov/42944720/</w:t>
+        <w:t>https://pubmed.ncbi.nlm.nih.gov/42949617/</w:t>
       </w:r>
     </w:p>
     <w:p>
@@ -194,7 +194,7 @@
         <w:pStyle w:val="Heading2"/>
       </w:pPr>
       <w:r>
-        <w:t>Impfskepsis bei Kindern von Migranten: fünf Barrieren, kulturgerechte Lösungen nötig</w:t>
+        <w:t>Datenqualität Impfung im privaten Sektor: Co-Design bessert Erfassung, Infrastruktur bleibt Hürde</w:t>
       </w:r>
     </w:p>
     <w:p>
@@ -204,12 +204,12 @@
           <w:color w:val="666666"/>
           <w:sz w:val="18"/>
         </w:rPr>
-        <w:t>Ike TJ et al.  ·  Front Public Health  ·  12.10.2026  ·  PMID 42935580</w:t>
+        <w:t>Ssegujja E et al.  ·  J Health Popul Nutr  ·  24.07.2026  ·  PMID 42947267</w:t>
       </w:r>
     </w:p>
     <w:p>
       <w:r>
-        <w:t>Systematischer Review von 10 Studien zu Faktoren der Impfverweigerung bei Eltern mit Migrationshintergrund im Vereinigten Königreich und Interventionen zur Verbesserung der Impfquote.</w:t>
+        <w:t>Qualitative Endline-Fallstudie (n=20 Health-Worker aus 2 Kampalas Bezirken) nach Implementierung eines Datenqualitäts-Verbesserungsinterventions-Piloten in privaten Impfanbietern. Audio-Aufzeichnungen, thematische Analyse nach PRISM-Rahmen.</w:t>
       </w:r>
     </w:p>
     <w:p>
@@ -220,7 +220,7 @@
         <w:t xml:space="preserve">Ergebnis: </w:t>
       </w:r>
       <w:r>
-        <w:t>Identifiziert fünf Kernbarrieren: Impfskepsis, Misstrauen gegenüber Fachleuten, mangelnde Impfaufklärung, soziale Netzwerke und Familieneinfluss. Empfohlen werden kulturell angepasste Aufklärungsmaterialien und Interventionen, die durch randomisierte kontrollierte Studien getestet werden sollten.</w:t>
+        <w:t>Co-gestaltete Intervention stärkte bestehende Strategien (Kohorten-Register, Monitoring-Charts, Datenreview), verbesserte Rückverfolgung und Zeitnähe. Papierabhängigkeit, fehlende Ausrüstung und Improvisationskosten blieben. Unterstützungs-Supervision förderte Ownership, aber Unterbesetzung und hohe Fluktuation limitierten Fortschritt. Berichterstattung inkonsistent, besonders ohne DHIS2-Anbindung. Schlussfolgerung: Nachhaltige Gewinne erfordern stärkere Infrastruktur, Führung und eingebettete Feedback-Prozesse.</w:t>
       </w:r>
     </w:p>
     <w:p>
@@ -235,7 +235,7 @@
         <w:rPr>
           <w:sz w:val="19"/>
         </w:rPr>
-        <w:t>Großbritannien; Migrationsstrukturen in Europa ähnlich, aber nationale Impfprogramme unterscheiden sich.</w:t>
+        <w:t>Uganda, Privatsektor-Datenerfassung; zeigt Systemlücken in Low-Resource-Settings.</w:t>
       </w:r>
     </w:p>
     <w:p>
@@ -244,7 +244,7 @@
           <w:color w:val="5A7D3A"/>
           <w:sz w:val="18"/>
         </w:rPr>
-        <w:t>https://pubmed.ncbi.nlm.nih.gov/42935580/</w:t>
+        <w:t>https://pubmed.ncbi.nlm.nih.gov/42947267/</w:t>
       </w:r>
     </w:p>
     <w:p>
@@ -252,7 +252,7 @@
         <w:pStyle w:val="Heading2"/>
       </w:pPr>
       <w:r>
-        <w:t>Keuchhusten in Xinjiang: Impfeffektivität 47,1 % bei Vakzinierten, U-förmige Altersverteilung</w:t>
+        <w:t>Masern-Transmission in Nigeria: 86 Prozent der Fälle im Norden, Impfquoten kritisch</w:t>
       </w:r>
     </w:p>
     <w:p>
@@ -262,12 +262,12 @@
           <w:color w:val="666666"/>
           <w:sz w:val="18"/>
         </w:rPr>
-        <w:t>Ru L et al.  ·  BMC Infect Dis  ·  30.07.2026  ·  PMID 42934535</w:t>
+        <w:t>Ezenwa-Ahanene S et al.  ·  PLoS One  ·  27.10.2026  ·  PMID 42945220</w:t>
       </w:r>
     </w:p>
     <w:p>
       <w:r>
-        <w:t>Retrospektive Analyse von 2250 Kindern mit Pertussis-Verdacht (März 2024–Juni 2025) in Xinjiang; PCR-gestützte Diagnostik zur Bestimmung von Impfeffektivität, epidemiologischen Mustern und Risikofaktoren.</w:t>
+        <w:t>Nationale retrospektive ökologische Studie (19 Jahre Surveillance 2006–2025, n=253.595 Masernfälle). Räumlich-zeitliche Analyse mit Moran's I und Getis-Ord Gi*, lineare Mixed-Effects-Modelle zum MCV1/MCV2-Effekt.</w:t>
       </w:r>
     </w:p>
     <w:p>
@@ -278,7 +278,7 @@
         <w:t xml:space="preserve">Ergebnis: </w:t>
       </w:r>
       <w:r>
-        <w:t>Positivitätsrate 9,3 %; höchste Raten bei Säuglingen 0–5 Monate (17,4 % bei 0–2 Monaten), danach Rückgang, dann erneuter Anstieg ≥6 Jahre. Impfquote 90,3 %, aber 82,9 % der Fälle waren geimpft. Impfeffektivität ≥1 Dosis: 47,1 % (95%-KI: 9,4–69,1 %). Sommer größter Risikofaktor (aOR 5,25), Kuchenkontakt (aOR 2,54), Lymphozytose &gt;50 % (aOR 1,56).</w:t>
+        <w:t>86,4% der Fälle konzentriert im Norden. 38 persistente Hotspot-LGAs mit 23,2% aller Fälle. MCV1-Quote national 73,8%, MCV2 38,4%. Signifikante negative Assoziation MCV1-Abdeckung und Masern-Fallquote (p&lt;0,001); MCV2 kein unabhängiger Effekt. Hotspots erfordern intensive SIA (Supplemental Immunization Activities).</w:t>
       </w:r>
     </w:p>
     <w:p>
@@ -293,7 +293,7 @@
         <w:rPr>
           <w:sz w:val="19"/>
         </w:rPr>
-        <w:t>China (Xinjiang), Provinz-Surveillance; ähnliche Impfkalender, aber weniger Booster-Daten als Deutschland.</w:t>
+        <w:t>Nigeria, Überwachungsdaten; zeigt Risikokonzentration und Impflücken in Low-Income-Settings.</w:t>
       </w:r>
     </w:p>
     <w:p>
@@ -302,7 +302,7 @@
           <w:color w:val="5A7D3A"/>
           <w:sz w:val="18"/>
         </w:rPr>
-        <w:t>https://pubmed.ncbi.nlm.nih.gov/42934535/</w:t>
+        <w:t>https://pubmed.ncbi.nlm.nih.gov/42945220/</w:t>
       </w:r>
     </w:p>
     <w:p>
@@ -310,7 +310,7 @@
         <w:pStyle w:val="Heading2"/>
       </w:pPr>
       <w:r>
-        <w:t>Gambia: Geburtshilfe-Register zur Impfsicherheit in der Schwangerschaft etabliert</w:t>
+        <w:t>PCV13-Einführung in Qinghai spart Kosten und verhindert 7.500 Fälle in 5 Jahren</w:t>
       </w:r>
     </w:p>
     <w:p>
@@ -320,12 +320,12 @@
           <w:color w:val="666666"/>
           <w:sz w:val="18"/>
         </w:rPr>
-        <w:t>Okomo U et al.  ·  Vaccine  ·  20.12.2026  ·  PMID 42858678</w:t>
+        <w:t>Guo Z et al.  ·  Medicine (Baltimore)  ·  23.10.2026  ·  PMID 42937774</w:t>
       </w:r>
     </w:p>
     <w:p>
       <w:r>
-        <w:t>Prospektive Beobachtungsstudie an drei Entbindungskliniken in Gambia (Aug. 2022–Aug. 2024) zur Erfassung von Hintergrundereignissen bei Mutter und Neugeborenem zur Überwachung der Sicherheit von Impfungen in der Schwangerschaft.</w:t>
+        <w:t>Entscheidungsbaum-Markov-Modell zur Kosteneffektivität einer 4-Dosen-PCV13-Serie im Nationalen Impfprogramm vs. Status quo (private Verfügbarkeit). Geburtskohorte 2022 in Qinghai-Provinz (High-Altitude-Region), gesellschaftliche Perspektive, Zeithorizont 5 Jahre.</w:t>
       </w:r>
     </w:p>
     <w:p>
@@ -336,7 +336,7 @@
         <w:t xml:space="preserve">Ergebnis: </w:t>
       </w:r>
       <w:r>
-        <w:t>Von 5099 eingeschriebenen Frauen wurden 4775 Infanten geboren (4671 Lebendgeburten, 104 Totgeburten). Mütterliche Sterblichkeitsrate 1,3 pro 1000 Geburten (95%-KI: 0,5–2,7), Totgeburtsrate 21,8 (17,8–26,3) pro 1000 Lebendgeburten, neonatale Mortalität 15,6 (12,3–19,6) pro 1000 Lebendgeburten. Etablierte klinische Hintergrund-Referenzwerte für Sicherheitsüberwachung.</w:t>
+        <w:t>PCV13 in NIP verhindert ~7.493 Pneumokokkenfälle (75,60% Reduktion) und 146 Todesfälle (93,59% Reduktion) in ersten 5 Jahren. Bei aktueller Dosis-Preis USD 68,00: kosteneffektiv mit Kosteneinsparung. 1-Wege- und Szenarioanalysen zeigten robuste Ergebnisse; probabilistische Sensitivitätsanalyse: 99% Wahrscheinlichkeit Kosteneffektivität.</w:t>
       </w:r>
     </w:p>
     <w:p>
@@ -351,7 +351,7 @@
         <w:rPr>
           <w:sz w:val="19"/>
         </w:rPr>
-        <w:t>Westafrika; Datenqualität abhängig von klinischer Dokumentation und Impfhistorie-Erfassung.</w:t>
+        <w:t>China, Qinghai-Region mit Hochaltitude-Besonderheiten; Modellbasiert, Anwendung begrenzt auf Kosten-Struktur.</w:t>
       </w:r>
     </w:p>
     <w:p>
@@ -360,7 +360,7 @@
           <w:color w:val="5A7D3A"/>
           <w:sz w:val="18"/>
         </w:rPr>
-        <w:t>https://pubmed.ncbi.nlm.nih.gov/42858678/</w:t>
+        <w:t>https://pubmed.ncbi.nlm.nih.gov/42937774/</w:t>
       </w:r>
     </w:p>
     <w:p>
@@ -368,7 +368,7 @@
         <w:pStyle w:val="Heading2"/>
       </w:pPr>
       <w:r>
-        <w:t>Spanien: Grippeimpfung 2025–2026 mit Ausweitung bis 17 Jahre empfohlen</w:t>
+        <w:t>HBV-Impfquote bei Drogengebrauchern in Oslo nur 40 Prozent</w:t>
       </w:r>
     </w:p>
     <w:p>
@@ -378,12 +378,12 @@
           <w:color w:val="666666"/>
           <w:sz w:val="18"/>
         </w:rPr>
-        <w:t>Alvarez Aldeán J et al.  ·  An Pediatr (Engl Ed)  ·  09.10.2026  ·  PMID 42855362</w:t>
+        <w:t>Opheim E et al.  ·  Int J Drug Policy  ·  09.09.2026  ·  PMID 42715835</w:t>
       </w:r>
     </w:p>
     <w:p>
       <w:r>
-        <w:t>Spanische Fachgesellschaften (AEV, CAV-AEP, SEIP) evaluieren die Grippekampagne 2025–2026 bei Kindern und Jugendlichen und empfehlen Strategien zur Steigerung der Impfquote.</w:t>
+        <w:t>Längsschnittquerschnittsstudien (acht Wellen 2002–2024) unter Menschen mit aktuellem Drogengebrauch in Oslo (n=1.689): Erfassung von HCV-, HBV- und HIV-Prävalenz sowie HBV-Impfstatus (Anti-HBs ≥10 IU/L bei Anti-HBc-Negativen).</w:t>
       </w:r>
     </w:p>
     <w:p>
@@ -394,7 +394,7 @@
         <w:t xml:space="preserve">Ergebnis: </w:t>
       </w:r>
       <w:r>
-        <w:t>Routine-Grippeimpfung für Kinder 6–59 Monate ist entscheidend; Ausweitung der Empfehlung bis 17 Jahre wurde in einigen autonomen Gemeinschaften bereits 2025–2026 umgesetzt. Bericht identifiziert Bedarf für wirksame Strategien zur Steigerung der Durchimpfung und Erweiterung des Impfzielbereichs.</w:t>
+        <w:t>HCV-RNA-Prävalenz sank dramatisch von 50,2% (2002) auf 6,3% (2024) (adjustiertes OR 0,06 für 2024 vs. 2002). HIV und HBsAg blieben durchgehend niedrig (&lt;3,3%). In 2021–2024 waren nur 40,0% der HBV-Exponierten geimpft (170/425). HBV-Impfung assoziiert mit Druckraum-Nutzung (aOR 1,33).</w:t>
       </w:r>
     </w:p>
     <w:p>
@@ -409,7 +409,7 @@
         <w:rPr>
           <w:sz w:val="19"/>
         </w:rPr>
-        <w:t>Spanien, nationale Impfempfehlungen; direkter Bezug zu deutschem Impfkalender.</w:t>
+        <w:t>Norwegen mit Impfregister; Längsschnittdaten zur Erreichbarkeit von Risikogruppen.</w:t>
       </w:r>
     </w:p>
     <w:p>
@@ -418,7 +418,65 @@
           <w:color w:val="5A7D3A"/>
           <w:sz w:val="18"/>
         </w:rPr>
-        <w:t>https://pubmed.ncbi.nlm.nih.gov/42855362/</w:t>
+        <w:t>https://pubmed.ncbi.nlm.nih.gov/42715835/</w:t>
+      </w:r>
+    </w:p>
+    <w:p>
+      <w:pPr>
+        <w:pStyle w:val="Heading2"/>
+      </w:pPr>
+      <w:r>
+        <w:t>Rotavirus-Impfung zeigt keinen Effekt auf Typ-1-Diabetes-Risiko</w:t>
+      </w:r>
+    </w:p>
+    <w:p>
+      <w:r>
+        <w:rPr>
+          <w:i/>
+          <w:color w:val="666666"/>
+          <w:sz w:val="18"/>
+        </w:rPr>
+        <w:t>Östman M et al.  ·  Diabetologia  ·  28.08.2026  ·  PMID 42663626</w:t>
+      </w:r>
+    </w:p>
+    <w:p>
+      <w:r>
+        <w:t>Kohortenstudie aller in Norwegen 2007–2019 geborenen Kinder (n=740.744), gefolgt von 6 Monaten bis 5 Jahren auf Typ-1-Diabetes; Unterbrochene Zeitreihenanalyse zur Impfprogrammeinführung (September 2014).</w:t>
+      </w:r>
+    </w:p>
+    <w:p>
+      <w:r>
+        <w:rPr>
+          <w:b/>
+        </w:rPr>
+        <w:t xml:space="preserve">Ergebnis: </w:t>
+      </w:r>
+      <w:r>
+        <w:t>846 Kinder erhielten eine Typ-1-Diabetes-Diagnose. Primäre Analyse zeigte einen leicht erhöhten Trend nach Impfeinführung (relatives HR 1,11 [95% CI 1,03–1,20]), der nach Ausschluss von 2013–2015 nicht signifikant war (relatives HR 1,05 [95% CI 0,93–1,18]). Sekundäranalyse vollständig geimpft vs. nicht geimpft: HR 1,17 (95% CI 0,78–1,77). Kein Hinweis auf reduziertes Diabetesrisiko.</w:t>
+      </w:r>
+    </w:p>
+    <w:p>
+      <w:r>
+        <w:rPr>
+          <w:b/>
+          <w:sz w:val="19"/>
+        </w:rPr>
+        <w:t xml:space="preserve">Übertragbarkeit: </w:t>
+      </w:r>
+      <w:r>
+        <w:rPr>
+          <w:sz w:val="19"/>
+        </w:rPr>
+        <w:t>Norwegen, Geburtskohorte mit Registerdaten; Ähnliche Altersgruppen wie Deutschland.</w:t>
+      </w:r>
+    </w:p>
+    <w:p>
+      <w:r>
+        <w:rPr>
+          <w:color w:val="5A7D3A"/>
+          <w:sz w:val="18"/>
+        </w:rPr>
+        <w:t>https://pubmed.ncbi.nlm.nih.gov/42663626/</w:t>
       </w:r>
     </w:p>
     <w:sectPr>

--- a/download/studien-aktuell.docx
+++ b/download/studien-aktuell.docx
@@ -62,7 +62,7 @@
           <w:color w:val="666666"/>
           <w:sz w:val="18"/>
         </w:rPr>
-        <w:t>Stand: 29.10.2026  |  7 Studien  |  impfen.m-vf.de</w:t>
+        <w:t>Stand: 30.10.2026  |  7 Studien  |  impfen.m-vf.de</w:t>
       </w:r>
     </w:p>
     <w:p>
@@ -70,7 +70,7 @@
         <w:pStyle w:val="Heading1"/>
       </w:pPr>
       <w:r>
-        <w:t>Aufgenommen am 29.10.2026</w:t>
+        <w:t>Aufgenommen am 30.10.2026</w:t>
       </w:r>
     </w:p>
     <w:p>
@@ -78,7 +78,7 @@
         <w:pStyle w:val="Heading2"/>
       </w:pPr>
       <w:r>
-        <w:t>RSV-mRNA-Impfstoff schützt US-Veteranen mit sinkender Effektivität im Alter</w:t>
+        <w:t>Impfquoten und Abbruchquoten bei Kindern in Ghana: Prädiktoren für lückenlose Immunisierung</w:t>
       </w:r>
     </w:p>
     <w:p>
@@ -88,12 +88,12 @@
           <w:color w:val="666666"/>
           <w:sz w:val="18"/>
         </w:rPr>
-        <w:t>Bui DP et al.  ·  JAMA Netw Open  ·  01.10.2026  ·  PMID 42949743</w:t>
+        <w:t>Konlan M et al.  ·  Hum Vaccin Immunother  ·  29.10.2026  ·  PMID 42956266</w:t>
       </w:r>
     </w:p>
     <w:p>
       <w:r>
-        <w:t>Kohortenstudie mit Target-Trial-Emulation bei US-Veteranen ≥50 Jahren (n=74.926 geimpft, 286.425 Kontrollen; 149.852 gewichtet). Median-Alter 73 Jahre, 91,3% männlich. Primärer Endpunkt: positiver RSV-Test ab Tag 14 nach Index-Datum über 24 Wochen.</w:t>
+        <w:t>Eine Querschnittstudie mit 3.371 Kindern (0–59 Monate) in zwei Bezirken Nordghanas untersuchte Impfquoten, Dropout-Raten und Vorhersagefaktoren für einen vollständigen Impfplan.</w:t>
       </w:r>
     </w:p>
     <w:p>
@@ -104,7 +104,7 @@
         <w:t xml:space="preserve">Ergebnis: </w:t>
       </w:r>
       <w:r>
-        <w:t>Impfeffektivität 60,3% (95% CI 49,0–70,4%) gegen dokumentierte Infektionen, 60,2% (95% CI 47,2–71,5%) gegen RSV-ED/UC-Kontakte, 81,8% (95% CI 58,1–99,9%) gegen Hospitalisierungen. Effektivität sank mit Alter: 82,9% (50–59 Jahre) auf 28,6% (≥80 Jahre). Mit aktivem Vergleichsarm: 67,1% gegen Infektionen.</w:t>
+        <w:t>OPV0-Abdeckung betrug 44,2–50,5% (deutlich unter BCG mit 93,6–98,0%), Penta-Reihe fiel von 96% (Dosis 1) auf 88% (Dosis 3), Rotavirus-Dosis-3-Quote nur 40,5–44,0%. Dropout-Raten blieben unter 10%. Geburtsort, Alter und Betreuerperson waren signifikante Vorhersagefaktoren für vollständige Impfung. Die Studie identifiziert Geburtsdosis und Zweijahres-Impfstoffe als Engpässe.</w:t>
       </w:r>
     </w:p>
     <w:p>
@@ -119,7 +119,7 @@
         <w:rPr>
           <w:sz w:val="19"/>
         </w:rPr>
-        <w:t>USA, Veteranensystem; Sicherheitsbefund übertragbar, Zugangsweg nicht.</w:t>
+        <w:t>Ghana, nationale Dokumentationsdaten – Lücken bei Geburts- und Nachfolgedosen relevant für alle ressourcenlimitierten Settings</w:t>
       </w:r>
     </w:p>
     <w:p>
@@ -128,7 +128,7 @@
           <w:color w:val="5A7D3A"/>
           <w:sz w:val="18"/>
         </w:rPr>
-        <w:t>https://pubmed.ncbi.nlm.nih.gov/42949743/</w:t>
+        <w:t>https://pubmed.ncbi.nlm.nih.gov/42956266/</w:t>
       </w:r>
     </w:p>
     <w:p>
@@ -136,7 +136,7 @@
         <w:pStyle w:val="Heading2"/>
       </w:pPr>
       <w:r>
-        <w:t>Peer-Edukation erhöht HPV-Impfbereitschaft bei Jugendlichen</w:t>
+        <w:t>Gelbfieber-17D-Impfung: Langfristige T-Zell-Immunität über Jahre nachgewiesen</w:t>
       </w:r>
     </w:p>
     <w:p>
@@ -146,12 +146,12 @@
           <w:color w:val="666666"/>
           <w:sz w:val="18"/>
         </w:rPr>
-        <w:t>Gray Brunton C et al.  ·  Hum Vaccin Immunother  ·  28.10.2026  ·  PMID 42949617</w:t>
+        <w:t>Camara OL et al.  ·  Front Immunol  ·  14.10.2026  ·  PMID 42952850</w:t>
       </w:r>
     </w:p>
     <w:p>
       <w:r>
-        <w:t>Qualitative Evaluation einer STEAM-Schulungsintervention zur Impfbereitschaft: 53 Jugendliche (Fokusgruppen), 35 jüngere Schüler (Klassenevaluation) und 300 Austrittsfragebögen wurden analysiert.</w:t>
+        <w:t>Eine systematische PRISMA-2020-konforme Übersicht (36 Studien, 2000–2025) fasste Evidenz zu Ausmaß, Kinetik und funktioneller Charakterisierung der CD8+-Memory- und CD4+-T-Zellantworten nach Gelbfieber-17D-Vakzin-Impfung zusammen.</w:t>
       </w:r>
     </w:p>
     <w:p>
@@ -162,7 +162,7 @@
         <w:t xml:space="preserve">Ergebnis: </w:t>
       </w:r>
       <w:r>
-        <w:t>Thematische Analyse zeigte drei kompatible Themen zu demokratischer Partizipation und Impfbefürwortung. Jugendliche berichteten positive Veränderungen in HPV-Wissen, Vertrauen und Befürwortungsüberzeugungen; jüngere Schüler konnten HPV-Fakten in Klassenevaluationen und Austrittsfragebögen abrufen. Das Peer-Education-Format befähigte Jugendliche, als Impfbefürworter zu fungieren.</w:t>
+        <w:t>Primärimpfung induziert schnelle CD8+-T-Zell-Aktivierung, die sich in langlebige Memory-Populationen über Jahre bis Jahrzehnte differenziert. CD4+-Antworten waren breit und funktionell vielfältig, T-Follikel-Helferzellen (Tfh) korrelieren mit Neutralisierungs-Antikörper-Entwicklung. Auffrischimpfungen zeigten schwächere zelluläre Reaktionen als Primärimpfung. Definitive Evidenz zur Korrelation von T-Zellen mit klinischem Langzeitschutz bleibt begrenzt.</w:t>
       </w:r>
     </w:p>
     <w:p>
@@ -177,7 +177,7 @@
         <w:rPr>
           <w:sz w:val="19"/>
         </w:rPr>
-        <w:t>Irland, qualitatives Schulmodell; Übertragbarkeit auf Deutschland begrenzt durch Schulstruktur.</w:t>
+        <w:t>Systematische Übersicht zu etabliertem Impfstoff, keine Populationsdaten – relevant für Verständnis von Langzeitimmunität nach Lebendimpfstoffen</w:t>
       </w:r>
     </w:p>
     <w:p>
@@ -186,7 +186,7 @@
           <w:color w:val="5A7D3A"/>
           <w:sz w:val="18"/>
         </w:rPr>
-        <w:t>https://pubmed.ncbi.nlm.nih.gov/42949617/</w:t>
+        <w:t>https://pubmed.ncbi.nlm.nih.gov/42952850/</w:t>
       </w:r>
     </w:p>
     <w:p>
@@ -194,7 +194,7 @@
         <w:pStyle w:val="Heading2"/>
       </w:pPr>
       <w:r>
-        <w:t>Datenqualität Impfung im privaten Sektor: Co-Design bessert Erfassung, Infrastruktur bleibt Hürde</w:t>
+        <w:t>Elternbildung und Impfbereitschaft: Rolle von Einkommen und Vertrauen</w:t>
       </w:r>
     </w:p>
     <w:p>
@@ -204,12 +204,12 @@
           <w:color w:val="666666"/>
           <w:sz w:val="18"/>
         </w:rPr>
-        <w:t>Ssegujja E et al.  ·  J Health Popul Nutr  ·  24.07.2026  ·  PMID 42947267</w:t>
+        <w:t>Xie L et al.  ·  Front Public Health  ·  14.10.2026  ·  PMID 42952823</w:t>
       </w:r>
     </w:p>
     <w:p>
       <w:r>
-        <w:t>Qualitative Endline-Fallstudie (n=20 Health-Worker aus 2 Kampalas Bezirken) nach Implementierung eines Datenqualitäts-Verbesserungsinterventions-Piloten in privaten Impfanbietern. Audio-Aufzeichnungen, thematische Analyse nach PRISM-Rahmen.</w:t>
+        <w:t>Eine Befragung von 2.212 Haushalten in Hangzhou (China) analysierte, wie Elternbildung, Familieneinkommen, Impfbewusstsein und Vertrauen die Bereitschaft beeinflussen, selbstgezahlte Impfstoffe (Pentavalenz, EV71, Varicella, Influenza) zu kaufen.</w:t>
       </w:r>
     </w:p>
     <w:p>
@@ -220,7 +220,7 @@
         <w:t xml:space="preserve">Ergebnis: </w:t>
       </w:r>
       <w:r>
-        <w:t>Co-gestaltete Intervention stärkte bestehende Strategien (Kohorten-Register, Monitoring-Charts, Datenreview), verbesserte Rückverfolgung und Zeitnähe. Papierabhängigkeit, fehlende Ausrüstung und Improvisationskosten blieben. Unterstützungs-Supervision förderte Ownership, aber Unterbesetzung und hohe Fluktuation limitierten Fortschritt. Berichterstattung inkonsistent, besonders ohne DHIS2-Anbindung. Schlussfolgerung: Nachhaltige Gewinne erfordern stärkere Infrastruktur, Führung und eingebettete Feedback-Prozesse.</w:t>
+        <w:t>Familieneinkommen war ein wichtiger Vermittler zwischen Elternbildung und Impfbereitschaft, besonders für Grippeimpfstoff (RR 3,52) und Varicella-Impfstoff. Nach Einführung des Einkommens wurde die Assoziation zwischen Bildung und Bereitschaft abgeschwächt. Für Pentavalenz spielten auch Impfbewusstsein und Vertrauen eine Rolle. Nicht-wirtschaftliche Faktoren wie Vertrauen sollten parallel adressiert werden.</w:t>
       </w:r>
     </w:p>
     <w:p>
@@ -235,7 +235,7 @@
         <w:rPr>
           <w:sz w:val="19"/>
         </w:rPr>
-        <w:t>Uganda, Privatsektor-Datenerfassung; zeigt Systemlücken in Low-Resource-Settings.</w:t>
+        <w:t>China, Middle-Income-Land – Zeigt, dass Preis- und Vertrauensbarrieren zusammen wirken, relevant für Versorgungsdesign</w:t>
       </w:r>
     </w:p>
     <w:p>
@@ -244,7 +244,7 @@
           <w:color w:val="5A7D3A"/>
           <w:sz w:val="18"/>
         </w:rPr>
-        <w:t>https://pubmed.ncbi.nlm.nih.gov/42947267/</w:t>
+        <w:t>https://pubmed.ncbi.nlm.nih.gov/42952823/</w:t>
       </w:r>
     </w:p>
     <w:p>
@@ -252,7 +252,7 @@
         <w:pStyle w:val="Heading2"/>
       </w:pPr>
       <w:r>
-        <w:t>Masern-Transmission in Nigeria: 86 Prozent der Fälle im Norden, Impfquoten kritisch</w:t>
+        <w:t>Dengvaxia-Einzeldosis bei seronegativ exponierten Kindern: 45% Schutzwirkung im ersten Jahr</w:t>
       </w:r>
     </w:p>
     <w:p>
@@ -262,12 +262,12 @@
           <w:color w:val="666666"/>
           <w:sz w:val="18"/>
         </w:rPr>
-        <w:t>Ezenwa-Ahanene S et al.  ·  PLoS One  ·  27.10.2026  ·  PMID 42945220</w:t>
+        <w:t>Abad Fernandez M et al.  ·  Front Immunol  ·  14.10.2026  ·  PMID 42952807</w:t>
       </w:r>
     </w:p>
     <w:p>
       <w:r>
-        <w:t>Nationale retrospektive ökologische Studie (19 Jahre Surveillance 2006–2025, n=253.595 Masernfälle). Räumlich-zeitliche Analyse mit Moran's I und Getis-Ord Gi*, lineare Mixed-Effects-Modelle zum MCV1/MCV2-Effekt.</w:t>
+        <w:t>Eine prospektive Kohortenstudie an 186 seronegativ exponierten Kindern in den Philippinen (114 geimpft mit Dengvaxia, 72 ungeimpft) verfolgte Vaccine-induzierte Immunität und Wildtyp-Infektionsrisiko über 40 Monate.</w:t>
       </w:r>
     </w:p>
     <w:p>
@@ -278,7 +278,7 @@
         <w:t xml:space="preserve">Ergebnis: </w:t>
       </w:r>
       <w:r>
-        <w:t>86,4% der Fälle konzentriert im Norden. 38 persistente Hotspot-LGAs mit 23,2% aller Fälle. MCV1-Quote national 73,8%, MCV2 38,4%. Signifikante negative Assoziation MCV1-Abdeckung und Masern-Fallquote (p&lt;0,001); MCV2 kein unabhängiger Effekt. Hotspots erfordern intensive SIA (Supplemental Immunization Activities).</w:t>
+        <w:t>Bei T1 (20 Monate): 61% Impfresponder; Impfeffektivität gegen WT-DENV-Infektion VE=45%. Im zweiten Beobachtungszeitraum (T1–T2, bis Monat 40) kein Unterschied in Infektionsrisiko zwischen Gruppen. Nach Durchbruchinfektion im ersten Zeitraum entwickelten Geimpfte breitere Antikörper-Reaktionen als Ungeimpfte. Diese Unterschiede verschwanden im zweiten Zeitraum.</w:t>
       </w:r>
     </w:p>
     <w:p>
@@ -293,7 +293,7 @@
         <w:rPr>
           <w:sz w:val="19"/>
         </w:rPr>
-        <w:t>Nigeria, Überwachungsdaten; zeigt Risikokonzentration und Impflücken in Low-Income-Settings.</w:t>
+        <w:t>Philippinen, Langzeitkohortendaten zu Feldeffektivität – zeigt zeitlich begrenzte Schutzwirkung nach Einzeldosis bei seronegativ exponierten Kindern</w:t>
       </w:r>
     </w:p>
     <w:p>
@@ -302,7 +302,7 @@
           <w:color w:val="5A7D3A"/>
           <w:sz w:val="18"/>
         </w:rPr>
-        <w:t>https://pubmed.ncbi.nlm.nih.gov/42945220/</w:t>
+        <w:t>https://pubmed.ncbi.nlm.nih.gov/42952807/</w:t>
       </w:r>
     </w:p>
     <w:p>
@@ -310,7 +310,7 @@
         <w:pStyle w:val="Heading2"/>
       </w:pPr>
       <w:r>
-        <w:t>PCV13-Einführung in Qinghai spart Kosten und verhindert 7.500 Fälle in 5 Jahren</w:t>
+        <w:t>COVID-19-mRNA-Impfstoff in HIV-Patienten: CD4+-T-Zell-Antwort ist Schutzfaktor</w:t>
       </w:r>
     </w:p>
     <w:p>
@@ -320,12 +320,12 @@
           <w:color w:val="666666"/>
           <w:sz w:val="18"/>
         </w:rPr>
-        <w:t>Guo Z et al.  ·  Medicine (Baltimore)  ·  23.10.2026  ·  PMID 42937774</w:t>
+        <w:t>Khuzwayo S et al.  ·  Nat Commun  ·  28.09.2026  ·  PMID 42946742</w:t>
       </w:r>
     </w:p>
     <w:p>
       <w:r>
-        <w:t>Entscheidungsbaum-Markov-Modell zur Kosteneffektivität einer 4-Dosen-PCV13-Serie im Nationalen Impfprogramm vs. Status quo (private Verfügbarkeit). Geburtskohorte 2022 in Qinghai-Provinz (High-Altitude-Region), gesellschaftliche Perspektive, Zeithorizont 5 Jahre.</w:t>
+        <w:t>Eine Fall-Kohorten-Studie (CoVPN 3008) mit 14.002 Teilnehmern (83% HIV+) in Subsahara-Afrika analysierte CD4+-T-Zell-Antworten nach mRNA-1273-Impfung und deren Assoziation mit COVID-19-Infektionsrisiko.</w:t>
       </w:r>
     </w:p>
     <w:p>
@@ -336,7 +336,7 @@
         <w:t xml:space="preserve">Ergebnis: </w:t>
       </w:r>
       <w:r>
-        <w:t>PCV13 in NIP verhindert ~7.493 Pneumokokkenfälle (75,60% Reduktion) und 146 Todesfälle (93,59% Reduktion) in ersten 5 Jahren. Bei aktueller Dosis-Preis USD 68,00: kosteneffektiv mit Kosteneinsparung. 1-Wege- und Szenarioanalysen zeigten robuste Ergebnisse; probabilistische Sensitivitätsanalyse: 99% Wahrscheinlichkeit Kosteneffektivität.</w:t>
+        <w:t>Bei hybrid-immun (vorheriges SARS-CoV-2) HIV-positiven Patienten: COVID-19-Risiko sank von 15,8% (0,1% Spike BA.4/5-spezifische CD4+-IFN-γ/IL-2) auf 0% (0,3% Responserate). Peak CD4+-T-Zell-Antwort war unabhängiger Schutzfaktor; kombiniert mit Baseline-Neutralisierungs-Antikörpern verstärkt (p&lt;0,001). CD4+-T-Zellantworten relevant auch unter Immundefizienz.</w:t>
       </w:r>
     </w:p>
     <w:p>
@@ -351,7 +351,7 @@
         <w:rPr>
           <w:sz w:val="19"/>
         </w:rPr>
-        <w:t>China, Qinghai-Region mit Hochaltitude-Besonderheiten; Modellbasiert, Anwendung begrenzt auf Kosten-Struktur.</w:t>
+        <w:t>Subsahara-Afrika, kohortale Populationsdaten – relevant für HIV+-Impfstrategien, übertragbar auf Immunschwache</w:t>
       </w:r>
     </w:p>
     <w:p>
@@ -360,7 +360,7 @@
           <w:color w:val="5A7D3A"/>
           <w:sz w:val="18"/>
         </w:rPr>
-        <w:t>https://pubmed.ncbi.nlm.nih.gov/42937774/</w:t>
+        <w:t>https://pubmed.ncbi.nlm.nih.gov/42946742/</w:t>
       </w:r>
     </w:p>
     <w:p>
@@ -368,7 +368,7 @@
         <w:pStyle w:val="Heading2"/>
       </w:pPr>
       <w:r>
-        <w:t>HBV-Impfquote bei Drogengebrauchern in Oslo nur 40 Prozent</w:t>
+        <w:t>Herpes-zoster-Impfung: Nebenwirkungsprofil in Querschnitt von 382 Probanden</w:t>
       </w:r>
     </w:p>
     <w:p>
@@ -378,12 +378,12 @@
           <w:color w:val="666666"/>
           <w:sz w:val="18"/>
         </w:rPr>
-        <w:t>Opheim E et al.  ·  Int J Drug Policy  ·  09.09.2026  ·  PMID 42715835</w:t>
+        <w:t>Aldali J et al.  ·  PLoS One  ·  27.10.2026  ·  PMID 42945161</w:t>
       </w:r>
     </w:p>
     <w:p>
       <w:r>
-        <w:t>Längsschnittquerschnittsstudien (acht Wellen 2002–2024) unter Menschen mit aktuellem Drogengebrauch in Oslo (n=1.689): Erfassung von HCV-, HBV- und HIV-Prävalenz sowie HBV-Impfstatus (Anti-HBs ≥10 IU/L bei Anti-HBc-Negativen).</w:t>
+        <w:t>Eine Querschnittsbefragung mit 382 Teilnehmern in Saudi-Arabien (September 2024–August 2025) erfasste Nebenwirkungen nach Herpes-zoster-Vakzin (Zostavax oder Shingrix) in Dose 1 und 2.</w:t>
       </w:r>
     </w:p>
     <w:p>
@@ -394,7 +394,7 @@
         <w:t xml:space="preserve">Ergebnis: </w:t>
       </w:r>
       <w:r>
-        <w:t>HCV-RNA-Prävalenz sank dramatisch von 50,2% (2002) auf 6,3% (2024) (adjustiertes OR 0,06 für 2024 vs. 2002). HIV und HBsAg blieben durchgehend niedrig (&lt;3,3%). In 2021–2024 waren nur 40,0% der HBV-Exponierten geimpft (170/425). HBV-Impfung assoziiert mit Druckraum-Nutzung (aOR 1,33).</w:t>
+        <w:t>Nach Dosis 1: häufigste Nebenwirkungen Müdigkeit/Kopfschmerz, Injektionsstellen-Schmerz und Schwindel; 29,3% berichteten keine Effekte. Nach Dosis 2: Schüttelfrost, Injektionsstellen-Schmerz, Schwindel; 18,4% keine Effekte. Zostavax-Empfänger zeigten signifikant höhere Schweregrad-Scores als Shingrix nach Dosis 1 (p=0,003) und Dosis 2 (p&lt;0,001). Symptom-Dauer meist 1–2 Tage.</w:t>
       </w:r>
     </w:p>
     <w:p>
@@ -409,7 +409,7 @@
         <w:rPr>
           <w:sz w:val="19"/>
         </w:rPr>
-        <w:t>Norwegen mit Impfregister; Längsschnittdaten zur Erreichbarkeit von Risikogruppen.</w:t>
+        <w:t>Saudi-Arabien, selbstberichtete Nebenwirkungen – Vergleich rekombinanter (Shingrix) vs. Lebendvakzin (Zostavax) zeigt relevante Verträglichkeitsunterschiede</w:t>
       </w:r>
     </w:p>
     <w:p>
@@ -418,7 +418,7 @@
           <w:color w:val="5A7D3A"/>
           <w:sz w:val="18"/>
         </w:rPr>
-        <w:t>https://pubmed.ncbi.nlm.nih.gov/42715835/</w:t>
+        <w:t>https://pubmed.ncbi.nlm.nih.gov/42945161/</w:t>
       </w:r>
     </w:p>
     <w:p>
@@ -426,7 +426,7 @@
         <w:pStyle w:val="Heading2"/>
       </w:pPr>
       <w:r>
-        <w:t>Rotavirus-Impfung zeigt keinen Effekt auf Typ-1-Diabetes-Risiko</w:t>
+        <w:t>Postmenopausale Blutungen nach COVID-19-Impfung: Bevölkerungsstudie zeigt kein erhöhtes Risiko</w:t>
       </w:r>
     </w:p>
     <w:p>
@@ -436,12 +436,12 @@
           <w:color w:val="666666"/>
           <w:sz w:val="18"/>
         </w:rPr>
-        <w:t>Östman M et al.  ·  Diabetologia  ·  28.08.2026  ·  PMID 42663626</w:t>
+        <w:t>Jeong NY et al.  ·  Yonsei Med J  ·  Nov. 2026  ·  PMID 42937145</w:t>
       </w:r>
     </w:p>
     <w:p>
       <w:r>
-        <w:t>Kohortenstudie aller in Norwegen 2007–2019 geborenen Kinder (n=740.744), gefolgt von 6 Monaten bis 5 Jahren auf Typ-1-Diabetes; Unterbrochene Zeitreihenanalyse zur Impfprogrammeinführung (September 2014).</w:t>
+        <w:t>Eine nationale Population-basierte Selbstkontroll-Fallserie (Korea, KDCA- und NHIS-Daten) verglich Inzidenz postmenopausaler Blutungen, die Krankenhausbehandlung erforderten, in Risiko- versus Baseline-Perioden bei 8,08 Mio. Frauen ≥56 Jahren nach COVID-19-Impfung.</w:t>
       </w:r>
     </w:p>
     <w:p>
@@ -452,7 +452,7 @@
         <w:t xml:space="preserve">Ergebnis: </w:t>
       </w:r>
       <w:r>
-        <w:t>846 Kinder erhielten eine Typ-1-Diabetes-Diagnose. Primäre Analyse zeigte einen leicht erhöhten Trend nach Impfeinführung (relatives HR 1,11 [95% CI 1,03–1,20]), der nach Ausschluss von 2013–2015 nicht signifikant war (relatives HR 1,05 [95% CI 0,93–1,18]). Sekundäranalyse vollständig geimpft vs. nicht geimpft: HR 1,17 (95% CI 0,78–1,77). Kein Hinweis auf reduziertes Diabetesrisiko.</w:t>
+        <w:t>Unter 8.075.792 Impfempfängerinnen wurden 5.716 mit postmenopausaler Blutung diagnostiziert. Kein signifikanter Anstieg im Risiko 1–30 Tage nach Impfung (IRR 0,98; 95% CI 0,92–1,04). Befunde konsistent in Subgruppen- und Sensitivitätsanalysen über Impfstofftypen, Dosen und Altersgruppen.</w:t>
       </w:r>
     </w:p>
     <w:p>
@@ -467,7 +467,7 @@
         <w:rPr>
           <w:sz w:val="19"/>
         </w:rPr>
-        <w:t>Norwegen, Geburtskohorte mit Registerdaten; Ähnliche Altersgruppen wie Deutschland.</w:t>
+        <w:t>Südkorea, nationale Versicherungs- und Registerdaten – hochwertige bevölkerungsbezogene Sicherheitsanalyse mit kontrolliertem Design</w:t>
       </w:r>
     </w:p>
     <w:p>
@@ -476,7 +476,7 @@
           <w:color w:val="5A7D3A"/>
           <w:sz w:val="18"/>
         </w:rPr>
-        <w:t>https://pubmed.ncbi.nlm.nih.gov/42663626/</w:t>
+        <w:t>https://pubmed.ncbi.nlm.nih.gov/42937145/</w:t>
       </w:r>
     </w:p>
     <w:sectPr>

--- a/download/studien-aktuell.docx
+++ b/download/studien-aktuell.docx
@@ -62,7 +62,7 @@
           <w:color w:val="666666"/>
           <w:sz w:val="18"/>
         </w:rPr>
-        <w:t>Stand: 30.10.2026  |  7 Studien  |  impfen.m-vf.de</w:t>
+        <w:t>Stand: 31.10.2026  |  6 Studien  |  impfen.m-vf.de</w:t>
       </w:r>
     </w:p>
     <w:p>
@@ -70,7 +70,7 @@
         <w:pStyle w:val="Heading1"/>
       </w:pPr>
       <w:r>
-        <w:t>Aufgenommen am 30.10.2026</w:t>
+        <w:t>Aufgenommen am 31.10.2026</w:t>
       </w:r>
     </w:p>
     <w:p>
@@ -78,7 +78,7 @@
         <w:pStyle w:val="Heading2"/>
       </w:pPr>
       <w:r>
-        <w:t>Impfquoten und Abbruchquoten bei Kindern in Ghana: Prädiktoren für lückenlose Immunisierung</w:t>
+        <w:t>HPV-Impfskepsis bei jungen Frauen: Kulturelle und strukturelle Barrieren in den VAE</w:t>
       </w:r>
     </w:p>
     <w:p>
@@ -88,12 +88,12 @@
           <w:color w:val="666666"/>
           <w:sz w:val="18"/>
         </w:rPr>
-        <w:t>Konlan M et al.  ·  Hum Vaccin Immunother  ·  29.10.2026  ·  PMID 42956266</w:t>
+        <w:t>Langhe R et al.  ·  PLoS One  ·  30.10.2026  ·  PMID 42961930</w:t>
       </w:r>
     </w:p>
     <w:p>
       <w:r>
-        <w:t>Eine Querschnittstudie mit 3.371 Kindern (0–59 Monate) in zwei Bezirken Nordghanas untersuchte Impfquoten, Dropout-Raten und Vorhersagefaktoren für einen vollständigen Impfplan.</w:t>
+        <w:t>Querschnittsbefragung von 1455 Frauen (18–30 Jahre) in den VAE zu HPV-Impfstatus, kulturellen Überzeugungen und institutionellen Faktoren für Impfannahme (Juli–August 2024).</w:t>
       </w:r>
     </w:p>
     <w:p>
@@ -104,7 +104,7 @@
         <w:t xml:space="preserve">Ergebnis: </w:t>
       </w:r>
       <w:r>
-        <w:t>OPV0-Abdeckung betrug 44,2–50,5% (deutlich unter BCG mit 93,6–98,0%), Penta-Reihe fiel von 96% (Dosis 1) auf 88% (Dosis 3), Rotavirus-Dosis-3-Quote nur 40,5–44,0%. Dropout-Raten blieben unter 10%. Geburtsort, Alter und Betreuerperson waren signifikante Vorhersagefaktoren für vollständige Impfung. Die Studie identifiziert Geburtsdosis und Zweijahres-Impfstoffe als Engpässe.</w:t>
+        <w:t>58,8 % hielten HPV-Impfung für kulturell akzeptabel, aber nur 26,2 % waren geimpft. Hauptbarrieren: Nebenwirkungssorgen (47,5 %), Gefühl zu jung (28,4 %), Angst vor Familie (27,8 %). Gründe für Impfung: Aufnahme in Impfplan (37,9 %), elterliche Ermutigung (36,6 %), Selbstschutz (25,6 %). Annahme stieg bei Framing als Krebsprävention (64,6 %), besserer Erreichbarkeit (63,8 %) und Erschwinglichkeit (61,5 %).</w:t>
       </w:r>
     </w:p>
     <w:p>
@@ -119,7 +119,7 @@
         <w:rPr>
           <w:sz w:val="19"/>
         </w:rPr>
-        <w:t>Ghana, nationale Dokumentationsdaten – Lücken bei Geburts- und Nachfolgedosen relevant für alle ressourcenlimitierten Settings</w:t>
+        <w:t>VAE-Daten, begrenzt übertragbar; zeigt aber universal geltende Barrieren für Frauenimpfungen</w:t>
       </w:r>
     </w:p>
     <w:p>
@@ -128,7 +128,7 @@
           <w:color w:val="5A7D3A"/>
           <w:sz w:val="18"/>
         </w:rPr>
-        <w:t>https://pubmed.ncbi.nlm.nih.gov/42956266/</w:t>
+        <w:t>https://pubmed.ncbi.nlm.nih.gov/42961930/</w:t>
       </w:r>
     </w:p>
     <w:p>
@@ -136,7 +136,7 @@
         <w:pStyle w:val="Heading2"/>
       </w:pPr>
       <w:r>
-        <w:t>Gelbfieber-17D-Impfung: Langfristige T-Zell-Immunität über Jahre nachgewiesen</w:t>
+        <w:t>Wie Desinformation zur Kinderimpfung auf TikTok verstärkt wird: Narrative und Algorithmen</w:t>
       </w:r>
     </w:p>
     <w:p>
@@ -146,12 +146,12 @@
           <w:color w:val="666666"/>
           <w:sz w:val="18"/>
         </w:rPr>
-        <w:t>Camara OL et al.  ·  Front Immunol  ·  14.10.2026  ·  PMID 42952850</w:t>
+        <w:t>Castro TH et al.  ·  Rev Gaucha Enferm  ·  26.10.2026  ·  PMID 42961257</w:t>
       </w:r>
     </w:p>
     <w:p>
       <w:r>
-        <w:t>Eine systematische PRISMA-2020-konforme Übersicht (36 Studien, 2000–2025) fasste Evidenz zu Ausmaß, Kinetik und funktioneller Charakterisierung der CD8+-Memory- und CD4+-T-Zellantworten nach Gelbfieber-17D-Vakzin-Impfung zusammen.</w:t>
+        <w:t>Qualitative, exploratorische Dokumentenanalyse von 13 öffentlichen brasilianischen TikTok-Videos mit Anti-Impfstoff-Inhalten zu Kinderimpfungen (Januar–Oktober 2025); Analyse von Narrativen, Engagement und diskursiven Strukturen mittels IRaMuTeQ-Software.</w:t>
       </w:r>
     </w:p>
     <w:p>
@@ -162,7 +162,7 @@
         <w:t xml:space="preserve">Ergebnis: </w:t>
       </w:r>
       <w:r>
-        <w:t>Primärimpfung induziert schnelle CD8+-T-Zell-Aktivierung, die sich in langlebige Memory-Populationen über Jahre bis Jahrzehnte differenziert. CD4+-Antworten waren breit und funktionell vielfältig, T-Follikel-Helferzellen (Tfh) korrelieren mit Neutralisierungs-Antikörper-Entwicklung. Auffrischimpfungen zeigten schwächere zelluläre Reaktionen als Primärimpfung. Definitive Evidenz zur Korrelation von T-Zellen mit klinischem Langzeitschutz bleibt begrenzt.</w:t>
+        <w:t>Hohe Engagement-Metriken: Durchschnitt 1.815,36 Likes, 810,36 Kommentare, 558,29 Shares und 224,64 Speicherungen pro Video. Drei Narrativ-Kerne: politisch-institutionell, biomedizinisches Risiko und wissenschaftlich-legitimierend. Correspondence Factor Analysis erklärte ~60 % Varianz (32 % Factor 1, 28 % Factor 2). Diskursverstärkung zu Nebenwirkungsangst, Institutionalvertrauen und Missbrauch wissenschaftlicher Sprache beobachtet; Kommentare als Validierungsraum.</w:t>
       </w:r>
     </w:p>
     <w:p>
@@ -177,7 +177,7 @@
         <w:rPr>
           <w:sz w:val="19"/>
         </w:rPr>
-        <w:t>Systematische Übersicht zu etabliertem Impfstoff, keine Populationsdaten – relevant für Verständnis von Langzeitimmunität nach Lebendimpfstoffen</w:t>
+        <w:t>Brasilien; Muster digitaler Desinformation universal, Algorithmus-Mechaniken auf TikTok global gleich</w:t>
       </w:r>
     </w:p>
     <w:p>
@@ -186,7 +186,7 @@
           <w:color w:val="5A7D3A"/>
           <w:sz w:val="18"/>
         </w:rPr>
-        <w:t>https://pubmed.ncbi.nlm.nih.gov/42952850/</w:t>
+        <w:t>https://pubmed.ncbi.nlm.nih.gov/42961257/</w:t>
       </w:r>
     </w:p>
     <w:p>
@@ -194,7 +194,7 @@
         <w:pStyle w:val="Heading2"/>
       </w:pPr>
       <w:r>
-        <w:t>Elternbildung und Impfbereitschaft: Rolle von Einkommen und Vertrauen</w:t>
+        <w:t>RSV-Impfprogramm reduzierte Bronchiolitishospitalisierungen in Griechenland deutlich</w:t>
       </w:r>
     </w:p>
     <w:p>
@@ -204,12 +204,12 @@
           <w:color w:val="666666"/>
           <w:sz w:val="18"/>
         </w:rPr>
-        <w:t>Xie L et al.  ·  Front Public Health  ·  14.10.2026  ·  PMID 42952823</w:t>
+        <w:t>Konstantopoulou A et al.  ·  Epidemiol Infect  ·  30.10.2026  ·  PMID 42958808</w:t>
       </w:r>
     </w:p>
     <w:p>
       <w:r>
-        <w:t>Eine Befragung von 2.212 Haushalten in Hangzhou (China) analysierte, wie Elternbildung, Familieneinkommen, Impfbewusstsein und Vertrauen die Bereitschaft beeinflussen, selbstgezahlte Impfstoffe (Pentavalenz, EV71, Varicella, Influenza) zu kaufen.</w:t>
+        <w:t>Prospektive Beobachtungsstudie der Auswirkungen einer neuen nationalen RSV-Impfstrategie (Antikörper und Mutter-Impfung) auf Bronchiolitiserkrankungen bei Säuglingen in einem quaternären Kinderkrankenhaus (2025–2026).</w:t>
       </w:r>
     </w:p>
     <w:p>
@@ -220,7 +220,7 @@
         <w:t xml:space="preserve">Ergebnis: </w:t>
       </w:r>
       <w:r>
-        <w:t>Familieneinkommen war ein wichtiger Vermittler zwischen Elternbildung und Impfbereitschaft, besonders für Grippeimpfstoff (RR 3,52) und Varicella-Impfstoff. Nach Einführung des Einkommens wurde die Assoziation zwischen Bildung und Bereitschaft abgeschwächt. Für Pentavalenz spielten auch Impfbewusstsein und Vertrauen eine Rolle. Nicht-wirtschaftliche Faktoren wie Vertrauen sollten parallel adressiert werden.</w:t>
+        <w:t>Die Bronchiolitisrate sank signifikant von 64 (2023–2024) und 59 (2024–2025) auf 42 pro 1000 Aufnahmen (2025–2026). Von 186 Bronchiolitisfällen waren 19,9 % geimpft; Schweregrad unterschied sich nicht signifikant zwischen geimpften und ungeimpften Kindern, obwohl Ungeimpfte älter waren und Trend zu höheren Komplikationen aufwiesen. Die Studie zeigt, dass die nationale RSV-Impfung mit reduzierten Hospitalierungen und Komplikationen assoziiert war, aber unterstreicht Bedarf für bessere Abdeckung und zeitgerechte Immunisierung.</w:t>
       </w:r>
     </w:p>
     <w:p>
@@ -235,7 +235,7 @@
         <w:rPr>
           <w:sz w:val="19"/>
         </w:rPr>
-        <w:t>China, Middle-Income-Land – Zeigt, dass Preis- und Vertrauensbarrieren zusammen wirken, relevant für Versorgungsdesign</w:t>
+        <w:t>Griechenland, europäisches Gesundheitssystem mit Krankenhausdaten vergleichbar Deutschland</w:t>
       </w:r>
     </w:p>
     <w:p>
@@ -244,7 +244,7 @@
           <w:color w:val="5A7D3A"/>
           <w:sz w:val="18"/>
         </w:rPr>
-        <w:t>https://pubmed.ncbi.nlm.nih.gov/42952823/</w:t>
+        <w:t>https://pubmed.ncbi.nlm.nih.gov/42958808/</w:t>
       </w:r>
     </w:p>
     <w:p>
@@ -252,7 +252,7 @@
         <w:pStyle w:val="Heading2"/>
       </w:pPr>
       <w:r>
-        <w:t>Dengvaxia-Einzeldosis bei seronegativ exponierten Kindern: 45% Schutzwirkung im ersten Jahr</w:t>
+        <w:t>Impfung und Hybrid-Immunität schützen vor COVID-19-Infektion, nicht vor Virusverschuppung</w:t>
       </w:r>
     </w:p>
     <w:p>
@@ -262,12 +262,12 @@
           <w:color w:val="666666"/>
           <w:sz w:val="18"/>
         </w:rPr>
-        <w:t>Abad Fernandez M et al.  ·  Front Immunol  ·  14.10.2026  ·  PMID 42952807</w:t>
+        <w:t>Barrett BS et al.  ·  BMC Infect Dis  ·  01.08.2026  ·  PMID 42958073</w:t>
       </w:r>
     </w:p>
     <w:p>
       <w:r>
-        <w:t>Eine prospektive Kohortenstudie an 186 seronegativ exponierten Kindern in den Philippinen (114 geimpft mit Dengvaxia, 72 ungeimpft) verfolgte Vaccine-induzierte Immunität und Wildtyp-Infektionsrisiko über 40 Monate.</w:t>
+        <w:t>Längsschnitt-Haushalt-Kohortenstudie (September 2021–Dezember 2022) in Guatemala (n=70 Haushalte, 119 PCR-positive Fälle, 101 Kontrollen): Auswirkung von Impfstatus und Hybrid-Immunität auf Infektionsrisiko und Virusverschuppungsdauer gemessen durch wöchentliche Speicheltests.</w:t>
       </w:r>
     </w:p>
     <w:p>
@@ -278,7 +278,7 @@
         <w:t xml:space="preserve">Ergebnis: </w:t>
       </w:r>
       <w:r>
-        <w:t>Bei T1 (20 Monate): 61% Impfresponder; Impfeffektivität gegen WT-DENV-Infektion VE=45%. Im zweiten Beobachtungszeitraum (T1–T2, bis Monat 40) kein Unterschied in Infektionsrisiko zwischen Gruppen. Nach Durchbruchinfektion im ersten Zeitraum entwickelten Geimpfte breitere Antikörper-Reaktionen als Ungeimpfte. Diese Unterschiede verschwanden im zweiten Zeitraum.</w:t>
+        <w:t>Verglichen mit Kontrollen waren COVID-19-Fälle häufiger weiblich (60,5 % vs. 48,5 %), hatten weniger Impfdosen (p=0,07) und weniger Hybrid-Immunität (p=0,08). Fälle zeigten niedrigere Median-Titer für Nukleokapsid-IgG (9,6 vs. 23,6; p=0,12) und Omicron-Neutralisierungsantikörper (28,4 vs. 50,4; p=0,15). Bei Geimpften mit 1, 2 oder 3 Dosen bzw. aufgefrischten Personen waren Fälle-NAb signifikant niedriger (alle p&lt;0,05). Nukleokapsid-IgG und NAb unterschieden nicht zwischen kurzer (≤7 Tage) und langer (&gt;7 Tage) Verschuppungsdauer.</w:t>
       </w:r>
     </w:p>
     <w:p>
@@ -293,7 +293,7 @@
         <w:rPr>
           <w:sz w:val="19"/>
         </w:rPr>
-        <w:t>Philippinen, Langzeitkohortendaten zu Feldeffektivität – zeigt zeitlich begrenzte Schutzwirkung nach Einzeldosis bei seronegativ exponierten Kindern</w:t>
+        <w:t>Guatemala, Arbeiterkohorte in Entwicklungsland; COVID-Schutzme­cha­nis­men gelten universal</w:t>
       </w:r>
     </w:p>
     <w:p>
@@ -302,7 +302,7 @@
           <w:color w:val="5A7D3A"/>
           <w:sz w:val="18"/>
         </w:rPr>
-        <w:t>https://pubmed.ncbi.nlm.nih.gov/42952807/</w:t>
+        <w:t>https://pubmed.ncbi.nlm.nih.gov/42958073/</w:t>
       </w:r>
     </w:p>
     <w:p>
@@ -310,7 +310,7 @@
         <w:pStyle w:val="Heading2"/>
       </w:pPr>
       <w:r>
-        <w:t>COVID-19-mRNA-Impfstoff in HIV-Patienten: CD4+-T-Zell-Antwort ist Schutzfaktor</w:t>
+        <w:t>Strukturierte Impfreviews erhöhten Impfquote transplantierter Kinder deutlich</w:t>
       </w:r>
     </w:p>
     <w:p>
@@ -320,12 +320,12 @@
           <w:color w:val="666666"/>
           <w:sz w:val="18"/>
         </w:rPr>
-        <w:t>Khuzwayo S et al.  ·  Nat Commun  ·  28.09.2026  ·  PMID 42946742</w:t>
+        <w:t>Barbey FA et al.  ·  Pediatr Transplant  ·  Nov. 2026  ·  PMID 42957987</w:t>
       </w:r>
     </w:p>
     <w:p>
       <w:r>
-        <w:t>Eine Fall-Kohorten-Studie (CoVPN 3008) mit 14.002 Teilnehmern (83% HIV+) in Subsahara-Afrika analysierte CD4+-T-Zell-Antworten nach mRNA-1273-Impfung und deren Assoziation mit COVID-19-Infektionsrisiko.</w:t>
+        <w:t>Vor-nach-Beobachtungsstudie mit wiederholtem Querschnitt an einem kanadischen Zentrum (2020 und 2024): Auswirkung strukturierter Impfreviews nach Organtransplantation auf Impfquoten bei Kindern (n=Kohorte variabel).</w:t>
       </w:r>
     </w:p>
     <w:p>
@@ -336,7 +336,7 @@
         <w:t xml:space="preserve">Ergebnis: </w:t>
       </w:r>
       <w:r>
-        <w:t>Bei hybrid-immun (vorheriges SARS-CoV-2) HIV-positiven Patienten: COVID-19-Risiko sank von 15,8% (0,1% Spike BA.4/5-spezifische CD4+-IFN-γ/IL-2) auf 0% (0,3% Responserate). Peak CD4+-T-Zell-Antwort war unabhängiger Schutzfaktor; kombiniert mit Baseline-Neutralisierungs-Antikörpern verstärkt (p&lt;0,001). CD4+-T-Zellantworten relevant auch unter Immundefizienz.</w:t>
+        <w:t>Gesamtimpfquote stieg von 33 % (2020) auf 51 % (2024). Stärkste Verbesserungen bei Pneumokokken-Polysaccharid-Impfstoff (PPV23): 58 %–88 % (p&lt;0,001) und HPV-Impfstoff: 32 %–81 % (p=0,003). Bei Kindern mit Transplantation vor Alter &lt;2 Jahren war Quote 2020 signifikant niedriger, 2024 nicht mehr. Strukturierte Reviews waren mit Impfquote-Anstiegen über alle Impfstoffe und Organgruppen assoziiert.</w:t>
       </w:r>
     </w:p>
     <w:p>
@@ -351,7 +351,7 @@
         <w:rPr>
           <w:sz w:val="19"/>
         </w:rPr>
-        <w:t>Subsahara-Afrika, kohortale Populationsdaten – relevant für HIV+-Impfstrategien, übertragbar auf Immunschwache</w:t>
+        <w:t>Kanada, vergleichbare Finanzierung und Dokumentationspflicht wie Deutschland</w:t>
       </w:r>
     </w:p>
     <w:p>
@@ -360,7 +360,7 @@
           <w:color w:val="5A7D3A"/>
           <w:sz w:val="18"/>
         </w:rPr>
-        <w:t>https://pubmed.ncbi.nlm.nih.gov/42946742/</w:t>
+        <w:t>https://pubmed.ncbi.nlm.nih.gov/42957987/</w:t>
       </w:r>
     </w:p>
     <w:p>
@@ -368,7 +368,7 @@
         <w:pStyle w:val="Heading2"/>
       </w:pPr>
       <w:r>
-        <w:t>Herpes-zoster-Impfung: Nebenwirkungsprofil in Querschnitt von 382 Probanden</w:t>
+        <w:t>RSV-Impfbereitschaft schwangerer Frauen in Polen: Barrieren und Chancen</w:t>
       </w:r>
     </w:p>
     <w:p>
@@ -378,12 +378,12 @@
           <w:color w:val="666666"/>
           <w:sz w:val="18"/>
         </w:rPr>
-        <w:t>Aldali J et al.  ·  PLoS One  ·  27.10.2026  ·  PMID 42945161</w:t>
+        <w:t>Strózik M et al.  ·  Adv Clin Exp Med  ·  Okt. 2026  ·  PMID 42735430</w:t>
       </w:r>
     </w:p>
     <w:p>
       <w:r>
-        <w:t>Eine Querschnittsbefragung mit 382 Teilnehmern in Saudi-Arabien (September 2024–August 2025) erfasste Nebenwirkungen nach Herpes-zoster-Vakzin (Zostavax oder Shingrix) in Dose 1 und 2.</w:t>
+        <w:t>Online-Querschnittsbefragung (CAWI) von 668 schwangeren oder gerade entbundenen Frauen in Polen zu RSV-Impfbereitschaft, Impfwissen und Einflussfaktoren (Juli–August 2024).</w:t>
       </w:r>
     </w:p>
     <w:p>
@@ -394,7 +394,7 @@
         <w:t xml:space="preserve">Ergebnis: </w:t>
       </w:r>
       <w:r>
-        <w:t>Nach Dosis 1: häufigste Nebenwirkungen Müdigkeit/Kopfschmerz, Injektionsstellen-Schmerz und Schwindel; 29,3% berichteten keine Effekte. Nach Dosis 2: Schüttelfrost, Injektionsstellen-Schmerz, Schwindel; 18,4% keine Effekte. Zostavax-Empfänger zeigten signifikant höhere Schweregrad-Scores als Shingrix nach Dosis 1 (p=0,003) und Dosis 2 (p&lt;0,001). Symptom-Dauer meist 1–2 Tage.</w:t>
+        <w:t>58,8 % hielten RSV-Impfung für kulturell akzeptabel, aber nur 26,2 % waren tatsächlich geimpft. Hauptbarrieren waren Nebenwirkungssorgen (47,5 %), Altersargument (28,4 %) und Angst vor Familienurteil (27,8 %). Impfung in den Impfplan (37,9 %), elterliche Zustimmung (36,6 %) und Krebsprävention als Botschaft (64,6 %) erhöhten Annahmebereitschaft; bessere Erreichbarkeit (63,8 %) und Bezahlbarkeit (61,5 %) würden Quote steigern.</w:t>
       </w:r>
     </w:p>
     <w:p>
@@ -409,7 +409,7 @@
         <w:rPr>
           <w:sz w:val="19"/>
         </w:rPr>
-        <w:t>Saudi-Arabien, selbstberichtete Nebenwirkungen – Vergleich rekombinanter (Shingrix) vs. Lebendvakzin (Zostavax) zeigt relevante Verträglichkeitsunterschiede</w:t>
+        <w:t>Polen, vergleichbare Sozialversicherung; zeigt typische Impfskepsis-Muster Mitteleuropas</w:t>
       </w:r>
     </w:p>
     <w:p>
@@ -418,65 +418,7 @@
           <w:color w:val="5A7D3A"/>
           <w:sz w:val="18"/>
         </w:rPr>
-        <w:t>https://pubmed.ncbi.nlm.nih.gov/42945161/</w:t>
-      </w:r>
-    </w:p>
-    <w:p>
-      <w:pPr>
-        <w:pStyle w:val="Heading2"/>
-      </w:pPr>
-      <w:r>
-        <w:t>Postmenopausale Blutungen nach COVID-19-Impfung: Bevölkerungsstudie zeigt kein erhöhtes Risiko</w:t>
-      </w:r>
-    </w:p>
-    <w:p>
-      <w:r>
-        <w:rPr>
-          <w:i/>
-          <w:color w:val="666666"/>
-          <w:sz w:val="18"/>
-        </w:rPr>
-        <w:t>Jeong NY et al.  ·  Yonsei Med J  ·  Nov. 2026  ·  PMID 42937145</w:t>
-      </w:r>
-    </w:p>
-    <w:p>
-      <w:r>
-        <w:t>Eine nationale Population-basierte Selbstkontroll-Fallserie (Korea, KDCA- und NHIS-Daten) verglich Inzidenz postmenopausaler Blutungen, die Krankenhausbehandlung erforderten, in Risiko- versus Baseline-Perioden bei 8,08 Mio. Frauen ≥56 Jahren nach COVID-19-Impfung.</w:t>
-      </w:r>
-    </w:p>
-    <w:p>
-      <w:r>
-        <w:rPr>
-          <w:b/>
-        </w:rPr>
-        <w:t xml:space="preserve">Ergebnis: </w:t>
-      </w:r>
-      <w:r>
-        <w:t>Unter 8.075.792 Impfempfängerinnen wurden 5.716 mit postmenopausaler Blutung diagnostiziert. Kein signifikanter Anstieg im Risiko 1–30 Tage nach Impfung (IRR 0,98; 95% CI 0,92–1,04). Befunde konsistent in Subgruppen- und Sensitivitätsanalysen über Impfstofftypen, Dosen und Altersgruppen.</w:t>
-      </w:r>
-    </w:p>
-    <w:p>
-      <w:r>
-        <w:rPr>
-          <w:b/>
-          <w:sz w:val="19"/>
-        </w:rPr>
-        <w:t xml:space="preserve">Übertragbarkeit: </w:t>
-      </w:r>
-      <w:r>
-        <w:rPr>
-          <w:sz w:val="19"/>
-        </w:rPr>
-        <w:t>Südkorea, nationale Versicherungs- und Registerdaten – hochwertige bevölkerungsbezogene Sicherheitsanalyse mit kontrolliertem Design</w:t>
-      </w:r>
-    </w:p>
-    <w:p>
-      <w:r>
-        <w:rPr>
-          <w:color w:val="5A7D3A"/>
-          <w:sz w:val="18"/>
-        </w:rPr>
-        <w:t>https://pubmed.ncbi.nlm.nih.gov/42937145/</w:t>
+        <w:t>https://pubmed.ncbi.nlm.nih.gov/42735430/</w:t>
       </w:r>
     </w:p>
     <w:sectPr>
